--- a/zht/docx/087.content.docx
+++ b/zht/docx/087.content.docx
@@ -149,27 +149,7 @@
         <w:rPr>
           <w:lang w:val="zh_TW" w:bidi="zh_TW"/>
         </w:rPr>
-        <w:t>pu</w:t>
-      </w:r>
-      <w:r>
-        <w:rPr>
-          <w:lang w:val="zh_TW" w:bidi="zh_TW"/>
-        </w:rPr>
-      </w:r>
-    </w:p>
-    <w:p>
-      <w:pPr/>
-      <w:r>
-        <w:rPr>
-          <w:lang w:val="zh_TW" w:bidi="zh_TW"/>
-        </w:rPr>
-      </w:r>
-      <w:r>
-        <w:rPr>
-          <w:i/>
-          <w:lang w:val="zh_TW" w:bidi="zh_TW"/>
-        </w:rPr>
-        <w:t>葡萄樹與葡萄園, 蒲式耳, 僕人</w:t>
+        <w:t>lv</w:t>
       </w:r>
       <w:r>
         <w:rPr>
@@ -232,7 +212,7 @@
         <w:rPr>
           <w:lang w:val="zh_TW" w:bidi="zh_TW"/>
         </w:rPr>
-        <w:t>葡萄樹與葡萄園</w:t>
+        <w:t>旅行</w:t>
       </w:r>
       <w:r>
         <w:rPr>
@@ -251,7 +231,18 @@
         <w:rPr>
           <w:lang w:val="zh_TW" w:bidi="zh_TW"/>
         </w:rPr>
-        <w:t>葡萄藤或葡萄樹可產出葡萄、葡萄乾和葡萄酒。葡萄園是種植葡萄樹的園子。</w:t>
+        <w:t>在聖經時代，旅行者常見道路崎嶇難行，且無法通行。通常是相對較小的船隻在海上航行，且主要是軍事和商船，極少是為了簡單的旅遊交通而航行的船隻。因為沒有什麼理由需要去旅行，一般公民往往只會留在相當有限的區域內。偶爾會有群體的遷徙，有時人們因宗教節期而旅行，或為了逃避戰爭和饑荒而遷徙。</w:t>
+      </w:r>
+    </w:p>
+    <w:p>
+      <w:pPr>
+        <w:pStyle w:val="Heading3"/>
+      </w:pPr>
+      <w:r>
+        <w:rPr>
+          <w:lang w:val="zh_TW" w:bidi="zh_TW"/>
+        </w:rPr>
+        <w:t>舊約時代的旅行</w:t>
       </w:r>
     </w:p>
     <w:p>
@@ -265,7 +256,7 @@
         <w:rPr>
           <w:lang w:val="zh_TW" w:bidi="zh_TW"/>
         </w:rPr>
-        <w:t>聖經提到的葡萄樹，既有字面上的意義，也有比喻的意義。葡萄樹可能起源於亞拉臘地區（</w:t>
+        <w:t>有幾個描繪了以色列百姓為了放牧而在有限區域內移動的記載。約瑟的兄弟們將他們的羊群從南地帶到示劍，後來又到多坍（</w:t>
       </w:r>
       <w:hyperlink r:id="rId13">
         <w:r>
@@ -276,14 +267,14 @@
             <w:color w:val="0000EE"/>
             <w:u w:val="single"/>
           </w:rPr>
-          <w:t>創9:20</w:t>
+          <w:t>創37:12–17</w:t>
         </w:r>
       </w:hyperlink>
       <w:r>
         <w:rPr>
           <w:lang w:val="zh_TW" w:bidi="zh_TW"/>
         </w:rPr>
-        <w:t>）。古埃及人也有種植葡萄樹，墓葬壁畫亦有描繪酒的製作過程。迦南人曾以酒迎接亞伯拉罕（</w:t>
+        <w:t>），但這不過是60英里（96.5公里）。大衛曾環遊巴勒斯坦，甚至去了摩押地（</w:t>
       </w:r>
       <w:hyperlink r:id="rId14">
         <w:r>
@@ -294,14 +285,14 @@
             <w:color w:val="0000EE"/>
             <w:u w:val="single"/>
           </w:rPr>
-          <w:t>創14:18</w:t>
+          <w:t>撒上22:3</w:t>
         </w:r>
       </w:hyperlink>
       <w:r>
         <w:rPr>
           <w:lang w:val="zh_TW" w:bidi="zh_TW"/>
         </w:rPr>
-        <w:t>）。摩西曾描述應許之地的葡萄園（</w:t>
+        <w:t>）。但支派的人從耶路撒冷西南遷到北部——就在黎巴嫩山脈南端（</w:t>
       </w:r>
       <w:hyperlink r:id="rId15">
         <w:r>
@@ -312,7 +303,7 @@
             <w:color w:val="0000EE"/>
             <w:u w:val="single"/>
           </w:rPr>
-          <w:t>申6:11</w:t>
+          <w:t>士18章</w:t>
         </w:r>
       </w:hyperlink>
       <w:r>
@@ -320,17 +311,6 @@
           <w:lang w:val="zh_TW" w:bidi="zh_TW"/>
         </w:rPr>
         <w:t>）。</w:t>
-      </w:r>
-    </w:p>
-    <w:p>
-      <w:pPr>
-        <w:pStyle w:val="Heading3"/>
-      </w:pPr>
-      <w:r>
-        <w:rPr>
-          <w:lang w:val="zh_TW" w:bidi="zh_TW"/>
-        </w:rPr>
-        <w:t>為什麼葡萄藤在聖經時代如此重要？</w:t>
       </w:r>
     </w:p>
     <w:p>
@@ -344,7 +324,7 @@
         <w:rPr>
           <w:lang w:val="zh_TW" w:bidi="zh_TW"/>
         </w:rPr>
-        <w:t>優質的葡萄來自山谷和平原，為希伯來人提供水果和酒，豐富他們清淡的飲食（</w:t>
+        <w:t>為了放牧、遷徙和保護而旅行的例子可謂多不勝數。這些旅行者通常會步行，但驢也被用來騎乘和作為馱運動物之用。牛用來運送重物，有時也載人（</w:t>
       </w:r>
       <w:hyperlink r:id="rId16">
         <w:r>
@@ -355,14 +335,14 @@
             <w:color w:val="0000EE"/>
             <w:u w:val="single"/>
           </w:rPr>
-          <w:t>民13:20、24</w:t>
+          <w:t>創46:5</w:t>
         </w:r>
       </w:hyperlink>
       <w:r>
         <w:rPr>
           <w:lang w:val="zh_TW" w:bidi="zh_TW"/>
         </w:rPr>
-        <w:t>；</w:t>
+        <w:t>）。後來駱駝也成為普遍的交通工具（</w:t>
       </w:r>
       <w:hyperlink r:id="rId17">
         <w:r>
@@ -373,14 +353,14 @@
             <w:color w:val="0000EE"/>
             <w:u w:val="single"/>
           </w:rPr>
-          <w:t>士14:5</w:t>
+          <w:t>王上10:2</w:t>
         </w:r>
       </w:hyperlink>
       <w:r>
         <w:rPr>
           <w:lang w:val="zh_TW" w:bidi="zh_TW"/>
         </w:rPr>
-        <w:t>，</w:t>
+        <w:t>；</w:t>
       </w:r>
       <w:hyperlink r:id="rId18">
         <w:r>
@@ -391,14 +371,14 @@
             <w:color w:val="0000EE"/>
             <w:u w:val="single"/>
           </w:rPr>
-          <w:t>15:5</w:t>
+          <w:t>王下8:9</w:t>
         </w:r>
       </w:hyperlink>
       <w:r>
         <w:rPr>
           <w:lang w:val="zh_TW" w:bidi="zh_TW"/>
         </w:rPr>
-        <w:t>）。酒是他們文化的重要一環，買賣相當流行，而在以色列最後幾位國王執政期間，酒的貿易非常活躍（參</w:t>
+        <w:t>）。我們對舊約時代的旅客休息地點所知甚少。舊約只有幾處提到了「住宿的地方（malon）」（</w:t>
       </w:r>
       <w:hyperlink r:id="rId19">
         <w:r>
@@ -409,14 +389,14 @@
             <w:color w:val="0000EE"/>
             <w:u w:val="single"/>
           </w:rPr>
-          <w:t>結27:18</w:t>
+          <w:t>創42:27</w:t>
         </w:r>
       </w:hyperlink>
       <w:r>
         <w:rPr>
           <w:lang w:val="zh_TW" w:bidi="zh_TW"/>
         </w:rPr>
-        <w:t>）。到希臘人和羅馬人統治時，這種貿易仍然流行。對於希伯來人來說，理想生活的景象是安靜地待在一處，耕種自己的土地，坐在自己的葡萄樹下（</w:t>
+        <w:t>，</w:t>
       </w:r>
       <w:hyperlink r:id="rId20">
         <w:r>
@@ -427,13 +407,31 @@
             <w:color w:val="0000EE"/>
             <w:u w:val="single"/>
           </w:rPr>
-          <w:t>王上4:25</w:t>
+          <w:t>43:21</w:t>
         </w:r>
       </w:hyperlink>
       <w:r>
         <w:rPr>
           <w:lang w:val="zh_TW" w:bidi="zh_TW"/>
         </w:rPr>
+        <w:t>；</w:t>
+      </w:r>
+      <w:hyperlink r:id="rId21">
+        <w:r>
+          <w:rPr>
+            <w:lang w:val="zh_TW" w:bidi="zh_TW"/>
+          </w:rPr>
+          <w:rPr>
+            <w:color w:val="0000EE"/>
+            <w:u w:val="single"/>
+          </w:rPr>
+          <w:t>出4:24</w:t>
+        </w:r>
+      </w:hyperlink>
+      <w:r>
+        <w:rPr>
+          <w:lang w:val="zh_TW" w:bidi="zh_TW"/>
+        </w:rPr>
         <w:t>）。</w:t>
       </w:r>
     </w:p>
@@ -445,7 +443,7 @@
         <w:rPr>
           <w:lang w:val="zh_TW" w:bidi="zh_TW"/>
         </w:rPr>
-        <w:t>葡萄的種植與收成</w:t>
+        <w:t>新約時代的旅行</w:t>
       </w:r>
     </w:p>
     <w:p>
@@ -459,234 +457,7 @@
         <w:rPr>
           <w:lang w:val="zh_TW" w:bidi="zh_TW"/>
         </w:rPr>
-        <w:t>典型的葡萄園周圍有保護園子的籬笆或圍欄。在收成的季節，守衛會待在瞭望塔看守，防止小偷偷竊農作物（</w:t>
-      </w:r>
-      <w:hyperlink r:id="rId21">
-        <w:r>
-          <w:rPr>
-            <w:lang w:val="zh_TW" w:bidi="zh_TW"/>
-          </w:rPr>
-          <w:rPr>
-            <w:color w:val="0000EE"/>
-            <w:u w:val="single"/>
-          </w:rPr>
-          <w:t>伯24:18</w:t>
-        </w:r>
-      </w:hyperlink>
-      <w:r>
-        <w:rPr>
-          <w:lang w:val="zh_TW" w:bidi="zh_TW"/>
-        </w:rPr>
-        <w:t>；</w:t>
-      </w:r>
-      <w:hyperlink r:id="rId22">
-        <w:r>
-          <w:rPr>
-            <w:lang w:val="zh_TW" w:bidi="zh_TW"/>
-          </w:rPr>
-          <w:rPr>
-            <w:color w:val="0000EE"/>
-            <w:u w:val="single"/>
-          </w:rPr>
-          <w:t>賽1:8</w:t>
-        </w:r>
-      </w:hyperlink>
-      <w:r>
-        <w:rPr>
-          <w:lang w:val="zh_TW" w:bidi="zh_TW"/>
-        </w:rPr>
-        <w:t>；</w:t>
-      </w:r>
-      <w:hyperlink r:id="rId23">
-        <w:r>
-          <w:rPr>
-            <w:lang w:val="zh_TW" w:bidi="zh_TW"/>
-          </w:rPr>
-          <w:rPr>
-            <w:color w:val="0000EE"/>
-            <w:u w:val="single"/>
-          </w:rPr>
-          <w:t>可12:1</w:t>
-        </w:r>
-      </w:hyperlink>
-      <w:r>
-        <w:rPr>
-          <w:lang w:val="zh_TW" w:bidi="zh_TW"/>
-        </w:rPr>
-        <w:t>）。葡萄藤則一行行種植在封閉的區域裡，隨著植物生長，葡萄藤沿著支架，以將結果的枝條從地面上抬起來（</w:t>
-      </w:r>
-      <w:hyperlink r:id="rId24">
-        <w:r>
-          <w:rPr>
-            <w:lang w:val="zh_TW" w:bidi="zh_TW"/>
-          </w:rPr>
-          <w:rPr>
-            <w:color w:val="0000EE"/>
-            <w:u w:val="single"/>
-          </w:rPr>
-          <w:t>結17:6</w:t>
-        </w:r>
-      </w:hyperlink>
-      <w:r>
-        <w:rPr>
-          <w:lang w:val="zh_TW" w:bidi="zh_TW"/>
-        </w:rPr>
-        <w:t>）。葡萄園工人修剪並照料葡萄藤（</w:t>
-      </w:r>
-      <w:hyperlink r:id="rId25">
-        <w:r>
-          <w:rPr>
-            <w:lang w:val="zh_TW" w:bidi="zh_TW"/>
-          </w:rPr>
-          <w:rPr>
-            <w:color w:val="0000EE"/>
-            <w:u w:val="single"/>
-          </w:rPr>
-          <w:t>利25:3</w:t>
-        </w:r>
-      </w:hyperlink>
-      <w:r>
-        <w:rPr>
-          <w:lang w:val="zh_TW" w:bidi="zh_TW"/>
-        </w:rPr>
-        <w:t>；</w:t>
-      </w:r>
-      <w:hyperlink r:id="rId26">
-        <w:r>
-          <w:rPr>
-            <w:lang w:val="zh_TW" w:bidi="zh_TW"/>
-          </w:rPr>
-          <w:rPr>
-            <w:color w:val="0000EE"/>
-            <w:u w:val="single"/>
-          </w:rPr>
-          <w:t>賽61:5</w:t>
-        </w:r>
-      </w:hyperlink>
-      <w:r>
-        <w:rPr>
-          <w:lang w:val="zh_TW" w:bidi="zh_TW"/>
-        </w:rPr>
-        <w:t>；</w:t>
-      </w:r>
-      <w:hyperlink r:id="rId27">
-        <w:r>
-          <w:rPr>
-            <w:lang w:val="zh_TW" w:bidi="zh_TW"/>
-          </w:rPr>
-          <w:rPr>
-            <w:color w:val="0000EE"/>
-            <w:u w:val="single"/>
-          </w:rPr>
-          <w:t>珥3:10</w:t>
-        </w:r>
-      </w:hyperlink>
-      <w:r>
-        <w:rPr>
-          <w:lang w:val="zh_TW" w:bidi="zh_TW"/>
-        </w:rPr>
-        <w:t>；</w:t>
-      </w:r>
-      <w:hyperlink r:id="rId28">
-        <w:r>
-          <w:rPr>
-            <w:lang w:val="zh_TW" w:bidi="zh_TW"/>
-          </w:rPr>
-          <w:rPr>
-            <w:color w:val="0000EE"/>
-            <w:u w:val="single"/>
-          </w:rPr>
-          <w:t>約15:2</w:t>
-        </w:r>
-      </w:hyperlink>
-      <w:r>
-        <w:rPr>
-          <w:lang w:val="zh_TW" w:bidi="zh_TW"/>
-        </w:rPr>
-        <w:t>），又採摘成熟的果實並送往榨酒池（</w:t>
-      </w:r>
-      <w:hyperlink r:id="rId29">
-        <w:r>
-          <w:rPr>
-            <w:lang w:val="zh_TW" w:bidi="zh_TW"/>
-          </w:rPr>
-          <w:rPr>
-            <w:color w:val="0000EE"/>
-            <w:u w:val="single"/>
-          </w:rPr>
-          <w:t>何9:2</w:t>
-        </w:r>
-      </w:hyperlink>
-      <w:r>
-        <w:rPr>
-          <w:lang w:val="zh_TW" w:bidi="zh_TW"/>
-        </w:rPr>
-        <w:t>）。踹葡萄是一個慶祝的場合（</w:t>
-      </w:r>
-      <w:hyperlink r:id="rId30">
-        <w:r>
-          <w:rPr>
-            <w:lang w:val="zh_TW" w:bidi="zh_TW"/>
-          </w:rPr>
-          <w:rPr>
-            <w:color w:val="0000EE"/>
-            <w:u w:val="single"/>
-          </w:rPr>
-          <w:t>賽16:10</w:t>
-        </w:r>
-      </w:hyperlink>
-      <w:r>
-        <w:rPr>
-          <w:lang w:val="zh_TW" w:bidi="zh_TW"/>
-        </w:rPr>
-        <w:t>；</w:t>
-      </w:r>
-      <w:hyperlink r:id="rId31">
-        <w:r>
-          <w:rPr>
-            <w:lang w:val="zh_TW" w:bidi="zh_TW"/>
-          </w:rPr>
-          <w:rPr>
-            <w:color w:val="0000EE"/>
-            <w:u w:val="single"/>
-          </w:rPr>
-          <w:t>耶25:30</w:t>
-        </w:r>
-      </w:hyperlink>
-      <w:r>
-        <w:rPr>
-          <w:lang w:val="zh_TW" w:bidi="zh_TW"/>
-        </w:rPr>
-        <w:t>）。發酵的汁液會收集在新的羊皮袋和大型陶罐中（</w:t>
-      </w:r>
-      <w:hyperlink r:id="rId32">
-        <w:r>
-          <w:rPr>
-            <w:lang w:val="zh_TW" w:bidi="zh_TW"/>
-          </w:rPr>
-          <w:rPr>
-            <w:color w:val="0000EE"/>
-            <w:u w:val="single"/>
-          </w:rPr>
-          <w:t>太9:17</w:t>
-        </w:r>
-      </w:hyperlink>
-      <w:r>
-        <w:rPr>
-          <w:lang w:val="zh_TW" w:bidi="zh_TW"/>
-        </w:rPr>
-        <w:t>）。</w:t>
-      </w:r>
-    </w:p>
-    <w:p>
-      <w:pPr>
-        <w:pStyle w:val="Heading3"/>
-      </w:pPr>
-      <w:r>
-        <w:rPr>
-          <w:lang w:val="zh_TW" w:bidi="zh_TW"/>
-        </w:rPr>
-        <w:t>葡萄園在日常生活中的角色</w:t>
+        <w:t>羅馬世界對旅行的了解非常通透，主要是為了在節期履行宗教義務、為了從事貿易、為了政府行政以及軍事目的。公元一世紀的基督徒傳教士是當時眾多旅行者中的一部分。</w:t>
       </w:r>
     </w:p>
     <w:p>
@@ -700,9 +471,9 @@
         <w:rPr>
           <w:lang w:val="zh_TW" w:bidi="zh_TW"/>
         </w:rPr>
-        <w:t>收成葡萄的工人可以免除兵役，這點顯示葡萄對以色列經濟的重要性。稅務和債務通常以酒而非金錢支付。法律規定，窮人可以在葡萄園中，拾取遺留園中沒有被收成的葡萄，就像在麥田中拾取遺留的穀物一樣（</w:t>
-      </w:r>
-      <w:hyperlink r:id="rId33">
+        <w:t>羅馬和平與權威的來臨，以及精心建造的石頭道路，使旅行相對的安全快捷。相比舊約時代，旅行的方式有所改善。在羅馬帝國內，人們可以在良好的道路上長途旅行，而且相對安全。然而，仍有一些危險，特別是在海上旅行，風暴和海盜是常見的威脅（</w:t>
+      </w:r>
+      <w:hyperlink r:id="rId22">
         <w:r>
           <w:rPr>
             <w:lang w:val="zh_TW" w:bidi="zh_TW"/>
@@ -711,16 +482,16 @@
             <w:color w:val="0000EE"/>
             <w:u w:val="single"/>
           </w:rPr>
-          <w:t>利19:9–10</w:t>
+          <w:t>徒15:39</w:t>
         </w:r>
       </w:hyperlink>
       <w:r>
         <w:rPr>
           <w:lang w:val="zh_TW" w:bidi="zh_TW"/>
         </w:rPr>
-        <w:t>）。不結果的葡萄藤被用來製作木炭（</w:t>
-      </w:r>
-      <w:hyperlink r:id="rId34">
+        <w:t>，</w:t>
+      </w:r>
+      <w:hyperlink r:id="rId23">
         <w:r>
           <w:rPr>
             <w:lang w:val="zh_TW" w:bidi="zh_TW"/>
@@ -729,7 +500,7 @@
             <w:color w:val="0000EE"/>
             <w:u w:val="single"/>
           </w:rPr>
-          <w:t>結15:4</w:t>
+          <w:t>18:18–22</w:t>
         </w:r>
       </w:hyperlink>
       <w:r>
@@ -738,7 +509,7 @@
         </w:rPr>
         <w:t>；</w:t>
       </w:r>
-      <w:hyperlink r:id="rId35">
+      <w:hyperlink r:id="rId24">
         <w:r>
           <w:rPr>
             <w:lang w:val="zh_TW" w:bidi="zh_TW"/>
@@ -747,25 +518,50 @@
             <w:color w:val="0000EE"/>
             <w:u w:val="single"/>
           </w:rPr>
-          <w:t>約15:6</w:t>
+          <w:t>羅15:24–25</w:t>
         </w:r>
       </w:hyperlink>
       <w:r>
         <w:rPr>
           <w:lang w:val="zh_TW" w:bidi="zh_TW"/>
         </w:rPr>
+        <w:t>；</w:t>
+      </w:r>
+      <w:hyperlink r:id="rId25">
+        <w:r>
+          <w:rPr>
+            <w:lang w:val="zh_TW" w:bidi="zh_TW"/>
+          </w:rPr>
+          <w:rPr>
+            <w:color w:val="0000EE"/>
+            <w:u w:val="single"/>
+          </w:rPr>
+          <w:t>林後11:25–26</w:t>
+        </w:r>
+      </w:hyperlink>
+      <w:r>
+        <w:rPr>
+          <w:lang w:val="zh_TW" w:bidi="zh_TW"/>
+        </w:rPr>
+        <w:t>）。保羅去羅馬的海上旅程便是一個危險的例子（</w:t>
+      </w:r>
+      <w:hyperlink r:id="rId26">
+        <w:r>
+          <w:rPr>
+            <w:lang w:val="zh_TW" w:bidi="zh_TW"/>
+          </w:rPr>
+          <w:rPr>
+            <w:color w:val="0000EE"/>
+            <w:u w:val="single"/>
+          </w:rPr>
+          <w:t>徒27:1–28:14</w:t>
+        </w:r>
+      </w:hyperlink>
+      <w:r>
+        <w:rPr>
+          <w:lang w:val="zh_TW" w:bidi="zh_TW"/>
+        </w:rPr>
         <w:t>）。</w:t>
-      </w:r>
-    </w:p>
-    <w:p>
-      <w:pPr>
-        <w:pStyle w:val="Heading3"/>
-      </w:pPr>
-      <w:r>
-        <w:rPr>
-          <w:lang w:val="zh_TW" w:bidi="zh_TW"/>
-        </w:rPr>
-        <w:t>耶穌關於葡萄樹與酒的教導</w:t>
       </w:r>
     </w:p>
     <w:p>
@@ -779,7 +575,163 @@
         <w:rPr>
           <w:lang w:val="zh_TW" w:bidi="zh_TW"/>
         </w:rPr>
-        <w:t>耶穌經常使用葡萄園作為所講比喻的背景（</w:t>
+        <w:t>新約提到了一些徒步旅行的例子。馬利亞從加利利到猶大去探望伊利莎白（</w:t>
+      </w:r>
+      <w:hyperlink r:id="rId27">
+        <w:r>
+          <w:rPr>
+            <w:lang w:val="zh_TW" w:bidi="zh_TW"/>
+          </w:rPr>
+          <w:rPr>
+            <w:color w:val="0000EE"/>
+            <w:u w:val="single"/>
+          </w:rPr>
+          <w:t>路1:39–40、56</w:t>
+        </w:r>
+      </w:hyperlink>
+      <w:r>
+        <w:rPr>
+          <w:lang w:val="zh_TW" w:bidi="zh_TW"/>
+        </w:rPr>
+        <w:t>）。耶穌在人口普查時出生在伯利恆（</w:t>
+      </w:r>
+      <w:hyperlink r:id="rId28">
+        <w:r>
+          <w:rPr>
+            <w:lang w:val="zh_TW" w:bidi="zh_TW"/>
+          </w:rPr>
+          <w:rPr>
+            <w:color w:val="0000EE"/>
+            <w:u w:val="single"/>
+          </w:rPr>
+          <w:t>2:1–7</w:t>
+        </w:r>
+      </w:hyperlink>
+      <w:r>
+        <w:rPr>
+          <w:lang w:val="zh_TW" w:bidi="zh_TW"/>
+        </w:rPr>
+        <w:t>）；耶穌被帶到耶路撒冷以遵行猶太人潔淨的律法（</w:t>
+      </w:r>
+      <w:hyperlink r:id="rId29">
+        <w:r>
+          <w:rPr>
+            <w:lang w:val="zh_TW" w:bidi="zh_TW"/>
+          </w:rPr>
+          <w:rPr>
+            <w:color w:val="0000EE"/>
+            <w:u w:val="single"/>
+          </w:rPr>
+          <w:t>22</w:t>
+        </w:r>
+      </w:hyperlink>
+      <w:r>
+        <w:rPr>
+          <w:lang w:val="zh_TW" w:bidi="zh_TW"/>
+        </w:rPr>
+        <w:t>節）。因此，從馬利亞聖靈感孕耶穌到馬利亞潔淨的期間，往返三次拿撒勒到耶路撒冷，其距離約70英里（112.6公里）。約瑟和馬利亞每年都去耶路撒冷過逾越節（</w:t>
+      </w:r>
+      <w:hyperlink r:id="rId30">
+        <w:r>
+          <w:rPr>
+            <w:lang w:val="zh_TW" w:bidi="zh_TW"/>
+          </w:rPr>
+          <w:rPr>
+            <w:color w:val="0000EE"/>
+            <w:u w:val="single"/>
+          </w:rPr>
+          <w:t>41–51</w:t>
+        </w:r>
+      </w:hyperlink>
+      <w:r>
+        <w:rPr>
+          <w:lang w:val="zh_TW" w:bidi="zh_TW"/>
+        </w:rPr>
+        <w:t>節）。其它旅行還包括（</w:t>
+      </w:r>
+      <w:hyperlink r:id="rId31">
+        <w:r>
+          <w:rPr>
+            <w:lang w:val="zh_TW" w:bidi="zh_TW"/>
+          </w:rPr>
+          <w:rPr>
+            <w:color w:val="0000EE"/>
+            <w:u w:val="single"/>
+          </w:rPr>
+          <w:t>約2:13</w:t>
+        </w:r>
+      </w:hyperlink>
+      <w:r>
+        <w:rPr>
+          <w:lang w:val="zh_TW" w:bidi="zh_TW"/>
+        </w:rPr>
+        <w:t>，</w:t>
+      </w:r>
+      <w:hyperlink r:id="rId32">
+        <w:r>
+          <w:rPr>
+            <w:lang w:val="zh_TW" w:bidi="zh_TW"/>
+          </w:rPr>
+          <w:rPr>
+            <w:color w:val="0000EE"/>
+            <w:u w:val="single"/>
+          </w:rPr>
+          <w:t>5:1，</w:t>
+        </w:r>
+      </w:hyperlink>
+      <w:hyperlink r:id="rId33">
+        <w:r>
+          <w:rPr>
+            <w:lang w:val="zh_TW" w:bidi="zh_TW"/>
+          </w:rPr>
+          <w:rPr>
+            <w:color w:val="0000EE"/>
+            <w:u w:val="single"/>
+          </w:rPr>
+          <w:t>7:1–10</w:t>
+        </w:r>
+      </w:hyperlink>
+      <w:r>
+        <w:rPr>
+          <w:lang w:val="zh_TW" w:bidi="zh_TW"/>
+        </w:rPr>
+        <w:t>，</w:t>
+      </w:r>
+      <w:hyperlink r:id="rId34">
+        <w:r>
+          <w:rPr>
+            <w:lang w:val="zh_TW" w:bidi="zh_TW"/>
+          </w:rPr>
+          <w:rPr>
+            <w:color w:val="0000EE"/>
+            <w:u w:val="single"/>
+          </w:rPr>
+          <w:t>12:1</w:t>
+        </w:r>
+      </w:hyperlink>
+      <w:r>
+        <w:rPr>
+          <w:lang w:val="zh_TW" w:bidi="zh_TW"/>
+        </w:rPr>
+        <w:t>）耶穌曾步行從加利利到耶利哥（</w:t>
+      </w:r>
+      <w:hyperlink r:id="rId35">
+        <w:r>
+          <w:rPr>
+            <w:lang w:val="zh_TW" w:bidi="zh_TW"/>
+          </w:rPr>
+          <w:rPr>
+            <w:color w:val="0000EE"/>
+            <w:u w:val="single"/>
+          </w:rPr>
+          <w:t>可1:1–11</w:t>
+        </w:r>
+      </w:hyperlink>
+      <w:r>
+        <w:rPr>
+          <w:lang w:val="zh_TW" w:bidi="zh_TW"/>
+        </w:rPr>
+        <w:t>），也去過泰爾和西頓的地區（</w:t>
       </w:r>
       <w:hyperlink r:id="rId36">
         <w:r>
@@ -790,14 +742,14 @@
             <w:color w:val="0000EE"/>
             <w:u w:val="single"/>
           </w:rPr>
-          <w:t>太20:1–16</w:t>
+          <w:t>7:24</w:t>
         </w:r>
       </w:hyperlink>
       <w:r>
         <w:rPr>
           <w:lang w:val="zh_TW" w:bidi="zh_TW"/>
         </w:rPr>
-        <w:t>，</w:t>
+        <w:t>）。耶穌不止一次到過撒馬利亞（</w:t>
       </w:r>
       <w:hyperlink r:id="rId37">
         <w:r>
@@ -808,7 +760,7 @@
             <w:color w:val="0000EE"/>
             <w:u w:val="single"/>
           </w:rPr>
-          <w:t>21:28–43</w:t>
+          <w:t>路17:11</w:t>
         </w:r>
       </w:hyperlink>
       <w:r>
@@ -826,14 +778,14 @@
             <w:color w:val="0000EE"/>
             <w:u w:val="single"/>
           </w:rPr>
-          <w:t>可12:1–11</w:t>
+          <w:t>約4:4</w:t>
         </w:r>
       </w:hyperlink>
       <w:r>
         <w:rPr>
           <w:lang w:val="zh_TW" w:bidi="zh_TW"/>
         </w:rPr>
-        <w:t>；</w:t>
+        <w:t>）。耶穌最後一次去耶路撒冷的旅程是經由耶利哥，穿過山路上耶路撒冷（</w:t>
       </w:r>
       <w:hyperlink r:id="rId39">
         <w:r>
@@ -844,7 +796,7 @@
             <w:color w:val="0000EE"/>
             <w:u w:val="single"/>
           </w:rPr>
-          <w:t>路13:6–9</w:t>
+          <w:t>可10:1、46</w:t>
         </w:r>
       </w:hyperlink>
       <w:r>
@@ -862,16 +814,16 @@
             <w:color w:val="0000EE"/>
             <w:u w:val="single"/>
           </w:rPr>
-          <w:t>20:9–18</w:t>
+          <w:t>11:1</w:t>
         </w:r>
       </w:hyperlink>
       <w:r>
         <w:rPr>
           <w:lang w:val="zh_TW" w:bidi="zh_TW"/>
         </w:rPr>
-        <w:t>）。當時的人普遍都知道和理解釀酒的方法。耶穌將新酒放入舊皮袋的故事，對新約聖經的聽眾來說，很容易明白（</w:t>
-      </w:r>
-      <w:hyperlink r:id="rId32">
+        <w:t>）。耶穌復活後的最後一次旅程是到以馬忤斯（</w:t>
+      </w:r>
+      <w:hyperlink r:id="rId41">
         <w:r>
           <w:rPr>
             <w:lang w:val="zh_TW" w:bidi="zh_TW"/>
@@ -880,25 +832,7 @@
             <w:color w:val="0000EE"/>
             <w:u w:val="single"/>
           </w:rPr>
-          <w:t>太9:17</w:t>
-        </w:r>
-      </w:hyperlink>
-      <w:r>
-        <w:rPr>
-          <w:lang w:val="zh_TW" w:bidi="zh_TW"/>
-        </w:rPr>
-        <w:t>）。在象徵意義上，基督將自己描述為真正的葡萄樹，祂的血成為象徵聖餐的聖禮之酒（</w:t>
-      </w:r>
-      <w:hyperlink r:id="rId41">
-        <w:r>
-          <w:rPr>
-            <w:lang w:val="zh_TW" w:bidi="zh_TW"/>
-          </w:rPr>
-          <w:rPr>
-            <w:color w:val="0000EE"/>
-            <w:u w:val="single"/>
-          </w:rPr>
-          <w:t>約15:1–11</w:t>
+          <w:t>路24:13–35</w:t>
         </w:r>
       </w:hyperlink>
       <w:r>
@@ -917,50 +851,164 @@
       </w:r>
       <w:r>
         <w:rPr>
-          <w:i/>
-          <w:lang w:val="zh_TW" w:bidi="zh_TW"/>
-        </w:rPr>
-        <w:t>另見</w:t>
-      </w:r>
-      <w:r>
-        <w:rPr>
-          <w:lang w:val="zh_TW" w:bidi="zh_TW"/>
-        </w:rPr>
-        <w:t xml:space="preserve"> </w:t>
-      </w:r>
-      <w:r>
-        <w:rPr>
-          <w:lang w:val="zh_TW" w:bidi="zh_TW"/>
-        </w:rPr>
-        <w:t>農業</w:t>
-      </w:r>
-      <w:r>
-        <w:rPr>
-          <w:lang w:val="zh_TW" w:bidi="zh_TW"/>
-        </w:rPr>
-        <w:t>、</w:t>
-      </w:r>
-      <w:r>
-        <w:rPr>
-          <w:lang w:val="zh_TW" w:bidi="zh_TW"/>
-        </w:rPr>
-        <w:t>植物（藤本植物）</w:t>
-      </w:r>
-      <w:r>
-        <w:rPr>
-          <w:lang w:val="zh_TW" w:bidi="zh_TW"/>
-        </w:rPr>
-        <w:t>。</w:t>
-      </w:r>
-      <w:r>
-        <w:rPr>
-          <w:lang w:val="zh_TW" w:bidi="zh_TW"/>
-        </w:rPr>
-      </w:r>
-      <w:r>
-        <w:rPr>
-          <w:lang w:val="zh_TW" w:bidi="zh_TW"/>
-        </w:rPr>
+          <w:lang w:val="zh_TW" w:bidi="zh_TW"/>
+        </w:rPr>
+        <w:t>保羅每次宣教旅行都乘船（</w:t>
+      </w:r>
+      <w:hyperlink r:id="rId42">
+        <w:r>
+          <w:rPr>
+            <w:lang w:val="zh_TW" w:bidi="zh_TW"/>
+          </w:rPr>
+          <w:rPr>
+            <w:color w:val="0000EE"/>
+            <w:u w:val="single"/>
+          </w:rPr>
+          <w:t>徒13:1–14</w:t>
+        </w:r>
+      </w:hyperlink>
+      <w:r>
+        <w:rPr>
+          <w:lang w:val="zh_TW" w:bidi="zh_TW"/>
+        </w:rPr>
+        <w:t>，</w:t>
+      </w:r>
+      <w:hyperlink r:id="rId43">
+        <w:r>
+          <w:rPr>
+            <w:lang w:val="zh_TW" w:bidi="zh_TW"/>
+          </w:rPr>
+          <w:rPr>
+            <w:color w:val="0000EE"/>
+            <w:u w:val="single"/>
+          </w:rPr>
+          <w:t>15:41–18:22</w:t>
+        </w:r>
+      </w:hyperlink>
+      <w:r>
+        <w:rPr>
+          <w:lang w:val="zh_TW" w:bidi="zh_TW"/>
+        </w:rPr>
+        <w:t>，</w:t>
+      </w:r>
+      <w:hyperlink r:id="rId44">
+        <w:r>
+          <w:rPr>
+            <w:lang w:val="zh_TW" w:bidi="zh_TW"/>
+          </w:rPr>
+          <w:rPr>
+            <w:color w:val="0000EE"/>
+            <w:u w:val="single"/>
+          </w:rPr>
+          <w:t>18:23–21:17</w:t>
+        </w:r>
+      </w:hyperlink>
+      <w:r>
+        <w:rPr>
+          <w:lang w:val="zh_TW" w:bidi="zh_TW"/>
+        </w:rPr>
+        <w:t>），通常有朋友陪伴。他也曾在巴勒斯坦、小亞細亞和希臘半島徒步旅行。但在新約時代並非所有旅行都是徒步進行。驢子常用來馱運貨物，也經常載人。耶穌曾騎驢從伯法其到耶路撒冷，這段路程雖短但象徵意義深遠（</w:t>
+      </w:r>
+      <w:hyperlink r:id="rId45">
+        <w:r>
+          <w:rPr>
+            <w:lang w:val="zh_TW" w:bidi="zh_TW"/>
+          </w:rPr>
+          <w:rPr>
+            <w:color w:val="0000EE"/>
+            <w:u w:val="single"/>
+          </w:rPr>
+          <w:t>太21:2–7</w:t>
+        </w:r>
+      </w:hyperlink>
+      <w:r>
+        <w:rPr>
+          <w:lang w:val="zh_TW" w:bidi="zh_TW"/>
+        </w:rPr>
+        <w:t>；</w:t>
+      </w:r>
+      <w:hyperlink r:id="rId46">
+        <w:r>
+          <w:rPr>
+            <w:lang w:val="zh_TW" w:bidi="zh_TW"/>
+          </w:rPr>
+          <w:rPr>
+            <w:color w:val="0000EE"/>
+            <w:u w:val="single"/>
+          </w:rPr>
+          <w:t>可11:1–11</w:t>
+        </w:r>
+      </w:hyperlink>
+      <w:r>
+        <w:rPr>
+          <w:lang w:val="zh_TW" w:bidi="zh_TW"/>
+        </w:rPr>
+        <w:t>；</w:t>
+      </w:r>
+      <w:hyperlink r:id="rId47">
+        <w:r>
+          <w:rPr>
+            <w:lang w:val="zh_TW" w:bidi="zh_TW"/>
+          </w:rPr>
+          <w:rPr>
+            <w:color w:val="0000EE"/>
+            <w:u w:val="single"/>
+          </w:rPr>
+          <w:t>約12:12–15</w:t>
+        </w:r>
+      </w:hyperlink>
+      <w:r>
+        <w:rPr>
+          <w:lang w:val="zh_TW" w:bidi="zh_TW"/>
+        </w:rPr>
+        <w:t>）。當約瑟與懷孕的馬利亞一起去伯利恆人口普查時，馬利亞很可能是騎驢而行。衣索匹亞的太監從耶路撒冷敬拜後，坐在車上，而腓利則徒步與他同行（</w:t>
+      </w:r>
+      <w:hyperlink r:id="rId48">
+        <w:r>
+          <w:rPr>
+            <w:lang w:val="zh_TW" w:bidi="zh_TW"/>
+          </w:rPr>
+          <w:rPr>
+            <w:color w:val="0000EE"/>
+            <w:u w:val="single"/>
+          </w:rPr>
+          <w:t>徒8:26–38</w:t>
+        </w:r>
+      </w:hyperlink>
+      <w:r>
+        <w:rPr>
+          <w:lang w:val="zh_TW" w:bidi="zh_TW"/>
+        </w:rPr>
+        <w:t>）。羅馬士兵既步行也大量使用馬匹。當保羅從耶路撒冷被押送到凱撒利亞時，他們為他準備了坐騎（</w:t>
+      </w:r>
+      <w:hyperlink r:id="rId49">
+        <w:r>
+          <w:rPr>
+            <w:lang w:val="zh_TW" w:bidi="zh_TW"/>
+          </w:rPr>
+          <w:rPr>
+            <w:color w:val="0000EE"/>
+            <w:u w:val="single"/>
+          </w:rPr>
+          <w:t>23:23–24</w:t>
+        </w:r>
+      </w:hyperlink>
+      <w:r>
+        <w:rPr>
+          <w:lang w:val="zh_TW" w:bidi="zh_TW"/>
+        </w:rPr>
+        <w:t>）。</w:t>
+      </w:r>
+    </w:p>
+    <w:p>
+      <w:pPr>
+        <w:pStyle w:val="Heading3"/>
+      </w:pPr>
+      <w:r>
+        <w:rPr>
+          <w:lang w:val="zh_TW" w:bidi="zh_TW"/>
+        </w:rPr>
+        <w:t>道路與海上航線</w:t>
       </w:r>
     </w:p>
     <w:p>
@@ -970,150 +1018,22 @@
           <w:lang w:val="zh_TW" w:bidi="zh_TW"/>
         </w:rPr>
       </w:r>
+      <w:r>
+        <w:rPr>
+          <w:lang w:val="zh_TW" w:bidi="zh_TW"/>
+        </w:rPr>
+        <w:t>聖經時代的道路在巴勒斯坦的地理、地形和歷史中佔有重要地位，這片土地充當了埃及與中東文明和貿易中心之間的橋樑。許多道路在商業和軍事上具有戰略意義。有些道路因為是朝聖路線而變得重要，方便前往像耶路撒冷這樣的宗教中心。聖經時代的道路主要分為三種：遠距離的國際道路、中距離的區域內道路，以及各區域或國家內部的各種道路。</w:t>
+      </w:r>
     </w:p>
     <w:p>
       <w:pPr>
-        <w:pStyle w:val="Heading2"/>
-      </w:pPr>
-      <w:r>
-        <w:rPr>
-          <w:lang w:val="zh_TW" w:bidi="zh_TW"/>
-        </w:rPr>
-        <w:t>蒲式耳</w:t>
-      </w:r>
-      <w:r>
-        <w:rPr>
-          <w:lang w:val="zh_TW" w:bidi="zh_TW"/>
-        </w:rPr>
-      </w:r>
-    </w:p>
-    <w:p>
-      <w:pPr>
-        <w:pStyle w:val="ListNumber"/>
-        <w:numPr>
-          <w:ilvl w:val="0"/>
-          <w:numId w:val="14"/>
-        </w:numPr>
-        <w:spacing w:line="240" w:lineRule="auto"/>
-        <w:ind w:left="720"/>
-      </w:pPr>
-      <w:r>
-        <w:rPr>
-          <w:lang w:val="zh_TW" w:bidi="zh_TW"/>
-        </w:rPr>
-      </w:r>
-      <w:r>
-        <w:rPr>
-          <w:lang w:val="zh_TW" w:bidi="zh_TW"/>
-        </w:rPr>
-        <w:t>一個小容器（「籃子」），可以用來罩住燈（</w:t>
-      </w:r>
-      <w:hyperlink r:id="rId42">
-        <w:r>
-          <w:rPr>
-            <w:lang w:val="zh_TW" w:bidi="zh_TW"/>
-          </w:rPr>
-          <w:rPr>
-            <w:color w:val="0000EE"/>
-            <w:u w:val="single"/>
-          </w:rPr>
-          <w:t>太5:15</w:t>
-        </w:r>
-      </w:hyperlink>
-      <w:r>
-        <w:rPr>
-          <w:lang w:val="zh_TW" w:bidi="zh_TW"/>
-        </w:rPr>
-        <w:t>；</w:t>
-      </w:r>
-      <w:hyperlink r:id="rId43">
-        <w:r>
-          <w:rPr>
-            <w:lang w:val="zh_TW" w:bidi="zh_TW"/>
-          </w:rPr>
-          <w:rPr>
-            <w:color w:val="0000EE"/>
-            <w:u w:val="single"/>
-          </w:rPr>
-          <w:t>可4:21</w:t>
-        </w:r>
-      </w:hyperlink>
-      <w:r>
-        <w:rPr>
-          <w:lang w:val="zh_TW" w:bidi="zh_TW"/>
-        </w:rPr>
-        <w:t>；</w:t>
-      </w:r>
-      <w:hyperlink r:id="rId44">
-        <w:r>
-          <w:rPr>
-            <w:lang w:val="zh_TW" w:bidi="zh_TW"/>
-          </w:rPr>
-          <w:rPr>
-            <w:color w:val="0000EE"/>
-            <w:u w:val="single"/>
-          </w:rPr>
-          <w:t>路11:33</w:t>
-        </w:r>
-      </w:hyperlink>
-      <w:r>
-        <w:rPr>
-          <w:lang w:val="zh_TW" w:bidi="zh_TW"/>
-        </w:rPr>
-        <w:t>）。</w:t>
-      </w:r>
-      <w:r>
-        <w:rPr>
-          <w:i/>
-          <w:lang w:val="zh_TW" w:bidi="zh_TW"/>
-        </w:rPr>
-        <w:t>見</w:t>
-      </w:r>
-      <w:r>
-        <w:rPr>
-          <w:lang w:val="zh_TW" w:bidi="zh_TW"/>
-        </w:rPr>
-        <w:t xml:space="preserve"> </w:t>
-      </w:r>
-      <w:r>
-        <w:rPr>
-          <w:lang w:val="zh_TW" w:bidi="zh_TW"/>
-        </w:rPr>
-        <w:t>度量衡</w:t>
-      </w:r>
-      <w:r>
-        <w:rPr>
-          <w:lang w:val="zh_TW" w:bidi="zh_TW"/>
-        </w:rPr>
-        <w:t>。</w:t>
-      </w:r>
-    </w:p>
-    <w:p>
-      <w:pPr>
-        <w:pStyle w:val="ListNumber"/>
-        <w:spacing w:line="240" w:lineRule="auto"/>
-        <w:ind w:left="720"/>
-      </w:pPr>
-      <w:r>
-        <w:rPr>
-          <w:lang w:val="zh_TW" w:bidi="zh_TW"/>
-        </w:rPr>
-      </w:r>
-      <w:r>
-        <w:rPr>
-          <w:lang w:val="zh_TW" w:bidi="zh_TW"/>
-        </w:rPr>
-        <w:t>一種測量單位，約等於19夸脫或18公升。在希伯來文中，這稱為「伊法」。</w:t>
-      </w:r>
-      <w:r>
-        <w:rPr>
-          <w:lang w:val="zh_TW" w:bidi="zh_TW"/>
-        </w:rPr>
-      </w:r>
-      <w:r>
-        <w:rPr>
-          <w:lang w:val="zh_TW" w:bidi="zh_TW"/>
-        </w:rPr>
+        <w:pStyle w:val="Heading4"/>
+      </w:pPr>
+      <w:r>
+        <w:rPr>
+          <w:lang w:val="zh_TW" w:bidi="zh_TW"/>
+        </w:rPr>
+        <w:t>國際大路</w:t>
       </w:r>
     </w:p>
     <w:p>
@@ -1123,21 +1043,58 @@
           <w:lang w:val="zh_TW" w:bidi="zh_TW"/>
         </w:rPr>
       </w:r>
+      <w:r>
+        <w:rPr>
+          <w:lang w:val="zh_TW" w:bidi="zh_TW"/>
+        </w:rPr>
+        <w:t>這些道路連接了地中海沿岸與北部的底格里斯河谷和南部的美索不達米亞。一些道路將美索不達米亞與小亞細亞連接起來，另一些則通往南方的埃及，或者沿著海岸線，或者穿過約旦河和死海以東，再穿過西奈半島。早在公元前二千年初期，安納托利亞（Anatolia）和亞述之間便已存在貿易路線。顯然，</w:t>
+      </w:r>
+      <w:hyperlink r:id="rId50">
+        <w:r>
+          <w:rPr>
+            <w:lang w:val="zh_TW" w:bidi="zh_TW"/>
+          </w:rPr>
+          <w:rPr>
+            <w:color w:val="0000EE"/>
+            <w:u w:val="single"/>
+          </w:rPr>
+          <w:t>創世記第十四章</w:t>
+        </w:r>
+      </w:hyperlink>
+      <w:r>
+        <w:rPr>
+          <w:lang w:val="zh_TW" w:bidi="zh_TW"/>
+        </w:rPr>
+        <w:t>中提到的軍事行動旨在確保從美索不達米亞北部通往埃及的大貿易路線——「王的大道（King’s Highway）」的安全。來自巴比倫、亞述和波斯的軍事入侵者和旅行者會穿過敘利亞內陸，然後轉向南方進入巴勒斯坦和埃及。歐洲列強希臘和羅馬進入中東後，為東方人民開闢了另一個龐大的國際道路網絡。在羅馬時代之前，這些道路沒有用石頭鋪設，而只是開闢出來的通路。它們非常粗糙，沒有經過平整，而且在潮濕的天氣裡，許多地方無法通行。然而，這些道路顯然有「路標」和「指路碑」明確標示</w:t>
+      </w:r>
+      <w:hyperlink r:id="rId51">
+        <w:r>
+          <w:rPr>
+            <w:lang w:val="zh_TW" w:bidi="zh_TW"/>
+          </w:rPr>
+          <w:rPr>
+            <w:color w:val="0000EE"/>
+            <w:u w:val="single"/>
+          </w:rPr>
+          <w:t>（耶31:21）</w:t>
+        </w:r>
+      </w:hyperlink>
+      <w:r>
+        <w:rPr>
+          <w:lang w:val="zh_TW" w:bidi="zh_TW"/>
+        </w:rPr>
+        <w:t>。隨著羅馬人到來之後，重要的道路開始有了深厚的地基，並在表面鋪設大塊平坦的石塊。這些道路的遺跡在中東和歐洲的許多地方至今仍然可見。沿途定點設置了距離標記或里程碑。</w:t>
+      </w:r>
     </w:p>
     <w:p>
       <w:pPr>
-        <w:pStyle w:val="Heading2"/>
-      </w:pPr>
-      <w:r>
-        <w:rPr>
-          <w:lang w:val="zh_TW" w:bidi="zh_TW"/>
-        </w:rPr>
-        <w:t>僕人</w:t>
-      </w:r>
-      <w:r>
-        <w:rPr>
-          <w:lang w:val="zh_TW" w:bidi="zh_TW"/>
-        </w:rPr>
+        <w:pStyle w:val="Heading4"/>
+      </w:pPr>
+      <w:r>
+        <w:rPr>
+          <w:lang w:val="zh_TW" w:bidi="zh_TW"/>
+        </w:rPr>
+        <w:t>巴勒斯坦的國際南北道路</w:t>
       </w:r>
     </w:p>
     <w:p>
@@ -1151,7 +1108,97 @@
         <w:rPr>
           <w:lang w:val="zh_TW" w:bidi="zh_TW"/>
         </w:rPr>
-        <w:t>一個有義務服事主人的人，而主人會提供一定程度的保護。有些僕人（servant）是法律上的奴隸（slave），另一些則是自願的僕人。很難明確區分「僕人（servant）」、「奴隸（slave）」、「男奴（bondman）」和「女奴（bondwoman）」。希伯來文和希臘文中有多個詞被翻譯為「僕人」，但在較新的譯本中，有時會使用其它詞語。</w:t>
+        <w:t>連接北方國家與埃及的道路都經過巴勒斯坦，這裡是一座天然的陸地橋樑。主要有三條重要的道路。沿海道路起自大馬士革，經過夏瑣，穿越以斯得倫平原，經過米吉多隘口，沿著海岸經加薩進入埃及。這很可能是「沿海的路」（</w:t>
+      </w:r>
+      <w:hyperlink r:id="rId52">
+        <w:r>
+          <w:rPr>
+            <w:lang w:val="zh_TW" w:bidi="zh_TW"/>
+          </w:rPr>
+          <w:rPr>
+            <w:color w:val="0000EE"/>
+            <w:u w:val="single"/>
+          </w:rPr>
+          <w:t>賽9:1</w:t>
+        </w:r>
+      </w:hyperlink>
+      <w:r>
+        <w:rPr>
+          <w:lang w:val="zh_TW" w:bidi="zh_TW"/>
+        </w:rPr>
+        <w:t>）。西奈道路從埃及通往南地南部，然後到加低斯巴尼亞、別是巴、希伯崙、耶路撒冷、示劍、亞柯、泰爾和西頓。紅海道路從亞喀巴灣進入巴勒斯坦地區，那裡有古代的港口以拉他和所羅門的港口以旬迦別（</w:t>
+      </w:r>
+      <w:hyperlink r:id="rId53">
+        <w:r>
+          <w:rPr>
+            <w:lang w:val="zh_TW" w:bidi="zh_TW"/>
+          </w:rPr>
+          <w:rPr>
+            <w:color w:val="0000EE"/>
+            <w:u w:val="single"/>
+          </w:rPr>
+          <w:t>民33:35</w:t>
+        </w:r>
+      </w:hyperlink>
+      <w:r>
+        <w:rPr>
+          <w:lang w:val="zh_TW" w:bidi="zh_TW"/>
+        </w:rPr>
+        <w:t>；</w:t>
+      </w:r>
+      <w:hyperlink r:id="rId54">
+        <w:r>
+          <w:rPr>
+            <w:lang w:val="zh_TW" w:bidi="zh_TW"/>
+          </w:rPr>
+          <w:rPr>
+            <w:color w:val="0000EE"/>
+            <w:u w:val="single"/>
+          </w:rPr>
+          <w:t>代下8:17</w:t>
+        </w:r>
+      </w:hyperlink>
+      <w:r>
+        <w:rPr>
+          <w:lang w:val="zh_TW" w:bidi="zh_TW"/>
+        </w:rPr>
+        <w:t>）。從那裡，這條道路經過外約旦的山區，穿過深谷，然後向北穿過哈蘭地區到達大馬士革。這是來自阿拉伯南部到大馬士革的商隊所走的路，也就是古代的「王的大道」（</w:t>
+      </w:r>
+      <w:hyperlink r:id="rId55">
+        <w:r>
+          <w:rPr>
+            <w:lang w:val="zh_TW" w:bidi="zh_TW"/>
+          </w:rPr>
+          <w:rPr>
+            <w:color w:val="0000EE"/>
+            <w:u w:val="single"/>
+          </w:rPr>
+          <w:t>民20:17</w:t>
+        </w:r>
+      </w:hyperlink>
+      <w:r>
+        <w:rPr>
+          <w:lang w:val="zh_TW" w:bidi="zh_TW"/>
+        </w:rPr>
+        <w:t>；</w:t>
+      </w:r>
+      <w:hyperlink r:id="rId56">
+        <w:r>
+          <w:rPr>
+            <w:lang w:val="zh_TW" w:bidi="zh_TW"/>
+          </w:rPr>
+          <w:rPr>
+            <w:color w:val="0000EE"/>
+            <w:u w:val="single"/>
+          </w:rPr>
+          <w:t>21:22</w:t>
+        </w:r>
+      </w:hyperlink>
+      <w:r>
+        <w:rPr>
+          <w:lang w:val="zh_TW" w:bidi="zh_TW"/>
+        </w:rPr>
+        <w:t>）。</w:t>
       </w:r>
     </w:p>
     <w:p>
@@ -1165,295 +1212,18 @@
         <w:rPr>
           <w:lang w:val="zh_TW" w:bidi="zh_TW"/>
         </w:rPr>
-        <w:t>在希伯來文中，表示「少年（lad）」、「少年人（youth）」或「童子（boy）」的詞語常常也指僕人（</w:t>
-      </w:r>
-      <w:hyperlink r:id="rId45">
-        <w:r>
-          <w:rPr>
-            <w:lang w:val="zh_TW" w:bidi="zh_TW"/>
-          </w:rPr>
-          <w:rPr>
-            <w:color w:val="0000EE"/>
-            <w:u w:val="single"/>
-          </w:rPr>
-          <w:t>出33:11</w:t>
-        </w:r>
-      </w:hyperlink>
-      <w:r>
-        <w:rPr>
-          <w:lang w:val="zh_TW" w:bidi="zh_TW"/>
-        </w:rPr>
-        <w:t>；</w:t>
-      </w:r>
-      <w:hyperlink r:id="rId46">
-        <w:r>
-          <w:rPr>
-            <w:lang w:val="zh_TW" w:bidi="zh_TW"/>
-          </w:rPr>
-          <w:rPr>
-            <w:color w:val="0000EE"/>
-            <w:u w:val="single"/>
-          </w:rPr>
-          <w:t>民22:22</w:t>
-        </w:r>
-      </w:hyperlink>
-      <w:r>
-        <w:rPr>
-          <w:lang w:val="zh_TW" w:bidi="zh_TW"/>
-        </w:rPr>
-        <w:t>；</w:t>
-      </w:r>
-      <w:hyperlink r:id="rId47">
-        <w:r>
-          <w:rPr>
-            <w:lang w:val="zh_TW" w:bidi="zh_TW"/>
-          </w:rPr>
-          <w:rPr>
-            <w:color w:val="0000EE"/>
-            <w:u w:val="single"/>
-          </w:rPr>
-          <w:t>王下4:12</w:t>
-        </w:r>
-      </w:hyperlink>
-      <w:r>
-        <w:rPr>
-          <w:lang w:val="zh_TW" w:bidi="zh_TW"/>
-        </w:rPr>
-        <w:t>）。表示「生來自由的僕人（free-born servant）」的詞語通常用來指稱耶和華的僕人，如利未人（</w:t>
-      </w:r>
-      <w:hyperlink r:id="rId48">
-        <w:r>
-          <w:rPr>
-            <w:lang w:val="zh_TW" w:bidi="zh_TW"/>
-          </w:rPr>
-          <w:rPr>
-            <w:color w:val="0000EE"/>
-            <w:u w:val="single"/>
-          </w:rPr>
-          <w:t>拉8:17</w:t>
-        </w:r>
-      </w:hyperlink>
-      <w:r>
-        <w:rPr>
-          <w:lang w:val="zh_TW" w:bidi="zh_TW"/>
-        </w:rPr>
-        <w:t>；</w:t>
-      </w:r>
-      <w:hyperlink r:id="rId49">
-        <w:r>
-          <w:rPr>
-            <w:lang w:val="zh_TW" w:bidi="zh_TW"/>
-          </w:rPr>
-          <w:rPr>
-            <w:color w:val="0000EE"/>
-            <w:u w:val="single"/>
-          </w:rPr>
-          <w:t>賽61:6</w:t>
-        </w:r>
-      </w:hyperlink>
-      <w:r>
-        <w:rPr>
-          <w:lang w:val="zh_TW" w:bidi="zh_TW"/>
-        </w:rPr>
-        <w:t>；</w:t>
-      </w:r>
-      <w:hyperlink r:id="rId50">
-        <w:r>
-          <w:rPr>
-            <w:lang w:val="zh_TW" w:bidi="zh_TW"/>
-          </w:rPr>
-          <w:rPr>
-            <w:color w:val="0000EE"/>
-            <w:u w:val="single"/>
-          </w:rPr>
-          <w:t>拉44:11</w:t>
-        </w:r>
-      </w:hyperlink>
-      <w:r>
-        <w:rPr>
-          <w:lang w:val="zh_TW" w:bidi="zh_TW"/>
-        </w:rPr>
-        <w:t>）或祭司（</w:t>
-      </w:r>
-      <w:hyperlink r:id="rId51">
-        <w:r>
-          <w:rPr>
-            <w:lang w:val="zh_TW" w:bidi="zh_TW"/>
-          </w:rPr>
-          <w:rPr>
-            <w:color w:val="0000EE"/>
-            <w:u w:val="single"/>
-          </w:rPr>
-          <w:t>出28:35</w:t>
-        </w:r>
-      </w:hyperlink>
-      <w:r>
-        <w:rPr>
-          <w:lang w:val="zh_TW" w:bidi="zh_TW"/>
-        </w:rPr>
-        <w:t>；</w:t>
-      </w:r>
-      <w:hyperlink r:id="rId52">
-        <w:r>
-          <w:rPr>
-            <w:lang w:val="zh_TW" w:bidi="zh_TW"/>
-          </w:rPr>
-          <w:rPr>
-            <w:color w:val="0000EE"/>
-            <w:u w:val="single"/>
-          </w:rPr>
-          <w:t>珥1:9</w:t>
-        </w:r>
-      </w:hyperlink>
-      <w:r>
-        <w:rPr>
-          <w:lang w:val="zh_TW" w:bidi="zh_TW"/>
-        </w:rPr>
-        <w:t>，</w:t>
-      </w:r>
-      <w:hyperlink r:id="rId53">
-        <w:r>
-          <w:rPr>
-            <w:lang w:val="zh_TW" w:bidi="zh_TW"/>
-          </w:rPr>
-          <w:rPr>
-            <w:color w:val="0000EE"/>
-            <w:u w:val="single"/>
-          </w:rPr>
-          <w:t>2:17</w:t>
-        </w:r>
-      </w:hyperlink>
-      <w:r>
-        <w:rPr>
-          <w:lang w:val="zh_TW" w:bidi="zh_TW"/>
-        </w:rPr>
-        <w:t>）。有時王的臣子被稱為臣僕（</w:t>
-      </w:r>
-      <w:hyperlink r:id="rId54">
-        <w:r>
-          <w:rPr>
-            <w:lang w:val="zh_TW" w:bidi="zh_TW"/>
-          </w:rPr>
-          <w:rPr>
-            <w:color w:val="0000EE"/>
-            <w:u w:val="single"/>
-          </w:rPr>
-          <w:t>代上27:1</w:t>
-        </w:r>
-      </w:hyperlink>
-      <w:r>
-        <w:rPr>
-          <w:lang w:val="zh_TW" w:bidi="zh_TW"/>
-        </w:rPr>
-        <w:t>；</w:t>
-      </w:r>
-      <w:hyperlink r:id="rId55">
-        <w:r>
-          <w:rPr>
-            <w:lang w:val="zh_TW" w:bidi="zh_TW"/>
-          </w:rPr>
-          <w:rPr>
-            <w:color w:val="0000EE"/>
-            <w:u w:val="single"/>
-          </w:rPr>
-          <w:t>箴29:12</w:t>
-        </w:r>
-      </w:hyperlink>
-      <w:r>
-        <w:rPr>
-          <w:lang w:val="zh_TW" w:bidi="zh_TW"/>
-        </w:rPr>
-        <w:t>），在耶和華面前侍奉的天使也被稱為僕役（</w:t>
-      </w:r>
-      <w:hyperlink r:id="rId56">
-        <w:r>
-          <w:rPr>
-            <w:lang w:val="zh_TW" w:bidi="zh_TW"/>
-          </w:rPr>
-          <w:rPr>
-            <w:color w:val="0000EE"/>
-            <w:u w:val="single"/>
-          </w:rPr>
-          <w:t>詩103:21</w:t>
-        </w:r>
-      </w:hyperlink>
-      <w:r>
-        <w:rPr>
-          <w:lang w:val="zh_TW" w:bidi="zh_TW"/>
-        </w:rPr>
-        <w:t>，</w:t>
-      </w:r>
-      <w:hyperlink r:id="rId57">
-        <w:r>
-          <w:rPr>
-            <w:lang w:val="zh_TW" w:bidi="zh_TW"/>
-          </w:rPr>
-          <w:rPr>
-            <w:color w:val="0000EE"/>
-            <w:u w:val="single"/>
-          </w:rPr>
-          <w:t>104:4</w:t>
-        </w:r>
-      </w:hyperlink>
-      <w:r>
-        <w:rPr>
-          <w:lang w:val="zh_TW" w:bidi="zh_TW"/>
-        </w:rPr>
-        <w:t>）。雇傭的僕人或雇工也被視為自由人（</w:t>
-      </w:r>
-      <w:hyperlink r:id="rId58">
-        <w:r>
-          <w:rPr>
-            <w:lang w:val="zh_TW" w:bidi="zh_TW"/>
-          </w:rPr>
-          <w:rPr>
-            <w:color w:val="0000EE"/>
-            <w:u w:val="single"/>
-          </w:rPr>
-          <w:t>出12:45</w:t>
-        </w:r>
-      </w:hyperlink>
-      <w:r>
-        <w:rPr>
-          <w:lang w:val="zh_TW" w:bidi="zh_TW"/>
-        </w:rPr>
-        <w:t>；</w:t>
-      </w:r>
-      <w:hyperlink r:id="rId59">
-        <w:r>
-          <w:rPr>
-            <w:lang w:val="zh_TW" w:bidi="zh_TW"/>
-          </w:rPr>
-          <w:rPr>
-            <w:color w:val="0000EE"/>
-            <w:u w:val="single"/>
-          </w:rPr>
-          <w:t>伯7:1</w:t>
-        </w:r>
-      </w:hyperlink>
-      <w:r>
-        <w:rPr>
-          <w:lang w:val="zh_TW" w:bidi="zh_TW"/>
-        </w:rPr>
-        <w:t>；</w:t>
-      </w:r>
-      <w:hyperlink r:id="rId60">
-        <w:r>
-          <w:rPr>
-            <w:lang w:val="zh_TW" w:bidi="zh_TW"/>
-          </w:rPr>
-          <w:rPr>
-            <w:color w:val="0000EE"/>
-            <w:u w:val="single"/>
-          </w:rPr>
-          <w:t>瑪3:5</w:t>
-        </w:r>
-      </w:hyperlink>
-      <w:r>
-        <w:rPr>
-          <w:lang w:val="zh_TW" w:bidi="zh_TW"/>
-        </w:rPr>
-        <w:t>）。</w:t>
+        <w:t>還有一些重要性較低的南北道路。其中一條沿海道路從約帕經過凱撒利亞和多珥通往亞柯，與西奈道路相連。顯然，直到羅馬時代，凱撒利亞港口建成後，這條路才變得更為重要。沙崙平原的沼澤地區帶來了許多問題。以斯得倫平原也是沼澤地，在惡劣季節時道路常被中斷。後來在沼澤地段建造了一條高架道路。另一條路從夏瑣向北，分支通往大馬士革的主幹道。約旦谷道路繞過加利利西南部，沿約旦谷地通往耶利哥。</w:t>
+      </w:r>
+    </w:p>
+    <w:p>
+      <w:pPr>
+        <w:pStyle w:val="Heading4"/>
+      </w:pPr>
+      <w:r>
+        <w:rPr>
+          <w:lang w:val="zh_TW" w:bidi="zh_TW"/>
+        </w:rPr>
+        <w:t>東西向道路</w:t>
       </w:r>
     </w:p>
     <w:p>
@@ -1467,9 +1237,9 @@
         <w:rPr>
           <w:lang w:val="zh_TW" w:bidi="zh_TW"/>
         </w:rPr>
-        <w:t>最常見的希伯來詞語在舊約中出現近800次，代表被束縛的奴隸（</w:t>
-      </w:r>
-      <w:hyperlink r:id="rId61">
+        <w:t>有幾條重要的道路呈東西走向，與通往北方的主要道路相交。其中一條道路從加薩通往別是巴，然後沿著亞拉巴平原延伸，並有一條分支通往佩特拉（Petra）。另一條道路則從亞實基倫經過迦特通往希伯崙，然後到死海的隱基底。還有一條道路從約帕往東穿過亞雅崙谷（</w:t>
+      </w:r>
+      <w:hyperlink r:id="rId57">
         <w:r>
           <w:rPr>
             <w:lang w:val="zh_TW" w:bidi="zh_TW"/>
@@ -1478,16 +1248,16 @@
             <w:color w:val="0000EE"/>
             <w:u w:val="single"/>
           </w:rPr>
-          <w:t>創9:25</w:t>
+          <w:t>書10:6–14</w:t>
         </w:r>
       </w:hyperlink>
       <w:r>
         <w:rPr>
           <w:lang w:val="zh_TW" w:bidi="zh_TW"/>
         </w:rPr>
-        <w:t>，</w:t>
-      </w:r>
-      <w:hyperlink r:id="rId62">
+        <w:t>），到達伯特利，然後前往耶利哥。有一條常用的道路從約帕通往示劍，然後在亞當城（</w:t>
+      </w:r>
+      <w:hyperlink r:id="rId58">
         <w:r>
           <w:rPr>
             <w:lang w:val="zh_TW" w:bidi="zh_TW"/>
@@ -1496,338 +1266,25 @@
             <w:color w:val="0000EE"/>
             <w:u w:val="single"/>
           </w:rPr>
-          <w:t>12:16</w:t>
+          <w:t>3:16</w:t>
         </w:r>
       </w:hyperlink>
       <w:r>
         <w:rPr>
           <w:lang w:val="zh_TW" w:bidi="zh_TW"/>
         </w:rPr>
-        <w:t>；</w:t>
-      </w:r>
-      <w:hyperlink r:id="rId63">
-        <w:r>
-          <w:rPr>
-            <w:lang w:val="zh_TW" w:bidi="zh_TW"/>
-          </w:rPr>
-          <w:rPr>
-            <w:color w:val="0000EE"/>
-            <w:u w:val="single"/>
-          </w:rPr>
-          <w:t>出20:17</w:t>
-        </w:r>
-      </w:hyperlink>
-      <w:r>
-        <w:rPr>
-          <w:lang w:val="zh_TW" w:bidi="zh_TW"/>
-        </w:rPr>
-        <w:t>；</w:t>
-      </w:r>
-      <w:hyperlink r:id="rId64">
-        <w:r>
-          <w:rPr>
-            <w:lang w:val="zh_TW" w:bidi="zh_TW"/>
-          </w:rPr>
-          <w:rPr>
-            <w:color w:val="0000EE"/>
-            <w:u w:val="single"/>
-          </w:rPr>
-          <w:t>申5:15</w:t>
-        </w:r>
-      </w:hyperlink>
-      <w:r>
-        <w:rPr>
-          <w:lang w:val="zh_TW" w:bidi="zh_TW"/>
-        </w:rPr>
-        <w:t>，</w:t>
-      </w:r>
-      <w:hyperlink r:id="rId65">
-        <w:r>
-          <w:rPr>
-            <w:lang w:val="zh_TW" w:bidi="zh_TW"/>
-          </w:rPr>
-          <w:rPr>
-            <w:color w:val="0000EE"/>
-            <w:u w:val="single"/>
-          </w:rPr>
-          <w:t>15:17</w:t>
-        </w:r>
-      </w:hyperlink>
-      <w:r>
-        <w:rPr>
-          <w:lang w:val="zh_TW" w:bidi="zh_TW"/>
-        </w:rPr>
-        <w:t>）。然而，同一個詞也被用來指有貴族地位的人，如君王的臣僕或謀士（</w:t>
-      </w:r>
-      <w:hyperlink r:id="rId66">
-        <w:r>
-          <w:rPr>
-            <w:lang w:val="zh_TW" w:bidi="zh_TW"/>
-          </w:rPr>
-          <w:rPr>
-            <w:color w:val="0000EE"/>
-            <w:u w:val="single"/>
-          </w:rPr>
-          <w:t>王下22:12</w:t>
-        </w:r>
-      </w:hyperlink>
-      <w:r>
-        <w:rPr>
-          <w:lang w:val="zh_TW" w:bidi="zh_TW"/>
-        </w:rPr>
-        <w:t>；</w:t>
-      </w:r>
-      <w:hyperlink r:id="rId67">
-        <w:r>
-          <w:rPr>
-            <w:lang w:val="zh_TW" w:bidi="zh_TW"/>
-          </w:rPr>
-          <w:rPr>
-            <w:color w:val="0000EE"/>
-            <w:u w:val="single"/>
-          </w:rPr>
-          <w:t>代下34:20</w:t>
-        </w:r>
-      </w:hyperlink>
-      <w:r>
-        <w:rPr>
-          <w:lang w:val="zh_TW" w:bidi="zh_TW"/>
-        </w:rPr>
-        <w:t>；</w:t>
-      </w:r>
-      <w:hyperlink r:id="rId68">
-        <w:r>
-          <w:rPr>
-            <w:lang w:val="zh_TW" w:bidi="zh_TW"/>
-          </w:rPr>
-          <w:rPr>
-            <w:color w:val="0000EE"/>
-            <w:u w:val="single"/>
-          </w:rPr>
-          <w:t>尼2:10</w:t>
-        </w:r>
-      </w:hyperlink>
-      <w:r>
-        <w:rPr>
-          <w:lang w:val="zh_TW" w:bidi="zh_TW"/>
-        </w:rPr>
-        <w:t>）或神的僕人（</w:t>
-      </w:r>
-      <w:hyperlink r:id="rId69">
-        <w:r>
-          <w:rPr>
-            <w:lang w:val="zh_TW" w:bidi="zh_TW"/>
-          </w:rPr>
-          <w:rPr>
-            <w:color w:val="0000EE"/>
-            <w:u w:val="single"/>
-          </w:rPr>
-          <w:t>創24:14</w:t>
-        </w:r>
-      </w:hyperlink>
-      <w:r>
-        <w:rPr>
-          <w:lang w:val="zh_TW" w:bidi="zh_TW"/>
-        </w:rPr>
-        <w:t>；</w:t>
-      </w:r>
-      <w:hyperlink r:id="rId70">
-        <w:r>
-          <w:rPr>
-            <w:lang w:val="zh_TW" w:bidi="zh_TW"/>
-          </w:rPr>
-          <w:rPr>
-            <w:color w:val="0000EE"/>
-            <w:u w:val="single"/>
-          </w:rPr>
-          <w:t>民12:7</w:t>
-        </w:r>
-      </w:hyperlink>
-      <w:r>
-        <w:rPr>
-          <w:lang w:val="zh_TW" w:bidi="zh_TW"/>
-        </w:rPr>
-        <w:t>；</w:t>
-      </w:r>
-      <w:hyperlink r:id="rId71">
-        <w:r>
-          <w:rPr>
-            <w:lang w:val="zh_TW" w:bidi="zh_TW"/>
-          </w:rPr>
-          <w:rPr>
-            <w:color w:val="0000EE"/>
-            <w:u w:val="single"/>
-          </w:rPr>
-          <w:t>書1:7</w:t>
-        </w:r>
-      </w:hyperlink>
-      <w:r>
-        <w:rPr>
-          <w:lang w:val="zh_TW" w:bidi="zh_TW"/>
-        </w:rPr>
-        <w:t>；</w:t>
-      </w:r>
-      <w:hyperlink r:id="rId72">
-        <w:r>
-          <w:rPr>
-            <w:lang w:val="zh_TW" w:bidi="zh_TW"/>
-          </w:rPr>
-          <w:rPr>
-            <w:color w:val="0000EE"/>
-            <w:u w:val="single"/>
-          </w:rPr>
-          <w:t>王下21:8</w:t>
-        </w:r>
-      </w:hyperlink>
-      <w:r>
-        <w:rPr>
-          <w:lang w:val="zh_TW" w:bidi="zh_TW"/>
-        </w:rPr>
-        <w:t>），例如「我的僕人摩西」（或大衛、以賽亞、以色列、約伯等）。其中一個最崇高的表達是「耶和華的僕人」（</w:t>
-      </w:r>
-      <w:hyperlink r:id="rId73">
-        <w:r>
-          <w:rPr>
-            <w:lang w:val="zh_TW" w:bidi="zh_TW"/>
-          </w:rPr>
-          <w:rPr>
-            <w:color w:val="0000EE"/>
-            <w:u w:val="single"/>
-          </w:rPr>
-          <w:t>申34:5</w:t>
-        </w:r>
-      </w:hyperlink>
-      <w:r>
-        <w:rPr>
-          <w:lang w:val="zh_TW" w:bidi="zh_TW"/>
-        </w:rPr>
-        <w:t>；</w:t>
-      </w:r>
-      <w:hyperlink r:id="rId74">
-        <w:r>
-          <w:rPr>
-            <w:lang w:val="zh_TW" w:bidi="zh_TW"/>
-          </w:rPr>
-          <w:rPr>
-            <w:color w:val="0000EE"/>
-            <w:u w:val="single"/>
-          </w:rPr>
-          <w:t>書1:13</w:t>
-        </w:r>
-      </w:hyperlink>
-      <w:r>
-        <w:rPr>
-          <w:lang w:val="zh_TW" w:bidi="zh_TW"/>
-        </w:rPr>
-        <w:t>，</w:t>
-      </w:r>
-      <w:hyperlink r:id="rId75">
-        <w:r>
-          <w:rPr>
-            <w:lang w:val="zh_TW" w:bidi="zh_TW"/>
-          </w:rPr>
-          <w:rPr>
-            <w:color w:val="0000EE"/>
-            <w:u w:val="single"/>
-          </w:rPr>
-          <w:t>8:31–33</w:t>
-        </w:r>
-      </w:hyperlink>
-      <w:r>
-        <w:rPr>
-          <w:lang w:val="zh_TW" w:bidi="zh_TW"/>
-        </w:rPr>
-        <w:t>；</w:t>
-      </w:r>
-      <w:hyperlink r:id="rId76">
-        <w:r>
-          <w:rPr>
-            <w:lang w:val="zh_TW" w:bidi="zh_TW"/>
-          </w:rPr>
-          <w:rPr>
-            <w:color w:val="0000EE"/>
-            <w:u w:val="single"/>
-          </w:rPr>
-          <w:t>賽49:1</w:t>
-        </w:r>
-      </w:hyperlink>
-      <w:r>
-        <w:rPr>
-          <w:lang w:val="zh_TW" w:bidi="zh_TW"/>
-        </w:rPr>
-        <w:t>–</w:t>
-      </w:r>
-      <w:hyperlink r:id="rId76">
-        <w:r>
-          <w:rPr>
-            <w:lang w:val="zh_TW" w:bidi="zh_TW"/>
-          </w:rPr>
-          <w:rPr>
-            <w:color w:val="0000EE"/>
-            <w:u w:val="single"/>
-          </w:rPr>
-          <w:t>6</w:t>
-        </w:r>
-      </w:hyperlink>
-      <w:r>
-        <w:rPr>
-          <w:lang w:val="zh_TW" w:bidi="zh_TW"/>
-        </w:rPr>
-        <w:t>，</w:t>
-      </w:r>
-      <w:hyperlink r:id="rId77">
-        <w:r>
-          <w:rPr>
-            <w:lang w:val="zh_TW" w:bidi="zh_TW"/>
-          </w:rPr>
-          <w:rPr>
-            <w:color w:val="0000EE"/>
-            <w:u w:val="single"/>
-          </w:rPr>
-          <w:t>50:4</w:t>
-        </w:r>
-      </w:hyperlink>
-      <w:r>
-        <w:rPr>
-          <w:lang w:val="zh_TW" w:bidi="zh_TW"/>
-        </w:rPr>
-        <w:t>–</w:t>
-      </w:r>
-      <w:hyperlink r:id="rId77">
-        <w:r>
-          <w:rPr>
-            <w:lang w:val="zh_TW" w:bidi="zh_TW"/>
-          </w:rPr>
-          <w:rPr>
-            <w:color w:val="0000EE"/>
-            <w:u w:val="single"/>
-          </w:rPr>
-          <w:t>9</w:t>
-        </w:r>
-      </w:hyperlink>
-      <w:r>
-        <w:rPr>
-          <w:lang w:val="zh_TW" w:bidi="zh_TW"/>
-        </w:rPr>
-        <w:t>，</w:t>
-      </w:r>
-      <w:hyperlink r:id="rId78">
-        <w:r>
-          <w:rPr>
-            <w:lang w:val="zh_TW" w:bidi="zh_TW"/>
-          </w:rPr>
-          <w:rPr>
-            <w:color w:val="0000EE"/>
-            <w:u w:val="single"/>
-          </w:rPr>
-          <w:t>52:13–53:12</w:t>
-        </w:r>
-      </w:hyperlink>
-      <w:r>
-        <w:rPr>
-          <w:lang w:val="zh_TW" w:bidi="zh_TW"/>
-        </w:rPr>
-        <w:t>）。俄巴底亞這個專有名詞的意思是「耶和華的僕人」。</w:t>
+        <w:t>）處穿過約旦河進入外約旦的基列地區。還有一些道路從亞柯向東通往加利利，也沿著海岸線向北通往泰爾和西頓。事實上，有許多東西走向的道路將巴勒斯坦的各個地區聯繫起來。在羅馬時代，由於軍隊的快速移動是至關重要的，因此一些舊道路得到了極大改善，並建造了新的道路。</w:t>
+      </w:r>
+    </w:p>
+    <w:p>
+      <w:pPr>
+        <w:pStyle w:val="Heading4"/>
+      </w:pPr>
+      <w:r>
+        <w:rPr>
+          <w:lang w:val="zh_TW" w:bidi="zh_TW"/>
+        </w:rPr>
+        <w:t>海上航道</w:t>
       </w:r>
     </w:p>
     <w:p>
@@ -1841,9 +1298,9 @@
         <w:rPr>
           <w:lang w:val="zh_TW" w:bidi="zh_TW"/>
         </w:rPr>
-        <w:t>新約中，「僕人」有多種定義，包括雇工或傭工（</w:t>
-      </w:r>
-      <w:hyperlink r:id="rId79">
+        <w:t>以色列人與腓尼基人不同，以色列人很少使用海上航線。當所羅門計劃派船隊經紅海前往俄斐時（</w:t>
+      </w:r>
+      <w:hyperlink r:id="rId59">
         <w:r>
           <w:rPr>
             <w:lang w:val="zh_TW" w:bidi="zh_TW"/>
@@ -1852,16 +1309,16 @@
             <w:color w:val="0000EE"/>
             <w:u w:val="single"/>
           </w:rPr>
-          <w:t>可1:20</w:t>
+          <w:t>王上9:26–28</w:t>
         </w:r>
       </w:hyperlink>
       <w:r>
         <w:rPr>
           <w:lang w:val="zh_TW" w:bidi="zh_TW"/>
         </w:rPr>
-        <w:t>；</w:t>
-      </w:r>
-      <w:hyperlink r:id="rId80">
+        <w:t>），他使用了腓尼基的水手。約沙法也計劃了一次類似的遠航，但他的船隻被毀壞了（</w:t>
+      </w:r>
+      <w:hyperlink r:id="rId60">
         <w:r>
           <w:rPr>
             <w:lang w:val="zh_TW" w:bidi="zh_TW"/>
@@ -1870,368 +1327,14 @@
             <w:color w:val="0000EE"/>
             <w:u w:val="single"/>
           </w:rPr>
-          <w:t>路15:17</w:t>
+          <w:t>22:48–49</w:t>
         </w:r>
       </w:hyperlink>
       <w:r>
         <w:rPr>
           <w:lang w:val="zh_TW" w:bidi="zh_TW"/>
         </w:rPr>
-        <w:t>–</w:t>
-      </w:r>
-      <w:hyperlink r:id="rId80">
-        <w:r>
-          <w:rPr>
-            <w:lang w:val="zh_TW" w:bidi="zh_TW"/>
-          </w:rPr>
-          <w:rPr>
-            <w:color w:val="0000EE"/>
-            <w:u w:val="single"/>
-          </w:rPr>
-          <w:t>19</w:t>
-        </w:r>
-      </w:hyperlink>
-      <w:r>
-        <w:rPr>
-          <w:lang w:val="zh_TW" w:bidi="zh_TW"/>
-        </w:rPr>
-        <w:t>；</w:t>
-      </w:r>
-      <w:hyperlink r:id="rId81">
-        <w:r>
-          <w:rPr>
-            <w:lang w:val="zh_TW" w:bidi="zh_TW"/>
-          </w:rPr>
-          <w:rPr>
-            <w:color w:val="0000EE"/>
-            <w:u w:val="single"/>
-          </w:rPr>
-          <w:t>約10:12</w:t>
-        </w:r>
-      </w:hyperlink>
-      <w:r>
-        <w:rPr>
-          <w:lang w:val="zh_TW" w:bidi="zh_TW"/>
-        </w:rPr>
-        <w:t>–</w:t>
-      </w:r>
-      <w:hyperlink r:id="rId81">
-        <w:r>
-          <w:rPr>
-            <w:lang w:val="zh_TW" w:bidi="zh_TW"/>
-          </w:rPr>
-          <w:rPr>
-            <w:color w:val="0000EE"/>
-            <w:u w:val="single"/>
-          </w:rPr>
-          <w:t>14</w:t>
-        </w:r>
-      </w:hyperlink>
-      <w:r>
-        <w:rPr>
-          <w:lang w:val="zh_TW" w:bidi="zh_TW"/>
-        </w:rPr>
-        <w:t>），更廣泛地指奴隸（</w:t>
-      </w:r>
-      <w:hyperlink r:id="rId82">
-        <w:r>
-          <w:rPr>
-            <w:lang w:val="zh_TW" w:bidi="zh_TW"/>
-          </w:rPr>
-          <w:rPr>
-            <w:color w:val="0000EE"/>
-            <w:u w:val="single"/>
-          </w:rPr>
-          <w:t>太8:9</w:t>
-        </w:r>
-      </w:hyperlink>
-      <w:r>
-        <w:rPr>
-          <w:lang w:val="zh_TW" w:bidi="zh_TW"/>
-        </w:rPr>
-        <w:t>，</w:t>
-      </w:r>
-      <w:hyperlink r:id="rId83">
-        <w:r>
-          <w:rPr>
-            <w:lang w:val="zh_TW" w:bidi="zh_TW"/>
-          </w:rPr>
-          <w:rPr>
-            <w:color w:val="0000EE"/>
-            <w:u w:val="single"/>
-          </w:rPr>
-          <w:t>10:24</w:t>
-        </w:r>
-      </w:hyperlink>
-      <w:r>
-        <w:rPr>
-          <w:lang w:val="zh_TW" w:bidi="zh_TW"/>
-        </w:rPr>
-        <w:t>–</w:t>
-      </w:r>
-      <w:hyperlink r:id="rId83">
-        <w:r>
-          <w:rPr>
-            <w:lang w:val="zh_TW" w:bidi="zh_TW"/>
-          </w:rPr>
-          <w:rPr>
-            <w:color w:val="0000EE"/>
-            <w:u w:val="single"/>
-          </w:rPr>
-          <w:t>25</w:t>
-        </w:r>
-      </w:hyperlink>
-      <w:r>
-        <w:rPr>
-          <w:lang w:val="zh_TW" w:bidi="zh_TW"/>
-        </w:rPr>
-        <w:t>，</w:t>
-      </w:r>
-      <w:hyperlink r:id="rId84">
-        <w:r>
-          <w:rPr>
-            <w:lang w:val="zh_TW" w:bidi="zh_TW"/>
-          </w:rPr>
-          <w:rPr>
-            <w:color w:val="0000EE"/>
-            <w:u w:val="single"/>
-          </w:rPr>
-          <w:t>13:27</w:t>
-        </w:r>
-      </w:hyperlink>
-      <w:r>
-        <w:rPr>
-          <w:lang w:val="zh_TW" w:bidi="zh_TW"/>
-        </w:rPr>
-        <w:t>–</w:t>
-      </w:r>
-      <w:hyperlink r:id="rId84">
-        <w:r>
-          <w:rPr>
-            <w:lang w:val="zh_TW" w:bidi="zh_TW"/>
-          </w:rPr>
-          <w:rPr>
-            <w:color w:val="0000EE"/>
-            <w:u w:val="single"/>
-          </w:rPr>
-          <w:t>28</w:t>
-        </w:r>
-      </w:hyperlink>
-      <w:r>
-        <w:rPr>
-          <w:lang w:val="zh_TW" w:bidi="zh_TW"/>
-        </w:rPr>
-        <w:t>；</w:t>
-      </w:r>
-      <w:hyperlink r:id="rId85">
-        <w:r>
-          <w:rPr>
-            <w:lang w:val="zh_TW" w:bidi="zh_TW"/>
-          </w:rPr>
-          <w:rPr>
-            <w:color w:val="0000EE"/>
-            <w:u w:val="single"/>
-          </w:rPr>
-          <w:t>可10:44</w:t>
-        </w:r>
-      </w:hyperlink>
-      <w:r>
-        <w:rPr>
-          <w:lang w:val="zh_TW" w:bidi="zh_TW"/>
-        </w:rPr>
-        <w:t>，</w:t>
-      </w:r>
-      <w:hyperlink r:id="rId86">
-        <w:r>
-          <w:rPr>
-            <w:lang w:val="zh_TW" w:bidi="zh_TW"/>
-          </w:rPr>
-          <w:rPr>
-            <w:color w:val="0000EE"/>
-            <w:u w:val="single"/>
-          </w:rPr>
-          <w:t>12:2</w:t>
-        </w:r>
-      </w:hyperlink>
-      <w:r>
-        <w:rPr>
-          <w:lang w:val="zh_TW" w:bidi="zh_TW"/>
-        </w:rPr>
-        <w:t>–</w:t>
-      </w:r>
-      <w:hyperlink r:id="rId86">
-        <w:r>
-          <w:rPr>
-            <w:lang w:val="zh_TW" w:bidi="zh_TW"/>
-          </w:rPr>
-          <w:rPr>
-            <w:color w:val="0000EE"/>
-            <w:u w:val="single"/>
-          </w:rPr>
-          <w:t>4</w:t>
-        </w:r>
-      </w:hyperlink>
-      <w:r>
-        <w:rPr>
-          <w:lang w:val="zh_TW" w:bidi="zh_TW"/>
-        </w:rPr>
-        <w:t>；</w:t>
-      </w:r>
-      <w:hyperlink r:id="rId87">
-        <w:r>
-          <w:rPr>
-            <w:lang w:val="zh_TW" w:bidi="zh_TW"/>
-          </w:rPr>
-          <w:rPr>
-            <w:color w:val="0000EE"/>
-            <w:u w:val="single"/>
-          </w:rPr>
-          <w:t>路7:2</w:t>
-        </w:r>
-      </w:hyperlink>
-      <w:r>
-        <w:rPr>
-          <w:lang w:val="zh_TW" w:bidi="zh_TW"/>
-        </w:rPr>
-        <w:t>–</w:t>
-      </w:r>
-      <w:hyperlink r:id="rId87">
-        <w:r>
-          <w:rPr>
-            <w:lang w:val="zh_TW" w:bidi="zh_TW"/>
-          </w:rPr>
-          <w:rPr>
-            <w:color w:val="0000EE"/>
-            <w:u w:val="single"/>
-          </w:rPr>
-          <w:t>3，8</w:t>
-        </w:r>
-      </w:hyperlink>
-      <w:r>
-        <w:rPr>
-          <w:lang w:val="zh_TW" w:bidi="zh_TW"/>
-        </w:rPr>
-        <w:t>–</w:t>
-      </w:r>
-      <w:hyperlink r:id="rId87">
-        <w:r>
-          <w:rPr>
-            <w:lang w:val="zh_TW" w:bidi="zh_TW"/>
-          </w:rPr>
-          <w:rPr>
-            <w:color w:val="0000EE"/>
-            <w:u w:val="single"/>
-          </w:rPr>
-          <w:t>10</w:t>
-        </w:r>
-      </w:hyperlink>
-      <w:r>
-        <w:rPr>
-          <w:lang w:val="zh_TW" w:bidi="zh_TW"/>
-        </w:rPr>
-        <w:t>；</w:t>
-      </w:r>
-      <w:hyperlink r:id="rId88">
-        <w:r>
-          <w:rPr>
-            <w:lang w:val="zh_TW" w:bidi="zh_TW"/>
-          </w:rPr>
-          <w:rPr>
-            <w:color w:val="0000EE"/>
-            <w:u w:val="single"/>
-          </w:rPr>
-          <w:t>約4:51</w:t>
-        </w:r>
-      </w:hyperlink>
-      <w:r>
-        <w:rPr>
-          <w:lang w:val="zh_TW" w:bidi="zh_TW"/>
-        </w:rPr>
-        <w:t>，</w:t>
-      </w:r>
-      <w:hyperlink r:id="rId89">
-        <w:r>
-          <w:rPr>
-            <w:lang w:val="zh_TW" w:bidi="zh_TW"/>
-          </w:rPr>
-          <w:rPr>
-            <w:color w:val="0000EE"/>
-            <w:u w:val="single"/>
-          </w:rPr>
-          <w:t>8:34，</w:t>
-        </w:r>
-      </w:hyperlink>
-      <w:hyperlink r:id="rId90">
-        <w:r>
-          <w:rPr>
-            <w:lang w:val="zh_TW" w:bidi="zh_TW"/>
-          </w:rPr>
-          <w:rPr>
-            <w:color w:val="0000EE"/>
-            <w:u w:val="single"/>
-          </w:rPr>
-          <w:t>13:16</w:t>
-        </w:r>
-      </w:hyperlink>
-      <w:r>
-        <w:rPr>
-          <w:lang w:val="zh_TW" w:bidi="zh_TW"/>
-        </w:rPr>
-        <w:t>；</w:t>
-      </w:r>
-      <w:hyperlink r:id="rId91">
-        <w:r>
-          <w:rPr>
-            <w:lang w:val="zh_TW" w:bidi="zh_TW"/>
-          </w:rPr>
-          <w:rPr>
-            <w:color w:val="0000EE"/>
-            <w:u w:val="single"/>
-          </w:rPr>
-          <w:t>弗6:5</w:t>
-        </w:r>
-      </w:hyperlink>
-      <w:r>
-        <w:rPr>
-          <w:lang w:val="zh_TW" w:bidi="zh_TW"/>
-        </w:rPr>
-        <w:t>；</w:t>
-      </w:r>
-      <w:hyperlink r:id="rId92">
-        <w:r>
-          <w:rPr>
-            <w:lang w:val="zh_TW" w:bidi="zh_TW"/>
-          </w:rPr>
-          <w:rPr>
-            <w:color w:val="0000EE"/>
-            <w:u w:val="single"/>
-          </w:rPr>
-          <w:t>西1:7</w:t>
-        </w:r>
-      </w:hyperlink>
-      <w:r>
-        <w:rPr>
-          <w:lang w:val="zh_TW" w:bidi="zh_TW"/>
-        </w:rPr>
-        <w:t>），也包括家僕（</w:t>
-      </w:r>
-      <w:hyperlink r:id="rId93">
-        <w:r>
-          <w:rPr>
-            <w:lang w:val="zh_TW" w:bidi="zh_TW"/>
-          </w:rPr>
-          <w:rPr>
-            <w:color w:val="0000EE"/>
-            <w:u w:val="single"/>
-          </w:rPr>
-          <w:t>路16:13</w:t>
-        </w:r>
-      </w:hyperlink>
-      <w:r>
-        <w:rPr>
-          <w:lang w:val="zh_TW" w:bidi="zh_TW"/>
-        </w:rPr>
-        <w:t>）。</w:t>
+        <w:t>）。在舊約時代，沿海貿易由非利士人和腓尼基人掌控。地中海沿岸有幾個港口，例如加薩、約帕、多珥和亞柯，但都不是很理想的港口。還有一些海上航線將地中海沿岸與埃及和遠至他施（可能是西班牙）相連。另一條沿海水路是亞喀巴灣，擁有兩個港口——服務於外約旦地區的，和服務於約旦河以西地區的以拉。所羅門的船隊以以旬迦別為母港。</w:t>
       </w:r>
     </w:p>
     <w:p>
@@ -2243,22 +1346,162 @@
       </w:r>
       <w:r>
         <w:rPr>
-          <w:i/>
-          <w:lang w:val="zh_TW" w:bidi="zh_TW"/>
-        </w:rPr>
-        <w:t>另見</w:t>
-      </w:r>
-      <w:r>
-        <w:rPr>
-          <w:lang w:val="zh_TW" w:bidi="zh_TW"/>
-        </w:rPr>
-        <w:t>奴隸，為奴</w:t>
-      </w:r>
-      <w:r>
-        <w:rPr>
-          <w:lang w:val="zh_TW" w:bidi="zh_TW"/>
-        </w:rPr>
-        <w:t>。</w:t>
+          <w:lang w:val="zh_TW" w:bidi="zh_TW"/>
+        </w:rPr>
+        <w:t>到新約時代，情況發生了顯著變化。中東生產的商品被運往西方，尤其是羅馬人所使用。埃及的亞歷山大和敘利亞的安提阿處理了大量的貨物和旅客。像巴勒斯坦的小港口以及小亞細亞沿海的許多其他港口為船隻提供了避風港。為了避免繞過希臘半島的200英里（約322公里）路程，一種巧妙的計劃，就是使用拖曳小船橫跨科林斯地峽——其寬約5英里（約8公里）。即使是新約時代的最大船隻也難以抵擋海上的風暴（</w:t>
+      </w:r>
+      <w:hyperlink r:id="rId61">
+        <w:r>
+          <w:rPr>
+            <w:lang w:val="zh_TW" w:bidi="zh_TW"/>
+          </w:rPr>
+          <w:rPr>
+            <w:color w:val="0000EE"/>
+            <w:u w:val="single"/>
+          </w:rPr>
+          <w:t>徒27章</w:t>
+        </w:r>
+      </w:hyperlink>
+      <w:r>
+        <w:rPr>
+          <w:lang w:val="zh_TW" w:bidi="zh_TW"/>
+        </w:rPr>
+        <w:t>），因此海上旅行最好在風暴風險最小的時候進行，大約是從11月到3月。在適宜航海的季節裡，地中海有大量的海上交通，主要是貿易活動。糧船定期從羅馬駛往埃及和東方。</w:t>
+      </w:r>
+    </w:p>
+    <w:p>
+      <w:pPr/>
+      <w:r>
+        <w:rPr>
+          <w:lang w:val="zh_TW" w:bidi="zh_TW"/>
+        </w:rPr>
+      </w:r>
+      <w:r>
+        <w:rPr>
+          <w:lang w:val="zh_TW" w:bidi="zh_TW"/>
+        </w:rPr>
+        <w:t>船隻由帆驅動，必要時由奴隸划槳來補充動力。古代沉船的發現以及拉丁文和希臘文的文獻，提供了一些船隻規模大小的資料。在雅典附近發現的一座長130英尺（約39.6米）的古代乾船塢，曾用於希臘戰船，這些戰船比貨船小。羅馬作家路西亞（Lucian）提到了一艘長180英尺（約54.9米）的亞歷山大糧船，估計載重約1,200噸（約1,088.6公噸）。保羅的船上載有276人（</w:t>
+      </w:r>
+      <w:hyperlink r:id="rId62">
+        <w:r>
+          <w:rPr>
+            <w:lang w:val="zh_TW" w:bidi="zh_TW"/>
+          </w:rPr>
+          <w:rPr>
+            <w:color w:val="0000EE"/>
+            <w:u w:val="single"/>
+          </w:rPr>
+          <w:t>徒27:37</w:t>
+        </w:r>
+      </w:hyperlink>
+      <w:r>
+        <w:rPr>
+          <w:lang w:val="zh_TW" w:bidi="zh_TW"/>
+        </w:rPr>
+        <w:t>）。現代水下考古學（underwater archaeology）正在為我們提供關於這些古代船隻的寶貴信息。</w:t>
+      </w:r>
+    </w:p>
+    <w:p>
+      <w:pPr>
+        <w:pStyle w:val="Heading4"/>
+      </w:pPr>
+      <w:r>
+        <w:rPr>
+          <w:lang w:val="zh_TW" w:bidi="zh_TW"/>
+        </w:rPr>
+        <w:t>旅行的原因</w:t>
+      </w:r>
+    </w:p>
+    <w:p>
+      <w:pPr/>
+      <w:r>
+        <w:rPr>
+          <w:lang w:val="zh_TW" w:bidi="zh_TW"/>
+        </w:rPr>
+      </w:r>
+      <w:r>
+        <w:rPr>
+          <w:lang w:val="zh_TW" w:bidi="zh_TW"/>
+        </w:rPr>
+        <w:t>在新約時代，旅行的最重要原因是貿易和商業，這不僅僅是運輸貨物。參與這些活動的有貨物代理人、監管員、貨物保險商、兌換銀錢的人，以及整個涉及貨物獲取和安全運送的專業人員隊伍。</w:t>
+      </w:r>
+    </w:p>
+    <w:p>
+      <w:pPr/>
+      <w:r>
+        <w:rPr>
+          <w:lang w:val="zh_TW" w:bidi="zh_TW"/>
+        </w:rPr>
+      </w:r>
+      <w:r>
+        <w:rPr>
+          <w:lang w:val="zh_TW" w:bidi="zh_TW"/>
+        </w:rPr>
+        <w:t>軍事旅行也非常頻繁。這包括偵察、採購物資、為軍隊臨時駐紮地做準備，以及運送軍隊和裝備等各種任務。</w:t>
+      </w:r>
+    </w:p>
+    <w:p>
+      <w:pPr/>
+      <w:r>
+        <w:rPr>
+          <w:lang w:val="zh_TW" w:bidi="zh_TW"/>
+        </w:rPr>
+      </w:r>
+      <w:r>
+        <w:rPr>
+          <w:lang w:val="zh_TW" w:bidi="zh_TW"/>
+        </w:rPr>
+        <w:t>有些旅行者是因工作而變遷的商人，例如亞居拉和百基拉（</w:t>
+      </w:r>
+      <w:hyperlink r:id="rId63">
+        <w:r>
+          <w:rPr>
+            <w:lang w:val="zh_TW" w:bidi="zh_TW"/>
+          </w:rPr>
+          <w:rPr>
+            <w:color w:val="0000EE"/>
+            <w:u w:val="single"/>
+          </w:rPr>
+          <w:t>徒18:2–3</w:t>
+        </w:r>
+      </w:hyperlink>
+      <w:r>
+        <w:rPr>
+          <w:lang w:val="zh_TW" w:bidi="zh_TW"/>
+        </w:rPr>
+        <w:t>）。亞居拉從黑海的本都移居到羅馬，後來在遭遇逼迫時，他與妻子逃往哥林多。許多人也因類似原因而旅行。</w:t>
+      </w:r>
+    </w:p>
+    <w:p>
+      <w:pPr/>
+      <w:r>
+        <w:rPr>
+          <w:lang w:val="zh_TW" w:bidi="zh_TW"/>
+        </w:rPr>
+      </w:r>
+      <w:r>
+        <w:rPr>
+          <w:lang w:val="zh_TW" w:bidi="zh_TW"/>
+        </w:rPr>
+        <w:t>宗教朝聖者們從陸路或海路前往目的地。來自各地的猶太人前往耶路撒冷參加一年一度的逾越節慶典（參</w:t>
+      </w:r>
+      <w:hyperlink r:id="rId64">
+        <w:r>
+          <w:rPr>
+            <w:lang w:val="zh_TW" w:bidi="zh_TW"/>
+          </w:rPr>
+          <w:rPr>
+            <w:color w:val="0000EE"/>
+            <w:u w:val="single"/>
+          </w:rPr>
+          <w:t>徒2:5–11</w:t>
+        </w:r>
+      </w:hyperlink>
+      <w:r>
+        <w:rPr>
+          <w:lang w:val="zh_TW" w:bidi="zh_TW"/>
+        </w:rPr>
+        <w:t>）。外邦人則前往以弗所、雅典和艾盧西斯（Eleusis）的宗教中心，那裡有重要的廟宇。許多較小的廟宇也吸引朝聖者。新廟宇的建造，和各類政府行政建築的建設吸引了遠道而來的工匠，建築材料也常需要運輸到施工現場。建築中使用的材料通常需要運送到工地。一些人則為了健康，前往以醫治神蹟聞名的廟宇，或是享受溫泉的療效，像迦百農或提比哩亞的溫泉。運動員也會前往重要的比賽中心，參加像奧林匹克運動會這樣的重要比賽，大批群眾則聚集觀看盛會。一些旅行者是學生或教師，他們會前往當時的學術中心——相當於古代的大學。此外，還有一些人是政府或商業的官方使者，攜帶重要文件出使。儘管有這些活動，大多數普通公民幾乎從未離開過他們家鄉幾英里以外的地方。</w:t>
       </w:r>
       <w:r>
         <w:rPr>
@@ -4160,12 +3403,6 @@
   </w:num>
   <w:num w:numId="13" w16cid:durableId="592781308">
     <w:abstractNumId w:val="11"/>
-  </w:num>
-  <w:num w:numId="14">
-    <w:abstractNumId w:val="3"/>
-    <w:lvlOverride w:ilvl="0">
-      <w:startOverride w:val="1"/>
-    </w:lvlOverride>
   </w:num>
   <w:numIdMacAtCleanup w:val="10"/>
 </w:numbering>

--- a/zht/docx/087.content.docx
+++ b/zht/docx/087.content.docx
@@ -19,7 +19,7 @@
         <w:rPr>
           <w:lang w:val="zh_TW" w:bidi="zh_TW"/>
         </w:rPr>
-        <w:t>Resource: 聖經詞典 (Tyndale)</w:t>
+        <w:t>Resource: Tyndale Open Bible Dictionary</w:t>
       </w:r>
       <w:r>
         <w:rPr>
@@ -112,7 +112,7 @@
         <w:rPr>
           <w:lang w:val="zh_TW" w:bidi="zh_TW"/>
         </w:rPr>
-        <w:t>聖經詞典 (Tyndale)</w:t>
+        <w:t>Tyndale Open Bible Dictionary</w:t>
       </w:r>
     </w:p>
     <w:p>
@@ -149,7 +149,7 @@
         <w:rPr>
           <w:lang w:val="zh_TW" w:bidi="zh_TW"/>
         </w:rPr>
-        <w:t>lv</w:t>
+        <w:t>ling</w:t>
       </w:r>
       <w:r>
         <w:rPr>
@@ -212,7 +212,7 @@
         <w:rPr>
           <w:lang w:val="zh_TW" w:bidi="zh_TW"/>
         </w:rPr>
-        <w:t>旅行</w:t>
+        <w:t>靈魂</w:t>
       </w:r>
       <w:r>
         <w:rPr>
@@ -231,18 +231,33 @@
         <w:rPr>
           <w:lang w:val="zh_TW" w:bidi="zh_TW"/>
         </w:rPr>
-        <w:t>在聖經時代，旅行者常見道路崎嶇難行，且無法通行。通常是相對較小的船隻在海上航行，且主要是軍事和商船，極少是為了簡單的旅遊交通而航行的船隻。因為沒有什麼理由需要去旅行，一般公民往往只會留在相當有限的區域內。偶爾會有群體的遷徙，有時人們因宗教節期而旅行，或為了逃避戰爭和饑荒而遷徙。</w:t>
-      </w:r>
-    </w:p>
-    <w:p>
-      <w:pPr>
-        <w:pStyle w:val="Heading3"/>
-      </w:pPr>
-      <w:r>
-        <w:rPr>
-          <w:lang w:val="zh_TW" w:bidi="zh_TW"/>
-        </w:rPr>
-        <w:t>舊約時代的旅行</w:t>
+        <w:t>用來翻譯希臘文「</w:t>
+      </w:r>
+      <w:r>
+        <w:rPr>
+          <w:i/>
+          <w:lang w:val="zh_TW" w:bidi="zh_TW"/>
+        </w:rPr>
+        <w:t>psuche</w:t>
+      </w:r>
+      <w:r>
+        <w:rPr>
+          <w:lang w:val="zh_TW" w:bidi="zh_TW"/>
+        </w:rPr>
+        <w:t>」和希伯來文「</w:t>
+      </w:r>
+      <w:r>
+        <w:rPr>
+          <w:i/>
+          <w:lang w:val="zh_TW" w:bidi="zh_TW"/>
+        </w:rPr>
+        <w:t>nephesh</w:t>
+      </w:r>
+      <w:r>
+        <w:rPr>
+          <w:lang w:val="zh_TW" w:bidi="zh_TW"/>
+        </w:rPr>
+        <w:t>」的詞。</w:t>
       </w:r>
     </w:p>
     <w:p>
@@ -256,61 +271,18 @@
         <w:rPr>
           <w:lang w:val="zh_TW" w:bidi="zh_TW"/>
         </w:rPr>
-        <w:t>有幾個描繪了以色列百姓為了放牧而在有限區域內移動的記載。約瑟的兄弟們將他們的羊群從南地帶到示劍，後來又到多坍（</w:t>
-      </w:r>
-      <w:hyperlink r:id="rId13">
-        <w:r>
-          <w:rPr>
-            <w:lang w:val="zh_TW" w:bidi="zh_TW"/>
-          </w:rPr>
-          <w:rPr>
-            <w:color w:val="0000EE"/>
-            <w:u w:val="single"/>
-          </w:rPr>
-          <w:t>創37:12–17</w:t>
-        </w:r>
-      </w:hyperlink>
-      <w:r>
-        <w:rPr>
-          <w:lang w:val="zh_TW" w:bidi="zh_TW"/>
-        </w:rPr>
-        <w:t>），但這不過是60英里（96.5公里）。大衛曾環遊巴勒斯坦，甚至去了摩押地（</w:t>
-      </w:r>
-      <w:hyperlink r:id="rId14">
-        <w:r>
-          <w:rPr>
-            <w:lang w:val="zh_TW" w:bidi="zh_TW"/>
-          </w:rPr>
-          <w:rPr>
-            <w:color w:val="0000EE"/>
-            <w:u w:val="single"/>
-          </w:rPr>
-          <w:t>撒上22:3</w:t>
-        </w:r>
-      </w:hyperlink>
-      <w:r>
-        <w:rPr>
-          <w:lang w:val="zh_TW" w:bidi="zh_TW"/>
-        </w:rPr>
-        <w:t>）。但支派的人從耶路撒冷西南遷到北部——就在黎巴嫩山脈南端（</w:t>
-      </w:r>
-      <w:hyperlink r:id="rId15">
-        <w:r>
-          <w:rPr>
-            <w:lang w:val="zh_TW" w:bidi="zh_TW"/>
-          </w:rPr>
-          <w:rPr>
-            <w:color w:val="0000EE"/>
-            <w:u w:val="single"/>
-          </w:rPr>
-          <w:t>士18章</w:t>
-        </w:r>
-      </w:hyperlink>
-      <w:r>
-        <w:rPr>
-          <w:lang w:val="zh_TW" w:bidi="zh_TW"/>
-        </w:rPr>
-        <w:t>）。</w:t>
+        <w:t>希臘哲學家柏拉圖（生活在公元前四世紀）相信靈魂是人類永恆的一部分。雖然身體會死，但靈魂不會。當一個人死去時，他們的靈魂會進入另一個身體。如果他們是壞人，他們的靈魂可能會進入較低等的人、動物或鳥類。隨著時間的推移，通過從一個身體移動到另一個身體，靈魂會從邪惡中被淨化。在基督教早期的幾個世紀中，諾斯底主義也教導身體就像是靈魂的監牢。救贖，或被拯救，發生在人們學習了諾斯底的秘密時，這會使他們的靈魂從身體中解放出來。</w:t>
+      </w:r>
+    </w:p>
+    <w:p>
+      <w:pPr>
+        <w:pStyle w:val="Heading3"/>
+      </w:pPr>
+      <w:r>
+        <w:rPr>
+          <w:lang w:val="zh_TW" w:bidi="zh_TW"/>
+        </w:rPr>
+        <w:t>聖經對靈魂的看法</w:t>
       </w:r>
     </w:p>
     <w:p>
@@ -324,126 +296,18 @@
         <w:rPr>
           <w:lang w:val="zh_TW" w:bidi="zh_TW"/>
         </w:rPr>
-        <w:t>為了放牧、遷徙和保護而旅行的例子可謂多不勝數。這些旅行者通常會步行，但驢也被用來騎乘和作為馱運動物之用。牛用來運送重物，有時也載人（</w:t>
-      </w:r>
-      <w:hyperlink r:id="rId16">
-        <w:r>
-          <w:rPr>
-            <w:lang w:val="zh_TW" w:bidi="zh_TW"/>
-          </w:rPr>
-          <w:rPr>
-            <w:color w:val="0000EE"/>
-            <w:u w:val="single"/>
-          </w:rPr>
-          <w:t>創46:5</w:t>
-        </w:r>
-      </w:hyperlink>
-      <w:r>
-        <w:rPr>
-          <w:lang w:val="zh_TW" w:bidi="zh_TW"/>
-        </w:rPr>
-        <w:t>）。後來駱駝也成為普遍的交通工具（</w:t>
-      </w:r>
-      <w:hyperlink r:id="rId17">
-        <w:r>
-          <w:rPr>
-            <w:lang w:val="zh_TW" w:bidi="zh_TW"/>
-          </w:rPr>
-          <w:rPr>
-            <w:color w:val="0000EE"/>
-            <w:u w:val="single"/>
-          </w:rPr>
-          <w:t>王上10:2</w:t>
-        </w:r>
-      </w:hyperlink>
-      <w:r>
-        <w:rPr>
-          <w:lang w:val="zh_TW" w:bidi="zh_TW"/>
-        </w:rPr>
-        <w:t>；</w:t>
-      </w:r>
-      <w:hyperlink r:id="rId18">
-        <w:r>
-          <w:rPr>
-            <w:lang w:val="zh_TW" w:bidi="zh_TW"/>
-          </w:rPr>
-          <w:rPr>
-            <w:color w:val="0000EE"/>
-            <w:u w:val="single"/>
-          </w:rPr>
-          <w:t>王下8:9</w:t>
-        </w:r>
-      </w:hyperlink>
-      <w:r>
-        <w:rPr>
-          <w:lang w:val="zh_TW" w:bidi="zh_TW"/>
-        </w:rPr>
-        <w:t>）。我們對舊約時代的旅客休息地點所知甚少。舊約只有幾處提到了「住宿的地方（malon）」（</w:t>
-      </w:r>
-      <w:hyperlink r:id="rId19">
-        <w:r>
-          <w:rPr>
-            <w:lang w:val="zh_TW" w:bidi="zh_TW"/>
-          </w:rPr>
-          <w:rPr>
-            <w:color w:val="0000EE"/>
-            <w:u w:val="single"/>
-          </w:rPr>
-          <w:t>創42:27</w:t>
-        </w:r>
-      </w:hyperlink>
-      <w:r>
-        <w:rPr>
-          <w:lang w:val="zh_TW" w:bidi="zh_TW"/>
-        </w:rPr>
-        <w:t>，</w:t>
-      </w:r>
-      <w:hyperlink r:id="rId20">
-        <w:r>
-          <w:rPr>
-            <w:lang w:val="zh_TW" w:bidi="zh_TW"/>
-          </w:rPr>
-          <w:rPr>
-            <w:color w:val="0000EE"/>
-            <w:u w:val="single"/>
-          </w:rPr>
-          <w:t>43:21</w:t>
-        </w:r>
-      </w:hyperlink>
-      <w:r>
-        <w:rPr>
-          <w:lang w:val="zh_TW" w:bidi="zh_TW"/>
-        </w:rPr>
-        <w:t>；</w:t>
-      </w:r>
-      <w:hyperlink r:id="rId21">
-        <w:r>
-          <w:rPr>
-            <w:lang w:val="zh_TW" w:bidi="zh_TW"/>
-          </w:rPr>
-          <w:rPr>
-            <w:color w:val="0000EE"/>
-            <w:u w:val="single"/>
-          </w:rPr>
-          <w:t>出4:24</w:t>
-        </w:r>
-      </w:hyperlink>
-      <w:r>
-        <w:rPr>
-          <w:lang w:val="zh_TW" w:bidi="zh_TW"/>
-        </w:rPr>
-        <w:t>）。</w:t>
+        <w:t>聖經對靈魂有不同的看法。</w:t>
       </w:r>
     </w:p>
     <w:p>
       <w:pPr>
-        <w:pStyle w:val="Heading3"/>
-      </w:pPr>
-      <w:r>
-        <w:rPr>
-          <w:lang w:val="zh_TW" w:bidi="zh_TW"/>
-        </w:rPr>
-        <w:t>新約時代的旅行</w:t>
+        <w:pStyle w:val="Heading4"/>
+      </w:pPr>
+      <w:r>
+        <w:rPr>
+          <w:lang w:val="zh_TW" w:bidi="zh_TW"/>
+        </w:rPr>
+        <w:t>舊約聖經中的靈魂</w:t>
       </w:r>
     </w:p>
     <w:p>
@@ -457,7 +321,127 @@
         <w:rPr>
           <w:lang w:val="zh_TW" w:bidi="zh_TW"/>
         </w:rPr>
-        <w:t>羅馬世界對旅行的了解非常通透，主要是為了在節期履行宗教義務、為了從事貿易、為了政府行政以及軍事目的。公元一世紀的基督徒傳教士是當時眾多旅行者中的一部分。</w:t>
+        <w:t>在舊約聖經中，靈魂對人類生命至關重要。希伯來文和希臘文中的靈魂一詞通常意味著「生命」，有時也可以指動物的生命（</w:t>
+      </w:r>
+      <w:hyperlink r:id="rId13">
+        <w:r>
+          <w:rPr>
+            <w:lang w:val="zh_TW" w:bidi="zh_TW"/>
+          </w:rPr>
+          <w:rPr>
+            <w:color w:val="0000EE"/>
+            <w:u w:val="single"/>
+          </w:rPr>
+          <w:t>創世記1:20</w:t>
+        </w:r>
+      </w:hyperlink>
+      <w:r>
+        <w:rPr>
+          <w:lang w:val="zh_TW" w:bidi="zh_TW"/>
+        </w:rPr>
+        <w:t>；</w:t>
+      </w:r>
+      <w:hyperlink r:id="rId14">
+        <w:r>
+          <w:rPr>
+            <w:lang w:val="zh_TW" w:bidi="zh_TW"/>
+          </w:rPr>
+          <w:rPr>
+            <w:color w:val="0000EE"/>
+            <w:u w:val="single"/>
+          </w:rPr>
+          <w:t>利未記11:10</w:t>
+        </w:r>
+      </w:hyperlink>
+      <w:r>
+        <w:rPr>
+          <w:lang w:val="zh_TW" w:bidi="zh_TW"/>
+        </w:rPr>
+        <w:t>）。「</w:t>
+      </w:r>
+      <w:r>
+        <w:rPr>
+          <w:lang w:val="zh_TW" w:bidi="zh_TW"/>
+        </w:rPr>
+        <w:t>以命償命</w:t>
+      </w:r>
+      <w:r>
+        <w:rPr>
+          <w:lang w:val="zh_TW" w:bidi="zh_TW"/>
+        </w:rPr>
+        <w:t>」意味著「生命換生命」（</w:t>
+      </w:r>
+      <w:hyperlink r:id="rId15">
+        <w:r>
+          <w:rPr>
+            <w:lang w:val="zh_TW" w:bidi="zh_TW"/>
+          </w:rPr>
+          <w:rPr>
+            <w:color w:val="0000EE"/>
+            <w:u w:val="single"/>
+          </w:rPr>
+          <w:t>出埃及記21:23</w:t>
+        </w:r>
+      </w:hyperlink>
+      <w:r>
+        <w:rPr>
+          <w:lang w:val="zh_TW" w:bidi="zh_TW"/>
+        </w:rPr>
+        <w:t>）。在法律文本中，靈魂指的是與法律相關的人（比如，「若有靈魂犯罪……（其它譯本翻譯）」，</w:t>
+      </w:r>
+      <w:hyperlink r:id="rId16">
+        <w:r>
+          <w:rPr>
+            <w:lang w:val="zh_TW" w:bidi="zh_TW"/>
+          </w:rPr>
+          <w:rPr>
+            <w:color w:val="0000EE"/>
+            <w:u w:val="single"/>
+          </w:rPr>
+          <w:t xml:space="preserve">利未記4:2 </w:t>
+        </w:r>
+      </w:hyperlink>
+      <w:r>
+        <w:rPr>
+          <w:lang w:val="zh_TW" w:bidi="zh_TW"/>
+        </w:rPr>
+        <w:t>）。當計算人數時，是以靈魂計算，意味著人（</w:t>
+      </w:r>
+      <w:hyperlink r:id="rId17">
+        <w:r>
+          <w:rPr>
+            <w:lang w:val="zh_TW" w:bidi="zh_TW"/>
+          </w:rPr>
+          <w:rPr>
+            <w:color w:val="0000EE"/>
+            <w:u w:val="single"/>
+          </w:rPr>
+          <w:t>出埃及記1:5</w:t>
+        </w:r>
+      </w:hyperlink>
+      <w:r>
+        <w:rPr>
+          <w:lang w:val="zh_TW" w:bidi="zh_TW"/>
+        </w:rPr>
+        <w:t>；</w:t>
+      </w:r>
+      <w:hyperlink r:id="rId18">
+        <w:r>
+          <w:rPr>
+            <w:lang w:val="zh_TW" w:bidi="zh_TW"/>
+          </w:rPr>
+          <w:rPr>
+            <w:color w:val="0000EE"/>
+            <w:u w:val="single"/>
+          </w:rPr>
+          <w:t>申命記10:22</w:t>
+        </w:r>
+      </w:hyperlink>
+      <w:r>
+        <w:rPr>
+          <w:lang w:val="zh_TW" w:bidi="zh_TW"/>
+        </w:rPr>
+        <w:t>）。</w:t>
       </w:r>
     </w:p>
     <w:p>
@@ -471,90 +455,18 @@
         <w:rPr>
           <w:lang w:val="zh_TW" w:bidi="zh_TW"/>
         </w:rPr>
-        <w:t>羅馬和平與權威的來臨，以及精心建造的石頭道路，使旅行相對的安全快捷。相比舊約時代，旅行的方式有所改善。在羅馬帝國內，人們可以在良好的道路上長途旅行，而且相對安全。然而，仍有一些危險，特別是在海上旅行，風暴和海盜是常見的威脅（</w:t>
-      </w:r>
-      <w:hyperlink r:id="rId22">
-        <w:r>
-          <w:rPr>
-            <w:lang w:val="zh_TW" w:bidi="zh_TW"/>
-          </w:rPr>
-          <w:rPr>
-            <w:color w:val="0000EE"/>
-            <w:u w:val="single"/>
-          </w:rPr>
-          <w:t>徒15:39</w:t>
-        </w:r>
-      </w:hyperlink>
-      <w:r>
-        <w:rPr>
-          <w:lang w:val="zh_TW" w:bidi="zh_TW"/>
-        </w:rPr>
-        <w:t>，</w:t>
-      </w:r>
-      <w:hyperlink r:id="rId23">
-        <w:r>
-          <w:rPr>
-            <w:lang w:val="zh_TW" w:bidi="zh_TW"/>
-          </w:rPr>
-          <w:rPr>
-            <w:color w:val="0000EE"/>
-            <w:u w:val="single"/>
-          </w:rPr>
-          <w:t>18:18–22</w:t>
-        </w:r>
-      </w:hyperlink>
-      <w:r>
-        <w:rPr>
-          <w:lang w:val="zh_TW" w:bidi="zh_TW"/>
-        </w:rPr>
-        <w:t>；</w:t>
-      </w:r>
-      <w:hyperlink r:id="rId24">
-        <w:r>
-          <w:rPr>
-            <w:lang w:val="zh_TW" w:bidi="zh_TW"/>
-          </w:rPr>
-          <w:rPr>
-            <w:color w:val="0000EE"/>
-            <w:u w:val="single"/>
-          </w:rPr>
-          <w:t>羅15:24–25</w:t>
-        </w:r>
-      </w:hyperlink>
-      <w:r>
-        <w:rPr>
-          <w:lang w:val="zh_TW" w:bidi="zh_TW"/>
-        </w:rPr>
-        <w:t>；</w:t>
-      </w:r>
-      <w:hyperlink r:id="rId25">
-        <w:r>
-          <w:rPr>
-            <w:lang w:val="zh_TW" w:bidi="zh_TW"/>
-          </w:rPr>
-          <w:rPr>
-            <w:color w:val="0000EE"/>
-            <w:u w:val="single"/>
-          </w:rPr>
-          <w:t>林後11:25–26</w:t>
-        </w:r>
-      </w:hyperlink>
-      <w:r>
-        <w:rPr>
-          <w:lang w:val="zh_TW" w:bidi="zh_TW"/>
-        </w:rPr>
-        <w:t>）。保羅去羅馬的海上旅程便是一個危險的例子（</w:t>
-      </w:r>
-      <w:hyperlink r:id="rId26">
-        <w:r>
-          <w:rPr>
-            <w:lang w:val="zh_TW" w:bidi="zh_TW"/>
-          </w:rPr>
-          <w:rPr>
-            <w:color w:val="0000EE"/>
-            <w:u w:val="single"/>
-          </w:rPr>
-          <w:t>徒27:1–28:14</w:t>
+        <w:t>更狹義地說，靈魂指的是人的情感和內在力量。人們被呼召要盡心盡性來愛神（</w:t>
+      </w:r>
+      <w:hyperlink r:id="rId19">
+        <w:r>
+          <w:rPr>
+            <w:lang w:val="zh_TW" w:bidi="zh_TW"/>
+          </w:rPr>
+          <w:rPr>
+            <w:color w:val="0000EE"/>
+            <w:u w:val="single"/>
+          </w:rPr>
+          <w:t>申命記13:3</w:t>
         </w:r>
       </w:hyperlink>
       <w:r>
@@ -575,271 +487,151 @@
         <w:rPr>
           <w:lang w:val="zh_TW" w:bidi="zh_TW"/>
         </w:rPr>
-        <w:t>新約提到了一些徒步旅行的例子。馬利亞從加利利到猶大去探望伊利莎白（</w:t>
-      </w:r>
-      <w:hyperlink r:id="rId27">
-        <w:r>
-          <w:rPr>
-            <w:lang w:val="zh_TW" w:bidi="zh_TW"/>
-          </w:rPr>
-          <w:rPr>
-            <w:color w:val="0000EE"/>
-            <w:u w:val="single"/>
-          </w:rPr>
-          <w:t>路1:39–40、56</w:t>
-        </w:r>
-      </w:hyperlink>
-      <w:r>
-        <w:rPr>
-          <w:lang w:val="zh_TW" w:bidi="zh_TW"/>
-        </w:rPr>
-        <w:t>）。耶穌在人口普查時出生在伯利恆（</w:t>
-      </w:r>
-      <w:hyperlink r:id="rId28">
-        <w:r>
-          <w:rPr>
-            <w:lang w:val="zh_TW" w:bidi="zh_TW"/>
-          </w:rPr>
-          <w:rPr>
-            <w:color w:val="0000EE"/>
-            <w:u w:val="single"/>
-          </w:rPr>
-          <w:t>2:1–7</w:t>
-        </w:r>
-      </w:hyperlink>
-      <w:r>
-        <w:rPr>
-          <w:lang w:val="zh_TW" w:bidi="zh_TW"/>
-        </w:rPr>
-        <w:t>）；耶穌被帶到耶路撒冷以遵行猶太人潔淨的律法（</w:t>
-      </w:r>
-      <w:hyperlink r:id="rId29">
-        <w:r>
-          <w:rPr>
-            <w:lang w:val="zh_TW" w:bidi="zh_TW"/>
-          </w:rPr>
-          <w:rPr>
-            <w:color w:val="0000EE"/>
-            <w:u w:val="single"/>
-          </w:rPr>
-          <w:t>22</w:t>
-        </w:r>
-      </w:hyperlink>
-      <w:r>
-        <w:rPr>
-          <w:lang w:val="zh_TW" w:bidi="zh_TW"/>
-        </w:rPr>
-        <w:t>節）。因此，從馬利亞聖靈感孕耶穌到馬利亞潔淨的期間，往返三次拿撒勒到耶路撒冷，其距離約70英里（112.6公里）。約瑟和馬利亞每年都去耶路撒冷過逾越節（</w:t>
-      </w:r>
-      <w:hyperlink r:id="rId30">
-        <w:r>
-          <w:rPr>
-            <w:lang w:val="zh_TW" w:bidi="zh_TW"/>
-          </w:rPr>
-          <w:rPr>
-            <w:color w:val="0000EE"/>
-            <w:u w:val="single"/>
-          </w:rPr>
-          <w:t>41–51</w:t>
-        </w:r>
-      </w:hyperlink>
-      <w:r>
-        <w:rPr>
-          <w:lang w:val="zh_TW" w:bidi="zh_TW"/>
-        </w:rPr>
-        <w:t>節）。其它旅行還包括（</w:t>
-      </w:r>
-      <w:hyperlink r:id="rId31">
-        <w:r>
-          <w:rPr>
-            <w:lang w:val="zh_TW" w:bidi="zh_TW"/>
-          </w:rPr>
-          <w:rPr>
-            <w:color w:val="0000EE"/>
-            <w:u w:val="single"/>
-          </w:rPr>
-          <w:t>約2:13</w:t>
-        </w:r>
-      </w:hyperlink>
-      <w:r>
-        <w:rPr>
-          <w:lang w:val="zh_TW" w:bidi="zh_TW"/>
-        </w:rPr>
-        <w:t>，</w:t>
-      </w:r>
-      <w:hyperlink r:id="rId32">
-        <w:r>
-          <w:rPr>
-            <w:lang w:val="zh_TW" w:bidi="zh_TW"/>
-          </w:rPr>
-          <w:rPr>
-            <w:color w:val="0000EE"/>
-            <w:u w:val="single"/>
-          </w:rPr>
-          <w:t>5:1，</w:t>
-        </w:r>
-      </w:hyperlink>
-      <w:hyperlink r:id="rId33">
-        <w:r>
-          <w:rPr>
-            <w:lang w:val="zh_TW" w:bidi="zh_TW"/>
-          </w:rPr>
-          <w:rPr>
-            <w:color w:val="0000EE"/>
-            <w:u w:val="single"/>
-          </w:rPr>
-          <w:t>7:1–10</w:t>
-        </w:r>
-      </w:hyperlink>
-      <w:r>
-        <w:rPr>
-          <w:lang w:val="zh_TW" w:bidi="zh_TW"/>
-        </w:rPr>
-        <w:t>，</w:t>
-      </w:r>
-      <w:hyperlink r:id="rId34">
-        <w:r>
-          <w:rPr>
-            <w:lang w:val="zh_TW" w:bidi="zh_TW"/>
-          </w:rPr>
-          <w:rPr>
-            <w:color w:val="0000EE"/>
-            <w:u w:val="single"/>
-          </w:rPr>
-          <w:t>12:1</w:t>
-        </w:r>
-      </w:hyperlink>
-      <w:r>
-        <w:rPr>
-          <w:lang w:val="zh_TW" w:bidi="zh_TW"/>
-        </w:rPr>
-        <w:t>）耶穌曾步行從加利利到耶利哥（</w:t>
-      </w:r>
-      <w:hyperlink r:id="rId35">
-        <w:r>
-          <w:rPr>
-            <w:lang w:val="zh_TW" w:bidi="zh_TW"/>
-          </w:rPr>
-          <w:rPr>
-            <w:color w:val="0000EE"/>
-            <w:u w:val="single"/>
-          </w:rPr>
-          <w:t>可1:1–11</w:t>
-        </w:r>
-      </w:hyperlink>
-      <w:r>
-        <w:rPr>
-          <w:lang w:val="zh_TW" w:bidi="zh_TW"/>
-        </w:rPr>
-        <w:t>），也去過泰爾和西頓的地區（</w:t>
-      </w:r>
-      <w:hyperlink r:id="rId36">
-        <w:r>
-          <w:rPr>
-            <w:lang w:val="zh_TW" w:bidi="zh_TW"/>
-          </w:rPr>
-          <w:rPr>
-            <w:color w:val="0000EE"/>
-            <w:u w:val="single"/>
-          </w:rPr>
-          <w:t>7:24</w:t>
-        </w:r>
-      </w:hyperlink>
-      <w:r>
-        <w:rPr>
-          <w:lang w:val="zh_TW" w:bidi="zh_TW"/>
-        </w:rPr>
-        <w:t>）。耶穌不止一次到過撒馬利亞（</w:t>
-      </w:r>
-      <w:hyperlink r:id="rId37">
-        <w:r>
-          <w:rPr>
-            <w:lang w:val="zh_TW" w:bidi="zh_TW"/>
-          </w:rPr>
-          <w:rPr>
-            <w:color w:val="0000EE"/>
-            <w:u w:val="single"/>
-          </w:rPr>
-          <w:t>路17:11</w:t>
-        </w:r>
-      </w:hyperlink>
-      <w:r>
-        <w:rPr>
-          <w:lang w:val="zh_TW" w:bidi="zh_TW"/>
-        </w:rPr>
-        <w:t>；</w:t>
-      </w:r>
-      <w:hyperlink r:id="rId38">
-        <w:r>
-          <w:rPr>
-            <w:lang w:val="zh_TW" w:bidi="zh_TW"/>
-          </w:rPr>
-          <w:rPr>
-            <w:color w:val="0000EE"/>
-            <w:u w:val="single"/>
-          </w:rPr>
-          <w:t>約4:4</w:t>
-        </w:r>
-      </w:hyperlink>
-      <w:r>
-        <w:rPr>
-          <w:lang w:val="zh_TW" w:bidi="zh_TW"/>
-        </w:rPr>
-        <w:t>）。耶穌最後一次去耶路撒冷的旅程是經由耶利哥，穿過山路上耶路撒冷（</w:t>
-      </w:r>
-      <w:hyperlink r:id="rId39">
-        <w:r>
-          <w:rPr>
-            <w:lang w:val="zh_TW" w:bidi="zh_TW"/>
-          </w:rPr>
-          <w:rPr>
-            <w:color w:val="0000EE"/>
-            <w:u w:val="single"/>
-          </w:rPr>
-          <w:t>可10:1、46</w:t>
-        </w:r>
-      </w:hyperlink>
-      <w:r>
-        <w:rPr>
-          <w:lang w:val="zh_TW" w:bidi="zh_TW"/>
-        </w:rPr>
-        <w:t>，</w:t>
-      </w:r>
-      <w:hyperlink r:id="rId40">
-        <w:r>
-          <w:rPr>
-            <w:lang w:val="zh_TW" w:bidi="zh_TW"/>
-          </w:rPr>
-          <w:rPr>
-            <w:color w:val="0000EE"/>
-            <w:u w:val="single"/>
-          </w:rPr>
-          <w:t>11:1</w:t>
-        </w:r>
-      </w:hyperlink>
-      <w:r>
-        <w:rPr>
-          <w:lang w:val="zh_TW" w:bidi="zh_TW"/>
-        </w:rPr>
-        <w:t>）。耶穌復活後的最後一次旅程是到以馬忤斯（</w:t>
-      </w:r>
-      <w:hyperlink r:id="rId41">
-        <w:r>
-          <w:rPr>
-            <w:lang w:val="zh_TW" w:bidi="zh_TW"/>
-          </w:rPr>
-          <w:rPr>
-            <w:color w:val="0000EE"/>
-            <w:u w:val="single"/>
-          </w:rPr>
-          <w:t>路24:13–35</w:t>
-        </w:r>
-      </w:hyperlink>
-      <w:r>
-        <w:rPr>
-          <w:lang w:val="zh_TW" w:bidi="zh_TW"/>
-        </w:rPr>
-        <w:t>）。</w:t>
+        <w:t>生命中的某些部分來自靈魂：</w:t>
+      </w:r>
+    </w:p>
+    <w:p>
+      <w:pPr>
+        <w:pStyle w:val="ListBullet"/>
+        <w:spacing w:line="240" w:lineRule="auto"/>
+        <w:ind w:left="720"/>
+      </w:pPr>
+      <w:r>
+        <w:rPr>
+          <w:lang w:val="zh_TW" w:bidi="zh_TW"/>
+        </w:rPr>
+      </w:r>
+      <w:r>
+        <w:rPr>
+          <w:lang w:val="zh_TW" w:bidi="zh_TW"/>
+        </w:rPr>
+        <w:t>知識和理解（</w:t>
+      </w:r>
+      <w:hyperlink r:id="rId20">
+        <w:r>
+          <w:rPr>
+            <w:lang w:val="zh_TW" w:bidi="zh_TW"/>
+          </w:rPr>
+          <w:rPr>
+            <w:color w:val="0000EE"/>
+            <w:u w:val="single"/>
+          </w:rPr>
+          <w:t>詩篇139:14</w:t>
+        </w:r>
+      </w:hyperlink>
+      <w:r>
+        <w:rPr>
+          <w:lang w:val="zh_TW" w:bidi="zh_TW"/>
+        </w:rPr>
+        <w:t>）</w:t>
+      </w:r>
+    </w:p>
+    <w:p>
+      <w:pPr>
+        <w:pStyle w:val="ListBullet"/>
+        <w:spacing w:line="240" w:lineRule="auto"/>
+        <w:ind w:left="720"/>
+      </w:pPr>
+      <w:r>
+        <w:rPr>
+          <w:lang w:val="zh_TW" w:bidi="zh_TW"/>
+        </w:rPr>
+      </w:r>
+      <w:r>
+        <w:rPr>
+          <w:lang w:val="zh_TW" w:bidi="zh_TW"/>
+        </w:rPr>
+        <w:t>思想（</w:t>
+      </w:r>
+      <w:hyperlink r:id="rId21">
+        <w:r>
+          <w:rPr>
+            <w:lang w:val="zh_TW" w:bidi="zh_TW"/>
+          </w:rPr>
+          <w:rPr>
+            <w:color w:val="0000EE"/>
+            <w:u w:val="single"/>
+          </w:rPr>
+          <w:t>撒母耳記上20:3</w:t>
+        </w:r>
+      </w:hyperlink>
+      <w:r>
+        <w:rPr>
+          <w:lang w:val="zh_TW" w:bidi="zh_TW"/>
+        </w:rPr>
+        <w:t>）</w:t>
+      </w:r>
+    </w:p>
+    <w:p>
+      <w:pPr>
+        <w:pStyle w:val="ListBullet"/>
+        <w:spacing w:line="240" w:lineRule="auto"/>
+        <w:ind w:left="720"/>
+      </w:pPr>
+      <w:r>
+        <w:rPr>
+          <w:lang w:val="zh_TW" w:bidi="zh_TW"/>
+        </w:rPr>
+      </w:r>
+      <w:r>
+        <w:rPr>
+          <w:lang w:val="zh_TW" w:bidi="zh_TW"/>
+        </w:rPr>
+        <w:t>愛（</w:t>
+      </w:r>
+      <w:hyperlink r:id="rId22">
+        <w:r>
+          <w:rPr>
+            <w:lang w:val="zh_TW" w:bidi="zh_TW"/>
+          </w:rPr>
+          <w:rPr>
+            <w:color w:val="0000EE"/>
+            <w:u w:val="single"/>
+          </w:rPr>
+          <w:t>撒母耳記上18:1</w:t>
+        </w:r>
+      </w:hyperlink>
+      <w:r>
+        <w:rPr>
+          <w:lang w:val="zh_TW" w:bidi="zh_TW"/>
+        </w:rPr>
+        <w:t>）</w:t>
+      </w:r>
+    </w:p>
+    <w:p>
+      <w:pPr>
+        <w:pStyle w:val="ListBullet"/>
+        <w:spacing w:line="240" w:lineRule="auto"/>
+        <w:ind w:left="720"/>
+      </w:pPr>
+      <w:r>
+        <w:rPr>
+          <w:lang w:val="zh_TW" w:bidi="zh_TW"/>
+        </w:rPr>
+      </w:r>
+      <w:r>
+        <w:rPr>
+          <w:lang w:val="zh_TW" w:bidi="zh_TW"/>
+        </w:rPr>
+        <w:t>記憶（</w:t>
+      </w:r>
+      <w:hyperlink r:id="rId23">
+        <w:r>
+          <w:rPr>
+            <w:lang w:val="zh_TW" w:bidi="zh_TW"/>
+          </w:rPr>
+          <w:rPr>
+            <w:color w:val="0000EE"/>
+            <w:u w:val="single"/>
+          </w:rPr>
+          <w:t>耶利米哀歌3:20</w:t>
+        </w:r>
+      </w:hyperlink>
+      <w:r>
+        <w:rPr>
+          <w:lang w:val="zh_TW" w:bidi="zh_TW"/>
+        </w:rPr>
+        <w:t>）</w:t>
       </w:r>
     </w:p>
     <w:p>
@@ -853,162 +645,7 @@
         <w:rPr>
           <w:lang w:val="zh_TW" w:bidi="zh_TW"/>
         </w:rPr>
-        <w:t>保羅每次宣教旅行都乘船（</w:t>
-      </w:r>
-      <w:hyperlink r:id="rId42">
-        <w:r>
-          <w:rPr>
-            <w:lang w:val="zh_TW" w:bidi="zh_TW"/>
-          </w:rPr>
-          <w:rPr>
-            <w:color w:val="0000EE"/>
-            <w:u w:val="single"/>
-          </w:rPr>
-          <w:t>徒13:1–14</w:t>
-        </w:r>
-      </w:hyperlink>
-      <w:r>
-        <w:rPr>
-          <w:lang w:val="zh_TW" w:bidi="zh_TW"/>
-        </w:rPr>
-        <w:t>，</w:t>
-      </w:r>
-      <w:hyperlink r:id="rId43">
-        <w:r>
-          <w:rPr>
-            <w:lang w:val="zh_TW" w:bidi="zh_TW"/>
-          </w:rPr>
-          <w:rPr>
-            <w:color w:val="0000EE"/>
-            <w:u w:val="single"/>
-          </w:rPr>
-          <w:t>15:41–18:22</w:t>
-        </w:r>
-      </w:hyperlink>
-      <w:r>
-        <w:rPr>
-          <w:lang w:val="zh_TW" w:bidi="zh_TW"/>
-        </w:rPr>
-        <w:t>，</w:t>
-      </w:r>
-      <w:hyperlink r:id="rId44">
-        <w:r>
-          <w:rPr>
-            <w:lang w:val="zh_TW" w:bidi="zh_TW"/>
-          </w:rPr>
-          <w:rPr>
-            <w:color w:val="0000EE"/>
-            <w:u w:val="single"/>
-          </w:rPr>
-          <w:t>18:23–21:17</w:t>
-        </w:r>
-      </w:hyperlink>
-      <w:r>
-        <w:rPr>
-          <w:lang w:val="zh_TW" w:bidi="zh_TW"/>
-        </w:rPr>
-        <w:t>），通常有朋友陪伴。他也曾在巴勒斯坦、小亞細亞和希臘半島徒步旅行。但在新約時代並非所有旅行都是徒步進行。驢子常用來馱運貨物，也經常載人。耶穌曾騎驢從伯法其到耶路撒冷，這段路程雖短但象徵意義深遠（</w:t>
-      </w:r>
-      <w:hyperlink r:id="rId45">
-        <w:r>
-          <w:rPr>
-            <w:lang w:val="zh_TW" w:bidi="zh_TW"/>
-          </w:rPr>
-          <w:rPr>
-            <w:color w:val="0000EE"/>
-            <w:u w:val="single"/>
-          </w:rPr>
-          <w:t>太21:2–7</w:t>
-        </w:r>
-      </w:hyperlink>
-      <w:r>
-        <w:rPr>
-          <w:lang w:val="zh_TW" w:bidi="zh_TW"/>
-        </w:rPr>
-        <w:t>；</w:t>
-      </w:r>
-      <w:hyperlink r:id="rId46">
-        <w:r>
-          <w:rPr>
-            <w:lang w:val="zh_TW" w:bidi="zh_TW"/>
-          </w:rPr>
-          <w:rPr>
-            <w:color w:val="0000EE"/>
-            <w:u w:val="single"/>
-          </w:rPr>
-          <w:t>可11:1–11</w:t>
-        </w:r>
-      </w:hyperlink>
-      <w:r>
-        <w:rPr>
-          <w:lang w:val="zh_TW" w:bidi="zh_TW"/>
-        </w:rPr>
-        <w:t>；</w:t>
-      </w:r>
-      <w:hyperlink r:id="rId47">
-        <w:r>
-          <w:rPr>
-            <w:lang w:val="zh_TW" w:bidi="zh_TW"/>
-          </w:rPr>
-          <w:rPr>
-            <w:color w:val="0000EE"/>
-            <w:u w:val="single"/>
-          </w:rPr>
-          <w:t>約12:12–15</w:t>
-        </w:r>
-      </w:hyperlink>
-      <w:r>
-        <w:rPr>
-          <w:lang w:val="zh_TW" w:bidi="zh_TW"/>
-        </w:rPr>
-        <w:t>）。當約瑟與懷孕的馬利亞一起去伯利恆人口普查時，馬利亞很可能是騎驢而行。衣索匹亞的太監從耶路撒冷敬拜後，坐在車上，而腓利則徒步與他同行（</w:t>
-      </w:r>
-      <w:hyperlink r:id="rId48">
-        <w:r>
-          <w:rPr>
-            <w:lang w:val="zh_TW" w:bidi="zh_TW"/>
-          </w:rPr>
-          <w:rPr>
-            <w:color w:val="0000EE"/>
-            <w:u w:val="single"/>
-          </w:rPr>
-          <w:t>徒8:26–38</w:t>
-        </w:r>
-      </w:hyperlink>
-      <w:r>
-        <w:rPr>
-          <w:lang w:val="zh_TW" w:bidi="zh_TW"/>
-        </w:rPr>
-        <w:t>）。羅馬士兵既步行也大量使用馬匹。當保羅從耶路撒冷被押送到凱撒利亞時，他們為他準備了坐騎（</w:t>
-      </w:r>
-      <w:hyperlink r:id="rId49">
-        <w:r>
-          <w:rPr>
-            <w:lang w:val="zh_TW" w:bidi="zh_TW"/>
-          </w:rPr>
-          <w:rPr>
-            <w:color w:val="0000EE"/>
-            <w:u w:val="single"/>
-          </w:rPr>
-          <w:t>23:23–24</w:t>
-        </w:r>
-      </w:hyperlink>
-      <w:r>
-        <w:rPr>
-          <w:lang w:val="zh_TW" w:bidi="zh_TW"/>
-        </w:rPr>
-        <w:t>）。</w:t>
-      </w:r>
-    </w:p>
-    <w:p>
-      <w:pPr>
-        <w:pStyle w:val="Heading3"/>
-      </w:pPr>
-      <w:r>
-        <w:rPr>
-          <w:lang w:val="zh_TW" w:bidi="zh_TW"/>
-        </w:rPr>
-        <w:t>道路與海上航線</w:t>
+        <w:t>在這裡，靈魂就像自我，即一個人的人性或自我。</w:t>
       </w:r>
     </w:p>
     <w:p>
@@ -1022,7 +659,272 @@
         <w:rPr>
           <w:lang w:val="zh_TW" w:bidi="zh_TW"/>
         </w:rPr>
-        <w:t>聖經時代的道路在巴勒斯坦的地理、地形和歷史中佔有重要地位，這片土地充當了埃及與中東文明和貿易中心之間的橋樑。許多道路在商業和軍事上具有戰略意義。有些道路因為是朝聖路線而變得重要，方便前往像耶路撒冷這樣的宗教中心。聖經時代的道路主要分為三種：遠距離的國際道路、中距離的區域內道路，以及各區域或國家內部的各種道路。</w:t>
+        <w:t>舊約聖經並不暗示靈魂在死後會轉移到另一個身體。人類被視為身體和靈魂的統一體，意味著是從不同角度看待同一個人。在</w:t>
+      </w:r>
+      <w:hyperlink r:id="rId24">
+        <w:r>
+          <w:rPr>
+            <w:lang w:val="zh_TW" w:bidi="zh_TW"/>
+          </w:rPr>
+          <w:rPr>
+            <w:color w:val="0000EE"/>
+            <w:u w:val="single"/>
+          </w:rPr>
+          <w:t>創世記二章7節</w:t>
+        </w:r>
+      </w:hyperlink>
+      <w:r>
+        <w:rPr>
+          <w:lang w:val="zh_TW" w:bidi="zh_TW"/>
+        </w:rPr>
+        <w:t>中，片語「有靈的活人」有時被錯誤地翻譯為「活的靈魂」。這個想法並不是說男人和女人成為</w:t>
+      </w:r>
+      <w:r>
+        <w:rPr>
+          <w:i/>
+          <w:lang w:val="zh_TW" w:bidi="zh_TW"/>
+        </w:rPr>
+        <w:t>靈魂，</w:t>
+      </w:r>
+      <w:r>
+        <w:rPr>
+          <w:lang w:val="zh_TW" w:bidi="zh_TW"/>
+        </w:rPr>
+        <w:t>因為他們顯然有身體。原文中使用這個詞是為了強調人作為「活的生命」的層面。這並不意味著人成為靈，而是突出了作為「活的生命」的重要層面。希伯來思想對統一的人的觀念有助於解釋舊約聖經中對死後生命的陰影看法，因為很難想像沒有身體的存在（</w:t>
+      </w:r>
+      <w:hyperlink r:id="rId25">
+        <w:r>
+          <w:rPr>
+            <w:lang w:val="zh_TW" w:bidi="zh_TW"/>
+          </w:rPr>
+          <w:rPr>
+            <w:color w:val="0000EE"/>
+            <w:u w:val="single"/>
+          </w:rPr>
+          <w:t>詩篇16:10</w:t>
+        </w:r>
+      </w:hyperlink>
+      <w:r>
+        <w:rPr>
+          <w:lang w:val="zh_TW" w:bidi="zh_TW"/>
+        </w:rPr>
+        <w:t>，</w:t>
+      </w:r>
+      <w:hyperlink r:id="rId26">
+        <w:r>
+          <w:rPr>
+            <w:lang w:val="zh_TW" w:bidi="zh_TW"/>
+          </w:rPr>
+          <w:rPr>
+            <w:color w:val="0000EE"/>
+            <w:u w:val="single"/>
+          </w:rPr>
+          <w:t>49:15</w:t>
+        </w:r>
+      </w:hyperlink>
+      <w:r>
+        <w:rPr>
+          <w:lang w:val="zh_TW" w:bidi="zh_TW"/>
+        </w:rPr>
+        <w:t>，</w:t>
+      </w:r>
+      <w:hyperlink r:id="rId27">
+        <w:r>
+          <w:rPr>
+            <w:lang w:val="zh_TW" w:bidi="zh_TW"/>
+          </w:rPr>
+          <w:rPr>
+            <w:color w:val="0000EE"/>
+            <w:u w:val="single"/>
+          </w:rPr>
+          <w:t>88:3–12</w:t>
+        </w:r>
+      </w:hyperlink>
+      <w:r>
+        <w:rPr>
+          <w:lang w:val="zh_TW" w:bidi="zh_TW"/>
+        </w:rPr>
+        <w:t>）。存在死後生命的希望，是由於相信神對死亡的權能，相信與祂的交流在死後會繼續（</w:t>
+      </w:r>
+      <w:hyperlink r:id="rId28">
+        <w:r>
+          <w:rPr>
+            <w:lang w:val="zh_TW" w:bidi="zh_TW"/>
+          </w:rPr>
+          <w:rPr>
+            <w:color w:val="0000EE"/>
+            <w:u w:val="single"/>
+          </w:rPr>
+          <w:t>出埃及記3:6</w:t>
+        </w:r>
+      </w:hyperlink>
+      <w:r>
+        <w:rPr>
+          <w:lang w:val="zh_TW" w:bidi="zh_TW"/>
+        </w:rPr>
+        <w:t>；</w:t>
+      </w:r>
+      <w:hyperlink r:id="rId29">
+        <w:r>
+          <w:rPr>
+            <w:lang w:val="zh_TW" w:bidi="zh_TW"/>
+          </w:rPr>
+          <w:rPr>
+            <w:color w:val="0000EE"/>
+            <w:u w:val="single"/>
+          </w:rPr>
+          <w:t>撒母耳記上2:6</w:t>
+        </w:r>
+      </w:hyperlink>
+      <w:r>
+        <w:rPr>
+          <w:lang w:val="zh_TW" w:bidi="zh_TW"/>
+        </w:rPr>
+        <w:t>；</w:t>
+      </w:r>
+      <w:hyperlink r:id="rId30">
+        <w:r>
+          <w:rPr>
+            <w:lang w:val="zh_TW" w:bidi="zh_TW"/>
+          </w:rPr>
+          <w:rPr>
+            <w:color w:val="0000EE"/>
+            <w:u w:val="single"/>
+          </w:rPr>
+          <w:t>約伯記19:25–26</w:t>
+        </w:r>
+      </w:hyperlink>
+      <w:r>
+        <w:rPr>
+          <w:lang w:val="zh_TW" w:bidi="zh_TW"/>
+        </w:rPr>
+        <w:t>；</w:t>
+      </w:r>
+      <w:hyperlink r:id="rId31">
+        <w:r>
+          <w:rPr>
+            <w:lang w:val="zh_TW" w:bidi="zh_TW"/>
+          </w:rPr>
+          <w:rPr>
+            <w:color w:val="0000EE"/>
+            <w:u w:val="single"/>
+          </w:rPr>
+          <w:t>詩篇16:10–11</w:t>
+        </w:r>
+      </w:hyperlink>
+      <w:r>
+        <w:rPr>
+          <w:lang w:val="zh_TW" w:bidi="zh_TW"/>
+        </w:rPr>
+        <w:t>，</w:t>
+      </w:r>
+      <w:hyperlink r:id="rId32">
+        <w:r>
+          <w:rPr>
+            <w:lang w:val="zh_TW" w:bidi="zh_TW"/>
+          </w:rPr>
+          <w:rPr>
+            <w:color w:val="0000EE"/>
+            <w:u w:val="single"/>
+          </w:rPr>
+          <w:t>73:24–25</w:t>
+        </w:r>
+      </w:hyperlink>
+      <w:r>
+        <w:rPr>
+          <w:lang w:val="zh_TW" w:bidi="zh_TW"/>
+        </w:rPr>
+        <w:t>；</w:t>
+      </w:r>
+      <w:hyperlink r:id="rId33">
+        <w:r>
+          <w:rPr>
+            <w:lang w:val="zh_TW" w:bidi="zh_TW"/>
+          </w:rPr>
+          <w:rPr>
+            <w:color w:val="0000EE"/>
+            <w:u w:val="single"/>
+          </w:rPr>
+          <w:t>以賽亞書25:8</w:t>
+        </w:r>
+      </w:hyperlink>
+      <w:r>
+        <w:rPr>
+          <w:lang w:val="zh_TW" w:bidi="zh_TW"/>
+        </w:rPr>
+        <w:t>，</w:t>
+      </w:r>
+      <w:hyperlink r:id="rId34">
+        <w:r>
+          <w:rPr>
+            <w:lang w:val="zh_TW" w:bidi="zh_TW"/>
+          </w:rPr>
+          <w:rPr>
+            <w:color w:val="0000EE"/>
+            <w:u w:val="single"/>
+          </w:rPr>
+          <w:t>26:19</w:t>
+        </w:r>
+      </w:hyperlink>
+      <w:r>
+        <w:rPr>
+          <w:lang w:val="zh_TW" w:bidi="zh_TW"/>
+        </w:rPr>
+        <w:t>；</w:t>
+      </w:r>
+      <w:hyperlink r:id="rId35">
+        <w:r>
+          <w:rPr>
+            <w:lang w:val="zh_TW" w:bidi="zh_TW"/>
+          </w:rPr>
+          <w:rPr>
+            <w:color w:val="0000EE"/>
+            <w:u w:val="single"/>
+          </w:rPr>
+          <w:t>但以理書12:2</w:t>
+        </w:r>
+      </w:hyperlink>
+      <w:r>
+        <w:rPr>
+          <w:lang w:val="zh_TW" w:bidi="zh_TW"/>
+        </w:rPr>
+        <w:t>；</w:t>
+      </w:r>
+      <w:hyperlink r:id="rId36">
+        <w:r>
+          <w:rPr>
+            <w:lang w:val="zh_TW" w:bidi="zh_TW"/>
+          </w:rPr>
+          <w:rPr>
+            <w:color w:val="0000EE"/>
+            <w:u w:val="single"/>
+          </w:rPr>
+          <w:t>何西阿6:1–3</w:t>
+        </w:r>
+      </w:hyperlink>
+      <w:r>
+        <w:rPr>
+          <w:lang w:val="zh_TW" w:bidi="zh_TW"/>
+        </w:rPr>
+        <w:t>，</w:t>
+      </w:r>
+      <w:hyperlink r:id="rId37">
+        <w:r>
+          <w:rPr>
+            <w:lang w:val="zh_TW" w:bidi="zh_TW"/>
+          </w:rPr>
+          <w:rPr>
+            <w:color w:val="0000EE"/>
+            <w:u w:val="single"/>
+          </w:rPr>
+          <w:t>13:14</w:t>
+        </w:r>
+      </w:hyperlink>
+      <w:r>
+        <w:rPr>
+          <w:lang w:val="zh_TW" w:bidi="zh_TW"/>
+        </w:rPr>
+        <w:t>）。</w:t>
       </w:r>
     </w:p>
     <w:p>
@@ -1033,7 +935,7 @@
         <w:rPr>
           <w:lang w:val="zh_TW" w:bidi="zh_TW"/>
         </w:rPr>
-        <w:t>國際大路</w:t>
+        <w:t>新約聖經中的靈魂</w:t>
       </w:r>
     </w:p>
     <w:p>
@@ -1047,54 +949,224 @@
         <w:rPr>
           <w:lang w:val="zh_TW" w:bidi="zh_TW"/>
         </w:rPr>
-        <w:t>這些道路連接了地中海沿岸與北部的底格里斯河谷和南部的美索不達米亞。一些道路將美索不達米亞與小亞細亞連接起來，另一些則通往南方的埃及，或者沿著海岸線，或者穿過約旦河和死海以東，再穿過西奈半島。早在公元前二千年初期，安納托利亞（Anatolia）和亞述之間便已存在貿易路線。顯然，</w:t>
-      </w:r>
-      <w:hyperlink r:id="rId50">
-        <w:r>
-          <w:rPr>
-            <w:lang w:val="zh_TW" w:bidi="zh_TW"/>
-          </w:rPr>
-          <w:rPr>
-            <w:color w:val="0000EE"/>
-            <w:u w:val="single"/>
-          </w:rPr>
-          <w:t>創世記第十四章</w:t>
-        </w:r>
-      </w:hyperlink>
-      <w:r>
-        <w:rPr>
-          <w:lang w:val="zh_TW" w:bidi="zh_TW"/>
-        </w:rPr>
-        <w:t>中提到的軍事行動旨在確保從美索不達米亞北部通往埃及的大貿易路線——「王的大道（King’s Highway）」的安全。來自巴比倫、亞述和波斯的軍事入侵者和旅行者會穿過敘利亞內陸，然後轉向南方進入巴勒斯坦和埃及。歐洲列強希臘和羅馬進入中東後，為東方人民開闢了另一個龐大的國際道路網絡。在羅馬時代之前，這些道路沒有用石頭鋪設，而只是開闢出來的通路。它們非常粗糙，沒有經過平整，而且在潮濕的天氣裡，許多地方無法通行。然而，這些道路顯然有「路標」和「指路碑」明確標示</w:t>
-      </w:r>
-      <w:hyperlink r:id="rId51">
-        <w:r>
-          <w:rPr>
-            <w:lang w:val="zh_TW" w:bidi="zh_TW"/>
-          </w:rPr>
-          <w:rPr>
-            <w:color w:val="0000EE"/>
-            <w:u w:val="single"/>
-          </w:rPr>
-          <w:t>（耶31:21）</w:t>
-        </w:r>
-      </w:hyperlink>
-      <w:r>
-        <w:rPr>
-          <w:lang w:val="zh_TW" w:bidi="zh_TW"/>
-        </w:rPr>
-        <w:t>。隨著羅馬人到來之後，重要的道路開始有了深厚的地基，並在表面鋪設大塊平坦的石塊。這些道路的遺跡在中東和歐洲的許多地方至今仍然可見。沿途定點設置了距離標記或里程碑。</w:t>
-      </w:r>
-    </w:p>
-    <w:p>
-      <w:pPr>
-        <w:pStyle w:val="Heading4"/>
-      </w:pPr>
-      <w:r>
-        <w:rPr>
-          <w:lang w:val="zh_TW" w:bidi="zh_TW"/>
-        </w:rPr>
-        <w:t>巴勒斯坦的國際南北道路</w:t>
+        <w:t>在新約聖經中，靈魂（</w:t>
+      </w:r>
+      <w:r>
+        <w:rPr>
+          <w:i/>
+          <w:lang w:val="zh_TW" w:bidi="zh_TW"/>
+        </w:rPr>
+        <w:t>psuche</w:t>
+      </w:r>
+      <w:r>
+        <w:rPr>
+          <w:lang w:val="zh_TW" w:bidi="zh_TW"/>
+        </w:rPr>
+        <w:t>）的意義與舊約聖經中相似。通常，它意味著生命本身。耶穌的跟從者為了祂的緣故冒著生命（靈魂）的危險（</w:t>
+      </w:r>
+      <w:hyperlink r:id="rId38">
+        <w:r>
+          <w:rPr>
+            <w:lang w:val="zh_TW" w:bidi="zh_TW"/>
+          </w:rPr>
+          <w:rPr>
+            <w:color w:val="0000EE"/>
+            <w:u w:val="single"/>
+          </w:rPr>
+          <w:t>使徒行傳15:26</w:t>
+        </w:r>
+      </w:hyperlink>
+      <w:r>
+        <w:rPr>
+          <w:lang w:val="zh_TW" w:bidi="zh_TW"/>
+        </w:rPr>
+        <w:t>；比較</w:t>
+      </w:r>
+      <w:hyperlink r:id="rId39">
+        <w:r>
+          <w:rPr>
+            <w:lang w:val="zh_TW" w:bidi="zh_TW"/>
+          </w:rPr>
+          <w:rPr>
+            <w:color w:val="0000EE"/>
+            <w:u w:val="single"/>
+          </w:rPr>
+          <w:t>約翰福音13:37</w:t>
+        </w:r>
+      </w:hyperlink>
+      <w:r>
+        <w:rPr>
+          <w:lang w:val="zh_TW" w:bidi="zh_TW"/>
+        </w:rPr>
+        <w:t>；</w:t>
+      </w:r>
+      <w:hyperlink r:id="rId40">
+        <w:r>
+          <w:rPr>
+            <w:lang w:val="zh_TW" w:bidi="zh_TW"/>
+          </w:rPr>
+          <w:rPr>
+            <w:color w:val="0000EE"/>
+            <w:u w:val="single"/>
+          </w:rPr>
+          <w:t>羅馬書16:4</w:t>
+        </w:r>
+      </w:hyperlink>
+      <w:r>
+        <w:rPr>
+          <w:lang w:val="zh_TW" w:bidi="zh_TW"/>
+        </w:rPr>
+        <w:t>；</w:t>
+      </w:r>
+      <w:hyperlink r:id="rId41">
+        <w:r>
+          <w:rPr>
+            <w:lang w:val="zh_TW" w:bidi="zh_TW"/>
+          </w:rPr>
+          <w:rPr>
+            <w:color w:val="0000EE"/>
+            <w:u w:val="single"/>
+          </w:rPr>
+          <w:t>腓利比書2:30</w:t>
+        </w:r>
+      </w:hyperlink>
+      <w:r>
+        <w:rPr>
+          <w:lang w:val="zh_TW" w:bidi="zh_TW"/>
+        </w:rPr>
+        <w:t>）。耶穌是人子，祂來是要服事人並捨命（靈魂）作多人的贖價（</w:t>
+      </w:r>
+      <w:hyperlink r:id="rId42">
+        <w:r>
+          <w:rPr>
+            <w:lang w:val="zh_TW" w:bidi="zh_TW"/>
+          </w:rPr>
+          <w:rPr>
+            <w:color w:val="0000EE"/>
+            <w:u w:val="single"/>
+          </w:rPr>
+          <w:t>馬太福音20:28</w:t>
+        </w:r>
+      </w:hyperlink>
+      <w:r>
+        <w:rPr>
+          <w:lang w:val="zh_TW" w:bidi="zh_TW"/>
+        </w:rPr>
+        <w:t>；</w:t>
+      </w:r>
+      <w:hyperlink r:id="rId43">
+        <w:r>
+          <w:rPr>
+            <w:lang w:val="zh_TW" w:bidi="zh_TW"/>
+          </w:rPr>
+          <w:rPr>
+            <w:color w:val="0000EE"/>
+            <w:u w:val="single"/>
+          </w:rPr>
+          <w:t>馬可福音10:45</w:t>
+        </w:r>
+      </w:hyperlink>
+      <w:r>
+        <w:rPr>
+          <w:lang w:val="zh_TW" w:bidi="zh_TW"/>
+        </w:rPr>
+        <w:t>）。耶穌是好牧羊人，為羊捨命（靈魂）（</w:t>
+      </w:r>
+      <w:hyperlink r:id="rId44">
+        <w:r>
+          <w:rPr>
+            <w:lang w:val="zh_TW" w:bidi="zh_TW"/>
+          </w:rPr>
+          <w:rPr>
+            <w:color w:val="0000EE"/>
+            <w:u w:val="single"/>
+          </w:rPr>
+          <w:t>約翰福音10:14、17</w:t>
+        </w:r>
+      </w:hyperlink>
+      <w:hyperlink r:id="rId45">
+        <w:r>
+          <w:rPr>
+            <w:lang w:val="zh_TW" w:bidi="zh_TW"/>
+          </w:rPr>
+          <w:rPr>
+            <w:color w:val="0000EE"/>
+            <w:u w:val="single"/>
+          </w:rPr>
+          <w:t>–</w:t>
+        </w:r>
+      </w:hyperlink>
+      <w:hyperlink r:id="rId44">
+        <w:r>
+          <w:rPr>
+            <w:lang w:val="zh_TW" w:bidi="zh_TW"/>
+          </w:rPr>
+          <w:rPr>
+            <w:color w:val="0000EE"/>
+            <w:u w:val="single"/>
+          </w:rPr>
+          <w:t>18</w:t>
+        </w:r>
+      </w:hyperlink>
+      <w:r>
+        <w:rPr>
+          <w:lang w:val="zh_TW" w:bidi="zh_TW"/>
+        </w:rPr>
+        <w:t>）。在</w:t>
+      </w:r>
+      <w:hyperlink r:id="rId46">
+        <w:r>
+          <w:rPr>
+            <w:lang w:val="zh_TW" w:bidi="zh_TW"/>
+          </w:rPr>
+          <w:rPr>
+            <w:color w:val="0000EE"/>
+            <w:u w:val="single"/>
+          </w:rPr>
+          <w:t>路加福音十四章26節</w:t>
+        </w:r>
+      </w:hyperlink>
+      <w:r>
+        <w:rPr>
+          <w:lang w:val="zh_TW" w:bidi="zh_TW"/>
+        </w:rPr>
+        <w:t>，作門徒意味著願意捨己，甚至為基督的緣故捨去自己的生命（比較</w:t>
+      </w:r>
+      <w:hyperlink r:id="rId47">
+        <w:r>
+          <w:rPr>
+            <w:lang w:val="zh_TW" w:bidi="zh_TW"/>
+          </w:rPr>
+          <w:rPr>
+            <w:color w:val="0000EE"/>
+            <w:u w:val="single"/>
+          </w:rPr>
+          <w:t>路加福音9:23</w:t>
+        </w:r>
+      </w:hyperlink>
+      <w:r>
+        <w:rPr>
+          <w:lang w:val="zh_TW" w:bidi="zh_TW"/>
+        </w:rPr>
+        <w:t>、</w:t>
+      </w:r>
+      <w:hyperlink r:id="rId48">
+        <w:r>
+          <w:rPr>
+            <w:lang w:val="zh_TW" w:bidi="zh_TW"/>
+          </w:rPr>
+          <w:rPr>
+            <w:color w:val="0000EE"/>
+            <w:u w:val="single"/>
+          </w:rPr>
+          <w:t>啟示錄12:11</w:t>
+        </w:r>
+      </w:hyperlink>
+      <w:r>
+        <w:rPr>
+          <w:lang w:val="zh_TW" w:bidi="zh_TW"/>
+        </w:rPr>
+        <w:t>）。</w:t>
       </w:r>
     </w:p>
     <w:p>
@@ -1108,7 +1180,61 @@
         <w:rPr>
           <w:lang w:val="zh_TW" w:bidi="zh_TW"/>
         </w:rPr>
-        <w:t>連接北方國家與埃及的道路都經過巴勒斯坦，這裡是一座天然的陸地橋樑。主要有三條重要的道路。沿海道路起自大馬士革，經過夏瑣，穿越以斯得倫平原，經過米吉多隘口，沿著海岸經加薩進入埃及。這很可能是「沿海的路」（</w:t>
+        <w:t>「靈魂」經常可以指「人」（</w:t>
+      </w:r>
+      <w:hyperlink r:id="rId49">
+        <w:r>
+          <w:rPr>
+            <w:lang w:val="zh_TW" w:bidi="zh_TW"/>
+          </w:rPr>
+          <w:rPr>
+            <w:color w:val="0000EE"/>
+            <w:u w:val="single"/>
+          </w:rPr>
+          <w:t>使徒行傳2:43</w:t>
+        </w:r>
+      </w:hyperlink>
+      <w:r>
+        <w:rPr>
+          <w:lang w:val="zh_TW" w:bidi="zh_TW"/>
+        </w:rPr>
+        <w:t>，</w:t>
+      </w:r>
+      <w:hyperlink r:id="rId50">
+        <w:r>
+          <w:rPr>
+            <w:lang w:val="zh_TW" w:bidi="zh_TW"/>
+          </w:rPr>
+          <w:rPr>
+            <w:color w:val="0000EE"/>
+            <w:u w:val="single"/>
+          </w:rPr>
+          <w:t>3:23</w:t>
+        </w:r>
+      </w:hyperlink>
+      <w:r>
+        <w:rPr>
+          <w:lang w:val="zh_TW" w:bidi="zh_TW"/>
+        </w:rPr>
+        <w:t>，</w:t>
+      </w:r>
+      <w:hyperlink r:id="rId51">
+        <w:r>
+          <w:rPr>
+            <w:lang w:val="zh_TW" w:bidi="zh_TW"/>
+          </w:rPr>
+          <w:rPr>
+            <w:color w:val="0000EE"/>
+            <w:u w:val="single"/>
+          </w:rPr>
+          <w:t>7:14</w:t>
+        </w:r>
+      </w:hyperlink>
+      <w:r>
+        <w:rPr>
+          <w:lang w:val="zh_TW" w:bidi="zh_TW"/>
+        </w:rPr>
+        <w:t>；</w:t>
       </w:r>
       <w:hyperlink r:id="rId52">
         <w:r>
@@ -1119,14 +1245,14 @@
             <w:color w:val="0000EE"/>
             <w:u w:val="single"/>
           </w:rPr>
-          <w:t>賽9:1</w:t>
-        </w:r>
-      </w:hyperlink>
-      <w:r>
-        <w:rPr>
-          <w:lang w:val="zh_TW" w:bidi="zh_TW"/>
-        </w:rPr>
-        <w:t>）。西奈道路從埃及通往南地南部，然後到加低斯巴尼亞、別是巴、希伯崙、耶路撒冷、示劍、亞柯、泰爾和西頓。紅海道路從亞喀巴灣進入巴勒斯坦地區，那裡有古代的港口以拉他和所羅門的港口以旬迦別（</w:t>
+          <w:t>羅馬書2:9</w:t>
+        </w:r>
+      </w:hyperlink>
+      <w:r>
+        <w:rPr>
+          <w:lang w:val="zh_TW" w:bidi="zh_TW"/>
+        </w:rPr>
+        <w:t>，</w:t>
       </w:r>
       <w:hyperlink r:id="rId53">
         <w:r>
@@ -1137,7 +1263,7 @@
             <w:color w:val="0000EE"/>
             <w:u w:val="single"/>
           </w:rPr>
-          <w:t>民33:35</w:t>
+          <w:t>13:1</w:t>
         </w:r>
       </w:hyperlink>
       <w:r>
@@ -1155,14 +1281,14 @@
             <w:color w:val="0000EE"/>
             <w:u w:val="single"/>
           </w:rPr>
-          <w:t>代下8:17</w:t>
-        </w:r>
-      </w:hyperlink>
-      <w:r>
-        <w:rPr>
-          <w:lang w:val="zh_TW" w:bidi="zh_TW"/>
-        </w:rPr>
-        <w:t>）。從那裡，這條道路經過外約旦的山區，穿過深谷，然後向北穿過哈蘭地區到達大馬士革。這是來自阿拉伯南部到大馬士革的商隊所走的路，也就是古代的「王的大道」（</w:t>
+          <w:t>彼得前書3:20</w:t>
+        </w:r>
+      </w:hyperlink>
+      <w:r>
+        <w:rPr>
+          <w:lang w:val="zh_TW" w:bidi="zh_TW"/>
+        </w:rPr>
+        <w:t>）。「活物」這個表達（有時在</w:t>
       </w:r>
       <w:hyperlink r:id="rId55">
         <w:r>
@@ -1173,7 +1299,25 @@
             <w:color w:val="0000EE"/>
             <w:u w:val="single"/>
           </w:rPr>
-          <w:t>民20:17</w:t>
+          <w:t>啟示錄16:3</w:t>
+        </w:r>
+      </w:hyperlink>
+      <w:r>
+        <w:rPr>
+          <w:lang w:val="zh_TW" w:bidi="zh_TW"/>
+        </w:rPr>
+        <w:t>中使用）反映了活物有生命的一面。就像在舊約聖經中一樣，靈魂可以指一個人的情感能量。它代表著人的內在存在。當耶穌為祂的死亡憂傷時，祂談到了祂的靈魂被壓碎（</w:t>
+      </w:r>
+      <w:hyperlink r:id="rId56">
+        <w:r>
+          <w:rPr>
+            <w:lang w:val="zh_TW" w:bidi="zh_TW"/>
+          </w:rPr>
+          <w:rPr>
+            <w:color w:val="0000EE"/>
+            <w:u w:val="single"/>
+          </w:rPr>
+          <w:t>馬太福音26:38</w:t>
         </w:r>
       </w:hyperlink>
       <w:r>
@@ -1182,16 +1326,124 @@
         </w:rPr>
         <w:t>；</w:t>
       </w:r>
-      <w:hyperlink r:id="rId56">
-        <w:r>
-          <w:rPr>
-            <w:lang w:val="zh_TW" w:bidi="zh_TW"/>
-          </w:rPr>
-          <w:rPr>
-            <w:color w:val="0000EE"/>
-            <w:u w:val="single"/>
-          </w:rPr>
-          <w:t>21:22</w:t>
+      <w:hyperlink r:id="rId57">
+        <w:r>
+          <w:rPr>
+            <w:lang w:val="zh_TW" w:bidi="zh_TW"/>
+          </w:rPr>
+          <w:rPr>
+            <w:color w:val="0000EE"/>
+            <w:u w:val="single"/>
+          </w:rPr>
+          <w:t>馬可福音14:34</w:t>
+        </w:r>
+      </w:hyperlink>
+      <w:r>
+        <w:rPr>
+          <w:lang w:val="zh_TW" w:bidi="zh_TW"/>
+        </w:rPr>
+        <w:t>；比較</w:t>
+      </w:r>
+      <w:hyperlink r:id="rId58">
+        <w:r>
+          <w:rPr>
+            <w:lang w:val="zh_TW" w:bidi="zh_TW"/>
+          </w:rPr>
+          <w:rPr>
+            <w:color w:val="0000EE"/>
+            <w:u w:val="single"/>
+          </w:rPr>
+          <w:t>詩篇42:6</w:t>
+        </w:r>
+      </w:hyperlink>
+      <w:r>
+        <w:rPr>
+          <w:lang w:val="zh_TW" w:bidi="zh_TW"/>
+        </w:rPr>
+        <w:t>）。在另一處經文中，耶穌應許那些來到祂面前的人靈魂得安息（</w:t>
+      </w:r>
+      <w:hyperlink r:id="rId59">
+        <w:r>
+          <w:rPr>
+            <w:lang w:val="zh_TW" w:bidi="zh_TW"/>
+          </w:rPr>
+          <w:rPr>
+            <w:color w:val="0000EE"/>
+            <w:u w:val="single"/>
+          </w:rPr>
+          <w:t>馬太福音11:29</w:t>
+        </w:r>
+      </w:hyperlink>
+      <w:r>
+        <w:rPr>
+          <w:lang w:val="zh_TW" w:bidi="zh_TW"/>
+        </w:rPr>
+        <w:t>）。在這裡，「靈魂」意味著人的本質（比較</w:t>
+      </w:r>
+      <w:hyperlink r:id="rId60">
+        <w:r>
+          <w:rPr>
+            <w:lang w:val="zh_TW" w:bidi="zh_TW"/>
+          </w:rPr>
+          <w:rPr>
+            <w:color w:val="0000EE"/>
+            <w:u w:val="single"/>
+          </w:rPr>
+          <w:t>路加福音2:35</w:t>
+        </w:r>
+      </w:hyperlink>
+      <w:r>
+        <w:rPr>
+          <w:lang w:val="zh_TW" w:bidi="zh_TW"/>
+        </w:rPr>
+        <w:t>；</w:t>
+      </w:r>
+      <w:hyperlink r:id="rId61">
+        <w:r>
+          <w:rPr>
+            <w:lang w:val="zh_TW" w:bidi="zh_TW"/>
+          </w:rPr>
+          <w:rPr>
+            <w:color w:val="0000EE"/>
+            <w:u w:val="single"/>
+          </w:rPr>
+          <w:t>哥林多後書1:23</w:t>
+        </w:r>
+      </w:hyperlink>
+      <w:r>
+        <w:rPr>
+          <w:lang w:val="zh_TW" w:bidi="zh_TW"/>
+        </w:rPr>
+        <w:t>；</w:t>
+      </w:r>
+      <w:hyperlink r:id="rId62">
+        <w:r>
+          <w:rPr>
+            <w:lang w:val="zh_TW" w:bidi="zh_TW"/>
+          </w:rPr>
+          <w:rPr>
+            <w:color w:val="0000EE"/>
+            <w:u w:val="single"/>
+          </w:rPr>
+          <w:t>帖撒羅尼迦後書2:8</w:t>
+        </w:r>
+      </w:hyperlink>
+      <w:r>
+        <w:rPr>
+          <w:lang w:val="zh_TW" w:bidi="zh_TW"/>
+        </w:rPr>
+        <w:t>；</w:t>
+      </w:r>
+      <w:hyperlink r:id="rId63">
+        <w:r>
+          <w:rPr>
+            <w:lang w:val="zh_TW" w:bidi="zh_TW"/>
+          </w:rPr>
+          <w:rPr>
+            <w:color w:val="0000EE"/>
+            <w:u w:val="single"/>
+          </w:rPr>
+          <w:t>約翰三書1:2</w:t>
         </w:r>
       </w:hyperlink>
       <w:r>
@@ -1199,6 +1451,17 @@
           <w:lang w:val="zh_TW" w:bidi="zh_TW"/>
         </w:rPr>
         <w:t>）。</w:t>
+      </w:r>
+    </w:p>
+    <w:p>
+      <w:pPr>
+        <w:pStyle w:val="Heading3"/>
+      </w:pPr>
+      <w:r>
+        <w:rPr>
+          <w:lang w:val="zh_TW" w:bidi="zh_TW"/>
+        </w:rPr>
+        <w:t>靈魂與靈</w:t>
       </w:r>
     </w:p>
     <w:p>
@@ -1212,18 +1475,85 @@
         <w:rPr>
           <w:lang w:val="zh_TW" w:bidi="zh_TW"/>
         </w:rPr>
-        <w:t>還有一些重要性較低的南北道路。其中一條沿海道路從約帕經過凱撒利亞和多珥通往亞柯，與西奈道路相連。顯然，直到羅馬時代，凱撒利亞港口建成後，這條路才變得更為重要。沙崙平原的沼澤地區帶來了許多問題。以斯得倫平原也是沼澤地，在惡劣季節時道路常被中斷。後來在沼澤地段建造了一條高架道路。另一條路從夏瑣向北，分支通往大馬士革的主幹道。約旦谷道路繞過加利利西南部，沿約旦谷地通往耶利哥。</w:t>
-      </w:r>
-    </w:p>
-    <w:p>
-      <w:pPr>
-        <w:pStyle w:val="Heading4"/>
-      </w:pPr>
-      <w:r>
-        <w:rPr>
-          <w:lang w:val="zh_TW" w:bidi="zh_TW"/>
-        </w:rPr>
-        <w:t>東西向道路</w:t>
+        <w:t>幾段經文同時提到靈魂與靈。</w:t>
+      </w:r>
+      <w:hyperlink r:id="rId64">
+        <w:r>
+          <w:rPr>
+            <w:lang w:val="zh_TW" w:bidi="zh_TW"/>
+          </w:rPr>
+          <w:rPr>
+            <w:color w:val="0000EE"/>
+            <w:u w:val="single"/>
+          </w:rPr>
+          <w:t>路加福音一章46節</w:t>
+        </w:r>
+      </w:hyperlink>
+      <w:r>
+        <w:rPr>
+          <w:lang w:val="zh_TW" w:bidi="zh_TW"/>
+        </w:rPr>
+        <w:t>可能是「詩意平行」，即用兩種不同方式表達一個想法。這兩個詞都指馬利亞最裡面的人。</w:t>
+      </w:r>
+      <w:hyperlink r:id="rId65">
+        <w:r>
+          <w:rPr>
+            <w:lang w:val="zh_TW" w:bidi="zh_TW"/>
+          </w:rPr>
+          <w:rPr>
+            <w:color w:val="0000EE"/>
+            <w:u w:val="single"/>
+          </w:rPr>
+          <w:t>希伯來書四章12節</w:t>
+        </w:r>
+      </w:hyperlink>
+      <w:r>
+        <w:rPr>
+          <w:lang w:val="zh_TW" w:bidi="zh_TW"/>
+        </w:rPr>
+        <w:t>，「</w:t>
+      </w:r>
+      <w:r>
+        <w:rPr>
+          <w:lang w:val="zh_TW" w:bidi="zh_TW"/>
+        </w:rPr>
+        <w:t>剖開</w:t>
+      </w:r>
+      <w:r>
+        <w:rPr>
+          <w:lang w:val="zh_TW" w:bidi="zh_TW"/>
+        </w:rPr>
+        <w:t>魂與靈」，是形象地展示神的話語如何探測我們的內心。</w:t>
+      </w:r>
+      <w:hyperlink r:id="rId66">
+        <w:r>
+          <w:rPr>
+            <w:lang w:val="zh_TW" w:bidi="zh_TW"/>
+          </w:rPr>
+          <w:rPr>
+            <w:color w:val="0000EE"/>
+            <w:u w:val="single"/>
+          </w:rPr>
+          <w:t>帖撒羅尼迦前書五章23節</w:t>
+        </w:r>
+      </w:hyperlink>
+      <w:r>
+        <w:rPr>
+          <w:lang w:val="zh_TW" w:bidi="zh_TW"/>
+        </w:rPr>
+        <w:t>，為讀者禱告</w:t>
+      </w:r>
+      <w:r>
+        <w:rPr>
+          <w:lang w:val="zh_TW" w:bidi="zh_TW"/>
+        </w:rPr>
+        <w:t>靈與魂與身子得蒙保守，無可指摘，</w:t>
+      </w:r>
+      <w:r>
+        <w:rPr>
+          <w:lang w:val="zh_TW" w:bidi="zh_TW"/>
+        </w:rPr>
+        <w:t>意味著整個人。在這裡，靈魂可能暗示著物質存在，而靈則可能意味著更高或「屬靈的」生命。</w:t>
       </w:r>
     </w:p>
     <w:p>
@@ -1237,54 +1567,174 @@
         <w:rPr>
           <w:lang w:val="zh_TW" w:bidi="zh_TW"/>
         </w:rPr>
-        <w:t>有幾條重要的道路呈東西走向，與通往北方的主要道路相交。其中一條道路從加薩通往別是巴，然後沿著亞拉巴平原延伸，並有一條分支通往佩特拉（Petra）。另一條道路則從亞實基倫經過迦特通往希伯崙，然後到死海的隱基底。還有一條道路從約帕往東穿過亞雅崙谷（</w:t>
-      </w:r>
-      <w:hyperlink r:id="rId57">
-        <w:r>
-          <w:rPr>
-            <w:lang w:val="zh_TW" w:bidi="zh_TW"/>
-          </w:rPr>
-          <w:rPr>
-            <w:color w:val="0000EE"/>
-            <w:u w:val="single"/>
-          </w:rPr>
-          <w:t>書10:6–14</w:t>
-        </w:r>
-      </w:hyperlink>
-      <w:r>
-        <w:rPr>
-          <w:lang w:val="zh_TW" w:bidi="zh_TW"/>
-        </w:rPr>
-        <w:t>），到達伯特利，然後前往耶利哥。有一條常用的道路從約帕通往示劍，然後在亞當城（</w:t>
-      </w:r>
-      <w:hyperlink r:id="rId58">
-        <w:r>
-          <w:rPr>
-            <w:lang w:val="zh_TW" w:bidi="zh_TW"/>
-          </w:rPr>
-          <w:rPr>
-            <w:color w:val="0000EE"/>
-            <w:u w:val="single"/>
-          </w:rPr>
-          <w:t>3:16</w:t>
-        </w:r>
-      </w:hyperlink>
-      <w:r>
-        <w:rPr>
-          <w:lang w:val="zh_TW" w:bidi="zh_TW"/>
-        </w:rPr>
-        <w:t>）處穿過約旦河進入外約旦的基列地區。還有一些道路從亞柯向東通往加利利，也沿著海岸線向北通往泰爾和西頓。事實上，有許多東西走向的道路將巴勒斯坦的各個地區聯繫起來。在羅馬時代，由於軍隊的快速移動是至關重要的，因此一些舊道路得到了極大改善，並建造了新的道路。</w:t>
+        <w:t>在其它經文中，靈魂與情感、意志和心智相關，總是暗示著一個人的內在存在。人們應當</w:t>
+      </w:r>
+      <w:r>
+        <w:rPr>
+          <w:lang w:val="zh_TW" w:bidi="zh_TW"/>
+        </w:rPr>
+        <w:t>盡心盡意</w:t>
+      </w:r>
+      <w:r>
+        <w:rPr>
+          <w:lang w:val="zh_TW" w:bidi="zh_TW"/>
+        </w:rPr>
+        <w:t>愛神（</w:t>
+      </w:r>
+      <w:hyperlink r:id="rId67">
+        <w:r>
+          <w:rPr>
+            <w:lang w:val="zh_TW" w:bidi="zh_TW"/>
+          </w:rPr>
+          <w:rPr>
+            <w:color w:val="0000EE"/>
+            <w:u w:val="single"/>
+          </w:rPr>
+          <w:t>馬太福音22:37</w:t>
+        </w:r>
+      </w:hyperlink>
+      <w:r>
+        <w:rPr>
+          <w:lang w:val="zh_TW" w:bidi="zh_TW"/>
+        </w:rPr>
+        <w:t>；</w:t>
+      </w:r>
+      <w:hyperlink r:id="rId68">
+        <w:r>
+          <w:rPr>
+            <w:lang w:val="zh_TW" w:bidi="zh_TW"/>
+          </w:rPr>
+          <w:rPr>
+            <w:color w:val="0000EE"/>
+            <w:u w:val="single"/>
+          </w:rPr>
+          <w:t>馬可福音12:30</w:t>
+        </w:r>
+      </w:hyperlink>
+      <w:r>
+        <w:rPr>
+          <w:lang w:val="zh_TW" w:bidi="zh_TW"/>
+        </w:rPr>
+        <w:t>；比較</w:t>
+      </w:r>
+      <w:hyperlink r:id="rId69">
+        <w:r>
+          <w:rPr>
+            <w:lang w:val="zh_TW" w:bidi="zh_TW"/>
+          </w:rPr>
+          <w:rPr>
+            <w:color w:val="0000EE"/>
+            <w:u w:val="single"/>
+          </w:rPr>
+          <w:t>申命記6:5</w:t>
+        </w:r>
+      </w:hyperlink>
+      <w:r>
+        <w:rPr>
+          <w:lang w:val="zh_TW" w:bidi="zh_TW"/>
+        </w:rPr>
+        <w:t>）。片語「從靈裡」（</w:t>
+      </w:r>
+      <w:hyperlink r:id="rId70">
+        <w:r>
+          <w:rPr>
+            <w:lang w:val="zh_TW" w:bidi="zh_TW"/>
+          </w:rPr>
+          <w:rPr>
+            <w:color w:val="0000EE"/>
+            <w:u w:val="single"/>
+          </w:rPr>
+          <w:t>以弗所書6:6</w:t>
+        </w:r>
+      </w:hyperlink>
+      <w:r>
+        <w:rPr>
+          <w:lang w:val="zh_TW" w:bidi="zh_TW"/>
+        </w:rPr>
+        <w:t>；</w:t>
+      </w:r>
+      <w:hyperlink r:id="rId71">
+        <w:r>
+          <w:rPr>
+            <w:lang w:val="zh_TW" w:bidi="zh_TW"/>
+          </w:rPr>
+          <w:rPr>
+            <w:color w:val="0000EE"/>
+            <w:u w:val="single"/>
+          </w:rPr>
+          <w:t>歌羅西書3:23</w:t>
+        </w:r>
+      </w:hyperlink>
+      <w:r>
+        <w:rPr>
+          <w:lang w:val="zh_TW" w:bidi="zh_TW"/>
+        </w:rPr>
+        <w:t>有些時候的翻譯）意指「從心裡」，以全心。在</w:t>
+      </w:r>
+      <w:hyperlink r:id="rId72">
+        <w:r>
+          <w:rPr>
+            <w:lang w:val="zh_TW" w:bidi="zh_TW"/>
+          </w:rPr>
+          <w:rPr>
+            <w:color w:val="0000EE"/>
+            <w:u w:val="single"/>
+          </w:rPr>
+          <w:t>腓利比書一章27節</w:t>
+        </w:r>
+      </w:hyperlink>
+      <w:r>
+        <w:rPr>
+          <w:lang w:val="zh_TW" w:bidi="zh_TW"/>
+        </w:rPr>
+        <w:t>中，信徒被呼召要同心合意（比較</w:t>
+      </w:r>
+      <w:hyperlink r:id="rId73">
+        <w:r>
+          <w:rPr>
+            <w:lang w:val="zh_TW" w:bidi="zh_TW"/>
+          </w:rPr>
+          <w:rPr>
+            <w:color w:val="0000EE"/>
+            <w:u w:val="single"/>
+          </w:rPr>
+          <w:t>使徒行傳4:32</w:t>
+        </w:r>
+      </w:hyperlink>
+      <w:r>
+        <w:rPr>
+          <w:lang w:val="zh_TW" w:bidi="zh_TW"/>
+        </w:rPr>
+        <w:t>，</w:t>
+      </w:r>
+      <w:hyperlink r:id="rId74">
+        <w:r>
+          <w:rPr>
+            <w:lang w:val="zh_TW" w:bidi="zh_TW"/>
+          </w:rPr>
+          <w:rPr>
+            <w:color w:val="0000EE"/>
+            <w:u w:val="single"/>
+          </w:rPr>
+          <w:t>14:2</w:t>
+        </w:r>
+      </w:hyperlink>
+      <w:r>
+        <w:rPr>
+          <w:lang w:val="zh_TW" w:bidi="zh_TW"/>
+        </w:rPr>
+        <w:t>）。</w:t>
       </w:r>
     </w:p>
     <w:p>
       <w:pPr>
-        <w:pStyle w:val="Heading4"/>
-      </w:pPr>
-      <w:r>
-        <w:rPr>
-          <w:lang w:val="zh_TW" w:bidi="zh_TW"/>
-        </w:rPr>
-        <w:t>海上航道</w:t>
+        <w:pStyle w:val="Heading3"/>
+      </w:pPr>
+      <w:r>
+        <w:rPr>
+          <w:lang w:val="zh_TW" w:bidi="zh_TW"/>
+        </w:rPr>
+        <w:t>靈魂與救恩</w:t>
       </w:r>
     </w:p>
     <w:p>
@@ -1298,44 +1748,344 @@
         <w:rPr>
           <w:lang w:val="zh_TW" w:bidi="zh_TW"/>
         </w:rPr>
-        <w:t>以色列人與腓尼基人不同，以色列人很少使用海上航線。當所羅門計劃派船隊經紅海前往俄斐時（</w:t>
-      </w:r>
-      <w:hyperlink r:id="rId59">
-        <w:r>
-          <w:rPr>
-            <w:lang w:val="zh_TW" w:bidi="zh_TW"/>
-          </w:rPr>
-          <w:rPr>
-            <w:color w:val="0000EE"/>
-            <w:u w:val="single"/>
-          </w:rPr>
-          <w:t>王上9:26–28</w:t>
-        </w:r>
-      </w:hyperlink>
-      <w:r>
-        <w:rPr>
-          <w:lang w:val="zh_TW" w:bidi="zh_TW"/>
-        </w:rPr>
-        <w:t>），他使用了腓尼基的水手。約沙法也計劃了一次類似的遠航，但他的船隻被毀壞了（</w:t>
-      </w:r>
-      <w:hyperlink r:id="rId60">
-        <w:r>
-          <w:rPr>
-            <w:lang w:val="zh_TW" w:bidi="zh_TW"/>
-          </w:rPr>
-          <w:rPr>
-            <w:color w:val="0000EE"/>
-            <w:u w:val="single"/>
-          </w:rPr>
-          <w:t>22:48–49</w:t>
-        </w:r>
-      </w:hyperlink>
-      <w:r>
-        <w:rPr>
-          <w:lang w:val="zh_TW" w:bidi="zh_TW"/>
-        </w:rPr>
-        <w:t>）。在舊約時代，沿海貿易由非利士人和腓尼基人掌控。地中海沿岸有幾個港口，例如加薩、約帕、多珥和亞柯，但都不是很理想的港口。還有一些海上航線將地中海沿岸與埃及和遠至他施（可能是西班牙）相連。另一條沿海水路是亞喀巴灣，擁有兩個港口——服務於外約旦地區的，和服務於約旦河以西地區的以拉。所羅門的船隊以以旬迦別為母港。</w:t>
-      </w:r>
+        <w:t>有關靈魂和救恩的經文包括：</w:t>
+      </w:r>
+    </w:p>
+    <w:p>
+      <w:pPr>
+        <w:pStyle w:val="ListBullet"/>
+        <w:spacing w:line="240" w:lineRule="auto"/>
+        <w:ind w:left="720"/>
+      </w:pPr>
+      <w:r>
+        <w:rPr>
+          <w:lang w:val="zh_TW" w:bidi="zh_TW"/>
+        </w:rPr>
+      </w:r>
+      <w:hyperlink r:id="rId75">
+        <w:r>
+          <w:rPr>
+            <w:lang w:val="zh_TW" w:bidi="zh_TW"/>
+          </w:rPr>
+          <w:rPr>
+            <w:color w:val="0000EE"/>
+            <w:u w:val="single"/>
+          </w:rPr>
+          <w:t>馬太福音十章28節</w:t>
+        </w:r>
+      </w:hyperlink>
+    </w:p>
+    <w:p>
+      <w:pPr>
+        <w:pStyle w:val="ListBullet"/>
+        <w:spacing w:line="240" w:lineRule="auto"/>
+        <w:ind w:left="720"/>
+      </w:pPr>
+      <w:r>
+        <w:rPr>
+          <w:lang w:val="zh_TW" w:bidi="zh_TW"/>
+        </w:rPr>
+      </w:r>
+      <w:hyperlink r:id="rId76">
+        <w:r>
+          <w:rPr>
+            <w:lang w:val="zh_TW" w:bidi="zh_TW"/>
+          </w:rPr>
+          <w:rPr>
+            <w:color w:val="0000EE"/>
+            <w:u w:val="single"/>
+          </w:rPr>
+          <w:t>路加福音十二章5節</w:t>
+        </w:r>
+      </w:hyperlink>
+    </w:p>
+    <w:p>
+      <w:pPr>
+        <w:pStyle w:val="ListBullet"/>
+        <w:spacing w:line="240" w:lineRule="auto"/>
+        <w:ind w:left="720"/>
+      </w:pPr>
+      <w:r>
+        <w:rPr>
+          <w:lang w:val="zh_TW" w:bidi="zh_TW"/>
+        </w:rPr>
+      </w:r>
+      <w:hyperlink r:id="rId77">
+        <w:r>
+          <w:rPr>
+            <w:lang w:val="zh_TW" w:bidi="zh_TW"/>
+          </w:rPr>
+          <w:rPr>
+            <w:color w:val="0000EE"/>
+            <w:u w:val="single"/>
+          </w:rPr>
+          <w:t>希伯來書六章19節</w:t>
+        </w:r>
+      </w:hyperlink>
+    </w:p>
+    <w:p>
+      <w:pPr>
+        <w:pStyle w:val="ListBullet"/>
+        <w:spacing w:line="240" w:lineRule="auto"/>
+        <w:ind w:left="720"/>
+      </w:pPr>
+      <w:r>
+        <w:rPr>
+          <w:lang w:val="zh_TW" w:bidi="zh_TW"/>
+        </w:rPr>
+      </w:r>
+      <w:hyperlink r:id="rId78">
+        <w:r>
+          <w:rPr>
+            <w:lang w:val="zh_TW" w:bidi="zh_TW"/>
+          </w:rPr>
+          <w:rPr>
+            <w:color w:val="0000EE"/>
+            <w:u w:val="single"/>
+          </w:rPr>
+          <w:t>希伯來書十章39節</w:t>
+        </w:r>
+      </w:hyperlink>
+    </w:p>
+    <w:p>
+      <w:pPr>
+        <w:pStyle w:val="ListBullet"/>
+        <w:spacing w:line="240" w:lineRule="auto"/>
+        <w:ind w:left="720"/>
+      </w:pPr>
+      <w:r>
+        <w:rPr>
+          <w:lang w:val="zh_TW" w:bidi="zh_TW"/>
+        </w:rPr>
+      </w:r>
+      <w:hyperlink r:id="rId79">
+        <w:r>
+          <w:rPr>
+            <w:lang w:val="zh_TW" w:bidi="zh_TW"/>
+          </w:rPr>
+          <w:rPr>
+            <w:color w:val="0000EE"/>
+            <w:u w:val="single"/>
+          </w:rPr>
+          <w:t>希伯來書十二章3節</w:t>
+        </w:r>
+      </w:hyperlink>
+    </w:p>
+    <w:p>
+      <w:pPr>
+        <w:pStyle w:val="ListBullet"/>
+        <w:spacing w:line="240" w:lineRule="auto"/>
+        <w:ind w:left="720"/>
+      </w:pPr>
+      <w:r>
+        <w:rPr>
+          <w:lang w:val="zh_TW" w:bidi="zh_TW"/>
+        </w:rPr>
+      </w:r>
+      <w:hyperlink r:id="rId80">
+        <w:r>
+          <w:rPr>
+            <w:lang w:val="zh_TW" w:bidi="zh_TW"/>
+          </w:rPr>
+          <w:rPr>
+            <w:color w:val="0000EE"/>
+            <w:u w:val="single"/>
+          </w:rPr>
+          <w:t>希伯來書十三章7節</w:t>
+        </w:r>
+      </w:hyperlink>
+    </w:p>
+    <w:p>
+      <w:pPr>
+        <w:pStyle w:val="ListBullet"/>
+        <w:spacing w:line="240" w:lineRule="auto"/>
+        <w:ind w:left="720"/>
+      </w:pPr>
+      <w:r>
+        <w:rPr>
+          <w:lang w:val="zh_TW" w:bidi="zh_TW"/>
+        </w:rPr>
+      </w:r>
+      <w:hyperlink r:id="rId81">
+        <w:r>
+          <w:rPr>
+            <w:lang w:val="zh_TW" w:bidi="zh_TW"/>
+          </w:rPr>
+          <w:rPr>
+            <w:color w:val="0000EE"/>
+            <w:u w:val="single"/>
+          </w:rPr>
+          <w:t>雅各書一章21節</w:t>
+        </w:r>
+      </w:hyperlink>
+    </w:p>
+    <w:p>
+      <w:pPr>
+        <w:pStyle w:val="ListBullet"/>
+        <w:spacing w:line="240" w:lineRule="auto"/>
+        <w:ind w:left="720"/>
+      </w:pPr>
+      <w:r>
+        <w:rPr>
+          <w:lang w:val="zh_TW" w:bidi="zh_TW"/>
+        </w:rPr>
+      </w:r>
+      <w:hyperlink r:id="rId82">
+        <w:r>
+          <w:rPr>
+            <w:lang w:val="zh_TW" w:bidi="zh_TW"/>
+          </w:rPr>
+          <w:rPr>
+            <w:color w:val="0000EE"/>
+            <w:u w:val="single"/>
+          </w:rPr>
+          <w:t>雅各書五章20節</w:t>
+        </w:r>
+      </w:hyperlink>
+    </w:p>
+    <w:p>
+      <w:pPr>
+        <w:pStyle w:val="ListBullet"/>
+        <w:spacing w:line="240" w:lineRule="auto"/>
+        <w:ind w:left="720"/>
+      </w:pPr>
+      <w:r>
+        <w:rPr>
+          <w:lang w:val="zh_TW" w:bidi="zh_TW"/>
+        </w:rPr>
+      </w:r>
+      <w:hyperlink r:id="rId83">
+        <w:r>
+          <w:rPr>
+            <w:lang w:val="zh_TW" w:bidi="zh_TW"/>
+          </w:rPr>
+          <w:rPr>
+            <w:color w:val="0000EE"/>
+            <w:u w:val="single"/>
+          </w:rPr>
+          <w:t>彼得前書一章9節、22</w:t>
+        </w:r>
+      </w:hyperlink>
+      <w:hyperlink r:id="rId84">
+        <w:r>
+          <w:rPr>
+            <w:lang w:val="zh_TW" w:bidi="zh_TW"/>
+          </w:rPr>
+          <w:rPr>
+            <w:color w:val="0000EE"/>
+            <w:u w:val="single"/>
+          </w:rPr>
+          <w:t>至</w:t>
+        </w:r>
+      </w:hyperlink>
+      <w:hyperlink r:id="rId83">
+        <w:r>
+          <w:rPr>
+            <w:lang w:val="zh_TW" w:bidi="zh_TW"/>
+          </w:rPr>
+          <w:rPr>
+            <w:color w:val="0000EE"/>
+            <w:u w:val="single"/>
+          </w:rPr>
+          <w:t>23節</w:t>
+        </w:r>
+      </w:hyperlink>
+    </w:p>
+    <w:p>
+      <w:pPr>
+        <w:pStyle w:val="ListBullet"/>
+        <w:spacing w:line="240" w:lineRule="auto"/>
+        <w:ind w:left="720"/>
+      </w:pPr>
+      <w:r>
+        <w:rPr>
+          <w:lang w:val="zh_TW" w:bidi="zh_TW"/>
+        </w:rPr>
+      </w:r>
+      <w:hyperlink r:id="rId85">
+        <w:r>
+          <w:rPr>
+            <w:lang w:val="zh_TW" w:bidi="zh_TW"/>
+          </w:rPr>
+          <w:rPr>
+            <w:color w:val="0000EE"/>
+            <w:u w:val="single"/>
+          </w:rPr>
+          <w:t>彼得前書二章25節</w:t>
+        </w:r>
+      </w:hyperlink>
+    </w:p>
+    <w:p>
+      <w:pPr>
+        <w:pStyle w:val="ListBullet"/>
+        <w:spacing w:line="240" w:lineRule="auto"/>
+        <w:ind w:left="720"/>
+      </w:pPr>
+      <w:r>
+        <w:rPr>
+          <w:lang w:val="zh_TW" w:bidi="zh_TW"/>
+        </w:rPr>
+      </w:r>
+      <w:hyperlink r:id="rId86">
+        <w:r>
+          <w:rPr>
+            <w:lang w:val="zh_TW" w:bidi="zh_TW"/>
+          </w:rPr>
+          <w:rPr>
+            <w:color w:val="0000EE"/>
+            <w:u w:val="single"/>
+          </w:rPr>
+          <w:t>彼得前書四章19節</w:t>
+        </w:r>
+      </w:hyperlink>
+    </w:p>
+    <w:p>
+      <w:pPr>
+        <w:pStyle w:val="ListBullet"/>
+        <w:spacing w:line="240" w:lineRule="auto"/>
+        <w:ind w:left="720"/>
+      </w:pPr>
+      <w:r>
+        <w:rPr>
+          <w:lang w:val="zh_TW" w:bidi="zh_TW"/>
+        </w:rPr>
+      </w:r>
+      <w:hyperlink r:id="rId87">
+        <w:r>
+          <w:rPr>
+            <w:lang w:val="zh_TW" w:bidi="zh_TW"/>
+          </w:rPr>
+          <w:rPr>
+            <w:color w:val="0000EE"/>
+            <w:u w:val="single"/>
+          </w:rPr>
+          <w:t>啟示錄六章9節</w:t>
+        </w:r>
+      </w:hyperlink>
+    </w:p>
+    <w:p>
+      <w:pPr>
+        <w:pStyle w:val="ListBullet"/>
+        <w:spacing w:line="240" w:lineRule="auto"/>
+        <w:ind w:left="720"/>
+      </w:pPr>
+      <w:r>
+        <w:rPr>
+          <w:lang w:val="zh_TW" w:bidi="zh_TW"/>
+        </w:rPr>
+      </w:r>
+      <w:hyperlink r:id="rId88">
+        <w:r>
+          <w:rPr>
+            <w:lang w:val="zh_TW" w:bidi="zh_TW"/>
+          </w:rPr>
+          <w:rPr>
+            <w:color w:val="0000EE"/>
+            <w:u w:val="single"/>
+          </w:rPr>
+          <w:t>啟示錄二十章4節</w:t>
+        </w:r>
+      </w:hyperlink>
     </w:p>
     <w:p>
       <w:pPr/>
@@ -1348,25 +2098,7 @@
         <w:rPr>
           <w:lang w:val="zh_TW" w:bidi="zh_TW"/>
         </w:rPr>
-        <w:t>到新約時代，情況發生了顯著變化。中東生產的商品被運往西方，尤其是羅馬人所使用。埃及的亞歷山大和敘利亞的安提阿處理了大量的貨物和旅客。像巴勒斯坦的小港口以及小亞細亞沿海的許多其他港口為船隻提供了避風港。為了避免繞過希臘半島的200英里（約322公里）路程，一種巧妙的計劃，就是使用拖曳小船橫跨科林斯地峽——其寬約5英里（約8公里）。即使是新約時代的最大船隻也難以抵擋海上的風暴（</w:t>
-      </w:r>
-      <w:hyperlink r:id="rId61">
-        <w:r>
-          <w:rPr>
-            <w:lang w:val="zh_TW" w:bidi="zh_TW"/>
-          </w:rPr>
-          <w:rPr>
-            <w:color w:val="0000EE"/>
-            <w:u w:val="single"/>
-          </w:rPr>
-          <w:t>徒27章</w:t>
-        </w:r>
-      </w:hyperlink>
-      <w:r>
-        <w:rPr>
-          <w:lang w:val="zh_TW" w:bidi="zh_TW"/>
-        </w:rPr>
-        <w:t>），因此海上旅行最好在風暴風險最小的時候進行，大約是從11月到3月。在適宜航海的季節裡，地中海有大量的海上交通，主要是貿易活動。糧船定期從羅馬駛往埃及和東方。</w:t>
+        <w:t>這些段落要或強調肉體之外的人，又或強調人在復活前，在神面前持續的存在。</w:t>
       </w:r>
     </w:p>
     <w:p>
@@ -1378,130 +2110,40 @@
       </w:r>
       <w:r>
         <w:rPr>
-          <w:lang w:val="zh_TW" w:bidi="zh_TW"/>
-        </w:rPr>
-        <w:t>船隻由帆驅動，必要時由奴隸划槳來補充動力。古代沉船的發現以及拉丁文和希臘文的文獻，提供了一些船隻規模大小的資料。在雅典附近發現的一座長130英尺（約39.6米）的古代乾船塢，曾用於希臘戰船，這些戰船比貨船小。羅馬作家路西亞（Lucian）提到了一艘長180英尺（約54.9米）的亞歷山大糧船，估計載重約1,200噸（約1,088.6公噸）。保羅的船上載有276人（</w:t>
-      </w:r>
-      <w:hyperlink r:id="rId62">
-        <w:r>
-          <w:rPr>
-            <w:lang w:val="zh_TW" w:bidi="zh_TW"/>
-          </w:rPr>
-          <w:rPr>
-            <w:color w:val="0000EE"/>
-            <w:u w:val="single"/>
-          </w:rPr>
-          <w:t>徒27:37</w:t>
-        </w:r>
-      </w:hyperlink>
-      <w:r>
-        <w:rPr>
-          <w:lang w:val="zh_TW" w:bidi="zh_TW"/>
-        </w:rPr>
-        <w:t>）。現代水下考古學（underwater archaeology）正在為我們提供關於這些古代船隻的寶貴信息。</w:t>
-      </w:r>
-    </w:p>
-    <w:p>
-      <w:pPr>
-        <w:pStyle w:val="Heading4"/>
-      </w:pPr>
-      <w:r>
-        <w:rPr>
-          <w:lang w:val="zh_TW" w:bidi="zh_TW"/>
-        </w:rPr>
-        <w:t>旅行的原因</w:t>
-      </w:r>
-    </w:p>
-    <w:p>
-      <w:pPr/>
-      <w:r>
-        <w:rPr>
-          <w:lang w:val="zh_TW" w:bidi="zh_TW"/>
-        </w:rPr>
-      </w:r>
-      <w:r>
-        <w:rPr>
-          <w:lang w:val="zh_TW" w:bidi="zh_TW"/>
-        </w:rPr>
-        <w:t>在新約時代，旅行的最重要原因是貿易和商業，這不僅僅是運輸貨物。參與這些活動的有貨物代理人、監管員、貨物保險商、兌換銀錢的人，以及整個涉及貨物獲取和安全運送的專業人員隊伍。</w:t>
-      </w:r>
-    </w:p>
-    <w:p>
-      <w:pPr/>
-      <w:r>
-        <w:rPr>
-          <w:lang w:val="zh_TW" w:bidi="zh_TW"/>
-        </w:rPr>
-      </w:r>
-      <w:r>
-        <w:rPr>
-          <w:lang w:val="zh_TW" w:bidi="zh_TW"/>
-        </w:rPr>
-        <w:t>軍事旅行也非常頻繁。這包括偵察、採購物資、為軍隊臨時駐紮地做準備，以及運送軍隊和裝備等各種任務。</w:t>
-      </w:r>
-    </w:p>
-    <w:p>
-      <w:pPr/>
-      <w:r>
-        <w:rPr>
-          <w:lang w:val="zh_TW" w:bidi="zh_TW"/>
-        </w:rPr>
-      </w:r>
-      <w:r>
-        <w:rPr>
-          <w:lang w:val="zh_TW" w:bidi="zh_TW"/>
-        </w:rPr>
-        <w:t>有些旅行者是因工作而變遷的商人，例如亞居拉和百基拉（</w:t>
-      </w:r>
-      <w:hyperlink r:id="rId63">
-        <w:r>
-          <w:rPr>
-            <w:lang w:val="zh_TW" w:bidi="zh_TW"/>
-          </w:rPr>
-          <w:rPr>
-            <w:color w:val="0000EE"/>
-            <w:u w:val="single"/>
-          </w:rPr>
-          <w:t>徒18:2–3</w:t>
-        </w:r>
-      </w:hyperlink>
-      <w:r>
-        <w:rPr>
-          <w:lang w:val="zh_TW" w:bidi="zh_TW"/>
-        </w:rPr>
-        <w:t>）。亞居拉從黑海的本都移居到羅馬，後來在遭遇逼迫時，他與妻子逃往哥林多。許多人也因類似原因而旅行。</w:t>
-      </w:r>
-    </w:p>
-    <w:p>
-      <w:pPr/>
-      <w:r>
-        <w:rPr>
-          <w:lang w:val="zh_TW" w:bidi="zh_TW"/>
-        </w:rPr>
-      </w:r>
-      <w:r>
-        <w:rPr>
-          <w:lang w:val="zh_TW" w:bidi="zh_TW"/>
-        </w:rPr>
-        <w:t>宗教朝聖者們從陸路或海路前往目的地。來自各地的猶太人前往耶路撒冷參加一年一度的逾越節慶典（參</w:t>
-      </w:r>
-      <w:hyperlink r:id="rId64">
-        <w:r>
-          <w:rPr>
-            <w:lang w:val="zh_TW" w:bidi="zh_TW"/>
-          </w:rPr>
-          <w:rPr>
-            <w:color w:val="0000EE"/>
-            <w:u w:val="single"/>
-          </w:rPr>
-          <w:t>徒2:5–11</w:t>
-        </w:r>
-      </w:hyperlink>
-      <w:r>
-        <w:rPr>
-          <w:lang w:val="zh_TW" w:bidi="zh_TW"/>
-        </w:rPr>
-        <w:t>）。外邦人則前往以弗所、雅典和艾盧西斯（Eleusis）的宗教中心，那裡有重要的廟宇。許多較小的廟宇也吸引朝聖者。新廟宇的建造，和各類政府行政建築的建設吸引了遠道而來的工匠，建築材料也常需要運輸到施工現場。建築中使用的材料通常需要運送到工地。一些人則為了健康，前往以醫治神蹟聞名的廟宇，或是享受溫泉的療效，像迦百農或提比哩亞的溫泉。運動員也會前往重要的比賽中心，參加像奧林匹克運動會這樣的重要比賽，大批群眾則聚集觀看盛會。一些旅行者是學生或教師，他們會前往當時的學術中心——相當於古代的大學。此外，還有一些人是政府或商業的官方使者，攜帶重要文件出使。儘管有這些活動，大多數普通公民幾乎從未離開過他們家鄉幾英里以外的地方。</w:t>
+          <w:i/>
+          <w:lang w:val="zh_TW" w:bidi="zh_TW"/>
+        </w:rPr>
+        <w:t>另見</w:t>
+      </w:r>
+      <w:r>
+        <w:rPr>
+          <w:lang w:val="zh_TW" w:bidi="zh_TW"/>
+        </w:rPr>
+        <w:t xml:space="preserve"> </w:t>
+      </w:r>
+      <w:r>
+        <w:rPr>
+          <w:lang w:val="zh_TW" w:bidi="zh_TW"/>
+        </w:rPr>
+        <w:t>人</w:t>
+      </w:r>
+      <w:r>
+        <w:rPr>
+          <w:lang w:val="zh_TW" w:bidi="zh_TW"/>
+        </w:rPr>
+        <w:t>；</w:t>
+      </w:r>
+      <w:r>
+        <w:rPr>
+          <w:lang w:val="zh_TW" w:bidi="zh_TW"/>
+        </w:rPr>
+        <w:t>人的靈</w:t>
+      </w:r>
+      <w:r>
+        <w:rPr>
+          <w:lang w:val="zh_TW" w:bidi="zh_TW"/>
+        </w:rPr>
+        <w:t>。</w:t>
       </w:r>
       <w:r>
         <w:rPr>

--- a/zht/docx/087.content.docx
+++ b/zht/docx/087.content.docx
@@ -149,7 +149,7 @@
         <w:rPr>
           <w:lang w:val="zh_TW" w:bidi="zh_TW"/>
         </w:rPr>
-        <w:t>ling</w:t>
+        <w:t>lin</w:t>
       </w:r>
       <w:r>
         <w:rPr>
@@ -212,7 +212,7 @@
         <w:rPr>
           <w:lang w:val="zh_TW" w:bidi="zh_TW"/>
         </w:rPr>
-        <w:t>靈魂</w:t>
+        <w:t>鄰舍</w:t>
       </w:r>
       <w:r>
         <w:rPr>
@@ -231,33 +231,48 @@
         <w:rPr>
           <w:lang w:val="zh_TW" w:bidi="zh_TW"/>
         </w:rPr>
-        <w:t>用來翻譯希臘文「</w:t>
-      </w:r>
-      <w:r>
-        <w:rPr>
-          <w:i/>
-          <w:lang w:val="zh_TW" w:bidi="zh_TW"/>
-        </w:rPr>
-        <w:t>psuche</w:t>
-      </w:r>
-      <w:r>
-        <w:rPr>
-          <w:lang w:val="zh_TW" w:bidi="zh_TW"/>
-        </w:rPr>
-        <w:t>」和希伯來文「</w:t>
-      </w:r>
-      <w:r>
-        <w:rPr>
-          <w:i/>
-          <w:lang w:val="zh_TW" w:bidi="zh_TW"/>
-        </w:rPr>
-        <w:t>nephesh</w:t>
-      </w:r>
-      <w:r>
-        <w:rPr>
-          <w:lang w:val="zh_TW" w:bidi="zh_TW"/>
-        </w:rPr>
-        <w:t>」的詞。</w:t>
+        <w:t>在舊約時期和猶太教</w:t>
+      </w:r>
+      <w:r>
+        <w:rPr>
+          <w:lang w:val="zh_TW" w:bidi="zh_TW"/>
+        </w:rPr>
+        <w:t>晚期</w:t>
+      </w:r>
+      <w:r>
+        <w:rPr>
+          <w:lang w:val="zh_TW" w:bidi="zh_TW"/>
+        </w:rPr>
+        <w:t>，</w:t>
+      </w:r>
+      <w:r>
+        <w:rPr>
+          <w:lang w:val="zh_TW" w:bidi="zh_TW"/>
+        </w:rPr>
+        <w:t>這個概念顯然僅限於以色列人，或與神訂的盟約</w:t>
+      </w:r>
+      <w:r>
+        <w:rPr>
+          <w:lang w:val="zh_TW" w:bidi="zh_TW"/>
+        </w:rPr>
+        <w:t>群體</w:t>
+      </w:r>
+      <w:r>
+        <w:rPr>
+          <w:lang w:val="zh_TW" w:bidi="zh_TW"/>
+        </w:rPr>
+        <w:t>中之成員。然而，耶穌將這一概念擴展，使其涵蓋所有在人生旅途中遇見的人。</w:t>
+      </w:r>
+    </w:p>
+    <w:p>
+      <w:pPr>
+        <w:pStyle w:val="Heading3"/>
+      </w:pPr>
+      <w:r>
+        <w:rPr>
+          <w:lang w:val="zh_TW" w:bidi="zh_TW"/>
+        </w:rPr>
+        <w:t>在舊約中</w:t>
       </w:r>
     </w:p>
     <w:p>
@@ -271,18 +286,157 @@
         <w:rPr>
           <w:lang w:val="zh_TW" w:bidi="zh_TW"/>
         </w:rPr>
-        <w:t>希臘哲學家柏拉圖（生活在公元前四世紀）相信靈魂是人類永恆的一部分。雖然身體會死，但靈魂不會。當一個人死去時，他們的靈魂會進入另一個身體。如果他們是壞人，他們的靈魂可能會進入較低等的人、動物或鳥類。隨著時間的推移，通過從一個身體移動到另一個身體，靈魂會從邪惡中被淨化。在基督教早期的幾個世紀中，諾斯底主義也教導身體就像是靈魂的監牢。救贖，或被拯救，發生在人們學習了諾斯底的秘密時，這會使他們的靈魂從身體中解放出來。</w:t>
-      </w:r>
-    </w:p>
-    <w:p>
-      <w:pPr>
-        <w:pStyle w:val="Heading3"/>
-      </w:pPr>
-      <w:r>
-        <w:rPr>
-          <w:lang w:val="zh_TW" w:bidi="zh_TW"/>
-        </w:rPr>
-        <w:t>聖經對靈魂的看法</w:t>
+        <w:t>雖然舊約從未明確將「鄰舍」限制為以色列人，但這個詞通常指的是盟約中的成員，即其他以色列人（見</w:t>
+      </w:r>
+      <w:hyperlink r:id="rId13">
+        <w:r>
+          <w:rPr>
+            <w:lang w:val="zh_TW" w:bidi="zh_TW"/>
+          </w:rPr>
+          <w:rPr>
+            <w:color w:val="0000EE"/>
+            <w:u w:val="single"/>
+          </w:rPr>
+          <w:t>利6:1–7</w:t>
+        </w:r>
+      </w:hyperlink>
+      <w:r>
+        <w:rPr>
+          <w:lang w:val="zh_TW" w:bidi="zh_TW"/>
+        </w:rPr>
+        <w:t>，</w:t>
+      </w:r>
+      <w:hyperlink r:id="rId14">
+        <w:r>
+          <w:rPr>
+            <w:lang w:val="zh_TW" w:bidi="zh_TW"/>
+          </w:rPr>
+          <w:rPr>
+            <w:color w:val="0000EE"/>
+            <w:u w:val="single"/>
+          </w:rPr>
+          <w:t>19</w:t>
+        </w:r>
+      </w:hyperlink>
+      <w:r>
+        <w:rPr>
+          <w:lang w:val="zh_TW" w:bidi="zh_TW"/>
+        </w:rPr>
+        <w:t>；</w:t>
+      </w:r>
+      <w:hyperlink r:id="rId15">
+        <w:r>
+          <w:rPr>
+            <w:lang w:val="zh_TW" w:bidi="zh_TW"/>
+          </w:rPr>
+          <w:rPr>
+            <w:color w:val="0000EE"/>
+            <w:u w:val="single"/>
+          </w:rPr>
+          <w:t>申15:2–3</w:t>
+        </w:r>
+      </w:hyperlink>
+      <w:r>
+        <w:rPr>
+          <w:lang w:val="zh_TW" w:bidi="zh_TW"/>
+        </w:rPr>
+        <w:t>）。在</w:t>
+      </w:r>
+      <w:hyperlink r:id="rId16">
+        <w:r>
+          <w:rPr>
+            <w:lang w:val="zh_TW" w:bidi="zh_TW"/>
+          </w:rPr>
+          <w:rPr>
+            <w:color w:val="0000EE"/>
+            <w:u w:val="single"/>
+          </w:rPr>
+          <w:t>利未記十九章18節</w:t>
+        </w:r>
+      </w:hyperlink>
+      <w:r>
+        <w:rPr>
+          <w:lang w:val="zh_TW" w:bidi="zh_TW"/>
+        </w:rPr>
+        <w:t>中，這段經文後來在新約中多次被引用，其中命令以色列人要「</w:t>
+      </w:r>
+      <w:r>
+        <w:rPr>
+          <w:lang w:val="zh_TW" w:bidi="zh_TW"/>
+        </w:rPr>
+        <w:t>愛人如己</w:t>
+      </w:r>
+      <w:r>
+        <w:rPr>
+          <w:lang w:val="zh_TW" w:bidi="zh_TW"/>
+        </w:rPr>
+        <w:t>」。然而，在</w:t>
+      </w:r>
+      <w:hyperlink r:id="rId17">
+        <w:r>
+          <w:rPr>
+            <w:lang w:val="zh_TW" w:bidi="zh_TW"/>
+          </w:rPr>
+          <w:rPr>
+            <w:color w:val="0000EE"/>
+            <w:u w:val="single"/>
+          </w:rPr>
+          <w:t>十九章34節</w:t>
+        </w:r>
+      </w:hyperlink>
+      <w:r>
+        <w:rPr>
+          <w:lang w:val="zh_TW" w:bidi="zh_TW"/>
+        </w:rPr>
+        <w:t>中，又特別指出這種愛也應該施予旅居其中的外邦人（或「寄居者」）。如果「鄰舍」（</w:t>
+      </w:r>
+      <w:hyperlink r:id="rId16">
+        <w:r>
+          <w:rPr>
+            <w:lang w:val="zh_TW" w:bidi="zh_TW"/>
+          </w:rPr>
+          <w:rPr>
+            <w:color w:val="0000EE"/>
+            <w:u w:val="single"/>
+          </w:rPr>
+          <w:t>18</w:t>
+        </w:r>
+      </w:hyperlink>
+      <w:r>
+        <w:rPr>
+          <w:lang w:val="zh_TW" w:bidi="zh_TW"/>
+        </w:rPr>
+        <w:t>節）暗示了一個更廣泛的概念，如「人類」或「同胞」，那麼在第</w:t>
+      </w:r>
+      <w:hyperlink r:id="rId17">
+        <w:r>
+          <w:rPr>
+            <w:lang w:val="zh_TW" w:bidi="zh_TW"/>
+          </w:rPr>
+          <w:rPr>
+            <w:color w:val="0000EE"/>
+            <w:u w:val="single"/>
+          </w:rPr>
+          <w:t>34</w:t>
+        </w:r>
+      </w:hyperlink>
+      <w:r>
+        <w:rPr>
+          <w:lang w:val="zh_TW" w:bidi="zh_TW"/>
+        </w:rPr>
+        <w:t>節中就沒有必要再特別提及</w:t>
+      </w:r>
+      <w:r>
+        <w:rPr>
+          <w:lang w:val="zh_TW" w:bidi="zh_TW"/>
+        </w:rPr>
+        <w:t>同居的外人</w:t>
+      </w:r>
+      <w:r>
+        <w:rPr>
+          <w:lang w:val="zh_TW" w:bidi="zh_TW"/>
+        </w:rPr>
+        <w:t>。因此，「鄰舍」應當是指一個人的直接鄰居，即以色列人。</w:t>
       </w:r>
     </w:p>
     <w:p>
@@ -296,18 +450,193 @@
         <w:rPr>
           <w:lang w:val="zh_TW" w:bidi="zh_TW"/>
         </w:rPr>
-        <w:t>聖經對靈魂有不同的看法。</w:t>
-      </w:r>
-    </w:p>
-    <w:p>
-      <w:pPr>
-        <w:pStyle w:val="Heading4"/>
-      </w:pPr>
-      <w:r>
-        <w:rPr>
-          <w:lang w:val="zh_TW" w:bidi="zh_TW"/>
-        </w:rPr>
-        <w:t>舊約聖經中的靈魂</w:t>
+        <w:t>在盟約社群中，愛鄰舍包含了一些律法上明確規定的責任。人應該公平地對待鄰舍（</w:t>
+      </w:r>
+      <w:hyperlink r:id="rId18">
+        <w:r>
+          <w:rPr>
+            <w:lang w:val="zh_TW" w:bidi="zh_TW"/>
+          </w:rPr>
+          <w:rPr>
+            <w:color w:val="0000EE"/>
+            <w:u w:val="single"/>
+          </w:rPr>
+          <w:t>出22:5–15</w:t>
+        </w:r>
+      </w:hyperlink>
+      <w:r>
+        <w:rPr>
+          <w:lang w:val="zh_TW" w:bidi="zh_TW"/>
+        </w:rPr>
+        <w:t>；</w:t>
+      </w:r>
+      <w:hyperlink r:id="rId19">
+        <w:r>
+          <w:rPr>
+            <w:lang w:val="zh_TW" w:bidi="zh_TW"/>
+          </w:rPr>
+          <w:rPr>
+            <w:color w:val="0000EE"/>
+            <w:u w:val="single"/>
+          </w:rPr>
+          <w:t>利6:2–7</w:t>
+        </w:r>
+      </w:hyperlink>
+      <w:r>
+        <w:rPr>
+          <w:lang w:val="zh_TW" w:bidi="zh_TW"/>
+        </w:rPr>
+        <w:t>，</w:t>
+      </w:r>
+      <w:hyperlink r:id="rId20">
+        <w:r>
+          <w:rPr>
+            <w:lang w:val="zh_TW" w:bidi="zh_TW"/>
+          </w:rPr>
+          <w:rPr>
+            <w:color w:val="0000EE"/>
+            <w:u w:val="single"/>
+          </w:rPr>
+          <w:t>19:9–18</w:t>
+        </w:r>
+      </w:hyperlink>
+      <w:r>
+        <w:rPr>
+          <w:lang w:val="zh_TW" w:bidi="zh_TW"/>
+        </w:rPr>
+        <w:t>），尊重他（</w:t>
+      </w:r>
+      <w:hyperlink r:id="rId21">
+        <w:r>
+          <w:rPr>
+            <w:lang w:val="zh_TW" w:bidi="zh_TW"/>
+          </w:rPr>
+          <w:rPr>
+            <w:color w:val="0000EE"/>
+            <w:u w:val="single"/>
+          </w:rPr>
+          <w:t>出20:16</w:t>
+        </w:r>
+      </w:hyperlink>
+      <w:r>
+        <w:rPr>
+          <w:lang w:val="zh_TW" w:bidi="zh_TW"/>
+        </w:rPr>
+        <w:t>）以及他的財物（</w:t>
+      </w:r>
+      <w:hyperlink r:id="rId22">
+        <w:r>
+          <w:rPr>
+            <w:lang w:val="zh_TW" w:bidi="zh_TW"/>
+          </w:rPr>
+          <w:rPr>
+            <w:color w:val="0000EE"/>
+            <w:u w:val="single"/>
+          </w:rPr>
+          <w:t>出20:17</w:t>
+        </w:r>
+      </w:hyperlink>
+      <w:r>
+        <w:rPr>
+          <w:lang w:val="zh_TW" w:bidi="zh_TW"/>
+        </w:rPr>
+        <w:t>）。為了促進盟約社群中公正和憐憫的關係，以色列人應視鄰舍為「</w:t>
+      </w:r>
+      <w:r>
+        <w:rPr>
+          <w:lang w:val="zh_TW" w:bidi="zh_TW"/>
+        </w:rPr>
+        <w:t>弟兄</w:t>
+      </w:r>
+      <w:r>
+        <w:rPr>
+          <w:lang w:val="zh_TW" w:bidi="zh_TW"/>
+        </w:rPr>
+        <w:t>」（</w:t>
+      </w:r>
+      <w:hyperlink r:id="rId23">
+        <w:r>
+          <w:rPr>
+            <w:lang w:val="zh_TW" w:bidi="zh_TW"/>
+          </w:rPr>
+          <w:rPr>
+            <w:color w:val="0000EE"/>
+            <w:u w:val="single"/>
+          </w:rPr>
+          <w:t>利25:25</w:t>
+        </w:r>
+      </w:hyperlink>
+      <w:r>
+        <w:rPr>
+          <w:lang w:val="zh_TW" w:bidi="zh_TW"/>
+        </w:rPr>
+        <w:t>；</w:t>
+      </w:r>
+      <w:hyperlink r:id="rId24">
+        <w:r>
+          <w:rPr>
+            <w:lang w:val="zh_TW" w:bidi="zh_TW"/>
+          </w:rPr>
+          <w:rPr>
+            <w:color w:val="0000EE"/>
+            <w:u w:val="single"/>
+          </w:rPr>
+          <w:t>申22:1–4</w:t>
+        </w:r>
+      </w:hyperlink>
+      <w:r>
+        <w:rPr>
+          <w:lang w:val="zh_TW" w:bidi="zh_TW"/>
+        </w:rPr>
+        <w:t>）。</w:t>
+      </w:r>
+      <w:r>
+        <w:rPr>
+          <w:lang w:val="zh_TW" w:bidi="zh_TW"/>
+        </w:rPr>
+        <w:t>對鄰舍所做的，應以同樣的方式回報</w:t>
+      </w:r>
+      <w:r>
+        <w:rPr>
+          <w:lang w:val="zh_TW" w:bidi="zh_TW"/>
+        </w:rPr>
+        <w:t>（</w:t>
+      </w:r>
+      <w:hyperlink r:id="rId25">
+        <w:r>
+          <w:rPr>
+            <w:lang w:val="zh_TW" w:bidi="zh_TW"/>
+          </w:rPr>
+          <w:rPr>
+            <w:color w:val="0000EE"/>
+            <w:u w:val="single"/>
+          </w:rPr>
+          <w:t>利24:19–23</w:t>
+        </w:r>
+      </w:hyperlink>
+      <w:r>
+        <w:rPr>
+          <w:lang w:val="zh_TW" w:bidi="zh_TW"/>
+        </w:rPr>
+        <w:t>；</w:t>
+      </w:r>
+      <w:hyperlink r:id="rId26">
+        <w:r>
+          <w:rPr>
+            <w:lang w:val="zh_TW" w:bidi="zh_TW"/>
+          </w:rPr>
+          <w:rPr>
+            <w:color w:val="0000EE"/>
+            <w:u w:val="single"/>
+          </w:rPr>
+          <w:t>申19:11–19</w:t>
+        </w:r>
+      </w:hyperlink>
+      <w:r>
+        <w:rPr>
+          <w:lang w:val="zh_TW" w:bidi="zh_TW"/>
+        </w:rPr>
+        <w:t>）。</w:t>
       </w:r>
     </w:p>
     <w:p>
@@ -321,7 +650,7 @@
         <w:rPr>
           <w:lang w:val="zh_TW" w:bidi="zh_TW"/>
         </w:rPr>
-        <w:t>在舊約聖經中，靈魂對人類生命至關重要。希伯來文和希臘文中的靈魂一詞通常意味著「生命」，有時也可以指動物的生命（</w:t>
+        <w:t>對待鄰舍的重要性在於，這與人跟神的關係息息相關，並且可能顯著影響人與神之間的關係（</w:t>
       </w:r>
       <w:hyperlink r:id="rId13">
         <w:r>
@@ -332,14 +661,14 @@
             <w:color w:val="0000EE"/>
             <w:u w:val="single"/>
           </w:rPr>
-          <w:t>創世記1:20</w:t>
+          <w:t>利6:1–7</w:t>
         </w:r>
       </w:hyperlink>
       <w:r>
         <w:rPr>
           <w:lang w:val="zh_TW" w:bidi="zh_TW"/>
         </w:rPr>
-        <w:t>；</w:t>
+        <w:t>，</w:t>
       </w:r>
       <w:hyperlink r:id="rId14">
         <w:r>
@@ -350,28 +679,16 @@
             <w:color w:val="0000EE"/>
             <w:u w:val="single"/>
           </w:rPr>
-          <w:t>利未記11:10</w:t>
+          <w:t>19</w:t>
         </w:r>
       </w:hyperlink>
       <w:r>
         <w:rPr>
           <w:lang w:val="zh_TW" w:bidi="zh_TW"/>
         </w:rPr>
-        <w:t>）。「</w:t>
-      </w:r>
-      <w:r>
-        <w:rPr>
-          <w:lang w:val="zh_TW" w:bidi="zh_TW"/>
-        </w:rPr>
-        <w:t>以命償命</w:t>
-      </w:r>
-      <w:r>
-        <w:rPr>
-          <w:lang w:val="zh_TW" w:bidi="zh_TW"/>
-        </w:rPr>
-        <w:t>」意味著「生命換生命」（</w:t>
-      </w:r>
-      <w:hyperlink r:id="rId15">
+        <w:t>，</w:t>
+      </w:r>
+      <w:hyperlink r:id="rId27">
         <w:r>
           <w:rPr>
             <w:lang w:val="zh_TW" w:bidi="zh_TW"/>
@@ -380,16 +697,16 @@
             <w:color w:val="0000EE"/>
             <w:u w:val="single"/>
           </w:rPr>
-          <w:t>出埃及記21:23</w:t>
+          <w:t>25:17</w:t>
         </w:r>
       </w:hyperlink>
       <w:r>
         <w:rPr>
           <w:lang w:val="zh_TW" w:bidi="zh_TW"/>
         </w:rPr>
-        <w:t>）。在法律文本中，靈魂指的是與法律相關的人（比如，「若有靈魂犯罪……（其它譯本翻譯）」，</w:t>
-      </w:r>
-      <w:hyperlink r:id="rId16">
+        <w:t>；</w:t>
+      </w:r>
+      <w:hyperlink r:id="rId28">
         <w:r>
           <w:rPr>
             <w:lang w:val="zh_TW" w:bidi="zh_TW"/>
@@ -398,16 +715,16 @@
             <w:color w:val="0000EE"/>
             <w:u w:val="single"/>
           </w:rPr>
-          <w:t xml:space="preserve">利未記4:2 </w:t>
+          <w:t>申24:10–13</w:t>
         </w:r>
       </w:hyperlink>
       <w:r>
         <w:rPr>
           <w:lang w:val="zh_TW" w:bidi="zh_TW"/>
         </w:rPr>
-        <w:t>）。當計算人數時，是以靈魂計算，意味著人（</w:t>
-      </w:r>
-      <w:hyperlink r:id="rId17">
+        <w:t>；</w:t>
+      </w:r>
+      <w:hyperlink r:id="rId29">
         <w:r>
           <w:rPr>
             <w:lang w:val="zh_TW" w:bidi="zh_TW"/>
@@ -416,16 +733,28 @@
             <w:color w:val="0000EE"/>
             <w:u w:val="single"/>
           </w:rPr>
-          <w:t>出埃及記1:5</w:t>
+          <w:t>詩12</w:t>
         </w:r>
       </w:hyperlink>
       <w:r>
         <w:rPr>
           <w:lang w:val="zh_TW" w:bidi="zh_TW"/>
         </w:rPr>
-        <w:t>；</w:t>
-      </w:r>
-      <w:hyperlink r:id="rId18">
+        <w:t>）。神曾</w:t>
+      </w:r>
+      <w:r>
+        <w:rPr>
+          <w:lang w:val="zh_TW" w:bidi="zh_TW"/>
+        </w:rPr>
+        <w:t>以</w:t>
+      </w:r>
+      <w:r>
+        <w:rPr>
+          <w:lang w:val="zh_TW" w:bidi="zh_TW"/>
+        </w:rPr>
+        <w:t>憐憫對待以色列人，因此他們也應當以同樣的愛來對待鄰舍（</w:t>
+      </w:r>
+      <w:hyperlink r:id="rId30">
         <w:r>
           <w:rPr>
             <w:lang w:val="zh_TW" w:bidi="zh_TW"/>
@@ -434,7 +763,25 @@
             <w:color w:val="0000EE"/>
             <w:u w:val="single"/>
           </w:rPr>
-          <w:t>申命記10:22</w:t>
+          <w:t>出22:21</w:t>
+        </w:r>
+      </w:hyperlink>
+      <w:r>
+        <w:rPr>
+          <w:lang w:val="zh_TW" w:bidi="zh_TW"/>
+        </w:rPr>
+        <w:t>；</w:t>
+      </w:r>
+      <w:hyperlink r:id="rId31">
+        <w:r>
+          <w:rPr>
+            <w:lang w:val="zh_TW" w:bidi="zh_TW"/>
+          </w:rPr>
+          <w:rPr>
+            <w:color w:val="0000EE"/>
+            <w:u w:val="single"/>
+          </w:rPr>
+          <w:t>利25:35–38</w:t>
         </w:r>
       </w:hyperlink>
       <w:r>
@@ -455,9 +802,9 @@
         <w:rPr>
           <w:lang w:val="zh_TW" w:bidi="zh_TW"/>
         </w:rPr>
-        <w:t>更狹義地說，靈魂指的是人的情感和內在力量。人們被呼召要盡心盡性來愛神（</w:t>
-      </w:r>
-      <w:hyperlink r:id="rId19">
+        <w:t>當這些責任被忽視時，隨之而來的是社會的崩潰或國家的動盪（</w:t>
+      </w:r>
+      <w:hyperlink r:id="rId32">
         <w:r>
           <w:rPr>
             <w:lang w:val="zh_TW" w:bidi="zh_TW"/>
@@ -466,14 +813,223 @@
             <w:color w:val="0000EE"/>
             <w:u w:val="single"/>
           </w:rPr>
-          <w:t>申命記13:3</w:t>
+          <w:t>申28:15–68</w:t>
         </w:r>
       </w:hyperlink>
       <w:r>
         <w:rPr>
           <w:lang w:val="zh_TW" w:bidi="zh_TW"/>
         </w:rPr>
-        <w:t>）。</w:t>
+        <w:t>；</w:t>
+      </w:r>
+      <w:hyperlink r:id="rId33">
+        <w:r>
+          <w:rPr>
+            <w:lang w:val="zh_TW" w:bidi="zh_TW"/>
+          </w:rPr>
+          <w:rPr>
+            <w:color w:val="0000EE"/>
+            <w:u w:val="single"/>
+          </w:rPr>
+          <w:t>何4:1–3</w:t>
+        </w:r>
+      </w:hyperlink>
+      <w:r>
+        <w:rPr>
+          <w:lang w:val="zh_TW" w:bidi="zh_TW"/>
+        </w:rPr>
+        <w:t>；</w:t>
+      </w:r>
+      <w:hyperlink r:id="rId34">
+        <w:r>
+          <w:rPr>
+            <w:lang w:val="zh_TW" w:bidi="zh_TW"/>
+          </w:rPr>
+          <w:rPr>
+            <w:color w:val="0000EE"/>
+            <w:u w:val="single"/>
+          </w:rPr>
+          <w:t>摩2:6–7</w:t>
+        </w:r>
+      </w:hyperlink>
+      <w:r>
+        <w:rPr>
+          <w:lang w:val="zh_TW" w:bidi="zh_TW"/>
+        </w:rPr>
+        <w:t>），這也顯示了鄰舍關係在盟約社群中的重要性。以色列人經常忽視對鄰舍的愛，特別是對有需要的鄰舍，而這正是導致他們受神懲罰而被擄的重要原因之一（</w:t>
+      </w:r>
+      <w:hyperlink r:id="rId35">
+        <w:r>
+          <w:rPr>
+            <w:lang w:val="zh_TW" w:bidi="zh_TW"/>
+          </w:rPr>
+          <w:rPr>
+            <w:color w:val="0000EE"/>
+            <w:u w:val="single"/>
+          </w:rPr>
+          <w:t>耶5:7–9</w:t>
+        </w:r>
+      </w:hyperlink>
+      <w:r>
+        <w:rPr>
+          <w:lang w:val="zh_TW" w:bidi="zh_TW"/>
+        </w:rPr>
+        <w:t>，</w:t>
+      </w:r>
+      <w:hyperlink r:id="rId36">
+        <w:r>
+          <w:rPr>
+            <w:lang w:val="zh_TW" w:bidi="zh_TW"/>
+          </w:rPr>
+          <w:rPr>
+            <w:color w:val="0000EE"/>
+            <w:u w:val="single"/>
+          </w:rPr>
+          <w:t>7:1–15</w:t>
+        </w:r>
+      </w:hyperlink>
+      <w:r>
+        <w:rPr>
+          <w:lang w:val="zh_TW" w:bidi="zh_TW"/>
+        </w:rPr>
+        <w:t>，</w:t>
+      </w:r>
+      <w:hyperlink r:id="rId37">
+        <w:r>
+          <w:rPr>
+            <w:lang w:val="zh_TW" w:bidi="zh_TW"/>
+          </w:rPr>
+          <w:rPr>
+            <w:color w:val="0000EE"/>
+            <w:u w:val="single"/>
+          </w:rPr>
+          <w:t>9:2–9</w:t>
+        </w:r>
+      </w:hyperlink>
+      <w:r>
+        <w:rPr>
+          <w:lang w:val="zh_TW" w:bidi="zh_TW"/>
+        </w:rPr>
+        <w:t>；</w:t>
+      </w:r>
+      <w:hyperlink r:id="rId33">
+        <w:r>
+          <w:rPr>
+            <w:lang w:val="zh_TW" w:bidi="zh_TW"/>
+          </w:rPr>
+          <w:rPr>
+            <w:color w:val="0000EE"/>
+            <w:u w:val="single"/>
+          </w:rPr>
+          <w:t>何4:1–3</w:t>
+        </w:r>
+      </w:hyperlink>
+      <w:r>
+        <w:rPr>
+          <w:lang w:val="zh_TW" w:bidi="zh_TW"/>
+        </w:rPr>
+        <w:t>；</w:t>
+      </w:r>
+      <w:hyperlink r:id="rId34">
+        <w:r>
+          <w:rPr>
+            <w:lang w:val="zh_TW" w:bidi="zh_TW"/>
+          </w:rPr>
+          <w:rPr>
+            <w:color w:val="0000EE"/>
+            <w:u w:val="single"/>
+          </w:rPr>
+          <w:t>摩2:6–7</w:t>
+        </w:r>
+      </w:hyperlink>
+      <w:r>
+        <w:rPr>
+          <w:lang w:val="zh_TW" w:bidi="zh_TW"/>
+        </w:rPr>
+        <w:t>，</w:t>
+      </w:r>
+      <w:hyperlink r:id="rId38">
+        <w:r>
+          <w:rPr>
+            <w:lang w:val="zh_TW" w:bidi="zh_TW"/>
+          </w:rPr>
+          <w:rPr>
+            <w:color w:val="0000EE"/>
+            <w:u w:val="single"/>
+          </w:rPr>
+          <w:t>5:10–13</w:t>
+        </w:r>
+      </w:hyperlink>
+      <w:r>
+        <w:rPr>
+          <w:lang w:val="zh_TW" w:bidi="zh_TW"/>
+        </w:rPr>
+        <w:t>，</w:t>
+      </w:r>
+      <w:hyperlink r:id="rId39">
+        <w:r>
+          <w:rPr>
+            <w:lang w:val="zh_TW" w:bidi="zh_TW"/>
+          </w:rPr>
+          <w:rPr>
+            <w:color w:val="0000EE"/>
+            <w:u w:val="single"/>
+          </w:rPr>
+          <w:t>8:4–6</w:t>
+        </w:r>
+      </w:hyperlink>
+      <w:r>
+        <w:rPr>
+          <w:lang w:val="zh_TW" w:bidi="zh_TW"/>
+        </w:rPr>
+        <w:t>）。然而，以色列人也曾盼望，在彌賽亞的時代，這種真正的鄰舍之愛能夠實現（</w:t>
+      </w:r>
+      <w:hyperlink r:id="rId40">
+        <w:r>
+          <w:rPr>
+            <w:lang w:val="zh_TW" w:bidi="zh_TW"/>
+          </w:rPr>
+          <w:rPr>
+            <w:color w:val="0000EE"/>
+            <w:u w:val="single"/>
+          </w:rPr>
+          <w:t>耶31:34</w:t>
+        </w:r>
+      </w:hyperlink>
+      <w:r>
+        <w:rPr>
+          <w:lang w:val="zh_TW" w:bidi="zh_TW"/>
+        </w:rPr>
+        <w:t>；</w:t>
+      </w:r>
+      <w:hyperlink r:id="rId41">
+        <w:r>
+          <w:rPr>
+            <w:lang w:val="zh_TW" w:bidi="zh_TW"/>
+          </w:rPr>
+          <w:rPr>
+            <w:color w:val="0000EE"/>
+            <w:u w:val="single"/>
+          </w:rPr>
+          <w:t>亞3:10</w:t>
+        </w:r>
+      </w:hyperlink>
+      <w:r>
+        <w:rPr>
+          <w:lang w:val="zh_TW" w:bidi="zh_TW"/>
+        </w:rPr>
+        <w:t>），這也顯示出這種愛在舊約時代的盟約社群中常常被忽略。</w:t>
+      </w:r>
+    </w:p>
+    <w:p>
+      <w:pPr>
+        <w:pStyle w:val="Heading3"/>
+      </w:pPr>
+      <w:r>
+        <w:rPr>
+          <w:lang w:val="zh_TW" w:bidi="zh_TW"/>
+        </w:rPr>
+        <w:t>在晚期猶太教中</w:t>
       </w:r>
     </w:p>
     <w:p>
@@ -487,151 +1043,132 @@
         <w:rPr>
           <w:lang w:val="zh_TW" w:bidi="zh_TW"/>
         </w:rPr>
-        <w:t>生命中的某些部分來自靈魂：</w:t>
+        <w:t>在被擄歸回後，以色列人認識到，神的祝福在某種程度上取決於人們是否彼此實踐公義和愛（</w:t>
+      </w:r>
+      <w:hyperlink r:id="rId42">
+        <w:r>
+          <w:rPr>
+            <w:lang w:val="zh_TW" w:bidi="zh_TW"/>
+          </w:rPr>
+          <w:rPr>
+            <w:color w:val="0000EE"/>
+            <w:u w:val="single"/>
+          </w:rPr>
+          <w:t>亞8:14–17</w:t>
+        </w:r>
+      </w:hyperlink>
+      <w:r>
+        <w:rPr>
+          <w:lang w:val="zh_TW" w:bidi="zh_TW"/>
+        </w:rPr>
+        <w:t>）。然而，對於「鄰舍」的定義仍然存在爭議。有以下幾個因素表明，在這個時期，「鄰舍」僅限於以色列人和改信猶太教的人（改信猶太教的外邦人）。從拉比文獻中可以看出，撒馬利亞人及居住在以色列地的外邦人，通常不被視為「鄰舍」，因此也不值得被愛。在昆蘭的猶太愛色尼派（Jewish Essene community at Qumran）社</w:t>
+      </w:r>
+      <w:r>
+        <w:rPr>
+          <w:lang w:val="zh_TW" w:bidi="zh_TW"/>
+        </w:rPr>
+        <w:t>群</w:t>
+      </w:r>
+      <w:r>
+        <w:rPr>
+          <w:lang w:val="zh_TW" w:bidi="zh_TW"/>
+        </w:rPr>
+        <w:t>內，</w:t>
+      </w:r>
+      <w:r>
+        <w:rPr>
+          <w:lang w:val="zh_TW" w:bidi="zh_TW"/>
+        </w:rPr>
+        <w:t>被尊重和公平對待的「鄰舍」僅限於社群成員</w:t>
+      </w:r>
+      <w:r>
+        <w:rPr>
+          <w:lang w:val="zh_TW" w:bidi="zh_TW"/>
+        </w:rPr>
+        <w:t>。最後，當耶穌</w:t>
+      </w:r>
+      <w:r>
+        <w:rPr>
+          <w:lang w:val="zh_TW" w:bidi="zh_TW"/>
+        </w:rPr>
+        <w:t>提到，</w:t>
+      </w:r>
+      <w:r>
+        <w:rPr>
+          <w:lang w:val="zh_TW" w:bidi="zh_TW"/>
+        </w:rPr>
+        <w:t>「</w:t>
+      </w:r>
+      <w:r>
+        <w:rPr>
+          <w:lang w:val="zh_TW" w:bidi="zh_TW"/>
+        </w:rPr>
+        <w:t>你們聽見有話說：『當愛你的鄰舍，恨你的仇敵。』</w:t>
+      </w:r>
+      <w:r>
+        <w:rPr>
+          <w:lang w:val="zh_TW" w:bidi="zh_TW"/>
+        </w:rPr>
+        <w:t>」（</w:t>
+      </w:r>
+      <w:hyperlink r:id="rId43">
+        <w:r>
+          <w:rPr>
+            <w:lang w:val="zh_TW" w:bidi="zh_TW"/>
+          </w:rPr>
+          <w:rPr>
+            <w:color w:val="0000EE"/>
+            <w:u w:val="single"/>
+          </w:rPr>
+          <w:t>太5:43</w:t>
+        </w:r>
+      </w:hyperlink>
+      <w:r>
+        <w:rPr>
+          <w:lang w:val="zh_TW" w:bidi="zh_TW"/>
+        </w:rPr>
+        <w:t>）時，衪只是引用了部份舊約（</w:t>
+      </w:r>
+      <w:hyperlink r:id="rId16">
+        <w:r>
+          <w:rPr>
+            <w:lang w:val="zh_TW" w:bidi="zh_TW"/>
+          </w:rPr>
+          <w:rPr>
+            <w:color w:val="0000EE"/>
+            <w:u w:val="single"/>
+          </w:rPr>
+          <w:t>利19:18</w:t>
+        </w:r>
+      </w:hyperlink>
+      <w:r>
+        <w:rPr>
+          <w:lang w:val="zh_TW" w:bidi="zh_TW"/>
+        </w:rPr>
+        <w:t>——「</w:t>
+      </w:r>
+      <w:r>
+        <w:rPr>
+          <w:lang w:val="zh_TW" w:bidi="zh_TW"/>
+        </w:rPr>
+        <w:t>要愛人如己</w:t>
+      </w:r>
+      <w:r>
+        <w:rPr>
+          <w:lang w:val="zh_TW" w:bidi="zh_TW"/>
+        </w:rPr>
+        <w:t>」）。而最後的片語「恨你的仇敵」則反映了當時猶太人的普遍觀念，即神只要求他們愛自己的同胞，而不必愛那些被視為「敵人」的外族人。</w:t>
       </w:r>
     </w:p>
     <w:p>
       <w:pPr>
-        <w:pStyle w:val="ListBullet"/>
-        <w:spacing w:line="240" w:lineRule="auto"/>
-        <w:ind w:left="720"/>
-      </w:pPr>
-      <w:r>
-        <w:rPr>
-          <w:lang w:val="zh_TW" w:bidi="zh_TW"/>
-        </w:rPr>
-      </w:r>
-      <w:r>
-        <w:rPr>
-          <w:lang w:val="zh_TW" w:bidi="zh_TW"/>
-        </w:rPr>
-        <w:t>知識和理解（</w:t>
-      </w:r>
-      <w:hyperlink r:id="rId20">
-        <w:r>
-          <w:rPr>
-            <w:lang w:val="zh_TW" w:bidi="zh_TW"/>
-          </w:rPr>
-          <w:rPr>
-            <w:color w:val="0000EE"/>
-            <w:u w:val="single"/>
-          </w:rPr>
-          <w:t>詩篇139:14</w:t>
-        </w:r>
-      </w:hyperlink>
-      <w:r>
-        <w:rPr>
-          <w:lang w:val="zh_TW" w:bidi="zh_TW"/>
-        </w:rPr>
-        <w:t>）</w:t>
-      </w:r>
-    </w:p>
-    <w:p>
-      <w:pPr>
-        <w:pStyle w:val="ListBullet"/>
-        <w:spacing w:line="240" w:lineRule="auto"/>
-        <w:ind w:left="720"/>
-      </w:pPr>
-      <w:r>
-        <w:rPr>
-          <w:lang w:val="zh_TW" w:bidi="zh_TW"/>
-        </w:rPr>
-      </w:r>
-      <w:r>
-        <w:rPr>
-          <w:lang w:val="zh_TW" w:bidi="zh_TW"/>
-        </w:rPr>
-        <w:t>思想（</w:t>
-      </w:r>
-      <w:hyperlink r:id="rId21">
-        <w:r>
-          <w:rPr>
-            <w:lang w:val="zh_TW" w:bidi="zh_TW"/>
-          </w:rPr>
-          <w:rPr>
-            <w:color w:val="0000EE"/>
-            <w:u w:val="single"/>
-          </w:rPr>
-          <w:t>撒母耳記上20:3</w:t>
-        </w:r>
-      </w:hyperlink>
-      <w:r>
-        <w:rPr>
-          <w:lang w:val="zh_TW" w:bidi="zh_TW"/>
-        </w:rPr>
-        <w:t>）</w:t>
-      </w:r>
-    </w:p>
-    <w:p>
-      <w:pPr>
-        <w:pStyle w:val="ListBullet"/>
-        <w:spacing w:line="240" w:lineRule="auto"/>
-        <w:ind w:left="720"/>
-      </w:pPr>
-      <w:r>
-        <w:rPr>
-          <w:lang w:val="zh_TW" w:bidi="zh_TW"/>
-        </w:rPr>
-      </w:r>
-      <w:r>
-        <w:rPr>
-          <w:lang w:val="zh_TW" w:bidi="zh_TW"/>
-        </w:rPr>
-        <w:t>愛（</w:t>
-      </w:r>
-      <w:hyperlink r:id="rId22">
-        <w:r>
-          <w:rPr>
-            <w:lang w:val="zh_TW" w:bidi="zh_TW"/>
-          </w:rPr>
-          <w:rPr>
-            <w:color w:val="0000EE"/>
-            <w:u w:val="single"/>
-          </w:rPr>
-          <w:t>撒母耳記上18:1</w:t>
-        </w:r>
-      </w:hyperlink>
-      <w:r>
-        <w:rPr>
-          <w:lang w:val="zh_TW" w:bidi="zh_TW"/>
-        </w:rPr>
-        <w:t>）</w:t>
-      </w:r>
-    </w:p>
-    <w:p>
-      <w:pPr>
-        <w:pStyle w:val="ListBullet"/>
-        <w:spacing w:line="240" w:lineRule="auto"/>
-        <w:ind w:left="720"/>
-      </w:pPr>
-      <w:r>
-        <w:rPr>
-          <w:lang w:val="zh_TW" w:bidi="zh_TW"/>
-        </w:rPr>
-      </w:r>
-      <w:r>
-        <w:rPr>
-          <w:lang w:val="zh_TW" w:bidi="zh_TW"/>
-        </w:rPr>
-        <w:t>記憶（</w:t>
-      </w:r>
-      <w:hyperlink r:id="rId23">
-        <w:r>
-          <w:rPr>
-            <w:lang w:val="zh_TW" w:bidi="zh_TW"/>
-          </w:rPr>
-          <w:rPr>
-            <w:color w:val="0000EE"/>
-            <w:u w:val="single"/>
-          </w:rPr>
-          <w:t>耶利米哀歌3:20</w:t>
-        </w:r>
-      </w:hyperlink>
-      <w:r>
-        <w:rPr>
-          <w:lang w:val="zh_TW" w:bidi="zh_TW"/>
-        </w:rPr>
-        <w:t>）</w:t>
+        <w:pStyle w:val="Heading3"/>
+      </w:pPr>
+      <w:r>
+        <w:rPr>
+          <w:lang w:val="zh_TW" w:bidi="zh_TW"/>
+        </w:rPr>
+        <w:t>在新約中</w:t>
       </w:r>
     </w:p>
     <w:p>
@@ -645,7 +1182,49 @@
         <w:rPr>
           <w:lang w:val="zh_TW" w:bidi="zh_TW"/>
         </w:rPr>
-        <w:t>在這裡，靈魂就像自我，即一個人的人性或自我。</w:t>
+        <w:t>耶穌對「鄰舍」的理解與當時猶太人的觀念大相逕庭，祂消除了對鄰舍之愛的限制。</w:t>
+      </w:r>
+      <w:r>
+        <w:rPr>
+          <w:lang w:val="zh_TW" w:bidi="zh_TW"/>
+        </w:rPr>
+        <w:t>與那些將愛狹義套用在同胞身上的人不同</w:t>
+      </w:r>
+      <w:r>
+        <w:rPr>
+          <w:lang w:val="zh_TW" w:bidi="zh_TW"/>
+        </w:rPr>
+        <w:t>，耶穌主張將對愛鄰舍的義務擴展到</w:t>
+      </w:r>
+      <w:r>
+        <w:rPr>
+          <w:lang w:val="zh_TW" w:bidi="zh_TW"/>
+        </w:rPr>
+        <w:t>仇敵</w:t>
+      </w:r>
+      <w:r>
+        <w:rPr>
+          <w:lang w:val="zh_TW" w:bidi="zh_TW"/>
+        </w:rPr>
+        <w:t>身上（</w:t>
+      </w:r>
+      <w:hyperlink r:id="rId44">
+        <w:r>
+          <w:rPr>
+            <w:lang w:val="zh_TW" w:bidi="zh_TW"/>
+          </w:rPr>
+          <w:rPr>
+            <w:color w:val="0000EE"/>
+            <w:u w:val="single"/>
+          </w:rPr>
+          <w:t>太5:43–48</w:t>
+        </w:r>
+      </w:hyperlink>
+      <w:r>
+        <w:rPr>
+          <w:lang w:val="zh_TW" w:bidi="zh_TW"/>
+        </w:rPr>
+        <w:t>），如此一來，祂完全消除了鄰舍與仇敵之間的區別。</w:t>
       </w:r>
     </w:p>
     <w:p>
@@ -659,9 +1238,21 @@
         <w:rPr>
           <w:lang w:val="zh_TW" w:bidi="zh_TW"/>
         </w:rPr>
-        <w:t>舊約聖經並不暗示靈魂在死後會轉移到另一個身體。人類被視為身體和靈魂的統一體，意味著是從不同角度看待同一個人。在</w:t>
-      </w:r>
-      <w:hyperlink r:id="rId24">
+        <w:t>在另一個場合中，</w:t>
+      </w:r>
+      <w:r>
+        <w:rPr>
+          <w:lang w:val="zh_TW" w:bidi="zh_TW"/>
+        </w:rPr>
+        <w:t>一個</w:t>
+      </w:r>
+      <w:r>
+        <w:rPr>
+          <w:lang w:val="zh_TW" w:bidi="zh_TW"/>
+        </w:rPr>
+        <w:t>文士問耶穌什麼是神賜下的最大誡命（</w:t>
+      </w:r>
+      <w:hyperlink r:id="rId45">
         <w:r>
           <w:rPr>
             <w:lang w:val="zh_TW" w:bidi="zh_TW"/>
@@ -670,29 +1261,28 @@
             <w:color w:val="0000EE"/>
             <w:u w:val="single"/>
           </w:rPr>
-          <w:t>創世記二章7節</w:t>
+          <w:t>可12:28–31）</w:t>
         </w:r>
       </w:hyperlink>
       <w:r>
         <w:rPr>
           <w:lang w:val="zh_TW" w:bidi="zh_TW"/>
         </w:rPr>
-        <w:t>中，片語「有靈的活人」有時被錯誤地翻譯為「活的靈魂」。這個想法並不是說男人和女人成為</w:t>
-      </w:r>
-      <w:r>
-        <w:rPr>
-          <w:i/>
-          <w:lang w:val="zh_TW" w:bidi="zh_TW"/>
-        </w:rPr>
-        <w:t>靈魂，</w:t>
-      </w:r>
-      <w:r>
-        <w:rPr>
-          <w:lang w:val="zh_TW" w:bidi="zh_TW"/>
-        </w:rPr>
-        <w:t>因為他們顯然有身體。原文中使用這個詞是為了強調人作為「活的生命」的層面。這並不意味著人成為靈，而是突出了作為「活的生命」的重要層面。希伯來思想對統一的人的觀念有助於解釋舊約聖經中對死後生命的陰影看法，因為很難想像沒有身體的存在（</w:t>
-      </w:r>
-      <w:hyperlink r:id="rId25">
+        <w:t>。</w:t>
+      </w:r>
+      <w:r>
+        <w:rPr>
+          <w:lang w:val="zh_TW" w:bidi="zh_TW"/>
+        </w:rPr>
+        <w:t>耶穌回應時</w:t>
+      </w:r>
+      <w:r>
+        <w:rPr>
+          <w:lang w:val="zh_TW" w:bidi="zh_TW"/>
+        </w:rPr>
+        <w:t>引用了</w:t>
+      </w:r>
+      <w:hyperlink r:id="rId46">
         <w:r>
           <w:rPr>
             <w:lang w:val="zh_TW" w:bidi="zh_TW"/>
@@ -701,16 +1291,28 @@
             <w:color w:val="0000EE"/>
             <w:u w:val="single"/>
           </w:rPr>
-          <w:t>詩篇16:10</w:t>
+          <w:t>申命記六章5節</w:t>
         </w:r>
       </w:hyperlink>
       <w:r>
         <w:rPr>
           <w:lang w:val="zh_TW" w:bidi="zh_TW"/>
         </w:rPr>
-        <w:t>，</w:t>
-      </w:r>
-      <w:hyperlink r:id="rId26">
+        <w:t>，關於神的本質以及人</w:t>
+      </w:r>
+      <w:r>
+        <w:rPr>
+          <w:lang w:val="zh_TW" w:bidi="zh_TW"/>
+        </w:rPr>
+        <w:t>應</w:t>
+      </w:r>
+      <w:r>
+        <w:rPr>
+          <w:lang w:val="zh_TW" w:bidi="zh_TW"/>
+        </w:rPr>
+        <w:t>盡心、盡性和盡力愛神的義務。而值得注意的是，耶穌並沒有止步於此，而是將此與第二條誡命，即「愛人如己」（</w:t>
+      </w:r>
+      <w:hyperlink r:id="rId16">
         <w:r>
           <w:rPr>
             <w:lang w:val="zh_TW" w:bidi="zh_TW"/>
@@ -719,16 +1321,16 @@
             <w:color w:val="0000EE"/>
             <w:u w:val="single"/>
           </w:rPr>
-          <w:t>49:15</w:t>
+          <w:t>利19:18）</w:t>
         </w:r>
       </w:hyperlink>
       <w:r>
         <w:rPr>
           <w:lang w:val="zh_TW" w:bidi="zh_TW"/>
         </w:rPr>
-        <w:t>，</w:t>
-      </w:r>
-      <w:hyperlink r:id="rId27">
+        <w:t>，連結起來。一些學者認為，這種將愛神和愛鄰舍緊密聯繫在一起的教導起源於耶穌。如果耶穌是第一個將這兩個誡命聯繫在一起的人（見</w:t>
+      </w:r>
+      <w:hyperlink r:id="rId47">
         <w:r>
           <w:rPr>
             <w:lang w:val="zh_TW" w:bidi="zh_TW"/>
@@ -737,16 +1339,16 @@
             <w:color w:val="0000EE"/>
             <w:u w:val="single"/>
           </w:rPr>
-          <w:t>88:3–12</w:t>
+          <w:t>太22:37</w:t>
         </w:r>
       </w:hyperlink>
       <w:r>
         <w:rPr>
           <w:lang w:val="zh_TW" w:bidi="zh_TW"/>
         </w:rPr>
-        <w:t>）。存在死後生命的希望，是由於相信神對死亡的權能，相信與祂的交流在死後會繼續（</w:t>
-      </w:r>
-      <w:hyperlink r:id="rId28">
+        <w:t>；</w:t>
+      </w:r>
+      <w:hyperlink r:id="rId48">
         <w:r>
           <w:rPr>
             <w:lang w:val="zh_TW" w:bidi="zh_TW"/>
@@ -755,187 +1357,14 @@
             <w:color w:val="0000EE"/>
             <w:u w:val="single"/>
           </w:rPr>
-          <w:t>出埃及記3:6</w:t>
+          <w:t>可12:29–31</w:t>
         </w:r>
       </w:hyperlink>
       <w:r>
         <w:rPr>
           <w:lang w:val="zh_TW" w:bidi="zh_TW"/>
         </w:rPr>
-        <w:t>；</w:t>
-      </w:r>
-      <w:hyperlink r:id="rId29">
-        <w:r>
-          <w:rPr>
-            <w:lang w:val="zh_TW" w:bidi="zh_TW"/>
-          </w:rPr>
-          <w:rPr>
-            <w:color w:val="0000EE"/>
-            <w:u w:val="single"/>
-          </w:rPr>
-          <w:t>撒母耳記上2:6</w:t>
-        </w:r>
-      </w:hyperlink>
-      <w:r>
-        <w:rPr>
-          <w:lang w:val="zh_TW" w:bidi="zh_TW"/>
-        </w:rPr>
-        <w:t>；</w:t>
-      </w:r>
-      <w:hyperlink r:id="rId30">
-        <w:r>
-          <w:rPr>
-            <w:lang w:val="zh_TW" w:bidi="zh_TW"/>
-          </w:rPr>
-          <w:rPr>
-            <w:color w:val="0000EE"/>
-            <w:u w:val="single"/>
-          </w:rPr>
-          <w:t>約伯記19:25–26</w:t>
-        </w:r>
-      </w:hyperlink>
-      <w:r>
-        <w:rPr>
-          <w:lang w:val="zh_TW" w:bidi="zh_TW"/>
-        </w:rPr>
-        <w:t>；</w:t>
-      </w:r>
-      <w:hyperlink r:id="rId31">
-        <w:r>
-          <w:rPr>
-            <w:lang w:val="zh_TW" w:bidi="zh_TW"/>
-          </w:rPr>
-          <w:rPr>
-            <w:color w:val="0000EE"/>
-            <w:u w:val="single"/>
-          </w:rPr>
-          <w:t>詩篇16:10–11</w:t>
-        </w:r>
-      </w:hyperlink>
-      <w:r>
-        <w:rPr>
-          <w:lang w:val="zh_TW" w:bidi="zh_TW"/>
-        </w:rPr>
-        <w:t>，</w:t>
-      </w:r>
-      <w:hyperlink r:id="rId32">
-        <w:r>
-          <w:rPr>
-            <w:lang w:val="zh_TW" w:bidi="zh_TW"/>
-          </w:rPr>
-          <w:rPr>
-            <w:color w:val="0000EE"/>
-            <w:u w:val="single"/>
-          </w:rPr>
-          <w:t>73:24–25</w:t>
-        </w:r>
-      </w:hyperlink>
-      <w:r>
-        <w:rPr>
-          <w:lang w:val="zh_TW" w:bidi="zh_TW"/>
-        </w:rPr>
-        <w:t>；</w:t>
-      </w:r>
-      <w:hyperlink r:id="rId33">
-        <w:r>
-          <w:rPr>
-            <w:lang w:val="zh_TW" w:bidi="zh_TW"/>
-          </w:rPr>
-          <w:rPr>
-            <w:color w:val="0000EE"/>
-            <w:u w:val="single"/>
-          </w:rPr>
-          <w:t>以賽亞書25:8</w:t>
-        </w:r>
-      </w:hyperlink>
-      <w:r>
-        <w:rPr>
-          <w:lang w:val="zh_TW" w:bidi="zh_TW"/>
-        </w:rPr>
-        <w:t>，</w:t>
-      </w:r>
-      <w:hyperlink r:id="rId34">
-        <w:r>
-          <w:rPr>
-            <w:lang w:val="zh_TW" w:bidi="zh_TW"/>
-          </w:rPr>
-          <w:rPr>
-            <w:color w:val="0000EE"/>
-            <w:u w:val="single"/>
-          </w:rPr>
-          <w:t>26:19</w:t>
-        </w:r>
-      </w:hyperlink>
-      <w:r>
-        <w:rPr>
-          <w:lang w:val="zh_TW" w:bidi="zh_TW"/>
-        </w:rPr>
-        <w:t>；</w:t>
-      </w:r>
-      <w:hyperlink r:id="rId35">
-        <w:r>
-          <w:rPr>
-            <w:lang w:val="zh_TW" w:bidi="zh_TW"/>
-          </w:rPr>
-          <w:rPr>
-            <w:color w:val="0000EE"/>
-            <w:u w:val="single"/>
-          </w:rPr>
-          <w:t>但以理書12:2</w:t>
-        </w:r>
-      </w:hyperlink>
-      <w:r>
-        <w:rPr>
-          <w:lang w:val="zh_TW" w:bidi="zh_TW"/>
-        </w:rPr>
-        <w:t>；</w:t>
-      </w:r>
-      <w:hyperlink r:id="rId36">
-        <w:r>
-          <w:rPr>
-            <w:lang w:val="zh_TW" w:bidi="zh_TW"/>
-          </w:rPr>
-          <w:rPr>
-            <w:color w:val="0000EE"/>
-            <w:u w:val="single"/>
-          </w:rPr>
-          <w:t>何西阿6:1–3</w:t>
-        </w:r>
-      </w:hyperlink>
-      <w:r>
-        <w:rPr>
-          <w:lang w:val="zh_TW" w:bidi="zh_TW"/>
-        </w:rPr>
-        <w:t>，</w:t>
-      </w:r>
-      <w:hyperlink r:id="rId37">
-        <w:r>
-          <w:rPr>
-            <w:lang w:val="zh_TW" w:bidi="zh_TW"/>
-          </w:rPr>
-          <w:rPr>
-            <w:color w:val="0000EE"/>
-            <w:u w:val="single"/>
-          </w:rPr>
-          <w:t>13:14</w:t>
-        </w:r>
-      </w:hyperlink>
-      <w:r>
-        <w:rPr>
-          <w:lang w:val="zh_TW" w:bidi="zh_TW"/>
-        </w:rPr>
-        <w:t>）。</w:t>
-      </w:r>
-    </w:p>
-    <w:p>
-      <w:pPr>
-        <w:pStyle w:val="Heading4"/>
-      </w:pPr>
-      <w:r>
-        <w:rPr>
-          <w:lang w:val="zh_TW" w:bidi="zh_TW"/>
-        </w:rPr>
-        <w:t>新約聖經中的靈魂</w:t>
+        <w:t>），這便揭示了我們的主對這兩項義務關係的理解；真正的愛鄰舍源於對神的愛，反之亦然，對神的愛與在愛中滿足鄰舍的需求是不可分割的。</w:t>
       </w:r>
     </w:p>
     <w:p>
@@ -949,22 +1378,9 @@
         <w:rPr>
           <w:lang w:val="zh_TW" w:bidi="zh_TW"/>
         </w:rPr>
-        <w:t>在新約聖經中，靈魂（</w:t>
-      </w:r>
-      <w:r>
-        <w:rPr>
-          <w:i/>
-          <w:lang w:val="zh_TW" w:bidi="zh_TW"/>
-        </w:rPr>
-        <w:t>psuche</w:t>
-      </w:r>
-      <w:r>
-        <w:rPr>
-          <w:lang w:val="zh_TW" w:bidi="zh_TW"/>
-        </w:rPr>
-        <w:t>）的意義與舊約聖經中相似。通常，它意味著生命本身。耶穌的跟從者為了祂的緣故冒著生命（靈魂）的危險（</w:t>
-      </w:r>
-      <w:hyperlink r:id="rId38">
+        <w:t>在耶穌的時代，辯論的焦點不是如何正確地對待鄰舍，而是誰才是真正的鄰舍。一位律法師問了耶穌這個問題（</w:t>
+      </w:r>
+      <w:hyperlink r:id="rId49">
         <w:r>
           <w:rPr>
             <w:lang w:val="zh_TW" w:bidi="zh_TW"/>
@@ -973,16 +1389,52 @@
             <w:color w:val="0000EE"/>
             <w:u w:val="single"/>
           </w:rPr>
-          <w:t>使徒行傳15:26</w:t>
+          <w:t>路10:29</w:t>
         </w:r>
       </w:hyperlink>
       <w:r>
         <w:rPr>
           <w:lang w:val="zh_TW" w:bidi="zh_TW"/>
         </w:rPr>
-        <w:t>；比較</w:t>
-      </w:r>
-      <w:hyperlink r:id="rId39">
+        <w:t>）。耶穌讚揚這位律法師，因為他清楚理解</w:t>
+      </w:r>
+      <w:r>
+        <w:rPr>
+          <w:lang w:val="zh_TW" w:bidi="zh_TW"/>
+        </w:rPr>
+        <w:t>得到永生</w:t>
+      </w:r>
+      <w:r>
+        <w:rPr>
+          <w:lang w:val="zh_TW" w:bidi="zh_TW"/>
+        </w:rPr>
+        <w:t>所需的條件，即</w:t>
+      </w:r>
+      <w:r>
+        <w:rPr>
+          <w:lang w:val="zh_TW" w:bidi="zh_TW"/>
+        </w:rPr>
+        <w:t>愛神和愛鄰舍</w:t>
+      </w:r>
+      <w:r>
+        <w:rPr>
+          <w:lang w:val="zh_TW" w:bidi="zh_TW"/>
+        </w:rPr>
+        <w:t>。路加卻暗示，這位律法師提出的進一步限制性問題是為了「顯明自己有理」，也就是</w:t>
+      </w:r>
+      <w:r>
+        <w:rPr>
+          <w:lang w:val="zh_TW" w:bidi="zh_TW"/>
+        </w:rPr>
+        <w:t>為自己同胞有限的愛的行為辯護</w:t>
+      </w:r>
+      <w:r>
+        <w:rPr>
+          <w:lang w:val="zh_TW" w:bidi="zh_TW"/>
+        </w:rPr>
+        <w:t>。耶穌選擇不直接回答，而是用一個比喻來回應，就是我們耳熟能詳好撒馬利亞人的比喻（</w:t>
+      </w:r>
+      <w:hyperlink r:id="rId50">
         <w:r>
           <w:rPr>
             <w:lang w:val="zh_TW" w:bidi="zh_TW"/>
@@ -991,182 +1443,14 @@
             <w:color w:val="0000EE"/>
             <w:u w:val="single"/>
           </w:rPr>
-          <w:t>約翰福音13:37</w:t>
+          <w:t>30–35</w:t>
         </w:r>
       </w:hyperlink>
       <w:r>
         <w:rPr>
           <w:lang w:val="zh_TW" w:bidi="zh_TW"/>
         </w:rPr>
-        <w:t>；</w:t>
-      </w:r>
-      <w:hyperlink r:id="rId40">
-        <w:r>
-          <w:rPr>
-            <w:lang w:val="zh_TW" w:bidi="zh_TW"/>
-          </w:rPr>
-          <w:rPr>
-            <w:color w:val="0000EE"/>
-            <w:u w:val="single"/>
-          </w:rPr>
-          <w:t>羅馬書16:4</w:t>
-        </w:r>
-      </w:hyperlink>
-      <w:r>
-        <w:rPr>
-          <w:lang w:val="zh_TW" w:bidi="zh_TW"/>
-        </w:rPr>
-        <w:t>；</w:t>
-      </w:r>
-      <w:hyperlink r:id="rId41">
-        <w:r>
-          <w:rPr>
-            <w:lang w:val="zh_TW" w:bidi="zh_TW"/>
-          </w:rPr>
-          <w:rPr>
-            <w:color w:val="0000EE"/>
-            <w:u w:val="single"/>
-          </w:rPr>
-          <w:t>腓利比書2:30</w:t>
-        </w:r>
-      </w:hyperlink>
-      <w:r>
-        <w:rPr>
-          <w:lang w:val="zh_TW" w:bidi="zh_TW"/>
-        </w:rPr>
-        <w:t>）。耶穌是人子，祂來是要服事人並捨命（靈魂）作多人的贖價（</w:t>
-      </w:r>
-      <w:hyperlink r:id="rId42">
-        <w:r>
-          <w:rPr>
-            <w:lang w:val="zh_TW" w:bidi="zh_TW"/>
-          </w:rPr>
-          <w:rPr>
-            <w:color w:val="0000EE"/>
-            <w:u w:val="single"/>
-          </w:rPr>
-          <w:t>馬太福音20:28</w:t>
-        </w:r>
-      </w:hyperlink>
-      <w:r>
-        <w:rPr>
-          <w:lang w:val="zh_TW" w:bidi="zh_TW"/>
-        </w:rPr>
-        <w:t>；</w:t>
-      </w:r>
-      <w:hyperlink r:id="rId43">
-        <w:r>
-          <w:rPr>
-            <w:lang w:val="zh_TW" w:bidi="zh_TW"/>
-          </w:rPr>
-          <w:rPr>
-            <w:color w:val="0000EE"/>
-            <w:u w:val="single"/>
-          </w:rPr>
-          <w:t>馬可福音10:45</w:t>
-        </w:r>
-      </w:hyperlink>
-      <w:r>
-        <w:rPr>
-          <w:lang w:val="zh_TW" w:bidi="zh_TW"/>
-        </w:rPr>
-        <w:t>）。耶穌是好牧羊人，為羊捨命（靈魂）（</w:t>
-      </w:r>
-      <w:hyperlink r:id="rId44">
-        <w:r>
-          <w:rPr>
-            <w:lang w:val="zh_TW" w:bidi="zh_TW"/>
-          </w:rPr>
-          <w:rPr>
-            <w:color w:val="0000EE"/>
-            <w:u w:val="single"/>
-          </w:rPr>
-          <w:t>約翰福音10:14、17</w:t>
-        </w:r>
-      </w:hyperlink>
-      <w:hyperlink r:id="rId45">
-        <w:r>
-          <w:rPr>
-            <w:lang w:val="zh_TW" w:bidi="zh_TW"/>
-          </w:rPr>
-          <w:rPr>
-            <w:color w:val="0000EE"/>
-            <w:u w:val="single"/>
-          </w:rPr>
-          <w:t>–</w:t>
-        </w:r>
-      </w:hyperlink>
-      <w:hyperlink r:id="rId44">
-        <w:r>
-          <w:rPr>
-            <w:lang w:val="zh_TW" w:bidi="zh_TW"/>
-          </w:rPr>
-          <w:rPr>
-            <w:color w:val="0000EE"/>
-            <w:u w:val="single"/>
-          </w:rPr>
-          <w:t>18</w:t>
-        </w:r>
-      </w:hyperlink>
-      <w:r>
-        <w:rPr>
-          <w:lang w:val="zh_TW" w:bidi="zh_TW"/>
-        </w:rPr>
-        <w:t>）。在</w:t>
-      </w:r>
-      <w:hyperlink r:id="rId46">
-        <w:r>
-          <w:rPr>
-            <w:lang w:val="zh_TW" w:bidi="zh_TW"/>
-          </w:rPr>
-          <w:rPr>
-            <w:color w:val="0000EE"/>
-            <w:u w:val="single"/>
-          </w:rPr>
-          <w:t>路加福音十四章26節</w:t>
-        </w:r>
-      </w:hyperlink>
-      <w:r>
-        <w:rPr>
-          <w:lang w:val="zh_TW" w:bidi="zh_TW"/>
-        </w:rPr>
-        <w:t>，作門徒意味著願意捨己，甚至為基督的緣故捨去自己的生命（比較</w:t>
-      </w:r>
-      <w:hyperlink r:id="rId47">
-        <w:r>
-          <w:rPr>
-            <w:lang w:val="zh_TW" w:bidi="zh_TW"/>
-          </w:rPr>
-          <w:rPr>
-            <w:color w:val="0000EE"/>
-            <w:u w:val="single"/>
-          </w:rPr>
-          <w:t>路加福音9:23</w:t>
-        </w:r>
-      </w:hyperlink>
-      <w:r>
-        <w:rPr>
-          <w:lang w:val="zh_TW" w:bidi="zh_TW"/>
-        </w:rPr>
-        <w:t>、</w:t>
-      </w:r>
-      <w:hyperlink r:id="rId48">
-        <w:r>
-          <w:rPr>
-            <w:lang w:val="zh_TW" w:bidi="zh_TW"/>
-          </w:rPr>
-          <w:rPr>
-            <w:color w:val="0000EE"/>
-            <w:u w:val="single"/>
-          </w:rPr>
-          <w:t>啟示錄12:11</w:t>
-        </w:r>
-      </w:hyperlink>
-      <w:r>
-        <w:rPr>
-          <w:lang w:val="zh_TW" w:bidi="zh_TW"/>
-        </w:rPr>
-        <w:t>）。</w:t>
+        <w:t>節）。</w:t>
       </w:r>
     </w:p>
     <w:p>
@@ -1180,9 +1464,69 @@
         <w:rPr>
           <w:lang w:val="zh_TW" w:bidi="zh_TW"/>
         </w:rPr>
-        <w:t>「靈魂」經常可以指「人」（</w:t>
-      </w:r>
-      <w:hyperlink r:id="rId49">
+        <w:t>為了讓這位律法師看到他的問題是何等短視</w:t>
+      </w:r>
+      <w:r>
+        <w:rPr>
+          <w:lang w:val="zh_TW" w:bidi="zh_TW"/>
+        </w:rPr>
+        <w:t>和</w:t>
+      </w:r>
+      <w:r>
+        <w:rPr>
+          <w:lang w:val="zh_TW" w:bidi="zh_TW"/>
+        </w:rPr>
+        <w:t>可悲，耶穌講述了一個日常的故事：一個人行走在從耶路撒冷到耶利哥的道路上，因這條路常有強盜出沒，十分危險。這名旅行者被搶劫、剝光</w:t>
+      </w:r>
+      <w:r>
+        <w:rPr>
+          <w:lang w:val="zh_TW" w:bidi="zh_TW"/>
+        </w:rPr>
+        <w:t>衣服</w:t>
+      </w:r>
+      <w:r>
+        <w:rPr>
+          <w:lang w:val="zh_TW" w:bidi="zh_TW"/>
+        </w:rPr>
+        <w:t>、毆打，</w:t>
+      </w:r>
+      <w:r>
+        <w:rPr>
+          <w:lang w:val="zh_TW" w:bidi="zh_TW"/>
+        </w:rPr>
+        <w:t>並在半死狀態被丟下</w:t>
+      </w:r>
+      <w:r>
+        <w:rPr>
+          <w:lang w:val="zh_TW" w:bidi="zh_TW"/>
+        </w:rPr>
+        <w:t>。</w:t>
+      </w:r>
+      <w:r>
+        <w:rPr>
+          <w:lang w:val="zh_TW" w:bidi="zh_TW"/>
+        </w:rPr>
+        <w:t>到這裡</w:t>
+      </w:r>
+      <w:r>
+        <w:rPr>
+          <w:lang w:val="zh_TW" w:bidi="zh_TW"/>
+        </w:rPr>
+        <w:t>，律法師可能以為耶穌是在舉例說明誰是「鄰舍」，就是一位需要幫助的猶太同胞。然而，耶穌接著介紹了兩個人物，一位祭司和一</w:t>
+      </w:r>
+      <w:r>
+        <w:rPr>
+          <w:lang w:val="zh_TW" w:bidi="zh_TW"/>
+        </w:rPr>
+        <w:t>個</w:t>
+      </w:r>
+      <w:r>
+        <w:rPr>
+          <w:lang w:val="zh_TW" w:bidi="zh_TW"/>
+        </w:rPr>
+        <w:t>利未人，他們在學術討論誰是神要他們去愛的鄰舍。律法師無疑會預期這些律法師以正確的方式對待受害者。相反，當祭司和利未人看到需要幫助的人時，他們卻選擇從另一邊走過。由於這些律法師無法確定受害者是死了還是奄奄一息，又不想冒不潔的風險，他們便繞過，從而違反了律法師剛剛指出最大的誡命（</w:t>
+      </w:r>
+      <w:hyperlink r:id="rId51">
         <w:r>
           <w:rPr>
             <w:lang w:val="zh_TW" w:bidi="zh_TW"/>
@@ -1191,277 +1535,14 @@
             <w:color w:val="0000EE"/>
             <w:u w:val="single"/>
           </w:rPr>
-          <w:t>使徒行傳2:43</w:t>
+          <w:t>10:25–28</w:t>
         </w:r>
       </w:hyperlink>
       <w:r>
         <w:rPr>
           <w:lang w:val="zh_TW" w:bidi="zh_TW"/>
         </w:rPr>
-        <w:t>，</w:t>
-      </w:r>
-      <w:hyperlink r:id="rId50">
-        <w:r>
-          <w:rPr>
-            <w:lang w:val="zh_TW" w:bidi="zh_TW"/>
-          </w:rPr>
-          <w:rPr>
-            <w:color w:val="0000EE"/>
-            <w:u w:val="single"/>
-          </w:rPr>
-          <w:t>3:23</w:t>
-        </w:r>
-      </w:hyperlink>
-      <w:r>
-        <w:rPr>
-          <w:lang w:val="zh_TW" w:bidi="zh_TW"/>
-        </w:rPr>
-        <w:t>，</w:t>
-      </w:r>
-      <w:hyperlink r:id="rId51">
-        <w:r>
-          <w:rPr>
-            <w:lang w:val="zh_TW" w:bidi="zh_TW"/>
-          </w:rPr>
-          <w:rPr>
-            <w:color w:val="0000EE"/>
-            <w:u w:val="single"/>
-          </w:rPr>
-          <w:t>7:14</w:t>
-        </w:r>
-      </w:hyperlink>
-      <w:r>
-        <w:rPr>
-          <w:lang w:val="zh_TW" w:bidi="zh_TW"/>
-        </w:rPr>
-        <w:t>；</w:t>
-      </w:r>
-      <w:hyperlink r:id="rId52">
-        <w:r>
-          <w:rPr>
-            <w:lang w:val="zh_TW" w:bidi="zh_TW"/>
-          </w:rPr>
-          <w:rPr>
-            <w:color w:val="0000EE"/>
-            <w:u w:val="single"/>
-          </w:rPr>
-          <w:t>羅馬書2:9</w:t>
-        </w:r>
-      </w:hyperlink>
-      <w:r>
-        <w:rPr>
-          <w:lang w:val="zh_TW" w:bidi="zh_TW"/>
-        </w:rPr>
-        <w:t>，</w:t>
-      </w:r>
-      <w:hyperlink r:id="rId53">
-        <w:r>
-          <w:rPr>
-            <w:lang w:val="zh_TW" w:bidi="zh_TW"/>
-          </w:rPr>
-          <w:rPr>
-            <w:color w:val="0000EE"/>
-            <w:u w:val="single"/>
-          </w:rPr>
-          <w:t>13:1</w:t>
-        </w:r>
-      </w:hyperlink>
-      <w:r>
-        <w:rPr>
-          <w:lang w:val="zh_TW" w:bidi="zh_TW"/>
-        </w:rPr>
-        <w:t>；</w:t>
-      </w:r>
-      <w:hyperlink r:id="rId54">
-        <w:r>
-          <w:rPr>
-            <w:lang w:val="zh_TW" w:bidi="zh_TW"/>
-          </w:rPr>
-          <w:rPr>
-            <w:color w:val="0000EE"/>
-            <w:u w:val="single"/>
-          </w:rPr>
-          <w:t>彼得前書3:20</w:t>
-        </w:r>
-      </w:hyperlink>
-      <w:r>
-        <w:rPr>
-          <w:lang w:val="zh_TW" w:bidi="zh_TW"/>
-        </w:rPr>
-        <w:t>）。「活物」這個表達（有時在</w:t>
-      </w:r>
-      <w:hyperlink r:id="rId55">
-        <w:r>
-          <w:rPr>
-            <w:lang w:val="zh_TW" w:bidi="zh_TW"/>
-          </w:rPr>
-          <w:rPr>
-            <w:color w:val="0000EE"/>
-            <w:u w:val="single"/>
-          </w:rPr>
-          <w:t>啟示錄16:3</w:t>
-        </w:r>
-      </w:hyperlink>
-      <w:r>
-        <w:rPr>
-          <w:lang w:val="zh_TW" w:bidi="zh_TW"/>
-        </w:rPr>
-        <w:t>中使用）反映了活物有生命的一面。就像在舊約聖經中一樣，靈魂可以指一個人的情感能量。它代表著人的內在存在。當耶穌為祂的死亡憂傷時，祂談到了祂的靈魂被壓碎（</w:t>
-      </w:r>
-      <w:hyperlink r:id="rId56">
-        <w:r>
-          <w:rPr>
-            <w:lang w:val="zh_TW" w:bidi="zh_TW"/>
-          </w:rPr>
-          <w:rPr>
-            <w:color w:val="0000EE"/>
-            <w:u w:val="single"/>
-          </w:rPr>
-          <w:t>馬太福音26:38</w:t>
-        </w:r>
-      </w:hyperlink>
-      <w:r>
-        <w:rPr>
-          <w:lang w:val="zh_TW" w:bidi="zh_TW"/>
-        </w:rPr>
-        <w:t>；</w:t>
-      </w:r>
-      <w:hyperlink r:id="rId57">
-        <w:r>
-          <w:rPr>
-            <w:lang w:val="zh_TW" w:bidi="zh_TW"/>
-          </w:rPr>
-          <w:rPr>
-            <w:color w:val="0000EE"/>
-            <w:u w:val="single"/>
-          </w:rPr>
-          <w:t>馬可福音14:34</w:t>
-        </w:r>
-      </w:hyperlink>
-      <w:r>
-        <w:rPr>
-          <w:lang w:val="zh_TW" w:bidi="zh_TW"/>
-        </w:rPr>
-        <w:t>；比較</w:t>
-      </w:r>
-      <w:hyperlink r:id="rId58">
-        <w:r>
-          <w:rPr>
-            <w:lang w:val="zh_TW" w:bidi="zh_TW"/>
-          </w:rPr>
-          <w:rPr>
-            <w:color w:val="0000EE"/>
-            <w:u w:val="single"/>
-          </w:rPr>
-          <w:t>詩篇42:6</w:t>
-        </w:r>
-      </w:hyperlink>
-      <w:r>
-        <w:rPr>
-          <w:lang w:val="zh_TW" w:bidi="zh_TW"/>
-        </w:rPr>
-        <w:t>）。在另一處經文中，耶穌應許那些來到祂面前的人靈魂得安息（</w:t>
-      </w:r>
-      <w:hyperlink r:id="rId59">
-        <w:r>
-          <w:rPr>
-            <w:lang w:val="zh_TW" w:bidi="zh_TW"/>
-          </w:rPr>
-          <w:rPr>
-            <w:color w:val="0000EE"/>
-            <w:u w:val="single"/>
-          </w:rPr>
-          <w:t>馬太福音11:29</w:t>
-        </w:r>
-      </w:hyperlink>
-      <w:r>
-        <w:rPr>
-          <w:lang w:val="zh_TW" w:bidi="zh_TW"/>
-        </w:rPr>
-        <w:t>）。在這裡，「靈魂」意味著人的本質（比較</w:t>
-      </w:r>
-      <w:hyperlink r:id="rId60">
-        <w:r>
-          <w:rPr>
-            <w:lang w:val="zh_TW" w:bidi="zh_TW"/>
-          </w:rPr>
-          <w:rPr>
-            <w:color w:val="0000EE"/>
-            <w:u w:val="single"/>
-          </w:rPr>
-          <w:t>路加福音2:35</w:t>
-        </w:r>
-      </w:hyperlink>
-      <w:r>
-        <w:rPr>
-          <w:lang w:val="zh_TW" w:bidi="zh_TW"/>
-        </w:rPr>
-        <w:t>；</w:t>
-      </w:r>
-      <w:hyperlink r:id="rId61">
-        <w:r>
-          <w:rPr>
-            <w:lang w:val="zh_TW" w:bidi="zh_TW"/>
-          </w:rPr>
-          <w:rPr>
-            <w:color w:val="0000EE"/>
-            <w:u w:val="single"/>
-          </w:rPr>
-          <w:t>哥林多後書1:23</w:t>
-        </w:r>
-      </w:hyperlink>
-      <w:r>
-        <w:rPr>
-          <w:lang w:val="zh_TW" w:bidi="zh_TW"/>
-        </w:rPr>
-        <w:t>；</w:t>
-      </w:r>
-      <w:hyperlink r:id="rId62">
-        <w:r>
-          <w:rPr>
-            <w:lang w:val="zh_TW" w:bidi="zh_TW"/>
-          </w:rPr>
-          <w:rPr>
-            <w:color w:val="0000EE"/>
-            <w:u w:val="single"/>
-          </w:rPr>
-          <w:t>帖撒羅尼迦後書2:8</w:t>
-        </w:r>
-      </w:hyperlink>
-      <w:r>
-        <w:rPr>
-          <w:lang w:val="zh_TW" w:bidi="zh_TW"/>
-        </w:rPr>
-        <w:t>；</w:t>
-      </w:r>
-      <w:hyperlink r:id="rId63">
-        <w:r>
-          <w:rPr>
-            <w:lang w:val="zh_TW" w:bidi="zh_TW"/>
-          </w:rPr>
-          <w:rPr>
-            <w:color w:val="0000EE"/>
-            <w:u w:val="single"/>
-          </w:rPr>
-          <w:t>約翰三書1:2</w:t>
-        </w:r>
-      </w:hyperlink>
-      <w:r>
-        <w:rPr>
-          <w:lang w:val="zh_TW" w:bidi="zh_TW"/>
-        </w:rPr>
         <w:t>）。</w:t>
-      </w:r>
-    </w:p>
-    <w:p>
-      <w:pPr>
-        <w:pStyle w:val="Heading3"/>
-      </w:pPr>
-      <w:r>
-        <w:rPr>
-          <w:lang w:val="zh_TW" w:bidi="zh_TW"/>
-        </w:rPr>
-        <w:t>靈魂與靈</w:t>
       </w:r>
     </w:p>
     <w:p>
@@ -1475,9 +1556,87 @@
         <w:rPr>
           <w:lang w:val="zh_TW" w:bidi="zh_TW"/>
         </w:rPr>
-        <w:t>幾段經文同時提到靈魂與靈。</w:t>
-      </w:r>
-      <w:hyperlink r:id="rId64">
+        <w:t>這時，</w:t>
+      </w:r>
+      <w:r>
+        <w:rPr>
+          <w:lang w:val="zh_TW" w:bidi="zh_TW"/>
+        </w:rPr>
+        <w:t>一位撒馬利亞人</w:t>
+      </w:r>
+      <w:r>
+        <w:rPr>
+          <w:lang w:val="zh_TW" w:bidi="zh_TW"/>
+        </w:rPr>
+        <w:t>出現了——</w:t>
+      </w:r>
+      <w:r>
+        <w:rPr>
+          <w:lang w:val="zh_TW" w:bidi="zh_TW"/>
+        </w:rPr>
+        <w:t>一個被猶太人特別鄙視的種族。</w:t>
+      </w:r>
+      <w:r>
+        <w:rPr>
+          <w:lang w:val="zh_TW" w:bidi="zh_TW"/>
+        </w:rPr>
+        <w:t>猶太宗教權威視撒馬利亞人為異端</w:t>
+      </w:r>
+      <w:r>
+        <w:rPr>
+          <w:lang w:val="zh_TW" w:bidi="zh_TW"/>
+        </w:rPr>
+        <w:t>，在</w:t>
+      </w:r>
+      <w:r>
+        <w:rPr>
+          <w:lang w:val="zh_TW" w:bidi="zh_TW"/>
+        </w:rPr>
+        <w:t>拉比圈子中，</w:t>
+      </w:r>
+      <w:r>
+        <w:rPr>
+          <w:lang w:val="zh_TW" w:bidi="zh_TW"/>
+        </w:rPr>
+        <w:t>撒馬利亞人</w:t>
+      </w:r>
+      <w:r>
+        <w:rPr>
+          <w:lang w:val="zh_TW" w:bidi="zh_TW"/>
+        </w:rPr>
+        <w:t>不被視為</w:t>
+      </w:r>
+      <w:r>
+        <w:rPr>
+          <w:lang w:val="zh_TW" w:bidi="zh_TW"/>
+        </w:rPr>
+        <w:t>「鄰舍」，因此不值得被愛。事實上，</w:t>
+      </w:r>
+      <w:r>
+        <w:rPr>
+          <w:lang w:val="zh_TW" w:bidi="zh_TW"/>
+        </w:rPr>
+        <w:t>前</w:t>
+      </w:r>
+      <w:r>
+        <w:rPr>
+          <w:lang w:val="zh_TW" w:bidi="zh_TW"/>
+        </w:rPr>
+        <w:t>幾個世紀</w:t>
+      </w:r>
+      <w:r>
+        <w:rPr>
+          <w:lang w:val="zh_TW" w:bidi="zh_TW"/>
+        </w:rPr>
+        <w:t>中，</w:t>
+      </w:r>
+      <w:r>
+        <w:rPr>
+          <w:lang w:val="zh_TW" w:bidi="zh_TW"/>
+        </w:rPr>
+        <w:t>許多撒馬利亞人被猶太統治者屠殺，兩族之間明顯存在敵意（見</w:t>
+      </w:r>
+      <w:hyperlink r:id="rId52">
         <w:r>
           <w:rPr>
             <w:lang w:val="zh_TW" w:bidi="zh_TW"/>
@@ -1486,16 +1645,40 @@
             <w:color w:val="0000EE"/>
             <w:u w:val="single"/>
           </w:rPr>
-          <w:t>路加福音一章46節</w:t>
+          <w:t>約4:9</w:t>
         </w:r>
       </w:hyperlink>
       <w:r>
         <w:rPr>
           <w:lang w:val="zh_TW" w:bidi="zh_TW"/>
         </w:rPr>
-        <w:t>可能是「詩意平行」，即用兩種不同方式表達一個想法。這兩個詞都指馬利亞最裡面的人。</w:t>
-      </w:r>
-      <w:hyperlink r:id="rId65">
+        <w:t>）。當律法師聽到這個比喻時，他本來預期祭司和利未人會公正地對待受害者，</w:t>
+      </w:r>
+      <w:r>
+        <w:rPr>
+          <w:lang w:val="zh_TW" w:bidi="zh_TW"/>
+        </w:rPr>
+        <w:t>但他一定驚訝於一個被憎恨的撒馬利亞人，竟然會表現出憐憫，從而履行了最大的誡命</w:t>
+      </w:r>
+      <w:r>
+        <w:rPr>
+          <w:lang w:val="zh_TW" w:bidi="zh_TW"/>
+        </w:rPr>
+        <w:t>。耶穌</w:t>
+      </w:r>
+      <w:r>
+        <w:rPr>
+          <w:lang w:val="zh_TW" w:bidi="zh_TW"/>
+        </w:rPr>
+        <w:t>特</w:t>
+      </w:r>
+      <w:r>
+        <w:rPr>
+          <w:lang w:val="zh_TW" w:bidi="zh_TW"/>
+        </w:rPr>
+        <w:t>意詳細描述了撒馬利亞人的憐憫（立即處理傷口、運送到旅店、在那裡照顧受害者，以及在離開時支付他人照顧的費用，</w:t>
+      </w:r>
+      <w:hyperlink r:id="rId53">
         <w:r>
           <w:rPr>
             <w:lang w:val="zh_TW" w:bidi="zh_TW"/>
@@ -1504,28 +1687,64 @@
             <w:color w:val="0000EE"/>
             <w:u w:val="single"/>
           </w:rPr>
-          <w:t>希伯來書四章12節</w:t>
+          <w:t>路10:34–35</w:t>
         </w:r>
       </w:hyperlink>
       <w:r>
         <w:rPr>
           <w:lang w:val="zh_TW" w:bidi="zh_TW"/>
         </w:rPr>
-        <w:t>，「</w:t>
-      </w:r>
-      <w:r>
-        <w:rPr>
-          <w:lang w:val="zh_TW" w:bidi="zh_TW"/>
-        </w:rPr>
-        <w:t>剖開</w:t>
-      </w:r>
-      <w:r>
-        <w:rPr>
-          <w:lang w:val="zh_TW" w:bidi="zh_TW"/>
-        </w:rPr>
-        <w:t>魂與靈」，是形象地展示神的話語如何探測我們的內心。</w:t>
-      </w:r>
-      <w:hyperlink r:id="rId66">
+        <w:t>），以</w:t>
+      </w:r>
+      <w:r>
+        <w:rPr>
+          <w:lang w:val="zh_TW" w:bidi="zh_TW"/>
+        </w:rPr>
+        <w:t>致律法師無疑會認為撒馬利亞人的愛是真誠的</w:t>
+      </w:r>
+      <w:r>
+        <w:rPr>
+          <w:lang w:val="zh_TW" w:bidi="zh_TW"/>
+        </w:rPr>
+        <w:t>。</w:t>
+      </w:r>
+      <w:r>
+        <w:rPr>
+          <w:lang w:val="zh_TW" w:bidi="zh_TW"/>
+        </w:rPr>
+        <w:t>這個故事的諷刺之處在於</w:t>
+      </w:r>
+      <w:r>
+        <w:rPr>
+          <w:lang w:val="zh_TW" w:bidi="zh_TW"/>
+        </w:rPr>
+        <w:t>，一個不被猶太人</w:t>
+      </w:r>
+      <w:r>
+        <w:rPr>
+          <w:lang w:val="zh_TW" w:bidi="zh_TW"/>
+        </w:rPr>
+        <w:t>視為</w:t>
+      </w:r>
+      <w:r>
+        <w:rPr>
+          <w:lang w:val="zh_TW" w:bidi="zh_TW"/>
+        </w:rPr>
+        <w:t>值得被稱為「鄰舍」的人，</w:t>
+      </w:r>
+      <w:r>
+        <w:rPr>
+          <w:lang w:val="zh_TW" w:bidi="zh_TW"/>
+        </w:rPr>
+        <w:t>正是那個對受害者表現出「鄰舍」之愛的人</w:t>
+      </w:r>
+      <w:r>
+        <w:rPr>
+          <w:lang w:val="zh_TW" w:bidi="zh_TW"/>
+        </w:rPr>
+        <w:t>（</w:t>
+      </w:r>
+      <w:hyperlink r:id="rId54">
         <w:r>
           <w:rPr>
             <w:lang w:val="zh_TW" w:bidi="zh_TW"/>
@@ -1534,26 +1753,14 @@
             <w:color w:val="0000EE"/>
             <w:u w:val="single"/>
           </w:rPr>
-          <w:t>帖撒羅尼迦前書五章23節</w:t>
+          <w:t>36–37節</w:t>
         </w:r>
       </w:hyperlink>
       <w:r>
         <w:rPr>
           <w:lang w:val="zh_TW" w:bidi="zh_TW"/>
         </w:rPr>
-        <w:t>，為讀者禱告</w:t>
-      </w:r>
-      <w:r>
-        <w:rPr>
-          <w:lang w:val="zh_TW" w:bidi="zh_TW"/>
-        </w:rPr>
-        <w:t>靈與魂與身子得蒙保守，無可指摘，</w:t>
-      </w:r>
-      <w:r>
-        <w:rPr>
-          <w:lang w:val="zh_TW" w:bidi="zh_TW"/>
-        </w:rPr>
-        <w:t>意味著整個人。在這裡，靈魂可能暗示著物質存在，而靈則可能意味著更高或「屬靈的」生命。</w:t>
+        <w:t>）。</w:t>
       </w:r>
     </w:p>
     <w:p>
@@ -1567,21 +1774,9 @@
         <w:rPr>
           <w:lang w:val="zh_TW" w:bidi="zh_TW"/>
         </w:rPr>
-        <w:t>在其它經文中，靈魂與情感、意志和心智相關，總是暗示著一個人的內在存在。人們應當</w:t>
-      </w:r>
-      <w:r>
-        <w:rPr>
-          <w:lang w:val="zh_TW" w:bidi="zh_TW"/>
-        </w:rPr>
-        <w:t>盡心盡意</w:t>
-      </w:r>
-      <w:r>
-        <w:rPr>
-          <w:lang w:val="zh_TW" w:bidi="zh_TW"/>
-        </w:rPr>
-        <w:t>愛神（</w:t>
-      </w:r>
-      <w:hyperlink r:id="rId67">
+        <w:t>這個比喻，就像在</w:t>
+      </w:r>
+      <w:hyperlink r:id="rId44">
         <w:r>
           <w:rPr>
             <w:lang w:val="zh_TW" w:bidi="zh_TW"/>
@@ -1590,151 +1785,26 @@
             <w:color w:val="0000EE"/>
             <w:u w:val="single"/>
           </w:rPr>
-          <w:t>馬太福音22:37</w:t>
+          <w:t>馬太福音五章43至48節</w:t>
         </w:r>
       </w:hyperlink>
       <w:r>
         <w:rPr>
           <w:lang w:val="zh_TW" w:bidi="zh_TW"/>
         </w:rPr>
-        <w:t>；</w:t>
-      </w:r>
-      <w:hyperlink r:id="rId68">
-        <w:r>
-          <w:rPr>
-            <w:lang w:val="zh_TW" w:bidi="zh_TW"/>
-          </w:rPr>
-          <w:rPr>
-            <w:color w:val="0000EE"/>
-            <w:u w:val="single"/>
-          </w:rPr>
-          <w:t>馬可福音12:30</w:t>
-        </w:r>
-      </w:hyperlink>
-      <w:r>
-        <w:rPr>
-          <w:lang w:val="zh_TW" w:bidi="zh_TW"/>
-        </w:rPr>
-        <w:t>；比較</w:t>
-      </w:r>
-      <w:hyperlink r:id="rId69">
-        <w:r>
-          <w:rPr>
-            <w:lang w:val="zh_TW" w:bidi="zh_TW"/>
-          </w:rPr>
-          <w:rPr>
-            <w:color w:val="0000EE"/>
-            <w:u w:val="single"/>
-          </w:rPr>
-          <w:t>申命記6:5</w:t>
-        </w:r>
-      </w:hyperlink>
-      <w:r>
-        <w:rPr>
-          <w:lang w:val="zh_TW" w:bidi="zh_TW"/>
-        </w:rPr>
-        <w:t>）。片語「從靈裡」（</w:t>
-      </w:r>
-      <w:hyperlink r:id="rId70">
-        <w:r>
-          <w:rPr>
-            <w:lang w:val="zh_TW" w:bidi="zh_TW"/>
-          </w:rPr>
-          <w:rPr>
-            <w:color w:val="0000EE"/>
-            <w:u w:val="single"/>
-          </w:rPr>
-          <w:t>以弗所書6:6</w:t>
-        </w:r>
-      </w:hyperlink>
-      <w:r>
-        <w:rPr>
-          <w:lang w:val="zh_TW" w:bidi="zh_TW"/>
-        </w:rPr>
-        <w:t>；</w:t>
-      </w:r>
-      <w:hyperlink r:id="rId71">
-        <w:r>
-          <w:rPr>
-            <w:lang w:val="zh_TW" w:bidi="zh_TW"/>
-          </w:rPr>
-          <w:rPr>
-            <w:color w:val="0000EE"/>
-            <w:u w:val="single"/>
-          </w:rPr>
-          <w:t>歌羅西書3:23</w:t>
-        </w:r>
-      </w:hyperlink>
-      <w:r>
-        <w:rPr>
-          <w:lang w:val="zh_TW" w:bidi="zh_TW"/>
-        </w:rPr>
-        <w:t>有些時候的翻譯）意指「從心裡」，以全心。在</w:t>
-      </w:r>
-      <w:hyperlink r:id="rId72">
-        <w:r>
-          <w:rPr>
-            <w:lang w:val="zh_TW" w:bidi="zh_TW"/>
-          </w:rPr>
-          <w:rPr>
-            <w:color w:val="0000EE"/>
-            <w:u w:val="single"/>
-          </w:rPr>
-          <w:t>腓利比書一章27節</w:t>
-        </w:r>
-      </w:hyperlink>
-      <w:r>
-        <w:rPr>
-          <w:lang w:val="zh_TW" w:bidi="zh_TW"/>
-        </w:rPr>
-        <w:t>中，信徒被呼召要同心合意（比較</w:t>
-      </w:r>
-      <w:hyperlink r:id="rId73">
-        <w:r>
-          <w:rPr>
-            <w:lang w:val="zh_TW" w:bidi="zh_TW"/>
-          </w:rPr>
-          <w:rPr>
-            <w:color w:val="0000EE"/>
-            <w:u w:val="single"/>
-          </w:rPr>
-          <w:t>使徒行傳4:32</w:t>
-        </w:r>
-      </w:hyperlink>
-      <w:r>
-        <w:rPr>
-          <w:lang w:val="zh_TW" w:bidi="zh_TW"/>
-        </w:rPr>
-        <w:t>，</w:t>
-      </w:r>
-      <w:hyperlink r:id="rId74">
-        <w:r>
-          <w:rPr>
-            <w:lang w:val="zh_TW" w:bidi="zh_TW"/>
-          </w:rPr>
-          <w:rPr>
-            <w:color w:val="0000EE"/>
-            <w:u w:val="single"/>
-          </w:rPr>
-          <w:t>14:2</w:t>
-        </w:r>
-      </w:hyperlink>
-      <w:r>
-        <w:rPr>
-          <w:lang w:val="zh_TW" w:bidi="zh_TW"/>
-        </w:rPr>
-        <w:t>）。</w:t>
-      </w:r>
-    </w:p>
-    <w:p>
-      <w:pPr>
-        <w:pStyle w:val="Heading3"/>
-      </w:pPr>
-      <w:r>
-        <w:rPr>
-          <w:lang w:val="zh_TW" w:bidi="zh_TW"/>
-        </w:rPr>
-        <w:t>靈魂與救恩</w:t>
+        <w:t>中的陳述一樣，揭示了耶穌對「鄰舍」的理解以及「愛鄰舍」的要求。</w:t>
+      </w:r>
+      <w:r>
+        <w:rPr>
+          <w:lang w:val="zh_TW" w:bidi="zh_TW"/>
+        </w:rPr>
+        <w:t>耶穌對誰有資格成為神命令去愛的鄰舍，沒有設限</w:t>
+      </w:r>
+      <w:r>
+        <w:rPr>
+          <w:lang w:val="zh_TW" w:bidi="zh_TW"/>
+        </w:rPr>
+        <w:t>。</w:t>
       </w:r>
     </w:p>
     <w:p>
@@ -1748,21 +1818,21 @@
         <w:rPr>
           <w:lang w:val="zh_TW" w:bidi="zh_TW"/>
         </w:rPr>
-        <w:t>有關靈魂和救恩的經文包括：</w:t>
-      </w:r>
-    </w:p>
-    <w:p>
-      <w:pPr>
-        <w:pStyle w:val="ListBullet"/>
-        <w:spacing w:line="240" w:lineRule="auto"/>
-        <w:ind w:left="720"/>
-      </w:pPr>
-      <w:r>
-        <w:rPr>
-          <w:lang w:val="zh_TW" w:bidi="zh_TW"/>
-        </w:rPr>
-      </w:r>
-      <w:hyperlink r:id="rId75">
+        <w:t>耶穌強而有力的教導——關於愛鄰舍及其與愛神直接關係——在初代教會中也有類似的強調。在兩個不同場合中，保羅稱愛鄰舍</w:t>
+      </w:r>
+      <w:r>
+        <w:rPr>
+          <w:lang w:val="zh_TW" w:bidi="zh_TW"/>
+        </w:rPr>
+        <w:t>完全了律法</w:t>
+      </w:r>
+      <w:r>
+        <w:rPr>
+          <w:lang w:val="zh_TW" w:bidi="zh_TW"/>
+        </w:rPr>
+        <w:t>（</w:t>
+      </w:r>
+      <w:hyperlink r:id="rId55">
         <w:r>
           <w:rPr>
             <w:lang w:val="zh_TW" w:bidi="zh_TW"/>
@@ -1771,22 +1841,16 @@
             <w:color w:val="0000EE"/>
             <w:u w:val="single"/>
           </w:rPr>
-          <w:t>馬太福音十章28節</w:t>
+          <w:t>羅13:8–10</w:t>
         </w:r>
       </w:hyperlink>
-    </w:p>
-    <w:p>
-      <w:pPr>
-        <w:pStyle w:val="ListBullet"/>
-        <w:spacing w:line="240" w:lineRule="auto"/>
-        <w:ind w:left="720"/>
-      </w:pPr>
-      <w:r>
-        <w:rPr>
-          <w:lang w:val="zh_TW" w:bidi="zh_TW"/>
-        </w:rPr>
-      </w:r>
-      <w:hyperlink r:id="rId76">
+      <w:r>
+        <w:rPr>
+          <w:lang w:val="zh_TW" w:bidi="zh_TW"/>
+        </w:rPr>
+        <w:t>；</w:t>
+      </w:r>
+      <w:hyperlink r:id="rId56">
         <w:r>
           <w:rPr>
             <w:lang w:val="zh_TW" w:bidi="zh_TW"/>
@@ -1795,22 +1859,16 @@
             <w:color w:val="0000EE"/>
             <w:u w:val="single"/>
           </w:rPr>
-          <w:t>路加福音十二章5節</w:t>
+          <w:t>加5:14</w:t>
         </w:r>
       </w:hyperlink>
-    </w:p>
-    <w:p>
-      <w:pPr>
-        <w:pStyle w:val="ListBullet"/>
-        <w:spacing w:line="240" w:lineRule="auto"/>
-        <w:ind w:left="720"/>
-      </w:pPr>
-      <w:r>
-        <w:rPr>
-          <w:lang w:val="zh_TW" w:bidi="zh_TW"/>
-        </w:rPr>
-      </w:r>
-      <w:hyperlink r:id="rId77">
+      <w:r>
+        <w:rPr>
+          <w:lang w:val="zh_TW" w:bidi="zh_TW"/>
+        </w:rPr>
+        <w:t>），而雅各則將這誡命稱為「至尊的律法」（</w:t>
+      </w:r>
+      <w:hyperlink r:id="rId57">
         <w:r>
           <w:rPr>
             <w:lang w:val="zh_TW" w:bidi="zh_TW"/>
@@ -1819,331 +1877,14 @@
             <w:color w:val="0000EE"/>
             <w:u w:val="single"/>
           </w:rPr>
-          <w:t>希伯來書六章19節</w:t>
+          <w:t>雅2:8</w:t>
         </w:r>
       </w:hyperlink>
-    </w:p>
-    <w:p>
-      <w:pPr>
-        <w:pStyle w:val="ListBullet"/>
-        <w:spacing w:line="240" w:lineRule="auto"/>
-        <w:ind w:left="720"/>
-      </w:pPr>
-      <w:r>
-        <w:rPr>
-          <w:lang w:val="zh_TW" w:bidi="zh_TW"/>
-        </w:rPr>
-      </w:r>
-      <w:hyperlink r:id="rId78">
-        <w:r>
-          <w:rPr>
-            <w:lang w:val="zh_TW" w:bidi="zh_TW"/>
-          </w:rPr>
-          <w:rPr>
-            <w:color w:val="0000EE"/>
-            <w:u w:val="single"/>
-          </w:rPr>
-          <w:t>希伯來書十章39節</w:t>
-        </w:r>
-      </w:hyperlink>
-    </w:p>
-    <w:p>
-      <w:pPr>
-        <w:pStyle w:val="ListBullet"/>
-        <w:spacing w:line="240" w:lineRule="auto"/>
-        <w:ind w:left="720"/>
-      </w:pPr>
-      <w:r>
-        <w:rPr>
-          <w:lang w:val="zh_TW" w:bidi="zh_TW"/>
-        </w:rPr>
-      </w:r>
-      <w:hyperlink r:id="rId79">
-        <w:r>
-          <w:rPr>
-            <w:lang w:val="zh_TW" w:bidi="zh_TW"/>
-          </w:rPr>
-          <w:rPr>
-            <w:color w:val="0000EE"/>
-            <w:u w:val="single"/>
-          </w:rPr>
-          <w:t>希伯來書十二章3節</w:t>
-        </w:r>
-      </w:hyperlink>
-    </w:p>
-    <w:p>
-      <w:pPr>
-        <w:pStyle w:val="ListBullet"/>
-        <w:spacing w:line="240" w:lineRule="auto"/>
-        <w:ind w:left="720"/>
-      </w:pPr>
-      <w:r>
-        <w:rPr>
-          <w:lang w:val="zh_TW" w:bidi="zh_TW"/>
-        </w:rPr>
-      </w:r>
-      <w:hyperlink r:id="rId80">
-        <w:r>
-          <w:rPr>
-            <w:lang w:val="zh_TW" w:bidi="zh_TW"/>
-          </w:rPr>
-          <w:rPr>
-            <w:color w:val="0000EE"/>
-            <w:u w:val="single"/>
-          </w:rPr>
-          <w:t>希伯來書十三章7節</w:t>
-        </w:r>
-      </w:hyperlink>
-    </w:p>
-    <w:p>
-      <w:pPr>
-        <w:pStyle w:val="ListBullet"/>
-        <w:spacing w:line="240" w:lineRule="auto"/>
-        <w:ind w:left="720"/>
-      </w:pPr>
-      <w:r>
-        <w:rPr>
-          <w:lang w:val="zh_TW" w:bidi="zh_TW"/>
-        </w:rPr>
-      </w:r>
-      <w:hyperlink r:id="rId81">
-        <w:r>
-          <w:rPr>
-            <w:lang w:val="zh_TW" w:bidi="zh_TW"/>
-          </w:rPr>
-          <w:rPr>
-            <w:color w:val="0000EE"/>
-            <w:u w:val="single"/>
-          </w:rPr>
-          <w:t>雅各書一章21節</w:t>
-        </w:r>
-      </w:hyperlink>
-    </w:p>
-    <w:p>
-      <w:pPr>
-        <w:pStyle w:val="ListBullet"/>
-        <w:spacing w:line="240" w:lineRule="auto"/>
-        <w:ind w:left="720"/>
-      </w:pPr>
-      <w:r>
-        <w:rPr>
-          <w:lang w:val="zh_TW" w:bidi="zh_TW"/>
-        </w:rPr>
-      </w:r>
-      <w:hyperlink r:id="rId82">
-        <w:r>
-          <w:rPr>
-            <w:lang w:val="zh_TW" w:bidi="zh_TW"/>
-          </w:rPr>
-          <w:rPr>
-            <w:color w:val="0000EE"/>
-            <w:u w:val="single"/>
-          </w:rPr>
-          <w:t>雅各書五章20節</w:t>
-        </w:r>
-      </w:hyperlink>
-    </w:p>
-    <w:p>
-      <w:pPr>
-        <w:pStyle w:val="ListBullet"/>
-        <w:spacing w:line="240" w:lineRule="auto"/>
-        <w:ind w:left="720"/>
-      </w:pPr>
-      <w:r>
-        <w:rPr>
-          <w:lang w:val="zh_TW" w:bidi="zh_TW"/>
-        </w:rPr>
-      </w:r>
-      <w:hyperlink r:id="rId83">
-        <w:r>
-          <w:rPr>
-            <w:lang w:val="zh_TW" w:bidi="zh_TW"/>
-          </w:rPr>
-          <w:rPr>
-            <w:color w:val="0000EE"/>
-            <w:u w:val="single"/>
-          </w:rPr>
-          <w:t>彼得前書一章9節、22</w:t>
-        </w:r>
-      </w:hyperlink>
-      <w:hyperlink r:id="rId84">
-        <w:r>
-          <w:rPr>
-            <w:lang w:val="zh_TW" w:bidi="zh_TW"/>
-          </w:rPr>
-          <w:rPr>
-            <w:color w:val="0000EE"/>
-            <w:u w:val="single"/>
-          </w:rPr>
-          <w:t>至</w:t>
-        </w:r>
-      </w:hyperlink>
-      <w:hyperlink r:id="rId83">
-        <w:r>
-          <w:rPr>
-            <w:lang w:val="zh_TW" w:bidi="zh_TW"/>
-          </w:rPr>
-          <w:rPr>
-            <w:color w:val="0000EE"/>
-            <w:u w:val="single"/>
-          </w:rPr>
-          <w:t>23節</w:t>
-        </w:r>
-      </w:hyperlink>
-    </w:p>
-    <w:p>
-      <w:pPr>
-        <w:pStyle w:val="ListBullet"/>
-        <w:spacing w:line="240" w:lineRule="auto"/>
-        <w:ind w:left="720"/>
-      </w:pPr>
-      <w:r>
-        <w:rPr>
-          <w:lang w:val="zh_TW" w:bidi="zh_TW"/>
-        </w:rPr>
-      </w:r>
-      <w:hyperlink r:id="rId85">
-        <w:r>
-          <w:rPr>
-            <w:lang w:val="zh_TW" w:bidi="zh_TW"/>
-          </w:rPr>
-          <w:rPr>
-            <w:color w:val="0000EE"/>
-            <w:u w:val="single"/>
-          </w:rPr>
-          <w:t>彼得前書二章25節</w:t>
-        </w:r>
-      </w:hyperlink>
-    </w:p>
-    <w:p>
-      <w:pPr>
-        <w:pStyle w:val="ListBullet"/>
-        <w:spacing w:line="240" w:lineRule="auto"/>
-        <w:ind w:left="720"/>
-      </w:pPr>
-      <w:r>
-        <w:rPr>
-          <w:lang w:val="zh_TW" w:bidi="zh_TW"/>
-        </w:rPr>
-      </w:r>
-      <w:hyperlink r:id="rId86">
-        <w:r>
-          <w:rPr>
-            <w:lang w:val="zh_TW" w:bidi="zh_TW"/>
-          </w:rPr>
-          <w:rPr>
-            <w:color w:val="0000EE"/>
-            <w:u w:val="single"/>
-          </w:rPr>
-          <w:t>彼得前書四章19節</w:t>
-        </w:r>
-      </w:hyperlink>
-    </w:p>
-    <w:p>
-      <w:pPr>
-        <w:pStyle w:val="ListBullet"/>
-        <w:spacing w:line="240" w:lineRule="auto"/>
-        <w:ind w:left="720"/>
-      </w:pPr>
-      <w:r>
-        <w:rPr>
-          <w:lang w:val="zh_TW" w:bidi="zh_TW"/>
-        </w:rPr>
-      </w:r>
-      <w:hyperlink r:id="rId87">
-        <w:r>
-          <w:rPr>
-            <w:lang w:val="zh_TW" w:bidi="zh_TW"/>
-          </w:rPr>
-          <w:rPr>
-            <w:color w:val="0000EE"/>
-            <w:u w:val="single"/>
-          </w:rPr>
-          <w:t>啟示錄六章9節</w:t>
-        </w:r>
-      </w:hyperlink>
-    </w:p>
-    <w:p>
-      <w:pPr>
-        <w:pStyle w:val="ListBullet"/>
-        <w:spacing w:line="240" w:lineRule="auto"/>
-        <w:ind w:left="720"/>
-      </w:pPr>
-      <w:r>
-        <w:rPr>
-          <w:lang w:val="zh_TW" w:bidi="zh_TW"/>
-        </w:rPr>
-      </w:r>
-      <w:hyperlink r:id="rId88">
-        <w:r>
-          <w:rPr>
-            <w:lang w:val="zh_TW" w:bidi="zh_TW"/>
-          </w:rPr>
-          <w:rPr>
-            <w:color w:val="0000EE"/>
-            <w:u w:val="single"/>
-          </w:rPr>
-          <w:t>啟示錄二十章4節</w:t>
-        </w:r>
-      </w:hyperlink>
-    </w:p>
-    <w:p>
-      <w:pPr/>
-      <w:r>
-        <w:rPr>
-          <w:lang w:val="zh_TW" w:bidi="zh_TW"/>
-        </w:rPr>
-      </w:r>
-      <w:r>
-        <w:rPr>
-          <w:lang w:val="zh_TW" w:bidi="zh_TW"/>
-        </w:rPr>
-        <w:t>這些段落要或強調肉體之外的人，又或強調人在復活前，在神面前持續的存在。</w:t>
-      </w:r>
-    </w:p>
-    <w:p>
-      <w:pPr/>
-      <w:r>
-        <w:rPr>
-          <w:lang w:val="zh_TW" w:bidi="zh_TW"/>
-        </w:rPr>
-      </w:r>
-      <w:r>
-        <w:rPr>
-          <w:i/>
-          <w:lang w:val="zh_TW" w:bidi="zh_TW"/>
-        </w:rPr>
-        <w:t>另見</w:t>
-      </w:r>
-      <w:r>
-        <w:rPr>
-          <w:lang w:val="zh_TW" w:bidi="zh_TW"/>
-        </w:rPr>
-        <w:t xml:space="preserve"> </w:t>
-      </w:r>
-      <w:r>
-        <w:rPr>
-          <w:lang w:val="zh_TW" w:bidi="zh_TW"/>
-        </w:rPr>
-        <w:t>人</w:t>
-      </w:r>
-      <w:r>
-        <w:rPr>
-          <w:lang w:val="zh_TW" w:bidi="zh_TW"/>
-        </w:rPr>
-        <w:t>；</w:t>
-      </w:r>
-      <w:r>
-        <w:rPr>
-          <w:lang w:val="zh_TW" w:bidi="zh_TW"/>
-        </w:rPr>
-        <w:t>人的靈</w:t>
-      </w:r>
-      <w:r>
-        <w:rPr>
-          <w:lang w:val="zh_TW" w:bidi="zh_TW"/>
-        </w:rPr>
-        <w:t>。</w:t>
+      <w:r>
+        <w:rPr>
+          <w:lang w:val="zh_TW" w:bidi="zh_TW"/>
+        </w:rPr>
+        <w:t>）。</w:t>
       </w:r>
       <w:r>
         <w:rPr>

--- a/zht/docx/087.content.docx
+++ b/zht/docx/087.content.docx
@@ -149,7 +149,7 @@
         <w:rPr>
           <w:lang w:val="zh_TW" w:bidi="zh_TW"/>
         </w:rPr>
-        <w:t>lin</w:t>
+        <w:t>liang</w:t>
       </w:r>
       <w:r>
         <w:rPr>
@@ -212,7 +212,7 @@
         <w:rPr>
           <w:lang w:val="zh_TW" w:bidi="zh_TW"/>
         </w:rPr>
-        <w:t>鄰舍</w:t>
+        <w:t>良心</w:t>
       </w:r>
       <w:r>
         <w:rPr>
@@ -231,48 +231,7 @@
         <w:rPr>
           <w:lang w:val="zh_TW" w:bidi="zh_TW"/>
         </w:rPr>
-        <w:t>在舊約時期和猶太教</w:t>
-      </w:r>
-      <w:r>
-        <w:rPr>
-          <w:lang w:val="zh_TW" w:bidi="zh_TW"/>
-        </w:rPr>
-        <w:t>晚期</w:t>
-      </w:r>
-      <w:r>
-        <w:rPr>
-          <w:lang w:val="zh_TW" w:bidi="zh_TW"/>
-        </w:rPr>
-        <w:t>，</w:t>
-      </w:r>
-      <w:r>
-        <w:rPr>
-          <w:lang w:val="zh_TW" w:bidi="zh_TW"/>
-        </w:rPr>
-        <w:t>這個概念顯然僅限於以色列人，或與神訂的盟約</w:t>
-      </w:r>
-      <w:r>
-        <w:rPr>
-          <w:lang w:val="zh_TW" w:bidi="zh_TW"/>
-        </w:rPr>
-        <w:t>群體</w:t>
-      </w:r>
-      <w:r>
-        <w:rPr>
-          <w:lang w:val="zh_TW" w:bidi="zh_TW"/>
-        </w:rPr>
-        <w:t>中之成員。然而，耶穌將這一概念擴展，使其涵蓋所有在人生旅途中遇見的人。</w:t>
-      </w:r>
-    </w:p>
-    <w:p>
-      <w:pPr>
-        <w:pStyle w:val="Heading3"/>
-      </w:pPr>
-      <w:r>
-        <w:rPr>
-          <w:lang w:val="zh_TW" w:bidi="zh_TW"/>
-        </w:rPr>
-        <w:t>在舊約中</w:t>
+        <w:t>這個術語指自我覺察或自我認知。良心判斷一個人所做或將要做的事是否符合自己的道德標準，也使人察覺自己做錯的事。</w:t>
       </w:r>
     </w:p>
     <w:p>
@@ -286,7 +245,7 @@
         <w:rPr>
           <w:lang w:val="zh_TW" w:bidi="zh_TW"/>
         </w:rPr>
-        <w:t>雖然舊約從未明確將「鄰舍」限制為以色列人，但這個詞通常指的是盟約中的成員，即其他以色列人（見</w:t>
+        <w:t>英文詞語conscience以及對應的希臘文，都有「具有知識」的意思。在舊約聖經中，亞當和夏娃因犯罪而感到羞愧，並躲避神，因為他們的良心判定他們違背神是錯的（</w:t>
       </w:r>
       <w:hyperlink r:id="rId13">
         <w:r>
@@ -297,14 +256,14 @@
             <w:color w:val="0000EE"/>
             <w:u w:val="single"/>
           </w:rPr>
-          <w:t>利6:1–7</w:t>
+          <w:t>創3:8–10</w:t>
         </w:r>
       </w:hyperlink>
       <w:r>
         <w:rPr>
           <w:lang w:val="zh_TW" w:bidi="zh_TW"/>
         </w:rPr>
-        <w:t>，</w:t>
+        <w:t>）。人能分辨是非，本屬正常之事。「人的靈是耶和華的燈， 鑒察人的心腹」（</w:t>
       </w:r>
       <w:hyperlink r:id="rId14">
         <w:r>
@@ -315,14 +274,39 @@
             <w:color w:val="0000EE"/>
             <w:u w:val="single"/>
           </w:rPr>
-          <w:t>19</w:t>
+          <w:t>箴20:27</w:t>
         </w:r>
       </w:hyperlink>
       <w:r>
         <w:rPr>
           <w:lang w:val="zh_TW" w:bidi="zh_TW"/>
         </w:rPr>
-        <w:t>；</w:t>
+        <w:t>）。因此，良心是神所賜的恩賜，使人能知道事情是善是惡。</w:t>
+      </w:r>
+    </w:p>
+    <w:p>
+      <w:pPr>
+        <w:pStyle w:val="Heading3"/>
+      </w:pPr>
+      <w:r>
+        <w:rPr>
+          <w:lang w:val="zh_TW" w:bidi="zh_TW"/>
+        </w:rPr>
+        <w:t>新約聖經中的「良心」是甚麼意思？</w:t>
+      </w:r>
+    </w:p>
+    <w:p>
+      <w:pPr/>
+      <w:r>
+        <w:rPr>
+          <w:lang w:val="zh_TW" w:bidi="zh_TW"/>
+        </w:rPr>
+      </w:r>
+      <w:r>
+        <w:rPr>
+          <w:lang w:val="zh_TW" w:bidi="zh_TW"/>
+        </w:rPr>
+        <w:t>在新約聖經中，「良心」一詞出現32次（某英文譯本，譯註：良心於和合本出現28次），特別常見於使徒保羅的書信裡。保羅在他的書卷中，指良心會判定過去甚麼是對的，也會判定將來甚麼是對的。即使不知道神律法的人，也能行出律法所要求的事，這顯明律法的要求已「刻在他們心裡」（</w:t>
       </w:r>
       <w:hyperlink r:id="rId15">
         <w:r>
@@ -333,14 +317,14 @@
             <w:color w:val="0000EE"/>
             <w:u w:val="single"/>
           </w:rPr>
-          <w:t>申15:2–3</w:t>
+          <w:t>羅2:14–15</w:t>
         </w:r>
       </w:hyperlink>
       <w:r>
         <w:rPr>
           <w:lang w:val="zh_TW" w:bidi="zh_TW"/>
         </w:rPr>
-        <w:t>）。在</w:t>
+        <w:t>）。保羅也說，每個人都「必須順服」在上掌權的，既為了免受神的刑罰，也是「因為良心」的緣故（</w:t>
       </w:r>
       <w:hyperlink r:id="rId16">
         <w:r>
@@ -351,26 +335,28 @@
             <w:color w:val="0000EE"/>
             <w:u w:val="single"/>
           </w:rPr>
-          <w:t>利未記十九章18節</w:t>
+          <w:t>13:5</w:t>
         </w:r>
       </w:hyperlink>
       <w:r>
         <w:rPr>
           <w:lang w:val="zh_TW" w:bidi="zh_TW"/>
         </w:rPr>
-        <w:t>中，這段經文後來在新約中多次被引用，其中命令以色列人要「</w:t>
-      </w:r>
-      <w:r>
-        <w:rPr>
-          <w:lang w:val="zh_TW" w:bidi="zh_TW"/>
-        </w:rPr>
-        <w:t>愛人如己</w:t>
-      </w:r>
-      <w:r>
-        <w:rPr>
-          <w:lang w:val="zh_TW" w:bidi="zh_TW"/>
-        </w:rPr>
-        <w:t>」。然而，在</w:t>
+        <w:t>）。這樣的教導假定良心能使人明白，順服是行義所必須的。</w:t>
+      </w:r>
+    </w:p>
+    <w:p>
+      <w:pPr/>
+      <w:r>
+        <w:rPr>
+          <w:lang w:val="zh_TW" w:bidi="zh_TW"/>
+        </w:rPr>
+      </w:r>
+      <w:r>
+        <w:rPr>
+          <w:lang w:val="zh_TW" w:bidi="zh_TW"/>
+        </w:rPr>
+        <w:t>良知亦會認可、判定或裁決某人是否無辜，與讓人意識到自己犯錯同樣重要。保羅說：「我雖不覺得自己有錯」（</w:t>
       </w:r>
       <w:hyperlink r:id="rId17">
         <w:r>
@@ -381,76 +367,14 @@
             <w:color w:val="0000EE"/>
             <w:u w:val="single"/>
           </w:rPr>
-          <w:t>十九章34節</w:t>
+          <w:t>林前4:4</w:t>
         </w:r>
       </w:hyperlink>
       <w:r>
         <w:rPr>
           <w:lang w:val="zh_TW" w:bidi="zh_TW"/>
         </w:rPr>
-        <w:t>中，又特別指出這種愛也應該施予旅居其中的外邦人（或「寄居者」）。如果「鄰舍」（</w:t>
-      </w:r>
-      <w:hyperlink r:id="rId16">
-        <w:r>
-          <w:rPr>
-            <w:lang w:val="zh_TW" w:bidi="zh_TW"/>
-          </w:rPr>
-          <w:rPr>
-            <w:color w:val="0000EE"/>
-            <w:u w:val="single"/>
-          </w:rPr>
-          <w:t>18</w:t>
-        </w:r>
-      </w:hyperlink>
-      <w:r>
-        <w:rPr>
-          <w:lang w:val="zh_TW" w:bidi="zh_TW"/>
-        </w:rPr>
-        <w:t>節）暗示了一個更廣泛的概念，如「人類」或「同胞」，那麼在第</w:t>
-      </w:r>
-      <w:hyperlink r:id="rId17">
-        <w:r>
-          <w:rPr>
-            <w:lang w:val="zh_TW" w:bidi="zh_TW"/>
-          </w:rPr>
-          <w:rPr>
-            <w:color w:val="0000EE"/>
-            <w:u w:val="single"/>
-          </w:rPr>
-          <w:t>34</w:t>
-        </w:r>
-      </w:hyperlink>
-      <w:r>
-        <w:rPr>
-          <w:lang w:val="zh_TW" w:bidi="zh_TW"/>
-        </w:rPr>
-        <w:t>節中就沒有必要再特別提及</w:t>
-      </w:r>
-      <w:r>
-        <w:rPr>
-          <w:lang w:val="zh_TW" w:bidi="zh_TW"/>
-        </w:rPr>
-        <w:t>同居的外人</w:t>
-      </w:r>
-      <w:r>
-        <w:rPr>
-          <w:lang w:val="zh_TW" w:bidi="zh_TW"/>
-        </w:rPr>
-        <w:t>。因此，「鄰舍」應當是指一個人的直接鄰居，即以色列人。</w:t>
-      </w:r>
-    </w:p>
-    <w:p>
-      <w:pPr/>
-      <w:r>
-        <w:rPr>
-          <w:lang w:val="zh_TW" w:bidi="zh_TW"/>
-        </w:rPr>
-      </w:r>
-      <w:r>
-        <w:rPr>
-          <w:lang w:val="zh_TW" w:bidi="zh_TW"/>
-        </w:rPr>
-        <w:t>在盟約社群中，愛鄰舍包含了一些律法上明確規定的責任。人應該公平地對待鄰舍（</w:t>
+        <w:t>）。然而，良心既不能完美地判定是非，也不能充分指引一個人。保羅接著說：「卻也不能因此得以稱義；但判斷我的乃是主。」保羅在另一段經文說，他的良心證明他所說的是實話。他將良心認可之事與聖靈聯繫起來（</w:t>
       </w:r>
       <w:hyperlink r:id="rId18">
         <w:r>
@@ -461,14 +385,14 @@
             <w:color w:val="0000EE"/>
             <w:u w:val="single"/>
           </w:rPr>
-          <w:t>出22:5–15</w:t>
+          <w:t>羅9:1</w:t>
         </w:r>
       </w:hyperlink>
       <w:r>
         <w:rPr>
           <w:lang w:val="zh_TW" w:bidi="zh_TW"/>
         </w:rPr>
-        <w:t>；</w:t>
+        <w:t>；參</w:t>
       </w:r>
       <w:hyperlink r:id="rId19">
         <w:r>
@@ -479,14 +403,28 @@
             <w:color w:val="0000EE"/>
             <w:u w:val="single"/>
           </w:rPr>
-          <w:t>利6:2–7</w:t>
+          <w:t>林後1:12</w:t>
         </w:r>
       </w:hyperlink>
       <w:r>
         <w:rPr>
           <w:lang w:val="zh_TW" w:bidi="zh_TW"/>
         </w:rPr>
-        <w:t>，</w:t>
+        <w:t>），但他並沒有詳細說明兩者之間的關係。</w:t>
+      </w:r>
+    </w:p>
+    <w:p>
+      <w:pPr/>
+      <w:r>
+        <w:rPr>
+          <w:lang w:val="zh_TW" w:bidi="zh_TW"/>
+        </w:rPr>
+      </w:r>
+      <w:r>
+        <w:rPr>
+          <w:lang w:val="zh_TW" w:bidi="zh_TW"/>
+        </w:rPr>
+        <w:t>保羅為自己的事工，向哥林多教會辯護，要求他們憑著其判斷，看看他的行為是對是錯。他們應該能藉著自己的良心來作判斷（</w:t>
       </w:r>
       <w:hyperlink r:id="rId20">
         <w:r>
@@ -497,14 +435,14 @@
             <w:color w:val="0000EE"/>
             <w:u w:val="single"/>
           </w:rPr>
-          <w:t>19:9–18</w:t>
+          <w:t>林後4:1–2</w:t>
         </w:r>
       </w:hyperlink>
       <w:r>
         <w:rPr>
           <w:lang w:val="zh_TW" w:bidi="zh_TW"/>
         </w:rPr>
-        <w:t>），尊重他（</w:t>
+        <w:t>）。保羅深信，神知道驅使他行事的動機，所以他盼望哥林多人也能藉著良心認出，這動機是出於「敬畏主」（</w:t>
       </w:r>
       <w:hyperlink r:id="rId21">
         <w:r>
@@ -515,14 +453,14 @@
             <w:color w:val="0000EE"/>
             <w:u w:val="single"/>
           </w:rPr>
-          <w:t>出20:16</w:t>
+          <w:t>5:11</w:t>
         </w:r>
       </w:hyperlink>
       <w:r>
         <w:rPr>
           <w:lang w:val="zh_TW" w:bidi="zh_TW"/>
         </w:rPr>
-        <w:t>）以及他的財物（</w:t>
+        <w:t>）。保羅寫信給提摩太時，把「無虧的良心」與「無偽的信心」相提並論（</w:t>
       </w:r>
       <w:hyperlink r:id="rId22">
         <w:r>
@@ -533,26 +471,14 @@
             <w:color w:val="0000EE"/>
             <w:u w:val="single"/>
           </w:rPr>
-          <w:t>出20:17</w:t>
+          <w:t>提前1:5</w:t>
         </w:r>
       </w:hyperlink>
       <w:r>
         <w:rPr>
           <w:lang w:val="zh_TW" w:bidi="zh_TW"/>
         </w:rPr>
-        <w:t>）。為了促進盟約社群中公正和憐憫的關係，以色列人應視鄰舍為「</w:t>
-      </w:r>
-      <w:r>
-        <w:rPr>
-          <w:lang w:val="zh_TW" w:bidi="zh_TW"/>
-        </w:rPr>
-        <w:t>弟兄</w:t>
-      </w:r>
-      <w:r>
-        <w:rPr>
-          <w:lang w:val="zh_TW" w:bidi="zh_TW"/>
-        </w:rPr>
-        <w:t>」（</w:t>
+        <w:t>）。當人不再照著基督信仰而活，他們的良心就可能「如同被熱鐵烙慣了一般」。這表示他們因不斷行惡，無法再分辨對錯（</w:t>
       </w:r>
       <w:hyperlink r:id="rId23">
         <w:r>
@@ -563,14 +489,28 @@
             <w:color w:val="0000EE"/>
             <w:u w:val="single"/>
           </w:rPr>
-          <w:t>利25:25</w:t>
+          <w:t>4:2</w:t>
         </w:r>
       </w:hyperlink>
       <w:r>
         <w:rPr>
           <w:lang w:val="zh_TW" w:bidi="zh_TW"/>
         </w:rPr>
-        <w:t>；</w:t>
+        <w:t>）。</w:t>
+      </w:r>
+    </w:p>
+    <w:p>
+      <w:pPr/>
+      <w:r>
+        <w:rPr>
+          <w:lang w:val="zh_TW" w:bidi="zh_TW"/>
+        </w:rPr>
+      </w:r>
+      <w:r>
+        <w:rPr>
+          <w:lang w:val="zh_TW" w:bidi="zh_TW"/>
+        </w:rPr>
+        <w:t>保羅在哥林多前書，回答可否吃祭偶像之物的問題。他談到良心如何判斷人過去與將來的行為（</w:t>
       </w:r>
       <w:hyperlink r:id="rId24">
         <w:r>
@@ -581,26 +521,14 @@
             <w:color w:val="0000EE"/>
             <w:u w:val="single"/>
           </w:rPr>
-          <w:t>申22:1–4</w:t>
+          <w:t>林前8–10章</w:t>
         </w:r>
       </w:hyperlink>
       <w:r>
         <w:rPr>
           <w:lang w:val="zh_TW" w:bidi="zh_TW"/>
         </w:rPr>
-        <w:t>）。</w:t>
-      </w:r>
-      <w:r>
-        <w:rPr>
-          <w:lang w:val="zh_TW" w:bidi="zh_TW"/>
-        </w:rPr>
-        <w:t>對鄰舍所做的，應以同樣的方式回報</w:t>
-      </w:r>
-      <w:r>
-        <w:rPr>
-          <w:lang w:val="zh_TW" w:bidi="zh_TW"/>
-        </w:rPr>
-        <w:t>（</w:t>
+        <w:t>）。有哥林多信徒良心「軟弱」，因為他們認為吃祭過偶像的食物是錯的（</w:t>
       </w:r>
       <w:hyperlink r:id="rId25">
         <w:r>
@@ -611,14 +539,14 @@
             <w:color w:val="0000EE"/>
             <w:u w:val="single"/>
           </w:rPr>
-          <w:t>利24:19–23</w:t>
+          <w:t>林前8:7</w:t>
         </w:r>
       </w:hyperlink>
       <w:r>
         <w:rPr>
           <w:lang w:val="zh_TW" w:bidi="zh_TW"/>
         </w:rPr>
-        <w:t>；</w:t>
+        <w:t>）。他們並不知道一切食物都可以吃，都是「潔淨」的（</w:t>
       </w:r>
       <w:hyperlink r:id="rId26">
         <w:r>
@@ -629,1255 +557,7 @@
             <w:color w:val="0000EE"/>
             <w:u w:val="single"/>
           </w:rPr>
-          <w:t>申19:11–19</w:t>
-        </w:r>
-      </w:hyperlink>
-      <w:r>
-        <w:rPr>
-          <w:lang w:val="zh_TW" w:bidi="zh_TW"/>
-        </w:rPr>
-        <w:t>）。</w:t>
-      </w:r>
-    </w:p>
-    <w:p>
-      <w:pPr/>
-      <w:r>
-        <w:rPr>
-          <w:lang w:val="zh_TW" w:bidi="zh_TW"/>
-        </w:rPr>
-      </w:r>
-      <w:r>
-        <w:rPr>
-          <w:lang w:val="zh_TW" w:bidi="zh_TW"/>
-        </w:rPr>
-        <w:t>對待鄰舍的重要性在於，這與人跟神的關係息息相關，並且可能顯著影響人與神之間的關係（</w:t>
-      </w:r>
-      <w:hyperlink r:id="rId13">
-        <w:r>
-          <w:rPr>
-            <w:lang w:val="zh_TW" w:bidi="zh_TW"/>
-          </w:rPr>
-          <w:rPr>
-            <w:color w:val="0000EE"/>
-            <w:u w:val="single"/>
-          </w:rPr>
-          <w:t>利6:1–7</w:t>
-        </w:r>
-      </w:hyperlink>
-      <w:r>
-        <w:rPr>
-          <w:lang w:val="zh_TW" w:bidi="zh_TW"/>
-        </w:rPr>
-        <w:t>，</w:t>
-      </w:r>
-      <w:hyperlink r:id="rId14">
-        <w:r>
-          <w:rPr>
-            <w:lang w:val="zh_TW" w:bidi="zh_TW"/>
-          </w:rPr>
-          <w:rPr>
-            <w:color w:val="0000EE"/>
-            <w:u w:val="single"/>
-          </w:rPr>
-          <w:t>19</w:t>
-        </w:r>
-      </w:hyperlink>
-      <w:r>
-        <w:rPr>
-          <w:lang w:val="zh_TW" w:bidi="zh_TW"/>
-        </w:rPr>
-        <w:t>，</w:t>
-      </w:r>
-      <w:hyperlink r:id="rId27">
-        <w:r>
-          <w:rPr>
-            <w:lang w:val="zh_TW" w:bidi="zh_TW"/>
-          </w:rPr>
-          <w:rPr>
-            <w:color w:val="0000EE"/>
-            <w:u w:val="single"/>
-          </w:rPr>
-          <w:t>25:17</w:t>
-        </w:r>
-      </w:hyperlink>
-      <w:r>
-        <w:rPr>
-          <w:lang w:val="zh_TW" w:bidi="zh_TW"/>
-        </w:rPr>
-        <w:t>；</w:t>
-      </w:r>
-      <w:hyperlink r:id="rId28">
-        <w:r>
-          <w:rPr>
-            <w:lang w:val="zh_TW" w:bidi="zh_TW"/>
-          </w:rPr>
-          <w:rPr>
-            <w:color w:val="0000EE"/>
-            <w:u w:val="single"/>
-          </w:rPr>
-          <w:t>申24:10–13</w:t>
-        </w:r>
-      </w:hyperlink>
-      <w:r>
-        <w:rPr>
-          <w:lang w:val="zh_TW" w:bidi="zh_TW"/>
-        </w:rPr>
-        <w:t>；</w:t>
-      </w:r>
-      <w:hyperlink r:id="rId29">
-        <w:r>
-          <w:rPr>
-            <w:lang w:val="zh_TW" w:bidi="zh_TW"/>
-          </w:rPr>
-          <w:rPr>
-            <w:color w:val="0000EE"/>
-            <w:u w:val="single"/>
-          </w:rPr>
-          <w:t>詩12</w:t>
-        </w:r>
-      </w:hyperlink>
-      <w:r>
-        <w:rPr>
-          <w:lang w:val="zh_TW" w:bidi="zh_TW"/>
-        </w:rPr>
-        <w:t>）。神曾</w:t>
-      </w:r>
-      <w:r>
-        <w:rPr>
-          <w:lang w:val="zh_TW" w:bidi="zh_TW"/>
-        </w:rPr>
-        <w:t>以</w:t>
-      </w:r>
-      <w:r>
-        <w:rPr>
-          <w:lang w:val="zh_TW" w:bidi="zh_TW"/>
-        </w:rPr>
-        <w:t>憐憫對待以色列人，因此他們也應當以同樣的愛來對待鄰舍（</w:t>
-      </w:r>
-      <w:hyperlink r:id="rId30">
-        <w:r>
-          <w:rPr>
-            <w:lang w:val="zh_TW" w:bidi="zh_TW"/>
-          </w:rPr>
-          <w:rPr>
-            <w:color w:val="0000EE"/>
-            <w:u w:val="single"/>
-          </w:rPr>
-          <w:t>出22:21</w:t>
-        </w:r>
-      </w:hyperlink>
-      <w:r>
-        <w:rPr>
-          <w:lang w:val="zh_TW" w:bidi="zh_TW"/>
-        </w:rPr>
-        <w:t>；</w:t>
-      </w:r>
-      <w:hyperlink r:id="rId31">
-        <w:r>
-          <w:rPr>
-            <w:lang w:val="zh_TW" w:bidi="zh_TW"/>
-          </w:rPr>
-          <w:rPr>
-            <w:color w:val="0000EE"/>
-            <w:u w:val="single"/>
-          </w:rPr>
-          <w:t>利25:35–38</w:t>
-        </w:r>
-      </w:hyperlink>
-      <w:r>
-        <w:rPr>
-          <w:lang w:val="zh_TW" w:bidi="zh_TW"/>
-        </w:rPr>
-        <w:t>）。</w:t>
-      </w:r>
-    </w:p>
-    <w:p>
-      <w:pPr/>
-      <w:r>
-        <w:rPr>
-          <w:lang w:val="zh_TW" w:bidi="zh_TW"/>
-        </w:rPr>
-      </w:r>
-      <w:r>
-        <w:rPr>
-          <w:lang w:val="zh_TW" w:bidi="zh_TW"/>
-        </w:rPr>
-        <w:t>當這些責任被忽視時，隨之而來的是社會的崩潰或國家的動盪（</w:t>
-      </w:r>
-      <w:hyperlink r:id="rId32">
-        <w:r>
-          <w:rPr>
-            <w:lang w:val="zh_TW" w:bidi="zh_TW"/>
-          </w:rPr>
-          <w:rPr>
-            <w:color w:val="0000EE"/>
-            <w:u w:val="single"/>
-          </w:rPr>
-          <w:t>申28:15–68</w:t>
-        </w:r>
-      </w:hyperlink>
-      <w:r>
-        <w:rPr>
-          <w:lang w:val="zh_TW" w:bidi="zh_TW"/>
-        </w:rPr>
-        <w:t>；</w:t>
-      </w:r>
-      <w:hyperlink r:id="rId33">
-        <w:r>
-          <w:rPr>
-            <w:lang w:val="zh_TW" w:bidi="zh_TW"/>
-          </w:rPr>
-          <w:rPr>
-            <w:color w:val="0000EE"/>
-            <w:u w:val="single"/>
-          </w:rPr>
-          <w:t>何4:1–3</w:t>
-        </w:r>
-      </w:hyperlink>
-      <w:r>
-        <w:rPr>
-          <w:lang w:val="zh_TW" w:bidi="zh_TW"/>
-        </w:rPr>
-        <w:t>；</w:t>
-      </w:r>
-      <w:hyperlink r:id="rId34">
-        <w:r>
-          <w:rPr>
-            <w:lang w:val="zh_TW" w:bidi="zh_TW"/>
-          </w:rPr>
-          <w:rPr>
-            <w:color w:val="0000EE"/>
-            <w:u w:val="single"/>
-          </w:rPr>
-          <w:t>摩2:6–7</w:t>
-        </w:r>
-      </w:hyperlink>
-      <w:r>
-        <w:rPr>
-          <w:lang w:val="zh_TW" w:bidi="zh_TW"/>
-        </w:rPr>
-        <w:t>），這也顯示了鄰舍關係在盟約社群中的重要性。以色列人經常忽視對鄰舍的愛，特別是對有需要的鄰舍，而這正是導致他們受神懲罰而被擄的重要原因之一（</w:t>
-      </w:r>
-      <w:hyperlink r:id="rId35">
-        <w:r>
-          <w:rPr>
-            <w:lang w:val="zh_TW" w:bidi="zh_TW"/>
-          </w:rPr>
-          <w:rPr>
-            <w:color w:val="0000EE"/>
-            <w:u w:val="single"/>
-          </w:rPr>
-          <w:t>耶5:7–9</w:t>
-        </w:r>
-      </w:hyperlink>
-      <w:r>
-        <w:rPr>
-          <w:lang w:val="zh_TW" w:bidi="zh_TW"/>
-        </w:rPr>
-        <w:t>，</w:t>
-      </w:r>
-      <w:hyperlink r:id="rId36">
-        <w:r>
-          <w:rPr>
-            <w:lang w:val="zh_TW" w:bidi="zh_TW"/>
-          </w:rPr>
-          <w:rPr>
-            <w:color w:val="0000EE"/>
-            <w:u w:val="single"/>
-          </w:rPr>
-          <w:t>7:1–15</w:t>
-        </w:r>
-      </w:hyperlink>
-      <w:r>
-        <w:rPr>
-          <w:lang w:val="zh_TW" w:bidi="zh_TW"/>
-        </w:rPr>
-        <w:t>，</w:t>
-      </w:r>
-      <w:hyperlink r:id="rId37">
-        <w:r>
-          <w:rPr>
-            <w:lang w:val="zh_TW" w:bidi="zh_TW"/>
-          </w:rPr>
-          <w:rPr>
-            <w:color w:val="0000EE"/>
-            <w:u w:val="single"/>
-          </w:rPr>
-          <w:t>9:2–9</w:t>
-        </w:r>
-      </w:hyperlink>
-      <w:r>
-        <w:rPr>
-          <w:lang w:val="zh_TW" w:bidi="zh_TW"/>
-        </w:rPr>
-        <w:t>；</w:t>
-      </w:r>
-      <w:hyperlink r:id="rId33">
-        <w:r>
-          <w:rPr>
-            <w:lang w:val="zh_TW" w:bidi="zh_TW"/>
-          </w:rPr>
-          <w:rPr>
-            <w:color w:val="0000EE"/>
-            <w:u w:val="single"/>
-          </w:rPr>
-          <w:t>何4:1–3</w:t>
-        </w:r>
-      </w:hyperlink>
-      <w:r>
-        <w:rPr>
-          <w:lang w:val="zh_TW" w:bidi="zh_TW"/>
-        </w:rPr>
-        <w:t>；</w:t>
-      </w:r>
-      <w:hyperlink r:id="rId34">
-        <w:r>
-          <w:rPr>
-            <w:lang w:val="zh_TW" w:bidi="zh_TW"/>
-          </w:rPr>
-          <w:rPr>
-            <w:color w:val="0000EE"/>
-            <w:u w:val="single"/>
-          </w:rPr>
-          <w:t>摩2:6–7</w:t>
-        </w:r>
-      </w:hyperlink>
-      <w:r>
-        <w:rPr>
-          <w:lang w:val="zh_TW" w:bidi="zh_TW"/>
-        </w:rPr>
-        <w:t>，</w:t>
-      </w:r>
-      <w:hyperlink r:id="rId38">
-        <w:r>
-          <w:rPr>
-            <w:lang w:val="zh_TW" w:bidi="zh_TW"/>
-          </w:rPr>
-          <w:rPr>
-            <w:color w:val="0000EE"/>
-            <w:u w:val="single"/>
-          </w:rPr>
-          <w:t>5:10–13</w:t>
-        </w:r>
-      </w:hyperlink>
-      <w:r>
-        <w:rPr>
-          <w:lang w:val="zh_TW" w:bidi="zh_TW"/>
-        </w:rPr>
-        <w:t>，</w:t>
-      </w:r>
-      <w:hyperlink r:id="rId39">
-        <w:r>
-          <w:rPr>
-            <w:lang w:val="zh_TW" w:bidi="zh_TW"/>
-          </w:rPr>
-          <w:rPr>
-            <w:color w:val="0000EE"/>
-            <w:u w:val="single"/>
-          </w:rPr>
-          <w:t>8:4–6</w:t>
-        </w:r>
-      </w:hyperlink>
-      <w:r>
-        <w:rPr>
-          <w:lang w:val="zh_TW" w:bidi="zh_TW"/>
-        </w:rPr>
-        <w:t>）。然而，以色列人也曾盼望，在彌賽亞的時代，這種真正的鄰舍之愛能夠實現（</w:t>
-      </w:r>
-      <w:hyperlink r:id="rId40">
-        <w:r>
-          <w:rPr>
-            <w:lang w:val="zh_TW" w:bidi="zh_TW"/>
-          </w:rPr>
-          <w:rPr>
-            <w:color w:val="0000EE"/>
-            <w:u w:val="single"/>
-          </w:rPr>
-          <w:t>耶31:34</w:t>
-        </w:r>
-      </w:hyperlink>
-      <w:r>
-        <w:rPr>
-          <w:lang w:val="zh_TW" w:bidi="zh_TW"/>
-        </w:rPr>
-        <w:t>；</w:t>
-      </w:r>
-      <w:hyperlink r:id="rId41">
-        <w:r>
-          <w:rPr>
-            <w:lang w:val="zh_TW" w:bidi="zh_TW"/>
-          </w:rPr>
-          <w:rPr>
-            <w:color w:val="0000EE"/>
-            <w:u w:val="single"/>
-          </w:rPr>
-          <w:t>亞3:10</w:t>
-        </w:r>
-      </w:hyperlink>
-      <w:r>
-        <w:rPr>
-          <w:lang w:val="zh_TW" w:bidi="zh_TW"/>
-        </w:rPr>
-        <w:t>），這也顯示出這種愛在舊約時代的盟約社群中常常被忽略。</w:t>
-      </w:r>
-    </w:p>
-    <w:p>
-      <w:pPr>
-        <w:pStyle w:val="Heading3"/>
-      </w:pPr>
-      <w:r>
-        <w:rPr>
-          <w:lang w:val="zh_TW" w:bidi="zh_TW"/>
-        </w:rPr>
-        <w:t>在晚期猶太教中</w:t>
-      </w:r>
-    </w:p>
-    <w:p>
-      <w:pPr/>
-      <w:r>
-        <w:rPr>
-          <w:lang w:val="zh_TW" w:bidi="zh_TW"/>
-        </w:rPr>
-      </w:r>
-      <w:r>
-        <w:rPr>
-          <w:lang w:val="zh_TW" w:bidi="zh_TW"/>
-        </w:rPr>
-        <w:t>在被擄歸回後，以色列人認識到，神的祝福在某種程度上取決於人們是否彼此實踐公義和愛（</w:t>
-      </w:r>
-      <w:hyperlink r:id="rId42">
-        <w:r>
-          <w:rPr>
-            <w:lang w:val="zh_TW" w:bidi="zh_TW"/>
-          </w:rPr>
-          <w:rPr>
-            <w:color w:val="0000EE"/>
-            <w:u w:val="single"/>
-          </w:rPr>
-          <w:t>亞8:14–17</w:t>
-        </w:r>
-      </w:hyperlink>
-      <w:r>
-        <w:rPr>
-          <w:lang w:val="zh_TW" w:bidi="zh_TW"/>
-        </w:rPr>
-        <w:t>）。然而，對於「鄰舍」的定義仍然存在爭議。有以下幾個因素表明，在這個時期，「鄰舍」僅限於以色列人和改信猶太教的人（改信猶太教的外邦人）。從拉比文獻中可以看出，撒馬利亞人及居住在以色列地的外邦人，通常不被視為「鄰舍」，因此也不值得被愛。在昆蘭的猶太愛色尼派（Jewish Essene community at Qumran）社</w:t>
-      </w:r>
-      <w:r>
-        <w:rPr>
-          <w:lang w:val="zh_TW" w:bidi="zh_TW"/>
-        </w:rPr>
-        <w:t>群</w:t>
-      </w:r>
-      <w:r>
-        <w:rPr>
-          <w:lang w:val="zh_TW" w:bidi="zh_TW"/>
-        </w:rPr>
-        <w:t>內，</w:t>
-      </w:r>
-      <w:r>
-        <w:rPr>
-          <w:lang w:val="zh_TW" w:bidi="zh_TW"/>
-        </w:rPr>
-        <w:t>被尊重和公平對待的「鄰舍」僅限於社群成員</w:t>
-      </w:r>
-      <w:r>
-        <w:rPr>
-          <w:lang w:val="zh_TW" w:bidi="zh_TW"/>
-        </w:rPr>
-        <w:t>。最後，當耶穌</w:t>
-      </w:r>
-      <w:r>
-        <w:rPr>
-          <w:lang w:val="zh_TW" w:bidi="zh_TW"/>
-        </w:rPr>
-        <w:t>提到，</w:t>
-      </w:r>
-      <w:r>
-        <w:rPr>
-          <w:lang w:val="zh_TW" w:bidi="zh_TW"/>
-        </w:rPr>
-        <w:t>「</w:t>
-      </w:r>
-      <w:r>
-        <w:rPr>
-          <w:lang w:val="zh_TW" w:bidi="zh_TW"/>
-        </w:rPr>
-        <w:t>你們聽見有話說：『當愛你的鄰舍，恨你的仇敵。』</w:t>
-      </w:r>
-      <w:r>
-        <w:rPr>
-          <w:lang w:val="zh_TW" w:bidi="zh_TW"/>
-        </w:rPr>
-        <w:t>」（</w:t>
-      </w:r>
-      <w:hyperlink r:id="rId43">
-        <w:r>
-          <w:rPr>
-            <w:lang w:val="zh_TW" w:bidi="zh_TW"/>
-          </w:rPr>
-          <w:rPr>
-            <w:color w:val="0000EE"/>
-            <w:u w:val="single"/>
-          </w:rPr>
-          <w:t>太5:43</w:t>
-        </w:r>
-      </w:hyperlink>
-      <w:r>
-        <w:rPr>
-          <w:lang w:val="zh_TW" w:bidi="zh_TW"/>
-        </w:rPr>
-        <w:t>）時，衪只是引用了部份舊約（</w:t>
-      </w:r>
-      <w:hyperlink r:id="rId16">
-        <w:r>
-          <w:rPr>
-            <w:lang w:val="zh_TW" w:bidi="zh_TW"/>
-          </w:rPr>
-          <w:rPr>
-            <w:color w:val="0000EE"/>
-            <w:u w:val="single"/>
-          </w:rPr>
-          <w:t>利19:18</w:t>
-        </w:r>
-      </w:hyperlink>
-      <w:r>
-        <w:rPr>
-          <w:lang w:val="zh_TW" w:bidi="zh_TW"/>
-        </w:rPr>
-        <w:t>——「</w:t>
-      </w:r>
-      <w:r>
-        <w:rPr>
-          <w:lang w:val="zh_TW" w:bidi="zh_TW"/>
-        </w:rPr>
-        <w:t>要愛人如己</w:t>
-      </w:r>
-      <w:r>
-        <w:rPr>
-          <w:lang w:val="zh_TW" w:bidi="zh_TW"/>
-        </w:rPr>
-        <w:t>」）。而最後的片語「恨你的仇敵」則反映了當時猶太人的普遍觀念，即神只要求他們愛自己的同胞，而不必愛那些被視為「敵人」的外族人。</w:t>
-      </w:r>
-    </w:p>
-    <w:p>
-      <w:pPr>
-        <w:pStyle w:val="Heading3"/>
-      </w:pPr>
-      <w:r>
-        <w:rPr>
-          <w:lang w:val="zh_TW" w:bidi="zh_TW"/>
-        </w:rPr>
-        <w:t>在新約中</w:t>
-      </w:r>
-    </w:p>
-    <w:p>
-      <w:pPr/>
-      <w:r>
-        <w:rPr>
-          <w:lang w:val="zh_TW" w:bidi="zh_TW"/>
-        </w:rPr>
-      </w:r>
-      <w:r>
-        <w:rPr>
-          <w:lang w:val="zh_TW" w:bidi="zh_TW"/>
-        </w:rPr>
-        <w:t>耶穌對「鄰舍」的理解與當時猶太人的觀念大相逕庭，祂消除了對鄰舍之愛的限制。</w:t>
-      </w:r>
-      <w:r>
-        <w:rPr>
-          <w:lang w:val="zh_TW" w:bidi="zh_TW"/>
-        </w:rPr>
-        <w:t>與那些將愛狹義套用在同胞身上的人不同</w:t>
-      </w:r>
-      <w:r>
-        <w:rPr>
-          <w:lang w:val="zh_TW" w:bidi="zh_TW"/>
-        </w:rPr>
-        <w:t>，耶穌主張將對愛鄰舍的義務擴展到</w:t>
-      </w:r>
-      <w:r>
-        <w:rPr>
-          <w:lang w:val="zh_TW" w:bidi="zh_TW"/>
-        </w:rPr>
-        <w:t>仇敵</w:t>
-      </w:r>
-      <w:r>
-        <w:rPr>
-          <w:lang w:val="zh_TW" w:bidi="zh_TW"/>
-        </w:rPr>
-        <w:t>身上（</w:t>
-      </w:r>
-      <w:hyperlink r:id="rId44">
-        <w:r>
-          <w:rPr>
-            <w:lang w:val="zh_TW" w:bidi="zh_TW"/>
-          </w:rPr>
-          <w:rPr>
-            <w:color w:val="0000EE"/>
-            <w:u w:val="single"/>
-          </w:rPr>
-          <w:t>太5:43–48</w:t>
-        </w:r>
-      </w:hyperlink>
-      <w:r>
-        <w:rPr>
-          <w:lang w:val="zh_TW" w:bidi="zh_TW"/>
-        </w:rPr>
-        <w:t>），如此一來，祂完全消除了鄰舍與仇敵之間的區別。</w:t>
-      </w:r>
-    </w:p>
-    <w:p>
-      <w:pPr/>
-      <w:r>
-        <w:rPr>
-          <w:lang w:val="zh_TW" w:bidi="zh_TW"/>
-        </w:rPr>
-      </w:r>
-      <w:r>
-        <w:rPr>
-          <w:lang w:val="zh_TW" w:bidi="zh_TW"/>
-        </w:rPr>
-        <w:t>在另一個場合中，</w:t>
-      </w:r>
-      <w:r>
-        <w:rPr>
-          <w:lang w:val="zh_TW" w:bidi="zh_TW"/>
-        </w:rPr>
-        <w:t>一個</w:t>
-      </w:r>
-      <w:r>
-        <w:rPr>
-          <w:lang w:val="zh_TW" w:bidi="zh_TW"/>
-        </w:rPr>
-        <w:t>文士問耶穌什麼是神賜下的最大誡命（</w:t>
-      </w:r>
-      <w:hyperlink r:id="rId45">
-        <w:r>
-          <w:rPr>
-            <w:lang w:val="zh_TW" w:bidi="zh_TW"/>
-          </w:rPr>
-          <w:rPr>
-            <w:color w:val="0000EE"/>
-            <w:u w:val="single"/>
-          </w:rPr>
-          <w:t>可12:28–31）</w:t>
-        </w:r>
-      </w:hyperlink>
-      <w:r>
-        <w:rPr>
-          <w:lang w:val="zh_TW" w:bidi="zh_TW"/>
-        </w:rPr>
-        <w:t>。</w:t>
-      </w:r>
-      <w:r>
-        <w:rPr>
-          <w:lang w:val="zh_TW" w:bidi="zh_TW"/>
-        </w:rPr>
-        <w:t>耶穌回應時</w:t>
-      </w:r>
-      <w:r>
-        <w:rPr>
-          <w:lang w:val="zh_TW" w:bidi="zh_TW"/>
-        </w:rPr>
-        <w:t>引用了</w:t>
-      </w:r>
-      <w:hyperlink r:id="rId46">
-        <w:r>
-          <w:rPr>
-            <w:lang w:val="zh_TW" w:bidi="zh_TW"/>
-          </w:rPr>
-          <w:rPr>
-            <w:color w:val="0000EE"/>
-            <w:u w:val="single"/>
-          </w:rPr>
-          <w:t>申命記六章5節</w:t>
-        </w:r>
-      </w:hyperlink>
-      <w:r>
-        <w:rPr>
-          <w:lang w:val="zh_TW" w:bidi="zh_TW"/>
-        </w:rPr>
-        <w:t>，關於神的本質以及人</w:t>
-      </w:r>
-      <w:r>
-        <w:rPr>
-          <w:lang w:val="zh_TW" w:bidi="zh_TW"/>
-        </w:rPr>
-        <w:t>應</w:t>
-      </w:r>
-      <w:r>
-        <w:rPr>
-          <w:lang w:val="zh_TW" w:bidi="zh_TW"/>
-        </w:rPr>
-        <w:t>盡心、盡性和盡力愛神的義務。而值得注意的是，耶穌並沒有止步於此，而是將此與第二條誡命，即「愛人如己」（</w:t>
-      </w:r>
-      <w:hyperlink r:id="rId16">
-        <w:r>
-          <w:rPr>
-            <w:lang w:val="zh_TW" w:bidi="zh_TW"/>
-          </w:rPr>
-          <w:rPr>
-            <w:color w:val="0000EE"/>
-            <w:u w:val="single"/>
-          </w:rPr>
-          <w:t>利19:18）</w:t>
-        </w:r>
-      </w:hyperlink>
-      <w:r>
-        <w:rPr>
-          <w:lang w:val="zh_TW" w:bidi="zh_TW"/>
-        </w:rPr>
-        <w:t>，連結起來。一些學者認為，這種將愛神和愛鄰舍緊密聯繫在一起的教導起源於耶穌。如果耶穌是第一個將這兩個誡命聯繫在一起的人（見</w:t>
-      </w:r>
-      <w:hyperlink r:id="rId47">
-        <w:r>
-          <w:rPr>
-            <w:lang w:val="zh_TW" w:bidi="zh_TW"/>
-          </w:rPr>
-          <w:rPr>
-            <w:color w:val="0000EE"/>
-            <w:u w:val="single"/>
-          </w:rPr>
-          <w:t>太22:37</w:t>
-        </w:r>
-      </w:hyperlink>
-      <w:r>
-        <w:rPr>
-          <w:lang w:val="zh_TW" w:bidi="zh_TW"/>
-        </w:rPr>
-        <w:t>；</w:t>
-      </w:r>
-      <w:hyperlink r:id="rId48">
-        <w:r>
-          <w:rPr>
-            <w:lang w:val="zh_TW" w:bidi="zh_TW"/>
-          </w:rPr>
-          <w:rPr>
-            <w:color w:val="0000EE"/>
-            <w:u w:val="single"/>
-          </w:rPr>
-          <w:t>可12:29–31</w:t>
-        </w:r>
-      </w:hyperlink>
-      <w:r>
-        <w:rPr>
-          <w:lang w:val="zh_TW" w:bidi="zh_TW"/>
-        </w:rPr>
-        <w:t>），這便揭示了我們的主對這兩項義務關係的理解；真正的愛鄰舍源於對神的愛，反之亦然，對神的愛與在愛中滿足鄰舍的需求是不可分割的。</w:t>
-      </w:r>
-    </w:p>
-    <w:p>
-      <w:pPr/>
-      <w:r>
-        <w:rPr>
-          <w:lang w:val="zh_TW" w:bidi="zh_TW"/>
-        </w:rPr>
-      </w:r>
-      <w:r>
-        <w:rPr>
-          <w:lang w:val="zh_TW" w:bidi="zh_TW"/>
-        </w:rPr>
-        <w:t>在耶穌的時代，辯論的焦點不是如何正確地對待鄰舍，而是誰才是真正的鄰舍。一位律法師問了耶穌這個問題（</w:t>
-      </w:r>
-      <w:hyperlink r:id="rId49">
-        <w:r>
-          <w:rPr>
-            <w:lang w:val="zh_TW" w:bidi="zh_TW"/>
-          </w:rPr>
-          <w:rPr>
-            <w:color w:val="0000EE"/>
-            <w:u w:val="single"/>
-          </w:rPr>
-          <w:t>路10:29</w:t>
-        </w:r>
-      </w:hyperlink>
-      <w:r>
-        <w:rPr>
-          <w:lang w:val="zh_TW" w:bidi="zh_TW"/>
-        </w:rPr>
-        <w:t>）。耶穌讚揚這位律法師，因為他清楚理解</w:t>
-      </w:r>
-      <w:r>
-        <w:rPr>
-          <w:lang w:val="zh_TW" w:bidi="zh_TW"/>
-        </w:rPr>
-        <w:t>得到永生</w:t>
-      </w:r>
-      <w:r>
-        <w:rPr>
-          <w:lang w:val="zh_TW" w:bidi="zh_TW"/>
-        </w:rPr>
-        <w:t>所需的條件，即</w:t>
-      </w:r>
-      <w:r>
-        <w:rPr>
-          <w:lang w:val="zh_TW" w:bidi="zh_TW"/>
-        </w:rPr>
-        <w:t>愛神和愛鄰舍</w:t>
-      </w:r>
-      <w:r>
-        <w:rPr>
-          <w:lang w:val="zh_TW" w:bidi="zh_TW"/>
-        </w:rPr>
-        <w:t>。路加卻暗示，這位律法師提出的進一步限制性問題是為了「顯明自己有理」，也就是</w:t>
-      </w:r>
-      <w:r>
-        <w:rPr>
-          <w:lang w:val="zh_TW" w:bidi="zh_TW"/>
-        </w:rPr>
-        <w:t>為自己同胞有限的愛的行為辯護</w:t>
-      </w:r>
-      <w:r>
-        <w:rPr>
-          <w:lang w:val="zh_TW" w:bidi="zh_TW"/>
-        </w:rPr>
-        <w:t>。耶穌選擇不直接回答，而是用一個比喻來回應，就是我們耳熟能詳好撒馬利亞人的比喻（</w:t>
-      </w:r>
-      <w:hyperlink r:id="rId50">
-        <w:r>
-          <w:rPr>
-            <w:lang w:val="zh_TW" w:bidi="zh_TW"/>
-          </w:rPr>
-          <w:rPr>
-            <w:color w:val="0000EE"/>
-            <w:u w:val="single"/>
-          </w:rPr>
-          <w:t>30–35</w:t>
-        </w:r>
-      </w:hyperlink>
-      <w:r>
-        <w:rPr>
-          <w:lang w:val="zh_TW" w:bidi="zh_TW"/>
-        </w:rPr>
-        <w:t>節）。</w:t>
-      </w:r>
-    </w:p>
-    <w:p>
-      <w:pPr/>
-      <w:r>
-        <w:rPr>
-          <w:lang w:val="zh_TW" w:bidi="zh_TW"/>
-        </w:rPr>
-      </w:r>
-      <w:r>
-        <w:rPr>
-          <w:lang w:val="zh_TW" w:bidi="zh_TW"/>
-        </w:rPr>
-        <w:t>為了讓這位律法師看到他的問題是何等短視</w:t>
-      </w:r>
-      <w:r>
-        <w:rPr>
-          <w:lang w:val="zh_TW" w:bidi="zh_TW"/>
-        </w:rPr>
-        <w:t>和</w:t>
-      </w:r>
-      <w:r>
-        <w:rPr>
-          <w:lang w:val="zh_TW" w:bidi="zh_TW"/>
-        </w:rPr>
-        <w:t>可悲，耶穌講述了一個日常的故事：一個人行走在從耶路撒冷到耶利哥的道路上，因這條路常有強盜出沒，十分危險。這名旅行者被搶劫、剝光</w:t>
-      </w:r>
-      <w:r>
-        <w:rPr>
-          <w:lang w:val="zh_TW" w:bidi="zh_TW"/>
-        </w:rPr>
-        <w:t>衣服</w:t>
-      </w:r>
-      <w:r>
-        <w:rPr>
-          <w:lang w:val="zh_TW" w:bidi="zh_TW"/>
-        </w:rPr>
-        <w:t>、毆打，</w:t>
-      </w:r>
-      <w:r>
-        <w:rPr>
-          <w:lang w:val="zh_TW" w:bidi="zh_TW"/>
-        </w:rPr>
-        <w:t>並在半死狀態被丟下</w:t>
-      </w:r>
-      <w:r>
-        <w:rPr>
-          <w:lang w:val="zh_TW" w:bidi="zh_TW"/>
-        </w:rPr>
-        <w:t>。</w:t>
-      </w:r>
-      <w:r>
-        <w:rPr>
-          <w:lang w:val="zh_TW" w:bidi="zh_TW"/>
-        </w:rPr>
-        <w:t>到這裡</w:t>
-      </w:r>
-      <w:r>
-        <w:rPr>
-          <w:lang w:val="zh_TW" w:bidi="zh_TW"/>
-        </w:rPr>
-        <w:t>，律法師可能以為耶穌是在舉例說明誰是「鄰舍」，就是一位需要幫助的猶太同胞。然而，耶穌接著介紹了兩個人物，一位祭司和一</w:t>
-      </w:r>
-      <w:r>
-        <w:rPr>
-          <w:lang w:val="zh_TW" w:bidi="zh_TW"/>
-        </w:rPr>
-        <w:t>個</w:t>
-      </w:r>
-      <w:r>
-        <w:rPr>
-          <w:lang w:val="zh_TW" w:bidi="zh_TW"/>
-        </w:rPr>
-        <w:t>利未人，他們在學術討論誰是神要他們去愛的鄰舍。律法師無疑會預期這些律法師以正確的方式對待受害者。相反，當祭司和利未人看到需要幫助的人時，他們卻選擇從另一邊走過。由於這些律法師無法確定受害者是死了還是奄奄一息，又不想冒不潔的風險，他們便繞過，從而違反了律法師剛剛指出最大的誡命（</w:t>
-      </w:r>
-      <w:hyperlink r:id="rId51">
-        <w:r>
-          <w:rPr>
-            <w:lang w:val="zh_TW" w:bidi="zh_TW"/>
-          </w:rPr>
-          <w:rPr>
-            <w:color w:val="0000EE"/>
-            <w:u w:val="single"/>
-          </w:rPr>
-          <w:t>10:25–28</w:t>
-        </w:r>
-      </w:hyperlink>
-      <w:r>
-        <w:rPr>
-          <w:lang w:val="zh_TW" w:bidi="zh_TW"/>
-        </w:rPr>
-        <w:t>）。</w:t>
-      </w:r>
-    </w:p>
-    <w:p>
-      <w:pPr/>
-      <w:r>
-        <w:rPr>
-          <w:lang w:val="zh_TW" w:bidi="zh_TW"/>
-        </w:rPr>
-      </w:r>
-      <w:r>
-        <w:rPr>
-          <w:lang w:val="zh_TW" w:bidi="zh_TW"/>
-        </w:rPr>
-        <w:t>這時，</w:t>
-      </w:r>
-      <w:r>
-        <w:rPr>
-          <w:lang w:val="zh_TW" w:bidi="zh_TW"/>
-        </w:rPr>
-        <w:t>一位撒馬利亞人</w:t>
-      </w:r>
-      <w:r>
-        <w:rPr>
-          <w:lang w:val="zh_TW" w:bidi="zh_TW"/>
-        </w:rPr>
-        <w:t>出現了——</w:t>
-      </w:r>
-      <w:r>
-        <w:rPr>
-          <w:lang w:val="zh_TW" w:bidi="zh_TW"/>
-        </w:rPr>
-        <w:t>一個被猶太人特別鄙視的種族。</w:t>
-      </w:r>
-      <w:r>
-        <w:rPr>
-          <w:lang w:val="zh_TW" w:bidi="zh_TW"/>
-        </w:rPr>
-        <w:t>猶太宗教權威視撒馬利亞人為異端</w:t>
-      </w:r>
-      <w:r>
-        <w:rPr>
-          <w:lang w:val="zh_TW" w:bidi="zh_TW"/>
-        </w:rPr>
-        <w:t>，在</w:t>
-      </w:r>
-      <w:r>
-        <w:rPr>
-          <w:lang w:val="zh_TW" w:bidi="zh_TW"/>
-        </w:rPr>
-        <w:t>拉比圈子中，</w:t>
-      </w:r>
-      <w:r>
-        <w:rPr>
-          <w:lang w:val="zh_TW" w:bidi="zh_TW"/>
-        </w:rPr>
-        <w:t>撒馬利亞人</w:t>
-      </w:r>
-      <w:r>
-        <w:rPr>
-          <w:lang w:val="zh_TW" w:bidi="zh_TW"/>
-        </w:rPr>
-        <w:t>不被視為</w:t>
-      </w:r>
-      <w:r>
-        <w:rPr>
-          <w:lang w:val="zh_TW" w:bidi="zh_TW"/>
-        </w:rPr>
-        <w:t>「鄰舍」，因此不值得被愛。事實上，</w:t>
-      </w:r>
-      <w:r>
-        <w:rPr>
-          <w:lang w:val="zh_TW" w:bidi="zh_TW"/>
-        </w:rPr>
-        <w:t>前</w:t>
-      </w:r>
-      <w:r>
-        <w:rPr>
-          <w:lang w:val="zh_TW" w:bidi="zh_TW"/>
-        </w:rPr>
-        <w:t>幾個世紀</w:t>
-      </w:r>
-      <w:r>
-        <w:rPr>
-          <w:lang w:val="zh_TW" w:bidi="zh_TW"/>
-        </w:rPr>
-        <w:t>中，</w:t>
-      </w:r>
-      <w:r>
-        <w:rPr>
-          <w:lang w:val="zh_TW" w:bidi="zh_TW"/>
-        </w:rPr>
-        <w:t>許多撒馬利亞人被猶太統治者屠殺，兩族之間明顯存在敵意（見</w:t>
-      </w:r>
-      <w:hyperlink r:id="rId52">
-        <w:r>
-          <w:rPr>
-            <w:lang w:val="zh_TW" w:bidi="zh_TW"/>
-          </w:rPr>
-          <w:rPr>
-            <w:color w:val="0000EE"/>
-            <w:u w:val="single"/>
-          </w:rPr>
-          <w:t>約4:9</w:t>
-        </w:r>
-      </w:hyperlink>
-      <w:r>
-        <w:rPr>
-          <w:lang w:val="zh_TW" w:bidi="zh_TW"/>
-        </w:rPr>
-        <w:t>）。當律法師聽到這個比喻時，他本來預期祭司和利未人會公正地對待受害者，</w:t>
-      </w:r>
-      <w:r>
-        <w:rPr>
-          <w:lang w:val="zh_TW" w:bidi="zh_TW"/>
-        </w:rPr>
-        <w:t>但他一定驚訝於一個被憎恨的撒馬利亞人，竟然會表現出憐憫，從而履行了最大的誡命</w:t>
-      </w:r>
-      <w:r>
-        <w:rPr>
-          <w:lang w:val="zh_TW" w:bidi="zh_TW"/>
-        </w:rPr>
-        <w:t>。耶穌</w:t>
-      </w:r>
-      <w:r>
-        <w:rPr>
-          <w:lang w:val="zh_TW" w:bidi="zh_TW"/>
-        </w:rPr>
-        <w:t>特</w:t>
-      </w:r>
-      <w:r>
-        <w:rPr>
-          <w:lang w:val="zh_TW" w:bidi="zh_TW"/>
-        </w:rPr>
-        <w:t>意詳細描述了撒馬利亞人的憐憫（立即處理傷口、運送到旅店、在那裡照顧受害者，以及在離開時支付他人照顧的費用，</w:t>
-      </w:r>
-      <w:hyperlink r:id="rId53">
-        <w:r>
-          <w:rPr>
-            <w:lang w:val="zh_TW" w:bidi="zh_TW"/>
-          </w:rPr>
-          <w:rPr>
-            <w:color w:val="0000EE"/>
-            <w:u w:val="single"/>
-          </w:rPr>
-          <w:t>路10:34–35</w:t>
-        </w:r>
-      </w:hyperlink>
-      <w:r>
-        <w:rPr>
-          <w:lang w:val="zh_TW" w:bidi="zh_TW"/>
-        </w:rPr>
-        <w:t>），以</w:t>
-      </w:r>
-      <w:r>
-        <w:rPr>
-          <w:lang w:val="zh_TW" w:bidi="zh_TW"/>
-        </w:rPr>
-        <w:t>致律法師無疑會認為撒馬利亞人的愛是真誠的</w:t>
-      </w:r>
-      <w:r>
-        <w:rPr>
-          <w:lang w:val="zh_TW" w:bidi="zh_TW"/>
-        </w:rPr>
-        <w:t>。</w:t>
-      </w:r>
-      <w:r>
-        <w:rPr>
-          <w:lang w:val="zh_TW" w:bidi="zh_TW"/>
-        </w:rPr>
-        <w:t>這個故事的諷刺之處在於</w:t>
-      </w:r>
-      <w:r>
-        <w:rPr>
-          <w:lang w:val="zh_TW" w:bidi="zh_TW"/>
-        </w:rPr>
-        <w:t>，一個不被猶太人</w:t>
-      </w:r>
-      <w:r>
-        <w:rPr>
-          <w:lang w:val="zh_TW" w:bidi="zh_TW"/>
-        </w:rPr>
-        <w:t>視為</w:t>
-      </w:r>
-      <w:r>
-        <w:rPr>
-          <w:lang w:val="zh_TW" w:bidi="zh_TW"/>
-        </w:rPr>
-        <w:t>值得被稱為「鄰舍」的人，</w:t>
-      </w:r>
-      <w:r>
-        <w:rPr>
-          <w:lang w:val="zh_TW" w:bidi="zh_TW"/>
-        </w:rPr>
-        <w:t>正是那個對受害者表現出「鄰舍」之愛的人</w:t>
-      </w:r>
-      <w:r>
-        <w:rPr>
-          <w:lang w:val="zh_TW" w:bidi="zh_TW"/>
-        </w:rPr>
-        <w:t>（</w:t>
-      </w:r>
-      <w:hyperlink r:id="rId54">
-        <w:r>
-          <w:rPr>
-            <w:lang w:val="zh_TW" w:bidi="zh_TW"/>
-          </w:rPr>
-          <w:rPr>
-            <w:color w:val="0000EE"/>
-            <w:u w:val="single"/>
-          </w:rPr>
-          <w:t>36–37節</w:t>
-        </w:r>
-      </w:hyperlink>
-      <w:r>
-        <w:rPr>
-          <w:lang w:val="zh_TW" w:bidi="zh_TW"/>
-        </w:rPr>
-        <w:t>）。</w:t>
-      </w:r>
-    </w:p>
-    <w:p>
-      <w:pPr/>
-      <w:r>
-        <w:rPr>
-          <w:lang w:val="zh_TW" w:bidi="zh_TW"/>
-        </w:rPr>
-      </w:r>
-      <w:r>
-        <w:rPr>
-          <w:lang w:val="zh_TW" w:bidi="zh_TW"/>
-        </w:rPr>
-        <w:t>這個比喻，就像在</w:t>
-      </w:r>
-      <w:hyperlink r:id="rId44">
-        <w:r>
-          <w:rPr>
-            <w:lang w:val="zh_TW" w:bidi="zh_TW"/>
-          </w:rPr>
-          <w:rPr>
-            <w:color w:val="0000EE"/>
-            <w:u w:val="single"/>
-          </w:rPr>
-          <w:t>馬太福音五章43至48節</w:t>
-        </w:r>
-      </w:hyperlink>
-      <w:r>
-        <w:rPr>
-          <w:lang w:val="zh_TW" w:bidi="zh_TW"/>
-        </w:rPr>
-        <w:t>中的陳述一樣，揭示了耶穌對「鄰舍」的理解以及「愛鄰舍」的要求。</w:t>
-      </w:r>
-      <w:r>
-        <w:rPr>
-          <w:lang w:val="zh_TW" w:bidi="zh_TW"/>
-        </w:rPr>
-        <w:t>耶穌對誰有資格成為神命令去愛的鄰舍，沒有設限</w:t>
-      </w:r>
-      <w:r>
-        <w:rPr>
-          <w:lang w:val="zh_TW" w:bidi="zh_TW"/>
-        </w:rPr>
-        <w:t>。</w:t>
-      </w:r>
-    </w:p>
-    <w:p>
-      <w:pPr/>
-      <w:r>
-        <w:rPr>
-          <w:lang w:val="zh_TW" w:bidi="zh_TW"/>
-        </w:rPr>
-      </w:r>
-      <w:r>
-        <w:rPr>
-          <w:lang w:val="zh_TW" w:bidi="zh_TW"/>
-        </w:rPr>
-        <w:t>耶穌強而有力的教導——關於愛鄰舍及其與愛神直接關係——在初代教會中也有類似的強調。在兩個不同場合中，保羅稱愛鄰舍</w:t>
-      </w:r>
-      <w:r>
-        <w:rPr>
-          <w:lang w:val="zh_TW" w:bidi="zh_TW"/>
-        </w:rPr>
-        <w:t>完全了律法</w:t>
-      </w:r>
-      <w:r>
-        <w:rPr>
-          <w:lang w:val="zh_TW" w:bidi="zh_TW"/>
-        </w:rPr>
-        <w:t>（</w:t>
-      </w:r>
-      <w:hyperlink r:id="rId55">
-        <w:r>
-          <w:rPr>
-            <w:lang w:val="zh_TW" w:bidi="zh_TW"/>
-          </w:rPr>
-          <w:rPr>
-            <w:color w:val="0000EE"/>
-            <w:u w:val="single"/>
-          </w:rPr>
-          <w:t>羅13:8–10</w:t>
-        </w:r>
-      </w:hyperlink>
-      <w:r>
-        <w:rPr>
-          <w:lang w:val="zh_TW" w:bidi="zh_TW"/>
-        </w:rPr>
-        <w:t>；</w:t>
-      </w:r>
-      <w:hyperlink r:id="rId56">
-        <w:r>
-          <w:rPr>
-            <w:lang w:val="zh_TW" w:bidi="zh_TW"/>
-          </w:rPr>
-          <w:rPr>
-            <w:color w:val="0000EE"/>
-            <w:u w:val="single"/>
-          </w:rPr>
-          <w:t>加5:14</w:t>
-        </w:r>
-      </w:hyperlink>
-      <w:r>
-        <w:rPr>
-          <w:lang w:val="zh_TW" w:bidi="zh_TW"/>
-        </w:rPr>
-        <w:t>），而雅各則將這誡命稱為「至尊的律法」（</w:t>
-      </w:r>
-      <w:hyperlink r:id="rId57">
-        <w:r>
-          <w:rPr>
-            <w:lang w:val="zh_TW" w:bidi="zh_TW"/>
-          </w:rPr>
-          <w:rPr>
-            <w:color w:val="0000EE"/>
-            <w:u w:val="single"/>
-          </w:rPr>
-          <w:t>雅2:8</w:t>
+          <w:t>羅14:20</w:t>
         </w:r>
       </w:hyperlink>
       <w:r>

--- a/zht/docx/087.content.docx
+++ b/zht/docx/087.content.docx
@@ -19,7 +19,7 @@
         <w:rPr>
           <w:lang w:val="zh_TW" w:bidi="zh_TW"/>
         </w:rPr>
-        <w:t>Resource: Tyndale Open Bible Dictionary</w:t>
+        <w:t>Resource: Aquifer Open Bible Dictionary</w:t>
       </w:r>
       <w:r>
         <w:rPr>
@@ -112,7 +112,7 @@
         <w:rPr>
           <w:lang w:val="zh_TW" w:bidi="zh_TW"/>
         </w:rPr>
-        <w:t>Tyndale Open Bible Dictionary</w:t>
+        <w:t>Aquifer Open Bible Dictionary</w:t>
       </w:r>
     </w:p>
     <w:p>

--- a/zht/docx/087.content.docx
+++ b/zht/docx/087.content.docx
@@ -149,7 +149,7 @@
         <w:rPr>
           <w:lang w:val="zh_TW" w:bidi="zh_TW"/>
         </w:rPr>
-        <w:t>liang</w:t>
+        <w:t>li</w:t>
       </w:r>
       <w:r>
         <w:rPr>
@@ -212,7 +212,7 @@
         <w:rPr>
           <w:lang w:val="zh_TW" w:bidi="zh_TW"/>
         </w:rPr>
-        <w:t>良心</w:t>
+        <w:t>黎巴嫩</w:t>
       </w:r>
       <w:r>
         <w:rPr>
@@ -231,7 +231,36 @@
         <w:rPr>
           <w:lang w:val="zh_TW" w:bidi="zh_TW"/>
         </w:rPr>
-        <w:t>這個術語指自我覺察或自我認知。良心判斷一個人所做或將要做的事是否符合自己的道德標準，也使人察覺自己做錯的事。</w:t>
+        <w:t>聖經中僅在舊約中提到的地區，但其中的城市，包括泰爾和西頓，在新約中也有所提及。黎巴嫩通常指的是兩條平行的山脈，從靠近泰爾的地區開始，沿著地中海海岸向東北延伸。這兩條山脈分別為西面的黎巴嫩山脈和東面的外黎巴嫩山脈。黎巴嫩這個名字源自希伯來文詞根l-b-n，意思是「白色」，可能是指這些山脈的白色石灰岩或覆蓋山頂長達六個月的積雪（</w:t>
+      </w:r>
+      <w:hyperlink r:id="rId13">
+        <w:r>
+          <w:rPr>
+            <w:lang w:val="zh_TW" w:bidi="zh_TW"/>
+          </w:rPr>
+          <w:rPr>
+            <w:color w:val="0000EE"/>
+            <w:u w:val="single"/>
+          </w:rPr>
+          <w:t>耶18:14</w:t>
+        </w:r>
+      </w:hyperlink>
+      <w:r>
+        <w:rPr>
+          <w:lang w:val="zh_TW" w:bidi="zh_TW"/>
+        </w:rPr>
+        <w:t>）。</w:t>
+      </w:r>
+    </w:p>
+    <w:p>
+      <w:pPr>
+        <w:pStyle w:val="Heading3"/>
+      </w:pPr>
+      <w:r>
+        <w:rPr>
+          <w:lang w:val="zh_TW" w:bidi="zh_TW"/>
+        </w:rPr>
+        <w:t>地理</w:t>
       </w:r>
     </w:p>
     <w:p>
@@ -245,25 +274,7 @@
         <w:rPr>
           <w:lang w:val="zh_TW" w:bidi="zh_TW"/>
         </w:rPr>
-        <w:t>英文詞語conscience以及對應的希臘文，都有「具有知識」的意思。在舊約聖經中，亞當和夏娃因犯罪而感到羞愧，並躲避神，因為他們的良心判定他們違背神是錯的（</w:t>
-      </w:r>
-      <w:hyperlink r:id="rId13">
-        <w:r>
-          <w:rPr>
-            <w:lang w:val="zh_TW" w:bidi="zh_TW"/>
-          </w:rPr>
-          <w:rPr>
-            <w:color w:val="0000EE"/>
-            <w:u w:val="single"/>
-          </w:rPr>
-          <w:t>創3:8–10</w:t>
-        </w:r>
-      </w:hyperlink>
-      <w:r>
-        <w:rPr>
-          <w:lang w:val="zh_TW" w:bidi="zh_TW"/>
-        </w:rPr>
-        <w:t>）。人能分辨是非，本屬正常之事。「人的靈是耶和華的燈， 鑒察人的心腹」（</w:t>
+        <w:t>黎巴嫩山脈在南端與加利利北部的山丘連接，外黎巴嫩山脈中的赫門山（西連、示尼珥）尤為顯著，海拔達9,230英尺（2,813.3米）。這兩條山脈之間隔著一條寬闊的山谷，即黎巴嫩山谷（</w:t>
       </w:r>
       <w:hyperlink r:id="rId14">
         <w:r>
@@ -274,14 +285,130 @@
             <w:color w:val="0000EE"/>
             <w:u w:val="single"/>
           </w:rPr>
-          <w:t>箴20:27</w:t>
-        </w:r>
-      </w:hyperlink>
-      <w:r>
-        <w:rPr>
-          <w:lang w:val="zh_TW" w:bidi="zh_TW"/>
-        </w:rPr>
-        <w:t>）。因此，良心是神所賜的恩賜，使人能知道事情是善是惡。</w:t>
+          <w:t>書11:17</w:t>
+        </w:r>
+      </w:hyperlink>
+      <w:r>
+        <w:rPr>
+          <w:lang w:val="zh_TW" w:bidi="zh_TW"/>
+        </w:rPr>
+        <w:t>）或「哈馬口」（</w:t>
+      </w:r>
+      <w:hyperlink r:id="rId15">
+        <w:r>
+          <w:rPr>
+            <w:lang w:val="zh_TW" w:bidi="zh_TW"/>
+          </w:rPr>
+          <w:rPr>
+            <w:color w:val="0000EE"/>
+            <w:u w:val="single"/>
+          </w:rPr>
+          <w:t>民34:8</w:t>
+        </w:r>
+      </w:hyperlink>
+      <w:r>
+        <w:rPr>
+          <w:lang w:val="zh_TW" w:bidi="zh_TW"/>
+        </w:rPr>
+        <w:t>），即現代的貝卡谷地（Beqa’a）。</w:t>
+      </w:r>
+    </w:p>
+    <w:p>
+      <w:pPr/>
+      <w:r>
+        <w:rPr>
+          <w:lang w:val="zh_TW" w:bidi="zh_TW"/>
+        </w:rPr>
+      </w:r>
+      <w:r>
+        <w:rPr>
+          <w:lang w:val="zh_TW" w:bidi="zh_TW"/>
+        </w:rPr>
+        <w:t>黎巴嫩山脈南段與加利利山丘之間隔著一道深峽，利塔尼河（Litani River）從此處流過，並在泰爾以北注入地中海。其上游沿著貝卡谷地向東北延伸，幾乎到達巴力貝克（Baalbek）。黎巴嫩山脈約長100英里（160.9公里），北端延伸至東西向的奈赫爾卡比爾山谷（Nahr el-Kebir），並由一系列山峰構成。南部有里罕山（Gebel Rihan）、托馬特山（Tomat）和尼哈山（Gebel Niha），海拔介於5,350至6,230英尺（1,636.7至1,898.9米）之間，位於西頓以東。中部有巴魯克山（Gebel Baruk）、庫尼耶賽山（Gebel Kuneiyiseh）和蘇寧山（Gebel Sunnin），海拔分別為7,220英尺、6,890英尺和8,530英尺（2,200.7米、2,100.1米和2,599.9米），位於貝魯特以東。再往北，位於的黎波里以東的是庫爾內特薩烏達（Qurnet es-Sauda），海拔達9,840英尺（2,999.2米），以及庫爾內特阿魯巴（Qurnet Aruba），海拔約7,320英尺（2,231.1米）。</w:t>
+      </w:r>
+    </w:p>
+    <w:p>
+      <w:pPr/>
+      <w:r>
+        <w:rPr>
+          <w:lang w:val="zh_TW" w:bidi="zh_TW"/>
+        </w:rPr>
+      </w:r>
+      <w:r>
+        <w:rPr>
+          <w:lang w:val="zh_TW" w:bidi="zh_TW"/>
+        </w:rPr>
+        <w:t>這些高山將來自地中海的雨水困住，為山區及其下方的沿海地帶提供充足的降雨；而山脈之外的降雨則減少。腓尼基人在這些山脈與大海之間的沿海地帶繁榮發展，並建立了像泰爾、撒勒法、西頓、貝魯特（Berytus）、比布魯斯（迦巴勒）和的黎波里等城。沿海地區有多處山脈的延伸地帶，海岸公路需要穿過或繞過這些延伸地。例如貝魯特以北的納赫爾·卡勒布（Nahr el-Kelb）的岬角就是一個典型的例子。</w:t>
+      </w:r>
+    </w:p>
+    <w:p>
+      <w:pPr/>
+      <w:r>
+        <w:rPr>
+          <w:lang w:val="zh_TW" w:bidi="zh_TW"/>
+        </w:rPr>
+      </w:r>
+      <w:r>
+        <w:rPr>
+          <w:lang w:val="zh_TW" w:bidi="zh_TW"/>
+        </w:rPr>
+        <w:t>黎巴嫩山脈的東側是貝卡谷地。</w:t>
+      </w:r>
+      <w:r>
+        <w:rPr>
+          <w:lang w:val="zh_TW" w:bidi="zh_TW"/>
+        </w:rPr>
+        <w:t>奧龍特斯河畔（</w:t>
+      </w:r>
+      <w:r>
+        <w:rPr>
+          <w:lang w:val="zh_TW" w:bidi="zh_TW"/>
+        </w:rPr>
+        <w:t>Orontes River</w:t>
+      </w:r>
+      <w:r>
+        <w:rPr>
+          <w:lang w:val="zh_TW" w:bidi="zh_TW"/>
+        </w:rPr>
+        <w:t>）</w:t>
+      </w:r>
+      <w:r>
+        <w:rPr>
+          <w:lang w:val="zh_TW" w:bidi="zh_TW"/>
+        </w:rPr>
+        <w:t>發源於這個谷地的北部，向北流入地中海，位於古烏加里特（Ugarit）的北部。這整個谷地地區在古典文學中被稱為敘利亞中空地區。它是羅馬人的「糧倉」。</w:t>
+      </w:r>
+    </w:p>
+    <w:p>
+      <w:pPr/>
+      <w:r>
+        <w:rPr>
+          <w:lang w:val="zh_TW" w:bidi="zh_TW"/>
+        </w:rPr>
+      </w:r>
+      <w:r>
+        <w:rPr>
+          <w:lang w:val="zh_TW" w:bidi="zh_TW"/>
+        </w:rPr>
+        <w:t>在貝卡谷地的東邊是外黎巴嫩山脈，巴拉達河（Barada River）在此發源並向東流向大馬士革的肥沃綠洲。山脈南部的赫門山，腓尼基人稱之為西連，亞摩利人稱之為示尼珥（</w:t>
+      </w:r>
+      <w:hyperlink r:id="rId16">
+        <w:r>
+          <w:rPr>
+            <w:lang w:val="zh_TW" w:bidi="zh_TW"/>
+          </w:rPr>
+          <w:rPr>
+            <w:color w:val="0000EE"/>
+            <w:u w:val="single"/>
+          </w:rPr>
+          <w:t>申3:9</w:t>
+        </w:r>
+      </w:hyperlink>
+      <w:r>
+        <w:rPr>
+          <w:lang w:val="zh_TW" w:bidi="zh_TW"/>
+        </w:rPr>
+        <w:t>）。</w:t>
       </w:r>
     </w:p>
     <w:p>
@@ -292,7 +419,7 @@
         <w:rPr>
           <w:lang w:val="zh_TW" w:bidi="zh_TW"/>
         </w:rPr>
-        <w:t>新約聖經中的「良心」是甚麼意思？</w:t>
+        <w:t>資源</w:t>
       </w:r>
     </w:p>
     <w:p>
@@ -306,43 +433,55 @@
         <w:rPr>
           <w:lang w:val="zh_TW" w:bidi="zh_TW"/>
         </w:rPr>
-        <w:t>在新約聖經中，「良心」一詞出現32次（某英文譯本，譯註：良心於和合本出現28次），特別常見於使徒保羅的書信裡。保羅在他的書卷中，指良心會判定過去甚麼是對的，也會判定將來甚麼是對的。即使不知道神律法的人，也能行出律法所要求的事，這顯明律法的要求已「刻在他們心裡」（</w:t>
-      </w:r>
-      <w:hyperlink r:id="rId15">
-        <w:r>
-          <w:rPr>
-            <w:lang w:val="zh_TW" w:bidi="zh_TW"/>
-          </w:rPr>
-          <w:rPr>
-            <w:color w:val="0000EE"/>
-            <w:u w:val="single"/>
-          </w:rPr>
-          <w:t>羅2:14–15</w:t>
-        </w:r>
-      </w:hyperlink>
-      <w:r>
-        <w:rPr>
-          <w:lang w:val="zh_TW" w:bidi="zh_TW"/>
-        </w:rPr>
-        <w:t>）。保羅也說，每個人都「必須順服」在上掌權的，既為了免受神的刑罰，也是「因為良心」的緣故（</w:t>
-      </w:r>
-      <w:hyperlink r:id="rId16">
-        <w:r>
-          <w:rPr>
-            <w:lang w:val="zh_TW" w:bidi="zh_TW"/>
-          </w:rPr>
-          <w:rPr>
-            <w:color w:val="0000EE"/>
-            <w:u w:val="single"/>
-          </w:rPr>
-          <w:t>13:5</w:t>
-        </w:r>
-      </w:hyperlink>
-      <w:r>
-        <w:rPr>
-          <w:lang w:val="zh_TW" w:bidi="zh_TW"/>
-        </w:rPr>
-        <w:t>）。這樣的教導假定良心能使人明白，順服是行義所必須的。</w:t>
+        <w:t>黎巴嫩在古代以其豐富的杉木和松樹森林而聞名。沿海地區、貝卡谷地和山坡較低處適合種植橄欖樹、果樹和葡萄樹，並能耕種一些穀物。海中有一種腹足綱軟體動物，可以用來製取紅色或紫色染料。「腓尼基人」這個名字源自希臘文phoinos，即紅紫色。約公元前1500年，烏加列已經可以製造紫色染料的羊毛。腓尼基人幾個世紀來壟斷了這個產業。以色列人用大量的紫色染料來製作會幕的幔子（</w:t>
+      </w:r>
+      <w:hyperlink r:id="rId17">
+        <w:r>
+          <w:rPr>
+            <w:lang w:val="zh_TW" w:bidi="zh_TW"/>
+          </w:rPr>
+          <w:rPr>
+            <w:color w:val="0000EE"/>
+            <w:u w:val="single"/>
+          </w:rPr>
+          <w:t>出26章</w:t>
+        </w:r>
+      </w:hyperlink>
+      <w:r>
+        <w:rPr>
+          <w:lang w:val="zh_TW" w:bidi="zh_TW"/>
+        </w:rPr>
+        <w:t>）和祭司的衣服（</w:t>
+      </w:r>
+      <w:hyperlink r:id="rId18">
+        <w:r>
+          <w:rPr>
+            <w:lang w:val="zh_TW" w:bidi="zh_TW"/>
+          </w:rPr>
+          <w:rPr>
+            <w:color w:val="0000EE"/>
+            <w:u w:val="single"/>
+          </w:rPr>
+          <w:t>出28:4–6，</w:t>
+        </w:r>
+      </w:hyperlink>
+      <w:hyperlink r:id="rId19">
+        <w:r>
+          <w:rPr>
+            <w:lang w:val="zh_TW" w:bidi="zh_TW"/>
+          </w:rPr>
+          <w:rPr>
+            <w:color w:val="0000EE"/>
+            <w:u w:val="single"/>
+          </w:rPr>
+          <w:t>39:1、28–29</w:t>
+        </w:r>
+      </w:hyperlink>
+      <w:r>
+        <w:rPr>
+          <w:lang w:val="zh_TW" w:bidi="zh_TW"/>
+        </w:rPr>
+        <w:t>），他們的染料可能就是從腓尼基人那裡購得的。</w:t>
       </w:r>
     </w:p>
     <w:p>
@@ -356,36 +495,2389 @@
         <w:rPr>
           <w:lang w:val="zh_TW" w:bidi="zh_TW"/>
         </w:rPr>
-        <w:t>良知亦會認可、判定或裁決某人是否無辜，與讓人意識到自己犯錯同樣重要。保羅說：「我雖不覺得自己有錯」（</w:t>
-      </w:r>
-      <w:hyperlink r:id="rId17">
-        <w:r>
-          <w:rPr>
-            <w:lang w:val="zh_TW" w:bidi="zh_TW"/>
-          </w:rPr>
-          <w:rPr>
-            <w:color w:val="0000EE"/>
-            <w:u w:val="single"/>
-          </w:rPr>
-          <w:t>林前4:4</w:t>
-        </w:r>
-      </w:hyperlink>
-      <w:r>
-        <w:rPr>
-          <w:lang w:val="zh_TW" w:bidi="zh_TW"/>
-        </w:rPr>
-        <w:t>）。然而，良心既不能完美地判定是非，也不能充分指引一個人。保羅接著說：「卻也不能因此得以稱義；但判斷我的乃是主。」保羅在另一段經文說，他的良心證明他所說的是實話。他將良心認可之事與聖靈聯繫起來（</w:t>
-      </w:r>
-      <w:hyperlink r:id="rId18">
-        <w:r>
-          <w:rPr>
-            <w:lang w:val="zh_TW" w:bidi="zh_TW"/>
-          </w:rPr>
-          <w:rPr>
-            <w:color w:val="0000EE"/>
-            <w:u w:val="single"/>
-          </w:rPr>
-          <w:t>羅9:1</w:t>
+        <w:t>所羅門王與腓尼基建立了重要的貿易關係。為建造耶路撒冷的聖殿，他從泰爾王希蘭一世那裡取得了柏木和松木（</w:t>
+      </w:r>
+      <w:hyperlink r:id="rId20">
+        <w:r>
+          <w:rPr>
+            <w:lang w:val="zh_TW" w:bidi="zh_TW"/>
+          </w:rPr>
+          <w:rPr>
+            <w:color w:val="0000EE"/>
+            <w:u w:val="single"/>
+          </w:rPr>
+          <w:t>王上5:6、9、14</w:t>
+        </w:r>
+      </w:hyperlink>
+      <w:r>
+        <w:rPr>
+          <w:lang w:val="zh_TW" w:bidi="zh_TW"/>
+        </w:rPr>
+        <w:t>，</w:t>
+      </w:r>
+      <w:hyperlink r:id="rId21">
+        <w:r>
+          <w:rPr>
+            <w:lang w:val="zh_TW" w:bidi="zh_TW"/>
+          </w:rPr>
+          <w:rPr>
+            <w:color w:val="0000EE"/>
+            <w:u w:val="single"/>
+          </w:rPr>
+          <w:t>7:2</w:t>
+        </w:r>
+      </w:hyperlink>
+      <w:r>
+        <w:rPr>
+          <w:lang w:val="zh_TW" w:bidi="zh_TW"/>
+        </w:rPr>
+        <w:t>，</w:t>
+      </w:r>
+      <w:hyperlink r:id="rId22">
+        <w:r>
+          <w:rPr>
+            <w:lang w:val="zh_TW" w:bidi="zh_TW"/>
+          </w:rPr>
+          <w:rPr>
+            <w:color w:val="0000EE"/>
+            <w:u w:val="single"/>
+          </w:rPr>
+          <w:t>10:17、21</w:t>
+        </w:r>
+      </w:hyperlink>
+      <w:r>
+        <w:rPr>
+          <w:lang w:val="zh_TW" w:bidi="zh_TW"/>
+        </w:rPr>
+        <w:t>；</w:t>
+      </w:r>
+      <w:hyperlink r:id="rId23">
+        <w:r>
+          <w:rPr>
+            <w:lang w:val="zh_TW" w:bidi="zh_TW"/>
+          </w:rPr>
+          <w:rPr>
+            <w:color w:val="0000EE"/>
+            <w:u w:val="single"/>
+          </w:rPr>
+          <w:t>代下2:8、16</w:t>
+        </w:r>
+      </w:hyperlink>
+      <w:r>
+        <w:rPr>
+          <w:lang w:val="zh_TW" w:bidi="zh_TW"/>
+        </w:rPr>
+        <w:t>）。所羅門用麥子和橄欖油支付這些木材（</w:t>
+      </w:r>
+      <w:hyperlink r:id="rId24">
+        <w:r>
+          <w:rPr>
+            <w:lang w:val="zh_TW" w:bidi="zh_TW"/>
+          </w:rPr>
+          <w:rPr>
+            <w:color w:val="0000EE"/>
+            <w:u w:val="single"/>
+          </w:rPr>
+          <w:t>王上5:11</w:t>
+        </w:r>
+      </w:hyperlink>
+      <w:r>
+        <w:rPr>
+          <w:lang w:val="zh_TW" w:bidi="zh_TW"/>
+        </w:rPr>
+        <w:t>）。這些樹木被海運漂浮到所羅門的領土內，再從那裡運到耶路撒冷。黎巴嫩和外黎巴嫩的杉木和松木為推羅提供了造船的木材（</w:t>
+      </w:r>
+      <w:hyperlink r:id="rId25">
+        <w:r>
+          <w:rPr>
+            <w:lang w:val="zh_TW" w:bidi="zh_TW"/>
+          </w:rPr>
+          <w:rPr>
+            <w:color w:val="0000EE"/>
+            <w:u w:val="single"/>
+          </w:rPr>
+          <w:t>結27:5</w:t>
+        </w:r>
+      </w:hyperlink>
+      <w:r>
+        <w:rPr>
+          <w:lang w:val="zh_TW" w:bidi="zh_TW"/>
+        </w:rPr>
+        <w:t>），為埃及提供了聖船和家具，並為重建耶路撒冷的第二聖殿提供了木材（</w:t>
+      </w:r>
+      <w:hyperlink r:id="rId26">
+        <w:r>
+          <w:rPr>
+            <w:lang w:val="zh_TW" w:bidi="zh_TW"/>
+          </w:rPr>
+          <w:rPr>
+            <w:color w:val="0000EE"/>
+            <w:u w:val="single"/>
+          </w:rPr>
+          <w:t>拉3:7</w:t>
+        </w:r>
+      </w:hyperlink>
+      <w:r>
+        <w:rPr>
+          <w:lang w:val="zh_TW" w:bidi="zh_TW"/>
+        </w:rPr>
+        <w:t>）。</w:t>
+      </w:r>
+    </w:p>
+    <w:p>
+      <w:pPr/>
+      <w:r>
+        <w:rPr>
+          <w:lang w:val="zh_TW" w:bidi="zh_TW"/>
+        </w:rPr>
+      </w:r>
+      <w:r>
+        <w:rPr>
+          <w:lang w:val="zh_TW" w:bidi="zh_TW"/>
+        </w:rPr>
+        <w:t>腓尼基人從黎巴嫩的港口與許多國進行貿易。他們掌握了造船技術，並將船隻用於和平與戰爭中。</w:t>
+      </w:r>
+      <w:hyperlink r:id="rId27">
+        <w:r>
+          <w:rPr>
+            <w:lang w:val="zh_TW" w:bidi="zh_TW"/>
+          </w:rPr>
+          <w:rPr>
+            <w:color w:val="0000EE"/>
+            <w:u w:val="single"/>
+          </w:rPr>
+          <w:t>以西結書第二十七章</w:t>
+        </w:r>
+      </w:hyperlink>
+      <w:r>
+        <w:rPr>
+          <w:lang w:val="zh_TW" w:bidi="zh_TW"/>
+        </w:rPr>
+        <w:t>中生動地描述了來自泰爾、西頓、迦巴勒和亞發的商人的貿易活動，詳細說明了他們貿易的範圍和性質。</w:t>
+      </w:r>
+    </w:p>
+    <w:p>
+      <w:pPr>
+        <w:pStyle w:val="Heading3"/>
+      </w:pPr>
+      <w:r>
+        <w:rPr>
+          <w:lang w:val="zh_TW" w:bidi="zh_TW"/>
+        </w:rPr>
+        <w:t>歷史</w:t>
+      </w:r>
+    </w:p>
+    <w:p>
+      <w:pPr/>
+      <w:r>
+        <w:rPr>
+          <w:lang w:val="zh_TW" w:bidi="zh_TW"/>
+        </w:rPr>
+      </w:r>
+      <w:r>
+        <w:rPr>
+          <w:lang w:val="zh_TW" w:bidi="zh_TW"/>
+        </w:rPr>
+        <w:t>早在埃及第四王朝時期（約公元前2600年），黎巴嫩地區就引起了埃及人的興趣，法老斯努夫（Snofru）從黎巴嫩取得了40艘船載的杉木。迦巴勒在第十二王朝時期（約公元前1980–1800年）受到埃及的影響，埃及人用金飾交換黎巴嫩的杉木。在第十八王朝（約公元前1552–1306年）期間，埃及征服了敘利亞，記錄中經常提到杉木被作為貢品帶回。後來，拉美西斯十一世（Ramses XI）的一位使者文阿蒙（Wenamon）曾以高價購得杉木（約公元前1100年）。</w:t>
+      </w:r>
+    </w:p>
+    <w:p>
+      <w:pPr/>
+      <w:r>
+        <w:rPr>
+          <w:lang w:val="zh_TW" w:bidi="zh_TW"/>
+        </w:rPr>
+      </w:r>
+      <w:r>
+        <w:rPr>
+          <w:lang w:val="zh_TW" w:bidi="zh_TW"/>
+        </w:rPr>
+        <w:t>當埃及的勢力衰退時，亞述人控制了該地區，並從</w:t>
+      </w:r>
+      <w:r>
+        <w:rPr>
+          <w:lang w:val="zh_TW" w:bidi="zh_TW"/>
+        </w:rPr>
+        <w:t>提革拉毗列色</w:t>
+      </w:r>
+      <w:r>
+        <w:rPr>
+          <w:lang w:val="zh_TW" w:bidi="zh_TW"/>
+        </w:rPr>
+        <w:t>一世（Tiglath-pileser I，約公元前1100年）開始，將大量的杉木作為貢品。尼布甲尼撒和巴比倫國同樣控制了黎巴嫩，並運走大量杉木來建造神廟和宮殿。以賽亞書（</w:t>
+      </w:r>
+      <w:hyperlink r:id="rId28">
+        <w:r>
+          <w:rPr>
+            <w:lang w:val="zh_TW" w:bidi="zh_TW"/>
+          </w:rPr>
+          <w:rPr>
+            <w:color w:val="0000EE"/>
+            <w:u w:val="single"/>
+          </w:rPr>
+          <w:t>賽14:8</w:t>
+        </w:r>
+      </w:hyperlink>
+      <w:r>
+        <w:rPr>
+          <w:lang w:val="zh_TW" w:bidi="zh_TW"/>
+        </w:rPr>
+        <w:t>）和哈巴谷書（</w:t>
+      </w:r>
+      <w:hyperlink r:id="rId29">
+        <w:r>
+          <w:rPr>
+            <w:lang w:val="zh_TW" w:bidi="zh_TW"/>
+          </w:rPr>
+          <w:rPr>
+            <w:color w:val="0000EE"/>
+            <w:u w:val="single"/>
+          </w:rPr>
+          <w:t>哈2:17</w:t>
+        </w:r>
+      </w:hyperlink>
+      <w:r>
+        <w:rPr>
+          <w:lang w:val="zh_TW" w:bidi="zh_TW"/>
+        </w:rPr>
+        <w:t>）都提到過黎巴嫩森林的被破壞。在後來的幾個世紀裡，黎巴嫩先後被波斯人、希臘人和羅馬人統治。</w:t>
+      </w:r>
+    </w:p>
+    <w:p>
+      <w:pPr/>
+      <w:r>
+        <w:rPr>
+          <w:lang w:val="zh_TW" w:bidi="zh_TW"/>
+        </w:rPr>
+      </w:r>
+      <w:r>
+        <w:rPr>
+          <w:lang w:val="zh_TW" w:bidi="zh_TW"/>
+        </w:rPr>
+        <w:t>在新約時代，泰爾和西頓的城通常被一起提及（</w:t>
+      </w:r>
+      <w:hyperlink r:id="rId30">
+        <w:r>
+          <w:rPr>
+            <w:lang w:val="zh_TW" w:bidi="zh_TW"/>
+          </w:rPr>
+          <w:rPr>
+            <w:color w:val="0000EE"/>
+            <w:u w:val="single"/>
+          </w:rPr>
+          <w:t>太15:21</w:t>
+        </w:r>
+      </w:hyperlink>
+      <w:r>
+        <w:rPr>
+          <w:lang w:val="zh_TW" w:bidi="zh_TW"/>
+        </w:rPr>
+        <w:t>；</w:t>
+      </w:r>
+      <w:hyperlink r:id="rId31">
+        <w:r>
+          <w:rPr>
+            <w:lang w:val="zh_TW" w:bidi="zh_TW"/>
+          </w:rPr>
+          <w:rPr>
+            <w:color w:val="0000EE"/>
+            <w:u w:val="single"/>
+          </w:rPr>
+          <w:t>可3:8</w:t>
+        </w:r>
+      </w:hyperlink>
+      <w:r>
+        <w:rPr>
+          <w:lang w:val="zh_TW" w:bidi="zh_TW"/>
+        </w:rPr>
+        <w:t>，</w:t>
+      </w:r>
+      <w:hyperlink r:id="rId32">
+        <w:r>
+          <w:rPr>
+            <w:lang w:val="zh_TW" w:bidi="zh_TW"/>
+          </w:rPr>
+          <w:rPr>
+            <w:color w:val="0000EE"/>
+            <w:u w:val="single"/>
+          </w:rPr>
+          <w:t>7:24、31</w:t>
+        </w:r>
+      </w:hyperlink>
+      <w:r>
+        <w:rPr>
+          <w:lang w:val="zh_TW" w:bidi="zh_TW"/>
+        </w:rPr>
+        <w:t>；</w:t>
+      </w:r>
+      <w:hyperlink r:id="rId33">
+        <w:r>
+          <w:rPr>
+            <w:lang w:val="zh_TW" w:bidi="zh_TW"/>
+          </w:rPr>
+          <w:rPr>
+            <w:color w:val="0000EE"/>
+            <w:u w:val="single"/>
+          </w:rPr>
+          <w:t>路6:17</w:t>
+        </w:r>
+      </w:hyperlink>
+      <w:r>
+        <w:rPr>
+          <w:lang w:val="zh_TW" w:bidi="zh_TW"/>
+        </w:rPr>
+        <w:t>，</w:t>
+      </w:r>
+      <w:hyperlink r:id="rId34">
+        <w:r>
+          <w:rPr>
+            <w:lang w:val="zh_TW" w:bidi="zh_TW"/>
+          </w:rPr>
+          <w:rPr>
+            <w:color w:val="0000EE"/>
+            <w:u w:val="single"/>
+          </w:rPr>
+          <w:t>10:13–14</w:t>
+        </w:r>
+      </w:hyperlink>
+      <w:r>
+        <w:rPr>
+          <w:lang w:val="zh_TW" w:bidi="zh_TW"/>
+        </w:rPr>
+        <w:t>；</w:t>
+      </w:r>
+      <w:hyperlink r:id="rId35">
+        <w:r>
+          <w:rPr>
+            <w:lang w:val="zh_TW" w:bidi="zh_TW"/>
+          </w:rPr>
+          <w:rPr>
+            <w:color w:val="0000EE"/>
+            <w:u w:val="single"/>
+          </w:rPr>
+          <w:t>徒12:20</w:t>
+        </w:r>
+      </w:hyperlink>
+      <w:r>
+        <w:rPr>
+          <w:lang w:val="zh_TW" w:bidi="zh_TW"/>
+        </w:rPr>
+        <w:t>），但有時也分別提及（</w:t>
+      </w:r>
+      <w:hyperlink r:id="rId36">
+        <w:r>
+          <w:rPr>
+            <w:lang w:val="zh_TW" w:bidi="zh_TW"/>
+          </w:rPr>
+          <w:rPr>
+            <w:color w:val="0000EE"/>
+            <w:u w:val="single"/>
+          </w:rPr>
+          <w:t>徒21:3、7</w:t>
+        </w:r>
+      </w:hyperlink>
+      <w:r>
+        <w:rPr>
+          <w:lang w:val="zh_TW" w:bidi="zh_TW"/>
+        </w:rPr>
+        <w:t>）。</w:t>
+      </w:r>
+      <w:hyperlink r:id="rId37">
+        <w:r>
+          <w:rPr>
+            <w:lang w:val="zh_TW" w:bidi="zh_TW"/>
+          </w:rPr>
+          <w:rPr>
+            <w:color w:val="0000EE"/>
+            <w:u w:val="single"/>
+          </w:rPr>
+          <w:t>馬可福音七章26節</w:t>
+        </w:r>
+      </w:hyperlink>
+      <w:r>
+        <w:rPr>
+          <w:lang w:val="zh_TW" w:bidi="zh_TW"/>
+        </w:rPr>
+        <w:t>中提到的一位希臘婦人是敘利亞腓尼基人。耶穌在祂事工期間曾在這些地區講道。在聖經詩歌中，黎巴嫩的高大香柏樹象徵著威嚴和力量（</w:t>
+      </w:r>
+      <w:hyperlink r:id="rId38">
+        <w:r>
+          <w:rPr>
+            <w:lang w:val="zh_TW" w:bidi="zh_TW"/>
+          </w:rPr>
+          <w:rPr>
+            <w:color w:val="0000EE"/>
+            <w:u w:val="single"/>
+          </w:rPr>
+          <w:t>士9:15</w:t>
+        </w:r>
+      </w:hyperlink>
+      <w:r>
+        <w:rPr>
+          <w:lang w:val="zh_TW" w:bidi="zh_TW"/>
+        </w:rPr>
+        <w:t>；</w:t>
+      </w:r>
+      <w:hyperlink r:id="rId39">
+        <w:r>
+          <w:rPr>
+            <w:lang w:val="zh_TW" w:bidi="zh_TW"/>
+          </w:rPr>
+          <w:rPr>
+            <w:color w:val="0000EE"/>
+            <w:u w:val="single"/>
+          </w:rPr>
+          <w:t>王下14:9</w:t>
+        </w:r>
+      </w:hyperlink>
+      <w:r>
+        <w:rPr>
+          <w:lang w:val="zh_TW" w:bidi="zh_TW"/>
+        </w:rPr>
+        <w:t>；</w:t>
+      </w:r>
+      <w:hyperlink r:id="rId40">
+        <w:r>
+          <w:rPr>
+            <w:lang w:val="zh_TW" w:bidi="zh_TW"/>
+          </w:rPr>
+          <w:rPr>
+            <w:color w:val="0000EE"/>
+            <w:u w:val="single"/>
+          </w:rPr>
+          <w:t>詩92:12</w:t>
+        </w:r>
+      </w:hyperlink>
+      <w:r>
+        <w:rPr>
+          <w:lang w:val="zh_TW" w:bidi="zh_TW"/>
+        </w:rPr>
+        <w:t>，</w:t>
+      </w:r>
+      <w:hyperlink r:id="rId41">
+        <w:r>
+          <w:rPr>
+            <w:lang w:val="zh_TW" w:bidi="zh_TW"/>
+          </w:rPr>
+          <w:rPr>
+            <w:color w:val="0000EE"/>
+            <w:u w:val="single"/>
+          </w:rPr>
+          <w:t>104:16</w:t>
+        </w:r>
+      </w:hyperlink>
+      <w:r>
+        <w:rPr>
+          <w:lang w:val="zh_TW" w:bidi="zh_TW"/>
+        </w:rPr>
+        <w:t>；</w:t>
+      </w:r>
+      <w:hyperlink r:id="rId42">
+        <w:r>
+          <w:rPr>
+            <w:lang w:val="zh_TW" w:bidi="zh_TW"/>
+          </w:rPr>
+          <w:rPr>
+            <w:color w:val="0000EE"/>
+            <w:u w:val="single"/>
+          </w:rPr>
+          <w:t>賽35:2</w:t>
+        </w:r>
+      </w:hyperlink>
+      <w:r>
+        <w:rPr>
+          <w:lang w:val="zh_TW" w:bidi="zh_TW"/>
+        </w:rPr>
+        <w:t>，</w:t>
+      </w:r>
+      <w:hyperlink r:id="rId43">
+        <w:r>
+          <w:rPr>
+            <w:lang w:val="zh_TW" w:bidi="zh_TW"/>
+          </w:rPr>
+          <w:rPr>
+            <w:color w:val="0000EE"/>
+            <w:u w:val="single"/>
+          </w:rPr>
+          <w:t>60:13</w:t>
+        </w:r>
+      </w:hyperlink>
+      <w:r>
+        <w:rPr>
+          <w:lang w:val="zh_TW" w:bidi="zh_TW"/>
+        </w:rPr>
+        <w:t>）。它們也象徵著終將在神的震怒下被摧毀的世上驕傲（</w:t>
+      </w:r>
+      <w:hyperlink r:id="rId44">
+        <w:r>
+          <w:rPr>
+            <w:lang w:val="zh_TW" w:bidi="zh_TW"/>
+          </w:rPr>
+          <w:rPr>
+            <w:color w:val="0000EE"/>
+            <w:u w:val="single"/>
+          </w:rPr>
+          <w:t>詩29:5</w:t>
+        </w:r>
+      </w:hyperlink>
+      <w:r>
+        <w:rPr>
+          <w:lang w:val="zh_TW" w:bidi="zh_TW"/>
+        </w:rPr>
+        <w:t>；</w:t>
+      </w:r>
+      <w:hyperlink r:id="rId45">
+        <w:r>
+          <w:rPr>
+            <w:lang w:val="zh_TW" w:bidi="zh_TW"/>
+          </w:rPr>
+          <w:rPr>
+            <w:color w:val="0000EE"/>
+            <w:u w:val="single"/>
+          </w:rPr>
+          <w:t>賽2:13</w:t>
+        </w:r>
+      </w:hyperlink>
+      <w:r>
+        <w:rPr>
+          <w:lang w:val="zh_TW" w:bidi="zh_TW"/>
+        </w:rPr>
+        <w:t>，</w:t>
+      </w:r>
+      <w:hyperlink r:id="rId46">
+        <w:r>
+          <w:rPr>
+            <w:lang w:val="zh_TW" w:bidi="zh_TW"/>
+          </w:rPr>
+          <w:rPr>
+            <w:color w:val="0000EE"/>
+            <w:u w:val="single"/>
+          </w:rPr>
+          <w:t>10:34</w:t>
+        </w:r>
+      </w:hyperlink>
+      <w:r>
+        <w:rPr>
+          <w:lang w:val="zh_TW" w:bidi="zh_TW"/>
+        </w:rPr>
+        <w:t>；</w:t>
+      </w:r>
+      <w:hyperlink r:id="rId47">
+        <w:r>
+          <w:rPr>
+            <w:lang w:val="zh_TW" w:bidi="zh_TW"/>
+          </w:rPr>
+          <w:rPr>
+            <w:color w:val="0000EE"/>
+            <w:u w:val="single"/>
+          </w:rPr>
+          <w:t>耶22:6</w:t>
+        </w:r>
+      </w:hyperlink>
+      <w:r>
+        <w:rPr>
+          <w:lang w:val="zh_TW" w:bidi="zh_TW"/>
+        </w:rPr>
+        <w:t>；</w:t>
+      </w:r>
+      <w:hyperlink r:id="rId48">
+        <w:r>
+          <w:rPr>
+            <w:lang w:val="zh_TW" w:bidi="zh_TW"/>
+          </w:rPr>
+          <w:rPr>
+            <w:color w:val="0000EE"/>
+            <w:u w:val="single"/>
+          </w:rPr>
+          <w:t>結31:3</w:t>
+        </w:r>
+      </w:hyperlink>
+      <w:r>
+        <w:rPr>
+          <w:lang w:val="zh_TW" w:bidi="zh_TW"/>
+        </w:rPr>
+        <w:t>）。</w:t>
+      </w:r>
+      <w:r>
+        <w:rPr>
+          <w:lang w:val="zh_TW" w:bidi="zh_TW"/>
+        </w:rPr>
+      </w:r>
+      <w:r>
+        <w:rPr>
+          <w:lang w:val="zh_TW" w:bidi="zh_TW"/>
+        </w:rPr>
+      </w:r>
+    </w:p>
+    <w:p>
+      <w:pPr/>
+      <w:r>
+        <w:rPr>
+          <w:lang w:val="zh_TW" w:bidi="zh_TW"/>
+        </w:rPr>
+      </w:r>
+    </w:p>
+    <w:p>
+      <w:pPr>
+        <w:pStyle w:val="Heading2"/>
+      </w:pPr>
+      <w:r>
+        <w:rPr>
+          <w:lang w:val="zh_TW" w:bidi="zh_TW"/>
+        </w:rPr>
+        <w:t>利都是族，利都是人</w:t>
+      </w:r>
+      <w:r>
+        <w:rPr>
+          <w:lang w:val="zh_TW" w:bidi="zh_TW"/>
+        </w:rPr>
+      </w:r>
+    </w:p>
+    <w:p>
+      <w:pPr/>
+      <w:r>
+        <w:rPr>
+          <w:lang w:val="zh_TW" w:bidi="zh_TW"/>
+        </w:rPr>
+      </w:r>
+      <w:r>
+        <w:rPr>
+          <w:lang w:val="zh_TW" w:bidi="zh_TW"/>
+        </w:rPr>
+        <w:t>源於底但三個兒子中的第二位的部族。底但是亞伯拉罕與基土拉的後裔，出自約珊的家系（</w:t>
+      </w:r>
+      <w:hyperlink r:id="rId49">
+        <w:r>
+          <w:rPr>
+            <w:lang w:val="zh_TW" w:bidi="zh_TW"/>
+          </w:rPr>
+          <w:rPr>
+            <w:color w:val="0000EE"/>
+            <w:u w:val="single"/>
+          </w:rPr>
+          <w:t>創25:3</w:t>
+        </w:r>
+      </w:hyperlink>
+      <w:r>
+        <w:rPr>
+          <w:lang w:val="zh_TW" w:bidi="zh_TW"/>
+        </w:rPr>
+        <w:t>）。有些學者認為，這個部族後來定居在阿拉伯的北部地區。</w:t>
+      </w:r>
+      <w:r>
+        <w:rPr>
+          <w:lang w:val="zh_TW" w:bidi="zh_TW"/>
+        </w:rPr>
+      </w:r>
+      <w:r>
+        <w:rPr>
+          <w:lang w:val="zh_TW" w:bidi="zh_TW"/>
+        </w:rPr>
+      </w:r>
+    </w:p>
+    <w:p>
+      <w:pPr/>
+      <w:r>
+        <w:rPr>
+          <w:lang w:val="zh_TW" w:bidi="zh_TW"/>
+        </w:rPr>
+      </w:r>
+    </w:p>
+    <w:p>
+      <w:pPr>
+        <w:pStyle w:val="Heading2"/>
+      </w:pPr>
+      <w:r>
+        <w:rPr>
+          <w:lang w:val="zh_TW" w:bidi="zh_TW"/>
+        </w:rPr>
+        <w:t>利乏音</w:t>
+      </w:r>
+      <w:r>
+        <w:rPr>
+          <w:lang w:val="zh_TW" w:bidi="zh_TW"/>
+        </w:rPr>
+      </w:r>
+    </w:p>
+    <w:p>
+      <w:pPr>
+        <w:pStyle w:val="ListNumber"/>
+        <w:numPr>
+          <w:ilvl w:val="0"/>
+          <w:numId w:val="14"/>
+        </w:numPr>
+        <w:spacing w:line="240" w:lineRule="auto"/>
+        <w:ind w:left="720"/>
+      </w:pPr>
+      <w:r>
+        <w:rPr>
+          <w:lang w:val="zh_TW" w:bidi="zh_TW"/>
+        </w:rPr>
+      </w:r>
+      <w:r>
+        <w:rPr>
+          <w:lang w:val="zh_TW" w:bidi="zh_TW"/>
+        </w:rPr>
+        <w:t>在舊約聖經的幾處經文中，</w:t>
+      </w:r>
+      <w:r>
+        <w:rPr>
+          <w:i/>
+          <w:lang w:val="zh_TW" w:bidi="zh_TW"/>
+        </w:rPr>
+        <w:t>利乏音</w:t>
+      </w:r>
+      <w:r>
+        <w:rPr>
+          <w:lang w:val="zh_TW" w:bidi="zh_TW"/>
+        </w:rPr>
+        <w:t>指的是住在死人之地</w:t>
+      </w:r>
+      <w:r>
+        <w:rPr>
+          <w:lang w:val="zh_TW" w:bidi="zh_TW"/>
+        </w:rPr>
+        <w:t>——</w:t>
+      </w:r>
+      <w:r>
+        <w:rPr>
+          <w:i/>
+          <w:lang w:val="zh_TW" w:bidi="zh_TW"/>
+        </w:rPr>
+        <w:t>陰間（Sheol）</w:t>
+      </w:r>
+      <w:r>
+        <w:rPr>
+          <w:lang w:val="zh_TW" w:bidi="zh_TW"/>
+        </w:rPr>
+        <w:t>——中死去之人</w:t>
+      </w:r>
+      <w:r>
+        <w:rPr>
+          <w:lang w:val="zh_TW" w:bidi="zh_TW"/>
+        </w:rPr>
+        <w:t>的靈魂（</w:t>
+      </w:r>
+      <w:hyperlink r:id="rId50">
+        <w:r>
+          <w:rPr>
+            <w:lang w:val="zh_TW" w:bidi="zh_TW"/>
+          </w:rPr>
+          <w:rPr>
+            <w:color w:val="0000EE"/>
+            <w:u w:val="single"/>
+          </w:rPr>
+          <w:t>箴2:18</w:t>
+        </w:r>
+      </w:hyperlink>
+      <w:r>
+        <w:rPr>
+          <w:lang w:val="zh_TW" w:bidi="zh_TW"/>
+        </w:rPr>
+        <w:t>，</w:t>
+      </w:r>
+      <w:hyperlink r:id="rId51">
+        <w:r>
+          <w:rPr>
+            <w:lang w:val="zh_TW" w:bidi="zh_TW"/>
+          </w:rPr>
+          <w:rPr>
+            <w:color w:val="0000EE"/>
+            <w:u w:val="single"/>
+          </w:rPr>
+          <w:t>9:18</w:t>
+        </w:r>
+      </w:hyperlink>
+      <w:r>
+        <w:rPr>
+          <w:lang w:val="zh_TW" w:bidi="zh_TW"/>
+        </w:rPr>
+        <w:t>，</w:t>
+      </w:r>
+      <w:hyperlink r:id="rId52">
+        <w:r>
+          <w:rPr>
+            <w:lang w:val="zh_TW" w:bidi="zh_TW"/>
+          </w:rPr>
+          <w:rPr>
+            <w:color w:val="0000EE"/>
+            <w:u w:val="single"/>
+          </w:rPr>
+          <w:t>21:16</w:t>
+        </w:r>
+      </w:hyperlink>
+      <w:r>
+        <w:rPr>
+          <w:lang w:val="zh_TW" w:bidi="zh_TW"/>
+        </w:rPr>
+        <w:t>）。陰間裡的利乏音受苦（</w:t>
+      </w:r>
+      <w:hyperlink r:id="rId53">
+        <w:r>
+          <w:rPr>
+            <w:lang w:val="zh_TW" w:bidi="zh_TW"/>
+          </w:rPr>
+          <w:rPr>
+            <w:color w:val="0000EE"/>
+            <w:u w:val="single"/>
+          </w:rPr>
+          <w:t>伯26:5</w:t>
+        </w:r>
+      </w:hyperlink>
+      <w:r>
+        <w:rPr>
+          <w:lang w:val="zh_TW" w:bidi="zh_TW"/>
+        </w:rPr>
+        <w:t>），他們與神隔絕（</w:t>
+      </w:r>
+      <w:hyperlink r:id="rId54">
+        <w:r>
+          <w:rPr>
+            <w:lang w:val="zh_TW" w:bidi="zh_TW"/>
+          </w:rPr>
+          <w:rPr>
+            <w:color w:val="0000EE"/>
+            <w:u w:val="single"/>
+          </w:rPr>
+          <w:t>詩88:10–12</w:t>
+        </w:r>
+      </w:hyperlink>
+      <w:r>
+        <w:rPr>
+          <w:lang w:val="zh_TW" w:bidi="zh_TW"/>
+        </w:rPr>
+        <w:t>），也與所有活著的人隔絕（</w:t>
+      </w:r>
+      <w:hyperlink r:id="rId55">
+        <w:r>
+          <w:rPr>
+            <w:lang w:val="zh_TW" w:bidi="zh_TW"/>
+          </w:rPr>
+          <w:rPr>
+            <w:color w:val="0000EE"/>
+            <w:u w:val="single"/>
+          </w:rPr>
+          <w:t>賽26:14</w:t>
+        </w:r>
+      </w:hyperlink>
+      <w:r>
+        <w:rPr>
+          <w:lang w:val="zh_TW" w:bidi="zh_TW"/>
+        </w:rPr>
+        <w:t>）。他們軟弱無力，像影子一樣，不像活著的人那樣強壯（</w:t>
+      </w:r>
+      <w:hyperlink r:id="rId56">
+        <w:r>
+          <w:rPr>
+            <w:lang w:val="zh_TW" w:bidi="zh_TW"/>
+          </w:rPr>
+          <w:rPr>
+            <w:color w:val="0000EE"/>
+            <w:u w:val="single"/>
+          </w:rPr>
+          <w:t>賽14:9</w:t>
+        </w:r>
+      </w:hyperlink>
+      <w:r>
+        <w:rPr>
+          <w:lang w:val="zh_TW" w:bidi="zh_TW"/>
+        </w:rPr>
+        <w:t>）。</w:t>
+      </w:r>
+    </w:p>
+    <w:p>
+      <w:pPr>
+        <w:pStyle w:val="ListNumber"/>
+        <w:spacing w:line="240" w:lineRule="auto"/>
+        <w:ind w:left="720"/>
+      </w:pPr>
+      <w:r>
+        <w:rPr>
+          <w:lang w:val="zh_TW" w:bidi="zh_TW"/>
+        </w:rPr>
+      </w:r>
+      <w:r>
+        <w:rPr>
+          <w:i/>
+          <w:lang w:val="zh_TW" w:bidi="zh_TW"/>
+        </w:rPr>
+        <w:t>利乏音</w:t>
+      </w:r>
+      <w:r>
+        <w:rPr>
+          <w:lang w:val="zh_TW" w:bidi="zh_TW"/>
+        </w:rPr>
+        <w:t>這個詞也用來描述一群在亞伯拉罕時代，住在迦南地、身材非常高大強壯的人。他們和蘇西人、以米人、何利人等其它古代族群一起，被基大老瑪和他的盟軍打敗（</w:t>
+      </w:r>
+      <w:hyperlink r:id="rId57">
+        <w:r>
+          <w:rPr>
+            <w:lang w:val="zh_TW" w:bidi="zh_TW"/>
+          </w:rPr>
+          <w:rPr>
+            <w:color w:val="0000EE"/>
+            <w:u w:val="single"/>
+          </w:rPr>
+          <w:t>創14:5</w:t>
+        </w:r>
+      </w:hyperlink>
+      <w:r>
+        <w:rPr>
+          <w:lang w:val="zh_TW" w:bidi="zh_TW"/>
+        </w:rPr>
+        <w:t>）。當耶和華應許要把那塊土地賜給亞伯拉罕後裔的時候，他們是當時住在巴勒斯坦的九個民族之一（</w:t>
+      </w:r>
+      <w:hyperlink r:id="rId58">
+        <w:r>
+          <w:rPr>
+            <w:lang w:val="zh_TW" w:bidi="zh_TW"/>
+          </w:rPr>
+          <w:rPr>
+            <w:color w:val="0000EE"/>
+            <w:u w:val="single"/>
+          </w:rPr>
+          <w:t>創15:20</w:t>
+        </w:r>
+      </w:hyperlink>
+      <w:r>
+        <w:rPr>
+          <w:lang w:val="zh_TW" w:bidi="zh_TW"/>
+        </w:rPr>
+        <w:t>）。</w:t>
+        <w:br/>
+      </w:r>
+      <w:r>
+        <w:rPr>
+          <w:lang w:val="zh_TW" w:bidi="zh_TW"/>
+        </w:rPr>
+        <w:t>其它民族對他們有不同的稱呼。摩押人稱他們為以米人，亞捫人則稱他們為散送冥。這些族群跟另一群巨人亞衲人一樣，體型都非常巨大且高大（</w:t>
+      </w:r>
+      <w:hyperlink r:id="rId59">
+        <w:r>
+          <w:rPr>
+            <w:lang w:val="zh_TW" w:bidi="zh_TW"/>
+          </w:rPr>
+          <w:rPr>
+            <w:color w:val="0000EE"/>
+            <w:u w:val="single"/>
+          </w:rPr>
+          <w:t>申2:11</w:t>
+        </w:r>
+      </w:hyperlink>
+      <w:r>
+        <w:rPr>
+          <w:lang w:val="zh_TW" w:bidi="zh_TW"/>
+        </w:rPr>
+        <w:t>、</w:t>
+      </w:r>
+      <w:hyperlink r:id="rId59">
+        <w:r>
+          <w:rPr>
+            <w:lang w:val="zh_TW" w:bidi="zh_TW"/>
+          </w:rPr>
+          <w:rPr>
+            <w:color w:val="0000EE"/>
+            <w:u w:val="single"/>
+          </w:rPr>
+          <w:t>20</w:t>
+        </w:r>
+      </w:hyperlink>
+      <w:r>
+        <w:rPr>
+          <w:lang w:val="zh_TW" w:bidi="zh_TW"/>
+        </w:rPr>
+        <w:t>）。</w:t>
+        <w:br/>
+      </w:r>
+      <w:r>
+        <w:rPr>
+          <w:lang w:val="zh_TW" w:bidi="zh_TW"/>
+        </w:rPr>
+        <w:t>巴珊王噩是已知最後一位利乏音人的王。以色列人在摩西的領導下打敗了他，並奪取了他的土地（</w:t>
+      </w:r>
+      <w:hyperlink r:id="rId60">
+        <w:r>
+          <w:rPr>
+            <w:lang w:val="zh_TW" w:bidi="zh_TW"/>
+          </w:rPr>
+          <w:rPr>
+            <w:color w:val="0000EE"/>
+            <w:u w:val="single"/>
+          </w:rPr>
+          <w:t>申3:11</w:t>
+        </w:r>
+      </w:hyperlink>
+      <w:r>
+        <w:rPr>
+          <w:lang w:val="zh_TW" w:bidi="zh_TW"/>
+        </w:rPr>
+        <w:t>；</w:t>
+      </w:r>
+      <w:hyperlink r:id="rId61">
+        <w:r>
+          <w:rPr>
+            <w:lang w:val="zh_TW" w:bidi="zh_TW"/>
+          </w:rPr>
+          <w:rPr>
+            <w:color w:val="0000EE"/>
+            <w:u w:val="single"/>
+          </w:rPr>
+          <w:t>書12:4</w:t>
+        </w:r>
+      </w:hyperlink>
+      <w:r>
+        <w:rPr>
+          <w:lang w:val="zh_TW" w:bidi="zh_TW"/>
+        </w:rPr>
+        <w:t>，</w:t>
+      </w:r>
+      <w:hyperlink r:id="rId62">
+        <w:r>
+          <w:rPr>
+            <w:lang w:val="zh_TW" w:bidi="zh_TW"/>
+          </w:rPr>
+          <w:rPr>
+            <w:color w:val="0000EE"/>
+            <w:u w:val="single"/>
+          </w:rPr>
+          <w:t>13:12</w:t>
+        </w:r>
+      </w:hyperlink>
+      <w:r>
+        <w:rPr>
+          <w:lang w:val="zh_TW" w:bidi="zh_TW"/>
+        </w:rPr>
+        <w:t>）。後來有些與非利士人一同作戰的巨人，可能也是出自利乏音人的後代（</w:t>
+      </w:r>
+      <w:hyperlink r:id="rId63">
+        <w:r>
+          <w:rPr>
+            <w:lang w:val="zh_TW" w:bidi="zh_TW"/>
+          </w:rPr>
+          <w:rPr>
+            <w:color w:val="0000EE"/>
+            <w:u w:val="single"/>
+          </w:rPr>
+          <w:t>撒下21</w:t>
+        </w:r>
+      </w:hyperlink>
+      <w:r>
+        <w:rPr>
+          <w:lang w:val="zh_TW" w:bidi="zh_TW"/>
+        </w:rPr>
+        <w:t>；</w:t>
+      </w:r>
+      <w:hyperlink r:id="rId64">
+        <w:r>
+          <w:rPr>
+            <w:lang w:val="zh_TW" w:bidi="zh_TW"/>
+          </w:rPr>
+          <w:rPr>
+            <w:color w:val="0000EE"/>
+            <w:u w:val="single"/>
+          </w:rPr>
+          <w:t>代上20</w:t>
+        </w:r>
+      </w:hyperlink>
+      <w:r>
+        <w:rPr>
+          <w:lang w:val="zh_TW" w:bidi="zh_TW"/>
+        </w:rPr>
+        <w:t>）。</w:t>
+        <w:br/>
+      </w:r>
+      <w:r>
+        <w:rPr>
+          <w:i/>
+          <w:lang w:val="zh_TW" w:bidi="zh_TW"/>
+        </w:rPr>
+        <w:t>另見</w:t>
+      </w:r>
+      <w:r>
+        <w:rPr>
+          <w:lang w:val="zh_TW" w:bidi="zh_TW"/>
+        </w:rPr>
+        <w:t>巨人</w:t>
+      </w:r>
+      <w:r>
+        <w:rPr>
+          <w:lang w:val="zh_TW" w:bidi="zh_TW"/>
+        </w:rPr>
+        <w:t>。</w:t>
+      </w:r>
+      <w:r>
+        <w:rPr>
+          <w:lang w:val="zh_TW" w:bidi="zh_TW"/>
+        </w:rPr>
+      </w:r>
+      <w:r>
+        <w:rPr>
+          <w:lang w:val="zh_TW" w:bidi="zh_TW"/>
+        </w:rPr>
+      </w:r>
+    </w:p>
+    <w:p>
+      <w:pPr/>
+      <w:r>
+        <w:rPr>
+          <w:lang w:val="zh_TW" w:bidi="zh_TW"/>
+        </w:rPr>
+      </w:r>
+    </w:p>
+    <w:p>
+      <w:pPr>
+        <w:pStyle w:val="Heading2"/>
+      </w:pPr>
+      <w:r>
+        <w:rPr>
+          <w:lang w:val="zh_TW" w:bidi="zh_TW"/>
+        </w:rPr>
+        <w:t>利法</w:t>
+      </w:r>
+      <w:r>
+        <w:rPr>
+          <w:lang w:val="zh_TW" w:bidi="zh_TW"/>
+        </w:rPr>
+      </w:r>
+    </w:p>
+    <w:p>
+      <w:pPr/>
+      <w:r>
+        <w:rPr>
+          <w:lang w:val="zh_TW" w:bidi="zh_TW"/>
+        </w:rPr>
+      </w:r>
+      <w:r>
+        <w:rPr>
+          <w:lang w:val="zh_TW" w:bidi="zh_TW"/>
+        </w:rPr>
+        <w:t>他是歌篾的兒子，也是亞實基拿和陀迦瑪的兄弟；他們是挪亞經由雅弗</w:t>
+      </w:r>
+      <w:r>
+        <w:rPr>
+          <w:lang w:val="zh_TW" w:bidi="zh_TW"/>
+        </w:rPr>
+        <w:t>這一支系</w:t>
+      </w:r>
+      <w:r>
+        <w:rPr>
+          <w:lang w:val="zh_TW" w:bidi="zh_TW"/>
+        </w:rPr>
+        <w:t>所出的非閃族後裔（</w:t>
+      </w:r>
+      <w:hyperlink r:id="rId65">
+        <w:r>
+          <w:rPr>
+            <w:lang w:val="zh_TW" w:bidi="zh_TW"/>
+          </w:rPr>
+          <w:rPr>
+            <w:color w:val="0000EE"/>
+            <w:u w:val="single"/>
+          </w:rPr>
+          <w:t>創10:3</w:t>
+        </w:r>
+      </w:hyperlink>
+      <w:r>
+        <w:rPr>
+          <w:lang w:val="zh_TW" w:bidi="zh_TW"/>
+        </w:rPr>
+        <w:t>）。一段在</w:t>
+      </w:r>
+      <w:hyperlink r:id="rId66">
+        <w:r>
+          <w:rPr>
+            <w:lang w:val="zh_TW" w:bidi="zh_TW"/>
+          </w:rPr>
+          <w:rPr>
+            <w:color w:val="0000EE"/>
+            <w:u w:val="single"/>
+          </w:rPr>
+          <w:t>歷代志上一章6節</w:t>
+        </w:r>
+      </w:hyperlink>
+      <w:r>
+        <w:rPr>
+          <w:lang w:val="zh_TW" w:bidi="zh_TW"/>
+        </w:rPr>
+        <w:t>的平行經文，將利法（Riphath）誤讀為低法（Diphath），這無疑是後來抄寫員的拼寫錯誤且未曾被修正。</w:t>
+      </w:r>
+      <w:r>
+        <w:rPr>
+          <w:lang w:val="zh_TW" w:bidi="zh_TW"/>
+        </w:rPr>
+      </w:r>
+      <w:r>
+        <w:rPr>
+          <w:lang w:val="zh_TW" w:bidi="zh_TW"/>
+        </w:rPr>
+      </w:r>
+    </w:p>
+    <w:p>
+      <w:pPr/>
+      <w:r>
+        <w:rPr>
+          <w:lang w:val="zh_TW" w:bidi="zh_TW"/>
+        </w:rPr>
+      </w:r>
+    </w:p>
+    <w:p>
+      <w:pPr>
+        <w:pStyle w:val="Heading2"/>
+      </w:pPr>
+      <w:r>
+        <w:rPr>
+          <w:lang w:val="zh_TW" w:bidi="zh_TW"/>
+        </w:rPr>
+        <w:t>利哈比人</w:t>
+      </w:r>
+      <w:r>
+        <w:rPr>
+          <w:lang w:val="zh_TW" w:bidi="zh_TW"/>
+        </w:rPr>
+      </w:r>
+    </w:p>
+    <w:p>
+      <w:pPr/>
+      <w:r>
+        <w:rPr>
+          <w:lang w:val="zh_TW" w:bidi="zh_TW"/>
+        </w:rPr>
+      </w:r>
+      <w:r>
+        <w:rPr>
+          <w:lang w:val="zh_TW" w:bidi="zh_TW"/>
+        </w:rPr>
+        <w:t>與埃及相關的幾個族群之一（</w:t>
+      </w:r>
+      <w:hyperlink r:id="rId67">
+        <w:r>
+          <w:rPr>
+            <w:lang w:val="zh_TW" w:bidi="zh_TW"/>
+          </w:rPr>
+          <w:rPr>
+            <w:color w:val="0000EE"/>
+            <w:u w:val="single"/>
+          </w:rPr>
+          <w:t>創10:13</w:t>
+        </w:r>
+      </w:hyperlink>
+      <w:r>
+        <w:rPr>
+          <w:lang w:val="zh_TW" w:bidi="zh_TW"/>
+        </w:rPr>
+        <w:t>；</w:t>
+      </w:r>
+      <w:hyperlink r:id="rId68">
+        <w:r>
+          <w:rPr>
+            <w:lang w:val="zh_TW" w:bidi="zh_TW"/>
+          </w:rPr>
+          <w:rPr>
+            <w:color w:val="0000EE"/>
+            <w:u w:val="single"/>
+          </w:rPr>
+          <w:t>代上1:11</w:t>
+        </w:r>
+      </w:hyperlink>
+      <w:r>
+        <w:rPr>
+          <w:lang w:val="zh_TW" w:bidi="zh_TW"/>
+        </w:rPr>
+        <w:t>）。利哈比人可能是埃及附近某個身分未明的族群。許多學者（且很可能是正確的）認為他們與「路比人」（Lubim，即利比亞人）為同一族群。聖經中常見路比人與埃及結盟作戰的記載（</w:t>
+      </w:r>
+      <w:hyperlink r:id="rId69">
+        <w:r>
+          <w:rPr>
+            <w:lang w:val="zh_TW" w:bidi="zh_TW"/>
+          </w:rPr>
+          <w:rPr>
+            <w:color w:val="0000EE"/>
+            <w:u w:val="single"/>
+          </w:rPr>
+          <w:t>但11:43</w:t>
+        </w:r>
+      </w:hyperlink>
+      <w:r>
+        <w:rPr>
+          <w:lang w:val="zh_TW" w:bidi="zh_TW"/>
+        </w:rPr>
+        <w:t>；</w:t>
+      </w:r>
+      <w:hyperlink r:id="rId70">
+        <w:r>
+          <w:rPr>
+            <w:lang w:val="zh_TW" w:bidi="zh_TW"/>
+          </w:rPr>
+          <w:rPr>
+            <w:color w:val="0000EE"/>
+            <w:u w:val="single"/>
+          </w:rPr>
+          <w:t>鴻3:9</w:t>
+        </w:r>
+      </w:hyperlink>
+      <w:r>
+        <w:rPr>
+          <w:lang w:val="zh_TW" w:bidi="zh_TW"/>
+        </w:rPr>
+        <w:t>）。有時埃及和這個群體聯合起來對抗以色列人，例如在羅波安和亞撒的時代（</w:t>
+      </w:r>
+      <w:hyperlink r:id="rId71">
+        <w:r>
+          <w:rPr>
+            <w:lang w:val="zh_TW" w:bidi="zh_TW"/>
+          </w:rPr>
+          <w:rPr>
+            <w:color w:val="0000EE"/>
+            <w:u w:val="single"/>
+          </w:rPr>
+          <w:t>代下12:3</w:t>
+        </w:r>
+      </w:hyperlink>
+      <w:r>
+        <w:rPr>
+          <w:lang w:val="zh_TW" w:bidi="zh_TW"/>
+        </w:rPr>
+        <w:t>，</w:t>
+      </w:r>
+      <w:hyperlink r:id="rId72">
+        <w:r>
+          <w:rPr>
+            <w:lang w:val="zh_TW" w:bidi="zh_TW"/>
+          </w:rPr>
+          <w:rPr>
+            <w:color w:val="0000EE"/>
+            <w:u w:val="single"/>
+          </w:rPr>
+          <w:t>16:8</w:t>
+        </w:r>
+      </w:hyperlink>
+      <w:r>
+        <w:rPr>
+          <w:lang w:val="zh_TW" w:bidi="zh_TW"/>
+        </w:rPr>
+        <w:t>）。</w:t>
+      </w:r>
+      <w:r>
+        <w:rPr>
+          <w:lang w:val="zh_TW" w:bidi="zh_TW"/>
+        </w:rPr>
+      </w:r>
+      <w:r>
+        <w:rPr>
+          <w:lang w:val="zh_TW" w:bidi="zh_TW"/>
+        </w:rPr>
+      </w:r>
+    </w:p>
+    <w:p>
+      <w:pPr/>
+      <w:r>
+        <w:rPr>
+          <w:lang w:val="zh_TW" w:bidi="zh_TW"/>
+        </w:rPr>
+      </w:r>
+    </w:p>
+    <w:p>
+      <w:pPr>
+        <w:pStyle w:val="Heading2"/>
+      </w:pPr>
+      <w:r>
+        <w:rPr>
+          <w:lang w:val="zh_TW" w:bidi="zh_TW"/>
+        </w:rPr>
+        <w:t>利河伯</w:t>
+      </w:r>
+      <w:r>
+        <w:rPr>
+          <w:lang w:val="zh_TW" w:bidi="zh_TW"/>
+        </w:rPr>
+      </w:r>
+    </w:p>
+    <w:p>
+      <w:pPr>
+        <w:pStyle w:val="ListNumber"/>
+        <w:numPr>
+          <w:ilvl w:val="0"/>
+          <w:numId w:val="15"/>
+        </w:numPr>
+        <w:spacing w:line="240" w:lineRule="auto"/>
+        <w:ind w:left="720"/>
+      </w:pPr>
+      <w:r>
+        <w:rPr>
+          <w:lang w:val="zh_TW" w:bidi="zh_TW"/>
+        </w:rPr>
+      </w:r>
+      <w:r>
+        <w:rPr>
+          <w:lang w:val="zh_TW" w:bidi="zh_TW"/>
+        </w:rPr>
+        <w:t>有些譯本將其譯為「Rehoboth-Ir（利河伯）」。在</w:t>
+      </w:r>
+      <w:hyperlink r:id="rId73">
+        <w:r>
+          <w:rPr>
+            <w:lang w:val="zh_TW" w:bidi="zh_TW"/>
+          </w:rPr>
+          <w:rPr>
+            <w:color w:val="0000EE"/>
+            <w:u w:val="single"/>
+          </w:rPr>
+          <w:t>創世記十章11節</w:t>
+        </w:r>
+      </w:hyperlink>
+      <w:r>
+        <w:rPr>
+          <w:lang w:val="zh_TW" w:bidi="zh_TW"/>
+        </w:rPr>
+        <w:t>中，這是一座由寧錄建造的城市。</w:t>
+      </w:r>
+      <w:r>
+        <w:rPr>
+          <w:i/>
+          <w:lang w:val="zh_TW" w:bidi="zh_TW"/>
+        </w:rPr>
+        <w:t>見</w:t>
+      </w:r>
+      <w:r>
+        <w:rPr>
+          <w:lang w:val="zh_TW" w:bidi="zh_TW"/>
+        </w:rPr>
+        <w:t>利河伯</w:t>
+      </w:r>
+      <w:r>
+        <w:rPr>
+          <w:lang w:val="zh_TW" w:bidi="zh_TW"/>
+        </w:rPr>
+        <w:t>。</w:t>
+      </w:r>
+    </w:p>
+    <w:p>
+      <w:pPr>
+        <w:pStyle w:val="ListNumber"/>
+        <w:spacing w:line="240" w:lineRule="auto"/>
+        <w:ind w:left="720"/>
+      </w:pPr>
+      <w:r>
+        <w:rPr>
+          <w:lang w:val="zh_TW" w:bidi="zh_TW"/>
+        </w:rPr>
+      </w:r>
+      <w:r>
+        <w:rPr>
+          <w:lang w:val="zh_TW" w:bidi="zh_TW"/>
+        </w:rPr>
+        <w:t>以撒挖掘的第三口井之所在地 （</w:t>
+      </w:r>
+      <w:hyperlink r:id="rId74">
+        <w:r>
+          <w:rPr>
+            <w:lang w:val="zh_TW" w:bidi="zh_TW"/>
+          </w:rPr>
+          <w:rPr>
+            <w:color w:val="0000EE"/>
+            <w:u w:val="single"/>
+          </w:rPr>
+          <w:t>創26:22</w:t>
+        </w:r>
+      </w:hyperlink>
+      <w:r>
+        <w:rPr>
+          <w:lang w:val="zh_TW" w:bidi="zh_TW"/>
+        </w:rPr>
+        <w:t>）。這一次，亞比米勒和基拉耳的牧人沒有對此井提出要求，於是以撒將這口井起名為「寬闊之地」或「空間」。這口井位於別是巴西南約20英里（32.2公里）處。</w:t>
+      </w:r>
+    </w:p>
+    <w:p>
+      <w:pPr>
+        <w:pStyle w:val="ListNumber"/>
+        <w:spacing w:line="240" w:lineRule="auto"/>
+        <w:ind w:left="720"/>
+      </w:pPr>
+      <w:r>
+        <w:rPr>
+          <w:lang w:val="zh_TW" w:bidi="zh_TW"/>
+        </w:rPr>
+      </w:r>
+      <w:r>
+        <w:rPr>
+          <w:lang w:val="zh_TW" w:bidi="zh_TW"/>
+        </w:rPr>
+        <w:t>以東的統治者</w:t>
+      </w:r>
+      <w:r>
+        <w:rPr>
+          <w:lang w:val="zh_TW" w:bidi="zh_TW"/>
+        </w:rPr>
+        <w:t>——</w:t>
+      </w:r>
+      <w:r>
+        <w:rPr>
+          <w:lang w:val="zh_TW" w:bidi="zh_TW"/>
+        </w:rPr>
+        <w:t>掃羅的家鄉（</w:t>
+      </w:r>
+      <w:hyperlink r:id="rId75">
+        <w:r>
+          <w:rPr>
+            <w:lang w:val="zh_TW" w:bidi="zh_TW"/>
+          </w:rPr>
+          <w:rPr>
+            <w:color w:val="0000EE"/>
+            <w:u w:val="single"/>
+          </w:rPr>
+          <w:t>創36:37</w:t>
+        </w:r>
+      </w:hyperlink>
+      <w:r>
+        <w:rPr>
+          <w:lang w:val="zh_TW" w:bidi="zh_TW"/>
+        </w:rPr>
+        <w:t>；</w:t>
+      </w:r>
+      <w:hyperlink r:id="rId76">
+        <w:r>
+          <w:rPr>
+            <w:lang w:val="zh_TW" w:bidi="zh_TW"/>
+          </w:rPr>
+          <w:rPr>
+            <w:color w:val="0000EE"/>
+            <w:u w:val="single"/>
+          </w:rPr>
+          <w:t>代上1:48</w:t>
+        </w:r>
+      </w:hyperlink>
+      <w:r>
+        <w:rPr>
+          <w:lang w:val="zh_TW" w:bidi="zh_TW"/>
+        </w:rPr>
+        <w:t>）。聖經將此地標記為「在河邊」，指的是幼發拉底河。因此，有些譯本會在文本中加入「幼發拉底」一詞。</w:t>
+      </w:r>
+      <w:r>
+        <w:rPr>
+          <w:lang w:val="zh_TW" w:bidi="zh_TW"/>
+        </w:rPr>
+      </w:r>
+      <w:r>
+        <w:rPr>
+          <w:lang w:val="zh_TW" w:bidi="zh_TW"/>
+        </w:rPr>
+      </w:r>
+    </w:p>
+    <w:p>
+      <w:pPr/>
+      <w:r>
+        <w:rPr>
+          <w:lang w:val="zh_TW" w:bidi="zh_TW"/>
+        </w:rPr>
+      </w:r>
+    </w:p>
+    <w:p>
+      <w:pPr>
+        <w:pStyle w:val="Heading2"/>
+      </w:pPr>
+      <w:r>
+        <w:rPr>
+          <w:lang w:val="zh_TW" w:bidi="zh_TW"/>
+        </w:rPr>
+        <w:t>利河伯</w:t>
+      </w:r>
+      <w:r>
+        <w:rPr>
+          <w:lang w:val="zh_TW" w:bidi="zh_TW"/>
+        </w:rPr>
+      </w:r>
+    </w:p>
+    <w:p>
+      <w:pPr/>
+      <w:r>
+        <w:rPr>
+          <w:lang w:val="zh_TW" w:bidi="zh_TW"/>
+        </w:rPr>
+      </w:r>
+      <w:r>
+        <w:rPr>
+          <w:lang w:val="zh_TW" w:bidi="zh_TW"/>
+        </w:rPr>
+        <w:t>這名字的意思是「城市的寬闊之地」。這是獵人寧錄（Nimrod；有些譯本指「亞述（Asshur）」）在亞述建造的第二座城市（</w:t>
+      </w:r>
+      <w:hyperlink r:id="rId73">
+        <w:r>
+          <w:rPr>
+            <w:lang w:val="zh_TW" w:bidi="zh_TW"/>
+          </w:rPr>
+          <w:rPr>
+            <w:color w:val="0000EE"/>
+            <w:u w:val="single"/>
+          </w:rPr>
+          <w:t>創10:11</w:t>
+        </w:r>
+      </w:hyperlink>
+      <w:r>
+        <w:rPr>
+          <w:lang w:val="zh_TW" w:bidi="zh_TW"/>
+        </w:rPr>
+        <w:t>；有些譯本譯為Rehoboth</w:t>
+      </w:r>
+      <w:r>
+        <w:rPr>
+          <w:lang w:val="zh_TW" w:bidi="zh_TW"/>
+        </w:rPr>
+        <w:t>〔</w:t>
+      </w:r>
+      <w:r>
+        <w:rPr>
+          <w:lang w:val="zh_TW" w:bidi="zh_TW"/>
+        </w:rPr>
+        <w:t>利河伯</w:t>
+      </w:r>
+      <w:r>
+        <w:rPr>
+          <w:lang w:val="zh_TW" w:bidi="zh_TW"/>
+        </w:rPr>
+        <w:t>〕</w:t>
+      </w:r>
+      <w:r>
+        <w:rPr>
+          <w:lang w:val="zh_TW" w:bidi="zh_TW"/>
+        </w:rPr>
+        <w:t>）。而</w:t>
+      </w:r>
+      <w:r>
+        <w:rPr>
+          <w:lang w:val="zh_TW" w:bidi="zh_TW"/>
+        </w:rPr>
+        <w:t>對於它是否是一個獨立的市鎮（尼尼微的郊區），或者——由於該城鎮的名稱未在亞述文獻中被提及——是否只是尼尼微城內的開放廣場或寬闊街道，學界意見不一。</w:t>
+      </w:r>
+      <w:r>
+        <w:rPr>
+          <w:lang w:val="zh_TW" w:bidi="zh_TW"/>
+        </w:rPr>
+      </w:r>
+      <w:r>
+        <w:rPr>
+          <w:lang w:val="zh_TW" w:bidi="zh_TW"/>
+        </w:rPr>
+      </w:r>
+    </w:p>
+    <w:p>
+      <w:pPr/>
+      <w:r>
+        <w:rPr>
+          <w:lang w:val="zh_TW" w:bidi="zh_TW"/>
+        </w:rPr>
+      </w:r>
+    </w:p>
+    <w:p>
+      <w:pPr>
+        <w:pStyle w:val="Heading2"/>
+      </w:pPr>
+      <w:r>
+        <w:rPr>
+          <w:lang w:val="zh_TW" w:bidi="zh_TW"/>
+        </w:rPr>
+        <w:t>利未（人名）</w:t>
+      </w:r>
+      <w:r>
+        <w:rPr>
+          <w:lang w:val="zh_TW" w:bidi="zh_TW"/>
+        </w:rPr>
+      </w:r>
+    </w:p>
+    <w:p>
+      <w:pPr>
+        <w:pStyle w:val="ListNumber"/>
+        <w:numPr>
+          <w:ilvl w:val="0"/>
+          <w:numId w:val="16"/>
+        </w:numPr>
+        <w:spacing w:line="240" w:lineRule="auto"/>
+        <w:ind w:left="720"/>
+      </w:pPr>
+      <w:r>
+        <w:rPr>
+          <w:lang w:val="zh_TW" w:bidi="zh_TW"/>
+        </w:rPr>
+      </w:r>
+      <w:r>
+        <w:rPr>
+          <w:lang w:val="zh_TW" w:bidi="zh_TW"/>
+        </w:rPr>
+        <w:t>雅各從利亞所生的第三個兒子（</w:t>
+      </w:r>
+      <w:hyperlink r:id="rId77">
+        <w:r>
+          <w:rPr>
+            <w:lang w:val="zh_TW" w:bidi="zh_TW"/>
+          </w:rPr>
+          <w:rPr>
+            <w:color w:val="0000EE"/>
+            <w:u w:val="single"/>
+          </w:rPr>
+          <w:t>創29:34</w:t>
+        </w:r>
+      </w:hyperlink>
+      <w:r>
+        <w:rPr>
+          <w:lang w:val="zh_TW" w:bidi="zh_TW"/>
+        </w:rPr>
+        <w:t>）。這個名稱詞源不詳。利未的名字與在示劍發生的悲劇有關，當時利未和西緬因妹妹底拿被赫人示劍侵犯，憤而為她雪恥，並將該城一切男丁殘忍的殺死。雅各譴責該行為，臨死前宣告了利未的審判（</w:t>
+      </w:r>
+      <w:hyperlink r:id="rId78">
+        <w:r>
+          <w:rPr>
+            <w:lang w:val="zh_TW" w:bidi="zh_TW"/>
+          </w:rPr>
+          <w:rPr>
+            <w:color w:val="0000EE"/>
+            <w:u w:val="single"/>
+          </w:rPr>
+          <w:t>49:5–7</w:t>
+        </w:r>
+      </w:hyperlink>
+      <w:r>
+        <w:rPr>
+          <w:lang w:val="zh_TW" w:bidi="zh_TW"/>
+        </w:rPr>
+        <w:t>）。照他的話說，利未的後裔要散住在眾支派中間。</w:t>
+        <w:br/>
+      </w:r>
+      <w:r>
+        <w:rPr>
+          <w:lang w:val="zh_TW" w:bidi="zh_TW"/>
+        </w:rPr>
+        <w:t>利未支派由利未的三個兒子組成：革順、哥轄和米拉利。摩西、亞倫和米利暗的族系皆源自哥轄（</w:t>
+      </w:r>
+      <w:hyperlink r:id="rId79">
+        <w:r>
+          <w:rPr>
+            <w:lang w:val="zh_TW" w:bidi="zh_TW"/>
+          </w:rPr>
+          <w:rPr>
+            <w:color w:val="0000EE"/>
+            <w:u w:val="single"/>
+          </w:rPr>
+          <w:t>出6:16</w:t>
+        </w:r>
+      </w:hyperlink>
+      <w:r>
+        <w:rPr>
+          <w:lang w:val="zh_TW" w:bidi="zh_TW"/>
+        </w:rPr>
+        <w:t>）。利未人在何烈山下金牛犢事件中對耶和華保持忠心 。他們因此獲賞，能在會幕（</w:t>
+      </w:r>
+      <w:hyperlink r:id="rId80">
+        <w:r>
+          <w:rPr>
+            <w:lang w:val="zh_TW" w:bidi="zh_TW"/>
+          </w:rPr>
+          <w:rPr>
+            <w:color w:val="0000EE"/>
+            <w:u w:val="single"/>
+          </w:rPr>
+          <w:t>32</w:t>
+        </w:r>
+      </w:hyperlink>
+      <w:r>
+        <w:rPr>
+          <w:lang w:val="zh_TW" w:bidi="zh_TW"/>
+        </w:rPr>
+        <w:t>章）內與周圍以及後來的聖殿內特別供職。</w:t>
+        <w:br/>
+      </w:r>
+      <w:r>
+        <w:rPr>
+          <w:i/>
+          <w:lang w:val="zh_TW" w:bidi="zh_TW"/>
+        </w:rPr>
+        <w:t>另見</w:t>
+      </w:r>
+      <w:r>
+        <w:rPr>
+          <w:lang w:val="zh_TW" w:bidi="zh_TW"/>
+        </w:rPr>
+        <w:t>利未支派</w:t>
+      </w:r>
+      <w:r>
+        <w:rPr>
+          <w:lang w:val="zh_TW" w:bidi="zh_TW"/>
+        </w:rPr>
+        <w:t>。</w:t>
+      </w:r>
+    </w:p>
+    <w:p>
+      <w:pPr>
+        <w:pStyle w:val="ListNumber"/>
+        <w:spacing w:line="240" w:lineRule="auto"/>
+        <w:ind w:left="720"/>
+      </w:pPr>
+      <w:r>
+        <w:rPr>
+          <w:lang w:val="zh_TW" w:bidi="zh_TW"/>
+        </w:rPr>
+      </w:r>
+      <w:r>
+        <w:rPr>
+          <w:lang w:val="zh_TW" w:bidi="zh_TW"/>
+        </w:rPr>
+        <w:t>迦百農的稅吏（</w:t>
+      </w:r>
+      <w:hyperlink r:id="rId81">
+        <w:r>
+          <w:rPr>
+            <w:lang w:val="zh_TW" w:bidi="zh_TW"/>
+          </w:rPr>
+          <w:rPr>
+            <w:color w:val="0000EE"/>
+            <w:u w:val="single"/>
+          </w:rPr>
+          <w:t>可2:14</w:t>
+        </w:r>
+      </w:hyperlink>
+      <w:r>
+        <w:rPr>
+          <w:lang w:val="zh_TW" w:bidi="zh_TW"/>
+        </w:rPr>
+        <w:t>）；又稱馬太的十二門徒之一（</w:t>
+      </w:r>
+      <w:hyperlink r:id="rId81">
+        <w:r>
+          <w:rPr>
+            <w:lang w:val="zh_TW" w:bidi="zh_TW"/>
+          </w:rPr>
+          <w:rPr>
+            <w:color w:val="0000EE"/>
+            <w:u w:val="single"/>
+          </w:rPr>
+          <w:t>可2:14</w:t>
+        </w:r>
+      </w:hyperlink>
+      <w:r>
+        <w:rPr>
+          <w:lang w:val="zh_TW" w:bidi="zh_TW"/>
+        </w:rPr>
+        <w:t xml:space="preserve">； </w:t>
+      </w:r>
+      <w:hyperlink r:id="rId82">
+        <w:r>
+          <w:rPr>
+            <w:lang w:val="zh_TW" w:bidi="zh_TW"/>
+          </w:rPr>
+          <w:rPr>
+            <w:color w:val="0000EE"/>
+            <w:u w:val="single"/>
+          </w:rPr>
+          <w:t>路5:27</w:t>
+        </w:r>
+      </w:hyperlink>
+      <w:r>
+        <w:rPr>
+          <w:lang w:val="zh_TW" w:bidi="zh_TW"/>
+        </w:rPr>
+        <w:t>；參見</w:t>
+      </w:r>
+      <w:hyperlink r:id="rId83">
+        <w:r>
+          <w:rPr>
+            <w:lang w:val="zh_TW" w:bidi="zh_TW"/>
+          </w:rPr>
+          <w:rPr>
+            <w:color w:val="0000EE"/>
+            <w:u w:val="single"/>
+          </w:rPr>
+          <w:t>太9:9</w:t>
+        </w:r>
+      </w:hyperlink>
+      <w:r>
+        <w:rPr>
+          <w:lang w:val="zh_TW" w:bidi="zh_TW"/>
+        </w:rPr>
+        <w:t>）</w:t>
+      </w:r>
+      <w:r>
+        <w:rPr>
+          <w:i/>
+          <w:lang w:val="zh_TW" w:bidi="zh_TW"/>
+        </w:rPr>
+        <w:t>見</w:t>
+      </w:r>
+      <w:r>
+        <w:rPr>
+          <w:lang w:val="zh_TW" w:bidi="zh_TW"/>
+        </w:rPr>
+        <w:t>馬太（人名）</w:t>
+      </w:r>
+      <w:r>
+        <w:rPr>
+          <w:lang w:val="zh_TW" w:bidi="zh_TW"/>
+        </w:rPr>
+        <w:t>。</w:t>
+      </w:r>
+    </w:p>
+    <w:p>
+      <w:pPr>
+        <w:pStyle w:val="ListNumber"/>
+        <w:spacing w:line="240" w:lineRule="auto"/>
+        <w:ind w:left="720"/>
+      </w:pPr>
+      <w:r>
+        <w:rPr>
+          <w:lang w:val="zh_TW" w:bidi="zh_TW"/>
+        </w:rPr>
+      </w:r>
+      <w:r>
+        <w:rPr>
+          <w:lang w:val="zh_TW" w:bidi="zh_TW"/>
+        </w:rPr>
+        <w:t>麥基的兒子並耶穌的祖先（</w:t>
+      </w:r>
+      <w:hyperlink r:id="rId84">
+        <w:r>
+          <w:rPr>
+            <w:lang w:val="zh_TW" w:bidi="zh_TW"/>
+          </w:rPr>
+          <w:rPr>
+            <w:color w:val="0000EE"/>
+            <w:u w:val="single"/>
+          </w:rPr>
+          <w:t>路3:24</w:t>
+        </w:r>
+      </w:hyperlink>
+      <w:r>
+        <w:rPr>
+          <w:lang w:val="zh_TW" w:bidi="zh_TW"/>
+        </w:rPr>
+        <w:t>）。</w:t>
+      </w:r>
+      <w:r>
+        <w:rPr>
+          <w:i/>
+          <w:lang w:val="zh_TW" w:bidi="zh_TW"/>
+        </w:rPr>
+        <w:t>見</w:t>
+      </w:r>
+      <w:r>
+        <w:rPr>
+          <w:lang w:val="zh_TW" w:bidi="zh_TW"/>
+        </w:rPr>
+        <w:t>耶穌基督的家譜</w:t>
+      </w:r>
+      <w:r>
+        <w:rPr>
+          <w:lang w:val="zh_TW" w:bidi="zh_TW"/>
+        </w:rPr>
+        <w:t>。</w:t>
+      </w:r>
+    </w:p>
+    <w:p>
+      <w:pPr>
+        <w:pStyle w:val="ListNumber"/>
+        <w:spacing w:line="240" w:lineRule="auto"/>
+        <w:ind w:left="720"/>
+      </w:pPr>
+      <w:r>
+        <w:rPr>
+          <w:lang w:val="zh_TW" w:bidi="zh_TW"/>
+        </w:rPr>
+      </w:r>
+      <w:r>
+        <w:rPr>
+          <w:lang w:val="zh_TW" w:bidi="zh_TW"/>
+        </w:rPr>
+        <w:t>西緬的兒子並耶穌的祖先（</w:t>
+      </w:r>
+      <w:hyperlink r:id="rId85">
+        <w:r>
+          <w:rPr>
+            <w:lang w:val="zh_TW" w:bidi="zh_TW"/>
+          </w:rPr>
+          <w:rPr>
+            <w:color w:val="0000EE"/>
+            <w:u w:val="single"/>
+          </w:rPr>
+          <w:t>路3:30</w:t>
+        </w:r>
+      </w:hyperlink>
+      <w:r>
+        <w:rPr>
+          <w:lang w:val="zh_TW" w:bidi="zh_TW"/>
+        </w:rPr>
+        <w:t>）。</w:t>
+      </w:r>
+      <w:r>
+        <w:rPr>
+          <w:i/>
+          <w:lang w:val="zh_TW" w:bidi="zh_TW"/>
+        </w:rPr>
+        <w:t>見</w:t>
+      </w:r>
+      <w:r>
+        <w:rPr>
+          <w:lang w:val="zh_TW" w:bidi="zh_TW"/>
+        </w:rPr>
+        <w:t>耶穌基督的家譜</w:t>
+      </w:r>
+      <w:r>
+        <w:rPr>
+          <w:lang w:val="zh_TW" w:bidi="zh_TW"/>
+        </w:rPr>
+        <w:t>。</w:t>
+      </w:r>
+      <w:r>
+        <w:rPr>
+          <w:lang w:val="zh_TW" w:bidi="zh_TW"/>
+        </w:rPr>
+      </w:r>
+      <w:r>
+        <w:rPr>
+          <w:lang w:val="zh_TW" w:bidi="zh_TW"/>
+        </w:rPr>
+      </w:r>
+    </w:p>
+    <w:p>
+      <w:pPr/>
+      <w:r>
+        <w:rPr>
+          <w:lang w:val="zh_TW" w:bidi="zh_TW"/>
+        </w:rPr>
+      </w:r>
+    </w:p>
+    <w:p>
+      <w:pPr>
+        <w:pStyle w:val="Heading2"/>
+      </w:pPr>
+      <w:r>
+        <w:rPr>
+          <w:lang w:val="zh_TW" w:bidi="zh_TW"/>
+        </w:rPr>
+        <w:t>利未支派</w:t>
+      </w:r>
+      <w:r>
+        <w:rPr>
+          <w:lang w:val="zh_TW" w:bidi="zh_TW"/>
+        </w:rPr>
+      </w:r>
+    </w:p>
+    <w:p>
+      <w:pPr>
+        <w:pStyle w:val="Heading3"/>
+      </w:pPr>
+      <w:r>
+        <w:rPr>
+          <w:lang w:val="zh_TW" w:bidi="zh_TW"/>
+        </w:rPr>
+        <w:t>利未支派的起源</w:t>
+      </w:r>
+    </w:p>
+    <w:p>
+      <w:pPr/>
+      <w:r>
+        <w:rPr>
+          <w:lang w:val="zh_TW" w:bidi="zh_TW"/>
+        </w:rPr>
+      </w:r>
+      <w:r>
+        <w:rPr>
+          <w:lang w:val="zh_TW" w:bidi="zh_TW"/>
+        </w:rPr>
+        <w:t>利未人是以色列眾支派之一。利未支派的名字來自利亞和雅各的第三個兒子利未（</w:t>
+      </w:r>
+      <w:hyperlink r:id="rId77">
+        <w:r>
+          <w:rPr>
+            <w:lang w:val="zh_TW" w:bidi="zh_TW"/>
+          </w:rPr>
+          <w:rPr>
+            <w:color w:val="0000EE"/>
+            <w:u w:val="single"/>
+          </w:rPr>
+          <w:t>創29:34</w:t>
+        </w:r>
+      </w:hyperlink>
+      <w:r>
+        <w:rPr>
+          <w:lang w:val="zh_TW" w:bidi="zh_TW"/>
+        </w:rPr>
+        <w:t>）。利未這個名字的意思是「聯合」。利亞希望自己為雅各生了三個兒子之後，雅各會更親近她、與她聯合。這種聯合的概念也出現在</w:t>
+      </w:r>
+      <w:hyperlink r:id="rId86">
+        <w:r>
+          <w:rPr>
+            <w:lang w:val="zh_TW" w:bidi="zh_TW"/>
+          </w:rPr>
+          <w:rPr>
+            <w:color w:val="0000EE"/>
+            <w:u w:val="single"/>
+          </w:rPr>
+          <w:t>民數記十八章2節</w:t>
+        </w:r>
+      </w:hyperlink>
+      <w:r>
+        <w:rPr>
+          <w:lang w:val="zh_TW" w:bidi="zh_TW"/>
+        </w:rPr>
+        <w:t>，那裡描述利未支派「聯合」亞倫，一同事奉。</w:t>
+      </w:r>
+    </w:p>
+    <w:p>
+      <w:pPr/>
+      <w:r>
+        <w:rPr>
+          <w:lang w:val="zh_TW" w:bidi="zh_TW"/>
+        </w:rPr>
+      </w:r>
+      <w:r>
+        <w:rPr>
+          <w:lang w:val="zh_TW" w:bidi="zh_TW"/>
+        </w:rPr>
+        <w:t>聖經第一次詳細提到利未，是在示劍發生的暴力事件中。當時，利未和西緬為了替妹妹底拿遭玷辱一事報仇，殺了城中的居民（</w:t>
+      </w:r>
+      <w:hyperlink r:id="rId87">
+        <w:r>
+          <w:rPr>
+            <w:lang w:val="zh_TW" w:bidi="zh_TW"/>
+          </w:rPr>
+          <w:rPr>
+            <w:color w:val="0000EE"/>
+            <w:u w:val="single"/>
+          </w:rPr>
+          <w:t>創34:25–29</w:t>
+        </w:r>
+      </w:hyperlink>
+      <w:r>
+        <w:rPr>
+          <w:lang w:val="zh_TW" w:bidi="zh_TW"/>
+        </w:rPr>
+        <w:t>）。因此，父親雅各責備他們（</w:t>
+      </w:r>
+      <w:hyperlink r:id="rId88">
+        <w:r>
+          <w:rPr>
+            <w:lang w:val="zh_TW" w:bidi="zh_TW"/>
+          </w:rPr>
+          <w:rPr>
+            <w:color w:val="0000EE"/>
+            <w:u w:val="single"/>
+          </w:rPr>
+          <w:t>創34:30</w:t>
+        </w:r>
+      </w:hyperlink>
+      <w:r>
+        <w:rPr>
+          <w:lang w:val="zh_TW" w:bidi="zh_TW"/>
+        </w:rPr>
+        <w:t>），雅各臨終時也咒詛他們，預言他們的後裔將分散在以色列中（</w:t>
+      </w:r>
+      <w:hyperlink r:id="rId78">
+        <w:r>
+          <w:rPr>
+            <w:lang w:val="zh_TW" w:bidi="zh_TW"/>
+          </w:rPr>
+          <w:rPr>
+            <w:color w:val="0000EE"/>
+            <w:u w:val="single"/>
+          </w:rPr>
+          <w:t>49:5–7</w:t>
+        </w:r>
+      </w:hyperlink>
+      <w:r>
+        <w:rPr>
+          <w:lang w:val="zh_TW" w:bidi="zh_TW"/>
+        </w:rPr>
+        <w:t>）。然而，儘管利未支派受到咒詛，後來仍成為神所揀選的祭司支派；至於西緬支派，後來則逐漸併入猶大支派之中。</w:t>
+      </w:r>
+    </w:p>
+    <w:p>
+      <w:pPr>
+        <w:pStyle w:val="Heading3"/>
+      </w:pPr>
+      <w:r>
+        <w:rPr>
+          <w:lang w:val="zh_TW" w:bidi="zh_TW"/>
+        </w:rPr>
+        <w:t>利未人的特殊角色</w:t>
+      </w:r>
+    </w:p>
+    <w:p>
+      <w:pPr/>
+      <w:r>
+        <w:rPr>
+          <w:lang w:val="zh_TW" w:bidi="zh_TW"/>
+        </w:rPr>
+      </w:r>
+      <w:r>
+        <w:rPr>
+          <w:lang w:val="zh_TW" w:bidi="zh_TW"/>
+        </w:rPr>
+        <w:t>起初，利未支派和其它支派一樣，並沒有特殊的宗教職分（</w:t>
+      </w:r>
+      <w:hyperlink r:id="rId89">
+        <w:r>
+          <w:rPr>
+            <w:lang w:val="zh_TW" w:bidi="zh_TW"/>
+          </w:rPr>
+          <w:rPr>
+            <w:color w:val="0000EE"/>
+            <w:u w:val="single"/>
+          </w:rPr>
+          <w:t>出2:1</w:t>
+        </w:r>
+      </w:hyperlink>
+      <w:r>
+        <w:rPr>
+          <w:lang w:val="zh_TW" w:bidi="zh_TW"/>
+        </w:rPr>
+        <w:t>）。然而，以色列人在金牛犢事件中悖逆神時，利未人表明了他們對神的忠心（</w:t>
+      </w:r>
+      <w:hyperlink r:id="rId90">
+        <w:r>
+          <w:rPr>
+            <w:lang w:val="zh_TW" w:bidi="zh_TW"/>
+          </w:rPr>
+          <w:rPr>
+            <w:color w:val="0000EE"/>
+            <w:u w:val="single"/>
+          </w:rPr>
+          <w:t>出32:25–29</w:t>
+        </w:r>
+      </w:hyperlink>
+      <w:r>
+        <w:rPr>
+          <w:lang w:val="zh_TW" w:bidi="zh_TW"/>
+        </w:rPr>
+        <w:t>）。神因他們的忠心，「與利未立約」（</w:t>
+      </w:r>
+      <w:hyperlink r:id="rId91">
+        <w:r>
+          <w:rPr>
+            <w:lang w:val="zh_TW" w:bidi="zh_TW"/>
+          </w:rPr>
+          <w:rPr>
+            <w:color w:val="0000EE"/>
+            <w:u w:val="single"/>
+          </w:rPr>
+          <w:t>民18:19</w:t>
+        </w:r>
+      </w:hyperlink>
+      <w:r>
+        <w:rPr>
+          <w:lang w:val="zh_TW" w:bidi="zh_TW"/>
+        </w:rPr>
+        <w:t>），並把他們分別出來承擔祭司職分（</w:t>
+      </w:r>
+      <w:hyperlink r:id="rId92">
+        <w:r>
+          <w:rPr>
+            <w:lang w:val="zh_TW" w:bidi="zh_TW"/>
+          </w:rPr>
+          <w:rPr>
+            <w:color w:val="0000EE"/>
+            <w:u w:val="single"/>
+          </w:rPr>
+          <w:t>民3:11–13</w:t>
+        </w:r>
+      </w:hyperlink>
+      <w:r>
+        <w:rPr>
+          <w:lang w:val="zh_TW" w:bidi="zh_TW"/>
+        </w:rPr>
+        <w:t>）。從此，利未人要在以色列中擔任祭司和宗教領袖。利未支派不像其它支派那樣分得特定的地業；耶和華自己要作他們的產業（</w:t>
+      </w:r>
+      <w:hyperlink r:id="rId93">
+        <w:r>
+          <w:rPr>
+            <w:lang w:val="zh_TW" w:bidi="zh_TW"/>
+          </w:rPr>
+          <w:rPr>
+            <w:color w:val="0000EE"/>
+            <w:u w:val="single"/>
+          </w:rPr>
+          <w:t>民18:20</w:t>
+        </w:r>
+      </w:hyperlink>
+      <w:r>
+        <w:rPr>
+          <w:lang w:val="zh_TW" w:bidi="zh_TW"/>
+        </w:rPr>
+        <w:t>）。不過，神仍賜給他們48座城，其中包括六座逃城；這些城分散在以色列各地（</w:t>
+      </w:r>
+      <w:hyperlink r:id="rId94">
+        <w:r>
+          <w:rPr>
+            <w:lang w:val="zh_TW" w:bidi="zh_TW"/>
+          </w:rPr>
+          <w:rPr>
+            <w:color w:val="0000EE"/>
+            <w:u w:val="single"/>
+          </w:rPr>
+          <w:t>書21:1–42</w:t>
+        </w:r>
+      </w:hyperlink>
+      <w:r>
+        <w:rPr>
+          <w:lang w:val="zh_TW" w:bidi="zh_TW"/>
+        </w:rPr>
+        <w:t>）。</w:t>
+      </w:r>
+    </w:p>
+    <w:p>
+      <w:pPr/>
+      <w:r>
+        <w:rPr>
+          <w:lang w:val="zh_TW" w:bidi="zh_TW"/>
+        </w:rPr>
+      </w:r>
+      <w:r>
+        <w:rPr>
+          <w:lang w:val="zh_TW" w:bidi="zh_TW"/>
+        </w:rPr>
+        <w:t>由於利未支派沒有自己的地業，因此他們要像寡婦、孤兒和寄居者一樣，依靠百姓所獻的禮物和十分之一來維生（</w:t>
+      </w:r>
+      <w:hyperlink r:id="rId95">
+        <w:r>
+          <w:rPr>
+            <w:lang w:val="zh_TW" w:bidi="zh_TW"/>
+          </w:rPr>
+          <w:rPr>
+            <w:color w:val="0000EE"/>
+            <w:u w:val="single"/>
+          </w:rPr>
+          <w:t>民18:21</w:t>
+        </w:r>
+      </w:hyperlink>
+      <w:r>
+        <w:rPr>
+          <w:lang w:val="zh_TW" w:bidi="zh_TW"/>
+        </w:rPr>
+        <w:t>），供應他們的生活所需，是神百姓的責任（</w:t>
+      </w:r>
+      <w:hyperlink r:id="rId96">
+        <w:r>
+          <w:rPr>
+            <w:lang w:val="zh_TW" w:bidi="zh_TW"/>
+          </w:rPr>
+          <w:rPr>
+            <w:color w:val="0000EE"/>
+            <w:u w:val="single"/>
+          </w:rPr>
+          <w:t>申14:29</w:t>
+        </w:r>
+      </w:hyperlink>
+      <w:r>
+        <w:rPr>
+          <w:lang w:val="zh_TW" w:bidi="zh_TW"/>
+        </w:rPr>
+        <w:t>）。因為利未是屬於神的支派，所以約押在替大衛數點百姓時，不願把利未人計算在內（</w:t>
+      </w:r>
+      <w:hyperlink r:id="rId97">
+        <w:r>
+          <w:rPr>
+            <w:lang w:val="zh_TW" w:bidi="zh_TW"/>
+          </w:rPr>
+          <w:rPr>
+            <w:color w:val="0000EE"/>
+            <w:u w:val="single"/>
+          </w:rPr>
+          <w:t>代上21:6</w:t>
         </w:r>
       </w:hyperlink>
       <w:r>
@@ -394,23 +2886,88 @@
         </w:rPr>
         <w:t>；參</w:t>
       </w:r>
-      <w:hyperlink r:id="rId19">
-        <w:r>
-          <w:rPr>
-            <w:lang w:val="zh_TW" w:bidi="zh_TW"/>
-          </w:rPr>
-          <w:rPr>
-            <w:color w:val="0000EE"/>
-            <w:u w:val="single"/>
-          </w:rPr>
-          <w:t>林後1:12</w:t>
-        </w:r>
-      </w:hyperlink>
-      <w:r>
-        <w:rPr>
-          <w:lang w:val="zh_TW" w:bidi="zh_TW"/>
-        </w:rPr>
-        <w:t>），但他並沒有詳細說明兩者之間的關係。</w:t>
+      <w:hyperlink r:id="rId98">
+        <w:r>
+          <w:rPr>
+            <w:lang w:val="zh_TW" w:bidi="zh_TW"/>
+          </w:rPr>
+          <w:rPr>
+            <w:color w:val="0000EE"/>
+            <w:u w:val="single"/>
+          </w:rPr>
+          <w:t>民1:49</w:t>
+        </w:r>
+      </w:hyperlink>
+      <w:r>
+        <w:rPr>
+          <w:lang w:val="zh_TW" w:bidi="zh_TW"/>
+        </w:rPr>
+        <w:t>）。除了宗教職分方面的事奉之外，利未人不參與爭戰（</w:t>
+      </w:r>
+      <w:hyperlink r:id="rId99">
+        <w:r>
+          <w:rPr>
+            <w:lang w:val="zh_TW" w:bidi="zh_TW"/>
+          </w:rPr>
+          <w:rPr>
+            <w:color w:val="0000EE"/>
+            <w:u w:val="single"/>
+          </w:rPr>
+          <w:t>代下20:21</w:t>
+        </w:r>
+      </w:hyperlink>
+      <w:r>
+        <w:rPr>
+          <w:lang w:val="zh_TW" w:bidi="zh_TW"/>
+        </w:rPr>
+        <w:t>）。他們負責看守和管理會幕（</w:t>
+      </w:r>
+      <w:hyperlink r:id="rId100">
+        <w:r>
+          <w:rPr>
+            <w:lang w:val="zh_TW" w:bidi="zh_TW"/>
+          </w:rPr>
+          <w:rPr>
+            <w:color w:val="0000EE"/>
+            <w:u w:val="single"/>
+          </w:rPr>
+          <w:t>民1:50–53</w:t>
+        </w:r>
+      </w:hyperlink>
+      <w:r>
+        <w:rPr>
+          <w:lang w:val="zh_TW" w:bidi="zh_TW"/>
+        </w:rPr>
+        <w:t>），後來則負責聖殿的事務（</w:t>
+      </w:r>
+      <w:hyperlink r:id="rId101">
+        <w:r>
+          <w:rPr>
+            <w:lang w:val="zh_TW" w:bidi="zh_TW"/>
+          </w:rPr>
+          <w:rPr>
+            <w:color w:val="0000EE"/>
+            <w:u w:val="single"/>
+          </w:rPr>
+          <w:t>代上23:25–32</w:t>
+        </w:r>
+      </w:hyperlink>
+      <w:r>
+        <w:rPr>
+          <w:lang w:val="zh_TW" w:bidi="zh_TW"/>
+        </w:rPr>
+        <w:t>）。</w:t>
+      </w:r>
+    </w:p>
+    <w:p>
+      <w:pPr>
+        <w:pStyle w:val="Heading3"/>
+      </w:pPr>
+      <w:r>
+        <w:rPr>
+          <w:lang w:val="zh_TW" w:bidi="zh_TW"/>
+        </w:rPr>
+        <w:t>職責與責任</w:t>
       </w:r>
     </w:p>
     <w:p>
@@ -424,72 +2981,104 @@
         <w:rPr>
           <w:lang w:val="zh_TW" w:bidi="zh_TW"/>
         </w:rPr>
-        <w:t>保羅為自己的事工，向哥林多教會辯護，要求他們憑著其判斷，看看他的行為是對是錯。他們應該能藉著自己的良心來作判斷（</w:t>
-      </w:r>
-      <w:hyperlink r:id="rId20">
-        <w:r>
-          <w:rPr>
-            <w:lang w:val="zh_TW" w:bidi="zh_TW"/>
-          </w:rPr>
-          <w:rPr>
-            <w:color w:val="0000EE"/>
-            <w:u w:val="single"/>
-          </w:rPr>
-          <w:t>林後4:1–2</w:t>
-        </w:r>
-      </w:hyperlink>
-      <w:r>
-        <w:rPr>
-          <w:lang w:val="zh_TW" w:bidi="zh_TW"/>
-        </w:rPr>
-        <w:t>）。保羅深信，神知道驅使他行事的動機，所以他盼望哥林多人也能藉著良心認出，這動機是出於「敬畏主」（</w:t>
-      </w:r>
-      <w:hyperlink r:id="rId21">
-        <w:r>
-          <w:rPr>
-            <w:lang w:val="zh_TW" w:bidi="zh_TW"/>
-          </w:rPr>
-          <w:rPr>
-            <w:color w:val="0000EE"/>
-            <w:u w:val="single"/>
-          </w:rPr>
-          <w:t>5:11</w:t>
-        </w:r>
-      </w:hyperlink>
-      <w:r>
-        <w:rPr>
-          <w:lang w:val="zh_TW" w:bidi="zh_TW"/>
-        </w:rPr>
-        <w:t>）。保羅寫信給提摩太時，把「無虧的良心」與「無偽的信心」相提並論（</w:t>
-      </w:r>
-      <w:hyperlink r:id="rId22">
-        <w:r>
-          <w:rPr>
-            <w:lang w:val="zh_TW" w:bidi="zh_TW"/>
-          </w:rPr>
-          <w:rPr>
-            <w:color w:val="0000EE"/>
-            <w:u w:val="single"/>
-          </w:rPr>
-          <w:t>提前1:5</w:t>
-        </w:r>
-      </w:hyperlink>
-      <w:r>
-        <w:rPr>
-          <w:lang w:val="zh_TW" w:bidi="zh_TW"/>
-        </w:rPr>
-        <w:t>）。當人不再照著基督信仰而活，他們的良心就可能「如同被熱鐵烙慣了一般」。這表示他們因不斷行惡，無法再分辨對錯（</w:t>
-      </w:r>
-      <w:hyperlink r:id="rId23">
-        <w:r>
-          <w:rPr>
-            <w:lang w:val="zh_TW" w:bidi="zh_TW"/>
-          </w:rPr>
-          <w:rPr>
-            <w:color w:val="0000EE"/>
-            <w:u w:val="single"/>
-          </w:rPr>
-          <w:t>4:2</w:t>
+        <w:t>聖經清楚區分利未支派中的三個層級：</w:t>
+      </w:r>
+    </w:p>
+    <w:p>
+      <w:pPr>
+        <w:pStyle w:val="ListBullet"/>
+        <w:spacing w:line="240" w:lineRule="auto"/>
+        <w:ind w:left="720"/>
+      </w:pPr>
+      <w:r>
+        <w:rPr>
+          <w:lang w:val="zh_TW" w:bidi="zh_TW"/>
+        </w:rPr>
+      </w:r>
+      <w:r>
+        <w:rPr>
+          <w:lang w:val="zh_TW" w:bidi="zh_TW"/>
+        </w:rPr>
+        <w:t>大祭司，</w:t>
+      </w:r>
+    </w:p>
+    <w:p>
+      <w:pPr>
+        <w:pStyle w:val="ListBullet"/>
+        <w:spacing w:line="240" w:lineRule="auto"/>
+        <w:ind w:left="720"/>
+      </w:pPr>
+      <w:r>
+        <w:rPr>
+          <w:lang w:val="zh_TW" w:bidi="zh_TW"/>
+        </w:rPr>
+      </w:r>
+      <w:r>
+        <w:rPr>
+          <w:lang w:val="zh_TW" w:bidi="zh_TW"/>
+        </w:rPr>
+        <w:t>其他祭司，以及</w:t>
+      </w:r>
+    </w:p>
+    <w:p>
+      <w:pPr>
+        <w:pStyle w:val="ListBullet"/>
+        <w:spacing w:line="240" w:lineRule="auto"/>
+        <w:ind w:left="720"/>
+      </w:pPr>
+      <w:r>
+        <w:rPr>
+          <w:lang w:val="zh_TW" w:bidi="zh_TW"/>
+        </w:rPr>
+      </w:r>
+      <w:r>
+        <w:rPr>
+          <w:lang w:val="zh_TW" w:bidi="zh_TW"/>
+        </w:rPr>
+        <w:t>負責較次要職務的利未人。</w:t>
+      </w:r>
+    </w:p>
+    <w:p>
+      <w:pPr/>
+      <w:r>
+        <w:rPr>
+          <w:lang w:val="zh_TW" w:bidi="zh_TW"/>
+        </w:rPr>
+      </w:r>
+      <w:r>
+        <w:rPr>
+          <w:lang w:val="zh_TW" w:bidi="zh_TW"/>
+        </w:rPr>
+        <w:t>早期，他們負責搬運和安置會幕（</w:t>
+      </w:r>
+      <w:hyperlink r:id="rId102">
+        <w:r>
+          <w:rPr>
+            <w:lang w:val="zh_TW" w:bidi="zh_TW"/>
+          </w:rPr>
+          <w:rPr>
+            <w:color w:val="0000EE"/>
+            <w:u w:val="single"/>
+          </w:rPr>
+          <w:t>民1:50–51</w:t>
+        </w:r>
+      </w:hyperlink>
+      <w:r>
+        <w:rPr>
+          <w:lang w:val="zh_TW" w:bidi="zh_TW"/>
+        </w:rPr>
+        <w:t>），也承擔其它職務。後來，他們又擔任守門人和樂師（</w:t>
+      </w:r>
+      <w:hyperlink r:id="rId103">
+        <w:r>
+          <w:rPr>
+            <w:lang w:val="zh_TW" w:bidi="zh_TW"/>
+          </w:rPr>
+          <w:rPr>
+            <w:color w:val="0000EE"/>
+            <w:u w:val="single"/>
+          </w:rPr>
+          <w:t>代上16:42</w:t>
         </w:r>
       </w:hyperlink>
       <w:r>
@@ -498,6 +3087,60 @@
         </w:rPr>
         <w:t>）。</w:t>
       </w:r>
+      <w:hyperlink r:id="rId104">
+        <w:r>
+          <w:rPr>
+            <w:lang w:val="zh_TW" w:bidi="zh_TW"/>
+          </w:rPr>
+          <w:rPr>
+            <w:color w:val="0000EE"/>
+            <w:u w:val="single"/>
+          </w:rPr>
+          <w:t>申命記三十三章8至11節</w:t>
+        </w:r>
+      </w:hyperlink>
+      <w:r>
+        <w:rPr>
+          <w:lang w:val="zh_TW" w:bidi="zh_TW"/>
+        </w:rPr>
+        <w:t>列出了利未人的職責。在那段經文中，屬靈上的幫助和教導與祭司職分同樣重要。因此，約沙法派遣他們教導律法，也就不足為奇了（</w:t>
+      </w:r>
+      <w:hyperlink r:id="rId105">
+        <w:r>
+          <w:rPr>
+            <w:lang w:val="zh_TW" w:bidi="zh_TW"/>
+          </w:rPr>
+          <w:rPr>
+            <w:color w:val="0000EE"/>
+            <w:u w:val="single"/>
+          </w:rPr>
+          <w:t>代下17:7–9</w:t>
+        </w:r>
+      </w:hyperlink>
+      <w:r>
+        <w:rPr>
+          <w:lang w:val="zh_TW" w:bidi="zh_TW"/>
+        </w:rPr>
+        <w:t>）。不過，一般人通常只是把他們視為祭司（</w:t>
+      </w:r>
+      <w:hyperlink r:id="rId106">
+        <w:r>
+          <w:rPr>
+            <w:lang w:val="zh_TW" w:bidi="zh_TW"/>
+          </w:rPr>
+          <w:rPr>
+            <w:color w:val="0000EE"/>
+            <w:u w:val="single"/>
+          </w:rPr>
+          <w:t>士17:13</w:t>
+        </w:r>
+      </w:hyperlink>
+      <w:r>
+        <w:rPr>
+          <w:lang w:val="zh_TW" w:bidi="zh_TW"/>
+        </w:rPr>
+        <w:t>）。</w:t>
+      </w:r>
     </w:p>
     <w:p>
       <w:pPr/>
@@ -510,54 +3153,408 @@
         <w:rPr>
           <w:lang w:val="zh_TW" w:bidi="zh_TW"/>
         </w:rPr>
-        <w:t>保羅在哥林多前書，回答可否吃祭偶像之物的問題。他談到良心如何判斷人過去與將來的行為（</w:t>
-      </w:r>
-      <w:hyperlink r:id="rId24">
-        <w:r>
-          <w:rPr>
-            <w:lang w:val="zh_TW" w:bidi="zh_TW"/>
-          </w:rPr>
-          <w:rPr>
-            <w:color w:val="0000EE"/>
-            <w:u w:val="single"/>
-          </w:rPr>
-          <w:t>林前8–10章</w:t>
-        </w:r>
-      </w:hyperlink>
-      <w:r>
-        <w:rPr>
-          <w:lang w:val="zh_TW" w:bidi="zh_TW"/>
-        </w:rPr>
-        <w:t>）。有哥林多信徒良心「軟弱」，因為他們認為吃祭過偶像的食物是錯的（</w:t>
-      </w:r>
-      <w:hyperlink r:id="rId25">
-        <w:r>
-          <w:rPr>
-            <w:lang w:val="zh_TW" w:bidi="zh_TW"/>
-          </w:rPr>
-          <w:rPr>
-            <w:color w:val="0000EE"/>
-            <w:u w:val="single"/>
-          </w:rPr>
-          <w:t>林前8:7</w:t>
-        </w:r>
-      </w:hyperlink>
-      <w:r>
-        <w:rPr>
-          <w:lang w:val="zh_TW" w:bidi="zh_TW"/>
-        </w:rPr>
-        <w:t>）。他們並不知道一切食物都可以吃，都是「潔淨」的（</w:t>
-      </w:r>
-      <w:hyperlink r:id="rId26">
-        <w:r>
-          <w:rPr>
-            <w:lang w:val="zh_TW" w:bidi="zh_TW"/>
-          </w:rPr>
-          <w:rPr>
-            <w:color w:val="0000EE"/>
-            <w:u w:val="single"/>
-          </w:rPr>
-          <w:t>羅14:20</w:t>
+        <w:t>利未人作為宗教領袖和教師，在以色列歷史中一直扮演著重要的角色。</w:t>
+      </w:r>
+      <w:hyperlink r:id="rId107">
+        <w:r>
+          <w:rPr>
+            <w:lang w:val="zh_TW" w:bidi="zh_TW"/>
+          </w:rPr>
+          <w:rPr>
+            <w:color w:val="0000EE"/>
+            <w:u w:val="single"/>
+          </w:rPr>
+          <w:t>耶利米書三十三章20至26節</w:t>
+        </w:r>
+      </w:hyperlink>
+      <w:r>
+        <w:rPr>
+          <w:lang w:val="zh_TW" w:bidi="zh_TW"/>
+        </w:rPr>
+        <w:t>和</w:t>
+      </w:r>
+      <w:hyperlink r:id="rId108">
+        <w:r>
+          <w:rPr>
+            <w:lang w:val="zh_TW" w:bidi="zh_TW"/>
+          </w:rPr>
+          <w:rPr>
+            <w:color w:val="0000EE"/>
+            <w:u w:val="single"/>
+          </w:rPr>
+          <w:t>瑪拉基書三章3至4節</w:t>
+        </w:r>
+      </w:hyperlink>
+      <w:r>
+        <w:rPr>
+          <w:lang w:val="zh_TW" w:bidi="zh_TW"/>
+        </w:rPr>
+        <w:t>都提到神與利未所立長久的約。巴比倫被擄歸回後，利未支派的人也歸回耶路撒冷（</w:t>
+      </w:r>
+      <w:hyperlink r:id="rId109">
+        <w:r>
+          <w:rPr>
+            <w:lang w:val="zh_TW" w:bidi="zh_TW"/>
+          </w:rPr>
+          <w:rPr>
+            <w:color w:val="0000EE"/>
+            <w:u w:val="single"/>
+          </w:rPr>
+          <w:t>拉2:36–42</w:t>
+        </w:r>
+      </w:hyperlink>
+      <w:r>
+        <w:rPr>
+          <w:lang w:val="zh_TW" w:bidi="zh_TW"/>
+        </w:rPr>
+        <w:t>），其中祭司家族的人所佔比例特別高。</w:t>
+      </w:r>
+    </w:p>
+    <w:p>
+      <w:pPr>
+        <w:pStyle w:val="Heading3"/>
+      </w:pPr>
+      <w:r>
+        <w:rPr>
+          <w:lang w:val="zh_TW" w:bidi="zh_TW"/>
+        </w:rPr>
+        <w:t>新約聖經中的利未人</w:t>
+      </w:r>
+    </w:p>
+    <w:p>
+      <w:pPr/>
+      <w:r>
+        <w:rPr>
+          <w:lang w:val="zh_TW" w:bidi="zh_TW"/>
+        </w:rPr>
+      </w:r>
+      <w:r>
+        <w:rPr>
+          <w:lang w:val="zh_TW" w:bidi="zh_TW"/>
+        </w:rPr>
+        <w:t>在新約聖經中，早期教會的重要人物巴拿巴是一位利未人（</w:t>
+      </w:r>
+      <w:hyperlink r:id="rId110">
+        <w:r>
+          <w:rPr>
+            <w:lang w:val="zh_TW" w:bidi="zh_TW"/>
+          </w:rPr>
+          <w:rPr>
+            <w:color w:val="0000EE"/>
+            <w:u w:val="single"/>
+          </w:rPr>
+          <w:t>徒4:36</w:t>
+        </w:r>
+      </w:hyperlink>
+      <w:r>
+        <w:rPr>
+          <w:lang w:val="zh_TW" w:bidi="zh_TW"/>
+        </w:rPr>
+        <w:t>）。即使到了今天，猶太人當中的姓氏利未（Levy），往往仍表示其家族自稱源自利未支派。</w:t>
+      </w:r>
+    </w:p>
+    <w:p>
+      <w:pPr/>
+      <w:r>
+        <w:rPr>
+          <w:lang w:val="zh_TW" w:bidi="zh_TW"/>
+        </w:rPr>
+      </w:r>
+      <w:r>
+        <w:rPr>
+          <w:i/>
+          <w:lang w:val="zh_TW" w:bidi="zh_TW"/>
+        </w:rPr>
+        <w:t>另見</w:t>
+      </w:r>
+      <w:r>
+        <w:rPr>
+          <w:lang w:val="zh_TW" w:bidi="zh_TW"/>
+        </w:rPr>
+        <w:t xml:space="preserve"> </w:t>
+      </w:r>
+      <w:r>
+        <w:rPr>
+          <w:lang w:val="zh_TW" w:bidi="zh_TW"/>
+        </w:rPr>
+        <w:t>祭司和利未人</w:t>
+      </w:r>
+      <w:r>
+        <w:rPr>
+          <w:lang w:val="zh_TW" w:bidi="zh_TW"/>
+        </w:rPr>
+        <w:t>。</w:t>
+      </w:r>
+      <w:r>
+        <w:rPr>
+          <w:lang w:val="zh_TW" w:bidi="zh_TW"/>
+        </w:rPr>
+      </w:r>
+      <w:r>
+        <w:rPr>
+          <w:lang w:val="zh_TW" w:bidi="zh_TW"/>
+        </w:rPr>
+      </w:r>
+    </w:p>
+    <w:p>
+      <w:pPr/>
+      <w:r>
+        <w:rPr>
+          <w:lang w:val="zh_TW" w:bidi="zh_TW"/>
+        </w:rPr>
+      </w:r>
+    </w:p>
+    <w:p>
+      <w:pPr>
+        <w:pStyle w:val="Heading2"/>
+      </w:pPr>
+      <w:r>
+        <w:rPr>
+          <w:lang w:val="zh_TW" w:bidi="zh_TW"/>
+        </w:rPr>
+        <w:t>利烏米族，利烏米人</w:t>
+      </w:r>
+      <w:r>
+        <w:rPr>
+          <w:lang w:val="zh_TW" w:bidi="zh_TW"/>
+        </w:rPr>
+      </w:r>
+    </w:p>
+    <w:p>
+      <w:pPr/>
+      <w:r>
+        <w:rPr>
+          <w:lang w:val="zh_TW" w:bidi="zh_TW"/>
+        </w:rPr>
+      </w:r>
+      <w:r>
+        <w:rPr>
+          <w:lang w:val="zh_TW" w:bidi="zh_TW"/>
+        </w:rPr>
+        <w:t>這是源於由底但三個兒子中的第三位的部族。底但是亞伯拉罕與基土拉的後裔，出自約珊的家系（</w:t>
+      </w:r>
+      <w:hyperlink r:id="rId49">
+        <w:r>
+          <w:rPr>
+            <w:lang w:val="zh_TW" w:bidi="zh_TW"/>
+          </w:rPr>
+          <w:rPr>
+            <w:color w:val="0000EE"/>
+            <w:u w:val="single"/>
+          </w:rPr>
+          <w:t>創25:3</w:t>
+        </w:r>
+      </w:hyperlink>
+      <w:r>
+        <w:rPr>
+          <w:lang w:val="zh_TW" w:bidi="zh_TW"/>
+        </w:rPr>
+        <w:t>）。這個部族很可能定居在阿拉伯的北部地區。</w:t>
+      </w:r>
+      <w:r>
+        <w:rPr>
+          <w:lang w:val="zh_TW" w:bidi="zh_TW"/>
+        </w:rPr>
+      </w:r>
+      <w:r>
+        <w:rPr>
+          <w:lang w:val="zh_TW" w:bidi="zh_TW"/>
+        </w:rPr>
+      </w:r>
+    </w:p>
+    <w:p>
+      <w:pPr/>
+      <w:r>
+        <w:rPr>
+          <w:lang w:val="zh_TW" w:bidi="zh_TW"/>
+        </w:rPr>
+      </w:r>
+    </w:p>
+    <w:p>
+      <w:pPr>
+        <w:pStyle w:val="Heading2"/>
+      </w:pPr>
+      <w:r>
+        <w:rPr>
+          <w:lang w:val="zh_TW" w:bidi="zh_TW"/>
+        </w:rPr>
+        <w:t>利鮮</w:t>
+      </w:r>
+      <w:r>
+        <w:rPr>
+          <w:lang w:val="zh_TW" w:bidi="zh_TW"/>
+        </w:rPr>
+      </w:r>
+    </w:p>
+    <w:p>
+      <w:pPr/>
+      <w:r>
+        <w:rPr>
+          <w:lang w:val="zh_TW" w:bidi="zh_TW"/>
+        </w:rPr>
+      </w:r>
+      <w:r>
+        <w:rPr>
+          <w:lang w:val="zh_TW" w:bidi="zh_TW"/>
+        </w:rPr>
+        <w:t>這是由寧錄在尼尼微和迦拉之間建造的城市（</w:t>
+      </w:r>
+      <w:hyperlink r:id="rId111">
+        <w:r>
+          <w:rPr>
+            <w:lang w:val="zh_TW" w:bidi="zh_TW"/>
+          </w:rPr>
+          <w:rPr>
+            <w:color w:val="0000EE"/>
+            <w:u w:val="single"/>
+          </w:rPr>
+          <w:t>創10:12</w:t>
+        </w:r>
+      </w:hyperlink>
+      <w:r>
+        <w:rPr>
+          <w:lang w:val="zh_TW" w:bidi="zh_TW"/>
+        </w:rPr>
+        <w:t>）。它是被稱為「那大城」之建築群的一部分，且可能是在尼尼微的一個郊區。一些解經家認為，它是位於尼尼微和迦拉之間的一處水利設施。</w:t>
+      </w:r>
+      <w:r>
+        <w:rPr>
+          <w:lang w:val="zh_TW" w:bidi="zh_TW"/>
+        </w:rPr>
+      </w:r>
+      <w:r>
+        <w:rPr>
+          <w:lang w:val="zh_TW" w:bidi="zh_TW"/>
+        </w:rPr>
+      </w:r>
+    </w:p>
+    <w:p>
+      <w:pPr/>
+      <w:r>
+        <w:rPr>
+          <w:lang w:val="zh_TW" w:bidi="zh_TW"/>
+        </w:rPr>
+      </w:r>
+    </w:p>
+    <w:p>
+      <w:pPr>
+        <w:pStyle w:val="Heading2"/>
+      </w:pPr>
+      <w:r>
+        <w:rPr>
+          <w:lang w:val="zh_TW" w:bidi="zh_TW"/>
+        </w:rPr>
+        <w:t>利亞</w:t>
+      </w:r>
+      <w:r>
+        <w:rPr>
+          <w:lang w:val="zh_TW" w:bidi="zh_TW"/>
+        </w:rPr>
+      </w:r>
+    </w:p>
+    <w:p>
+      <w:pPr/>
+      <w:r>
+        <w:rPr>
+          <w:lang w:val="zh_TW" w:bidi="zh_TW"/>
+        </w:rPr>
+      </w:r>
+      <w:r>
+        <w:rPr>
+          <w:lang w:val="zh_TW" w:bidi="zh_TW"/>
+        </w:rPr>
+        <w:t>利亞是拉班的女兒和拉結的姐姐。</w:t>
+      </w:r>
+    </w:p>
+    <w:p>
+      <w:pPr/>
+      <w:r>
+        <w:rPr>
+          <w:lang w:val="zh_TW" w:bidi="zh_TW"/>
+        </w:rPr>
+      </w:r>
+      <w:r>
+        <w:rPr>
+          <w:lang w:val="zh_TW" w:bidi="zh_TW"/>
+        </w:rPr>
+        <w:t>她是雅各的妻子，而雅各曾欺騙他的父親以撒，使以撒把原本給以掃的祝福給了他（</w:t>
+      </w:r>
+      <w:hyperlink r:id="rId112">
+        <w:r>
+          <w:rPr>
+            <w:lang w:val="zh_TW" w:bidi="zh_TW"/>
+          </w:rPr>
+          <w:rPr>
+            <w:color w:val="0000EE"/>
+            <w:u w:val="single"/>
+          </w:rPr>
+          <w:t>創27:5–40</w:t>
+        </w:r>
+      </w:hyperlink>
+      <w:r>
+        <w:rPr>
+          <w:lang w:val="zh_TW" w:bidi="zh_TW"/>
+        </w:rPr>
+        <w:t>）。雅各為了躲避以掃的怒氣並娶妻（</w:t>
+      </w:r>
+      <w:hyperlink r:id="rId113">
+        <w:r>
+          <w:rPr>
+            <w:lang w:val="zh_TW" w:bidi="zh_TW"/>
+          </w:rPr>
+          <w:rPr>
+            <w:color w:val="0000EE"/>
+            <w:u w:val="single"/>
+          </w:rPr>
+          <w:t>創27:46–28:2</w:t>
+        </w:r>
+      </w:hyperlink>
+      <w:r>
+        <w:rPr>
+          <w:lang w:val="zh_TW" w:bidi="zh_TW"/>
+        </w:rPr>
+        <w:t>），而前往他在美索不達米亞的母舅拉班那裡（</w:t>
+      </w:r>
+      <w:hyperlink r:id="rId114">
+        <w:r>
+          <w:rPr>
+            <w:lang w:val="zh_TW" w:bidi="zh_TW"/>
+          </w:rPr>
+          <w:rPr>
+            <w:color w:val="0000EE"/>
+            <w:u w:val="single"/>
+          </w:rPr>
+          <w:t>創27:43，</w:t>
+        </w:r>
+      </w:hyperlink>
+      <w:hyperlink r:id="rId115">
+        <w:r>
+          <w:rPr>
+            <w:lang w:val="zh_TW" w:bidi="zh_TW"/>
+          </w:rPr>
+          <w:rPr>
+            <w:color w:val="0000EE"/>
+            <w:u w:val="single"/>
+          </w:rPr>
+          <w:t>28:2</w:t>
+        </w:r>
+      </w:hyperlink>
+      <w:r>
+        <w:rPr>
+          <w:lang w:val="zh_TW" w:bidi="zh_TW"/>
+        </w:rPr>
+        <w:t>）。他愛上了拉班的小女兒拉結，並答應為拉班工作七年，以娶她為妻（</w:t>
+      </w:r>
+      <w:hyperlink r:id="rId116">
+        <w:r>
+          <w:rPr>
+            <w:lang w:val="zh_TW" w:bidi="zh_TW"/>
+          </w:rPr>
+          <w:rPr>
+            <w:color w:val="0000EE"/>
+            <w:u w:val="single"/>
+          </w:rPr>
+          <w:t>創29:17–18</w:t>
         </w:r>
       </w:hyperlink>
       <w:r>
@@ -565,6 +3562,644 @@
           <w:lang w:val="zh_TW" w:bidi="zh_TW"/>
         </w:rPr>
         <w:t>）。</w:t>
+      </w:r>
+    </w:p>
+    <w:p>
+      <w:pPr/>
+      <w:r>
+        <w:rPr>
+          <w:lang w:val="zh_TW" w:bidi="zh_TW"/>
+        </w:rPr>
+      </w:r>
+      <w:r>
+        <w:rPr>
+          <w:lang w:val="zh_TW" w:bidi="zh_TW"/>
+        </w:rPr>
+        <w:t>到成親的時候，拉班欺騙雅各，把年長的女兒利亞嫁給他，而不是拉結（</w:t>
+      </w:r>
+      <w:hyperlink r:id="rId117">
+        <w:r>
+          <w:rPr>
+            <w:lang w:val="zh_TW" w:bidi="zh_TW"/>
+          </w:rPr>
+          <w:rPr>
+            <w:color w:val="0000EE"/>
+            <w:u w:val="single"/>
+          </w:rPr>
+          <w:t>創29:21–25</w:t>
+        </w:r>
+      </w:hyperlink>
+      <w:r>
+        <w:rPr>
+          <w:lang w:val="zh_TW" w:bidi="zh_TW"/>
+        </w:rPr>
+        <w:t>）。拉班辯稱，必須先讓大女兒出嫁（</w:t>
+      </w:r>
+      <w:hyperlink r:id="rId118">
+        <w:r>
+          <w:rPr>
+            <w:lang w:val="zh_TW" w:bidi="zh_TW"/>
+          </w:rPr>
+          <w:rPr>
+            <w:color w:val="0000EE"/>
+            <w:u w:val="single"/>
+          </w:rPr>
+          <w:t>創29:26</w:t>
+        </w:r>
+      </w:hyperlink>
+      <w:r>
+        <w:rPr>
+          <w:lang w:val="zh_TW" w:bidi="zh_TW"/>
+        </w:rPr>
+        <w:t>）。經文形容利亞「眼睛沒有神氣」，拉結卻「生得美貌俊秀」（</w:t>
+      </w:r>
+      <w:hyperlink r:id="rId119">
+        <w:r>
+          <w:rPr>
+            <w:lang w:val="zh_TW" w:bidi="zh_TW"/>
+          </w:rPr>
+          <w:rPr>
+            <w:color w:val="0000EE"/>
+            <w:u w:val="single"/>
+          </w:rPr>
+          <w:t>創29:17</w:t>
+        </w:r>
+      </w:hyperlink>
+      <w:r>
+        <w:rPr>
+          <w:lang w:val="zh_TW" w:bidi="zh_TW"/>
+        </w:rPr>
+        <w:t>）。</w:t>
+      </w:r>
+    </w:p>
+    <w:p>
+      <w:pPr/>
+      <w:r>
+        <w:rPr>
+          <w:lang w:val="zh_TW" w:bidi="zh_TW"/>
+        </w:rPr>
+      </w:r>
+      <w:r>
+        <w:rPr>
+          <w:lang w:val="zh_TW" w:bidi="zh_TW"/>
+        </w:rPr>
+        <w:t>雅各為了娶他深愛的拉結，再為拉班工作七年（</w:t>
+      </w:r>
+      <w:hyperlink r:id="rId120">
+        <w:r>
+          <w:rPr>
+            <w:lang w:val="zh_TW" w:bidi="zh_TW"/>
+          </w:rPr>
+          <w:rPr>
+            <w:color w:val="0000EE"/>
+            <w:u w:val="single"/>
+          </w:rPr>
+          <w:t>創29:20</w:t>
+        </w:r>
+      </w:hyperlink>
+      <w:r>
+        <w:rPr>
+          <w:lang w:val="zh_TW" w:bidi="zh_TW"/>
+        </w:rPr>
+        <w:t>）。利亞不像拉結那樣得寵，但她在拉結還沒有生子以前，已經生了六個兒子和一個女兒（</w:t>
+      </w:r>
+      <w:hyperlink r:id="rId121">
+        <w:r>
+          <w:rPr>
+            <w:lang w:val="zh_TW" w:bidi="zh_TW"/>
+          </w:rPr>
+          <w:rPr>
+            <w:color w:val="0000EE"/>
+            <w:u w:val="single"/>
+          </w:rPr>
+          <w:t>創29:31–30:22</w:t>
+        </w:r>
+      </w:hyperlink>
+      <w:r>
+        <w:rPr>
+          <w:lang w:val="zh_TW" w:bidi="zh_TW"/>
+        </w:rPr>
+        <w:t>）：</w:t>
+      </w:r>
+    </w:p>
+    <w:p>
+      <w:pPr>
+        <w:pStyle w:val="ListNumber"/>
+        <w:numPr>
+          <w:ilvl w:val="0"/>
+          <w:numId w:val="17"/>
+        </w:numPr>
+        <w:spacing w:line="240" w:lineRule="auto"/>
+        <w:ind w:left="720"/>
+      </w:pPr>
+      <w:r>
+        <w:rPr>
+          <w:lang w:val="zh_TW" w:bidi="zh_TW"/>
+        </w:rPr>
+      </w:r>
+      <w:r>
+        <w:rPr>
+          <w:lang w:val="zh_TW" w:bidi="zh_TW"/>
+        </w:rPr>
+        <w:t>呂便</w:t>
+      </w:r>
+    </w:p>
+    <w:p>
+      <w:pPr>
+        <w:pStyle w:val="ListNumber"/>
+        <w:spacing w:line="240" w:lineRule="auto"/>
+        <w:ind w:left="720"/>
+      </w:pPr>
+      <w:r>
+        <w:rPr>
+          <w:lang w:val="zh_TW" w:bidi="zh_TW"/>
+        </w:rPr>
+      </w:r>
+      <w:r>
+        <w:rPr>
+          <w:lang w:val="zh_TW" w:bidi="zh_TW"/>
+        </w:rPr>
+        <w:t>西緬</w:t>
+      </w:r>
+    </w:p>
+    <w:p>
+      <w:pPr>
+        <w:pStyle w:val="ListNumber"/>
+        <w:spacing w:line="240" w:lineRule="auto"/>
+        <w:ind w:left="720"/>
+      </w:pPr>
+      <w:r>
+        <w:rPr>
+          <w:lang w:val="zh_TW" w:bidi="zh_TW"/>
+        </w:rPr>
+      </w:r>
+      <w:r>
+        <w:rPr>
+          <w:lang w:val="zh_TW" w:bidi="zh_TW"/>
+        </w:rPr>
+        <w:t>利未</w:t>
+      </w:r>
+    </w:p>
+    <w:p>
+      <w:pPr>
+        <w:pStyle w:val="ListNumber"/>
+        <w:spacing w:line="240" w:lineRule="auto"/>
+        <w:ind w:left="720"/>
+      </w:pPr>
+      <w:r>
+        <w:rPr>
+          <w:lang w:val="zh_TW" w:bidi="zh_TW"/>
+        </w:rPr>
+      </w:r>
+      <w:r>
+        <w:rPr>
+          <w:lang w:val="zh_TW" w:bidi="zh_TW"/>
+        </w:rPr>
+        <w:t>猶大</w:t>
+      </w:r>
+    </w:p>
+    <w:p>
+      <w:pPr>
+        <w:pStyle w:val="ListNumber"/>
+        <w:spacing w:line="240" w:lineRule="auto"/>
+        <w:ind w:left="720"/>
+      </w:pPr>
+      <w:r>
+        <w:rPr>
+          <w:lang w:val="zh_TW" w:bidi="zh_TW"/>
+        </w:rPr>
+      </w:r>
+      <w:r>
+        <w:rPr>
+          <w:lang w:val="zh_TW" w:bidi="zh_TW"/>
+        </w:rPr>
+        <w:t>以薩迦</w:t>
+      </w:r>
+    </w:p>
+    <w:p>
+      <w:pPr>
+        <w:pStyle w:val="ListNumber"/>
+        <w:spacing w:line="240" w:lineRule="auto"/>
+        <w:ind w:left="720"/>
+      </w:pPr>
+      <w:r>
+        <w:rPr>
+          <w:lang w:val="zh_TW" w:bidi="zh_TW"/>
+        </w:rPr>
+      </w:r>
+      <w:r>
+        <w:rPr>
+          <w:lang w:val="zh_TW" w:bidi="zh_TW"/>
+        </w:rPr>
+        <w:t>西布倫</w:t>
+      </w:r>
+    </w:p>
+    <w:p>
+      <w:pPr>
+        <w:pStyle w:val="ListNumber"/>
+        <w:spacing w:line="240" w:lineRule="auto"/>
+        <w:ind w:left="720"/>
+      </w:pPr>
+      <w:r>
+        <w:rPr>
+          <w:lang w:val="zh_TW" w:bidi="zh_TW"/>
+        </w:rPr>
+      </w:r>
+      <w:r>
+        <w:rPr>
+          <w:lang w:val="zh_TW" w:bidi="zh_TW"/>
+        </w:rPr>
+        <w:t>底拿</w:t>
+      </w:r>
+    </w:p>
+    <w:p>
+      <w:pPr/>
+      <w:r>
+        <w:rPr>
+          <w:lang w:val="zh_TW" w:bidi="zh_TW"/>
+        </w:rPr>
+      </w:r>
+      <w:r>
+        <w:rPr>
+          <w:lang w:val="zh_TW" w:bidi="zh_TW"/>
+        </w:rPr>
+        <w:t>拉結因不能生育而深感痛苦，她甚至為了懷孕而跟利亞交換了風茄──人們認為有助受孕的植物（</w:t>
+      </w:r>
+      <w:hyperlink r:id="rId122">
+        <w:r>
+          <w:rPr>
+            <w:lang w:val="zh_TW" w:bidi="zh_TW"/>
+          </w:rPr>
+          <w:rPr>
+            <w:color w:val="0000EE"/>
+            <w:u w:val="single"/>
+          </w:rPr>
+          <w:t>創30:14–17</w:t>
+        </w:r>
+      </w:hyperlink>
+      <w:r>
+        <w:rPr>
+          <w:lang w:val="zh_TW" w:bidi="zh_TW"/>
+        </w:rPr>
+        <w:t>）。</w:t>
+      </w:r>
+    </w:p>
+    <w:p>
+      <w:pPr/>
+      <w:r>
+        <w:rPr>
+          <w:lang w:val="zh_TW" w:bidi="zh_TW"/>
+        </w:rPr>
+      </w:r>
+      <w:r>
+        <w:rPr>
+          <w:lang w:val="zh_TW" w:bidi="zh_TW"/>
+        </w:rPr>
+        <w:t>利亞的眾兒子在以色列歷史上佔有重要地位。她的兒子利未成了祭司的先祖，而猶大成了君王家系的先祖，耶穌基督正是從這個家系而來（</w:t>
+      </w:r>
+      <w:hyperlink r:id="rId123">
+        <w:r>
+          <w:rPr>
+            <w:lang w:val="zh_TW" w:bidi="zh_TW"/>
+          </w:rPr>
+          <w:rPr>
+            <w:color w:val="0000EE"/>
+            <w:u w:val="single"/>
+          </w:rPr>
+          <w:t>創3:15，</w:t>
+        </w:r>
+      </w:hyperlink>
+      <w:hyperlink r:id="rId124">
+        <w:r>
+          <w:rPr>
+            <w:lang w:val="zh_TW" w:bidi="zh_TW"/>
+          </w:rPr>
+          <w:rPr>
+            <w:color w:val="0000EE"/>
+            <w:u w:val="single"/>
+          </w:rPr>
+          <w:t>12:2–3</w:t>
+        </w:r>
+      </w:hyperlink>
+      <w:r>
+        <w:rPr>
+          <w:lang w:val="zh_TW" w:bidi="zh_TW"/>
+        </w:rPr>
+        <w:t>；</w:t>
+      </w:r>
+      <w:hyperlink r:id="rId125">
+        <w:r>
+          <w:rPr>
+            <w:lang w:val="zh_TW" w:bidi="zh_TW"/>
+          </w:rPr>
+          <w:rPr>
+            <w:color w:val="0000EE"/>
+            <w:u w:val="single"/>
+          </w:rPr>
+          <w:t>撒下7:16</w:t>
+        </w:r>
+      </w:hyperlink>
+      <w:r>
+        <w:rPr>
+          <w:lang w:val="zh_TW" w:bidi="zh_TW"/>
+        </w:rPr>
+        <w:t>；</w:t>
+      </w:r>
+      <w:hyperlink r:id="rId126">
+        <w:r>
+          <w:rPr>
+            <w:lang w:val="zh_TW" w:bidi="zh_TW"/>
+          </w:rPr>
+          <w:rPr>
+            <w:color w:val="0000EE"/>
+            <w:u w:val="single"/>
+          </w:rPr>
+          <w:t>太1:1</w:t>
+        </w:r>
+      </w:hyperlink>
+      <w:r>
+        <w:rPr>
+          <w:lang w:val="zh_TW" w:bidi="zh_TW"/>
+        </w:rPr>
+        <w:t>）。</w:t>
+      </w:r>
+    </w:p>
+    <w:p>
+      <w:pPr/>
+      <w:r>
+        <w:rPr>
+          <w:lang w:val="zh_TW" w:bidi="zh_TW"/>
+        </w:rPr>
+      </w:r>
+      <w:r>
+        <w:rPr>
+          <w:i/>
+          <w:lang w:val="zh_TW" w:bidi="zh_TW"/>
+        </w:rPr>
+        <w:t>另見</w:t>
+      </w:r>
+      <w:r>
+        <w:rPr>
+          <w:lang w:val="zh_TW" w:bidi="zh_TW"/>
+        </w:rPr>
+        <w:t>雅各#1</w:t>
+      </w:r>
+      <w:r>
+        <w:rPr>
+          <w:lang w:val="zh_TW" w:bidi="zh_TW"/>
+        </w:rPr>
+        <w:t>。</w:t>
+      </w:r>
+      <w:r>
+        <w:rPr>
+          <w:lang w:val="zh_TW" w:bidi="zh_TW"/>
+        </w:rPr>
+      </w:r>
+      <w:r>
+        <w:rPr>
+          <w:lang w:val="zh_TW" w:bidi="zh_TW"/>
+        </w:rPr>
+      </w:r>
+    </w:p>
+    <w:p>
+      <w:pPr/>
+      <w:r>
+        <w:rPr>
+          <w:lang w:val="zh_TW" w:bidi="zh_TW"/>
+        </w:rPr>
+      </w:r>
+    </w:p>
+    <w:p>
+      <w:pPr>
+        <w:pStyle w:val="Heading2"/>
+      </w:pPr>
+      <w:r>
+        <w:rPr>
+          <w:lang w:val="zh_TW" w:bidi="zh_TW"/>
+        </w:rPr>
+        <w:t>麗貝卡，利百加</w:t>
+      </w:r>
+      <w:r>
+        <w:rPr>
+          <w:lang w:val="zh_TW" w:bidi="zh_TW"/>
+        </w:rPr>
+      </w:r>
+    </w:p>
+    <w:p>
+      <w:pPr/>
+      <w:r>
+        <w:rPr>
+          <w:lang w:val="zh_TW" w:bidi="zh_TW"/>
+        </w:rPr>
+      </w:r>
+      <w:r>
+        <w:rPr>
+          <w:lang w:val="zh_TW" w:bidi="zh_TW"/>
+        </w:rPr>
+        <w:t>彼土利的女兒，也是族長以撒的妻子。她的名字意為「豐滿」或「選擇」，在創世記中出現了31次（主要在第</w:t>
+      </w:r>
+      <w:hyperlink r:id="rId127">
+        <w:r>
+          <w:rPr>
+            <w:lang w:val="zh_TW" w:bidi="zh_TW"/>
+          </w:rPr>
+          <w:rPr>
+            <w:color w:val="0000EE"/>
+            <w:u w:val="single"/>
+          </w:rPr>
+          <w:t>24–27</w:t>
+        </w:r>
+      </w:hyperlink>
+      <w:r>
+        <w:rPr>
+          <w:lang w:val="zh_TW" w:bidi="zh_TW"/>
+        </w:rPr>
+        <w:t>章），並在</w:t>
+      </w:r>
+      <w:hyperlink r:id="rId128">
+        <w:r>
+          <w:rPr>
+            <w:lang w:val="zh_TW" w:bidi="zh_TW"/>
+          </w:rPr>
+          <w:rPr>
+            <w:color w:val="0000EE"/>
+            <w:u w:val="single"/>
+          </w:rPr>
+          <w:t>羅馬書九章10節</w:t>
+        </w:r>
+      </w:hyperlink>
+      <w:r>
+        <w:rPr>
+          <w:lang w:val="zh_TW" w:bidi="zh_TW"/>
+        </w:rPr>
+        <w:t>中出現一次。</w:t>
+      </w:r>
+    </w:p>
+    <w:p>
+      <w:pPr/>
+      <w:r>
+        <w:rPr>
+          <w:lang w:val="zh_TW" w:bidi="zh_TW"/>
+        </w:rPr>
+      </w:r>
+      <w:r>
+        <w:rPr>
+          <w:lang w:val="zh_TW" w:bidi="zh_TW"/>
+        </w:rPr>
+        <w:t>利百加的父親是彼土利，而彼土利是密迦和拿鶴的兒子，拿鶴是亞伯拉罕的兄弟（</w:t>
+      </w:r>
+      <w:hyperlink r:id="rId129">
+        <w:r>
+          <w:rPr>
+            <w:lang w:val="zh_TW" w:bidi="zh_TW"/>
+          </w:rPr>
+          <w:rPr>
+            <w:color w:val="0000EE"/>
+            <w:u w:val="single"/>
+          </w:rPr>
+          <w:t>創22:20–23</w:t>
+        </w:r>
+      </w:hyperlink>
+      <w:r>
+        <w:rPr>
+          <w:lang w:val="zh_TW" w:bidi="zh_TW"/>
+        </w:rPr>
+        <w:t>）。亞伯拉罕是她的叔公，當然，最終也是她的公公。拉班是利亞和拉結的父親，也是利百加的哥哥。後來，利百加的兒子雅各娶了他的兩位表姐妹，這兩位是姐妹。</w:t>
+      </w:r>
+    </w:p>
+    <w:p>
+      <w:pPr/>
+      <w:r>
+        <w:rPr>
+          <w:lang w:val="zh_TW" w:bidi="zh_TW"/>
+        </w:rPr>
+      </w:r>
+      <w:hyperlink r:id="rId130">
+        <w:r>
+          <w:rPr>
+            <w:lang w:val="zh_TW" w:bidi="zh_TW"/>
+          </w:rPr>
+          <w:rPr>
+            <w:color w:val="0000EE"/>
+            <w:u w:val="single"/>
+          </w:rPr>
+          <w:t>創世記二十四章</w:t>
+        </w:r>
+      </w:hyperlink>
+      <w:r>
+        <w:rPr>
+          <w:lang w:val="zh_TW" w:bidi="zh_TW"/>
+        </w:rPr>
+        <w:t>記載了亞伯拉罕的僕人為以撒尋得妻子的過程。他遵從亞伯拉罕的指示，前往亞蘭·納哈拉音（美索不達米亞西北部），因為亞伯拉罕不希望他的兒子娶當地的迦南女子。僕人的禱告得到了回應，利百加不僅給他水喝，也給他的駱駝水喝。在款待了亞伯拉罕的僕人，並且收到聘禮後，利百加心甘情願地去見她的新丈夫。</w:t>
+      </w:r>
+    </w:p>
+    <w:p>
+      <w:pPr/>
+      <w:r>
+        <w:rPr>
+          <w:lang w:val="zh_TW" w:bidi="zh_TW"/>
+        </w:rPr>
+      </w:r>
+      <w:r>
+        <w:rPr>
+          <w:lang w:val="zh_TW" w:bidi="zh_TW"/>
+        </w:rPr>
+        <w:t>利百加生了雙胞胎，以掃和雅各（</w:t>
+      </w:r>
+      <w:hyperlink r:id="rId131">
+        <w:r>
+          <w:rPr>
+            <w:lang w:val="zh_TW" w:bidi="zh_TW"/>
+          </w:rPr>
+          <w:rPr>
+            <w:color w:val="0000EE"/>
+            <w:u w:val="single"/>
+          </w:rPr>
+          <w:t>25:20–27</w:t>
+        </w:r>
+      </w:hyperlink>
+      <w:r>
+        <w:rPr>
+          <w:lang w:val="zh_TW" w:bidi="zh_TW"/>
+        </w:rPr>
+        <w:t>）。她偏愛弟弟雅各勝過以掃，並和雅各一起欺騙她的丈夫以確保雅各能獲得長子的權利。她出主意，讓雅各摸上去、看上去、聞起來都像常在野外的以掃。此外，她還準備了以撒最喜愛的菜餚以促成此事（</w:t>
+      </w:r>
+      <w:hyperlink r:id="rId132">
+        <w:r>
+          <w:rPr>
+            <w:lang w:val="zh_TW" w:bidi="zh_TW"/>
+          </w:rPr>
+          <w:rPr>
+            <w:color w:val="0000EE"/>
+            <w:u w:val="single"/>
+          </w:rPr>
+          <w:t>27:5–17</w:t>
+        </w:r>
+      </w:hyperlink>
+      <w:r>
+        <w:rPr>
+          <w:lang w:val="zh_TW" w:bidi="zh_TW"/>
+        </w:rPr>
+        <w:t>）。</w:t>
+      </w:r>
+    </w:p>
+    <w:p>
+      <w:pPr/>
+      <w:r>
+        <w:rPr>
+          <w:lang w:val="zh_TW" w:bidi="zh_TW"/>
+        </w:rPr>
+      </w:r>
+      <w:r>
+        <w:rPr>
+          <w:lang w:val="zh_TW" w:bidi="zh_TW"/>
+        </w:rPr>
+        <w:t>聖經對她一生的記載不多，但記載她被埋葬在幔利附近麥比拉的洞中，與她的丈夫葬在一起（</w:t>
+      </w:r>
+      <w:hyperlink r:id="rId133">
+        <w:r>
+          <w:rPr>
+            <w:lang w:val="zh_TW" w:bidi="zh_TW"/>
+          </w:rPr>
+          <w:rPr>
+            <w:color w:val="0000EE"/>
+            <w:u w:val="single"/>
+          </w:rPr>
+          <w:t>49:31</w:t>
+        </w:r>
+      </w:hyperlink>
+      <w:r>
+        <w:rPr>
+          <w:lang w:val="zh_TW" w:bidi="zh_TW"/>
+        </w:rPr>
+        <w:t>）。</w:t>
+      </w:r>
+    </w:p>
+    <w:p>
+      <w:pPr/>
+      <w:r>
+        <w:rPr>
+          <w:lang w:val="zh_TW" w:bidi="zh_TW"/>
+        </w:rPr>
+      </w:r>
+      <w:r>
+        <w:rPr>
+          <w:i/>
+          <w:lang w:val="zh_TW" w:bidi="zh_TW"/>
+        </w:rPr>
+        <w:t>另見</w:t>
+      </w:r>
+      <w:r>
+        <w:rPr>
+          <w:lang w:val="zh_TW" w:bidi="zh_TW"/>
+        </w:rPr>
+        <w:t>以撒</w:t>
+      </w:r>
+      <w:r>
+        <w:rPr>
+          <w:lang w:val="zh_TW" w:bidi="zh_TW"/>
+        </w:rPr>
+        <w:t>。</w:t>
       </w:r>
       <w:r>
         <w:rPr>
@@ -2466,6 +6101,30 @@
   </w:num>
   <w:num w:numId="13" w16cid:durableId="592781308">
     <w:abstractNumId w:val="11"/>
+  </w:num>
+  <w:num w:numId="14">
+    <w:abstractNumId w:val="3"/>
+    <w:lvlOverride w:ilvl="0">
+      <w:startOverride w:val="1"/>
+    </w:lvlOverride>
+  </w:num>
+  <w:num w:numId="15">
+    <w:abstractNumId w:val="3"/>
+    <w:lvlOverride w:ilvl="0">
+      <w:startOverride w:val="1"/>
+    </w:lvlOverride>
+  </w:num>
+  <w:num w:numId="16">
+    <w:abstractNumId w:val="3"/>
+    <w:lvlOverride w:ilvl="0">
+      <w:startOverride w:val="1"/>
+    </w:lvlOverride>
+  </w:num>
+  <w:num w:numId="17">
+    <w:abstractNumId w:val="3"/>
+    <w:lvlOverride w:ilvl="0">
+      <w:startOverride w:val="1"/>
+    </w:lvlOverride>
   </w:num>
   <w:numIdMacAtCleanup w:val="10"/>
 </w:numbering>

--- a/zht/docx/087.content.docx
+++ b/zht/docx/087.content.docx
@@ -149,7 +149,7 @@
         <w:rPr>
           <w:lang w:val="zh_TW" w:bidi="zh_TW"/>
         </w:rPr>
-        <w:t>li</w:t>
+        <w:t>le</w:t>
       </w:r>
       <w:r>
         <w:rPr>
@@ -212,7 +212,7 @@
         <w:rPr>
           <w:lang w:val="zh_TW" w:bidi="zh_TW"/>
         </w:rPr>
-        <w:t>黎巴嫩</w:t>
+        <w:t>樂器</w:t>
       </w:r>
       <w:r>
         <w:rPr>
@@ -231,7 +231,60 @@
         <w:rPr>
           <w:lang w:val="zh_TW" w:bidi="zh_TW"/>
         </w:rPr>
-        <w:t>聖經中僅在舊約中提到的地區，但其中的城市，包括泰爾和西頓，在新約中也有所提及。黎巴嫩通常指的是兩條平行的山脈，從靠近泰爾的地區開始，沿著地中海海岸向東北延伸。這兩條山脈分別為西面的黎巴嫩山脈和東面的外黎巴嫩山脈。黎巴嫩這個名字源自希伯來文詞根l-b-n，意思是「白色」，可能是指這些山脈的白色石灰岩或覆蓋山頂長達六個月的積雪（</w:t>
+        <w:t>用於製作音樂的弦樂、管樂和敲擊樂器。</w:t>
+      </w:r>
+    </w:p>
+    <w:p>
+      <w:pPr/>
+      <w:r>
+        <w:rPr>
+          <w:lang w:val="zh_TW" w:bidi="zh_TW"/>
+        </w:rPr>
+      </w:r>
+      <w:r>
+        <w:rPr>
+          <w:lang w:val="zh_TW" w:bidi="zh_TW"/>
+        </w:rPr>
+        <w:t>舊約聖經記載了人們如何在聖殿中使用音樂敬拜神，但並未詳細描述樂器的外型或製作方式。這部分與神的第二條誡命有關。希伯來人認為這條誡命禁止為受造之物造像，包括繪製樂器的圖像。但以理書提到了在尼布甲尼撒王宮殿中，演奏的六種不同樂器。</w:t>
+      </w:r>
+    </w:p>
+    <w:p>
+      <w:pPr/>
+      <w:r>
+        <w:rPr>
+          <w:lang w:val="zh_TW" w:bidi="zh_TW"/>
+        </w:rPr>
+      </w:r>
+      <w:r>
+        <w:rPr>
+          <w:lang w:val="zh_TW" w:bidi="zh_TW"/>
+        </w:rPr>
+        <w:t>古代希伯來人對於哪些樂器可用於聖殿敬拜有特定規範。他們對樂器的選擇並非依其音色，而是依照該樂器是否被視為是「潔淨的」（可接受的）或「不潔淨的」（不可接受的）來決定。有些樂器因被視為不潔淨而禁止在聖殿中使用。</w:t>
+      </w:r>
+    </w:p>
+    <w:p>
+      <w:pPr>
+        <w:pStyle w:val="Heading3"/>
+      </w:pPr>
+      <w:r>
+        <w:rPr>
+          <w:lang w:val="zh_TW" w:bidi="zh_TW"/>
+        </w:rPr>
+        <w:t>弦樂器</w:t>
+      </w:r>
+    </w:p>
+    <w:p>
+      <w:pPr/>
+      <w:r>
+        <w:rPr>
+          <w:lang w:val="zh_TW" w:bidi="zh_TW"/>
+        </w:rPr>
+      </w:r>
+      <w:r>
+        <w:rPr>
+          <w:lang w:val="zh_TW" w:bidi="zh_TW"/>
+        </w:rPr>
+        <w:t>猶太人特別重視弦樂器，認為這些樂器最適合在聖殿音樂敬拜中使用。許多古代民族也同樣重視弦樂器。例如，大衛王彈奏一種稱為里拉琴（絲弦）的弦樂器。在</w:t>
       </w:r>
       <w:hyperlink r:id="rId13">
         <w:r>
@@ -242,7 +295,183 @@
             <w:color w:val="0000EE"/>
             <w:u w:val="single"/>
           </w:rPr>
-          <w:t>耶18:14</w:t>
+          <w:t>詩篇一五〇篇4節</w:t>
+        </w:r>
+      </w:hyperlink>
+      <w:r>
+        <w:rPr>
+          <w:lang w:val="zh_TW" w:bidi="zh_TW"/>
+        </w:rPr>
+        <w:t>中，希伯來文單詞米尼姆（minim，意為「絲弦」）指的是各類用來讚美神的弦樂器。</w:t>
+      </w:r>
+    </w:p>
+    <w:p>
+      <w:pPr>
+        <w:pStyle w:val="Heading4"/>
+      </w:pPr>
+      <w:r>
+        <w:rPr>
+          <w:lang w:val="zh_TW" w:bidi="zh_TW"/>
+        </w:rPr>
+        <w:t>阿索爾（Asor）</w:t>
+      </w:r>
+    </w:p>
+    <w:p>
+      <w:pPr/>
+      <w:r>
+        <w:rPr>
+          <w:lang w:val="zh_TW" w:bidi="zh_TW"/>
+        </w:rPr>
+      </w:r>
+      <w:r>
+        <w:rPr>
+          <w:lang w:val="zh_TW" w:bidi="zh_TW"/>
+        </w:rPr>
+        <w:t>阿索爾在詩篇中出現了三次（</w:t>
+      </w:r>
+      <w:hyperlink r:id="rId14">
+        <w:r>
+          <w:rPr>
+            <w:lang w:val="zh_TW" w:bidi="zh_TW"/>
+          </w:rPr>
+          <w:rPr>
+            <w:color w:val="0000EE"/>
+            <w:u w:val="single"/>
+          </w:rPr>
+          <w:t>詩33:2</w:t>
+        </w:r>
+      </w:hyperlink>
+      <w:r>
+        <w:rPr>
+          <w:lang w:val="zh_TW" w:bidi="zh_TW"/>
+        </w:rPr>
+        <w:t>，</w:t>
+      </w:r>
+      <w:hyperlink r:id="rId15">
+        <w:r>
+          <w:rPr>
+            <w:lang w:val="zh_TW" w:bidi="zh_TW"/>
+          </w:rPr>
+          <w:rPr>
+            <w:color w:val="0000EE"/>
+            <w:u w:val="single"/>
+          </w:rPr>
+          <w:t>92:3</w:t>
+        </w:r>
+      </w:hyperlink>
+      <w:r>
+        <w:rPr>
+          <w:lang w:val="zh_TW" w:bidi="zh_TW"/>
+        </w:rPr>
+        <w:t>，</w:t>
+      </w:r>
+      <w:hyperlink r:id="rId16">
+        <w:r>
+          <w:rPr>
+            <w:lang w:val="zh_TW" w:bidi="zh_TW"/>
+          </w:rPr>
+          <w:rPr>
+            <w:color w:val="0000EE"/>
+            <w:u w:val="single"/>
+          </w:rPr>
+          <w:t>144:9</w:t>
+        </w:r>
+      </w:hyperlink>
+      <w:r>
+        <w:rPr>
+          <w:lang w:val="zh_TW" w:bidi="zh_TW"/>
+        </w:rPr>
+        <w:t>）。阿索爾這個詞（在希伯來文中意為「十」），可能指一種具有十條弦的樂器。學者認為阿索爾可能類似腓尼基的齊特琴（一種平面的弦樂器），有十根弦。它也可能類似於魯特琴（另一種弦樂器）。</w:t>
+      </w:r>
+    </w:p>
+    <w:p>
+      <w:pPr>
+        <w:pStyle w:val="Heading4"/>
+      </w:pPr>
+      <w:r>
+        <w:rPr>
+          <w:lang w:val="zh_TW" w:bidi="zh_TW"/>
+        </w:rPr>
+        <w:t>卡索斯（Kathros）</w:t>
+      </w:r>
+    </w:p>
+    <w:p>
+      <w:pPr/>
+      <w:r>
+        <w:rPr>
+          <w:lang w:val="zh_TW" w:bidi="zh_TW"/>
+        </w:rPr>
+      </w:r>
+      <w:r>
+        <w:rPr>
+          <w:lang w:val="zh_TW" w:bidi="zh_TW"/>
+        </w:rPr>
+        <w:t>卡索斯是尼布甲尼撒王宮中演奏的樂器，可能與里拉琴相近，是一種手持的小型豎琴類樂器（</w:t>
+      </w:r>
+      <w:hyperlink r:id="rId17">
+        <w:r>
+          <w:rPr>
+            <w:lang w:val="zh_TW" w:bidi="zh_TW"/>
+          </w:rPr>
+          <w:rPr>
+            <w:color w:val="0000EE"/>
+            <w:u w:val="single"/>
+          </w:rPr>
+          <w:t>但3:5</w:t>
+        </w:r>
+      </w:hyperlink>
+      <w:r>
+        <w:rPr>
+          <w:lang w:val="zh_TW" w:bidi="zh_TW"/>
+        </w:rPr>
+        <w:t>、</w:t>
+      </w:r>
+      <w:hyperlink r:id="rId17">
+        <w:r>
+          <w:rPr>
+            <w:lang w:val="zh_TW" w:bidi="zh_TW"/>
+          </w:rPr>
+          <w:rPr>
+            <w:color w:val="0000EE"/>
+            <w:u w:val="single"/>
+          </w:rPr>
+          <w:t>7</w:t>
+        </w:r>
+      </w:hyperlink>
+      <w:r>
+        <w:rPr>
+          <w:lang w:val="zh_TW" w:bidi="zh_TW"/>
+        </w:rPr>
+        <w:t>、</w:t>
+      </w:r>
+      <w:hyperlink r:id="rId17">
+        <w:r>
+          <w:rPr>
+            <w:lang w:val="zh_TW" w:bidi="zh_TW"/>
+          </w:rPr>
+          <w:rPr>
+            <w:color w:val="0000EE"/>
+            <w:u w:val="single"/>
+          </w:rPr>
+          <w:t>10</w:t>
+        </w:r>
+      </w:hyperlink>
+      <w:r>
+        <w:rPr>
+          <w:lang w:val="zh_TW" w:bidi="zh_TW"/>
+        </w:rPr>
+        <w:t>、</w:t>
+      </w:r>
+      <w:hyperlink r:id="rId17">
+        <w:r>
+          <w:rPr>
+            <w:lang w:val="zh_TW" w:bidi="zh_TW"/>
+          </w:rPr>
+          <w:rPr>
+            <w:color w:val="0000EE"/>
+            <w:u w:val="single"/>
+          </w:rPr>
+          <w:t>15</w:t>
         </w:r>
       </w:hyperlink>
       <w:r>
@@ -254,13 +483,381 @@
     </w:p>
     <w:p>
       <w:pPr>
+        <w:pStyle w:val="Heading4"/>
+      </w:pPr>
+      <w:r>
+        <w:rPr>
+          <w:lang w:val="zh_TW" w:bidi="zh_TW"/>
+        </w:rPr>
+        <w:t>基諾爾（Kinnor）</w:t>
+      </w:r>
+    </w:p>
+    <w:p>
+      <w:pPr/>
+      <w:r>
+        <w:rPr>
+          <w:lang w:val="zh_TW" w:bidi="zh_TW"/>
+        </w:rPr>
+      </w:r>
+      <w:r>
+        <w:rPr>
+          <w:lang w:val="zh_TW" w:bidi="zh_TW"/>
+        </w:rPr>
+        <w:t>基諾爾在聖經中出現的次數比其它樂器更多，共有42次。許多人稱它為「大衛的豎琴」，並視為猶太人最喜愛的樂器。它比大型豎琴更接近里拉琴。其弦的數量不確定，但弦通常以羊腸製作，共鳴箱位於樂器底部。</w:t>
+      </w:r>
+    </w:p>
+    <w:p>
+      <w:pPr/>
+      <w:r>
+        <w:rPr>
+          <w:lang w:val="zh_TW" w:bidi="zh_TW"/>
+        </w:rPr>
+      </w:r>
+      <w:r>
+        <w:rPr>
+          <w:lang w:val="zh_TW" w:bidi="zh_TW"/>
+        </w:rPr>
+        <w:t>我們並不確定基諾爾是以撥片或徒手演奏。聖經說大衛「用手彈奏它」（</w:t>
+      </w:r>
+      <w:hyperlink r:id="rId18">
+        <w:r>
+          <w:rPr>
+            <w:lang w:val="zh_TW" w:bidi="zh_TW"/>
+          </w:rPr>
+          <w:rPr>
+            <w:color w:val="0000EE"/>
+            <w:u w:val="single"/>
+          </w:rPr>
+          <w:t>撒上16:23</w:t>
+        </w:r>
+      </w:hyperlink>
+      <w:r>
+        <w:rPr>
+          <w:lang w:val="zh_TW" w:bidi="zh_TW"/>
+        </w:rPr>
+        <w:t>），可能表示徒手演奏並非常態。基諾爾的音色「優美」（</w:t>
+      </w:r>
+      <w:hyperlink r:id="rId19">
+        <w:r>
+          <w:rPr>
+            <w:lang w:val="zh_TW" w:bidi="zh_TW"/>
+          </w:rPr>
+          <w:rPr>
+            <w:color w:val="0000EE"/>
+            <w:u w:val="single"/>
+          </w:rPr>
+          <w:t>詩81:2</w:t>
+        </w:r>
+      </w:hyperlink>
+      <w:r>
+        <w:rPr>
+          <w:lang w:val="zh_TW" w:bidi="zh_TW"/>
+        </w:rPr>
+        <w:t>），可用於敬拜、慶典與國事場合（</w:t>
+      </w:r>
+      <w:hyperlink r:id="rId20">
+        <w:r>
+          <w:rPr>
+            <w:lang w:val="zh_TW" w:bidi="zh_TW"/>
+          </w:rPr>
+          <w:rPr>
+            <w:color w:val="0000EE"/>
+            <w:u w:val="single"/>
+          </w:rPr>
+          <w:t>撒上10:5</w:t>
+        </w:r>
+      </w:hyperlink>
+      <w:r>
+        <w:rPr>
+          <w:lang w:val="zh_TW" w:bidi="zh_TW"/>
+        </w:rPr>
+        <w:t>；</w:t>
+      </w:r>
+      <w:hyperlink r:id="rId21">
+        <w:r>
+          <w:rPr>
+            <w:lang w:val="zh_TW" w:bidi="zh_TW"/>
+          </w:rPr>
+          <w:rPr>
+            <w:color w:val="0000EE"/>
+            <w:u w:val="single"/>
+          </w:rPr>
+          <w:t>撒下6:5</w:t>
+        </w:r>
+      </w:hyperlink>
+      <w:r>
+        <w:rPr>
+          <w:lang w:val="zh_TW" w:bidi="zh_TW"/>
+        </w:rPr>
+        <w:t>；</w:t>
+      </w:r>
+      <w:hyperlink r:id="rId22">
+        <w:r>
+          <w:rPr>
+            <w:lang w:val="zh_TW" w:bidi="zh_TW"/>
+          </w:rPr>
+          <w:rPr>
+            <w:color w:val="0000EE"/>
+            <w:u w:val="single"/>
+          </w:rPr>
+          <w:t>賽5:12</w:t>
+        </w:r>
+      </w:hyperlink>
+      <w:r>
+        <w:rPr>
+          <w:lang w:val="zh_TW" w:bidi="zh_TW"/>
+        </w:rPr>
+        <w:t>）。牧羊人也會彈奏它（</w:t>
+      </w:r>
+      <w:hyperlink r:id="rId23">
+        <w:r>
+          <w:rPr>
+            <w:lang w:val="zh_TW" w:bidi="zh_TW"/>
+          </w:rPr>
+          <w:rPr>
+            <w:color w:val="0000EE"/>
+            <w:u w:val="single"/>
+          </w:rPr>
+          <w:t>撒上16:16</w:t>
+        </w:r>
+      </w:hyperlink>
+      <w:r>
+        <w:rPr>
+          <w:lang w:val="zh_TW" w:bidi="zh_TW"/>
+        </w:rPr>
+        <w:t>）。</w:t>
+      </w:r>
+    </w:p>
+    <w:p>
+      <w:pPr>
+        <w:pStyle w:val="Heading4"/>
+      </w:pPr>
+      <w:r>
+        <w:rPr>
+          <w:lang w:val="zh_TW" w:bidi="zh_TW"/>
+        </w:rPr>
+        <w:t>內伯（Nebel）</w:t>
+      </w:r>
+    </w:p>
+    <w:p>
+      <w:pPr/>
+      <w:r>
+        <w:rPr>
+          <w:lang w:val="zh_TW" w:bidi="zh_TW"/>
+        </w:rPr>
+      </w:r>
+      <w:r>
+        <w:rPr>
+          <w:lang w:val="zh_TW" w:bidi="zh_TW"/>
+        </w:rPr>
+        <w:t>在聖經中出現了27次。希伯來文中的內伯一詞意為「皮」或「皮瓶」。這可能是因為這種樂器的形狀像瓶子，底部圓而寬，能發出聲音。它是豎琴的一種（</w:t>
+      </w:r>
+      <w:r>
+        <w:rPr>
+          <w:lang w:val="zh_TW" w:bidi="zh_TW"/>
+        </w:rPr>
+        <w:t>和合本譯為「瑟」，</w:t>
+      </w:r>
+      <w:hyperlink r:id="rId21">
+        <w:r>
+          <w:rPr>
+            <w:lang w:val="zh_TW" w:bidi="zh_TW"/>
+          </w:rPr>
+          <w:rPr>
+            <w:color w:val="0000EE"/>
+            <w:u w:val="single"/>
+          </w:rPr>
+          <w:t>撒下6:5</w:t>
+        </w:r>
+      </w:hyperlink>
+      <w:r>
+        <w:rPr>
+          <w:lang w:val="zh_TW" w:bidi="zh_TW"/>
+        </w:rPr>
+        <w:t>；</w:t>
+      </w:r>
+      <w:hyperlink r:id="rId24">
+        <w:r>
+          <w:rPr>
+            <w:lang w:val="zh_TW" w:bidi="zh_TW"/>
+          </w:rPr>
+          <w:rPr>
+            <w:color w:val="0000EE"/>
+            <w:u w:val="single"/>
+          </w:rPr>
+          <w:t>王上10:12</w:t>
+        </w:r>
+      </w:hyperlink>
+      <w:r>
+        <w:rPr>
+          <w:lang w:val="zh_TW" w:bidi="zh_TW"/>
+        </w:rPr>
+        <w:t>；</w:t>
+      </w:r>
+      <w:hyperlink r:id="rId25">
+        <w:r>
+          <w:rPr>
+            <w:lang w:val="zh_TW" w:bidi="zh_TW"/>
+          </w:rPr>
+          <w:rPr>
+            <w:color w:val="0000EE"/>
+            <w:u w:val="single"/>
+          </w:rPr>
+          <w:t>尼12:27</w:t>
+        </w:r>
+      </w:hyperlink>
+      <w:r>
+        <w:rPr>
+          <w:lang w:val="zh_TW" w:bidi="zh_TW"/>
+        </w:rPr>
+        <w:t>；</w:t>
+      </w:r>
+      <w:hyperlink r:id="rId26">
+        <w:r>
+          <w:rPr>
+            <w:lang w:val="zh_TW" w:bidi="zh_TW"/>
+          </w:rPr>
+          <w:rPr>
+            <w:color w:val="0000EE"/>
+            <w:u w:val="single"/>
+          </w:rPr>
+          <w:t>詩57:8</w:t>
+        </w:r>
+      </w:hyperlink>
+      <w:r>
+        <w:rPr>
+          <w:lang w:val="zh_TW" w:bidi="zh_TW"/>
+        </w:rPr>
+        <w:t>；</w:t>
+      </w:r>
+      <w:hyperlink r:id="rId27">
+        <w:r>
+          <w:rPr>
+            <w:lang w:val="zh_TW" w:bidi="zh_TW"/>
+          </w:rPr>
+          <w:rPr>
+            <w:color w:val="0000EE"/>
+            <w:u w:val="single"/>
+          </w:rPr>
+          <w:t>摩5:23</w:t>
+        </w:r>
+      </w:hyperlink>
+      <w:r>
+        <w:rPr>
+          <w:lang w:val="zh_TW" w:bidi="zh_TW"/>
+        </w:rPr>
+        <w:t>），可能與埃及的豎琴相似，演奏方式可能為徒手彈奏。內伯比基諾爾更大、聲音更響亮。</w:t>
+      </w:r>
+    </w:p>
+    <w:p>
+      <w:pPr/>
+      <w:r>
+        <w:rPr>
+          <w:lang w:val="zh_TW" w:bidi="zh_TW"/>
+        </w:rPr>
+      </w:r>
+      <w:r>
+        <w:rPr>
+          <w:lang w:val="zh_TW" w:bidi="zh_TW"/>
+        </w:rPr>
+        <w:t>現代英文聖經通常將內伯翻譯為「豎琴」。有英文譯本則使用「薩泰里琴」（psaltery）或「維奧爾琴」（viol）（兩者都是弦樂器的古老名稱）。</w:t>
+      </w:r>
+    </w:p>
+    <w:p>
+      <w:pPr>
+        <w:pStyle w:val="Heading4"/>
+      </w:pPr>
+      <w:r>
+        <w:rPr>
+          <w:lang w:val="zh_TW" w:bidi="zh_TW"/>
+        </w:rPr>
+        <w:t>普桑特林（Psantrin）</w:t>
+      </w:r>
+    </w:p>
+    <w:p>
+      <w:pPr/>
+      <w:r>
+        <w:rPr>
+          <w:lang w:val="zh_TW" w:bidi="zh_TW"/>
+        </w:rPr>
+      </w:r>
+      <w:r>
+        <w:rPr>
+          <w:lang w:val="zh_TW" w:bidi="zh_TW"/>
+        </w:rPr>
+        <w:t>普桑特林（也稱為pesanterin）是來自希臘的樂器。曾在尼布甲尼撒王的樂隊中演奏（</w:t>
+      </w:r>
+      <w:hyperlink r:id="rId28">
+        <w:r>
+          <w:rPr>
+            <w:lang w:val="zh_TW" w:bidi="zh_TW"/>
+          </w:rPr>
+          <w:rPr>
+            <w:color w:val="0000EE"/>
+            <w:u w:val="single"/>
+          </w:rPr>
+          <w:t>但3:5–15</w:t>
+        </w:r>
+      </w:hyperlink>
+      <w:r>
+        <w:rPr>
+          <w:lang w:val="zh_TW" w:bidi="zh_TW"/>
+        </w:rPr>
+        <w:t>）。它可能類似於揚琴（dulcimer，一種以小槌敲擊琴弦的弦樂器）。</w:t>
+      </w:r>
+    </w:p>
+    <w:p>
+      <w:pPr>
+        <w:pStyle w:val="Heading4"/>
+      </w:pPr>
+      <w:r>
+        <w:rPr>
+          <w:lang w:val="zh_TW" w:bidi="zh_TW"/>
+        </w:rPr>
+        <w:t>撒布查（Sabcha）</w:t>
+      </w:r>
+    </w:p>
+    <w:p>
+      <w:pPr/>
+      <w:r>
+        <w:rPr>
+          <w:lang w:val="zh_TW" w:bidi="zh_TW"/>
+        </w:rPr>
+      </w:r>
+      <w:r>
+        <w:rPr>
+          <w:lang w:val="zh_TW" w:bidi="zh_TW"/>
+        </w:rPr>
+        <w:t>撒布查（也稱為sabbeka）是一種弦樂器，曾在巴比倫的王宮中演奏（</w:t>
+      </w:r>
+      <w:hyperlink r:id="rId28">
+        <w:r>
+          <w:rPr>
+            <w:lang w:val="zh_TW" w:bidi="zh_TW"/>
+          </w:rPr>
+          <w:rPr>
+            <w:color w:val="0000EE"/>
+            <w:u w:val="single"/>
+          </w:rPr>
+          <w:t>但3:5–15</w:t>
+        </w:r>
+      </w:hyperlink>
+      <w:r>
+        <w:rPr>
+          <w:lang w:val="zh_TW" w:bidi="zh_TW"/>
+        </w:rPr>
+        <w:t>）。希臘人稱之為桑比刻（sambyke），而羅馬人則稱之為桑布卡（sambuca）。其形狀像三角形，有四條弦，音色高亢尖銳。有英文譯本稱之為「薩克布特」（sackbut）。</w:t>
+      </w:r>
+    </w:p>
+    <w:p>
+      <w:pPr>
         <w:pStyle w:val="Heading3"/>
       </w:pPr>
       <w:r>
         <w:rPr>
           <w:lang w:val="zh_TW" w:bidi="zh_TW"/>
         </w:rPr>
-        <w:t>地理</w:t>
+        <w:t>管樂器</w:t>
       </w:r>
     </w:p>
     <w:p>
@@ -274,43 +871,18 @@
         <w:rPr>
           <w:lang w:val="zh_TW" w:bidi="zh_TW"/>
         </w:rPr>
-        <w:t>黎巴嫩山脈在南端與加利利北部的山丘連接，外黎巴嫩山脈中的赫門山（西連、示尼珥）尤為顯著，海拔達9,230英尺（2,813.3米）。這兩條山脈之間隔著一條寬闊的山谷，即黎巴嫩山谷（</w:t>
-      </w:r>
-      <w:hyperlink r:id="rId14">
-        <w:r>
-          <w:rPr>
-            <w:lang w:val="zh_TW" w:bidi="zh_TW"/>
-          </w:rPr>
-          <w:rPr>
-            <w:color w:val="0000EE"/>
-            <w:u w:val="single"/>
-          </w:rPr>
-          <w:t>書11:17</w:t>
-        </w:r>
-      </w:hyperlink>
-      <w:r>
-        <w:rPr>
-          <w:lang w:val="zh_TW" w:bidi="zh_TW"/>
-        </w:rPr>
-        <w:t>）或「哈馬口」（</w:t>
-      </w:r>
-      <w:hyperlink r:id="rId15">
-        <w:r>
-          <w:rPr>
-            <w:lang w:val="zh_TW" w:bidi="zh_TW"/>
-          </w:rPr>
-          <w:rPr>
-            <w:color w:val="0000EE"/>
-            <w:u w:val="single"/>
-          </w:rPr>
-          <w:t>民34:8</w:t>
-        </w:r>
-      </w:hyperlink>
-      <w:r>
-        <w:rPr>
-          <w:lang w:val="zh_TW" w:bidi="zh_TW"/>
-        </w:rPr>
-        <w:t>），即現代的貝卡谷地（Beqa’a）。</w:t>
+        <w:t>吹奏樂器（人們通過吹氣來產生音樂的樂器）可以分為兩類：管樂器和號角樂器。</w:t>
+      </w:r>
+    </w:p>
+    <w:p>
+      <w:pPr>
+        <w:pStyle w:val="Heading4"/>
+      </w:pPr>
+      <w:r>
+        <w:rPr>
+          <w:lang w:val="zh_TW" w:bidi="zh_TW"/>
+        </w:rPr>
+        <w:t>哈利勒（Halil）</w:t>
       </w:r>
     </w:p>
     <w:p>
@@ -324,7 +896,61 @@
         <w:rPr>
           <w:lang w:val="zh_TW" w:bidi="zh_TW"/>
         </w:rPr>
-        <w:t>黎巴嫩山脈南段與加利利山丘之間隔著一道深峽，利塔尼河（Litani River）從此處流過，並在泰爾以北注入地中海。其上游沿著貝卡谷地向東北延伸，幾乎到達巴力貝克（Baalbek）。黎巴嫩山脈約長100英里（160.9公里），北端延伸至東西向的奈赫爾卡比爾山谷（Nahr el-Kebir），並由一系列山峰構成。南部有里罕山（Gebel Rihan）、托馬特山（Tomat）和尼哈山（Gebel Niha），海拔介於5,350至6,230英尺（1,636.7至1,898.9米）之間，位於西頓以東。中部有巴魯克山（Gebel Baruk）、庫尼耶賽山（Gebel Kuneiyiseh）和蘇寧山（Gebel Sunnin），海拔分別為7,220英尺、6,890英尺和8,530英尺（2,200.7米、2,100.1米和2,599.9米），位於貝魯特以東。再往北，位於的黎波里以東的是庫爾內特薩烏達（Qurnet es-Sauda），海拔達9,840英尺（2,999.2米），以及庫爾內特阿魯巴（Qurnet Aruba），海拔約7,320英尺（2,231.1米）。</w:t>
+        <w:t>哈利勒是一種管樂器，在聖經中出現了六次，聖經時代之後的猶太作家也曾提到這種樂器。哈利勒類似於希臘的奧羅斯（aulos，一種像現代雙簧管的古代樂器）。許多聖經翻譯將其稱為「笛或簫」（</w:t>
+      </w:r>
+      <w:hyperlink r:id="rId29">
+        <w:r>
+          <w:rPr>
+            <w:lang w:val="zh_TW" w:bidi="zh_TW"/>
+          </w:rPr>
+          <w:rPr>
+            <w:color w:val="0000EE"/>
+            <w:u w:val="single"/>
+          </w:rPr>
+          <w:t>太9:23</w:t>
+        </w:r>
+      </w:hyperlink>
+      <w:r>
+        <w:rPr>
+          <w:lang w:val="zh_TW" w:bidi="zh_TW"/>
+        </w:rPr>
+        <w:t>；</w:t>
+      </w:r>
+      <w:hyperlink r:id="rId30">
+        <w:r>
+          <w:rPr>
+            <w:lang w:val="zh_TW" w:bidi="zh_TW"/>
+          </w:rPr>
+          <w:rPr>
+            <w:color w:val="0000EE"/>
+            <w:u w:val="single"/>
+          </w:rPr>
+          <w:t>林前14:7</w:t>
+        </w:r>
+      </w:hyperlink>
+      <w:r>
+        <w:rPr>
+          <w:lang w:val="zh_TW" w:bidi="zh_TW"/>
+        </w:rPr>
+        <w:t>；</w:t>
+      </w:r>
+      <w:hyperlink r:id="rId31">
+        <w:r>
+          <w:rPr>
+            <w:lang w:val="zh_TW" w:bidi="zh_TW"/>
+          </w:rPr>
+          <w:rPr>
+            <w:color w:val="0000EE"/>
+            <w:u w:val="single"/>
+          </w:rPr>
+          <w:t>啟18:22</w:t>
+        </w:r>
+      </w:hyperlink>
+      <w:r>
+        <w:rPr>
+          <w:lang w:val="zh_TW" w:bidi="zh_TW"/>
+        </w:rPr>
+        <w:t>）。早期的版本多以蘆葦等中空植物製作，吹口由兩片簧片組成，音色可能高亢且響亮。</w:t>
       </w:r>
     </w:p>
     <w:p>
@@ -338,2650 +964,7 @@
         <w:rPr>
           <w:lang w:val="zh_TW" w:bidi="zh_TW"/>
         </w:rPr>
-        <w:t>這些高山將來自地中海的雨水困住，為山區及其下方的沿海地帶提供充足的降雨；而山脈之外的降雨則減少。腓尼基人在這些山脈與大海之間的沿海地帶繁榮發展，並建立了像泰爾、撒勒法、西頓、貝魯特（Berytus）、比布魯斯（迦巴勒）和的黎波里等城。沿海地區有多處山脈的延伸地帶，海岸公路需要穿過或繞過這些延伸地。例如貝魯特以北的納赫爾·卡勒布（Nahr el-Kelb）的岬角就是一個典型的例子。</w:t>
-      </w:r>
-    </w:p>
-    <w:p>
-      <w:pPr/>
-      <w:r>
-        <w:rPr>
-          <w:lang w:val="zh_TW" w:bidi="zh_TW"/>
-        </w:rPr>
-      </w:r>
-      <w:r>
-        <w:rPr>
-          <w:lang w:val="zh_TW" w:bidi="zh_TW"/>
-        </w:rPr>
-        <w:t>黎巴嫩山脈的東側是貝卡谷地。</w:t>
-      </w:r>
-      <w:r>
-        <w:rPr>
-          <w:lang w:val="zh_TW" w:bidi="zh_TW"/>
-        </w:rPr>
-        <w:t>奧龍特斯河畔（</w:t>
-      </w:r>
-      <w:r>
-        <w:rPr>
-          <w:lang w:val="zh_TW" w:bidi="zh_TW"/>
-        </w:rPr>
-        <w:t>Orontes River</w:t>
-      </w:r>
-      <w:r>
-        <w:rPr>
-          <w:lang w:val="zh_TW" w:bidi="zh_TW"/>
-        </w:rPr>
-        <w:t>）</w:t>
-      </w:r>
-      <w:r>
-        <w:rPr>
-          <w:lang w:val="zh_TW" w:bidi="zh_TW"/>
-        </w:rPr>
-        <w:t>發源於這個谷地的北部，向北流入地中海，位於古烏加里特（Ugarit）的北部。這整個谷地地區在古典文學中被稱為敘利亞中空地區。它是羅馬人的「糧倉」。</w:t>
-      </w:r>
-    </w:p>
-    <w:p>
-      <w:pPr/>
-      <w:r>
-        <w:rPr>
-          <w:lang w:val="zh_TW" w:bidi="zh_TW"/>
-        </w:rPr>
-      </w:r>
-      <w:r>
-        <w:rPr>
-          <w:lang w:val="zh_TW" w:bidi="zh_TW"/>
-        </w:rPr>
-        <w:t>在貝卡谷地的東邊是外黎巴嫩山脈，巴拉達河（Barada River）在此發源並向東流向大馬士革的肥沃綠洲。山脈南部的赫門山，腓尼基人稱之為西連，亞摩利人稱之為示尼珥（</w:t>
-      </w:r>
-      <w:hyperlink r:id="rId16">
-        <w:r>
-          <w:rPr>
-            <w:lang w:val="zh_TW" w:bidi="zh_TW"/>
-          </w:rPr>
-          <w:rPr>
-            <w:color w:val="0000EE"/>
-            <w:u w:val="single"/>
-          </w:rPr>
-          <w:t>申3:9</w:t>
-        </w:r>
-      </w:hyperlink>
-      <w:r>
-        <w:rPr>
-          <w:lang w:val="zh_TW" w:bidi="zh_TW"/>
-        </w:rPr>
-        <w:t>）。</w:t>
-      </w:r>
-    </w:p>
-    <w:p>
-      <w:pPr>
-        <w:pStyle w:val="Heading3"/>
-      </w:pPr>
-      <w:r>
-        <w:rPr>
-          <w:lang w:val="zh_TW" w:bidi="zh_TW"/>
-        </w:rPr>
-        <w:t>資源</w:t>
-      </w:r>
-    </w:p>
-    <w:p>
-      <w:pPr/>
-      <w:r>
-        <w:rPr>
-          <w:lang w:val="zh_TW" w:bidi="zh_TW"/>
-        </w:rPr>
-      </w:r>
-      <w:r>
-        <w:rPr>
-          <w:lang w:val="zh_TW" w:bidi="zh_TW"/>
-        </w:rPr>
-        <w:t>黎巴嫩在古代以其豐富的杉木和松樹森林而聞名。沿海地區、貝卡谷地和山坡較低處適合種植橄欖樹、果樹和葡萄樹，並能耕種一些穀物。海中有一種腹足綱軟體動物，可以用來製取紅色或紫色染料。「腓尼基人」這個名字源自希臘文phoinos，即紅紫色。約公元前1500年，烏加列已經可以製造紫色染料的羊毛。腓尼基人幾個世紀來壟斷了這個產業。以色列人用大量的紫色染料來製作會幕的幔子（</w:t>
-      </w:r>
-      <w:hyperlink r:id="rId17">
-        <w:r>
-          <w:rPr>
-            <w:lang w:val="zh_TW" w:bidi="zh_TW"/>
-          </w:rPr>
-          <w:rPr>
-            <w:color w:val="0000EE"/>
-            <w:u w:val="single"/>
-          </w:rPr>
-          <w:t>出26章</w:t>
-        </w:r>
-      </w:hyperlink>
-      <w:r>
-        <w:rPr>
-          <w:lang w:val="zh_TW" w:bidi="zh_TW"/>
-        </w:rPr>
-        <w:t>）和祭司的衣服（</w:t>
-      </w:r>
-      <w:hyperlink r:id="rId18">
-        <w:r>
-          <w:rPr>
-            <w:lang w:val="zh_TW" w:bidi="zh_TW"/>
-          </w:rPr>
-          <w:rPr>
-            <w:color w:val="0000EE"/>
-            <w:u w:val="single"/>
-          </w:rPr>
-          <w:t>出28:4–6，</w:t>
-        </w:r>
-      </w:hyperlink>
-      <w:hyperlink r:id="rId19">
-        <w:r>
-          <w:rPr>
-            <w:lang w:val="zh_TW" w:bidi="zh_TW"/>
-          </w:rPr>
-          <w:rPr>
-            <w:color w:val="0000EE"/>
-            <w:u w:val="single"/>
-          </w:rPr>
-          <w:t>39:1、28–29</w:t>
-        </w:r>
-      </w:hyperlink>
-      <w:r>
-        <w:rPr>
-          <w:lang w:val="zh_TW" w:bidi="zh_TW"/>
-        </w:rPr>
-        <w:t>），他們的染料可能就是從腓尼基人那裡購得的。</w:t>
-      </w:r>
-    </w:p>
-    <w:p>
-      <w:pPr/>
-      <w:r>
-        <w:rPr>
-          <w:lang w:val="zh_TW" w:bidi="zh_TW"/>
-        </w:rPr>
-      </w:r>
-      <w:r>
-        <w:rPr>
-          <w:lang w:val="zh_TW" w:bidi="zh_TW"/>
-        </w:rPr>
-        <w:t>所羅門王與腓尼基建立了重要的貿易關係。為建造耶路撒冷的聖殿，他從泰爾王希蘭一世那裡取得了柏木和松木（</w:t>
-      </w:r>
-      <w:hyperlink r:id="rId20">
-        <w:r>
-          <w:rPr>
-            <w:lang w:val="zh_TW" w:bidi="zh_TW"/>
-          </w:rPr>
-          <w:rPr>
-            <w:color w:val="0000EE"/>
-            <w:u w:val="single"/>
-          </w:rPr>
-          <w:t>王上5:6、9、14</w:t>
-        </w:r>
-      </w:hyperlink>
-      <w:r>
-        <w:rPr>
-          <w:lang w:val="zh_TW" w:bidi="zh_TW"/>
-        </w:rPr>
-        <w:t>，</w:t>
-      </w:r>
-      <w:hyperlink r:id="rId21">
-        <w:r>
-          <w:rPr>
-            <w:lang w:val="zh_TW" w:bidi="zh_TW"/>
-          </w:rPr>
-          <w:rPr>
-            <w:color w:val="0000EE"/>
-            <w:u w:val="single"/>
-          </w:rPr>
-          <w:t>7:2</w:t>
-        </w:r>
-      </w:hyperlink>
-      <w:r>
-        <w:rPr>
-          <w:lang w:val="zh_TW" w:bidi="zh_TW"/>
-        </w:rPr>
-        <w:t>，</w:t>
-      </w:r>
-      <w:hyperlink r:id="rId22">
-        <w:r>
-          <w:rPr>
-            <w:lang w:val="zh_TW" w:bidi="zh_TW"/>
-          </w:rPr>
-          <w:rPr>
-            <w:color w:val="0000EE"/>
-            <w:u w:val="single"/>
-          </w:rPr>
-          <w:t>10:17、21</w:t>
-        </w:r>
-      </w:hyperlink>
-      <w:r>
-        <w:rPr>
-          <w:lang w:val="zh_TW" w:bidi="zh_TW"/>
-        </w:rPr>
-        <w:t>；</w:t>
-      </w:r>
-      <w:hyperlink r:id="rId23">
-        <w:r>
-          <w:rPr>
-            <w:lang w:val="zh_TW" w:bidi="zh_TW"/>
-          </w:rPr>
-          <w:rPr>
-            <w:color w:val="0000EE"/>
-            <w:u w:val="single"/>
-          </w:rPr>
-          <w:t>代下2:8、16</w:t>
-        </w:r>
-      </w:hyperlink>
-      <w:r>
-        <w:rPr>
-          <w:lang w:val="zh_TW" w:bidi="zh_TW"/>
-        </w:rPr>
-        <w:t>）。所羅門用麥子和橄欖油支付這些木材（</w:t>
-      </w:r>
-      <w:hyperlink r:id="rId24">
-        <w:r>
-          <w:rPr>
-            <w:lang w:val="zh_TW" w:bidi="zh_TW"/>
-          </w:rPr>
-          <w:rPr>
-            <w:color w:val="0000EE"/>
-            <w:u w:val="single"/>
-          </w:rPr>
-          <w:t>王上5:11</w:t>
-        </w:r>
-      </w:hyperlink>
-      <w:r>
-        <w:rPr>
-          <w:lang w:val="zh_TW" w:bidi="zh_TW"/>
-        </w:rPr>
-        <w:t>）。這些樹木被海運漂浮到所羅門的領土內，再從那裡運到耶路撒冷。黎巴嫩和外黎巴嫩的杉木和松木為推羅提供了造船的木材（</w:t>
-      </w:r>
-      <w:hyperlink r:id="rId25">
-        <w:r>
-          <w:rPr>
-            <w:lang w:val="zh_TW" w:bidi="zh_TW"/>
-          </w:rPr>
-          <w:rPr>
-            <w:color w:val="0000EE"/>
-            <w:u w:val="single"/>
-          </w:rPr>
-          <w:t>結27:5</w:t>
-        </w:r>
-      </w:hyperlink>
-      <w:r>
-        <w:rPr>
-          <w:lang w:val="zh_TW" w:bidi="zh_TW"/>
-        </w:rPr>
-        <w:t>），為埃及提供了聖船和家具，並為重建耶路撒冷的第二聖殿提供了木材（</w:t>
-      </w:r>
-      <w:hyperlink r:id="rId26">
-        <w:r>
-          <w:rPr>
-            <w:lang w:val="zh_TW" w:bidi="zh_TW"/>
-          </w:rPr>
-          <w:rPr>
-            <w:color w:val="0000EE"/>
-            <w:u w:val="single"/>
-          </w:rPr>
-          <w:t>拉3:7</w:t>
-        </w:r>
-      </w:hyperlink>
-      <w:r>
-        <w:rPr>
-          <w:lang w:val="zh_TW" w:bidi="zh_TW"/>
-        </w:rPr>
-        <w:t>）。</w:t>
-      </w:r>
-    </w:p>
-    <w:p>
-      <w:pPr/>
-      <w:r>
-        <w:rPr>
-          <w:lang w:val="zh_TW" w:bidi="zh_TW"/>
-        </w:rPr>
-      </w:r>
-      <w:r>
-        <w:rPr>
-          <w:lang w:val="zh_TW" w:bidi="zh_TW"/>
-        </w:rPr>
-        <w:t>腓尼基人從黎巴嫩的港口與許多國進行貿易。他們掌握了造船技術，並將船隻用於和平與戰爭中。</w:t>
-      </w:r>
-      <w:hyperlink r:id="rId27">
-        <w:r>
-          <w:rPr>
-            <w:lang w:val="zh_TW" w:bidi="zh_TW"/>
-          </w:rPr>
-          <w:rPr>
-            <w:color w:val="0000EE"/>
-            <w:u w:val="single"/>
-          </w:rPr>
-          <w:t>以西結書第二十七章</w:t>
-        </w:r>
-      </w:hyperlink>
-      <w:r>
-        <w:rPr>
-          <w:lang w:val="zh_TW" w:bidi="zh_TW"/>
-        </w:rPr>
-        <w:t>中生動地描述了來自泰爾、西頓、迦巴勒和亞發的商人的貿易活動，詳細說明了他們貿易的範圍和性質。</w:t>
-      </w:r>
-    </w:p>
-    <w:p>
-      <w:pPr>
-        <w:pStyle w:val="Heading3"/>
-      </w:pPr>
-      <w:r>
-        <w:rPr>
-          <w:lang w:val="zh_TW" w:bidi="zh_TW"/>
-        </w:rPr>
-        <w:t>歷史</w:t>
-      </w:r>
-    </w:p>
-    <w:p>
-      <w:pPr/>
-      <w:r>
-        <w:rPr>
-          <w:lang w:val="zh_TW" w:bidi="zh_TW"/>
-        </w:rPr>
-      </w:r>
-      <w:r>
-        <w:rPr>
-          <w:lang w:val="zh_TW" w:bidi="zh_TW"/>
-        </w:rPr>
-        <w:t>早在埃及第四王朝時期（約公元前2600年），黎巴嫩地區就引起了埃及人的興趣，法老斯努夫（Snofru）從黎巴嫩取得了40艘船載的杉木。迦巴勒在第十二王朝時期（約公元前1980–1800年）受到埃及的影響，埃及人用金飾交換黎巴嫩的杉木。在第十八王朝（約公元前1552–1306年）期間，埃及征服了敘利亞，記錄中經常提到杉木被作為貢品帶回。後來，拉美西斯十一世（Ramses XI）的一位使者文阿蒙（Wenamon）曾以高價購得杉木（約公元前1100年）。</w:t>
-      </w:r>
-    </w:p>
-    <w:p>
-      <w:pPr/>
-      <w:r>
-        <w:rPr>
-          <w:lang w:val="zh_TW" w:bidi="zh_TW"/>
-        </w:rPr>
-      </w:r>
-      <w:r>
-        <w:rPr>
-          <w:lang w:val="zh_TW" w:bidi="zh_TW"/>
-        </w:rPr>
-        <w:t>當埃及的勢力衰退時，亞述人控制了該地區，並從</w:t>
-      </w:r>
-      <w:r>
-        <w:rPr>
-          <w:lang w:val="zh_TW" w:bidi="zh_TW"/>
-        </w:rPr>
-        <w:t>提革拉毗列色</w:t>
-      </w:r>
-      <w:r>
-        <w:rPr>
-          <w:lang w:val="zh_TW" w:bidi="zh_TW"/>
-        </w:rPr>
-        <w:t>一世（Tiglath-pileser I，約公元前1100年）開始，將大量的杉木作為貢品。尼布甲尼撒和巴比倫國同樣控制了黎巴嫩，並運走大量杉木來建造神廟和宮殿。以賽亞書（</w:t>
-      </w:r>
-      <w:hyperlink r:id="rId28">
-        <w:r>
-          <w:rPr>
-            <w:lang w:val="zh_TW" w:bidi="zh_TW"/>
-          </w:rPr>
-          <w:rPr>
-            <w:color w:val="0000EE"/>
-            <w:u w:val="single"/>
-          </w:rPr>
-          <w:t>賽14:8</w:t>
-        </w:r>
-      </w:hyperlink>
-      <w:r>
-        <w:rPr>
-          <w:lang w:val="zh_TW" w:bidi="zh_TW"/>
-        </w:rPr>
-        <w:t>）和哈巴谷書（</w:t>
-      </w:r>
-      <w:hyperlink r:id="rId29">
-        <w:r>
-          <w:rPr>
-            <w:lang w:val="zh_TW" w:bidi="zh_TW"/>
-          </w:rPr>
-          <w:rPr>
-            <w:color w:val="0000EE"/>
-            <w:u w:val="single"/>
-          </w:rPr>
-          <w:t>哈2:17</w:t>
-        </w:r>
-      </w:hyperlink>
-      <w:r>
-        <w:rPr>
-          <w:lang w:val="zh_TW" w:bidi="zh_TW"/>
-        </w:rPr>
-        <w:t>）都提到過黎巴嫩森林的被破壞。在後來的幾個世紀裡，黎巴嫩先後被波斯人、希臘人和羅馬人統治。</w:t>
-      </w:r>
-    </w:p>
-    <w:p>
-      <w:pPr/>
-      <w:r>
-        <w:rPr>
-          <w:lang w:val="zh_TW" w:bidi="zh_TW"/>
-        </w:rPr>
-      </w:r>
-      <w:r>
-        <w:rPr>
-          <w:lang w:val="zh_TW" w:bidi="zh_TW"/>
-        </w:rPr>
-        <w:t>在新約時代，泰爾和西頓的城通常被一起提及（</w:t>
-      </w:r>
-      <w:hyperlink r:id="rId30">
-        <w:r>
-          <w:rPr>
-            <w:lang w:val="zh_TW" w:bidi="zh_TW"/>
-          </w:rPr>
-          <w:rPr>
-            <w:color w:val="0000EE"/>
-            <w:u w:val="single"/>
-          </w:rPr>
-          <w:t>太15:21</w:t>
-        </w:r>
-      </w:hyperlink>
-      <w:r>
-        <w:rPr>
-          <w:lang w:val="zh_TW" w:bidi="zh_TW"/>
-        </w:rPr>
-        <w:t>；</w:t>
-      </w:r>
-      <w:hyperlink r:id="rId31">
-        <w:r>
-          <w:rPr>
-            <w:lang w:val="zh_TW" w:bidi="zh_TW"/>
-          </w:rPr>
-          <w:rPr>
-            <w:color w:val="0000EE"/>
-            <w:u w:val="single"/>
-          </w:rPr>
-          <w:t>可3:8</w:t>
-        </w:r>
-      </w:hyperlink>
-      <w:r>
-        <w:rPr>
-          <w:lang w:val="zh_TW" w:bidi="zh_TW"/>
-        </w:rPr>
-        <w:t>，</w:t>
-      </w:r>
-      <w:hyperlink r:id="rId32">
-        <w:r>
-          <w:rPr>
-            <w:lang w:val="zh_TW" w:bidi="zh_TW"/>
-          </w:rPr>
-          <w:rPr>
-            <w:color w:val="0000EE"/>
-            <w:u w:val="single"/>
-          </w:rPr>
-          <w:t>7:24、31</w:t>
-        </w:r>
-      </w:hyperlink>
-      <w:r>
-        <w:rPr>
-          <w:lang w:val="zh_TW" w:bidi="zh_TW"/>
-        </w:rPr>
-        <w:t>；</w:t>
-      </w:r>
-      <w:hyperlink r:id="rId33">
-        <w:r>
-          <w:rPr>
-            <w:lang w:val="zh_TW" w:bidi="zh_TW"/>
-          </w:rPr>
-          <w:rPr>
-            <w:color w:val="0000EE"/>
-            <w:u w:val="single"/>
-          </w:rPr>
-          <w:t>路6:17</w:t>
-        </w:r>
-      </w:hyperlink>
-      <w:r>
-        <w:rPr>
-          <w:lang w:val="zh_TW" w:bidi="zh_TW"/>
-        </w:rPr>
-        <w:t>，</w:t>
-      </w:r>
-      <w:hyperlink r:id="rId34">
-        <w:r>
-          <w:rPr>
-            <w:lang w:val="zh_TW" w:bidi="zh_TW"/>
-          </w:rPr>
-          <w:rPr>
-            <w:color w:val="0000EE"/>
-            <w:u w:val="single"/>
-          </w:rPr>
-          <w:t>10:13–14</w:t>
-        </w:r>
-      </w:hyperlink>
-      <w:r>
-        <w:rPr>
-          <w:lang w:val="zh_TW" w:bidi="zh_TW"/>
-        </w:rPr>
-        <w:t>；</w:t>
-      </w:r>
-      <w:hyperlink r:id="rId35">
-        <w:r>
-          <w:rPr>
-            <w:lang w:val="zh_TW" w:bidi="zh_TW"/>
-          </w:rPr>
-          <w:rPr>
-            <w:color w:val="0000EE"/>
-            <w:u w:val="single"/>
-          </w:rPr>
-          <w:t>徒12:20</w:t>
-        </w:r>
-      </w:hyperlink>
-      <w:r>
-        <w:rPr>
-          <w:lang w:val="zh_TW" w:bidi="zh_TW"/>
-        </w:rPr>
-        <w:t>），但有時也分別提及（</w:t>
-      </w:r>
-      <w:hyperlink r:id="rId36">
-        <w:r>
-          <w:rPr>
-            <w:lang w:val="zh_TW" w:bidi="zh_TW"/>
-          </w:rPr>
-          <w:rPr>
-            <w:color w:val="0000EE"/>
-            <w:u w:val="single"/>
-          </w:rPr>
-          <w:t>徒21:3、7</w:t>
-        </w:r>
-      </w:hyperlink>
-      <w:r>
-        <w:rPr>
-          <w:lang w:val="zh_TW" w:bidi="zh_TW"/>
-        </w:rPr>
-        <w:t>）。</w:t>
-      </w:r>
-      <w:hyperlink r:id="rId37">
-        <w:r>
-          <w:rPr>
-            <w:lang w:val="zh_TW" w:bidi="zh_TW"/>
-          </w:rPr>
-          <w:rPr>
-            <w:color w:val="0000EE"/>
-            <w:u w:val="single"/>
-          </w:rPr>
-          <w:t>馬可福音七章26節</w:t>
-        </w:r>
-      </w:hyperlink>
-      <w:r>
-        <w:rPr>
-          <w:lang w:val="zh_TW" w:bidi="zh_TW"/>
-        </w:rPr>
-        <w:t>中提到的一位希臘婦人是敘利亞腓尼基人。耶穌在祂事工期間曾在這些地區講道。在聖經詩歌中，黎巴嫩的高大香柏樹象徵著威嚴和力量（</w:t>
-      </w:r>
-      <w:hyperlink r:id="rId38">
-        <w:r>
-          <w:rPr>
-            <w:lang w:val="zh_TW" w:bidi="zh_TW"/>
-          </w:rPr>
-          <w:rPr>
-            <w:color w:val="0000EE"/>
-            <w:u w:val="single"/>
-          </w:rPr>
-          <w:t>士9:15</w:t>
-        </w:r>
-      </w:hyperlink>
-      <w:r>
-        <w:rPr>
-          <w:lang w:val="zh_TW" w:bidi="zh_TW"/>
-        </w:rPr>
-        <w:t>；</w:t>
-      </w:r>
-      <w:hyperlink r:id="rId39">
-        <w:r>
-          <w:rPr>
-            <w:lang w:val="zh_TW" w:bidi="zh_TW"/>
-          </w:rPr>
-          <w:rPr>
-            <w:color w:val="0000EE"/>
-            <w:u w:val="single"/>
-          </w:rPr>
-          <w:t>王下14:9</w:t>
-        </w:r>
-      </w:hyperlink>
-      <w:r>
-        <w:rPr>
-          <w:lang w:val="zh_TW" w:bidi="zh_TW"/>
-        </w:rPr>
-        <w:t>；</w:t>
-      </w:r>
-      <w:hyperlink r:id="rId40">
-        <w:r>
-          <w:rPr>
-            <w:lang w:val="zh_TW" w:bidi="zh_TW"/>
-          </w:rPr>
-          <w:rPr>
-            <w:color w:val="0000EE"/>
-            <w:u w:val="single"/>
-          </w:rPr>
-          <w:t>詩92:12</w:t>
-        </w:r>
-      </w:hyperlink>
-      <w:r>
-        <w:rPr>
-          <w:lang w:val="zh_TW" w:bidi="zh_TW"/>
-        </w:rPr>
-        <w:t>，</w:t>
-      </w:r>
-      <w:hyperlink r:id="rId41">
-        <w:r>
-          <w:rPr>
-            <w:lang w:val="zh_TW" w:bidi="zh_TW"/>
-          </w:rPr>
-          <w:rPr>
-            <w:color w:val="0000EE"/>
-            <w:u w:val="single"/>
-          </w:rPr>
-          <w:t>104:16</w:t>
-        </w:r>
-      </w:hyperlink>
-      <w:r>
-        <w:rPr>
-          <w:lang w:val="zh_TW" w:bidi="zh_TW"/>
-        </w:rPr>
-        <w:t>；</w:t>
-      </w:r>
-      <w:hyperlink r:id="rId42">
-        <w:r>
-          <w:rPr>
-            <w:lang w:val="zh_TW" w:bidi="zh_TW"/>
-          </w:rPr>
-          <w:rPr>
-            <w:color w:val="0000EE"/>
-            <w:u w:val="single"/>
-          </w:rPr>
-          <w:t>賽35:2</w:t>
-        </w:r>
-      </w:hyperlink>
-      <w:r>
-        <w:rPr>
-          <w:lang w:val="zh_TW" w:bidi="zh_TW"/>
-        </w:rPr>
-        <w:t>，</w:t>
-      </w:r>
-      <w:hyperlink r:id="rId43">
-        <w:r>
-          <w:rPr>
-            <w:lang w:val="zh_TW" w:bidi="zh_TW"/>
-          </w:rPr>
-          <w:rPr>
-            <w:color w:val="0000EE"/>
-            <w:u w:val="single"/>
-          </w:rPr>
-          <w:t>60:13</w:t>
-        </w:r>
-      </w:hyperlink>
-      <w:r>
-        <w:rPr>
-          <w:lang w:val="zh_TW" w:bidi="zh_TW"/>
-        </w:rPr>
-        <w:t>）。它們也象徵著終將在神的震怒下被摧毀的世上驕傲（</w:t>
-      </w:r>
-      <w:hyperlink r:id="rId44">
-        <w:r>
-          <w:rPr>
-            <w:lang w:val="zh_TW" w:bidi="zh_TW"/>
-          </w:rPr>
-          <w:rPr>
-            <w:color w:val="0000EE"/>
-            <w:u w:val="single"/>
-          </w:rPr>
-          <w:t>詩29:5</w:t>
-        </w:r>
-      </w:hyperlink>
-      <w:r>
-        <w:rPr>
-          <w:lang w:val="zh_TW" w:bidi="zh_TW"/>
-        </w:rPr>
-        <w:t>；</w:t>
-      </w:r>
-      <w:hyperlink r:id="rId45">
-        <w:r>
-          <w:rPr>
-            <w:lang w:val="zh_TW" w:bidi="zh_TW"/>
-          </w:rPr>
-          <w:rPr>
-            <w:color w:val="0000EE"/>
-            <w:u w:val="single"/>
-          </w:rPr>
-          <w:t>賽2:13</w:t>
-        </w:r>
-      </w:hyperlink>
-      <w:r>
-        <w:rPr>
-          <w:lang w:val="zh_TW" w:bidi="zh_TW"/>
-        </w:rPr>
-        <w:t>，</w:t>
-      </w:r>
-      <w:hyperlink r:id="rId46">
-        <w:r>
-          <w:rPr>
-            <w:lang w:val="zh_TW" w:bidi="zh_TW"/>
-          </w:rPr>
-          <w:rPr>
-            <w:color w:val="0000EE"/>
-            <w:u w:val="single"/>
-          </w:rPr>
-          <w:t>10:34</w:t>
-        </w:r>
-      </w:hyperlink>
-      <w:r>
-        <w:rPr>
-          <w:lang w:val="zh_TW" w:bidi="zh_TW"/>
-        </w:rPr>
-        <w:t>；</w:t>
-      </w:r>
-      <w:hyperlink r:id="rId47">
-        <w:r>
-          <w:rPr>
-            <w:lang w:val="zh_TW" w:bidi="zh_TW"/>
-          </w:rPr>
-          <w:rPr>
-            <w:color w:val="0000EE"/>
-            <w:u w:val="single"/>
-          </w:rPr>
-          <w:t>耶22:6</w:t>
-        </w:r>
-      </w:hyperlink>
-      <w:r>
-        <w:rPr>
-          <w:lang w:val="zh_TW" w:bidi="zh_TW"/>
-        </w:rPr>
-        <w:t>；</w:t>
-      </w:r>
-      <w:hyperlink r:id="rId48">
-        <w:r>
-          <w:rPr>
-            <w:lang w:val="zh_TW" w:bidi="zh_TW"/>
-          </w:rPr>
-          <w:rPr>
-            <w:color w:val="0000EE"/>
-            <w:u w:val="single"/>
-          </w:rPr>
-          <w:t>結31:3</w:t>
-        </w:r>
-      </w:hyperlink>
-      <w:r>
-        <w:rPr>
-          <w:lang w:val="zh_TW" w:bidi="zh_TW"/>
-        </w:rPr>
-        <w:t>）。</w:t>
-      </w:r>
-      <w:r>
-        <w:rPr>
-          <w:lang w:val="zh_TW" w:bidi="zh_TW"/>
-        </w:rPr>
-      </w:r>
-      <w:r>
-        <w:rPr>
-          <w:lang w:val="zh_TW" w:bidi="zh_TW"/>
-        </w:rPr>
-      </w:r>
-    </w:p>
-    <w:p>
-      <w:pPr/>
-      <w:r>
-        <w:rPr>
-          <w:lang w:val="zh_TW" w:bidi="zh_TW"/>
-        </w:rPr>
-      </w:r>
-    </w:p>
-    <w:p>
-      <w:pPr>
-        <w:pStyle w:val="Heading2"/>
-      </w:pPr>
-      <w:r>
-        <w:rPr>
-          <w:lang w:val="zh_TW" w:bidi="zh_TW"/>
-        </w:rPr>
-        <w:t>利都是族，利都是人</w:t>
-      </w:r>
-      <w:r>
-        <w:rPr>
-          <w:lang w:val="zh_TW" w:bidi="zh_TW"/>
-        </w:rPr>
-      </w:r>
-    </w:p>
-    <w:p>
-      <w:pPr/>
-      <w:r>
-        <w:rPr>
-          <w:lang w:val="zh_TW" w:bidi="zh_TW"/>
-        </w:rPr>
-      </w:r>
-      <w:r>
-        <w:rPr>
-          <w:lang w:val="zh_TW" w:bidi="zh_TW"/>
-        </w:rPr>
-        <w:t>源於底但三個兒子中的第二位的部族。底但是亞伯拉罕與基土拉的後裔，出自約珊的家系（</w:t>
-      </w:r>
-      <w:hyperlink r:id="rId49">
-        <w:r>
-          <w:rPr>
-            <w:lang w:val="zh_TW" w:bidi="zh_TW"/>
-          </w:rPr>
-          <w:rPr>
-            <w:color w:val="0000EE"/>
-            <w:u w:val="single"/>
-          </w:rPr>
-          <w:t>創25:3</w:t>
-        </w:r>
-      </w:hyperlink>
-      <w:r>
-        <w:rPr>
-          <w:lang w:val="zh_TW" w:bidi="zh_TW"/>
-        </w:rPr>
-        <w:t>）。有些學者認為，這個部族後來定居在阿拉伯的北部地區。</w:t>
-      </w:r>
-      <w:r>
-        <w:rPr>
-          <w:lang w:val="zh_TW" w:bidi="zh_TW"/>
-        </w:rPr>
-      </w:r>
-      <w:r>
-        <w:rPr>
-          <w:lang w:val="zh_TW" w:bidi="zh_TW"/>
-        </w:rPr>
-      </w:r>
-    </w:p>
-    <w:p>
-      <w:pPr/>
-      <w:r>
-        <w:rPr>
-          <w:lang w:val="zh_TW" w:bidi="zh_TW"/>
-        </w:rPr>
-      </w:r>
-    </w:p>
-    <w:p>
-      <w:pPr>
-        <w:pStyle w:val="Heading2"/>
-      </w:pPr>
-      <w:r>
-        <w:rPr>
-          <w:lang w:val="zh_TW" w:bidi="zh_TW"/>
-        </w:rPr>
-        <w:t>利乏音</w:t>
-      </w:r>
-      <w:r>
-        <w:rPr>
-          <w:lang w:val="zh_TW" w:bidi="zh_TW"/>
-        </w:rPr>
-      </w:r>
-    </w:p>
-    <w:p>
-      <w:pPr>
-        <w:pStyle w:val="ListNumber"/>
-        <w:numPr>
-          <w:ilvl w:val="0"/>
-          <w:numId w:val="14"/>
-        </w:numPr>
-        <w:spacing w:line="240" w:lineRule="auto"/>
-        <w:ind w:left="720"/>
-      </w:pPr>
-      <w:r>
-        <w:rPr>
-          <w:lang w:val="zh_TW" w:bidi="zh_TW"/>
-        </w:rPr>
-      </w:r>
-      <w:r>
-        <w:rPr>
-          <w:lang w:val="zh_TW" w:bidi="zh_TW"/>
-        </w:rPr>
-        <w:t>在舊約聖經的幾處經文中，</w:t>
-      </w:r>
-      <w:r>
-        <w:rPr>
-          <w:i/>
-          <w:lang w:val="zh_TW" w:bidi="zh_TW"/>
-        </w:rPr>
-        <w:t>利乏音</w:t>
-      </w:r>
-      <w:r>
-        <w:rPr>
-          <w:lang w:val="zh_TW" w:bidi="zh_TW"/>
-        </w:rPr>
-        <w:t>指的是住在死人之地</w:t>
-      </w:r>
-      <w:r>
-        <w:rPr>
-          <w:lang w:val="zh_TW" w:bidi="zh_TW"/>
-        </w:rPr>
-        <w:t>——</w:t>
-      </w:r>
-      <w:r>
-        <w:rPr>
-          <w:i/>
-          <w:lang w:val="zh_TW" w:bidi="zh_TW"/>
-        </w:rPr>
-        <w:t>陰間（Sheol）</w:t>
-      </w:r>
-      <w:r>
-        <w:rPr>
-          <w:lang w:val="zh_TW" w:bidi="zh_TW"/>
-        </w:rPr>
-        <w:t>——中死去之人</w:t>
-      </w:r>
-      <w:r>
-        <w:rPr>
-          <w:lang w:val="zh_TW" w:bidi="zh_TW"/>
-        </w:rPr>
-        <w:t>的靈魂（</w:t>
-      </w:r>
-      <w:hyperlink r:id="rId50">
-        <w:r>
-          <w:rPr>
-            <w:lang w:val="zh_TW" w:bidi="zh_TW"/>
-          </w:rPr>
-          <w:rPr>
-            <w:color w:val="0000EE"/>
-            <w:u w:val="single"/>
-          </w:rPr>
-          <w:t>箴2:18</w:t>
-        </w:r>
-      </w:hyperlink>
-      <w:r>
-        <w:rPr>
-          <w:lang w:val="zh_TW" w:bidi="zh_TW"/>
-        </w:rPr>
-        <w:t>，</w:t>
-      </w:r>
-      <w:hyperlink r:id="rId51">
-        <w:r>
-          <w:rPr>
-            <w:lang w:val="zh_TW" w:bidi="zh_TW"/>
-          </w:rPr>
-          <w:rPr>
-            <w:color w:val="0000EE"/>
-            <w:u w:val="single"/>
-          </w:rPr>
-          <w:t>9:18</w:t>
-        </w:r>
-      </w:hyperlink>
-      <w:r>
-        <w:rPr>
-          <w:lang w:val="zh_TW" w:bidi="zh_TW"/>
-        </w:rPr>
-        <w:t>，</w:t>
-      </w:r>
-      <w:hyperlink r:id="rId52">
-        <w:r>
-          <w:rPr>
-            <w:lang w:val="zh_TW" w:bidi="zh_TW"/>
-          </w:rPr>
-          <w:rPr>
-            <w:color w:val="0000EE"/>
-            <w:u w:val="single"/>
-          </w:rPr>
-          <w:t>21:16</w:t>
-        </w:r>
-      </w:hyperlink>
-      <w:r>
-        <w:rPr>
-          <w:lang w:val="zh_TW" w:bidi="zh_TW"/>
-        </w:rPr>
-        <w:t>）。陰間裡的利乏音受苦（</w:t>
-      </w:r>
-      <w:hyperlink r:id="rId53">
-        <w:r>
-          <w:rPr>
-            <w:lang w:val="zh_TW" w:bidi="zh_TW"/>
-          </w:rPr>
-          <w:rPr>
-            <w:color w:val="0000EE"/>
-            <w:u w:val="single"/>
-          </w:rPr>
-          <w:t>伯26:5</w:t>
-        </w:r>
-      </w:hyperlink>
-      <w:r>
-        <w:rPr>
-          <w:lang w:val="zh_TW" w:bidi="zh_TW"/>
-        </w:rPr>
-        <w:t>），他們與神隔絕（</w:t>
-      </w:r>
-      <w:hyperlink r:id="rId54">
-        <w:r>
-          <w:rPr>
-            <w:lang w:val="zh_TW" w:bidi="zh_TW"/>
-          </w:rPr>
-          <w:rPr>
-            <w:color w:val="0000EE"/>
-            <w:u w:val="single"/>
-          </w:rPr>
-          <w:t>詩88:10–12</w:t>
-        </w:r>
-      </w:hyperlink>
-      <w:r>
-        <w:rPr>
-          <w:lang w:val="zh_TW" w:bidi="zh_TW"/>
-        </w:rPr>
-        <w:t>），也與所有活著的人隔絕（</w:t>
-      </w:r>
-      <w:hyperlink r:id="rId55">
-        <w:r>
-          <w:rPr>
-            <w:lang w:val="zh_TW" w:bidi="zh_TW"/>
-          </w:rPr>
-          <w:rPr>
-            <w:color w:val="0000EE"/>
-            <w:u w:val="single"/>
-          </w:rPr>
-          <w:t>賽26:14</w:t>
-        </w:r>
-      </w:hyperlink>
-      <w:r>
-        <w:rPr>
-          <w:lang w:val="zh_TW" w:bidi="zh_TW"/>
-        </w:rPr>
-        <w:t>）。他們軟弱無力，像影子一樣，不像活著的人那樣強壯（</w:t>
-      </w:r>
-      <w:hyperlink r:id="rId56">
-        <w:r>
-          <w:rPr>
-            <w:lang w:val="zh_TW" w:bidi="zh_TW"/>
-          </w:rPr>
-          <w:rPr>
-            <w:color w:val="0000EE"/>
-            <w:u w:val="single"/>
-          </w:rPr>
-          <w:t>賽14:9</w:t>
-        </w:r>
-      </w:hyperlink>
-      <w:r>
-        <w:rPr>
-          <w:lang w:val="zh_TW" w:bidi="zh_TW"/>
-        </w:rPr>
-        <w:t>）。</w:t>
-      </w:r>
-    </w:p>
-    <w:p>
-      <w:pPr>
-        <w:pStyle w:val="ListNumber"/>
-        <w:spacing w:line="240" w:lineRule="auto"/>
-        <w:ind w:left="720"/>
-      </w:pPr>
-      <w:r>
-        <w:rPr>
-          <w:lang w:val="zh_TW" w:bidi="zh_TW"/>
-        </w:rPr>
-      </w:r>
-      <w:r>
-        <w:rPr>
-          <w:i/>
-          <w:lang w:val="zh_TW" w:bidi="zh_TW"/>
-        </w:rPr>
-        <w:t>利乏音</w:t>
-      </w:r>
-      <w:r>
-        <w:rPr>
-          <w:lang w:val="zh_TW" w:bidi="zh_TW"/>
-        </w:rPr>
-        <w:t>這個詞也用來描述一群在亞伯拉罕時代，住在迦南地、身材非常高大強壯的人。他們和蘇西人、以米人、何利人等其它古代族群一起，被基大老瑪和他的盟軍打敗（</w:t>
-      </w:r>
-      <w:hyperlink r:id="rId57">
-        <w:r>
-          <w:rPr>
-            <w:lang w:val="zh_TW" w:bidi="zh_TW"/>
-          </w:rPr>
-          <w:rPr>
-            <w:color w:val="0000EE"/>
-            <w:u w:val="single"/>
-          </w:rPr>
-          <w:t>創14:5</w:t>
-        </w:r>
-      </w:hyperlink>
-      <w:r>
-        <w:rPr>
-          <w:lang w:val="zh_TW" w:bidi="zh_TW"/>
-        </w:rPr>
-        <w:t>）。當耶和華應許要把那塊土地賜給亞伯拉罕後裔的時候，他們是當時住在巴勒斯坦的九個民族之一（</w:t>
-      </w:r>
-      <w:hyperlink r:id="rId58">
-        <w:r>
-          <w:rPr>
-            <w:lang w:val="zh_TW" w:bidi="zh_TW"/>
-          </w:rPr>
-          <w:rPr>
-            <w:color w:val="0000EE"/>
-            <w:u w:val="single"/>
-          </w:rPr>
-          <w:t>創15:20</w:t>
-        </w:r>
-      </w:hyperlink>
-      <w:r>
-        <w:rPr>
-          <w:lang w:val="zh_TW" w:bidi="zh_TW"/>
-        </w:rPr>
-        <w:t>）。</w:t>
-        <w:br/>
-      </w:r>
-      <w:r>
-        <w:rPr>
-          <w:lang w:val="zh_TW" w:bidi="zh_TW"/>
-        </w:rPr>
-        <w:t>其它民族對他們有不同的稱呼。摩押人稱他們為以米人，亞捫人則稱他們為散送冥。這些族群跟另一群巨人亞衲人一樣，體型都非常巨大且高大（</w:t>
-      </w:r>
-      <w:hyperlink r:id="rId59">
-        <w:r>
-          <w:rPr>
-            <w:lang w:val="zh_TW" w:bidi="zh_TW"/>
-          </w:rPr>
-          <w:rPr>
-            <w:color w:val="0000EE"/>
-            <w:u w:val="single"/>
-          </w:rPr>
-          <w:t>申2:11</w:t>
-        </w:r>
-      </w:hyperlink>
-      <w:r>
-        <w:rPr>
-          <w:lang w:val="zh_TW" w:bidi="zh_TW"/>
-        </w:rPr>
-        <w:t>、</w:t>
-      </w:r>
-      <w:hyperlink r:id="rId59">
-        <w:r>
-          <w:rPr>
-            <w:lang w:val="zh_TW" w:bidi="zh_TW"/>
-          </w:rPr>
-          <w:rPr>
-            <w:color w:val="0000EE"/>
-            <w:u w:val="single"/>
-          </w:rPr>
-          <w:t>20</w:t>
-        </w:r>
-      </w:hyperlink>
-      <w:r>
-        <w:rPr>
-          <w:lang w:val="zh_TW" w:bidi="zh_TW"/>
-        </w:rPr>
-        <w:t>）。</w:t>
-        <w:br/>
-      </w:r>
-      <w:r>
-        <w:rPr>
-          <w:lang w:val="zh_TW" w:bidi="zh_TW"/>
-        </w:rPr>
-        <w:t>巴珊王噩是已知最後一位利乏音人的王。以色列人在摩西的領導下打敗了他，並奪取了他的土地（</w:t>
-      </w:r>
-      <w:hyperlink r:id="rId60">
-        <w:r>
-          <w:rPr>
-            <w:lang w:val="zh_TW" w:bidi="zh_TW"/>
-          </w:rPr>
-          <w:rPr>
-            <w:color w:val="0000EE"/>
-            <w:u w:val="single"/>
-          </w:rPr>
-          <w:t>申3:11</w:t>
-        </w:r>
-      </w:hyperlink>
-      <w:r>
-        <w:rPr>
-          <w:lang w:val="zh_TW" w:bidi="zh_TW"/>
-        </w:rPr>
-        <w:t>；</w:t>
-      </w:r>
-      <w:hyperlink r:id="rId61">
-        <w:r>
-          <w:rPr>
-            <w:lang w:val="zh_TW" w:bidi="zh_TW"/>
-          </w:rPr>
-          <w:rPr>
-            <w:color w:val="0000EE"/>
-            <w:u w:val="single"/>
-          </w:rPr>
-          <w:t>書12:4</w:t>
-        </w:r>
-      </w:hyperlink>
-      <w:r>
-        <w:rPr>
-          <w:lang w:val="zh_TW" w:bidi="zh_TW"/>
-        </w:rPr>
-        <w:t>，</w:t>
-      </w:r>
-      <w:hyperlink r:id="rId62">
-        <w:r>
-          <w:rPr>
-            <w:lang w:val="zh_TW" w:bidi="zh_TW"/>
-          </w:rPr>
-          <w:rPr>
-            <w:color w:val="0000EE"/>
-            <w:u w:val="single"/>
-          </w:rPr>
-          <w:t>13:12</w:t>
-        </w:r>
-      </w:hyperlink>
-      <w:r>
-        <w:rPr>
-          <w:lang w:val="zh_TW" w:bidi="zh_TW"/>
-        </w:rPr>
-        <w:t>）。後來有些與非利士人一同作戰的巨人，可能也是出自利乏音人的後代（</w:t>
-      </w:r>
-      <w:hyperlink r:id="rId63">
-        <w:r>
-          <w:rPr>
-            <w:lang w:val="zh_TW" w:bidi="zh_TW"/>
-          </w:rPr>
-          <w:rPr>
-            <w:color w:val="0000EE"/>
-            <w:u w:val="single"/>
-          </w:rPr>
-          <w:t>撒下21</w:t>
-        </w:r>
-      </w:hyperlink>
-      <w:r>
-        <w:rPr>
-          <w:lang w:val="zh_TW" w:bidi="zh_TW"/>
-        </w:rPr>
-        <w:t>；</w:t>
-      </w:r>
-      <w:hyperlink r:id="rId64">
-        <w:r>
-          <w:rPr>
-            <w:lang w:val="zh_TW" w:bidi="zh_TW"/>
-          </w:rPr>
-          <w:rPr>
-            <w:color w:val="0000EE"/>
-            <w:u w:val="single"/>
-          </w:rPr>
-          <w:t>代上20</w:t>
-        </w:r>
-      </w:hyperlink>
-      <w:r>
-        <w:rPr>
-          <w:lang w:val="zh_TW" w:bidi="zh_TW"/>
-        </w:rPr>
-        <w:t>）。</w:t>
-        <w:br/>
-      </w:r>
-      <w:r>
-        <w:rPr>
-          <w:i/>
-          <w:lang w:val="zh_TW" w:bidi="zh_TW"/>
-        </w:rPr>
-        <w:t>另見</w:t>
-      </w:r>
-      <w:r>
-        <w:rPr>
-          <w:lang w:val="zh_TW" w:bidi="zh_TW"/>
-        </w:rPr>
-        <w:t>巨人</w:t>
-      </w:r>
-      <w:r>
-        <w:rPr>
-          <w:lang w:val="zh_TW" w:bidi="zh_TW"/>
-        </w:rPr>
-        <w:t>。</w:t>
-      </w:r>
-      <w:r>
-        <w:rPr>
-          <w:lang w:val="zh_TW" w:bidi="zh_TW"/>
-        </w:rPr>
-      </w:r>
-      <w:r>
-        <w:rPr>
-          <w:lang w:val="zh_TW" w:bidi="zh_TW"/>
-        </w:rPr>
-      </w:r>
-    </w:p>
-    <w:p>
-      <w:pPr/>
-      <w:r>
-        <w:rPr>
-          <w:lang w:val="zh_TW" w:bidi="zh_TW"/>
-        </w:rPr>
-      </w:r>
-    </w:p>
-    <w:p>
-      <w:pPr>
-        <w:pStyle w:val="Heading2"/>
-      </w:pPr>
-      <w:r>
-        <w:rPr>
-          <w:lang w:val="zh_TW" w:bidi="zh_TW"/>
-        </w:rPr>
-        <w:t>利法</w:t>
-      </w:r>
-      <w:r>
-        <w:rPr>
-          <w:lang w:val="zh_TW" w:bidi="zh_TW"/>
-        </w:rPr>
-      </w:r>
-    </w:p>
-    <w:p>
-      <w:pPr/>
-      <w:r>
-        <w:rPr>
-          <w:lang w:val="zh_TW" w:bidi="zh_TW"/>
-        </w:rPr>
-      </w:r>
-      <w:r>
-        <w:rPr>
-          <w:lang w:val="zh_TW" w:bidi="zh_TW"/>
-        </w:rPr>
-        <w:t>他是歌篾的兒子，也是亞實基拿和陀迦瑪的兄弟；他們是挪亞經由雅弗</w:t>
-      </w:r>
-      <w:r>
-        <w:rPr>
-          <w:lang w:val="zh_TW" w:bidi="zh_TW"/>
-        </w:rPr>
-        <w:t>這一支系</w:t>
-      </w:r>
-      <w:r>
-        <w:rPr>
-          <w:lang w:val="zh_TW" w:bidi="zh_TW"/>
-        </w:rPr>
-        <w:t>所出的非閃族後裔（</w:t>
-      </w:r>
-      <w:hyperlink r:id="rId65">
-        <w:r>
-          <w:rPr>
-            <w:lang w:val="zh_TW" w:bidi="zh_TW"/>
-          </w:rPr>
-          <w:rPr>
-            <w:color w:val="0000EE"/>
-            <w:u w:val="single"/>
-          </w:rPr>
-          <w:t>創10:3</w:t>
-        </w:r>
-      </w:hyperlink>
-      <w:r>
-        <w:rPr>
-          <w:lang w:val="zh_TW" w:bidi="zh_TW"/>
-        </w:rPr>
-        <w:t>）。一段在</w:t>
-      </w:r>
-      <w:hyperlink r:id="rId66">
-        <w:r>
-          <w:rPr>
-            <w:lang w:val="zh_TW" w:bidi="zh_TW"/>
-          </w:rPr>
-          <w:rPr>
-            <w:color w:val="0000EE"/>
-            <w:u w:val="single"/>
-          </w:rPr>
-          <w:t>歷代志上一章6節</w:t>
-        </w:r>
-      </w:hyperlink>
-      <w:r>
-        <w:rPr>
-          <w:lang w:val="zh_TW" w:bidi="zh_TW"/>
-        </w:rPr>
-        <w:t>的平行經文，將利法（Riphath）誤讀為低法（Diphath），這無疑是後來抄寫員的拼寫錯誤且未曾被修正。</w:t>
-      </w:r>
-      <w:r>
-        <w:rPr>
-          <w:lang w:val="zh_TW" w:bidi="zh_TW"/>
-        </w:rPr>
-      </w:r>
-      <w:r>
-        <w:rPr>
-          <w:lang w:val="zh_TW" w:bidi="zh_TW"/>
-        </w:rPr>
-      </w:r>
-    </w:p>
-    <w:p>
-      <w:pPr/>
-      <w:r>
-        <w:rPr>
-          <w:lang w:val="zh_TW" w:bidi="zh_TW"/>
-        </w:rPr>
-      </w:r>
-    </w:p>
-    <w:p>
-      <w:pPr>
-        <w:pStyle w:val="Heading2"/>
-      </w:pPr>
-      <w:r>
-        <w:rPr>
-          <w:lang w:val="zh_TW" w:bidi="zh_TW"/>
-        </w:rPr>
-        <w:t>利哈比人</w:t>
-      </w:r>
-      <w:r>
-        <w:rPr>
-          <w:lang w:val="zh_TW" w:bidi="zh_TW"/>
-        </w:rPr>
-      </w:r>
-    </w:p>
-    <w:p>
-      <w:pPr/>
-      <w:r>
-        <w:rPr>
-          <w:lang w:val="zh_TW" w:bidi="zh_TW"/>
-        </w:rPr>
-      </w:r>
-      <w:r>
-        <w:rPr>
-          <w:lang w:val="zh_TW" w:bidi="zh_TW"/>
-        </w:rPr>
-        <w:t>與埃及相關的幾個族群之一（</w:t>
-      </w:r>
-      <w:hyperlink r:id="rId67">
-        <w:r>
-          <w:rPr>
-            <w:lang w:val="zh_TW" w:bidi="zh_TW"/>
-          </w:rPr>
-          <w:rPr>
-            <w:color w:val="0000EE"/>
-            <w:u w:val="single"/>
-          </w:rPr>
-          <w:t>創10:13</w:t>
-        </w:r>
-      </w:hyperlink>
-      <w:r>
-        <w:rPr>
-          <w:lang w:val="zh_TW" w:bidi="zh_TW"/>
-        </w:rPr>
-        <w:t>；</w:t>
-      </w:r>
-      <w:hyperlink r:id="rId68">
-        <w:r>
-          <w:rPr>
-            <w:lang w:val="zh_TW" w:bidi="zh_TW"/>
-          </w:rPr>
-          <w:rPr>
-            <w:color w:val="0000EE"/>
-            <w:u w:val="single"/>
-          </w:rPr>
-          <w:t>代上1:11</w:t>
-        </w:r>
-      </w:hyperlink>
-      <w:r>
-        <w:rPr>
-          <w:lang w:val="zh_TW" w:bidi="zh_TW"/>
-        </w:rPr>
-        <w:t>）。利哈比人可能是埃及附近某個身分未明的族群。許多學者（且很可能是正確的）認為他們與「路比人」（Lubim，即利比亞人）為同一族群。聖經中常見路比人與埃及結盟作戰的記載（</w:t>
-      </w:r>
-      <w:hyperlink r:id="rId69">
-        <w:r>
-          <w:rPr>
-            <w:lang w:val="zh_TW" w:bidi="zh_TW"/>
-          </w:rPr>
-          <w:rPr>
-            <w:color w:val="0000EE"/>
-            <w:u w:val="single"/>
-          </w:rPr>
-          <w:t>但11:43</w:t>
-        </w:r>
-      </w:hyperlink>
-      <w:r>
-        <w:rPr>
-          <w:lang w:val="zh_TW" w:bidi="zh_TW"/>
-        </w:rPr>
-        <w:t>；</w:t>
-      </w:r>
-      <w:hyperlink r:id="rId70">
-        <w:r>
-          <w:rPr>
-            <w:lang w:val="zh_TW" w:bidi="zh_TW"/>
-          </w:rPr>
-          <w:rPr>
-            <w:color w:val="0000EE"/>
-            <w:u w:val="single"/>
-          </w:rPr>
-          <w:t>鴻3:9</w:t>
-        </w:r>
-      </w:hyperlink>
-      <w:r>
-        <w:rPr>
-          <w:lang w:val="zh_TW" w:bidi="zh_TW"/>
-        </w:rPr>
-        <w:t>）。有時埃及和這個群體聯合起來對抗以色列人，例如在羅波安和亞撒的時代（</w:t>
-      </w:r>
-      <w:hyperlink r:id="rId71">
-        <w:r>
-          <w:rPr>
-            <w:lang w:val="zh_TW" w:bidi="zh_TW"/>
-          </w:rPr>
-          <w:rPr>
-            <w:color w:val="0000EE"/>
-            <w:u w:val="single"/>
-          </w:rPr>
-          <w:t>代下12:3</w:t>
-        </w:r>
-      </w:hyperlink>
-      <w:r>
-        <w:rPr>
-          <w:lang w:val="zh_TW" w:bidi="zh_TW"/>
-        </w:rPr>
-        <w:t>，</w:t>
-      </w:r>
-      <w:hyperlink r:id="rId72">
-        <w:r>
-          <w:rPr>
-            <w:lang w:val="zh_TW" w:bidi="zh_TW"/>
-          </w:rPr>
-          <w:rPr>
-            <w:color w:val="0000EE"/>
-            <w:u w:val="single"/>
-          </w:rPr>
-          <w:t>16:8</w:t>
-        </w:r>
-      </w:hyperlink>
-      <w:r>
-        <w:rPr>
-          <w:lang w:val="zh_TW" w:bidi="zh_TW"/>
-        </w:rPr>
-        <w:t>）。</w:t>
-      </w:r>
-      <w:r>
-        <w:rPr>
-          <w:lang w:val="zh_TW" w:bidi="zh_TW"/>
-        </w:rPr>
-      </w:r>
-      <w:r>
-        <w:rPr>
-          <w:lang w:val="zh_TW" w:bidi="zh_TW"/>
-        </w:rPr>
-      </w:r>
-    </w:p>
-    <w:p>
-      <w:pPr/>
-      <w:r>
-        <w:rPr>
-          <w:lang w:val="zh_TW" w:bidi="zh_TW"/>
-        </w:rPr>
-      </w:r>
-    </w:p>
-    <w:p>
-      <w:pPr>
-        <w:pStyle w:val="Heading2"/>
-      </w:pPr>
-      <w:r>
-        <w:rPr>
-          <w:lang w:val="zh_TW" w:bidi="zh_TW"/>
-        </w:rPr>
-        <w:t>利河伯</w:t>
-      </w:r>
-      <w:r>
-        <w:rPr>
-          <w:lang w:val="zh_TW" w:bidi="zh_TW"/>
-        </w:rPr>
-      </w:r>
-    </w:p>
-    <w:p>
-      <w:pPr>
-        <w:pStyle w:val="ListNumber"/>
-        <w:numPr>
-          <w:ilvl w:val="0"/>
-          <w:numId w:val="15"/>
-        </w:numPr>
-        <w:spacing w:line="240" w:lineRule="auto"/>
-        <w:ind w:left="720"/>
-      </w:pPr>
-      <w:r>
-        <w:rPr>
-          <w:lang w:val="zh_TW" w:bidi="zh_TW"/>
-        </w:rPr>
-      </w:r>
-      <w:r>
-        <w:rPr>
-          <w:lang w:val="zh_TW" w:bidi="zh_TW"/>
-        </w:rPr>
-        <w:t>有些譯本將其譯為「Rehoboth-Ir（利河伯）」。在</w:t>
-      </w:r>
-      <w:hyperlink r:id="rId73">
-        <w:r>
-          <w:rPr>
-            <w:lang w:val="zh_TW" w:bidi="zh_TW"/>
-          </w:rPr>
-          <w:rPr>
-            <w:color w:val="0000EE"/>
-            <w:u w:val="single"/>
-          </w:rPr>
-          <w:t>創世記十章11節</w:t>
-        </w:r>
-      </w:hyperlink>
-      <w:r>
-        <w:rPr>
-          <w:lang w:val="zh_TW" w:bidi="zh_TW"/>
-        </w:rPr>
-        <w:t>中，這是一座由寧錄建造的城市。</w:t>
-      </w:r>
-      <w:r>
-        <w:rPr>
-          <w:i/>
-          <w:lang w:val="zh_TW" w:bidi="zh_TW"/>
-        </w:rPr>
-        <w:t>見</w:t>
-      </w:r>
-      <w:r>
-        <w:rPr>
-          <w:lang w:val="zh_TW" w:bidi="zh_TW"/>
-        </w:rPr>
-        <w:t>利河伯</w:t>
-      </w:r>
-      <w:r>
-        <w:rPr>
-          <w:lang w:val="zh_TW" w:bidi="zh_TW"/>
-        </w:rPr>
-        <w:t>。</w:t>
-      </w:r>
-    </w:p>
-    <w:p>
-      <w:pPr>
-        <w:pStyle w:val="ListNumber"/>
-        <w:spacing w:line="240" w:lineRule="auto"/>
-        <w:ind w:left="720"/>
-      </w:pPr>
-      <w:r>
-        <w:rPr>
-          <w:lang w:val="zh_TW" w:bidi="zh_TW"/>
-        </w:rPr>
-      </w:r>
-      <w:r>
-        <w:rPr>
-          <w:lang w:val="zh_TW" w:bidi="zh_TW"/>
-        </w:rPr>
-        <w:t>以撒挖掘的第三口井之所在地 （</w:t>
-      </w:r>
-      <w:hyperlink r:id="rId74">
-        <w:r>
-          <w:rPr>
-            <w:lang w:val="zh_TW" w:bidi="zh_TW"/>
-          </w:rPr>
-          <w:rPr>
-            <w:color w:val="0000EE"/>
-            <w:u w:val="single"/>
-          </w:rPr>
-          <w:t>創26:22</w:t>
-        </w:r>
-      </w:hyperlink>
-      <w:r>
-        <w:rPr>
-          <w:lang w:val="zh_TW" w:bidi="zh_TW"/>
-        </w:rPr>
-        <w:t>）。這一次，亞比米勒和基拉耳的牧人沒有對此井提出要求，於是以撒將這口井起名為「寬闊之地」或「空間」。這口井位於別是巴西南約20英里（32.2公里）處。</w:t>
-      </w:r>
-    </w:p>
-    <w:p>
-      <w:pPr>
-        <w:pStyle w:val="ListNumber"/>
-        <w:spacing w:line="240" w:lineRule="auto"/>
-        <w:ind w:left="720"/>
-      </w:pPr>
-      <w:r>
-        <w:rPr>
-          <w:lang w:val="zh_TW" w:bidi="zh_TW"/>
-        </w:rPr>
-      </w:r>
-      <w:r>
-        <w:rPr>
-          <w:lang w:val="zh_TW" w:bidi="zh_TW"/>
-        </w:rPr>
-        <w:t>以東的統治者</w:t>
-      </w:r>
-      <w:r>
-        <w:rPr>
-          <w:lang w:val="zh_TW" w:bidi="zh_TW"/>
-        </w:rPr>
-        <w:t>——</w:t>
-      </w:r>
-      <w:r>
-        <w:rPr>
-          <w:lang w:val="zh_TW" w:bidi="zh_TW"/>
-        </w:rPr>
-        <w:t>掃羅的家鄉（</w:t>
-      </w:r>
-      <w:hyperlink r:id="rId75">
-        <w:r>
-          <w:rPr>
-            <w:lang w:val="zh_TW" w:bidi="zh_TW"/>
-          </w:rPr>
-          <w:rPr>
-            <w:color w:val="0000EE"/>
-            <w:u w:val="single"/>
-          </w:rPr>
-          <w:t>創36:37</w:t>
-        </w:r>
-      </w:hyperlink>
-      <w:r>
-        <w:rPr>
-          <w:lang w:val="zh_TW" w:bidi="zh_TW"/>
-        </w:rPr>
-        <w:t>；</w:t>
-      </w:r>
-      <w:hyperlink r:id="rId76">
-        <w:r>
-          <w:rPr>
-            <w:lang w:val="zh_TW" w:bidi="zh_TW"/>
-          </w:rPr>
-          <w:rPr>
-            <w:color w:val="0000EE"/>
-            <w:u w:val="single"/>
-          </w:rPr>
-          <w:t>代上1:48</w:t>
-        </w:r>
-      </w:hyperlink>
-      <w:r>
-        <w:rPr>
-          <w:lang w:val="zh_TW" w:bidi="zh_TW"/>
-        </w:rPr>
-        <w:t>）。聖經將此地標記為「在河邊」，指的是幼發拉底河。因此，有些譯本會在文本中加入「幼發拉底」一詞。</w:t>
-      </w:r>
-      <w:r>
-        <w:rPr>
-          <w:lang w:val="zh_TW" w:bidi="zh_TW"/>
-        </w:rPr>
-      </w:r>
-      <w:r>
-        <w:rPr>
-          <w:lang w:val="zh_TW" w:bidi="zh_TW"/>
-        </w:rPr>
-      </w:r>
-    </w:p>
-    <w:p>
-      <w:pPr/>
-      <w:r>
-        <w:rPr>
-          <w:lang w:val="zh_TW" w:bidi="zh_TW"/>
-        </w:rPr>
-      </w:r>
-    </w:p>
-    <w:p>
-      <w:pPr>
-        <w:pStyle w:val="Heading2"/>
-      </w:pPr>
-      <w:r>
-        <w:rPr>
-          <w:lang w:val="zh_TW" w:bidi="zh_TW"/>
-        </w:rPr>
-        <w:t>利河伯</w:t>
-      </w:r>
-      <w:r>
-        <w:rPr>
-          <w:lang w:val="zh_TW" w:bidi="zh_TW"/>
-        </w:rPr>
-      </w:r>
-    </w:p>
-    <w:p>
-      <w:pPr/>
-      <w:r>
-        <w:rPr>
-          <w:lang w:val="zh_TW" w:bidi="zh_TW"/>
-        </w:rPr>
-      </w:r>
-      <w:r>
-        <w:rPr>
-          <w:lang w:val="zh_TW" w:bidi="zh_TW"/>
-        </w:rPr>
-        <w:t>這名字的意思是「城市的寬闊之地」。這是獵人寧錄（Nimrod；有些譯本指「亞述（Asshur）」）在亞述建造的第二座城市（</w:t>
-      </w:r>
-      <w:hyperlink r:id="rId73">
-        <w:r>
-          <w:rPr>
-            <w:lang w:val="zh_TW" w:bidi="zh_TW"/>
-          </w:rPr>
-          <w:rPr>
-            <w:color w:val="0000EE"/>
-            <w:u w:val="single"/>
-          </w:rPr>
-          <w:t>創10:11</w:t>
-        </w:r>
-      </w:hyperlink>
-      <w:r>
-        <w:rPr>
-          <w:lang w:val="zh_TW" w:bidi="zh_TW"/>
-        </w:rPr>
-        <w:t>；有些譯本譯為Rehoboth</w:t>
-      </w:r>
-      <w:r>
-        <w:rPr>
-          <w:lang w:val="zh_TW" w:bidi="zh_TW"/>
-        </w:rPr>
-        <w:t>〔</w:t>
-      </w:r>
-      <w:r>
-        <w:rPr>
-          <w:lang w:val="zh_TW" w:bidi="zh_TW"/>
-        </w:rPr>
-        <w:t>利河伯</w:t>
-      </w:r>
-      <w:r>
-        <w:rPr>
-          <w:lang w:val="zh_TW" w:bidi="zh_TW"/>
-        </w:rPr>
-        <w:t>〕</w:t>
-      </w:r>
-      <w:r>
-        <w:rPr>
-          <w:lang w:val="zh_TW" w:bidi="zh_TW"/>
-        </w:rPr>
-        <w:t>）。而</w:t>
-      </w:r>
-      <w:r>
-        <w:rPr>
-          <w:lang w:val="zh_TW" w:bidi="zh_TW"/>
-        </w:rPr>
-        <w:t>對於它是否是一個獨立的市鎮（尼尼微的郊區），或者——由於該城鎮的名稱未在亞述文獻中被提及——是否只是尼尼微城內的開放廣場或寬闊街道，學界意見不一。</w:t>
-      </w:r>
-      <w:r>
-        <w:rPr>
-          <w:lang w:val="zh_TW" w:bidi="zh_TW"/>
-        </w:rPr>
-      </w:r>
-      <w:r>
-        <w:rPr>
-          <w:lang w:val="zh_TW" w:bidi="zh_TW"/>
-        </w:rPr>
-      </w:r>
-    </w:p>
-    <w:p>
-      <w:pPr/>
-      <w:r>
-        <w:rPr>
-          <w:lang w:val="zh_TW" w:bidi="zh_TW"/>
-        </w:rPr>
-      </w:r>
-    </w:p>
-    <w:p>
-      <w:pPr>
-        <w:pStyle w:val="Heading2"/>
-      </w:pPr>
-      <w:r>
-        <w:rPr>
-          <w:lang w:val="zh_TW" w:bidi="zh_TW"/>
-        </w:rPr>
-        <w:t>利未（人名）</w:t>
-      </w:r>
-      <w:r>
-        <w:rPr>
-          <w:lang w:val="zh_TW" w:bidi="zh_TW"/>
-        </w:rPr>
-      </w:r>
-    </w:p>
-    <w:p>
-      <w:pPr>
-        <w:pStyle w:val="ListNumber"/>
-        <w:numPr>
-          <w:ilvl w:val="0"/>
-          <w:numId w:val="16"/>
-        </w:numPr>
-        <w:spacing w:line="240" w:lineRule="auto"/>
-        <w:ind w:left="720"/>
-      </w:pPr>
-      <w:r>
-        <w:rPr>
-          <w:lang w:val="zh_TW" w:bidi="zh_TW"/>
-        </w:rPr>
-      </w:r>
-      <w:r>
-        <w:rPr>
-          <w:lang w:val="zh_TW" w:bidi="zh_TW"/>
-        </w:rPr>
-        <w:t>雅各從利亞所生的第三個兒子（</w:t>
-      </w:r>
-      <w:hyperlink r:id="rId77">
-        <w:r>
-          <w:rPr>
-            <w:lang w:val="zh_TW" w:bidi="zh_TW"/>
-          </w:rPr>
-          <w:rPr>
-            <w:color w:val="0000EE"/>
-            <w:u w:val="single"/>
-          </w:rPr>
-          <w:t>創29:34</w:t>
-        </w:r>
-      </w:hyperlink>
-      <w:r>
-        <w:rPr>
-          <w:lang w:val="zh_TW" w:bidi="zh_TW"/>
-        </w:rPr>
-        <w:t>）。這個名稱詞源不詳。利未的名字與在示劍發生的悲劇有關，當時利未和西緬因妹妹底拿被赫人示劍侵犯，憤而為她雪恥，並將該城一切男丁殘忍的殺死。雅各譴責該行為，臨死前宣告了利未的審判（</w:t>
-      </w:r>
-      <w:hyperlink r:id="rId78">
-        <w:r>
-          <w:rPr>
-            <w:lang w:val="zh_TW" w:bidi="zh_TW"/>
-          </w:rPr>
-          <w:rPr>
-            <w:color w:val="0000EE"/>
-            <w:u w:val="single"/>
-          </w:rPr>
-          <w:t>49:5–7</w:t>
-        </w:r>
-      </w:hyperlink>
-      <w:r>
-        <w:rPr>
-          <w:lang w:val="zh_TW" w:bidi="zh_TW"/>
-        </w:rPr>
-        <w:t>）。照他的話說，利未的後裔要散住在眾支派中間。</w:t>
-        <w:br/>
-      </w:r>
-      <w:r>
-        <w:rPr>
-          <w:lang w:val="zh_TW" w:bidi="zh_TW"/>
-        </w:rPr>
-        <w:t>利未支派由利未的三個兒子組成：革順、哥轄和米拉利。摩西、亞倫和米利暗的族系皆源自哥轄（</w:t>
-      </w:r>
-      <w:hyperlink r:id="rId79">
-        <w:r>
-          <w:rPr>
-            <w:lang w:val="zh_TW" w:bidi="zh_TW"/>
-          </w:rPr>
-          <w:rPr>
-            <w:color w:val="0000EE"/>
-            <w:u w:val="single"/>
-          </w:rPr>
-          <w:t>出6:16</w:t>
-        </w:r>
-      </w:hyperlink>
-      <w:r>
-        <w:rPr>
-          <w:lang w:val="zh_TW" w:bidi="zh_TW"/>
-        </w:rPr>
-        <w:t>）。利未人在何烈山下金牛犢事件中對耶和華保持忠心 。他們因此獲賞，能在會幕（</w:t>
-      </w:r>
-      <w:hyperlink r:id="rId80">
-        <w:r>
-          <w:rPr>
-            <w:lang w:val="zh_TW" w:bidi="zh_TW"/>
-          </w:rPr>
-          <w:rPr>
-            <w:color w:val="0000EE"/>
-            <w:u w:val="single"/>
-          </w:rPr>
-          <w:t>32</w:t>
-        </w:r>
-      </w:hyperlink>
-      <w:r>
-        <w:rPr>
-          <w:lang w:val="zh_TW" w:bidi="zh_TW"/>
-        </w:rPr>
-        <w:t>章）內與周圍以及後來的聖殿內特別供職。</w:t>
-        <w:br/>
-      </w:r>
-      <w:r>
-        <w:rPr>
-          <w:i/>
-          <w:lang w:val="zh_TW" w:bidi="zh_TW"/>
-        </w:rPr>
-        <w:t>另見</w:t>
-      </w:r>
-      <w:r>
-        <w:rPr>
-          <w:lang w:val="zh_TW" w:bidi="zh_TW"/>
-        </w:rPr>
-        <w:t>利未支派</w:t>
-      </w:r>
-      <w:r>
-        <w:rPr>
-          <w:lang w:val="zh_TW" w:bidi="zh_TW"/>
-        </w:rPr>
-        <w:t>。</w:t>
-      </w:r>
-    </w:p>
-    <w:p>
-      <w:pPr>
-        <w:pStyle w:val="ListNumber"/>
-        <w:spacing w:line="240" w:lineRule="auto"/>
-        <w:ind w:left="720"/>
-      </w:pPr>
-      <w:r>
-        <w:rPr>
-          <w:lang w:val="zh_TW" w:bidi="zh_TW"/>
-        </w:rPr>
-      </w:r>
-      <w:r>
-        <w:rPr>
-          <w:lang w:val="zh_TW" w:bidi="zh_TW"/>
-        </w:rPr>
-        <w:t>迦百農的稅吏（</w:t>
-      </w:r>
-      <w:hyperlink r:id="rId81">
-        <w:r>
-          <w:rPr>
-            <w:lang w:val="zh_TW" w:bidi="zh_TW"/>
-          </w:rPr>
-          <w:rPr>
-            <w:color w:val="0000EE"/>
-            <w:u w:val="single"/>
-          </w:rPr>
-          <w:t>可2:14</w:t>
-        </w:r>
-      </w:hyperlink>
-      <w:r>
-        <w:rPr>
-          <w:lang w:val="zh_TW" w:bidi="zh_TW"/>
-        </w:rPr>
-        <w:t>）；又稱馬太的十二門徒之一（</w:t>
-      </w:r>
-      <w:hyperlink r:id="rId81">
-        <w:r>
-          <w:rPr>
-            <w:lang w:val="zh_TW" w:bidi="zh_TW"/>
-          </w:rPr>
-          <w:rPr>
-            <w:color w:val="0000EE"/>
-            <w:u w:val="single"/>
-          </w:rPr>
-          <w:t>可2:14</w:t>
-        </w:r>
-      </w:hyperlink>
-      <w:r>
-        <w:rPr>
-          <w:lang w:val="zh_TW" w:bidi="zh_TW"/>
-        </w:rPr>
-        <w:t xml:space="preserve">； </w:t>
-      </w:r>
-      <w:hyperlink r:id="rId82">
-        <w:r>
-          <w:rPr>
-            <w:lang w:val="zh_TW" w:bidi="zh_TW"/>
-          </w:rPr>
-          <w:rPr>
-            <w:color w:val="0000EE"/>
-            <w:u w:val="single"/>
-          </w:rPr>
-          <w:t>路5:27</w:t>
-        </w:r>
-      </w:hyperlink>
-      <w:r>
-        <w:rPr>
-          <w:lang w:val="zh_TW" w:bidi="zh_TW"/>
-        </w:rPr>
-        <w:t>；參見</w:t>
-      </w:r>
-      <w:hyperlink r:id="rId83">
-        <w:r>
-          <w:rPr>
-            <w:lang w:val="zh_TW" w:bidi="zh_TW"/>
-          </w:rPr>
-          <w:rPr>
-            <w:color w:val="0000EE"/>
-            <w:u w:val="single"/>
-          </w:rPr>
-          <w:t>太9:9</w:t>
-        </w:r>
-      </w:hyperlink>
-      <w:r>
-        <w:rPr>
-          <w:lang w:val="zh_TW" w:bidi="zh_TW"/>
-        </w:rPr>
-        <w:t>）</w:t>
-      </w:r>
-      <w:r>
-        <w:rPr>
-          <w:i/>
-          <w:lang w:val="zh_TW" w:bidi="zh_TW"/>
-        </w:rPr>
-        <w:t>見</w:t>
-      </w:r>
-      <w:r>
-        <w:rPr>
-          <w:lang w:val="zh_TW" w:bidi="zh_TW"/>
-        </w:rPr>
-        <w:t>馬太（人名）</w:t>
-      </w:r>
-      <w:r>
-        <w:rPr>
-          <w:lang w:val="zh_TW" w:bidi="zh_TW"/>
-        </w:rPr>
-        <w:t>。</w:t>
-      </w:r>
-    </w:p>
-    <w:p>
-      <w:pPr>
-        <w:pStyle w:val="ListNumber"/>
-        <w:spacing w:line="240" w:lineRule="auto"/>
-        <w:ind w:left="720"/>
-      </w:pPr>
-      <w:r>
-        <w:rPr>
-          <w:lang w:val="zh_TW" w:bidi="zh_TW"/>
-        </w:rPr>
-      </w:r>
-      <w:r>
-        <w:rPr>
-          <w:lang w:val="zh_TW" w:bidi="zh_TW"/>
-        </w:rPr>
-        <w:t>麥基的兒子並耶穌的祖先（</w:t>
-      </w:r>
-      <w:hyperlink r:id="rId84">
-        <w:r>
-          <w:rPr>
-            <w:lang w:val="zh_TW" w:bidi="zh_TW"/>
-          </w:rPr>
-          <w:rPr>
-            <w:color w:val="0000EE"/>
-            <w:u w:val="single"/>
-          </w:rPr>
-          <w:t>路3:24</w:t>
-        </w:r>
-      </w:hyperlink>
-      <w:r>
-        <w:rPr>
-          <w:lang w:val="zh_TW" w:bidi="zh_TW"/>
-        </w:rPr>
-        <w:t>）。</w:t>
-      </w:r>
-      <w:r>
-        <w:rPr>
-          <w:i/>
-          <w:lang w:val="zh_TW" w:bidi="zh_TW"/>
-        </w:rPr>
-        <w:t>見</w:t>
-      </w:r>
-      <w:r>
-        <w:rPr>
-          <w:lang w:val="zh_TW" w:bidi="zh_TW"/>
-        </w:rPr>
-        <w:t>耶穌基督的家譜</w:t>
-      </w:r>
-      <w:r>
-        <w:rPr>
-          <w:lang w:val="zh_TW" w:bidi="zh_TW"/>
-        </w:rPr>
-        <w:t>。</w:t>
-      </w:r>
-    </w:p>
-    <w:p>
-      <w:pPr>
-        <w:pStyle w:val="ListNumber"/>
-        <w:spacing w:line="240" w:lineRule="auto"/>
-        <w:ind w:left="720"/>
-      </w:pPr>
-      <w:r>
-        <w:rPr>
-          <w:lang w:val="zh_TW" w:bidi="zh_TW"/>
-        </w:rPr>
-      </w:r>
-      <w:r>
-        <w:rPr>
-          <w:lang w:val="zh_TW" w:bidi="zh_TW"/>
-        </w:rPr>
-        <w:t>西緬的兒子並耶穌的祖先（</w:t>
-      </w:r>
-      <w:hyperlink r:id="rId85">
-        <w:r>
-          <w:rPr>
-            <w:lang w:val="zh_TW" w:bidi="zh_TW"/>
-          </w:rPr>
-          <w:rPr>
-            <w:color w:val="0000EE"/>
-            <w:u w:val="single"/>
-          </w:rPr>
-          <w:t>路3:30</w:t>
-        </w:r>
-      </w:hyperlink>
-      <w:r>
-        <w:rPr>
-          <w:lang w:val="zh_TW" w:bidi="zh_TW"/>
-        </w:rPr>
-        <w:t>）。</w:t>
-      </w:r>
-      <w:r>
-        <w:rPr>
-          <w:i/>
-          <w:lang w:val="zh_TW" w:bidi="zh_TW"/>
-        </w:rPr>
-        <w:t>見</w:t>
-      </w:r>
-      <w:r>
-        <w:rPr>
-          <w:lang w:val="zh_TW" w:bidi="zh_TW"/>
-        </w:rPr>
-        <w:t>耶穌基督的家譜</w:t>
-      </w:r>
-      <w:r>
-        <w:rPr>
-          <w:lang w:val="zh_TW" w:bidi="zh_TW"/>
-        </w:rPr>
-        <w:t>。</w:t>
-      </w:r>
-      <w:r>
-        <w:rPr>
-          <w:lang w:val="zh_TW" w:bidi="zh_TW"/>
-        </w:rPr>
-      </w:r>
-      <w:r>
-        <w:rPr>
-          <w:lang w:val="zh_TW" w:bidi="zh_TW"/>
-        </w:rPr>
-      </w:r>
-    </w:p>
-    <w:p>
-      <w:pPr/>
-      <w:r>
-        <w:rPr>
-          <w:lang w:val="zh_TW" w:bidi="zh_TW"/>
-        </w:rPr>
-      </w:r>
-    </w:p>
-    <w:p>
-      <w:pPr>
-        <w:pStyle w:val="Heading2"/>
-      </w:pPr>
-      <w:r>
-        <w:rPr>
-          <w:lang w:val="zh_TW" w:bidi="zh_TW"/>
-        </w:rPr>
-        <w:t>利未支派</w:t>
-      </w:r>
-      <w:r>
-        <w:rPr>
-          <w:lang w:val="zh_TW" w:bidi="zh_TW"/>
-        </w:rPr>
-      </w:r>
-    </w:p>
-    <w:p>
-      <w:pPr>
-        <w:pStyle w:val="Heading3"/>
-      </w:pPr>
-      <w:r>
-        <w:rPr>
-          <w:lang w:val="zh_TW" w:bidi="zh_TW"/>
-        </w:rPr>
-        <w:t>利未支派的起源</w:t>
-      </w:r>
-    </w:p>
-    <w:p>
-      <w:pPr/>
-      <w:r>
-        <w:rPr>
-          <w:lang w:val="zh_TW" w:bidi="zh_TW"/>
-        </w:rPr>
-      </w:r>
-      <w:r>
-        <w:rPr>
-          <w:lang w:val="zh_TW" w:bidi="zh_TW"/>
-        </w:rPr>
-        <w:t>利未人是以色列眾支派之一。利未支派的名字來自利亞和雅各的第三個兒子利未（</w:t>
-      </w:r>
-      <w:hyperlink r:id="rId77">
-        <w:r>
-          <w:rPr>
-            <w:lang w:val="zh_TW" w:bidi="zh_TW"/>
-          </w:rPr>
-          <w:rPr>
-            <w:color w:val="0000EE"/>
-            <w:u w:val="single"/>
-          </w:rPr>
-          <w:t>創29:34</w:t>
-        </w:r>
-      </w:hyperlink>
-      <w:r>
-        <w:rPr>
-          <w:lang w:val="zh_TW" w:bidi="zh_TW"/>
-        </w:rPr>
-        <w:t>）。利未這個名字的意思是「聯合」。利亞希望自己為雅各生了三個兒子之後，雅各會更親近她、與她聯合。這種聯合的概念也出現在</w:t>
-      </w:r>
-      <w:hyperlink r:id="rId86">
-        <w:r>
-          <w:rPr>
-            <w:lang w:val="zh_TW" w:bidi="zh_TW"/>
-          </w:rPr>
-          <w:rPr>
-            <w:color w:val="0000EE"/>
-            <w:u w:val="single"/>
-          </w:rPr>
-          <w:t>民數記十八章2節</w:t>
-        </w:r>
-      </w:hyperlink>
-      <w:r>
-        <w:rPr>
-          <w:lang w:val="zh_TW" w:bidi="zh_TW"/>
-        </w:rPr>
-        <w:t>，那裡描述利未支派「聯合」亞倫，一同事奉。</w:t>
-      </w:r>
-    </w:p>
-    <w:p>
-      <w:pPr/>
-      <w:r>
-        <w:rPr>
-          <w:lang w:val="zh_TW" w:bidi="zh_TW"/>
-        </w:rPr>
-      </w:r>
-      <w:r>
-        <w:rPr>
-          <w:lang w:val="zh_TW" w:bidi="zh_TW"/>
-        </w:rPr>
-        <w:t>聖經第一次詳細提到利未，是在示劍發生的暴力事件中。當時，利未和西緬為了替妹妹底拿遭玷辱一事報仇，殺了城中的居民（</w:t>
-      </w:r>
-      <w:hyperlink r:id="rId87">
-        <w:r>
-          <w:rPr>
-            <w:lang w:val="zh_TW" w:bidi="zh_TW"/>
-          </w:rPr>
-          <w:rPr>
-            <w:color w:val="0000EE"/>
-            <w:u w:val="single"/>
-          </w:rPr>
-          <w:t>創34:25–29</w:t>
-        </w:r>
-      </w:hyperlink>
-      <w:r>
-        <w:rPr>
-          <w:lang w:val="zh_TW" w:bidi="zh_TW"/>
-        </w:rPr>
-        <w:t>）。因此，父親雅各責備他們（</w:t>
-      </w:r>
-      <w:hyperlink r:id="rId88">
-        <w:r>
-          <w:rPr>
-            <w:lang w:val="zh_TW" w:bidi="zh_TW"/>
-          </w:rPr>
-          <w:rPr>
-            <w:color w:val="0000EE"/>
-            <w:u w:val="single"/>
-          </w:rPr>
-          <w:t>創34:30</w:t>
-        </w:r>
-      </w:hyperlink>
-      <w:r>
-        <w:rPr>
-          <w:lang w:val="zh_TW" w:bidi="zh_TW"/>
-        </w:rPr>
-        <w:t>），雅各臨終時也咒詛他們，預言他們的後裔將分散在以色列中（</w:t>
-      </w:r>
-      <w:hyperlink r:id="rId78">
-        <w:r>
-          <w:rPr>
-            <w:lang w:val="zh_TW" w:bidi="zh_TW"/>
-          </w:rPr>
-          <w:rPr>
-            <w:color w:val="0000EE"/>
-            <w:u w:val="single"/>
-          </w:rPr>
-          <w:t>49:5–7</w:t>
-        </w:r>
-      </w:hyperlink>
-      <w:r>
-        <w:rPr>
-          <w:lang w:val="zh_TW" w:bidi="zh_TW"/>
-        </w:rPr>
-        <w:t>）。然而，儘管利未支派受到咒詛，後來仍成為神所揀選的祭司支派；至於西緬支派，後來則逐漸併入猶大支派之中。</w:t>
-      </w:r>
-    </w:p>
-    <w:p>
-      <w:pPr>
-        <w:pStyle w:val="Heading3"/>
-      </w:pPr>
-      <w:r>
-        <w:rPr>
-          <w:lang w:val="zh_TW" w:bidi="zh_TW"/>
-        </w:rPr>
-        <w:t>利未人的特殊角色</w:t>
-      </w:r>
-    </w:p>
-    <w:p>
-      <w:pPr/>
-      <w:r>
-        <w:rPr>
-          <w:lang w:val="zh_TW" w:bidi="zh_TW"/>
-        </w:rPr>
-      </w:r>
-      <w:r>
-        <w:rPr>
-          <w:lang w:val="zh_TW" w:bidi="zh_TW"/>
-        </w:rPr>
-        <w:t>起初，利未支派和其它支派一樣，並沒有特殊的宗教職分（</w:t>
-      </w:r>
-      <w:hyperlink r:id="rId89">
-        <w:r>
-          <w:rPr>
-            <w:lang w:val="zh_TW" w:bidi="zh_TW"/>
-          </w:rPr>
-          <w:rPr>
-            <w:color w:val="0000EE"/>
-            <w:u w:val="single"/>
-          </w:rPr>
-          <w:t>出2:1</w:t>
-        </w:r>
-      </w:hyperlink>
-      <w:r>
-        <w:rPr>
-          <w:lang w:val="zh_TW" w:bidi="zh_TW"/>
-        </w:rPr>
-        <w:t>）。然而，以色列人在金牛犢事件中悖逆神時，利未人表明了他們對神的忠心（</w:t>
-      </w:r>
-      <w:hyperlink r:id="rId90">
-        <w:r>
-          <w:rPr>
-            <w:lang w:val="zh_TW" w:bidi="zh_TW"/>
-          </w:rPr>
-          <w:rPr>
-            <w:color w:val="0000EE"/>
-            <w:u w:val="single"/>
-          </w:rPr>
-          <w:t>出32:25–29</w:t>
-        </w:r>
-      </w:hyperlink>
-      <w:r>
-        <w:rPr>
-          <w:lang w:val="zh_TW" w:bidi="zh_TW"/>
-        </w:rPr>
-        <w:t>）。神因他們的忠心，「與利未立約」（</w:t>
-      </w:r>
-      <w:hyperlink r:id="rId91">
-        <w:r>
-          <w:rPr>
-            <w:lang w:val="zh_TW" w:bidi="zh_TW"/>
-          </w:rPr>
-          <w:rPr>
-            <w:color w:val="0000EE"/>
-            <w:u w:val="single"/>
-          </w:rPr>
-          <w:t>民18:19</w:t>
-        </w:r>
-      </w:hyperlink>
-      <w:r>
-        <w:rPr>
-          <w:lang w:val="zh_TW" w:bidi="zh_TW"/>
-        </w:rPr>
-        <w:t>），並把他們分別出來承擔祭司職分（</w:t>
-      </w:r>
-      <w:hyperlink r:id="rId92">
-        <w:r>
-          <w:rPr>
-            <w:lang w:val="zh_TW" w:bidi="zh_TW"/>
-          </w:rPr>
-          <w:rPr>
-            <w:color w:val="0000EE"/>
-            <w:u w:val="single"/>
-          </w:rPr>
-          <w:t>民3:11–13</w:t>
-        </w:r>
-      </w:hyperlink>
-      <w:r>
-        <w:rPr>
-          <w:lang w:val="zh_TW" w:bidi="zh_TW"/>
-        </w:rPr>
-        <w:t>）。從此，利未人要在以色列中擔任祭司和宗教領袖。利未支派不像其它支派那樣分得特定的地業；耶和華自己要作他們的產業（</w:t>
-      </w:r>
-      <w:hyperlink r:id="rId93">
-        <w:r>
-          <w:rPr>
-            <w:lang w:val="zh_TW" w:bidi="zh_TW"/>
-          </w:rPr>
-          <w:rPr>
-            <w:color w:val="0000EE"/>
-            <w:u w:val="single"/>
-          </w:rPr>
-          <w:t>民18:20</w:t>
-        </w:r>
-      </w:hyperlink>
-      <w:r>
-        <w:rPr>
-          <w:lang w:val="zh_TW" w:bidi="zh_TW"/>
-        </w:rPr>
-        <w:t>）。不過，神仍賜給他們48座城，其中包括六座逃城；這些城分散在以色列各地（</w:t>
-      </w:r>
-      <w:hyperlink r:id="rId94">
-        <w:r>
-          <w:rPr>
-            <w:lang w:val="zh_TW" w:bidi="zh_TW"/>
-          </w:rPr>
-          <w:rPr>
-            <w:color w:val="0000EE"/>
-            <w:u w:val="single"/>
-          </w:rPr>
-          <w:t>書21:1–42</w:t>
-        </w:r>
-      </w:hyperlink>
-      <w:r>
-        <w:rPr>
-          <w:lang w:val="zh_TW" w:bidi="zh_TW"/>
-        </w:rPr>
-        <w:t>）。</w:t>
-      </w:r>
-    </w:p>
-    <w:p>
-      <w:pPr/>
-      <w:r>
-        <w:rPr>
-          <w:lang w:val="zh_TW" w:bidi="zh_TW"/>
-        </w:rPr>
-      </w:r>
-      <w:r>
-        <w:rPr>
-          <w:lang w:val="zh_TW" w:bidi="zh_TW"/>
-        </w:rPr>
-        <w:t>由於利未支派沒有自己的地業，因此他們要像寡婦、孤兒和寄居者一樣，依靠百姓所獻的禮物和十分之一來維生（</w:t>
-      </w:r>
-      <w:hyperlink r:id="rId95">
-        <w:r>
-          <w:rPr>
-            <w:lang w:val="zh_TW" w:bidi="zh_TW"/>
-          </w:rPr>
-          <w:rPr>
-            <w:color w:val="0000EE"/>
-            <w:u w:val="single"/>
-          </w:rPr>
-          <w:t>民18:21</w:t>
-        </w:r>
-      </w:hyperlink>
-      <w:r>
-        <w:rPr>
-          <w:lang w:val="zh_TW" w:bidi="zh_TW"/>
-        </w:rPr>
-        <w:t>），供應他們的生活所需，是神百姓的責任（</w:t>
-      </w:r>
-      <w:hyperlink r:id="rId96">
-        <w:r>
-          <w:rPr>
-            <w:lang w:val="zh_TW" w:bidi="zh_TW"/>
-          </w:rPr>
-          <w:rPr>
-            <w:color w:val="0000EE"/>
-            <w:u w:val="single"/>
-          </w:rPr>
-          <w:t>申14:29</w:t>
-        </w:r>
-      </w:hyperlink>
-      <w:r>
-        <w:rPr>
-          <w:lang w:val="zh_TW" w:bidi="zh_TW"/>
-        </w:rPr>
-        <w:t>）。因為利未是屬於神的支派，所以約押在替大衛數點百姓時，不願把利未人計算在內（</w:t>
-      </w:r>
-      <w:hyperlink r:id="rId97">
-        <w:r>
-          <w:rPr>
-            <w:lang w:val="zh_TW" w:bidi="zh_TW"/>
-          </w:rPr>
-          <w:rPr>
-            <w:color w:val="0000EE"/>
-            <w:u w:val="single"/>
-          </w:rPr>
-          <w:t>代上21:6</w:t>
-        </w:r>
-      </w:hyperlink>
-      <w:r>
-        <w:rPr>
-          <w:lang w:val="zh_TW" w:bidi="zh_TW"/>
-        </w:rPr>
-        <w:t>；參</w:t>
-      </w:r>
-      <w:hyperlink r:id="rId98">
-        <w:r>
-          <w:rPr>
-            <w:lang w:val="zh_TW" w:bidi="zh_TW"/>
-          </w:rPr>
-          <w:rPr>
-            <w:color w:val="0000EE"/>
-            <w:u w:val="single"/>
-          </w:rPr>
-          <w:t>民1:49</w:t>
-        </w:r>
-      </w:hyperlink>
-      <w:r>
-        <w:rPr>
-          <w:lang w:val="zh_TW" w:bidi="zh_TW"/>
-        </w:rPr>
-        <w:t>）。除了宗教職分方面的事奉之外，利未人不參與爭戰（</w:t>
-      </w:r>
-      <w:hyperlink r:id="rId99">
-        <w:r>
-          <w:rPr>
-            <w:lang w:val="zh_TW" w:bidi="zh_TW"/>
-          </w:rPr>
-          <w:rPr>
-            <w:color w:val="0000EE"/>
-            <w:u w:val="single"/>
-          </w:rPr>
-          <w:t>代下20:21</w:t>
-        </w:r>
-      </w:hyperlink>
-      <w:r>
-        <w:rPr>
-          <w:lang w:val="zh_TW" w:bidi="zh_TW"/>
-        </w:rPr>
-        <w:t>）。他們負責看守和管理會幕（</w:t>
-      </w:r>
-      <w:hyperlink r:id="rId100">
-        <w:r>
-          <w:rPr>
-            <w:lang w:val="zh_TW" w:bidi="zh_TW"/>
-          </w:rPr>
-          <w:rPr>
-            <w:color w:val="0000EE"/>
-            <w:u w:val="single"/>
-          </w:rPr>
-          <w:t>民1:50–53</w:t>
-        </w:r>
-      </w:hyperlink>
-      <w:r>
-        <w:rPr>
-          <w:lang w:val="zh_TW" w:bidi="zh_TW"/>
-        </w:rPr>
-        <w:t>），後來則負責聖殿的事務（</w:t>
-      </w:r>
-      <w:hyperlink r:id="rId101">
-        <w:r>
-          <w:rPr>
-            <w:lang w:val="zh_TW" w:bidi="zh_TW"/>
-          </w:rPr>
-          <w:rPr>
-            <w:color w:val="0000EE"/>
-            <w:u w:val="single"/>
-          </w:rPr>
-          <w:t>代上23:25–32</w:t>
-        </w:r>
-      </w:hyperlink>
-      <w:r>
-        <w:rPr>
-          <w:lang w:val="zh_TW" w:bidi="zh_TW"/>
-        </w:rPr>
-        <w:t>）。</w:t>
-      </w:r>
-    </w:p>
-    <w:p>
-      <w:pPr>
-        <w:pStyle w:val="Heading3"/>
-      </w:pPr>
-      <w:r>
-        <w:rPr>
-          <w:lang w:val="zh_TW" w:bidi="zh_TW"/>
-        </w:rPr>
-        <w:t>職責與責任</w:t>
-      </w:r>
-    </w:p>
-    <w:p>
-      <w:pPr/>
-      <w:r>
-        <w:rPr>
-          <w:lang w:val="zh_TW" w:bidi="zh_TW"/>
-        </w:rPr>
-      </w:r>
-      <w:r>
-        <w:rPr>
-          <w:lang w:val="zh_TW" w:bidi="zh_TW"/>
-        </w:rPr>
-        <w:t>聖經清楚區分利未支派中的三個層級：</w:t>
+        <w:t>人們在不同場合演奏哈利勒：</w:t>
       </w:r>
     </w:p>
     <w:p>
@@ -2999,7 +982,25 @@
         <w:rPr>
           <w:lang w:val="zh_TW" w:bidi="zh_TW"/>
         </w:rPr>
-        <w:t>大祭司，</w:t>
+        <w:t>在快樂的活動上，例如節期（</w:t>
+      </w:r>
+      <w:hyperlink r:id="rId22">
+        <w:r>
+          <w:rPr>
+            <w:lang w:val="zh_TW" w:bidi="zh_TW"/>
+          </w:rPr>
+          <w:rPr>
+            <w:color w:val="0000EE"/>
+            <w:u w:val="single"/>
+          </w:rPr>
+          <w:t>賽5:12</w:t>
+        </w:r>
+      </w:hyperlink>
+      <w:r>
+        <w:rPr>
+          <w:lang w:val="zh_TW" w:bidi="zh_TW"/>
+        </w:rPr>
+        <w:t>）。</w:t>
       </w:r>
     </w:p>
     <w:p>
@@ -3017,7 +1018,25 @@
         <w:rPr>
           <w:lang w:val="zh_TW" w:bidi="zh_TW"/>
         </w:rPr>
-        <w:t>其他祭司，以及</w:t>
+        <w:t>當先知被神的靈充滿時（</w:t>
+      </w:r>
+      <w:hyperlink r:id="rId20">
+        <w:r>
+          <w:rPr>
+            <w:lang w:val="zh_TW" w:bidi="zh_TW"/>
+          </w:rPr>
+          <w:rPr>
+            <w:color w:val="0000EE"/>
+            <w:u w:val="single"/>
+          </w:rPr>
+          <w:t>撒上10:5</w:t>
+        </w:r>
+      </w:hyperlink>
+      <w:r>
+        <w:rPr>
+          <w:lang w:val="zh_TW" w:bidi="zh_TW"/>
+        </w:rPr>
+        <w:t>）。</w:t>
       </w:r>
     </w:p>
     <w:p>
@@ -3035,7 +1054,36 @@
         <w:rPr>
           <w:lang w:val="zh_TW" w:bidi="zh_TW"/>
         </w:rPr>
-        <w:t>負責較次要職務的利未人。</w:t>
+        <w:t>在悲傷和哀悼時（</w:t>
+      </w:r>
+      <w:hyperlink r:id="rId32">
+        <w:r>
+          <w:rPr>
+            <w:lang w:val="zh_TW" w:bidi="zh_TW"/>
+          </w:rPr>
+          <w:rPr>
+            <w:color w:val="0000EE"/>
+            <w:u w:val="single"/>
+          </w:rPr>
+          <w:t>耶48:36</w:t>
+        </w:r>
+      </w:hyperlink>
+      <w:r>
+        <w:rPr>
+          <w:lang w:val="zh_TW" w:bidi="zh_TW"/>
+        </w:rPr>
+        <w:t>）。</w:t>
+      </w:r>
+    </w:p>
+    <w:p>
+      <w:pPr>
+        <w:pStyle w:val="Heading4"/>
+      </w:pPr>
+      <w:r>
+        <w:rPr>
+          <w:lang w:val="zh_TW" w:bidi="zh_TW"/>
+        </w:rPr>
+        <w:t>哈瑣茲羅特（Hatzotzrot）</w:t>
       </w:r>
     </w:p>
     <w:p>
@@ -3049,97 +1097,7 @@
         <w:rPr>
           <w:lang w:val="zh_TW" w:bidi="zh_TW"/>
         </w:rPr>
-        <w:t>早期，他們負責搬運和安置會幕（</w:t>
-      </w:r>
-      <w:hyperlink r:id="rId102">
-        <w:r>
-          <w:rPr>
-            <w:lang w:val="zh_TW" w:bidi="zh_TW"/>
-          </w:rPr>
-          <w:rPr>
-            <w:color w:val="0000EE"/>
-            <w:u w:val="single"/>
-          </w:rPr>
-          <w:t>民1:50–51</w:t>
-        </w:r>
-      </w:hyperlink>
-      <w:r>
-        <w:rPr>
-          <w:lang w:val="zh_TW" w:bidi="zh_TW"/>
-        </w:rPr>
-        <w:t>），也承擔其它職務。後來，他們又擔任守門人和樂師（</w:t>
-      </w:r>
-      <w:hyperlink r:id="rId103">
-        <w:r>
-          <w:rPr>
-            <w:lang w:val="zh_TW" w:bidi="zh_TW"/>
-          </w:rPr>
-          <w:rPr>
-            <w:color w:val="0000EE"/>
-            <w:u w:val="single"/>
-          </w:rPr>
-          <w:t>代上16:42</w:t>
-        </w:r>
-      </w:hyperlink>
-      <w:r>
-        <w:rPr>
-          <w:lang w:val="zh_TW" w:bidi="zh_TW"/>
-        </w:rPr>
-        <w:t>）。</w:t>
-      </w:r>
-      <w:hyperlink r:id="rId104">
-        <w:r>
-          <w:rPr>
-            <w:lang w:val="zh_TW" w:bidi="zh_TW"/>
-          </w:rPr>
-          <w:rPr>
-            <w:color w:val="0000EE"/>
-            <w:u w:val="single"/>
-          </w:rPr>
-          <w:t>申命記三十三章8至11節</w:t>
-        </w:r>
-      </w:hyperlink>
-      <w:r>
-        <w:rPr>
-          <w:lang w:val="zh_TW" w:bidi="zh_TW"/>
-        </w:rPr>
-        <w:t>列出了利未人的職責。在那段經文中，屬靈上的幫助和教導與祭司職分同樣重要。因此，約沙法派遣他們教導律法，也就不足為奇了（</w:t>
-      </w:r>
-      <w:hyperlink r:id="rId105">
-        <w:r>
-          <w:rPr>
-            <w:lang w:val="zh_TW" w:bidi="zh_TW"/>
-          </w:rPr>
-          <w:rPr>
-            <w:color w:val="0000EE"/>
-            <w:u w:val="single"/>
-          </w:rPr>
-          <w:t>代下17:7–9</w:t>
-        </w:r>
-      </w:hyperlink>
-      <w:r>
-        <w:rPr>
-          <w:lang w:val="zh_TW" w:bidi="zh_TW"/>
-        </w:rPr>
-        <w:t>）。不過，一般人通常只是把他們視為祭司（</w:t>
-      </w:r>
-      <w:hyperlink r:id="rId106">
-        <w:r>
-          <w:rPr>
-            <w:lang w:val="zh_TW" w:bidi="zh_TW"/>
-          </w:rPr>
-          <w:rPr>
-            <w:color w:val="0000EE"/>
-            <w:u w:val="single"/>
-          </w:rPr>
-          <w:t>士17:13</w:t>
-        </w:r>
-      </w:hyperlink>
-      <w:r>
-        <w:rPr>
-          <w:lang w:val="zh_TW" w:bidi="zh_TW"/>
-        </w:rPr>
-        <w:t>）。</w:t>
+        <w:t>哈瑣茲羅特是古代使用的號角。我們對這種樂器的了解比其它希伯來樂器更多，因為我們可以看到它的圖案。當羅馬人攻陷耶路撒冷時，他們從聖殿帶走兩個這樣的號角。他們在羅馬為領袖提多建造的凱旋門上，雕刻了這些號角的圖案。</w:t>
       </w:r>
     </w:p>
     <w:p>
@@ -3153,72 +1111,7 @@
         <w:rPr>
           <w:lang w:val="zh_TW" w:bidi="zh_TW"/>
         </w:rPr>
-        <w:t>利未人作為宗教領袖和教師，在以色列歷史中一直扮演著重要的角色。</w:t>
-      </w:r>
-      <w:hyperlink r:id="rId107">
-        <w:r>
-          <w:rPr>
-            <w:lang w:val="zh_TW" w:bidi="zh_TW"/>
-          </w:rPr>
-          <w:rPr>
-            <w:color w:val="0000EE"/>
-            <w:u w:val="single"/>
-          </w:rPr>
-          <w:t>耶利米書三十三章20至26節</w:t>
-        </w:r>
-      </w:hyperlink>
-      <w:r>
-        <w:rPr>
-          <w:lang w:val="zh_TW" w:bidi="zh_TW"/>
-        </w:rPr>
-        <w:t>和</w:t>
-      </w:r>
-      <w:hyperlink r:id="rId108">
-        <w:r>
-          <w:rPr>
-            <w:lang w:val="zh_TW" w:bidi="zh_TW"/>
-          </w:rPr>
-          <w:rPr>
-            <w:color w:val="0000EE"/>
-            <w:u w:val="single"/>
-          </w:rPr>
-          <w:t>瑪拉基書三章3至4節</w:t>
-        </w:r>
-      </w:hyperlink>
-      <w:r>
-        <w:rPr>
-          <w:lang w:val="zh_TW" w:bidi="zh_TW"/>
-        </w:rPr>
-        <w:t>都提到神與利未所立長久的約。巴比倫被擄歸回後，利未支派的人也歸回耶路撒冷（</w:t>
-      </w:r>
-      <w:hyperlink r:id="rId109">
-        <w:r>
-          <w:rPr>
-            <w:lang w:val="zh_TW" w:bidi="zh_TW"/>
-          </w:rPr>
-          <w:rPr>
-            <w:color w:val="0000EE"/>
-            <w:u w:val="single"/>
-          </w:rPr>
-          <w:t>拉2:36–42</w:t>
-        </w:r>
-      </w:hyperlink>
-      <w:r>
-        <w:rPr>
-          <w:lang w:val="zh_TW" w:bidi="zh_TW"/>
-        </w:rPr>
-        <w:t>），其中祭司家族的人所佔比例特別高。</w:t>
-      </w:r>
-    </w:p>
-    <w:p>
-      <w:pPr>
-        <w:pStyle w:val="Heading3"/>
-      </w:pPr>
-      <w:r>
-        <w:rPr>
-          <w:lang w:val="zh_TW" w:bidi="zh_TW"/>
-        </w:rPr>
-        <w:t>新約聖經中的利未人</w:t>
+        <w:t>哈瑣茲羅特約為0.9公尺（一碼）長，形狀窄長，末端有寬口。人們用銀或金製作這些號角。這種設計可能源自埃及號角。類似的樂器也在亞述、赫梯帝國和希臘使用。</w:t>
       </w:r>
     </w:p>
     <w:p>
@@ -3232,25 +1125,25 @@
         <w:rPr>
           <w:lang w:val="zh_TW" w:bidi="zh_TW"/>
         </w:rPr>
-        <w:t>在新約聖經中，早期教會的重要人物巴拿巴是一位利未人（</w:t>
-      </w:r>
-      <w:hyperlink r:id="rId110">
-        <w:r>
-          <w:rPr>
-            <w:lang w:val="zh_TW" w:bidi="zh_TW"/>
-          </w:rPr>
-          <w:rPr>
-            <w:color w:val="0000EE"/>
-            <w:u w:val="single"/>
-          </w:rPr>
-          <w:t>徒4:36</w:t>
-        </w:r>
-      </w:hyperlink>
-      <w:r>
-        <w:rPr>
-          <w:lang w:val="zh_TW" w:bidi="zh_TW"/>
-        </w:rPr>
-        <w:t>）。即使到了今天，猶太人當中的姓氏利未（Levy），往往仍表示其家族自稱源自利未支派。</w:t>
+        <w:t>神吩咐摩西製作兩個銀號角（</w:t>
+      </w:r>
+      <w:hyperlink r:id="rId33">
+        <w:r>
+          <w:rPr>
+            <w:lang w:val="zh_TW" w:bidi="zh_TW"/>
+          </w:rPr>
+          <w:rPr>
+            <w:color w:val="0000EE"/>
+            <w:u w:val="single"/>
+          </w:rPr>
+          <w:t>民10:2</w:t>
+        </w:r>
+      </w:hyperlink>
+      <w:r>
+        <w:rPr>
+          <w:lang w:val="zh_TW" w:bidi="zh_TW"/>
+        </w:rPr>
+        <w:t>），只有亞倫的後代（第一位大祭司）可以吹奏這些樂器。這些古代號角是我們現在稱為報信號角的早期版本。</w:t>
       </w:r>
     </w:p>
     <w:p>
@@ -3262,433 +1155,32 @@
       </w:r>
       <w:r>
         <w:rPr>
-          <w:i/>
-          <w:lang w:val="zh_TW" w:bidi="zh_TW"/>
-        </w:rPr>
-        <w:t>另見</w:t>
-      </w:r>
-      <w:r>
-        <w:rPr>
-          <w:lang w:val="zh_TW" w:bidi="zh_TW"/>
-        </w:rPr>
-        <w:t xml:space="preserve"> </w:t>
-      </w:r>
-      <w:r>
-        <w:rPr>
-          <w:lang w:val="zh_TW" w:bidi="zh_TW"/>
-        </w:rPr>
-        <w:t>祭司和利未人</w:t>
-      </w:r>
-      <w:r>
-        <w:rPr>
-          <w:lang w:val="zh_TW" w:bidi="zh_TW"/>
-        </w:rPr>
-        <w:t>。</w:t>
-      </w:r>
-      <w:r>
-        <w:rPr>
-          <w:lang w:val="zh_TW" w:bidi="zh_TW"/>
-        </w:rPr>
-      </w:r>
-      <w:r>
-        <w:rPr>
-          <w:lang w:val="zh_TW" w:bidi="zh_TW"/>
-        </w:rPr>
-      </w:r>
-    </w:p>
-    <w:p>
-      <w:pPr/>
-      <w:r>
-        <w:rPr>
-          <w:lang w:val="zh_TW" w:bidi="zh_TW"/>
-        </w:rPr>
-      </w:r>
-    </w:p>
-    <w:p>
-      <w:pPr>
-        <w:pStyle w:val="Heading2"/>
-      </w:pPr>
-      <w:r>
-        <w:rPr>
-          <w:lang w:val="zh_TW" w:bidi="zh_TW"/>
-        </w:rPr>
-        <w:t>利烏米族，利烏米人</w:t>
-      </w:r>
-      <w:r>
-        <w:rPr>
-          <w:lang w:val="zh_TW" w:bidi="zh_TW"/>
-        </w:rPr>
-      </w:r>
-    </w:p>
-    <w:p>
-      <w:pPr/>
-      <w:r>
-        <w:rPr>
-          <w:lang w:val="zh_TW" w:bidi="zh_TW"/>
-        </w:rPr>
-      </w:r>
-      <w:r>
-        <w:rPr>
-          <w:lang w:val="zh_TW" w:bidi="zh_TW"/>
-        </w:rPr>
-        <w:t>這是源於由底但三個兒子中的第三位的部族。底但是亞伯拉罕與基土拉的後裔，出自約珊的家系（</w:t>
-      </w:r>
-      <w:hyperlink r:id="rId49">
-        <w:r>
-          <w:rPr>
-            <w:lang w:val="zh_TW" w:bidi="zh_TW"/>
-          </w:rPr>
-          <w:rPr>
-            <w:color w:val="0000EE"/>
-            <w:u w:val="single"/>
-          </w:rPr>
-          <w:t>創25:3</w:t>
-        </w:r>
-      </w:hyperlink>
-      <w:r>
-        <w:rPr>
-          <w:lang w:val="zh_TW" w:bidi="zh_TW"/>
-        </w:rPr>
-        <w:t>）。這個部族很可能定居在阿拉伯的北部地區。</w:t>
-      </w:r>
-      <w:r>
-        <w:rPr>
-          <w:lang w:val="zh_TW" w:bidi="zh_TW"/>
-        </w:rPr>
-      </w:r>
-      <w:r>
-        <w:rPr>
-          <w:lang w:val="zh_TW" w:bidi="zh_TW"/>
-        </w:rPr>
-      </w:r>
-    </w:p>
-    <w:p>
-      <w:pPr/>
-      <w:r>
-        <w:rPr>
-          <w:lang w:val="zh_TW" w:bidi="zh_TW"/>
-        </w:rPr>
-      </w:r>
-    </w:p>
-    <w:p>
-      <w:pPr>
-        <w:pStyle w:val="Heading2"/>
-      </w:pPr>
-      <w:r>
-        <w:rPr>
-          <w:lang w:val="zh_TW" w:bidi="zh_TW"/>
-        </w:rPr>
-        <w:t>利鮮</w:t>
-      </w:r>
-      <w:r>
-        <w:rPr>
-          <w:lang w:val="zh_TW" w:bidi="zh_TW"/>
-        </w:rPr>
-      </w:r>
-    </w:p>
-    <w:p>
-      <w:pPr/>
-      <w:r>
-        <w:rPr>
-          <w:lang w:val="zh_TW" w:bidi="zh_TW"/>
-        </w:rPr>
-      </w:r>
-      <w:r>
-        <w:rPr>
-          <w:lang w:val="zh_TW" w:bidi="zh_TW"/>
-        </w:rPr>
-        <w:t>這是由寧錄在尼尼微和迦拉之間建造的城市（</w:t>
-      </w:r>
-      <w:hyperlink r:id="rId111">
-        <w:r>
-          <w:rPr>
-            <w:lang w:val="zh_TW" w:bidi="zh_TW"/>
-          </w:rPr>
-          <w:rPr>
-            <w:color w:val="0000EE"/>
-            <w:u w:val="single"/>
-          </w:rPr>
-          <w:t>創10:12</w:t>
-        </w:r>
-      </w:hyperlink>
-      <w:r>
-        <w:rPr>
-          <w:lang w:val="zh_TW" w:bidi="zh_TW"/>
-        </w:rPr>
-        <w:t>）。它是被稱為「那大城」之建築群的一部分，且可能是在尼尼微的一個郊區。一些解經家認為，它是位於尼尼微和迦拉之間的一處水利設施。</w:t>
-      </w:r>
-      <w:r>
-        <w:rPr>
-          <w:lang w:val="zh_TW" w:bidi="zh_TW"/>
-        </w:rPr>
-      </w:r>
-      <w:r>
-        <w:rPr>
-          <w:lang w:val="zh_TW" w:bidi="zh_TW"/>
-        </w:rPr>
-      </w:r>
-    </w:p>
-    <w:p>
-      <w:pPr/>
-      <w:r>
-        <w:rPr>
-          <w:lang w:val="zh_TW" w:bidi="zh_TW"/>
-        </w:rPr>
-      </w:r>
-    </w:p>
-    <w:p>
-      <w:pPr>
-        <w:pStyle w:val="Heading2"/>
-      </w:pPr>
-      <w:r>
-        <w:rPr>
-          <w:lang w:val="zh_TW" w:bidi="zh_TW"/>
-        </w:rPr>
-        <w:t>利亞</w:t>
-      </w:r>
-      <w:r>
-        <w:rPr>
-          <w:lang w:val="zh_TW" w:bidi="zh_TW"/>
-        </w:rPr>
-      </w:r>
-    </w:p>
-    <w:p>
-      <w:pPr/>
-      <w:r>
-        <w:rPr>
-          <w:lang w:val="zh_TW" w:bidi="zh_TW"/>
-        </w:rPr>
-      </w:r>
-      <w:r>
-        <w:rPr>
-          <w:lang w:val="zh_TW" w:bidi="zh_TW"/>
-        </w:rPr>
-        <w:t>利亞是拉班的女兒和拉結的姐姐。</w:t>
-      </w:r>
-    </w:p>
-    <w:p>
-      <w:pPr/>
-      <w:r>
-        <w:rPr>
-          <w:lang w:val="zh_TW" w:bidi="zh_TW"/>
-        </w:rPr>
-      </w:r>
-      <w:r>
-        <w:rPr>
-          <w:lang w:val="zh_TW" w:bidi="zh_TW"/>
-        </w:rPr>
-        <w:t>她是雅各的妻子，而雅各曾欺騙他的父親以撒，使以撒把原本給以掃的祝福給了他（</w:t>
-      </w:r>
-      <w:hyperlink r:id="rId112">
-        <w:r>
-          <w:rPr>
-            <w:lang w:val="zh_TW" w:bidi="zh_TW"/>
-          </w:rPr>
-          <w:rPr>
-            <w:color w:val="0000EE"/>
-            <w:u w:val="single"/>
-          </w:rPr>
-          <w:t>創27:5–40</w:t>
-        </w:r>
-      </w:hyperlink>
-      <w:r>
-        <w:rPr>
-          <w:lang w:val="zh_TW" w:bidi="zh_TW"/>
-        </w:rPr>
-        <w:t>）。雅各為了躲避以掃的怒氣並娶妻（</w:t>
-      </w:r>
-      <w:hyperlink r:id="rId113">
-        <w:r>
-          <w:rPr>
-            <w:lang w:val="zh_TW" w:bidi="zh_TW"/>
-          </w:rPr>
-          <w:rPr>
-            <w:color w:val="0000EE"/>
-            <w:u w:val="single"/>
-          </w:rPr>
-          <w:t>創27:46–28:2</w:t>
-        </w:r>
-      </w:hyperlink>
-      <w:r>
-        <w:rPr>
-          <w:lang w:val="zh_TW" w:bidi="zh_TW"/>
-        </w:rPr>
-        <w:t>），而前往他在美索不達米亞的母舅拉班那裡（</w:t>
-      </w:r>
-      <w:hyperlink r:id="rId114">
-        <w:r>
-          <w:rPr>
-            <w:lang w:val="zh_TW" w:bidi="zh_TW"/>
-          </w:rPr>
-          <w:rPr>
-            <w:color w:val="0000EE"/>
-            <w:u w:val="single"/>
-          </w:rPr>
-          <w:t>創27:43，</w:t>
-        </w:r>
-      </w:hyperlink>
-      <w:hyperlink r:id="rId115">
-        <w:r>
-          <w:rPr>
-            <w:lang w:val="zh_TW" w:bidi="zh_TW"/>
-          </w:rPr>
-          <w:rPr>
-            <w:color w:val="0000EE"/>
-            <w:u w:val="single"/>
-          </w:rPr>
-          <w:t>28:2</w:t>
-        </w:r>
-      </w:hyperlink>
-      <w:r>
-        <w:rPr>
-          <w:lang w:val="zh_TW" w:bidi="zh_TW"/>
-        </w:rPr>
-        <w:t>）。他愛上了拉班的小女兒拉結，並答應為拉班工作七年，以娶她為妻（</w:t>
-      </w:r>
-      <w:hyperlink r:id="rId116">
-        <w:r>
-          <w:rPr>
-            <w:lang w:val="zh_TW" w:bidi="zh_TW"/>
-          </w:rPr>
-          <w:rPr>
-            <w:color w:val="0000EE"/>
-            <w:u w:val="single"/>
-          </w:rPr>
-          <w:t>創29:17–18</w:t>
-        </w:r>
-      </w:hyperlink>
-      <w:r>
-        <w:rPr>
-          <w:lang w:val="zh_TW" w:bidi="zh_TW"/>
-        </w:rPr>
-        <w:t>）。</w:t>
-      </w:r>
-    </w:p>
-    <w:p>
-      <w:pPr/>
-      <w:r>
-        <w:rPr>
-          <w:lang w:val="zh_TW" w:bidi="zh_TW"/>
-        </w:rPr>
-      </w:r>
-      <w:r>
-        <w:rPr>
-          <w:lang w:val="zh_TW" w:bidi="zh_TW"/>
-        </w:rPr>
-        <w:t>到成親的時候，拉班欺騙雅各，把年長的女兒利亞嫁給他，而不是拉結（</w:t>
-      </w:r>
-      <w:hyperlink r:id="rId117">
-        <w:r>
-          <w:rPr>
-            <w:lang w:val="zh_TW" w:bidi="zh_TW"/>
-          </w:rPr>
-          <w:rPr>
-            <w:color w:val="0000EE"/>
-            <w:u w:val="single"/>
-          </w:rPr>
-          <w:t>創29:21–25</w:t>
-        </w:r>
-      </w:hyperlink>
-      <w:r>
-        <w:rPr>
-          <w:lang w:val="zh_TW" w:bidi="zh_TW"/>
-        </w:rPr>
-        <w:t>）。拉班辯稱，必須先讓大女兒出嫁（</w:t>
-      </w:r>
-      <w:hyperlink r:id="rId118">
-        <w:r>
-          <w:rPr>
-            <w:lang w:val="zh_TW" w:bidi="zh_TW"/>
-          </w:rPr>
-          <w:rPr>
-            <w:color w:val="0000EE"/>
-            <w:u w:val="single"/>
-          </w:rPr>
-          <w:t>創29:26</w:t>
-        </w:r>
-      </w:hyperlink>
-      <w:r>
-        <w:rPr>
-          <w:lang w:val="zh_TW" w:bidi="zh_TW"/>
-        </w:rPr>
-        <w:t>）。經文形容利亞「眼睛沒有神氣」，拉結卻「生得美貌俊秀」（</w:t>
-      </w:r>
-      <w:hyperlink r:id="rId119">
-        <w:r>
-          <w:rPr>
-            <w:lang w:val="zh_TW" w:bidi="zh_TW"/>
-          </w:rPr>
-          <w:rPr>
-            <w:color w:val="0000EE"/>
-            <w:u w:val="single"/>
-          </w:rPr>
-          <w:t>創29:17</w:t>
-        </w:r>
-      </w:hyperlink>
-      <w:r>
-        <w:rPr>
-          <w:lang w:val="zh_TW" w:bidi="zh_TW"/>
-        </w:rPr>
-        <w:t>）。</w:t>
-      </w:r>
-    </w:p>
-    <w:p>
-      <w:pPr/>
-      <w:r>
-        <w:rPr>
-          <w:lang w:val="zh_TW" w:bidi="zh_TW"/>
-        </w:rPr>
-      </w:r>
-      <w:r>
-        <w:rPr>
-          <w:lang w:val="zh_TW" w:bidi="zh_TW"/>
-        </w:rPr>
-        <w:t>雅各為了娶他深愛的拉結，再為拉班工作七年（</w:t>
-      </w:r>
-      <w:hyperlink r:id="rId120">
-        <w:r>
-          <w:rPr>
-            <w:lang w:val="zh_TW" w:bidi="zh_TW"/>
-          </w:rPr>
-          <w:rPr>
-            <w:color w:val="0000EE"/>
-            <w:u w:val="single"/>
-          </w:rPr>
-          <w:t>創29:20</w:t>
-        </w:r>
-      </w:hyperlink>
-      <w:r>
-        <w:rPr>
-          <w:lang w:val="zh_TW" w:bidi="zh_TW"/>
-        </w:rPr>
-        <w:t>）。利亞不像拉結那樣得寵，但她在拉結還沒有生子以前，已經生了六個兒子和一個女兒（</w:t>
-      </w:r>
-      <w:hyperlink r:id="rId121">
-        <w:r>
-          <w:rPr>
-            <w:lang w:val="zh_TW" w:bidi="zh_TW"/>
-          </w:rPr>
-          <w:rPr>
-            <w:color w:val="0000EE"/>
-            <w:u w:val="single"/>
-          </w:rPr>
-          <w:t>創29:31–30:22</w:t>
-        </w:r>
-      </w:hyperlink>
-      <w:r>
-        <w:rPr>
-          <w:lang w:val="zh_TW" w:bidi="zh_TW"/>
-        </w:rPr>
-        <w:t>）：</w:t>
-      </w:r>
-    </w:p>
-    <w:p>
-      <w:pPr>
-        <w:pStyle w:val="ListNumber"/>
-        <w:numPr>
-          <w:ilvl w:val="0"/>
-          <w:numId w:val="17"/>
-        </w:numPr>
+          <w:lang w:val="zh_TW" w:bidi="zh_TW"/>
+        </w:rPr>
+        <w:t>聖經說這些號角使人記念神（</w:t>
+      </w:r>
+      <w:hyperlink r:id="rId34">
+        <w:r>
+          <w:rPr>
+            <w:lang w:val="zh_TW" w:bidi="zh_TW"/>
+          </w:rPr>
+          <w:rPr>
+            <w:color w:val="0000EE"/>
+            <w:u w:val="single"/>
+          </w:rPr>
+          <w:t>民10:10</w:t>
+        </w:r>
+      </w:hyperlink>
+      <w:r>
+        <w:rPr>
+          <w:lang w:val="zh_TW" w:bidi="zh_TW"/>
+        </w:rPr>
+        <w:t>）。人們用來：</w:t>
+      </w:r>
+    </w:p>
+    <w:p>
+      <w:pPr>
+        <w:pStyle w:val="ListBullet"/>
         <w:spacing w:line="240" w:lineRule="auto"/>
         <w:ind w:left="720"/>
       </w:pPr>
@@ -3701,12 +1193,12 @@
         <w:rPr>
           <w:lang w:val="zh_TW" w:bidi="zh_TW"/>
         </w:rPr>
-        <w:t>呂便</w:t>
-      </w:r>
-    </w:p>
-    <w:p>
-      <w:pPr>
-        <w:pStyle w:val="ListNumber"/>
+        <w:t>召集會眾到會幕聚集</w:t>
+      </w:r>
+    </w:p>
+    <w:p>
+      <w:pPr>
+        <w:pStyle w:val="ListBullet"/>
         <w:spacing w:line="240" w:lineRule="auto"/>
         <w:ind w:left="720"/>
       </w:pPr>
@@ -3719,12 +1211,12 @@
         <w:rPr>
           <w:lang w:val="zh_TW" w:bidi="zh_TW"/>
         </w:rPr>
-        <w:t>西緬</w:t>
-      </w:r>
-    </w:p>
-    <w:p>
-      <w:pPr>
-        <w:pStyle w:val="ListNumber"/>
+        <w:t>發出警告</w:t>
+      </w:r>
+    </w:p>
+    <w:p>
+      <w:pPr>
+        <w:pStyle w:val="ListBullet"/>
         <w:spacing w:line="240" w:lineRule="auto"/>
         <w:ind w:left="720"/>
       </w:pPr>
@@ -3737,12 +1229,12 @@
         <w:rPr>
           <w:lang w:val="zh_TW" w:bidi="zh_TW"/>
         </w:rPr>
-        <w:t>利未</w:t>
-      </w:r>
-    </w:p>
-    <w:p>
-      <w:pPr>
-        <w:pStyle w:val="ListNumber"/>
+        <w:t>指示營隊前行</w:t>
+      </w:r>
+    </w:p>
+    <w:p>
+      <w:pPr>
+        <w:pStyle w:val="ListBullet"/>
         <w:spacing w:line="240" w:lineRule="auto"/>
         <w:ind w:left="720"/>
       </w:pPr>
@@ -3755,12 +1247,266 @@
         <w:rPr>
           <w:lang w:val="zh_TW" w:bidi="zh_TW"/>
         </w:rPr>
-        <w:t>猶大</w:t>
-      </w:r>
-    </w:p>
-    <w:p>
-      <w:pPr>
-        <w:pStyle w:val="ListNumber"/>
+        <w:t>發出戰鬥開始的信號</w:t>
+      </w:r>
+    </w:p>
+    <w:p>
+      <w:pPr/>
+      <w:r>
+        <w:rPr>
+          <w:lang w:val="zh_TW" w:bidi="zh_TW"/>
+        </w:rPr>
+      </w:r>
+      <w:r>
+        <w:rPr>
+          <w:lang w:val="zh_TW" w:bidi="zh_TW"/>
+        </w:rPr>
+        <w:t>哈瑣茲羅特在聖殿崇拜中變得非常重要。在每日的聖殿儀式中至少會使用兩個號角。在特殊的宗教慶典中，他們可能會使用更多的號角（</w:t>
+      </w:r>
+      <w:hyperlink r:id="rId35">
+        <w:r>
+          <w:rPr>
+            <w:lang w:val="zh_TW" w:bidi="zh_TW"/>
+          </w:rPr>
+          <w:rPr>
+            <w:color w:val="0000EE"/>
+            <w:u w:val="single"/>
+          </w:rPr>
+          <w:t>代上15:28</w:t>
+        </w:r>
+      </w:hyperlink>
+      <w:r>
+        <w:rPr>
+          <w:lang w:val="zh_TW" w:bidi="zh_TW"/>
+        </w:rPr>
+        <w:t>；</w:t>
+      </w:r>
+      <w:hyperlink r:id="rId36">
+        <w:r>
+          <w:rPr>
+            <w:lang w:val="zh_TW" w:bidi="zh_TW"/>
+          </w:rPr>
+          <w:rPr>
+            <w:color w:val="0000EE"/>
+            <w:u w:val="single"/>
+          </w:rPr>
+          <w:t>代下15:14</w:t>
+        </w:r>
+      </w:hyperlink>
+      <w:r>
+        <w:rPr>
+          <w:lang w:val="zh_TW" w:bidi="zh_TW"/>
+        </w:rPr>
+        <w:t>；</w:t>
+      </w:r>
+      <w:hyperlink r:id="rId37">
+        <w:r>
+          <w:rPr>
+            <w:lang w:val="zh_TW" w:bidi="zh_TW"/>
+          </w:rPr>
+          <w:rPr>
+            <w:color w:val="0000EE"/>
+            <w:u w:val="single"/>
+          </w:rPr>
+          <w:t>詩98:6</w:t>
+        </w:r>
+      </w:hyperlink>
+      <w:r>
+        <w:rPr>
+          <w:lang w:val="zh_TW" w:bidi="zh_TW"/>
+        </w:rPr>
+        <w:t>；</w:t>
+      </w:r>
+      <w:hyperlink r:id="rId28">
+        <w:r>
+          <w:rPr>
+            <w:lang w:val="zh_TW" w:bidi="zh_TW"/>
+          </w:rPr>
+          <w:rPr>
+            <w:color w:val="0000EE"/>
+            <w:u w:val="single"/>
+          </w:rPr>
+          <w:t>但3:5–15</w:t>
+        </w:r>
+      </w:hyperlink>
+      <w:r>
+        <w:rPr>
+          <w:lang w:val="zh_TW" w:bidi="zh_TW"/>
+        </w:rPr>
+        <w:t>；</w:t>
+      </w:r>
+      <w:hyperlink r:id="rId38">
+        <w:r>
+          <w:rPr>
+            <w:lang w:val="zh_TW" w:bidi="zh_TW"/>
+          </w:rPr>
+          <w:rPr>
+            <w:color w:val="0000EE"/>
+            <w:u w:val="single"/>
+          </w:rPr>
+          <w:t>何5:8</w:t>
+        </w:r>
+      </w:hyperlink>
+      <w:r>
+        <w:rPr>
+          <w:lang w:val="zh_TW" w:bidi="zh_TW"/>
+        </w:rPr>
+        <w:t>）。</w:t>
+      </w:r>
+    </w:p>
+    <w:p>
+      <w:pPr>
+        <w:pStyle w:val="Heading4"/>
+      </w:pPr>
+      <w:r>
+        <w:rPr>
+          <w:lang w:val="zh_TW" w:bidi="zh_TW"/>
+        </w:rPr>
+        <w:t>瑪什羅奇他（Mashroqita）</w:t>
+      </w:r>
+    </w:p>
+    <w:p>
+      <w:pPr/>
+      <w:r>
+        <w:rPr>
+          <w:lang w:val="zh_TW" w:bidi="zh_TW"/>
+        </w:rPr>
+      </w:r>
+      <w:r>
+        <w:rPr>
+          <w:lang w:val="zh_TW" w:bidi="zh_TW"/>
+        </w:rPr>
+        <w:t>瑪什羅奇他這種樂器，曾在尼布甲尼撒王的宮殿中演奏 （</w:t>
+      </w:r>
+      <w:hyperlink r:id="rId17">
+        <w:r>
+          <w:rPr>
+            <w:lang w:val="zh_TW" w:bidi="zh_TW"/>
+          </w:rPr>
+          <w:rPr>
+            <w:color w:val="0000EE"/>
+            <w:u w:val="single"/>
+          </w:rPr>
+          <w:t>但3:5</w:t>
+        </w:r>
+      </w:hyperlink>
+      <w:r>
+        <w:rPr>
+          <w:lang w:val="zh_TW" w:bidi="zh_TW"/>
+        </w:rPr>
+        <w:t>、</w:t>
+      </w:r>
+      <w:hyperlink r:id="rId17">
+        <w:r>
+          <w:rPr>
+            <w:lang w:val="zh_TW" w:bidi="zh_TW"/>
+          </w:rPr>
+          <w:rPr>
+            <w:color w:val="0000EE"/>
+            <w:u w:val="single"/>
+          </w:rPr>
+          <w:t>7</w:t>
+        </w:r>
+      </w:hyperlink>
+      <w:r>
+        <w:rPr>
+          <w:lang w:val="zh_TW" w:bidi="zh_TW"/>
+        </w:rPr>
+        <w:t>、</w:t>
+      </w:r>
+      <w:hyperlink r:id="rId17">
+        <w:r>
+          <w:rPr>
+            <w:lang w:val="zh_TW" w:bidi="zh_TW"/>
+          </w:rPr>
+          <w:rPr>
+            <w:color w:val="0000EE"/>
+            <w:u w:val="single"/>
+          </w:rPr>
+          <w:t>10</w:t>
+        </w:r>
+      </w:hyperlink>
+      <w:r>
+        <w:rPr>
+          <w:lang w:val="zh_TW" w:bidi="zh_TW"/>
+        </w:rPr>
+        <w:t>、</w:t>
+      </w:r>
+      <w:hyperlink r:id="rId17">
+        <w:r>
+          <w:rPr>
+            <w:lang w:val="zh_TW" w:bidi="zh_TW"/>
+          </w:rPr>
+          <w:rPr>
+            <w:color w:val="0000EE"/>
+            <w:u w:val="single"/>
+          </w:rPr>
+          <w:t>15</w:t>
+        </w:r>
+      </w:hyperlink>
+      <w:r>
+        <w:rPr>
+          <w:lang w:val="zh_TW" w:bidi="zh_TW"/>
+        </w:rPr>
+        <w:t>）。學者認為它類似於希臘潘神的蘆笛（syrinx），由不同長度的中空管組合而成，吹向頂端即可發出不同音高。</w:t>
+      </w:r>
+    </w:p>
+    <w:p>
+      <w:pPr>
+        <w:pStyle w:val="Heading4"/>
+      </w:pPr>
+      <w:r>
+        <w:rPr>
+          <w:lang w:val="zh_TW" w:bidi="zh_TW"/>
+        </w:rPr>
+        <w:t>朔法爾（Shophar）</w:t>
+      </w:r>
+    </w:p>
+    <w:p>
+      <w:pPr/>
+      <w:r>
+        <w:rPr>
+          <w:lang w:val="zh_TW" w:bidi="zh_TW"/>
+        </w:rPr>
+      </w:r>
+      <w:r>
+        <w:rPr>
+          <w:lang w:val="zh_TW" w:bidi="zh_TW"/>
+        </w:rPr>
+        <w:t>朔法爾是一種號角樂器（類似小號），在古代以色列被使用。今日猶太宗教儀式仍使用。聖經提及這種樂器72次，是最常提到的希伯來樂器。</w:t>
+      </w:r>
+    </w:p>
+    <w:p>
+      <w:pPr/>
+      <w:r>
+        <w:rPr>
+          <w:lang w:val="zh_TW" w:bidi="zh_TW"/>
+        </w:rPr>
+      </w:r>
+      <w:r>
+        <w:rPr>
+          <w:lang w:val="zh_TW" w:bidi="zh_TW"/>
+        </w:rPr>
+        <w:t>早期的朔法爾像公羊的角一樣彎曲，後來的版本較直，在角的寬端附近有一個彎曲。朔法爾只能發出兩到三種不同的聲音。由於這種有限的音域，有些人不認為它是真正的樂器，人們主要用它來傳遞信號和信息。</w:t>
+      </w:r>
+    </w:p>
+    <w:p>
+      <w:pPr/>
+      <w:r>
+        <w:rPr>
+          <w:lang w:val="zh_TW" w:bidi="zh_TW"/>
+        </w:rPr>
+      </w:r>
+      <w:r>
+        <w:rPr>
+          <w:lang w:val="zh_TW" w:bidi="zh_TW"/>
+        </w:rPr>
+        <w:t>人們在許多宗教儀式中使用朔法爾，包括：</w:t>
+      </w:r>
+    </w:p>
+    <w:p>
+      <w:pPr>
+        <w:pStyle w:val="ListBullet"/>
         <w:spacing w:line="240" w:lineRule="auto"/>
         <w:ind w:left="720"/>
       </w:pPr>
@@ -3773,12 +1519,48 @@
         <w:rPr>
           <w:lang w:val="zh_TW" w:bidi="zh_TW"/>
         </w:rPr>
-        <w:t>以薩迦</w:t>
-      </w:r>
-    </w:p>
-    <w:p>
-      <w:pPr>
-        <w:pStyle w:val="ListNumber"/>
+        <w:t>搬運約櫃時（</w:t>
+      </w:r>
+      <w:hyperlink r:id="rId39">
+        <w:r>
+          <w:rPr>
+            <w:lang w:val="zh_TW" w:bidi="zh_TW"/>
+          </w:rPr>
+          <w:rPr>
+            <w:color w:val="0000EE"/>
+            <w:u w:val="single"/>
+          </w:rPr>
+          <w:t>撒下6:15</w:t>
+        </w:r>
+      </w:hyperlink>
+      <w:r>
+        <w:rPr>
+          <w:lang w:val="zh_TW" w:bidi="zh_TW"/>
+        </w:rPr>
+        <w:t>；</w:t>
+      </w:r>
+      <w:hyperlink r:id="rId35">
+        <w:r>
+          <w:rPr>
+            <w:lang w:val="zh_TW" w:bidi="zh_TW"/>
+          </w:rPr>
+          <w:rPr>
+            <w:color w:val="0000EE"/>
+            <w:u w:val="single"/>
+          </w:rPr>
+          <w:t>代上15:28</w:t>
+        </w:r>
+      </w:hyperlink>
+      <w:r>
+        <w:rPr>
+          <w:lang w:val="zh_TW" w:bidi="zh_TW"/>
+        </w:rPr>
+        <w:t>）</w:t>
+      </w:r>
+    </w:p>
+    <w:p>
+      <w:pPr>
+        <w:pStyle w:val="ListBullet"/>
         <w:spacing w:line="240" w:lineRule="auto"/>
         <w:ind w:left="720"/>
       </w:pPr>
@@ -3791,12 +1573,30 @@
         <w:rPr>
           <w:lang w:val="zh_TW" w:bidi="zh_TW"/>
         </w:rPr>
-        <w:t>西布倫</w:t>
-      </w:r>
-    </w:p>
-    <w:p>
-      <w:pPr>
-        <w:pStyle w:val="ListNumber"/>
+        <w:t>亞撒王更新神與子民之間的協議時（</w:t>
+      </w:r>
+      <w:hyperlink r:id="rId36">
+        <w:r>
+          <w:rPr>
+            <w:lang w:val="zh_TW" w:bidi="zh_TW"/>
+          </w:rPr>
+          <w:rPr>
+            <w:color w:val="0000EE"/>
+            <w:u w:val="single"/>
+          </w:rPr>
+          <w:t>代下15:14</w:t>
+        </w:r>
+      </w:hyperlink>
+      <w:r>
+        <w:rPr>
+          <w:lang w:val="zh_TW" w:bidi="zh_TW"/>
+        </w:rPr>
+        <w:t>）</w:t>
+      </w:r>
+    </w:p>
+    <w:p>
+      <w:pPr>
+        <w:pStyle w:val="ListBullet"/>
         <w:spacing w:line="240" w:lineRule="auto"/>
         <w:ind w:left="720"/>
       </w:pPr>
@@ -3809,7 +1609,79 @@
         <w:rPr>
           <w:lang w:val="zh_TW" w:bidi="zh_TW"/>
         </w:rPr>
-        <w:t>底拿</w:t>
+        <w:t>人們感謝神時（</w:t>
+      </w:r>
+      <w:hyperlink r:id="rId37">
+        <w:r>
+          <w:rPr>
+            <w:lang w:val="zh_TW" w:bidi="zh_TW"/>
+          </w:rPr>
+          <w:rPr>
+            <w:color w:val="0000EE"/>
+            <w:u w:val="single"/>
+          </w:rPr>
+          <w:t>詩98:6</w:t>
+        </w:r>
+      </w:hyperlink>
+      <w:r>
+        <w:rPr>
+          <w:lang w:val="zh_TW" w:bidi="zh_TW"/>
+        </w:rPr>
+        <w:t>，</w:t>
+      </w:r>
+      <w:hyperlink r:id="rId40">
+        <w:r>
+          <w:rPr>
+            <w:lang w:val="zh_TW" w:bidi="zh_TW"/>
+          </w:rPr>
+          <w:rPr>
+            <w:color w:val="0000EE"/>
+            <w:u w:val="single"/>
+          </w:rPr>
+          <w:t>150:3</w:t>
+        </w:r>
+      </w:hyperlink>
+      <w:r>
+        <w:rPr>
+          <w:lang w:val="zh_TW" w:bidi="zh_TW"/>
+        </w:rPr>
+        <w:t>）</w:t>
+      </w:r>
+    </w:p>
+    <w:p>
+      <w:pPr>
+        <w:pStyle w:val="ListBullet"/>
+        <w:spacing w:line="240" w:lineRule="auto"/>
+        <w:ind w:left="720"/>
+      </w:pPr>
+      <w:r>
+        <w:rPr>
+          <w:lang w:val="zh_TW" w:bidi="zh_TW"/>
+        </w:rPr>
+      </w:r>
+      <w:r>
+        <w:rPr>
+          <w:lang w:val="zh_TW" w:bidi="zh_TW"/>
+        </w:rPr>
+        <w:t>每個新月開始時</w:t>
+      </w:r>
+    </w:p>
+    <w:p>
+      <w:pPr>
+        <w:pStyle w:val="ListBullet"/>
+        <w:spacing w:line="240" w:lineRule="auto"/>
+        <w:ind w:left="720"/>
+      </w:pPr>
+      <w:r>
+        <w:rPr>
+          <w:lang w:val="zh_TW" w:bidi="zh_TW"/>
+        </w:rPr>
+      </w:r>
+      <w:r>
+        <w:rPr>
+          <w:lang w:val="zh_TW" w:bidi="zh_TW"/>
+        </w:rPr>
+        <w:t>禧年開始時（每50年一次的特殊年份）</w:t>
       </w:r>
     </w:p>
     <w:p>
@@ -3823,18 +1695,613 @@
         <w:rPr>
           <w:lang w:val="zh_TW" w:bidi="zh_TW"/>
         </w:rPr>
-        <w:t>拉結因不能生育而深感痛苦，她甚至為了懷孕而跟利亞交換了風茄──人們認為有助受孕的植物（</w:t>
-      </w:r>
-      <w:hyperlink r:id="rId122">
-        <w:r>
-          <w:rPr>
-            <w:lang w:val="zh_TW" w:bidi="zh_TW"/>
-          </w:rPr>
-          <w:rPr>
-            <w:color w:val="0000EE"/>
-            <w:u w:val="single"/>
-          </w:rPr>
-          <w:t>創30:14–17</w:t>
+        <w:t>人們也將朔法爾用於王室的重大事件：</w:t>
+      </w:r>
+    </w:p>
+    <w:p>
+      <w:pPr>
+        <w:pStyle w:val="ListBullet"/>
+        <w:spacing w:line="240" w:lineRule="auto"/>
+        <w:ind w:left="720"/>
+      </w:pPr>
+      <w:r>
+        <w:rPr>
+          <w:lang w:val="zh_TW" w:bidi="zh_TW"/>
+        </w:rPr>
+      </w:r>
+      <w:r>
+        <w:rPr>
+          <w:lang w:val="zh_TW" w:bidi="zh_TW"/>
+        </w:rPr>
+        <w:t>押沙龍宣稱自己為王時 （</w:t>
+      </w:r>
+      <w:hyperlink r:id="rId41">
+        <w:r>
+          <w:rPr>
+            <w:lang w:val="zh_TW" w:bidi="zh_TW"/>
+          </w:rPr>
+          <w:rPr>
+            <w:color w:val="0000EE"/>
+            <w:u w:val="single"/>
+          </w:rPr>
+          <w:t>撒下15:10</w:t>
+        </w:r>
+      </w:hyperlink>
+      <w:r>
+        <w:rPr>
+          <w:lang w:val="zh_TW" w:bidi="zh_TW"/>
+        </w:rPr>
+        <w:t>）</w:t>
+      </w:r>
+    </w:p>
+    <w:p>
+      <w:pPr>
+        <w:pStyle w:val="ListBullet"/>
+        <w:spacing w:line="240" w:lineRule="auto"/>
+        <w:ind w:left="720"/>
+      </w:pPr>
+      <w:r>
+        <w:rPr>
+          <w:lang w:val="zh_TW" w:bidi="zh_TW"/>
+        </w:rPr>
+      </w:r>
+      <w:r>
+        <w:rPr>
+          <w:lang w:val="zh_TW" w:bidi="zh_TW"/>
+        </w:rPr>
+        <w:t>所羅門被選為王時（</w:t>
+      </w:r>
+      <w:hyperlink r:id="rId42">
+        <w:r>
+          <w:rPr>
+            <w:lang w:val="zh_TW" w:bidi="zh_TW"/>
+          </w:rPr>
+          <w:rPr>
+            <w:color w:val="0000EE"/>
+            <w:u w:val="single"/>
+          </w:rPr>
+          <w:t>王上1:34</w:t>
+        </w:r>
+      </w:hyperlink>
+      <w:r>
+        <w:rPr>
+          <w:lang w:val="zh_TW" w:bidi="zh_TW"/>
+        </w:rPr>
+        <w:t>）</w:t>
+      </w:r>
+    </w:p>
+    <w:p>
+      <w:pPr>
+        <w:pStyle w:val="ListBullet"/>
+        <w:spacing w:line="240" w:lineRule="auto"/>
+        <w:ind w:left="720"/>
+      </w:pPr>
+      <w:r>
+        <w:rPr>
+          <w:lang w:val="zh_TW" w:bidi="zh_TW"/>
+        </w:rPr>
+      </w:r>
+      <w:r>
+        <w:rPr>
+          <w:lang w:val="zh_TW" w:bidi="zh_TW"/>
+        </w:rPr>
+        <w:t>耶戶作王時（</w:t>
+      </w:r>
+      <w:hyperlink r:id="rId43">
+        <w:r>
+          <w:rPr>
+            <w:lang w:val="zh_TW" w:bidi="zh_TW"/>
+          </w:rPr>
+          <w:rPr>
+            <w:color w:val="0000EE"/>
+            <w:u w:val="single"/>
+          </w:rPr>
+          <w:t>王下9:13</w:t>
+        </w:r>
+      </w:hyperlink>
+      <w:r>
+        <w:rPr>
+          <w:lang w:val="zh_TW" w:bidi="zh_TW"/>
+        </w:rPr>
+        <w:t>）</w:t>
+      </w:r>
+    </w:p>
+    <w:p>
+      <w:pPr>
+        <w:pStyle w:val="Heading4"/>
+      </w:pPr>
+      <w:r>
+        <w:rPr>
+          <w:lang w:val="zh_TW" w:bidi="zh_TW"/>
+        </w:rPr>
+        <w:t>蘇波尼亞（Sumponia）</w:t>
+      </w:r>
+    </w:p>
+    <w:p>
+      <w:pPr/>
+      <w:r>
+        <w:rPr>
+          <w:lang w:val="zh_TW" w:bidi="zh_TW"/>
+        </w:rPr>
+      </w:r>
+      <w:r>
+        <w:rPr>
+          <w:lang w:val="zh_TW" w:bidi="zh_TW"/>
+        </w:rPr>
+        <w:t>蘇波尼亞是在</w:t>
+      </w:r>
+      <w:hyperlink r:id="rId44">
+        <w:r>
+          <w:rPr>
+            <w:lang w:val="zh_TW" w:bidi="zh_TW"/>
+          </w:rPr>
+          <w:rPr>
+            <w:color w:val="0000EE"/>
+            <w:u w:val="single"/>
+          </w:rPr>
+          <w:t>但以理書三章</w:t>
+        </w:r>
+      </w:hyperlink>
+      <w:r>
+        <w:rPr>
+          <w:lang w:val="zh_TW" w:bidi="zh_TW"/>
+        </w:rPr>
+        <w:t>中找到的詞語，但學者不確定其確切含義。一些聖經教師認為蘇波尼亞指的是風笛，有英文譯本就是如此翻譯。然而，研究古代樂器的專家卻強烈反對此說，他們認為尼布甲尼撒王的時代並沒有風笛。</w:t>
+      </w:r>
+    </w:p>
+    <w:p>
+      <w:pPr/>
+      <w:r>
+        <w:rPr>
+          <w:lang w:val="zh_TW" w:bidi="zh_TW"/>
+        </w:rPr>
+      </w:r>
+      <w:r>
+        <w:rPr>
+          <w:lang w:val="zh_TW" w:bidi="zh_TW"/>
+        </w:rPr>
+        <w:t>其他學者認為蘇波尼亞可能不是樂器，而可能是描述多種樂器合奏的音樂。這個解釋有其道理，因為這個詞來自希臘文單詞辛弗尼亞（symphonia），意思是「一起發聲」。在</w:t>
+      </w:r>
+      <w:hyperlink r:id="rId45">
+        <w:r>
+          <w:rPr>
+            <w:lang w:val="zh_TW" w:bidi="zh_TW"/>
+          </w:rPr>
+          <w:rPr>
+            <w:color w:val="0000EE"/>
+            <w:u w:val="single"/>
+          </w:rPr>
+          <w:t>路加福音十五章25節</w:t>
+        </w:r>
+      </w:hyperlink>
+      <w:r>
+        <w:rPr>
+          <w:lang w:val="zh_TW" w:bidi="zh_TW"/>
+        </w:rPr>
+        <w:t>中，它被翻譯為「作樂……的聲音」。</w:t>
+      </w:r>
+    </w:p>
+    <w:p>
+      <w:pPr>
+        <w:pStyle w:val="Heading4"/>
+      </w:pPr>
+      <w:r>
+        <w:rPr>
+          <w:lang w:val="zh_TW" w:bidi="zh_TW"/>
+        </w:rPr>
+        <w:t>烏加布（Ugab）</w:t>
+      </w:r>
+    </w:p>
+    <w:p>
+      <w:pPr/>
+      <w:r>
+        <w:rPr>
+          <w:lang w:val="zh_TW" w:bidi="zh_TW"/>
+        </w:rPr>
+      </w:r>
+      <w:r>
+        <w:rPr>
+          <w:lang w:val="zh_TW" w:bidi="zh_TW"/>
+        </w:rPr>
+        <w:t>烏加布是古老的樂器，類似長笛。聖經提到烏加布四次（</w:t>
+      </w:r>
+      <w:hyperlink r:id="rId46">
+        <w:r>
+          <w:rPr>
+            <w:lang w:val="zh_TW" w:bidi="zh_TW"/>
+          </w:rPr>
+          <w:rPr>
+            <w:color w:val="0000EE"/>
+            <w:u w:val="single"/>
+          </w:rPr>
+          <w:t>創4:21</w:t>
+        </w:r>
+      </w:hyperlink>
+      <w:r>
+        <w:rPr>
+          <w:lang w:val="zh_TW" w:bidi="zh_TW"/>
+        </w:rPr>
+        <w:t>；</w:t>
+      </w:r>
+      <w:hyperlink r:id="rId47">
+        <w:r>
+          <w:rPr>
+            <w:lang w:val="zh_TW" w:bidi="zh_TW"/>
+          </w:rPr>
+          <w:rPr>
+            <w:color w:val="0000EE"/>
+            <w:u w:val="single"/>
+          </w:rPr>
+          <w:t>伯21:12</w:t>
+        </w:r>
+      </w:hyperlink>
+      <w:r>
+        <w:rPr>
+          <w:lang w:val="zh_TW" w:bidi="zh_TW"/>
+        </w:rPr>
+        <w:t>，</w:t>
+      </w:r>
+      <w:hyperlink r:id="rId48">
+        <w:r>
+          <w:rPr>
+            <w:lang w:val="zh_TW" w:bidi="zh_TW"/>
+          </w:rPr>
+          <w:rPr>
+            <w:color w:val="0000EE"/>
+            <w:u w:val="single"/>
+          </w:rPr>
+          <w:t>30:31</w:t>
+        </w:r>
+      </w:hyperlink>
+      <w:r>
+        <w:rPr>
+          <w:lang w:val="zh_TW" w:bidi="zh_TW"/>
+        </w:rPr>
+        <w:t>；</w:t>
+      </w:r>
+      <w:hyperlink r:id="rId13">
+        <w:r>
+          <w:rPr>
+            <w:lang w:val="zh_TW" w:bidi="zh_TW"/>
+          </w:rPr>
+          <w:rPr>
+            <w:color w:val="0000EE"/>
+            <w:u w:val="single"/>
+          </w:rPr>
+          <w:t>詩150:4</w:t>
+        </w:r>
+      </w:hyperlink>
+      <w:r>
+        <w:rPr>
+          <w:lang w:val="zh_TW" w:bidi="zh_TW"/>
+        </w:rPr>
+        <w:t>）。通常提到烏加布時，是與宗教活動無關。只有在</w:t>
+      </w:r>
+      <w:hyperlink r:id="rId49">
+        <w:r>
+          <w:rPr>
+            <w:lang w:val="zh_TW" w:bidi="zh_TW"/>
+          </w:rPr>
+          <w:rPr>
+            <w:color w:val="0000EE"/>
+            <w:u w:val="single"/>
+          </w:rPr>
+          <w:t>詩篇一五〇篇</w:t>
+        </w:r>
+      </w:hyperlink>
+      <w:r>
+        <w:rPr>
+          <w:lang w:val="zh_TW" w:bidi="zh_TW"/>
+        </w:rPr>
+        <w:t>中，它被用於敬拜。有英文譯本將其誤譯為「風琴」。</w:t>
+      </w:r>
+    </w:p>
+    <w:p>
+      <w:pPr>
+        <w:pStyle w:val="Heading3"/>
+      </w:pPr>
+      <w:r>
+        <w:rPr>
+          <w:lang w:val="zh_TW" w:bidi="zh_TW"/>
+        </w:rPr>
+        <w:t>敲擊樂器</w:t>
+      </w:r>
+    </w:p>
+    <w:p>
+      <w:pPr/>
+      <w:r>
+        <w:rPr>
+          <w:lang w:val="zh_TW" w:bidi="zh_TW"/>
+        </w:rPr>
+      </w:r>
+      <w:r>
+        <w:rPr>
+          <w:lang w:val="zh_TW" w:bidi="zh_TW"/>
+        </w:rPr>
+        <w:t>敲擊樂器（敲擊或搖動時發出聲音的樂器），最常出現在猶太百姓早期歷史的記載中。隨著時間推移，人們不再在聖殿敬拜中使用這些樂器，可能是因為其它宗教也會使用類似樂器來敬拜假神。</w:t>
+      </w:r>
+    </w:p>
+    <w:p>
+      <w:pPr>
+        <w:pStyle w:val="Heading4"/>
+      </w:pPr>
+      <w:r>
+        <w:rPr>
+          <w:lang w:val="zh_TW" w:bidi="zh_TW"/>
+        </w:rPr>
+        <w:t>米納亞念（Mena Anim）</w:t>
+      </w:r>
+    </w:p>
+    <w:p>
+      <w:pPr/>
+      <w:r>
+        <w:rPr>
+          <w:lang w:val="zh_TW" w:bidi="zh_TW"/>
+        </w:rPr>
+      </w:r>
+      <w:r>
+        <w:rPr>
+          <w:lang w:val="zh_TW" w:bidi="zh_TW"/>
+        </w:rPr>
+        <w:t>米納亞念是響亮的金屬搖鈴，其框架懸掛金屬環，搖動時就會發出聲音。米納亞念很可能類似於西斯特爾叉鈴（sistrum，古埃及用於宗教儀式的神聖搖鈴）米納亞念出現在</w:t>
+      </w:r>
+      <w:hyperlink r:id="rId21">
+        <w:r>
+          <w:rPr>
+            <w:lang w:val="zh_TW" w:bidi="zh_TW"/>
+          </w:rPr>
+          <w:rPr>
+            <w:color w:val="0000EE"/>
+            <w:u w:val="single"/>
+          </w:rPr>
+          <w:t>撒母耳記下六章5節</w:t>
+        </w:r>
+      </w:hyperlink>
+      <w:r>
+        <w:rPr>
+          <w:lang w:val="zh_TW" w:bidi="zh_TW"/>
+        </w:rPr>
+        <w:t>中。有英文譯本將其翻譯為「響板」（castanet），亦有英文譯本錯誤將其翻譯為「號角」（cornet）。</w:t>
+      </w:r>
+    </w:p>
+    <w:p>
+      <w:pPr>
+        <w:pStyle w:val="Heading4"/>
+      </w:pPr>
+      <w:r>
+        <w:rPr>
+          <w:lang w:val="zh_TW" w:bidi="zh_TW"/>
+        </w:rPr>
+        <w:t>帕莫尼姆（Pamonim）</w:t>
+      </w:r>
+    </w:p>
+    <w:p>
+      <w:pPr/>
+      <w:r>
+        <w:rPr>
+          <w:lang w:val="zh_TW" w:bidi="zh_TW"/>
+        </w:rPr>
+      </w:r>
+      <w:r>
+        <w:rPr>
+          <w:lang w:val="zh_TW" w:bidi="zh_TW"/>
+        </w:rPr>
+        <w:t>帕莫尼姆是祭司袍子上的小鈴鐺（</w:t>
+      </w:r>
+      <w:hyperlink r:id="rId50">
+        <w:r>
+          <w:rPr>
+            <w:lang w:val="zh_TW" w:bidi="zh_TW"/>
+          </w:rPr>
+          <w:rPr>
+            <w:color w:val="0000EE"/>
+            <w:u w:val="single"/>
+          </w:rPr>
+          <w:t>出28:33–34</w:t>
+        </w:r>
+      </w:hyperlink>
+      <w:r>
+        <w:rPr>
+          <w:lang w:val="zh_TW" w:bidi="zh_TW"/>
+        </w:rPr>
+        <w:t>，</w:t>
+      </w:r>
+      <w:hyperlink r:id="rId51">
+        <w:r>
+          <w:rPr>
+            <w:lang w:val="zh_TW" w:bidi="zh_TW"/>
+          </w:rPr>
+          <w:rPr>
+            <w:color w:val="0000EE"/>
+            <w:u w:val="single"/>
+          </w:rPr>
+          <w:t>39:25–26</w:t>
+        </w:r>
+      </w:hyperlink>
+      <w:r>
+        <w:rPr>
+          <w:lang w:val="zh_TW" w:bidi="zh_TW"/>
+        </w:rPr>
+        <w:t>）。當大祭司行走時，鈴鐺會發出柔和的聲音，幫助人們知道大祭司進入至聖所敬拜神時的位置。</w:t>
+      </w:r>
+    </w:p>
+    <w:p>
+      <w:pPr>
+        <w:pStyle w:val="Heading4"/>
+      </w:pPr>
+      <w:r>
+        <w:rPr>
+          <w:lang w:val="zh_TW" w:bidi="zh_TW"/>
+        </w:rPr>
+        <w:t>沙利希姆（Shalishim）</w:t>
+      </w:r>
+    </w:p>
+    <w:p>
+      <w:pPr/>
+      <w:r>
+        <w:rPr>
+          <w:lang w:val="zh_TW" w:bidi="zh_TW"/>
+        </w:rPr>
+      </w:r>
+      <w:r>
+        <w:rPr>
+          <w:lang w:val="zh_TW" w:bidi="zh_TW"/>
+        </w:rPr>
+        <w:t>沙利希姆是聖經提到的搖鈴。有些聖經譯本將這個詞翻譯為「西斯特爾叉鈴」（sistrum，古埃及的神聖響板）或「提布瑞爾」（timbrel，鈴鼓）。學者不確定沙利希姆是否樂器。沙利希姆出現在</w:t>
+      </w:r>
+      <w:hyperlink r:id="rId52">
+        <w:r>
+          <w:rPr>
+            <w:lang w:val="zh_TW" w:bidi="zh_TW"/>
+          </w:rPr>
+          <w:rPr>
+            <w:color w:val="0000EE"/>
+            <w:u w:val="single"/>
+          </w:rPr>
+          <w:t>撒母耳記上十八章6節</w:t>
+        </w:r>
+      </w:hyperlink>
+      <w:r>
+        <w:rPr>
+          <w:lang w:val="zh_TW" w:bidi="zh_TW"/>
+        </w:rPr>
+        <w:t>中。在這個故事中，人們演奏這樂器，慶祝掃羅王和大衛從與非利士人爭戰凱旋歸來。</w:t>
+      </w:r>
+    </w:p>
+    <w:p>
+      <w:pPr>
+        <w:pStyle w:val="Heading4"/>
+      </w:pPr>
+      <w:r>
+        <w:rPr>
+          <w:lang w:val="zh_TW" w:bidi="zh_TW"/>
+        </w:rPr>
+        <w:t>托夫（Toph）</w:t>
+      </w:r>
+    </w:p>
+    <w:p>
+      <w:pPr/>
+      <w:r>
+        <w:rPr>
+          <w:lang w:val="zh_TW" w:bidi="zh_TW"/>
+        </w:rPr>
+      </w:r>
+      <w:r>
+        <w:rPr>
+          <w:lang w:val="zh_TW" w:bidi="zh_TW"/>
+        </w:rPr>
+        <w:t>托夫（也稱為tof）是古代以色列使用的一種手鼓。通常由女性演奏，但一些聖經段落表明男性也會演奏（</w:t>
+      </w:r>
+      <w:hyperlink r:id="rId20">
+        <w:r>
+          <w:rPr>
+            <w:lang w:val="zh_TW" w:bidi="zh_TW"/>
+          </w:rPr>
+          <w:rPr>
+            <w:color w:val="0000EE"/>
+            <w:u w:val="single"/>
+          </w:rPr>
+          <w:t>撒上10:5</w:t>
+        </w:r>
+      </w:hyperlink>
+      <w:r>
+        <w:rPr>
+          <w:lang w:val="zh_TW" w:bidi="zh_TW"/>
+        </w:rPr>
+        <w:t>；</w:t>
+      </w:r>
+      <w:hyperlink r:id="rId21">
+        <w:r>
+          <w:rPr>
+            <w:lang w:val="zh_TW" w:bidi="zh_TW"/>
+          </w:rPr>
+          <w:rPr>
+            <w:color w:val="0000EE"/>
+            <w:u w:val="single"/>
+          </w:rPr>
+          <w:t>撒下6:5</w:t>
+        </w:r>
+      </w:hyperlink>
+      <w:r>
+        <w:rPr>
+          <w:lang w:val="zh_TW" w:bidi="zh_TW"/>
+        </w:rPr>
+        <w:t>；</w:t>
+      </w:r>
+      <w:hyperlink r:id="rId53">
+        <w:r>
+          <w:rPr>
+            <w:lang w:val="zh_TW" w:bidi="zh_TW"/>
+          </w:rPr>
+          <w:rPr>
+            <w:color w:val="0000EE"/>
+            <w:u w:val="single"/>
+          </w:rPr>
+          <w:t>代上13:8</w:t>
+        </w:r>
+      </w:hyperlink>
+      <w:r>
+        <w:rPr>
+          <w:lang w:val="zh_TW" w:bidi="zh_TW"/>
+        </w:rPr>
+        <w:t>）。有英文譯本中將其稱為「小鼓」（tabret）。</w:t>
+      </w:r>
+    </w:p>
+    <w:p>
+      <w:pPr/>
+      <w:r>
+        <w:rPr>
+          <w:lang w:val="zh_TW" w:bidi="zh_TW"/>
+        </w:rPr>
+      </w:r>
+      <w:r>
+        <w:rPr>
+          <w:lang w:val="zh_TW" w:bidi="zh_TW"/>
+        </w:rPr>
+        <w:t>托夫在聖經出現了15次。它是由木頭或金屬製成的圓形框架，在其上拉緊動物皮（來自公羊或野山羊），人們用手擊打它來演奏。我們不確定托夫是只有一面蒙皮，還是兩面都蒙皮。一些學者認為它像鈴鼓（tambourine）或小手鼓（timbrel）。然而，沒有證據顯示托夫有像鈴鼓那樣，發出叮噹聲的金屬片。</w:t>
+      </w:r>
+    </w:p>
+    <w:p>
+      <w:pPr/>
+      <w:r>
+        <w:rPr>
+          <w:lang w:val="zh_TW" w:bidi="zh_TW"/>
+        </w:rPr>
+      </w:r>
+      <w:r>
+        <w:rPr>
+          <w:lang w:val="zh_TW" w:bidi="zh_TW"/>
+        </w:rPr>
+        <w:t>人們在慶祝活動中演奏托夫，發出響亮的聲音（</w:t>
+      </w:r>
+      <w:hyperlink r:id="rId54">
+        <w:r>
+          <w:rPr>
+            <w:lang w:val="zh_TW" w:bidi="zh_TW"/>
+          </w:rPr>
+          <w:rPr>
+            <w:color w:val="0000EE"/>
+            <w:u w:val="single"/>
+          </w:rPr>
+          <w:t>出15:20</w:t>
+        </w:r>
+      </w:hyperlink>
+      <w:r>
+        <w:rPr>
+          <w:lang w:val="zh_TW" w:bidi="zh_TW"/>
+        </w:rPr>
+        <w:t>；</w:t>
+      </w:r>
+      <w:hyperlink r:id="rId19">
+        <w:r>
+          <w:rPr>
+            <w:lang w:val="zh_TW" w:bidi="zh_TW"/>
+          </w:rPr>
+          <w:rPr>
+            <w:color w:val="0000EE"/>
+            <w:u w:val="single"/>
+          </w:rPr>
+          <w:t>詩81:2</w:t>
         </w:r>
       </w:hyperlink>
       <w:r>
@@ -3845,6 +2312,17 @@
       </w:r>
     </w:p>
     <w:p>
+      <w:pPr>
+        <w:pStyle w:val="Heading4"/>
+      </w:pPr>
+      <w:r>
+        <w:rPr>
+          <w:lang w:val="zh_TW" w:bidi="zh_TW"/>
+        </w:rPr>
+        <w:t>澤爾澤林（Zelzelim）</w:t>
+      </w:r>
+    </w:p>
+    <w:p>
       <w:pPr/>
       <w:r>
         <w:rPr>
@@ -3855,30 +2333,60 @@
         <w:rPr>
           <w:lang w:val="zh_TW" w:bidi="zh_TW"/>
         </w:rPr>
-        <w:t>利亞的眾兒子在以色列歷史上佔有重要地位。她的兒子利未成了祭司的先祖，而猶大成了君王家系的先祖，耶穌基督正是從這個家系而來（</w:t>
-      </w:r>
-      <w:hyperlink r:id="rId123">
-        <w:r>
-          <w:rPr>
-            <w:lang w:val="zh_TW" w:bidi="zh_TW"/>
-          </w:rPr>
-          <w:rPr>
-            <w:color w:val="0000EE"/>
-            <w:u w:val="single"/>
-          </w:rPr>
-          <w:t>創3:15，</w:t>
-        </w:r>
-      </w:hyperlink>
-      <w:hyperlink r:id="rId124">
-        <w:r>
-          <w:rPr>
-            <w:lang w:val="zh_TW" w:bidi="zh_TW"/>
-          </w:rPr>
-          <w:rPr>
-            <w:color w:val="0000EE"/>
-            <w:u w:val="single"/>
-          </w:rPr>
-          <w:t>12:2–3</w:t>
+        <w:t>澤爾澤林（Zelzelim）和梅齊爾泰音（Meziltayim）是古代以色列使用的鈸。這些詞來自希伯來詞扎拉（zala），意思是「發出響亮的聲音」。聖經通常同時使用這兩個詞（表明兩個物品是成對使用的）。這告訴我們鈸總是成對使用的。</w:t>
+      </w:r>
+    </w:p>
+    <w:p>
+      <w:pPr/>
+      <w:r>
+        <w:rPr>
+          <w:lang w:val="zh_TW" w:bidi="zh_TW"/>
+        </w:rPr>
+      </w:r>
+      <w:r>
+        <w:rPr>
+          <w:lang w:val="zh_TW" w:bidi="zh_TW"/>
+        </w:rPr>
+        <w:t>一些聖經譯本將這些詞錯譯為「響板」（castanets，發出咔嗒聲的木質或金屬塊）。</w:t>
+      </w:r>
+    </w:p>
+    <w:p>
+      <w:pPr/>
+      <w:r>
+        <w:rPr>
+          <w:lang w:val="zh_TW" w:bidi="zh_TW"/>
+        </w:rPr>
+      </w:r>
+      <w:r>
+        <w:rPr>
+          <w:lang w:val="zh_TW" w:bidi="zh_TW"/>
+        </w:rPr>
+        <w:t>人們用金屬製作這些鈸。它們成對出現，一個人會同時演奏兩面鈸。這是唯一可以在聖殿崇拜中使用的敲擊樂器。金屬鈸在許多古代文化中都很常見。</w:t>
+      </w:r>
+    </w:p>
+    <w:p>
+      <w:pPr/>
+      <w:r>
+        <w:rPr>
+          <w:lang w:val="zh_TW" w:bidi="zh_TW"/>
+        </w:rPr>
+      </w:r>
+      <w:r>
+        <w:rPr>
+          <w:lang w:val="zh_TW" w:bidi="zh_TW"/>
+        </w:rPr>
+        <w:t>鈸首次出現在聖經，是人們將約櫃移至耶路撒冷時（</w:t>
+      </w:r>
+      <w:hyperlink r:id="rId21">
+        <w:r>
+          <w:rPr>
+            <w:lang w:val="zh_TW" w:bidi="zh_TW"/>
+          </w:rPr>
+          <w:rPr>
+            <w:color w:val="0000EE"/>
+            <w:u w:val="single"/>
+          </w:rPr>
+          <w:t>撒下6:5</w:t>
         </w:r>
       </w:hyperlink>
       <w:r>
@@ -3887,16 +2395,176 @@
         </w:rPr>
         <w:t>；</w:t>
       </w:r>
-      <w:hyperlink r:id="rId125">
-        <w:r>
-          <w:rPr>
-            <w:lang w:val="zh_TW" w:bidi="zh_TW"/>
-          </w:rPr>
-          <w:rPr>
-            <w:color w:val="0000EE"/>
-            <w:u w:val="single"/>
-          </w:rPr>
-          <w:t>撒下7:16</w:t>
+      <w:hyperlink r:id="rId53">
+        <w:r>
+          <w:rPr>
+            <w:lang w:val="zh_TW" w:bidi="zh_TW"/>
+          </w:rPr>
+          <w:rPr>
+            <w:color w:val="0000EE"/>
+            <w:u w:val="single"/>
+          </w:rPr>
+          <w:t>代上13:8</w:t>
+        </w:r>
+      </w:hyperlink>
+      <w:r>
+        <w:rPr>
+          <w:lang w:val="zh_TW" w:bidi="zh_TW"/>
+        </w:rPr>
+        <w:t>）。後來，利未人歌唱的首領（來自利未支派的樂師）在聖殿裡演奏鈸（</w:t>
+      </w:r>
+      <w:hyperlink r:id="rId55">
+        <w:r>
+          <w:rPr>
+            <w:lang w:val="zh_TW" w:bidi="zh_TW"/>
+          </w:rPr>
+          <w:rPr>
+            <w:color w:val="0000EE"/>
+            <w:u w:val="single"/>
+          </w:rPr>
+          <w:t>代上15:19</w:t>
+        </w:r>
+      </w:hyperlink>
+      <w:r>
+        <w:rPr>
+          <w:lang w:val="zh_TW" w:bidi="zh_TW"/>
+        </w:rPr>
+        <w:t>）。</w:t>
+      </w:r>
+    </w:p>
+    <w:p>
+      <w:pPr/>
+      <w:r>
+        <w:rPr>
+          <w:lang w:val="zh_TW" w:bidi="zh_TW"/>
+        </w:rPr>
+      </w:r>
+      <w:r>
+        <w:rPr>
+          <w:lang w:val="zh_TW" w:bidi="zh_TW"/>
+        </w:rPr>
+        <w:t>這些鈸在敬拜中有特殊的用途，它們不是用來奏出旋律，而是用來：</w:t>
+      </w:r>
+    </w:p>
+    <w:p>
+      <w:pPr>
+        <w:pStyle w:val="ListBullet"/>
+        <w:spacing w:line="240" w:lineRule="auto"/>
+        <w:ind w:left="720"/>
+      </w:pPr>
+      <w:r>
+        <w:rPr>
+          <w:lang w:val="zh_TW" w:bidi="zh_TW"/>
+        </w:rPr>
+      </w:r>
+      <w:r>
+        <w:rPr>
+          <w:lang w:val="zh_TW" w:bidi="zh_TW"/>
+        </w:rPr>
+        <w:t>發出信號告訴人們何時應該開始唱歌</w:t>
+      </w:r>
+    </w:p>
+    <w:p>
+      <w:pPr>
+        <w:pStyle w:val="ListBullet"/>
+        <w:spacing w:line="240" w:lineRule="auto"/>
+        <w:ind w:left="720"/>
+      </w:pPr>
+      <w:r>
+        <w:rPr>
+          <w:lang w:val="zh_TW" w:bidi="zh_TW"/>
+        </w:rPr>
+      </w:r>
+      <w:r>
+        <w:rPr>
+          <w:lang w:val="zh_TW" w:bidi="zh_TW"/>
+        </w:rPr>
+        <w:t>標記詩歌中不同的段落</w:t>
+      </w:r>
+    </w:p>
+    <w:p>
+      <w:pPr/>
+      <w:r>
+        <w:rPr>
+          <w:lang w:val="zh_TW" w:bidi="zh_TW"/>
+        </w:rPr>
+      </w:r>
+      <w:hyperlink r:id="rId49">
+        <w:r>
+          <w:rPr>
+            <w:lang w:val="zh_TW" w:bidi="zh_TW"/>
+          </w:rPr>
+          <w:rPr>
+            <w:color w:val="0000EE"/>
+            <w:u w:val="single"/>
+          </w:rPr>
+          <w:t>詩篇一五〇篇</w:t>
+        </w:r>
+      </w:hyperlink>
+      <w:r>
+        <w:rPr>
+          <w:lang w:val="zh_TW" w:bidi="zh_TW"/>
+        </w:rPr>
+        <w:t>提到兩種不同的鈸，我們不確定這些鈸有什麼不同，可能是大小不同或由不同材料製成。</w:t>
+      </w:r>
+      <w:r>
+        <w:rPr>
+          <w:lang w:val="zh_TW" w:bidi="zh_TW"/>
+        </w:rPr>
+      </w:r>
+      <w:r>
+        <w:rPr>
+          <w:lang w:val="zh_TW" w:bidi="zh_TW"/>
+        </w:rPr>
+      </w:r>
+    </w:p>
+    <w:p>
+      <w:pPr/>
+      <w:r>
+        <w:rPr>
+          <w:lang w:val="zh_TW" w:bidi="zh_TW"/>
+        </w:rPr>
+      </w:r>
+    </w:p>
+    <w:p>
+      <w:pPr>
+        <w:pStyle w:val="Heading2"/>
+      </w:pPr>
+      <w:r>
+        <w:rPr>
+          <w:lang w:val="zh_TW" w:bidi="zh_TW"/>
+        </w:rPr>
+        <w:t>樂園</w:t>
+      </w:r>
+      <w:r>
+        <w:rPr>
+          <w:lang w:val="zh_TW" w:bidi="zh_TW"/>
+        </w:rPr>
+      </w:r>
+    </w:p>
+    <w:p>
+      <w:pPr/>
+      <w:r>
+        <w:rPr>
+          <w:lang w:val="zh_TW" w:bidi="zh_TW"/>
+        </w:rPr>
+      </w:r>
+      <w:r>
+        <w:rPr>
+          <w:lang w:val="zh_TW" w:bidi="zh_TW"/>
+        </w:rPr>
+        <w:t>這個詞源自波斯文，意思是「神的園子」。以色列人原本使用另一個字詞來指「園子」，既用於日常的園林，也用於神在伊甸的園子（</w:t>
+      </w:r>
+      <w:hyperlink r:id="rId56">
+        <w:r>
+          <w:rPr>
+            <w:lang w:val="zh_TW" w:bidi="zh_TW"/>
+          </w:rPr>
+          <w:rPr>
+            <w:color w:val="0000EE"/>
+            <w:u w:val="single"/>
+          </w:rPr>
+          <w:t>創2–3章</w:t>
         </w:r>
       </w:hyperlink>
       <w:r>
@@ -3905,23 +2573,137 @@
         </w:rPr>
         <w:t>；</w:t>
       </w:r>
-      <w:hyperlink r:id="rId126">
-        <w:r>
-          <w:rPr>
-            <w:lang w:val="zh_TW" w:bidi="zh_TW"/>
-          </w:rPr>
-          <w:rPr>
-            <w:color w:val="0000EE"/>
-            <w:u w:val="single"/>
-          </w:rPr>
-          <w:t>太1:1</w:t>
-        </w:r>
-      </w:hyperlink>
-      <w:r>
-        <w:rPr>
-          <w:lang w:val="zh_TW" w:bidi="zh_TW"/>
-        </w:rPr>
-        <w:t>）。</w:t>
+      <w:hyperlink r:id="rId57">
+        <w:r>
+          <w:rPr>
+            <w:lang w:val="zh_TW" w:bidi="zh_TW"/>
+          </w:rPr>
+          <w:rPr>
+            <w:color w:val="0000EE"/>
+            <w:u w:val="single"/>
+          </w:rPr>
+          <w:t>賽51:3</w:t>
+        </w:r>
+      </w:hyperlink>
+      <w:r>
+        <w:rPr>
+          <w:lang w:val="zh_TW" w:bidi="zh_TW"/>
+        </w:rPr>
+        <w:t>；</w:t>
+      </w:r>
+      <w:hyperlink r:id="rId58">
+        <w:r>
+          <w:rPr>
+            <w:lang w:val="zh_TW" w:bidi="zh_TW"/>
+          </w:rPr>
+          <w:rPr>
+            <w:color w:val="0000EE"/>
+            <w:u w:val="single"/>
+          </w:rPr>
+          <w:t>結28:13</w:t>
+        </w:r>
+      </w:hyperlink>
+      <w:r>
+        <w:rPr>
+          <w:lang w:val="zh_TW" w:bidi="zh_TW"/>
+        </w:rPr>
+        <w:t>）。在以列色人歷史的後期，他們借用了這個波斯文詞語，最後就成為「樂園」這個字詞。這個字詞在舊約聖經中出現三次，用來指公園或果園（</w:t>
+      </w:r>
+      <w:hyperlink r:id="rId59">
+        <w:r>
+          <w:rPr>
+            <w:lang w:val="zh_TW" w:bidi="zh_TW"/>
+          </w:rPr>
+          <w:rPr>
+            <w:color w:val="0000EE"/>
+            <w:u w:val="single"/>
+          </w:rPr>
+          <w:t>尼2:8</w:t>
+        </w:r>
+      </w:hyperlink>
+      <w:r>
+        <w:rPr>
+          <w:lang w:val="zh_TW" w:bidi="zh_TW"/>
+        </w:rPr>
+        <w:t>；</w:t>
+      </w:r>
+      <w:hyperlink r:id="rId60">
+        <w:r>
+          <w:rPr>
+            <w:lang w:val="zh_TW" w:bidi="zh_TW"/>
+          </w:rPr>
+          <w:rPr>
+            <w:color w:val="0000EE"/>
+            <w:u w:val="single"/>
+          </w:rPr>
+          <w:t>傳2:5</w:t>
+        </w:r>
+      </w:hyperlink>
+      <w:r>
+        <w:rPr>
+          <w:lang w:val="zh_TW" w:bidi="zh_TW"/>
+        </w:rPr>
+        <w:t>；</w:t>
+      </w:r>
+      <w:hyperlink r:id="rId61">
+        <w:r>
+          <w:rPr>
+            <w:lang w:val="zh_TW" w:bidi="zh_TW"/>
+          </w:rPr>
+          <w:rPr>
+            <w:color w:val="0000EE"/>
+            <w:u w:val="single"/>
+          </w:rPr>
+          <w:t>歌4:13</w:t>
+        </w:r>
+      </w:hyperlink>
+      <w:r>
+        <w:rPr>
+          <w:lang w:val="zh_TW" w:bidi="zh_TW"/>
+        </w:rPr>
+        <w:t>）。當舊約聖經譯成希臘文時，譯者使用了這個詞的希臘文形式。說希臘文的猶太人稱</w:t>
+      </w:r>
+      <w:hyperlink r:id="rId62">
+        <w:r>
+          <w:rPr>
+            <w:lang w:val="zh_TW" w:bidi="zh_TW"/>
+          </w:rPr>
+          <w:rPr>
+            <w:color w:val="0000EE"/>
+            <w:u w:val="single"/>
+          </w:rPr>
+          <w:t>創世記二章</w:t>
+        </w:r>
+      </w:hyperlink>
+      <w:r>
+        <w:rPr>
+          <w:lang w:val="zh_TW" w:bidi="zh_TW"/>
+        </w:rPr>
+        <w:t>中的那座園子為</w:t>
+      </w:r>
+      <w:r>
+        <w:rPr>
+          <w:i/>
+          <w:lang w:val="zh_TW" w:bidi="zh_TW"/>
+        </w:rPr>
+        <w:t>paradeisos</w:t>
+      </w:r>
+      <w:r>
+        <w:rPr>
+          <w:lang w:val="zh_TW" w:bidi="zh_TW"/>
+        </w:rPr>
+        <w:t>。</w:t>
+      </w:r>
+    </w:p>
+    <w:p>
+      <w:pPr>
+        <w:pStyle w:val="Heading3"/>
+      </w:pPr>
+      <w:r>
+        <w:rPr>
+          <w:lang w:val="zh_TW" w:bidi="zh_TW"/>
+        </w:rPr>
+        <w:t>舊約聖經中的樂園</w:t>
       </w:r>
     </w:p>
     <w:p>
@@ -3933,6 +2715,185 @@
       </w:r>
       <w:r>
         <w:rPr>
+          <w:lang w:val="zh_TW" w:bidi="zh_TW"/>
+        </w:rPr>
+        <w:t>原本的波斯文字詞意為被圍起或有圍牆的園子，特指波斯王的御園。希臘人也以同樣的方式理解這個字詞。這與以色列人的觀念十分相合——那是神行走其間的園子（</w:t>
+      </w:r>
+      <w:hyperlink r:id="rId63">
+        <w:r>
+          <w:rPr>
+            <w:lang w:val="zh_TW" w:bidi="zh_TW"/>
+          </w:rPr>
+          <w:rPr>
+            <w:color w:val="0000EE"/>
+            <w:u w:val="single"/>
+          </w:rPr>
+          <w:t>創3:8</w:t>
+        </w:r>
+      </w:hyperlink>
+      <w:r>
+        <w:rPr>
+          <w:lang w:val="zh_TW" w:bidi="zh_TW"/>
+        </w:rPr>
+        <w:t>），也是人被逐出後無法再進入的地方（</w:t>
+      </w:r>
+      <w:hyperlink r:id="rId64">
+        <w:r>
+          <w:rPr>
+            <w:lang w:val="zh_TW" w:bidi="zh_TW"/>
+          </w:rPr>
+          <w:rPr>
+            <w:color w:val="0000EE"/>
+            <w:u w:val="single"/>
+          </w:rPr>
+          <w:t>創3:24</w:t>
+        </w:r>
+      </w:hyperlink>
+      <w:r>
+        <w:rPr>
+          <w:lang w:val="zh_TW" w:bidi="zh_TW"/>
+        </w:rPr>
+        <w:t>）。創世記中樂園的主要特徵是其中的果樹與河流。</w:t>
+      </w:r>
+    </w:p>
+    <w:p>
+      <w:pPr>
+        <w:pStyle w:val="Heading3"/>
+      </w:pPr>
+      <w:r>
+        <w:rPr>
+          <w:lang w:val="zh_TW" w:bidi="zh_TW"/>
+        </w:rPr>
+        <w:t>新約聖經中的樂園</w:t>
+      </w:r>
+    </w:p>
+    <w:p>
+      <w:pPr/>
+      <w:r>
+        <w:rPr>
+          <w:lang w:val="zh_TW" w:bidi="zh_TW"/>
+        </w:rPr>
+      </w:r>
+      <w:r>
+        <w:rPr>
+          <w:lang w:val="zh_TW" w:bidi="zh_TW"/>
+        </w:rPr>
+        <w:t>到了新約聖經時代，人們對神的園子的觀念已有多方面的變化，這與各文化中的神話演變相似。就像希臘與羅馬故事中的「黃金時代」，樂園起初被視為遙遠的過去。然而，猶太人開始相信它依然存在於某個未知之處，類似希臘神話中的「極樂世界（Elysian Fields）」，那是一個義人死後居住的地方。後來，他們對樂園的榮美描寫越來越詳盡，並相信它將在末日重新出現。</w:t>
+      </w:r>
+    </w:p>
+    <w:p>
+      <w:pPr/>
+      <w:r>
+        <w:rPr>
+          <w:lang w:val="zh_TW" w:bidi="zh_TW"/>
+        </w:rPr>
+      </w:r>
+      <w:r>
+        <w:rPr>
+          <w:lang w:val="zh_TW" w:bidi="zh_TW"/>
+        </w:rPr>
+        <w:t>樂園的概念結合了多種文化中的神話，它們都描繪一個永遠完美的世界，其中沒有死亡，也沒有邪惡。新約聖經肯定這些信念背後的真理——樂園是真實存在、屬天的地方。保羅在活著的時候曾被奧祕地「被提到」樂園裡（</w:t>
+      </w:r>
+      <w:hyperlink r:id="rId65">
+        <w:r>
+          <w:rPr>
+            <w:lang w:val="zh_TW" w:bidi="zh_TW"/>
+          </w:rPr>
+          <w:rPr>
+            <w:color w:val="0000EE"/>
+            <w:u w:val="single"/>
+          </w:rPr>
+          <w:t>林後12:4</w:t>
+        </w:r>
+      </w:hyperlink>
+      <w:r>
+        <w:rPr>
+          <w:lang w:val="zh_TW" w:bidi="zh_TW"/>
+        </w:rPr>
+        <w:t>）。耶穌也曾應許那個在十字架上悔改的強盜，說他死後要與主同在樂園裡（</w:t>
+      </w:r>
+      <w:hyperlink r:id="rId66">
+        <w:r>
+          <w:rPr>
+            <w:lang w:val="zh_TW" w:bidi="zh_TW"/>
+          </w:rPr>
+          <w:rPr>
+            <w:color w:val="0000EE"/>
+            <w:u w:val="single"/>
+          </w:rPr>
+          <w:t>路23:43</w:t>
+        </w:r>
+      </w:hyperlink>
+      <w:r>
+        <w:rPr>
+          <w:lang w:val="zh_TW" w:bidi="zh_TW"/>
+        </w:rPr>
+        <w:t>）。新約聖經第三次、也是最後一次提到樂園的地方（</w:t>
+      </w:r>
+      <w:hyperlink r:id="rId67">
+        <w:r>
+          <w:rPr>
+            <w:lang w:val="zh_TW" w:bidi="zh_TW"/>
+          </w:rPr>
+          <w:rPr>
+            <w:color w:val="0000EE"/>
+            <w:u w:val="single"/>
+          </w:rPr>
+          <w:t>啟2:7</w:t>
+        </w:r>
+      </w:hyperlink>
+      <w:r>
+        <w:rPr>
+          <w:lang w:val="zh_TW" w:bidi="zh_TW"/>
+        </w:rPr>
+        <w:t>），其中再次出現了神的應許，說明樂園是生命樹所在之處。這樂園連結了</w:t>
+      </w:r>
+      <w:hyperlink r:id="rId62">
+        <w:r>
+          <w:rPr>
+            <w:lang w:val="zh_TW" w:bidi="zh_TW"/>
+          </w:rPr>
+          <w:rPr>
+            <w:color w:val="0000EE"/>
+            <w:u w:val="single"/>
+          </w:rPr>
+          <w:t>創世記二章</w:t>
+        </w:r>
+      </w:hyperlink>
+      <w:r>
+        <w:rPr>
+          <w:lang w:val="zh_TW" w:bidi="zh_TW"/>
+        </w:rPr>
+        <w:t>起初世界與</w:t>
+      </w:r>
+      <w:hyperlink r:id="rId68">
+        <w:r>
+          <w:rPr>
+            <w:lang w:val="zh_TW" w:bidi="zh_TW"/>
+          </w:rPr>
+          <w:rPr>
+            <w:color w:val="0000EE"/>
+            <w:u w:val="single"/>
+          </w:rPr>
+          <w:t>啟示錄二十二章</w:t>
+        </w:r>
+      </w:hyperlink>
+      <w:r>
+        <w:rPr>
+          <w:lang w:val="zh_TW" w:bidi="zh_TW"/>
+        </w:rPr>
+        <w:t>的末後世界，其中有生命樹、有河流、有圍牆保護，也有君王同在。</w:t>
+      </w:r>
+    </w:p>
+    <w:p>
+      <w:pPr/>
+      <w:r>
+        <w:rPr>
+          <w:lang w:val="zh_TW" w:bidi="zh_TW"/>
+        </w:rPr>
+      </w:r>
+      <w:r>
+        <w:rPr>
           <w:i/>
           <w:lang w:val="zh_TW" w:bidi="zh_TW"/>
         </w:rPr>
@@ -3942,258 +2903,19 @@
         <w:rPr>
           <w:lang w:val="zh_TW" w:bidi="zh_TW"/>
         </w:rPr>
-        <w:t>雅各#1</w:t>
-      </w:r>
-      <w:r>
-        <w:rPr>
-          <w:lang w:val="zh_TW" w:bidi="zh_TW"/>
-        </w:rPr>
-        <w:t>。</w:t>
-      </w:r>
-      <w:r>
-        <w:rPr>
-          <w:lang w:val="zh_TW" w:bidi="zh_TW"/>
-        </w:rPr>
-      </w:r>
-      <w:r>
-        <w:rPr>
-          <w:lang w:val="zh_TW" w:bidi="zh_TW"/>
-        </w:rPr>
-      </w:r>
-    </w:p>
-    <w:p>
-      <w:pPr/>
-      <w:r>
-        <w:rPr>
-          <w:lang w:val="zh_TW" w:bidi="zh_TW"/>
-        </w:rPr>
-      </w:r>
-    </w:p>
-    <w:p>
-      <w:pPr>
-        <w:pStyle w:val="Heading2"/>
-      </w:pPr>
-      <w:r>
-        <w:rPr>
-          <w:lang w:val="zh_TW" w:bidi="zh_TW"/>
-        </w:rPr>
-        <w:t>麗貝卡，利百加</w:t>
-      </w:r>
-      <w:r>
-        <w:rPr>
-          <w:lang w:val="zh_TW" w:bidi="zh_TW"/>
-        </w:rPr>
-      </w:r>
-    </w:p>
-    <w:p>
-      <w:pPr/>
-      <w:r>
-        <w:rPr>
-          <w:lang w:val="zh_TW" w:bidi="zh_TW"/>
-        </w:rPr>
-      </w:r>
-      <w:r>
-        <w:rPr>
-          <w:lang w:val="zh_TW" w:bidi="zh_TW"/>
-        </w:rPr>
-        <w:t>彼土利的女兒，也是族長以撒的妻子。她的名字意為「豐滿」或「選擇」，在創世記中出現了31次（主要在第</w:t>
-      </w:r>
-      <w:hyperlink r:id="rId127">
-        <w:r>
-          <w:rPr>
-            <w:lang w:val="zh_TW" w:bidi="zh_TW"/>
-          </w:rPr>
-          <w:rPr>
-            <w:color w:val="0000EE"/>
-            <w:u w:val="single"/>
-          </w:rPr>
-          <w:t>24–27</w:t>
-        </w:r>
-      </w:hyperlink>
-      <w:r>
-        <w:rPr>
-          <w:lang w:val="zh_TW" w:bidi="zh_TW"/>
-        </w:rPr>
-        <w:t>章），並在</w:t>
-      </w:r>
-      <w:hyperlink r:id="rId128">
-        <w:r>
-          <w:rPr>
-            <w:lang w:val="zh_TW" w:bidi="zh_TW"/>
-          </w:rPr>
-          <w:rPr>
-            <w:color w:val="0000EE"/>
-            <w:u w:val="single"/>
-          </w:rPr>
-          <w:t>羅馬書九章10節</w:t>
-        </w:r>
-      </w:hyperlink>
-      <w:r>
-        <w:rPr>
-          <w:lang w:val="zh_TW" w:bidi="zh_TW"/>
-        </w:rPr>
-        <w:t>中出現一次。</w:t>
-      </w:r>
-    </w:p>
-    <w:p>
-      <w:pPr/>
-      <w:r>
-        <w:rPr>
-          <w:lang w:val="zh_TW" w:bidi="zh_TW"/>
-        </w:rPr>
-      </w:r>
-      <w:r>
-        <w:rPr>
-          <w:lang w:val="zh_TW" w:bidi="zh_TW"/>
-        </w:rPr>
-        <w:t>利百加的父親是彼土利，而彼土利是密迦和拿鶴的兒子，拿鶴是亞伯拉罕的兄弟（</w:t>
-      </w:r>
-      <w:hyperlink r:id="rId129">
-        <w:r>
-          <w:rPr>
-            <w:lang w:val="zh_TW" w:bidi="zh_TW"/>
-          </w:rPr>
-          <w:rPr>
-            <w:color w:val="0000EE"/>
-            <w:u w:val="single"/>
-          </w:rPr>
-          <w:t>創22:20–23</w:t>
-        </w:r>
-      </w:hyperlink>
-      <w:r>
-        <w:rPr>
-          <w:lang w:val="zh_TW" w:bidi="zh_TW"/>
-        </w:rPr>
-        <w:t>）。亞伯拉罕是她的叔公，當然，最終也是她的公公。拉班是利亞和拉結的父親，也是利百加的哥哥。後來，利百加的兒子雅各娶了他的兩位表姐妹，這兩位是姐妹。</w:t>
-      </w:r>
-    </w:p>
-    <w:p>
-      <w:pPr/>
-      <w:r>
-        <w:rPr>
-          <w:lang w:val="zh_TW" w:bidi="zh_TW"/>
-        </w:rPr>
-      </w:r>
-      <w:hyperlink r:id="rId130">
-        <w:r>
-          <w:rPr>
-            <w:lang w:val="zh_TW" w:bidi="zh_TW"/>
-          </w:rPr>
-          <w:rPr>
-            <w:color w:val="0000EE"/>
-            <w:u w:val="single"/>
-          </w:rPr>
-          <w:t>創世記二十四章</w:t>
-        </w:r>
-      </w:hyperlink>
-      <w:r>
-        <w:rPr>
-          <w:lang w:val="zh_TW" w:bidi="zh_TW"/>
-        </w:rPr>
-        <w:t>記載了亞伯拉罕的僕人為以撒尋得妻子的過程。他遵從亞伯拉罕的指示，前往亞蘭·納哈拉音（美索不達米亞西北部），因為亞伯拉罕不希望他的兒子娶當地的迦南女子。僕人的禱告得到了回應，利百加不僅給他水喝，也給他的駱駝水喝。在款待了亞伯拉罕的僕人，並且收到聘禮後，利百加心甘情願地去見她的新丈夫。</w:t>
-      </w:r>
-    </w:p>
-    <w:p>
-      <w:pPr/>
-      <w:r>
-        <w:rPr>
-          <w:lang w:val="zh_TW" w:bidi="zh_TW"/>
-        </w:rPr>
-      </w:r>
-      <w:r>
-        <w:rPr>
-          <w:lang w:val="zh_TW" w:bidi="zh_TW"/>
-        </w:rPr>
-        <w:t>利百加生了雙胞胎，以掃和雅各（</w:t>
-      </w:r>
-      <w:hyperlink r:id="rId131">
-        <w:r>
-          <w:rPr>
-            <w:lang w:val="zh_TW" w:bidi="zh_TW"/>
-          </w:rPr>
-          <w:rPr>
-            <w:color w:val="0000EE"/>
-            <w:u w:val="single"/>
-          </w:rPr>
-          <w:t>25:20–27</w:t>
-        </w:r>
-      </w:hyperlink>
-      <w:r>
-        <w:rPr>
-          <w:lang w:val="zh_TW" w:bidi="zh_TW"/>
-        </w:rPr>
-        <w:t>）。她偏愛弟弟雅各勝過以掃，並和雅各一起欺騙她的丈夫以確保雅各能獲得長子的權利。她出主意，讓雅各摸上去、看上去、聞起來都像常在野外的以掃。此外，她還準備了以撒最喜愛的菜餚以促成此事（</w:t>
-      </w:r>
-      <w:hyperlink r:id="rId132">
-        <w:r>
-          <w:rPr>
-            <w:lang w:val="zh_TW" w:bidi="zh_TW"/>
-          </w:rPr>
-          <w:rPr>
-            <w:color w:val="0000EE"/>
-            <w:u w:val="single"/>
-          </w:rPr>
-          <w:t>27:5–17</w:t>
-        </w:r>
-      </w:hyperlink>
-      <w:r>
-        <w:rPr>
-          <w:lang w:val="zh_TW" w:bidi="zh_TW"/>
-        </w:rPr>
-        <w:t>）。</w:t>
-      </w:r>
-    </w:p>
-    <w:p>
-      <w:pPr/>
-      <w:r>
-        <w:rPr>
-          <w:lang w:val="zh_TW" w:bidi="zh_TW"/>
-        </w:rPr>
-      </w:r>
-      <w:r>
-        <w:rPr>
-          <w:lang w:val="zh_TW" w:bidi="zh_TW"/>
-        </w:rPr>
-        <w:t>聖經對她一生的記載不多，但記載她被埋葬在幔利附近麥比拉的洞中，與她的丈夫葬在一起（</w:t>
-      </w:r>
-      <w:hyperlink r:id="rId133">
-        <w:r>
-          <w:rPr>
-            <w:lang w:val="zh_TW" w:bidi="zh_TW"/>
-          </w:rPr>
-          <w:rPr>
-            <w:color w:val="0000EE"/>
-            <w:u w:val="single"/>
-          </w:rPr>
-          <w:t>49:31</w:t>
-        </w:r>
-      </w:hyperlink>
-      <w:r>
-        <w:rPr>
-          <w:lang w:val="zh_TW" w:bidi="zh_TW"/>
-        </w:rPr>
-        <w:t>）。</w:t>
-      </w:r>
-    </w:p>
-    <w:p>
-      <w:pPr/>
-      <w:r>
-        <w:rPr>
-          <w:lang w:val="zh_TW" w:bidi="zh_TW"/>
-        </w:rPr>
-      </w:r>
-      <w:r>
-        <w:rPr>
-          <w:i/>
-          <w:lang w:val="zh_TW" w:bidi="zh_TW"/>
-        </w:rPr>
-        <w:t>另見</w:t>
-      </w:r>
-      <w:r>
-        <w:rPr>
-          <w:lang w:val="zh_TW" w:bidi="zh_TW"/>
-        </w:rPr>
-        <w:t>以撒</w:t>
+        <w:t>天（天堂）</w:t>
+      </w:r>
+      <w:r>
+        <w:rPr>
+          <w:lang w:val="zh_TW" w:bidi="zh_TW"/>
+        </w:rPr>
+        <w:t>；</w:t>
+      </w:r>
+      <w:r>
+        <w:rPr>
+          <w:lang w:val="zh_TW" w:bidi="zh_TW"/>
+        </w:rPr>
+        <w:t>新天新地</w:t>
       </w:r>
       <w:r>
         <w:rPr>
@@ -6101,30 +4823,6 @@
   </w:num>
   <w:num w:numId="13" w16cid:durableId="592781308">
     <w:abstractNumId w:val="11"/>
-  </w:num>
-  <w:num w:numId="14">
-    <w:abstractNumId w:val="3"/>
-    <w:lvlOverride w:ilvl="0">
-      <w:startOverride w:val="1"/>
-    </w:lvlOverride>
-  </w:num>
-  <w:num w:numId="15">
-    <w:abstractNumId w:val="3"/>
-    <w:lvlOverride w:ilvl="0">
-      <w:startOverride w:val="1"/>
-    </w:lvlOverride>
-  </w:num>
-  <w:num w:numId="16">
-    <w:abstractNumId w:val="3"/>
-    <w:lvlOverride w:ilvl="0">
-      <w:startOverride w:val="1"/>
-    </w:lvlOverride>
-  </w:num>
-  <w:num w:numId="17">
-    <w:abstractNumId w:val="3"/>
-    <w:lvlOverride w:ilvl="0">
-      <w:startOverride w:val="1"/>
-    </w:lvlOverride>
   </w:num>
   <w:numIdMacAtCleanup w:val="10"/>
 </w:numbering>

--- a/zht/docx/087.content.docx
+++ b/zht/docx/087.content.docx
@@ -149,7 +149,7 @@
         <w:rPr>
           <w:lang w:val="zh_TW" w:bidi="zh_TW"/>
         </w:rPr>
-        <w:t>le</w:t>
+        <w:t>la</w:t>
       </w:r>
       <w:r>
         <w:rPr>
@@ -212,7 +212,7 @@
         <w:rPr>
           <w:lang w:val="zh_TW" w:bidi="zh_TW"/>
         </w:rPr>
-        <w:t>樂器</w:t>
+        <w:t>拉班（人物）</w:t>
       </w:r>
       <w:r>
         <w:rPr>
@@ -231,7 +231,133 @@
         <w:rPr>
           <w:lang w:val="zh_TW" w:bidi="zh_TW"/>
         </w:rPr>
-        <w:t>用於製作音樂的弦樂、管樂和敲擊樂器。</w:t>
+        <w:t>拉班是彼土利的兒子（</w:t>
+      </w:r>
+      <w:hyperlink r:id="rId13">
+        <w:r>
+          <w:rPr>
+            <w:lang w:val="zh_TW" w:bidi="zh_TW"/>
+          </w:rPr>
+          <w:rPr>
+            <w:color w:val="0000EE"/>
+            <w:u w:val="single"/>
+          </w:rPr>
+          <w:t>創24:24</w:t>
+        </w:r>
+      </w:hyperlink>
+      <w:r>
+        <w:rPr>
+          <w:lang w:val="zh_TW" w:bidi="zh_TW"/>
+        </w:rPr>
+        <w:t>、</w:t>
+      </w:r>
+      <w:hyperlink r:id="rId13">
+        <w:r>
+          <w:rPr>
+            <w:lang w:val="zh_TW" w:bidi="zh_TW"/>
+          </w:rPr>
+          <w:rPr>
+            <w:color w:val="0000EE"/>
+            <w:u w:val="single"/>
+          </w:rPr>
+          <w:t>29</w:t>
+        </w:r>
+      </w:hyperlink>
+      <w:r>
+        <w:rPr>
+          <w:lang w:val="zh_TW" w:bidi="zh_TW"/>
+        </w:rPr>
+        <w:t>）、利百加的哥哥（</w:t>
+      </w:r>
+      <w:hyperlink r:id="rId14">
+        <w:r>
+          <w:rPr>
+            <w:lang w:val="zh_TW" w:bidi="zh_TW"/>
+          </w:rPr>
+          <w:rPr>
+            <w:color w:val="0000EE"/>
+            <w:u w:val="single"/>
+          </w:rPr>
+          <w:t>15</w:t>
+        </w:r>
+      </w:hyperlink>
+      <w:r>
+        <w:rPr>
+          <w:lang w:val="zh_TW" w:bidi="zh_TW"/>
+        </w:rPr>
+        <w:t>、</w:t>
+      </w:r>
+      <w:hyperlink r:id="rId14">
+        <w:r>
+          <w:rPr>
+            <w:lang w:val="zh_TW" w:bidi="zh_TW"/>
+          </w:rPr>
+          <w:rPr>
+            <w:color w:val="0000EE"/>
+            <w:u w:val="single"/>
+          </w:rPr>
+          <w:t>29</w:t>
+        </w:r>
+      </w:hyperlink>
+      <w:r>
+        <w:rPr>
+          <w:lang w:val="zh_TW" w:bidi="zh_TW"/>
+        </w:rPr>
+        <w:t>節）、利亞和拉結的父親（</w:t>
+      </w:r>
+      <w:hyperlink r:id="rId15">
+        <w:r>
+          <w:rPr>
+            <w:lang w:val="zh_TW" w:bidi="zh_TW"/>
+          </w:rPr>
+          <w:rPr>
+            <w:color w:val="0000EE"/>
+            <w:u w:val="single"/>
+          </w:rPr>
+          <w:t>29:16</w:t>
+        </w:r>
+      </w:hyperlink>
+      <w:r>
+        <w:rPr>
+          <w:lang w:val="zh_TW" w:bidi="zh_TW"/>
+        </w:rPr>
+        <w:t>），也是雅各的舅舅和岳父。拉班的先祖原本住在吾珥，但他的父親彼土利被稱為巴旦‧亞蘭地的亞蘭人，拉班也被稱為亞蘭人（有英文譯本譯為Syrian，</w:t>
+      </w:r>
+      <w:hyperlink r:id="rId16">
+        <w:r>
+          <w:rPr>
+            <w:lang w:val="zh_TW" w:bidi="zh_TW"/>
+          </w:rPr>
+          <w:rPr>
+            <w:color w:val="0000EE"/>
+            <w:u w:val="single"/>
+          </w:rPr>
+          <w:t>25:20</w:t>
+        </w:r>
+      </w:hyperlink>
+      <w:r>
+        <w:rPr>
+          <w:lang w:val="zh_TW" w:bidi="zh_TW"/>
+        </w:rPr>
+        <w:t>，參</w:t>
+      </w:r>
+      <w:hyperlink r:id="rId17">
+        <w:r>
+          <w:rPr>
+            <w:lang w:val="zh_TW" w:bidi="zh_TW"/>
+          </w:rPr>
+          <w:rPr>
+            <w:color w:val="0000EE"/>
+            <w:u w:val="single"/>
+          </w:rPr>
+          <w:t>28:5</w:t>
+        </w:r>
+      </w:hyperlink>
+      <w:r>
+        <w:rPr>
+          <w:lang w:val="zh_TW" w:bidi="zh_TW"/>
+        </w:rPr>
+        <w:t>）。他們的家鄉是位於敘利亞地區的哈蘭，與吾珥一樣是敬拜月神辛（Sin）或南納（Nannar）的重要敬拜中心。</w:t>
       </w:r>
     </w:p>
     <w:p>
@@ -245,7 +371,79 @@
         <w:rPr>
           <w:lang w:val="zh_TW" w:bidi="zh_TW"/>
         </w:rPr>
-        <w:t>舊約聖經記載了人們如何在聖殿中使用音樂敬拜神，但並未詳細描述樂器的外型或製作方式。這部分與神的第二條誡命有關。希伯來人認為這條誡命禁止為受造之物造像，包括繪製樂器的圖像。但以理書提到了在尼布甲尼撒王宮殿中，演奏的六種不同樂器。</w:t>
+        <w:t>當以撒年紀漸長時，亞伯拉罕差遣僕人以利以謝回到哈蘭，為以撒物色妻子。拉班熱情地接待以利以謝，並為他和他的駱駝預備住宿與所需（</w:t>
+      </w:r>
+      <w:hyperlink r:id="rId18">
+        <w:r>
+          <w:rPr>
+            <w:lang w:val="zh_TW" w:bidi="zh_TW"/>
+          </w:rPr>
+          <w:rPr>
+            <w:color w:val="0000EE"/>
+            <w:u w:val="single"/>
+          </w:rPr>
+          <w:t>創24:29–33</w:t>
+        </w:r>
+      </w:hyperlink>
+      <w:r>
+        <w:rPr>
+          <w:lang w:val="zh_TW" w:bidi="zh_TW"/>
+        </w:rPr>
+        <w:t>、</w:t>
+      </w:r>
+      <w:hyperlink r:id="rId18">
+        <w:r>
+          <w:rPr>
+            <w:lang w:val="zh_TW" w:bidi="zh_TW"/>
+          </w:rPr>
+          <w:rPr>
+            <w:color w:val="0000EE"/>
+            <w:u w:val="single"/>
+          </w:rPr>
+          <w:t>54</w:t>
+        </w:r>
+      </w:hyperlink>
+      <w:r>
+        <w:rPr>
+          <w:lang w:val="zh_TW" w:bidi="zh_TW"/>
+        </w:rPr>
+        <w:t>）。拉班是家中的主人，故是由他決定是否將利百加嫁給以撒（</w:t>
+      </w:r>
+      <w:hyperlink r:id="rId19">
+        <w:r>
+          <w:rPr>
+            <w:lang w:val="zh_TW" w:bidi="zh_TW"/>
+          </w:rPr>
+          <w:rPr>
+            <w:color w:val="0000EE"/>
+            <w:u w:val="single"/>
+          </w:rPr>
+          <w:t>50–51</w:t>
+        </w:r>
+      </w:hyperlink>
+      <w:r>
+        <w:rPr>
+          <w:lang w:val="zh_TW" w:bidi="zh_TW"/>
+        </w:rPr>
+        <w:t>節），因此，以利以謝也將貴重的禮物獻給拉班與他母親（</w:t>
+      </w:r>
+      <w:hyperlink r:id="rId20">
+        <w:r>
+          <w:rPr>
+            <w:lang w:val="zh_TW" w:bidi="zh_TW"/>
+          </w:rPr>
+          <w:rPr>
+            <w:color w:val="0000EE"/>
+            <w:u w:val="single"/>
+          </w:rPr>
+          <w:t>53</w:t>
+        </w:r>
+      </w:hyperlink>
+      <w:r>
+        <w:rPr>
+          <w:lang w:val="zh_TW" w:bidi="zh_TW"/>
+        </w:rPr>
+        <w:t>節）。</w:t>
       </w:r>
     </w:p>
     <w:p>
@@ -259,18 +457,43 @@
         <w:rPr>
           <w:lang w:val="zh_TW" w:bidi="zh_TW"/>
         </w:rPr>
-        <w:t>古代希伯來人對於哪些樂器可用於聖殿敬拜有特定規範。他們對樂器的選擇並非依其音色，而是依照該樂器是否被視為是「潔淨的」（可接受的）或「不潔淨的」（不可接受的）來決定。有些樂器因被視為不潔淨而禁止在聖殿中使用。</w:t>
-      </w:r>
-    </w:p>
-    <w:p>
-      <w:pPr>
-        <w:pStyle w:val="Heading3"/>
-      </w:pPr>
-      <w:r>
-        <w:rPr>
-          <w:lang w:val="zh_TW" w:bidi="zh_TW"/>
-        </w:rPr>
-        <w:t>弦樂器</w:t>
+        <w:t>拉班在他外甥雅各物色妻子的故事中佔有重要地位。在利百加與雅各設計欺哄以撒之後，利百加擔心以掃會殺死雅各，便勸他逃往她哥哥拉班那裡（</w:t>
+      </w:r>
+      <w:hyperlink r:id="rId21">
+        <w:r>
+          <w:rPr>
+            <w:lang w:val="zh_TW" w:bidi="zh_TW"/>
+          </w:rPr>
+          <w:rPr>
+            <w:color w:val="0000EE"/>
+            <w:u w:val="single"/>
+          </w:rPr>
+          <w:t>創27:43</w:t>
+        </w:r>
+      </w:hyperlink>
+      <w:r>
+        <w:rPr>
+          <w:lang w:val="zh_TW" w:bidi="zh_TW"/>
+        </w:rPr>
+        <w:t>）；同時，她也說服以撒讓雅各前往哈蘭，從親族中娶妻。當雅各抵達哈蘭地區時，遇見拉班的小女兒拉結，並受到熱情款待（</w:t>
+      </w:r>
+      <w:hyperlink r:id="rId22">
+        <w:r>
+          <w:rPr>
+            <w:lang w:val="zh_TW" w:bidi="zh_TW"/>
+          </w:rPr>
+          <w:rPr>
+            <w:color w:val="0000EE"/>
+            <w:u w:val="single"/>
+          </w:rPr>
+          <w:t>創29:13</w:t>
+        </w:r>
+      </w:hyperlink>
+      <w:r>
+        <w:rPr>
+          <w:lang w:val="zh_TW" w:bidi="zh_TW"/>
+        </w:rPr>
+        <w:t>）。拉班僱用雅各牧羊，雙方同意雅各工作七年後可娶拉結為妻。七年期滿後，拉班卻將大女兒利亞代替拉結給雅各為妻。雅各提出抗議，最後兩人達成協議，只要雅各再事奉七年，便能娶拉結為妻。</w:t>
       </w:r>
     </w:p>
     <w:p>
@@ -284,36 +507,43 @@
         <w:rPr>
           <w:lang w:val="zh_TW" w:bidi="zh_TW"/>
         </w:rPr>
-        <w:t>猶太人特別重視弦樂器，認為這些樂器最適合在聖殿音樂敬拜中使用。許多古代民族也同樣重視弦樂器。例如，大衛王彈奏一種稱為里拉琴（絲弦）的弦樂器。在</w:t>
-      </w:r>
-      <w:hyperlink r:id="rId13">
-        <w:r>
-          <w:rPr>
-            <w:lang w:val="zh_TW" w:bidi="zh_TW"/>
-          </w:rPr>
-          <w:rPr>
-            <w:color w:val="0000EE"/>
-            <w:u w:val="single"/>
-          </w:rPr>
-          <w:t>詩篇一五〇篇4節</w:t>
-        </w:r>
-      </w:hyperlink>
-      <w:r>
-        <w:rPr>
-          <w:lang w:val="zh_TW" w:bidi="zh_TW"/>
-        </w:rPr>
-        <w:t>中，希伯來文單詞米尼姆（minim，意為「絲弦」）指的是各類用來讚美神的弦樂器。</w:t>
-      </w:r>
-    </w:p>
-    <w:p>
-      <w:pPr>
-        <w:pStyle w:val="Heading4"/>
-      </w:pPr>
-      <w:r>
-        <w:rPr>
-          <w:lang w:val="zh_TW" w:bidi="zh_TW"/>
-        </w:rPr>
-        <w:t>阿索爾（Asor）</w:t>
+        <w:t>雅各與拉班兩人都善於盤算，並且在工資問題上有多次激烈爭執。雅各曾提出，他的工資可以是羊群中特定的一部分。拉班同意後，耶和華賜福給雅各，使他的羊群大大增多，這使拉班心生不滿。雅各指出，拉班曾十次更改他的工價（</w:t>
+      </w:r>
+      <w:hyperlink r:id="rId23">
+        <w:r>
+          <w:rPr>
+            <w:lang w:val="zh_TW" w:bidi="zh_TW"/>
+          </w:rPr>
+          <w:rPr>
+            <w:color w:val="0000EE"/>
+            <w:u w:val="single"/>
+          </w:rPr>
+          <w:t>創31:7</w:t>
+        </w:r>
+      </w:hyperlink>
+      <w:r>
+        <w:rPr>
+          <w:lang w:val="zh_TW" w:bidi="zh_TW"/>
+        </w:rPr>
+        <w:t>、</w:t>
+      </w:r>
+      <w:hyperlink r:id="rId23">
+        <w:r>
+          <w:rPr>
+            <w:lang w:val="zh_TW" w:bidi="zh_TW"/>
+          </w:rPr>
+          <w:rPr>
+            <w:color w:val="0000EE"/>
+            <w:u w:val="single"/>
+          </w:rPr>
+          <w:t>41</w:t>
+        </w:r>
+      </w:hyperlink>
+      <w:r>
+        <w:rPr>
+          <w:lang w:val="zh_TW" w:bidi="zh_TW"/>
+        </w:rPr>
+        <w:t>）。</w:t>
       </w:r>
     </w:p>
     <w:p>
@@ -327,72 +557,7 @@
         <w:rPr>
           <w:lang w:val="zh_TW" w:bidi="zh_TW"/>
         </w:rPr>
-        <w:t>阿索爾在詩篇中出現了三次（</w:t>
-      </w:r>
-      <w:hyperlink r:id="rId14">
-        <w:r>
-          <w:rPr>
-            <w:lang w:val="zh_TW" w:bidi="zh_TW"/>
-          </w:rPr>
-          <w:rPr>
-            <w:color w:val="0000EE"/>
-            <w:u w:val="single"/>
-          </w:rPr>
-          <w:t>詩33:2</w:t>
-        </w:r>
-      </w:hyperlink>
-      <w:r>
-        <w:rPr>
-          <w:lang w:val="zh_TW" w:bidi="zh_TW"/>
-        </w:rPr>
-        <w:t>，</w:t>
-      </w:r>
-      <w:hyperlink r:id="rId15">
-        <w:r>
-          <w:rPr>
-            <w:lang w:val="zh_TW" w:bidi="zh_TW"/>
-          </w:rPr>
-          <w:rPr>
-            <w:color w:val="0000EE"/>
-            <w:u w:val="single"/>
-          </w:rPr>
-          <w:t>92:3</w:t>
-        </w:r>
-      </w:hyperlink>
-      <w:r>
-        <w:rPr>
-          <w:lang w:val="zh_TW" w:bidi="zh_TW"/>
-        </w:rPr>
-        <w:t>，</w:t>
-      </w:r>
-      <w:hyperlink r:id="rId16">
-        <w:r>
-          <w:rPr>
-            <w:lang w:val="zh_TW" w:bidi="zh_TW"/>
-          </w:rPr>
-          <w:rPr>
-            <w:color w:val="0000EE"/>
-            <w:u w:val="single"/>
-          </w:rPr>
-          <w:t>144:9</w:t>
-        </w:r>
-      </w:hyperlink>
-      <w:r>
-        <w:rPr>
-          <w:lang w:val="zh_TW" w:bidi="zh_TW"/>
-        </w:rPr>
-        <w:t>）。阿索爾這個詞（在希伯來文中意為「十」），可能指一種具有十條弦的樂器。學者認為阿索爾可能類似腓尼基的齊特琴（一種平面的弦樂器），有十根弦。它也可能類似於魯特琴（另一種弦樂器）。</w:t>
-      </w:r>
-    </w:p>
-    <w:p>
-      <w:pPr>
-        <w:pStyle w:val="Heading4"/>
-      </w:pPr>
-      <w:r>
-        <w:rPr>
-          <w:lang w:val="zh_TW" w:bidi="zh_TW"/>
-        </w:rPr>
-        <w:t>卡索斯（Kathros）</w:t>
+        <w:t>後來雅各逃離哈蘭。拉班追趕他，因為他發現自家的神像失蹤了，而擁有這些神像的人可繼承家產。但其實是拉結偷偷將神像帶走，並巧妙地隱藏，使她父親未能搜出。</w:t>
       </w:r>
     </w:p>
     <w:p>
@@ -406,72 +571,18 @@
         <w:rPr>
           <w:lang w:val="zh_TW" w:bidi="zh_TW"/>
         </w:rPr>
-        <w:t>卡索斯是尼布甲尼撒王宮中演奏的樂器，可能與里拉琴相近，是一種手持的小型豎琴類樂器（</w:t>
-      </w:r>
-      <w:hyperlink r:id="rId17">
-        <w:r>
-          <w:rPr>
-            <w:lang w:val="zh_TW" w:bidi="zh_TW"/>
-          </w:rPr>
-          <w:rPr>
-            <w:color w:val="0000EE"/>
-            <w:u w:val="single"/>
-          </w:rPr>
-          <w:t>但3:5</w:t>
-        </w:r>
-      </w:hyperlink>
-      <w:r>
-        <w:rPr>
-          <w:lang w:val="zh_TW" w:bidi="zh_TW"/>
-        </w:rPr>
-        <w:t>、</w:t>
-      </w:r>
-      <w:hyperlink r:id="rId17">
-        <w:r>
-          <w:rPr>
-            <w:lang w:val="zh_TW" w:bidi="zh_TW"/>
-          </w:rPr>
-          <w:rPr>
-            <w:color w:val="0000EE"/>
-            <w:u w:val="single"/>
-          </w:rPr>
-          <w:t>7</w:t>
-        </w:r>
-      </w:hyperlink>
-      <w:r>
-        <w:rPr>
-          <w:lang w:val="zh_TW" w:bidi="zh_TW"/>
-        </w:rPr>
-        <w:t>、</w:t>
-      </w:r>
-      <w:hyperlink r:id="rId17">
-        <w:r>
-          <w:rPr>
-            <w:lang w:val="zh_TW" w:bidi="zh_TW"/>
-          </w:rPr>
-          <w:rPr>
-            <w:color w:val="0000EE"/>
-            <w:u w:val="single"/>
-          </w:rPr>
-          <w:t>10</w:t>
-        </w:r>
-      </w:hyperlink>
-      <w:r>
-        <w:rPr>
-          <w:lang w:val="zh_TW" w:bidi="zh_TW"/>
-        </w:rPr>
-        <w:t>、</w:t>
-      </w:r>
-      <w:hyperlink r:id="rId17">
-        <w:r>
-          <w:rPr>
-            <w:lang w:val="zh_TW" w:bidi="zh_TW"/>
-          </w:rPr>
-          <w:rPr>
-            <w:color w:val="0000EE"/>
-            <w:u w:val="single"/>
-          </w:rPr>
-          <w:t>15</w:t>
+        <w:t>最後，拉班與雅各立下和平之約，二人堆起一堆石頭作為彼此之間的見證（</w:t>
+      </w:r>
+      <w:hyperlink r:id="rId24">
+        <w:r>
+          <w:rPr>
+            <w:lang w:val="zh_TW" w:bidi="zh_TW"/>
+          </w:rPr>
+          <w:rPr>
+            <w:color w:val="0000EE"/>
+            <w:u w:val="single"/>
+          </w:rPr>
+          <w:t>創31:46–50</w:t>
         </w:r>
       </w:hyperlink>
       <w:r>
@@ -482,17 +593,6 @@
       </w:r>
     </w:p>
     <w:p>
-      <w:pPr>
-        <w:pStyle w:val="Heading4"/>
-      </w:pPr>
-      <w:r>
-        <w:rPr>
-          <w:lang w:val="zh_TW" w:bidi="zh_TW"/>
-        </w:rPr>
-        <w:t>基諾爾（Kinnor）</w:t>
-      </w:r>
-    </w:p>
-    <w:p>
       <w:pPr/>
       <w:r>
         <w:rPr>
@@ -501,9 +601,32 @@
       </w:r>
       <w:r>
         <w:rPr>
-          <w:lang w:val="zh_TW" w:bidi="zh_TW"/>
-        </w:rPr>
-        <w:t>基諾爾在聖經中出現的次數比其它樂器更多，共有42次。許多人稱它為「大衛的豎琴」，並視為猶太人最喜愛的樂器。它比大型豎琴更接近里拉琴。其弦的數量不確定，但弦通常以羊腸製作，共鳴箱位於樂器底部。</w:t>
+          <w:i/>
+          <w:lang w:val="zh_TW" w:bidi="zh_TW"/>
+        </w:rPr>
+        <w:t xml:space="preserve">另見 </w:t>
+      </w:r>
+      <w:r>
+        <w:rPr>
+          <w:lang w:val="zh_TW" w:bidi="zh_TW"/>
+        </w:rPr>
+        <w:t>雅各 #1</w:t>
+      </w:r>
+      <w:r>
+        <w:rPr>
+          <w:lang w:val="zh_TW" w:bidi="zh_TW"/>
+        </w:rPr>
+        <w:t>。</w:t>
+      </w:r>
+      <w:r>
+        <w:rPr>
+          <w:lang w:val="zh_TW" w:bidi="zh_TW"/>
+        </w:rPr>
+      </w:r>
+      <w:r>
+        <w:rPr>
+          <w:lang w:val="zh_TW" w:bidi="zh_TW"/>
+        </w:rPr>
       </w:r>
     </w:p>
     <w:p>
@@ -513,130 +636,21 @@
           <w:lang w:val="zh_TW" w:bidi="zh_TW"/>
         </w:rPr>
       </w:r>
-      <w:r>
-        <w:rPr>
-          <w:lang w:val="zh_TW" w:bidi="zh_TW"/>
-        </w:rPr>
-        <w:t>我們並不確定基諾爾是以撥片或徒手演奏。聖經說大衛「用手彈奏它」（</w:t>
-      </w:r>
-      <w:hyperlink r:id="rId18">
-        <w:r>
-          <w:rPr>
-            <w:lang w:val="zh_TW" w:bidi="zh_TW"/>
-          </w:rPr>
-          <w:rPr>
-            <w:color w:val="0000EE"/>
-            <w:u w:val="single"/>
-          </w:rPr>
-          <w:t>撒上16:23</w:t>
-        </w:r>
-      </w:hyperlink>
-      <w:r>
-        <w:rPr>
-          <w:lang w:val="zh_TW" w:bidi="zh_TW"/>
-        </w:rPr>
-        <w:t>），可能表示徒手演奏並非常態。基諾爾的音色「優美」（</w:t>
-      </w:r>
-      <w:hyperlink r:id="rId19">
-        <w:r>
-          <w:rPr>
-            <w:lang w:val="zh_TW" w:bidi="zh_TW"/>
-          </w:rPr>
-          <w:rPr>
-            <w:color w:val="0000EE"/>
-            <w:u w:val="single"/>
-          </w:rPr>
-          <w:t>詩81:2</w:t>
-        </w:r>
-      </w:hyperlink>
-      <w:r>
-        <w:rPr>
-          <w:lang w:val="zh_TW" w:bidi="zh_TW"/>
-        </w:rPr>
-        <w:t>），可用於敬拜、慶典與國事場合（</w:t>
-      </w:r>
-      <w:hyperlink r:id="rId20">
-        <w:r>
-          <w:rPr>
-            <w:lang w:val="zh_TW" w:bidi="zh_TW"/>
-          </w:rPr>
-          <w:rPr>
-            <w:color w:val="0000EE"/>
-            <w:u w:val="single"/>
-          </w:rPr>
-          <w:t>撒上10:5</w:t>
-        </w:r>
-      </w:hyperlink>
-      <w:r>
-        <w:rPr>
-          <w:lang w:val="zh_TW" w:bidi="zh_TW"/>
-        </w:rPr>
-        <w:t>；</w:t>
-      </w:r>
-      <w:hyperlink r:id="rId21">
-        <w:r>
-          <w:rPr>
-            <w:lang w:val="zh_TW" w:bidi="zh_TW"/>
-          </w:rPr>
-          <w:rPr>
-            <w:color w:val="0000EE"/>
-            <w:u w:val="single"/>
-          </w:rPr>
-          <w:t>撒下6:5</w:t>
-        </w:r>
-      </w:hyperlink>
-      <w:r>
-        <w:rPr>
-          <w:lang w:val="zh_TW" w:bidi="zh_TW"/>
-        </w:rPr>
-        <w:t>；</w:t>
-      </w:r>
-      <w:hyperlink r:id="rId22">
-        <w:r>
-          <w:rPr>
-            <w:lang w:val="zh_TW" w:bidi="zh_TW"/>
-          </w:rPr>
-          <w:rPr>
-            <w:color w:val="0000EE"/>
-            <w:u w:val="single"/>
-          </w:rPr>
-          <w:t>賽5:12</w:t>
-        </w:r>
-      </w:hyperlink>
-      <w:r>
-        <w:rPr>
-          <w:lang w:val="zh_TW" w:bidi="zh_TW"/>
-        </w:rPr>
-        <w:t>）。牧羊人也會彈奏它（</w:t>
-      </w:r>
-      <w:hyperlink r:id="rId23">
-        <w:r>
-          <w:rPr>
-            <w:lang w:val="zh_TW" w:bidi="zh_TW"/>
-          </w:rPr>
-          <w:rPr>
-            <w:color w:val="0000EE"/>
-            <w:u w:val="single"/>
-          </w:rPr>
-          <w:t>撒上16:16</w:t>
-        </w:r>
-      </w:hyperlink>
-      <w:r>
-        <w:rPr>
-          <w:lang w:val="zh_TW" w:bidi="zh_TW"/>
-        </w:rPr>
-        <w:t>）。</w:t>
-      </w:r>
-    </w:p>
-    <w:p>
-      <w:pPr>
-        <w:pStyle w:val="Heading4"/>
-      </w:pPr>
-      <w:r>
-        <w:rPr>
-          <w:lang w:val="zh_TW" w:bidi="zh_TW"/>
-        </w:rPr>
-        <w:t>內伯（Nebel）</w:t>
+    </w:p>
+    <w:p>
+      <w:pPr>
+        <w:pStyle w:val="Heading2"/>
+      </w:pPr>
+      <w:r>
+        <w:rPr>
+          <w:lang w:val="zh_TW" w:bidi="zh_TW"/>
+        </w:rPr>
+        <w:t>拉比</w:t>
+      </w:r>
+      <w:r>
+        <w:rPr>
+          <w:lang w:val="zh_TW" w:bidi="zh_TW"/>
+        </w:rPr>
       </w:r>
     </w:p>
     <w:p>
@@ -650,49 +664,21 @@
         <w:rPr>
           <w:lang w:val="zh_TW" w:bidi="zh_TW"/>
         </w:rPr>
-        <w:t>在聖經中出現了27次。希伯來文中的內伯一詞意為「皮」或「皮瓶」。這可能是因為這種樂器的形狀像瓶子，底部圓而寬，能發出聲音。它是豎琴的一種（</w:t>
-      </w:r>
-      <w:r>
-        <w:rPr>
-          <w:lang w:val="zh_TW" w:bidi="zh_TW"/>
-        </w:rPr>
-        <w:t>和合本譯為「瑟」，</w:t>
-      </w:r>
-      <w:hyperlink r:id="rId21">
-        <w:r>
-          <w:rPr>
-            <w:lang w:val="zh_TW" w:bidi="zh_TW"/>
-          </w:rPr>
-          <w:rPr>
-            <w:color w:val="0000EE"/>
-            <w:u w:val="single"/>
-          </w:rPr>
-          <w:t>撒下6:5</w:t>
-        </w:r>
-      </w:hyperlink>
-      <w:r>
-        <w:rPr>
-          <w:lang w:val="zh_TW" w:bidi="zh_TW"/>
-        </w:rPr>
-        <w:t>；</w:t>
-      </w:r>
-      <w:hyperlink r:id="rId24">
-        <w:r>
-          <w:rPr>
-            <w:lang w:val="zh_TW" w:bidi="zh_TW"/>
-          </w:rPr>
-          <w:rPr>
-            <w:color w:val="0000EE"/>
-            <w:u w:val="single"/>
-          </w:rPr>
-          <w:t>王上10:12</w:t>
-        </w:r>
-      </w:hyperlink>
-      <w:r>
-        <w:rPr>
-          <w:lang w:val="zh_TW" w:bidi="zh_TW"/>
-        </w:rPr>
-        <w:t>；</w:t>
+        <w:t>一種尊稱，意思是「我的大人」或「在我之上者」。猶太人在耶穌的時代用這個稱號來稱呼他們的宗教教師。</w:t>
+      </w:r>
+    </w:p>
+    <w:p>
+      <w:pPr/>
+      <w:r>
+        <w:rPr>
+          <w:lang w:val="zh_TW" w:bidi="zh_TW"/>
+        </w:rPr>
+      </w:r>
+      <w:r>
+        <w:rPr>
+          <w:lang w:val="zh_TW" w:bidi="zh_TW"/>
+        </w:rPr>
+        <w:t>根據</w:t>
       </w:r>
       <w:hyperlink r:id="rId25">
         <w:r>
@@ -703,268 +689,14 @@
             <w:color w:val="0000EE"/>
             <w:u w:val="single"/>
           </w:rPr>
-          <w:t>尼12:27</w:t>
-        </w:r>
-      </w:hyperlink>
-      <w:r>
-        <w:rPr>
-          <w:lang w:val="zh_TW" w:bidi="zh_TW"/>
-        </w:rPr>
-        <w:t>；</w:t>
-      </w:r>
-      <w:hyperlink r:id="rId26">
-        <w:r>
-          <w:rPr>
-            <w:lang w:val="zh_TW" w:bidi="zh_TW"/>
-          </w:rPr>
-          <w:rPr>
-            <w:color w:val="0000EE"/>
-            <w:u w:val="single"/>
-          </w:rPr>
-          <w:t>詩57:8</w:t>
-        </w:r>
-      </w:hyperlink>
-      <w:r>
-        <w:rPr>
-          <w:lang w:val="zh_TW" w:bidi="zh_TW"/>
-        </w:rPr>
-        <w:t>；</w:t>
-      </w:r>
-      <w:hyperlink r:id="rId27">
-        <w:r>
-          <w:rPr>
-            <w:lang w:val="zh_TW" w:bidi="zh_TW"/>
-          </w:rPr>
-          <w:rPr>
-            <w:color w:val="0000EE"/>
-            <w:u w:val="single"/>
-          </w:rPr>
-          <w:t>摩5:23</w:t>
-        </w:r>
-      </w:hyperlink>
-      <w:r>
-        <w:rPr>
-          <w:lang w:val="zh_TW" w:bidi="zh_TW"/>
-        </w:rPr>
-        <w:t>），可能與埃及的豎琴相似，演奏方式可能為徒手彈奏。內伯比基諾爾更大、聲音更響亮。</w:t>
-      </w:r>
-    </w:p>
-    <w:p>
-      <w:pPr/>
-      <w:r>
-        <w:rPr>
-          <w:lang w:val="zh_TW" w:bidi="zh_TW"/>
-        </w:rPr>
-      </w:r>
-      <w:r>
-        <w:rPr>
-          <w:lang w:val="zh_TW" w:bidi="zh_TW"/>
-        </w:rPr>
-        <w:t>現代英文聖經通常將內伯翻譯為「豎琴」。有英文譯本則使用「薩泰里琴」（psaltery）或「維奧爾琴」（viol）（兩者都是弦樂器的古老名稱）。</w:t>
-      </w:r>
-    </w:p>
-    <w:p>
-      <w:pPr>
-        <w:pStyle w:val="Heading4"/>
-      </w:pPr>
-      <w:r>
-        <w:rPr>
-          <w:lang w:val="zh_TW" w:bidi="zh_TW"/>
-        </w:rPr>
-        <w:t>普桑特林（Psantrin）</w:t>
-      </w:r>
-    </w:p>
-    <w:p>
-      <w:pPr/>
-      <w:r>
-        <w:rPr>
-          <w:lang w:val="zh_TW" w:bidi="zh_TW"/>
-        </w:rPr>
-      </w:r>
-      <w:r>
-        <w:rPr>
-          <w:lang w:val="zh_TW" w:bidi="zh_TW"/>
-        </w:rPr>
-        <w:t>普桑特林（也稱為pesanterin）是來自希臘的樂器。曾在尼布甲尼撒王的樂隊中演奏（</w:t>
-      </w:r>
-      <w:hyperlink r:id="rId28">
-        <w:r>
-          <w:rPr>
-            <w:lang w:val="zh_TW" w:bidi="zh_TW"/>
-          </w:rPr>
-          <w:rPr>
-            <w:color w:val="0000EE"/>
-            <w:u w:val="single"/>
-          </w:rPr>
-          <w:t>但3:5–15</w:t>
-        </w:r>
-      </w:hyperlink>
-      <w:r>
-        <w:rPr>
-          <w:lang w:val="zh_TW" w:bidi="zh_TW"/>
-        </w:rPr>
-        <w:t>）。它可能類似於揚琴（dulcimer，一種以小槌敲擊琴弦的弦樂器）。</w:t>
-      </w:r>
-    </w:p>
-    <w:p>
-      <w:pPr>
-        <w:pStyle w:val="Heading4"/>
-      </w:pPr>
-      <w:r>
-        <w:rPr>
-          <w:lang w:val="zh_TW" w:bidi="zh_TW"/>
-        </w:rPr>
-        <w:t>撒布查（Sabcha）</w:t>
-      </w:r>
-    </w:p>
-    <w:p>
-      <w:pPr/>
-      <w:r>
-        <w:rPr>
-          <w:lang w:val="zh_TW" w:bidi="zh_TW"/>
-        </w:rPr>
-      </w:r>
-      <w:r>
-        <w:rPr>
-          <w:lang w:val="zh_TW" w:bidi="zh_TW"/>
-        </w:rPr>
-        <w:t>撒布查（也稱為sabbeka）是一種弦樂器，曾在巴比倫的王宮中演奏（</w:t>
-      </w:r>
-      <w:hyperlink r:id="rId28">
-        <w:r>
-          <w:rPr>
-            <w:lang w:val="zh_TW" w:bidi="zh_TW"/>
-          </w:rPr>
-          <w:rPr>
-            <w:color w:val="0000EE"/>
-            <w:u w:val="single"/>
-          </w:rPr>
-          <w:t>但3:5–15</w:t>
-        </w:r>
-      </w:hyperlink>
-      <w:r>
-        <w:rPr>
-          <w:lang w:val="zh_TW" w:bidi="zh_TW"/>
-        </w:rPr>
-        <w:t>）。希臘人稱之為桑比刻（sambyke），而羅馬人則稱之為桑布卡（sambuca）。其形狀像三角形，有四條弦，音色高亢尖銳。有英文譯本稱之為「薩克布特」（sackbut）。</w:t>
-      </w:r>
-    </w:p>
-    <w:p>
-      <w:pPr>
-        <w:pStyle w:val="Heading3"/>
-      </w:pPr>
-      <w:r>
-        <w:rPr>
-          <w:lang w:val="zh_TW" w:bidi="zh_TW"/>
-        </w:rPr>
-        <w:t>管樂器</w:t>
-      </w:r>
-    </w:p>
-    <w:p>
-      <w:pPr/>
-      <w:r>
-        <w:rPr>
-          <w:lang w:val="zh_TW" w:bidi="zh_TW"/>
-        </w:rPr>
-      </w:r>
-      <w:r>
-        <w:rPr>
-          <w:lang w:val="zh_TW" w:bidi="zh_TW"/>
-        </w:rPr>
-        <w:t>吹奏樂器（人們通過吹氣來產生音樂的樂器）可以分為兩類：管樂器和號角樂器。</w:t>
-      </w:r>
-    </w:p>
-    <w:p>
-      <w:pPr>
-        <w:pStyle w:val="Heading4"/>
-      </w:pPr>
-      <w:r>
-        <w:rPr>
-          <w:lang w:val="zh_TW" w:bidi="zh_TW"/>
-        </w:rPr>
-        <w:t>哈利勒（Halil）</w:t>
-      </w:r>
-    </w:p>
-    <w:p>
-      <w:pPr/>
-      <w:r>
-        <w:rPr>
-          <w:lang w:val="zh_TW" w:bidi="zh_TW"/>
-        </w:rPr>
-      </w:r>
-      <w:r>
-        <w:rPr>
-          <w:lang w:val="zh_TW" w:bidi="zh_TW"/>
-        </w:rPr>
-        <w:t>哈利勒是一種管樂器，在聖經中出現了六次，聖經時代之後的猶太作家也曾提到這種樂器。哈利勒類似於希臘的奧羅斯（aulos，一種像現代雙簧管的古代樂器）。許多聖經翻譯將其稱為「笛或簫」（</w:t>
-      </w:r>
-      <w:hyperlink r:id="rId29">
-        <w:r>
-          <w:rPr>
-            <w:lang w:val="zh_TW" w:bidi="zh_TW"/>
-          </w:rPr>
-          <w:rPr>
-            <w:color w:val="0000EE"/>
-            <w:u w:val="single"/>
-          </w:rPr>
-          <w:t>太9:23</w:t>
-        </w:r>
-      </w:hyperlink>
-      <w:r>
-        <w:rPr>
-          <w:lang w:val="zh_TW" w:bidi="zh_TW"/>
-        </w:rPr>
-        <w:t>；</w:t>
-      </w:r>
-      <w:hyperlink r:id="rId30">
-        <w:r>
-          <w:rPr>
-            <w:lang w:val="zh_TW" w:bidi="zh_TW"/>
-          </w:rPr>
-          <w:rPr>
-            <w:color w:val="0000EE"/>
-            <w:u w:val="single"/>
-          </w:rPr>
-          <w:t>林前14:7</w:t>
-        </w:r>
-      </w:hyperlink>
-      <w:r>
-        <w:rPr>
-          <w:lang w:val="zh_TW" w:bidi="zh_TW"/>
-        </w:rPr>
-        <w:t>；</w:t>
-      </w:r>
-      <w:hyperlink r:id="rId31">
-        <w:r>
-          <w:rPr>
-            <w:lang w:val="zh_TW" w:bidi="zh_TW"/>
-          </w:rPr>
-          <w:rPr>
-            <w:color w:val="0000EE"/>
-            <w:u w:val="single"/>
-          </w:rPr>
-          <w:t>啟18:22</w:t>
-        </w:r>
-      </w:hyperlink>
-      <w:r>
-        <w:rPr>
-          <w:lang w:val="zh_TW" w:bidi="zh_TW"/>
-        </w:rPr>
-        <w:t>）。早期的版本多以蘆葦等中空植物製作，吹口由兩片簧片組成，音色可能高亢且響亮。</w:t>
-      </w:r>
-    </w:p>
-    <w:p>
-      <w:pPr/>
-      <w:r>
-        <w:rPr>
-          <w:lang w:val="zh_TW" w:bidi="zh_TW"/>
-        </w:rPr>
-      </w:r>
-      <w:r>
-        <w:rPr>
-          <w:lang w:val="zh_TW" w:bidi="zh_TW"/>
-        </w:rPr>
-        <w:t>人們在不同場合演奏哈利勒：</w:t>
+          <w:t>馬太福音二十三章7節</w:t>
+        </w:r>
+      </w:hyperlink>
+      <w:r>
+        <w:rPr>
+          <w:lang w:val="zh_TW" w:bidi="zh_TW"/>
+        </w:rPr>
+        <w:t>，「拉比」是用於稱呼猶太文士和法利賽人的頭銜。然而，在新約聖經中，當其他人對耶穌說話時，它最常用作尊稱。在福音書中的許多故事中，人們都稱呼耶穌為「拉比」。比如：</w:t>
       </w:r>
     </w:p>
     <w:p>
@@ -978,29 +710,23 @@
           <w:lang w:val="zh_TW" w:bidi="zh_TW"/>
         </w:rPr>
       </w:r>
-      <w:r>
-        <w:rPr>
-          <w:lang w:val="zh_TW" w:bidi="zh_TW"/>
-        </w:rPr>
-        <w:t>在快樂的活動上，例如節期（</w:t>
-      </w:r>
-      <w:hyperlink r:id="rId22">
-        <w:r>
-          <w:rPr>
-            <w:lang w:val="zh_TW" w:bidi="zh_TW"/>
-          </w:rPr>
-          <w:rPr>
-            <w:color w:val="0000EE"/>
-            <w:u w:val="single"/>
-          </w:rPr>
-          <w:t>賽5:12</w:t>
-        </w:r>
-      </w:hyperlink>
-      <w:r>
-        <w:rPr>
-          <w:lang w:val="zh_TW" w:bidi="zh_TW"/>
-        </w:rPr>
-        <w:t>）。</w:t>
+      <w:hyperlink r:id="rId26">
+        <w:r>
+          <w:rPr>
+            <w:lang w:val="zh_TW" w:bidi="zh_TW"/>
+          </w:rPr>
+          <w:rPr>
+            <w:color w:val="0000EE"/>
+            <w:u w:val="single"/>
+          </w:rPr>
+          <w:t>約翰福音一章49節</w:t>
+        </w:r>
+      </w:hyperlink>
+      <w:r>
+        <w:rPr>
+          <w:lang w:val="zh_TW" w:bidi="zh_TW"/>
+        </w:rPr>
+        <w:t>中的拿但業</w:t>
       </w:r>
     </w:p>
     <w:p>
@@ -1014,29 +740,23 @@
           <w:lang w:val="zh_TW" w:bidi="zh_TW"/>
         </w:rPr>
       </w:r>
-      <w:r>
-        <w:rPr>
-          <w:lang w:val="zh_TW" w:bidi="zh_TW"/>
-        </w:rPr>
-        <w:t>當先知被神的靈充滿時（</w:t>
-      </w:r>
-      <w:hyperlink r:id="rId20">
-        <w:r>
-          <w:rPr>
-            <w:lang w:val="zh_TW" w:bidi="zh_TW"/>
-          </w:rPr>
-          <w:rPr>
-            <w:color w:val="0000EE"/>
-            <w:u w:val="single"/>
-          </w:rPr>
-          <w:t>撒上10:5</w:t>
-        </w:r>
-      </w:hyperlink>
-      <w:r>
-        <w:rPr>
-          <w:lang w:val="zh_TW" w:bidi="zh_TW"/>
-        </w:rPr>
-        <w:t>）。</w:t>
+      <w:hyperlink r:id="rId27">
+        <w:r>
+          <w:rPr>
+            <w:lang w:val="zh_TW" w:bidi="zh_TW"/>
+          </w:rPr>
+          <w:rPr>
+            <w:color w:val="0000EE"/>
+            <w:u w:val="single"/>
+          </w:rPr>
+          <w:t>約翰福音一章38節</w:t>
+        </w:r>
+      </w:hyperlink>
+      <w:r>
+        <w:rPr>
+          <w:lang w:val="zh_TW" w:bidi="zh_TW"/>
+        </w:rPr>
+        <w:t>中的彼得和安得烈</w:t>
       </w:r>
     </w:p>
     <w:p>
@@ -1050,132 +770,23 @@
           <w:lang w:val="zh_TW" w:bidi="zh_TW"/>
         </w:rPr>
       </w:r>
-      <w:r>
-        <w:rPr>
-          <w:lang w:val="zh_TW" w:bidi="zh_TW"/>
-        </w:rPr>
-        <w:t>在悲傷和哀悼時（</w:t>
-      </w:r>
-      <w:hyperlink r:id="rId32">
-        <w:r>
-          <w:rPr>
-            <w:lang w:val="zh_TW" w:bidi="zh_TW"/>
-          </w:rPr>
-          <w:rPr>
-            <w:color w:val="0000EE"/>
-            <w:u w:val="single"/>
-          </w:rPr>
-          <w:t>耶48:36</w:t>
-        </w:r>
-      </w:hyperlink>
-      <w:r>
-        <w:rPr>
-          <w:lang w:val="zh_TW" w:bidi="zh_TW"/>
-        </w:rPr>
-        <w:t>）。</w:t>
-      </w:r>
-    </w:p>
-    <w:p>
-      <w:pPr>
-        <w:pStyle w:val="Heading4"/>
-      </w:pPr>
-      <w:r>
-        <w:rPr>
-          <w:lang w:val="zh_TW" w:bidi="zh_TW"/>
-        </w:rPr>
-        <w:t>哈瑣茲羅特（Hatzotzrot）</w:t>
-      </w:r>
-    </w:p>
-    <w:p>
-      <w:pPr/>
-      <w:r>
-        <w:rPr>
-          <w:lang w:val="zh_TW" w:bidi="zh_TW"/>
-        </w:rPr>
-      </w:r>
-      <w:r>
-        <w:rPr>
-          <w:lang w:val="zh_TW" w:bidi="zh_TW"/>
-        </w:rPr>
-        <w:t>哈瑣茲羅特是古代使用的號角。我們對這種樂器的了解比其它希伯來樂器更多，因為我們可以看到它的圖案。當羅馬人攻陷耶路撒冷時，他們從聖殿帶走兩個這樣的號角。他們在羅馬為領袖提多建造的凱旋門上，雕刻了這些號角的圖案。</w:t>
-      </w:r>
-    </w:p>
-    <w:p>
-      <w:pPr/>
-      <w:r>
-        <w:rPr>
-          <w:lang w:val="zh_TW" w:bidi="zh_TW"/>
-        </w:rPr>
-      </w:r>
-      <w:r>
-        <w:rPr>
-          <w:lang w:val="zh_TW" w:bidi="zh_TW"/>
-        </w:rPr>
-        <w:t>哈瑣茲羅特約為0.9公尺（一碼）長，形狀窄長，末端有寬口。人們用銀或金製作這些號角。這種設計可能源自埃及號角。類似的樂器也在亞述、赫梯帝國和希臘使用。</w:t>
-      </w:r>
-    </w:p>
-    <w:p>
-      <w:pPr/>
-      <w:r>
-        <w:rPr>
-          <w:lang w:val="zh_TW" w:bidi="zh_TW"/>
-        </w:rPr>
-      </w:r>
-      <w:r>
-        <w:rPr>
-          <w:lang w:val="zh_TW" w:bidi="zh_TW"/>
-        </w:rPr>
-        <w:t>神吩咐摩西製作兩個銀號角（</w:t>
-      </w:r>
-      <w:hyperlink r:id="rId33">
-        <w:r>
-          <w:rPr>
-            <w:lang w:val="zh_TW" w:bidi="zh_TW"/>
-          </w:rPr>
-          <w:rPr>
-            <w:color w:val="0000EE"/>
-            <w:u w:val="single"/>
-          </w:rPr>
-          <w:t>民10:2</w:t>
-        </w:r>
-      </w:hyperlink>
-      <w:r>
-        <w:rPr>
-          <w:lang w:val="zh_TW" w:bidi="zh_TW"/>
-        </w:rPr>
-        <w:t>），只有亞倫的後代（第一位大祭司）可以吹奏這些樂器。這些古代號角是我們現在稱為報信號角的早期版本。</w:t>
-      </w:r>
-    </w:p>
-    <w:p>
-      <w:pPr/>
-      <w:r>
-        <w:rPr>
-          <w:lang w:val="zh_TW" w:bidi="zh_TW"/>
-        </w:rPr>
-      </w:r>
-      <w:r>
-        <w:rPr>
-          <w:lang w:val="zh_TW" w:bidi="zh_TW"/>
-        </w:rPr>
-        <w:t>聖經說這些號角使人記念神（</w:t>
-      </w:r>
-      <w:hyperlink r:id="rId34">
-        <w:r>
-          <w:rPr>
-            <w:lang w:val="zh_TW" w:bidi="zh_TW"/>
-          </w:rPr>
-          <w:rPr>
-            <w:color w:val="0000EE"/>
-            <w:u w:val="single"/>
-          </w:rPr>
-          <w:t>民10:10</w:t>
-        </w:r>
-      </w:hyperlink>
-      <w:r>
-        <w:rPr>
-          <w:lang w:val="zh_TW" w:bidi="zh_TW"/>
-        </w:rPr>
-        <w:t>）。人們用來：</w:t>
+      <w:hyperlink r:id="rId28">
+        <w:r>
+          <w:rPr>
+            <w:lang w:val="zh_TW" w:bidi="zh_TW"/>
+          </w:rPr>
+          <w:rPr>
+            <w:color w:val="0000EE"/>
+            <w:u w:val="single"/>
+          </w:rPr>
+          <w:t>約翰福音三章2節</w:t>
+        </w:r>
+      </w:hyperlink>
+      <w:r>
+        <w:rPr>
+          <w:lang w:val="zh_TW" w:bidi="zh_TW"/>
+        </w:rPr>
+        <w:t>中的尼哥德慕</w:t>
       </w:r>
     </w:p>
     <w:p>
@@ -1189,11 +800,41 @@
           <w:lang w:val="zh_TW" w:bidi="zh_TW"/>
         </w:rPr>
       </w:r>
-      <w:r>
-        <w:rPr>
-          <w:lang w:val="zh_TW" w:bidi="zh_TW"/>
-        </w:rPr>
-        <w:t>召集會眾到會幕聚集</w:t>
+      <w:hyperlink r:id="rId29">
+        <w:r>
+          <w:rPr>
+            <w:lang w:val="zh_TW" w:bidi="zh_TW"/>
+          </w:rPr>
+          <w:rPr>
+            <w:color w:val="0000EE"/>
+            <w:u w:val="single"/>
+          </w:rPr>
+          <w:t>約翰福音九章2節</w:t>
+        </w:r>
+      </w:hyperlink>
+      <w:r>
+        <w:rPr>
+          <w:lang w:val="zh_TW" w:bidi="zh_TW"/>
+        </w:rPr>
+        <w:t>，</w:t>
+      </w:r>
+      <w:hyperlink r:id="rId30">
+        <w:r>
+          <w:rPr>
+            <w:lang w:val="zh_TW" w:bidi="zh_TW"/>
+          </w:rPr>
+          <w:rPr>
+            <w:color w:val="0000EE"/>
+            <w:u w:val="single"/>
+          </w:rPr>
+          <w:t>十一章8節</w:t>
+        </w:r>
+      </w:hyperlink>
+      <w:r>
+        <w:rPr>
+          <w:lang w:val="zh_TW" w:bidi="zh_TW"/>
+        </w:rPr>
+        <w:t>中的門徒（群體）</w:t>
       </w:r>
     </w:p>
     <w:p>
@@ -1207,47 +848,2045 @@
           <w:lang w:val="zh_TW" w:bidi="zh_TW"/>
         </w:rPr>
       </w:r>
-      <w:r>
-        <w:rPr>
-          <w:lang w:val="zh_TW" w:bidi="zh_TW"/>
-        </w:rPr>
-        <w:t>發出警告</w:t>
+      <w:hyperlink r:id="rId31">
+        <w:r>
+          <w:rPr>
+            <w:lang w:val="zh_TW" w:bidi="zh_TW"/>
+          </w:rPr>
+          <w:rPr>
+            <w:color w:val="0000EE"/>
+            <w:u w:val="single"/>
+          </w:rPr>
+          <w:t>約翰福音六章25節</w:t>
+        </w:r>
+      </w:hyperlink>
+      <w:r>
+        <w:rPr>
+          <w:lang w:val="zh_TW" w:bidi="zh_TW"/>
+        </w:rPr>
+        <w:t>中的群眾</w:t>
+      </w:r>
+    </w:p>
+    <w:p>
+      <w:pPr/>
+      <w:r>
+        <w:rPr>
+          <w:lang w:val="zh_TW" w:bidi="zh_TW"/>
+        </w:rPr>
+      </w:r>
+      <w:r>
+        <w:rPr>
+          <w:lang w:val="zh_TW" w:bidi="zh_TW"/>
+        </w:rPr>
+        <w:t>抹大拉的馬利亞和盲人巴底買都使用較長的形式「拉波尼」來直接稱呼耶穌（</w:t>
+      </w:r>
+      <w:hyperlink r:id="rId32">
+        <w:r>
+          <w:rPr>
+            <w:lang w:val="zh_TW" w:bidi="zh_TW"/>
+          </w:rPr>
+          <w:rPr>
+            <w:color w:val="0000EE"/>
+            <w:u w:val="single"/>
+          </w:rPr>
+          <w:t>馬可福音10:51</w:t>
+        </w:r>
+      </w:hyperlink>
+      <w:r>
+        <w:rPr>
+          <w:lang w:val="zh_TW" w:bidi="zh_TW"/>
+        </w:rPr>
+        <w:t>；</w:t>
+      </w:r>
+      <w:hyperlink r:id="rId33">
+        <w:r>
+          <w:rPr>
+            <w:lang w:val="zh_TW" w:bidi="zh_TW"/>
+          </w:rPr>
+          <w:rPr>
+            <w:color w:val="0000EE"/>
+            <w:u w:val="single"/>
+          </w:rPr>
+          <w:t>約翰福音20:16</w:t>
+        </w:r>
+      </w:hyperlink>
+      <w:r>
+        <w:rPr>
+          <w:lang w:val="zh_TW" w:bidi="zh_TW"/>
+        </w:rPr>
+        <w:t>）。這比使用較短的稱呼「拉比」更表現出深刻的尊敬。在約翰福音書寫成的時候，「拉比」這個稱呼的意思是「老師」。約翰在</w:t>
+      </w:r>
+      <w:hyperlink r:id="rId27">
+        <w:r>
+          <w:rPr>
+            <w:lang w:val="zh_TW" w:bidi="zh_TW"/>
+          </w:rPr>
+          <w:rPr>
+            <w:color w:val="0000EE"/>
+            <w:u w:val="single"/>
+          </w:rPr>
+          <w:t>一章38節</w:t>
+        </w:r>
+      </w:hyperlink>
+      <w:r>
+        <w:rPr>
+          <w:lang w:val="zh_TW" w:bidi="zh_TW"/>
+        </w:rPr>
+        <w:t>中明確指出這一點，並在</w:t>
+      </w:r>
+      <w:hyperlink r:id="rId28">
+        <w:r>
+          <w:rPr>
+            <w:lang w:val="zh_TW" w:bidi="zh_TW"/>
+          </w:rPr>
+          <w:rPr>
+            <w:color w:val="0000EE"/>
+            <w:u w:val="single"/>
+          </w:rPr>
+          <w:t>三章2節</w:t>
+        </w:r>
+      </w:hyperlink>
+      <w:r>
+        <w:rPr>
+          <w:lang w:val="zh_TW" w:bidi="zh_TW"/>
+        </w:rPr>
+        <w:t>中暗示了這一點。</w:t>
+      </w:r>
+    </w:p>
+    <w:p>
+      <w:pPr/>
+      <w:r>
+        <w:rPr>
+          <w:lang w:val="zh_TW" w:bidi="zh_TW"/>
+        </w:rPr>
+      </w:r>
+      <w:r>
+        <w:rPr>
+          <w:lang w:val="zh_TW" w:bidi="zh_TW"/>
+        </w:rPr>
+        <w:t>耶穌譴責文士和法利賽人因這個稱呼而驕傲，他們堅持人們在公共場合稱呼他們「拉比」（</w:t>
+      </w:r>
+      <w:hyperlink r:id="rId34">
+        <w:r>
+          <w:rPr>
+            <w:lang w:val="zh_TW" w:bidi="zh_TW"/>
+          </w:rPr>
+          <w:rPr>
+            <w:color w:val="0000EE"/>
+            <w:u w:val="single"/>
+          </w:rPr>
+          <w:t>馬太福音23:7–8</w:t>
+        </w:r>
+      </w:hyperlink>
+      <w:r>
+        <w:rPr>
+          <w:lang w:val="zh_TW" w:bidi="zh_TW"/>
+        </w:rPr>
+        <w:t>）。耶穌禁止他的門徒使用這個稱呼，說：「</w:t>
+      </w:r>
+      <w:r>
+        <w:rPr>
+          <w:lang w:val="zh_TW" w:bidi="zh_TW"/>
+        </w:rPr>
+        <w:t>你們不要受拉比的稱呼</w:t>
+      </w:r>
+      <w:r>
+        <w:rPr>
+          <w:lang w:val="zh_TW" w:bidi="zh_TW"/>
+        </w:rPr>
+        <w:t>。」耶穌並未禁止合理使用這個稱呼，但拒絕驕傲地尋求與之相關的榮譽。當人們以敬畏的方式使用耶穌的稱呼時，並未受到責備。</w:t>
+      </w:r>
+      <w:r>
+        <w:rPr>
+          <w:lang w:val="zh_TW" w:bidi="zh_TW"/>
+        </w:rPr>
+      </w:r>
+      <w:r>
+        <w:rPr>
+          <w:lang w:val="zh_TW" w:bidi="zh_TW"/>
+        </w:rPr>
+      </w:r>
+    </w:p>
+    <w:p>
+      <w:pPr/>
+      <w:r>
+        <w:rPr>
+          <w:lang w:val="zh_TW" w:bidi="zh_TW"/>
+        </w:rPr>
+      </w:r>
+    </w:p>
+    <w:p>
+      <w:pPr>
+        <w:pStyle w:val="Heading2"/>
+      </w:pPr>
+      <w:r>
+        <w:rPr>
+          <w:lang w:val="zh_TW" w:bidi="zh_TW"/>
+        </w:rPr>
+        <w:t>拉波尼</w:t>
+      </w:r>
+      <w:r>
+        <w:rPr>
+          <w:lang w:val="zh_TW" w:bidi="zh_TW"/>
+        </w:rPr>
+      </w:r>
+    </w:p>
+    <w:p>
+      <w:pPr/>
+      <w:r>
+        <w:rPr>
+          <w:lang w:val="zh_TW" w:bidi="zh_TW"/>
+        </w:rPr>
+      </w:r>
+      <w:r>
+        <w:rPr>
+          <w:lang w:val="zh_TW" w:bidi="zh_TW"/>
+        </w:rPr>
+        <w:t>尊稱</w:t>
+      </w:r>
+      <w:r>
+        <w:rPr>
+          <w:i/>
+          <w:lang w:val="zh_TW" w:bidi="zh_TW"/>
+        </w:rPr>
+        <w:t>拉比</w:t>
+      </w:r>
+      <w:r>
+        <w:rPr>
+          <w:lang w:val="zh_TW" w:bidi="zh_TW"/>
+        </w:rPr>
+        <w:t>的變體，意思是「我偉大的那一位」或「我至上的那一位」。這個稱謂是用來稱呼老師的。拉波尼僅用於</w:t>
+      </w:r>
+      <w:hyperlink r:id="rId32">
+        <w:r>
+          <w:rPr>
+            <w:lang w:val="zh_TW" w:bidi="zh_TW"/>
+          </w:rPr>
+          <w:rPr>
+            <w:color w:val="0000EE"/>
+            <w:u w:val="single"/>
+          </w:rPr>
+          <w:t>馬可福音十章51節</w:t>
+        </w:r>
+      </w:hyperlink>
+      <w:r>
+        <w:rPr>
+          <w:lang w:val="zh_TW" w:bidi="zh_TW"/>
+        </w:rPr>
+        <w:t>和</w:t>
+      </w:r>
+      <w:hyperlink r:id="rId33">
+        <w:r>
+          <w:rPr>
+            <w:lang w:val="zh_TW" w:bidi="zh_TW"/>
+          </w:rPr>
+          <w:rPr>
+            <w:color w:val="0000EE"/>
+            <w:u w:val="single"/>
+          </w:rPr>
+          <w:t>約翰福音二十章16節</w:t>
+        </w:r>
+      </w:hyperlink>
+      <w:r>
+        <w:rPr>
+          <w:lang w:val="zh_TW" w:bidi="zh_TW"/>
+        </w:rPr>
+        <w:t>。</w:t>
+      </w:r>
+      <w:r>
+        <w:rPr>
+          <w:i/>
+          <w:lang w:val="zh_TW" w:bidi="zh_TW"/>
+        </w:rPr>
+        <w:t>見</w:t>
+      </w:r>
+      <w:r>
+        <w:rPr>
+          <w:lang w:val="zh_TW" w:bidi="zh_TW"/>
+        </w:rPr>
+        <w:t>拉比</w:t>
+      </w:r>
+      <w:r>
+        <w:rPr>
+          <w:lang w:val="zh_TW" w:bidi="zh_TW"/>
+        </w:rPr>
+        <w:t>。</w:t>
+      </w:r>
+      <w:r>
+        <w:rPr>
+          <w:lang w:val="zh_TW" w:bidi="zh_TW"/>
+        </w:rPr>
+      </w:r>
+      <w:r>
+        <w:rPr>
+          <w:lang w:val="zh_TW" w:bidi="zh_TW"/>
+        </w:rPr>
+      </w:r>
+    </w:p>
+    <w:p>
+      <w:pPr/>
+      <w:r>
+        <w:rPr>
+          <w:lang w:val="zh_TW" w:bidi="zh_TW"/>
+        </w:rPr>
+      </w:r>
+    </w:p>
+    <w:p>
+      <w:pPr>
+        <w:pStyle w:val="Heading2"/>
+      </w:pPr>
+      <w:r>
+        <w:rPr>
+          <w:lang w:val="zh_TW" w:bidi="zh_TW"/>
+        </w:rPr>
+        <w:t>拉法（Rapha）</w:t>
+      </w:r>
+      <w:r>
+        <w:rPr>
+          <w:lang w:val="zh_TW" w:bidi="zh_TW"/>
+        </w:rPr>
+      </w:r>
+    </w:p>
+    <w:p>
+      <w:pPr>
+        <w:pStyle w:val="ListNumber"/>
+        <w:numPr>
+          <w:ilvl w:val="0"/>
+          <w:numId w:val="14"/>
+        </w:numPr>
+        <w:spacing w:line="240" w:lineRule="auto"/>
+        <w:ind w:left="720"/>
+      </w:pPr>
+      <w:r>
+        <w:rPr>
+          <w:lang w:val="zh_TW" w:bidi="zh_TW"/>
+        </w:rPr>
+      </w:r>
+      <w:r>
+        <w:rPr>
+          <w:lang w:val="zh_TW" w:bidi="zh_TW"/>
+        </w:rPr>
+        <w:t>便雅憫的第五個兒子（</w:t>
+      </w:r>
+      <w:hyperlink r:id="rId35">
+        <w:r>
+          <w:rPr>
+            <w:lang w:val="zh_TW" w:bidi="zh_TW"/>
+          </w:rPr>
+          <w:rPr>
+            <w:color w:val="0000EE"/>
+            <w:u w:val="single"/>
+          </w:rPr>
+          <w:t>代上8:2</w:t>
+        </w:r>
+      </w:hyperlink>
+      <w:r>
+        <w:rPr>
+          <w:lang w:val="zh_TW" w:bidi="zh_TW"/>
+        </w:rPr>
+        <w:t>）。在</w:t>
+      </w:r>
+      <w:hyperlink r:id="rId36">
+        <w:r>
+          <w:rPr>
+            <w:lang w:val="zh_TW" w:bidi="zh_TW"/>
+          </w:rPr>
+          <w:rPr>
+            <w:color w:val="0000EE"/>
+            <w:u w:val="single"/>
+          </w:rPr>
+          <w:t>創世記四十六章21節</w:t>
+        </w:r>
+      </w:hyperlink>
+      <w:r>
+        <w:rPr>
+          <w:lang w:val="zh_TW" w:bidi="zh_TW"/>
+        </w:rPr>
+        <w:t>較早的名單中，沒有列出他的名字。</w:t>
+      </w:r>
+    </w:p>
+    <w:p>
+      <w:pPr>
+        <w:pStyle w:val="ListNumber"/>
+        <w:spacing w:line="240" w:lineRule="auto"/>
+        <w:ind w:left="720"/>
+      </w:pPr>
+      <w:r>
+        <w:rPr>
+          <w:lang w:val="zh_TW" w:bidi="zh_TW"/>
+        </w:rPr>
+      </w:r>
+      <w:r>
+        <w:rPr>
+          <w:lang w:val="zh_TW" w:bidi="zh_TW"/>
+        </w:rPr>
+        <w:t xml:space="preserve"> 某英文譯本將拉法（Raphah）拼寫成Rapha。拉法是利法雅的別名，為比尼亞的兒子，見於</w:t>
+      </w:r>
+      <w:hyperlink r:id="rId37">
+        <w:r>
+          <w:rPr>
+            <w:lang w:val="zh_TW" w:bidi="zh_TW"/>
+          </w:rPr>
+          <w:rPr>
+            <w:color w:val="0000EE"/>
+            <w:u w:val="single"/>
+          </w:rPr>
+          <w:t>歷代志上八章37節</w:t>
+        </w:r>
+      </w:hyperlink>
+      <w:r>
+        <w:rPr>
+          <w:lang w:val="zh_TW" w:bidi="zh_TW"/>
+        </w:rPr>
+        <w:t>。</w:t>
+      </w:r>
+      <w:r>
+        <w:rPr>
+          <w:i/>
+          <w:lang w:val="zh_TW" w:bidi="zh_TW"/>
+        </w:rPr>
+        <w:t>見</w:t>
+      </w:r>
+      <w:r>
+        <w:rPr>
+          <w:lang w:val="zh_TW" w:bidi="zh_TW"/>
+        </w:rPr>
+        <w:t>利法雅 #4</w:t>
+      </w:r>
+      <w:r>
+        <w:rPr>
+          <w:lang w:val="zh_TW" w:bidi="zh_TW"/>
+        </w:rPr>
+        <w:t>。</w:t>
+      </w:r>
+      <w:r>
+        <w:rPr>
+          <w:lang w:val="zh_TW" w:bidi="zh_TW"/>
+        </w:rPr>
+      </w:r>
+      <w:r>
+        <w:rPr>
+          <w:lang w:val="zh_TW" w:bidi="zh_TW"/>
+        </w:rPr>
+      </w:r>
+    </w:p>
+    <w:p>
+      <w:pPr/>
+      <w:r>
+        <w:rPr>
+          <w:lang w:val="zh_TW" w:bidi="zh_TW"/>
+        </w:rPr>
+      </w:r>
+    </w:p>
+    <w:p>
+      <w:pPr>
+        <w:pStyle w:val="Heading2"/>
+      </w:pPr>
+      <w:r>
+        <w:rPr>
+          <w:lang w:val="zh_TW" w:bidi="zh_TW"/>
+        </w:rPr>
+        <w:t>拉海‧萊 （Lahai-Roi）</w:t>
+      </w:r>
+      <w:r>
+        <w:rPr>
+          <w:lang w:val="zh_TW" w:bidi="zh_TW"/>
+        </w:rPr>
+      </w:r>
+    </w:p>
+    <w:p>
+      <w:pPr/>
+      <w:r>
+        <w:rPr>
+          <w:lang w:val="zh_TW" w:bidi="zh_TW"/>
+        </w:rPr>
+      </w:r>
+      <w:r>
+        <w:rPr>
+          <w:lang w:val="zh_TW" w:bidi="zh_TW"/>
+        </w:rPr>
+        <w:t>這是某英文譯本對庇耳‧拉海‧萊（Beer-lahai-roi）的拼寫形式。這個名稱指的是一口井，記載於</w:t>
+      </w:r>
+      <w:hyperlink r:id="rId38">
+        <w:r>
+          <w:rPr>
+            <w:lang w:val="zh_TW" w:bidi="zh_TW"/>
+          </w:rPr>
+          <w:rPr>
+            <w:color w:val="0000EE"/>
+            <w:u w:val="single"/>
+          </w:rPr>
+          <w:t>創世記二十四章62節</w:t>
+        </w:r>
+      </w:hyperlink>
+      <w:r>
+        <w:rPr>
+          <w:lang w:val="zh_TW" w:bidi="zh_TW"/>
+        </w:rPr>
+        <w:t>和</w:t>
+      </w:r>
+      <w:hyperlink r:id="rId39">
+        <w:r>
+          <w:rPr>
+            <w:lang w:val="zh_TW" w:bidi="zh_TW"/>
+          </w:rPr>
+          <w:rPr>
+            <w:color w:val="0000EE"/>
+            <w:u w:val="single"/>
+          </w:rPr>
+          <w:t>二十五章11節</w:t>
+        </w:r>
+      </w:hyperlink>
+      <w:r>
+        <w:rPr>
+          <w:lang w:val="zh_TW" w:bidi="zh_TW"/>
+        </w:rPr>
+        <w:t>。</w:t>
+      </w:r>
+    </w:p>
+    <w:p>
+      <w:pPr/>
+      <w:r>
+        <w:rPr>
+          <w:lang w:val="zh_TW" w:bidi="zh_TW"/>
+        </w:rPr>
+      </w:r>
+      <w:r>
+        <w:rPr>
+          <w:i/>
+          <w:lang w:val="zh_TW" w:bidi="zh_TW"/>
+        </w:rPr>
+        <w:t xml:space="preserve">見 </w:t>
+      </w:r>
+      <w:r>
+        <w:rPr>
+          <w:lang w:val="zh_TW" w:bidi="zh_TW"/>
+        </w:rPr>
+        <w:t>庇耳‧拉海‧萊</w:t>
+      </w:r>
+      <w:r>
+        <w:rPr>
+          <w:lang w:val="zh_TW" w:bidi="zh_TW"/>
+        </w:rPr>
+        <w:t>。</w:t>
+      </w:r>
+      <w:r>
+        <w:rPr>
+          <w:lang w:val="zh_TW" w:bidi="zh_TW"/>
+        </w:rPr>
+      </w:r>
+      <w:r>
+        <w:rPr>
+          <w:lang w:val="zh_TW" w:bidi="zh_TW"/>
+        </w:rPr>
+      </w:r>
+    </w:p>
+    <w:p>
+      <w:pPr/>
+      <w:r>
+        <w:rPr>
+          <w:lang w:val="zh_TW" w:bidi="zh_TW"/>
+        </w:rPr>
+      </w:r>
+    </w:p>
+    <w:p>
+      <w:pPr>
+        <w:pStyle w:val="Heading2"/>
+      </w:pPr>
+      <w:r>
+        <w:rPr>
+          <w:lang w:val="zh_TW" w:bidi="zh_TW"/>
+        </w:rPr>
+        <w:t>拉結</w:t>
+      </w:r>
+      <w:r>
+        <w:rPr>
+          <w:lang w:val="zh_TW" w:bidi="zh_TW"/>
+        </w:rPr>
+      </w:r>
+    </w:p>
+    <w:p>
+      <w:pPr/>
+      <w:r>
+        <w:rPr>
+          <w:lang w:val="zh_TW" w:bidi="zh_TW"/>
+        </w:rPr>
+      </w:r>
+      <w:r>
+        <w:rPr>
+          <w:lang w:val="zh_TW" w:bidi="zh_TW"/>
+        </w:rPr>
+        <w:t>拉班美麗的小女兒，也是雅各最愛的妻子。雅各來到巴旦‧亞蘭的哈蘭時，首次遇見拉結。當時她正在牧放父親的羊群，雅各替她把井口的石頭挪開，好給羊群喝水（</w:t>
+      </w:r>
+      <w:hyperlink r:id="rId40">
+        <w:r>
+          <w:rPr>
+            <w:lang w:val="zh_TW" w:bidi="zh_TW"/>
+          </w:rPr>
+          <w:rPr>
+            <w:color w:val="0000EE"/>
+            <w:u w:val="single"/>
+          </w:rPr>
+          <w:t>創29:10</w:t>
+        </w:r>
+      </w:hyperlink>
+      <w:r>
+        <w:rPr>
+          <w:lang w:val="zh_TW" w:bidi="zh_TW"/>
+        </w:rPr>
+        <w:t>）。雅各深愛拉結，因此同意為拉班服事七年，以換取娶她為妻的機會。因著對拉結的愛，這七年在他看來不過像幾天一樣。然而，詭詐的拉班違背了原先的約定。他先把大女兒利亞嫁給雅各，然後才把拉結給他為妻。拉結與利亞不同，婚後多年一直沒有生育（</w:t>
+      </w:r>
+      <w:hyperlink r:id="rId41">
+        <w:r>
+          <w:rPr>
+            <w:lang w:val="zh_TW" w:bidi="zh_TW"/>
+          </w:rPr>
+          <w:rPr>
+            <w:color w:val="0000EE"/>
+            <w:u w:val="single"/>
+          </w:rPr>
+          <w:t>創30:1</w:t>
+        </w:r>
+      </w:hyperlink>
+      <w:r>
+        <w:rPr>
+          <w:lang w:val="zh_TW" w:bidi="zh_TW"/>
+        </w:rPr>
+        <w:t>）。因此，她把使女辟拉給雅各，好藉著她得子。按照當時的習俗，她藉著辟拉得了兩個兒子，就是但和拿弗他利。後來，拉結自己也懷孕，生下約瑟（</w:t>
+      </w:r>
+      <w:hyperlink r:id="rId42">
+        <w:r>
+          <w:rPr>
+            <w:lang w:val="zh_TW" w:bidi="zh_TW"/>
+          </w:rPr>
+          <w:rPr>
+            <w:color w:val="0000EE"/>
+            <w:u w:val="single"/>
+          </w:rPr>
+          <w:t>創30:22–25</w:t>
+        </w:r>
+      </w:hyperlink>
+      <w:r>
+        <w:rPr>
+          <w:lang w:val="zh_TW" w:bidi="zh_TW"/>
+        </w:rPr>
+        <w:t>）。此後，雅各帶著妻子、兒女和財物離開哈蘭。</w:t>
+      </w:r>
+    </w:p>
+    <w:p>
+      <w:pPr/>
+      <w:r>
+        <w:rPr>
+          <w:lang w:val="zh_TW" w:bidi="zh_TW"/>
+        </w:rPr>
+      </w:r>
+      <w:r>
+        <w:rPr>
+          <w:lang w:val="zh_TW" w:bidi="zh_TW"/>
+        </w:rPr>
+        <w:t>在伯特利與伯利恆之間的路上，拉結生便雅憫時難產去世（</w:t>
+      </w:r>
+      <w:hyperlink r:id="rId43">
+        <w:r>
+          <w:rPr>
+            <w:lang w:val="zh_TW" w:bidi="zh_TW"/>
+          </w:rPr>
+          <w:rPr>
+            <w:color w:val="0000EE"/>
+            <w:u w:val="single"/>
+          </w:rPr>
+          <w:t>創35:16</w:t>
+        </w:r>
+      </w:hyperlink>
+      <w:r>
+        <w:rPr>
+          <w:lang w:val="zh_TW" w:bidi="zh_TW"/>
+        </w:rPr>
+        <w:t>、</w:t>
+      </w:r>
+      <w:hyperlink r:id="rId43">
+        <w:r>
+          <w:rPr>
+            <w:lang w:val="zh_TW" w:bidi="zh_TW"/>
+          </w:rPr>
+          <w:rPr>
+            <w:color w:val="0000EE"/>
+            <w:u w:val="single"/>
+          </w:rPr>
+          <w:t>19</w:t>
+        </w:r>
+      </w:hyperlink>
+      <w:r>
+        <w:rPr>
+          <w:lang w:val="zh_TW" w:bidi="zh_TW"/>
+        </w:rPr>
+        <w:t>）。雅各在她的墳上立了一根柱子；直到掃羅的時代，那仍是一處人所熟知的地標（</w:t>
+      </w:r>
+      <w:hyperlink r:id="rId44">
+        <w:r>
+          <w:rPr>
+            <w:lang w:val="zh_TW" w:bidi="zh_TW"/>
+          </w:rPr>
+          <w:rPr>
+            <w:color w:val="0000EE"/>
+            <w:u w:val="single"/>
+          </w:rPr>
+          <w:t>撒上10:2</w:t>
+        </w:r>
+      </w:hyperlink>
+      <w:r>
+        <w:rPr>
+          <w:lang w:val="zh_TW" w:bidi="zh_TW"/>
+        </w:rPr>
+        <w:t>）。拉結和利亞都被視為建立以色列家的重要人物 （</w:t>
+      </w:r>
+      <w:hyperlink r:id="rId45">
+        <w:r>
+          <w:rPr>
+            <w:lang w:val="zh_TW" w:bidi="zh_TW"/>
+          </w:rPr>
+          <w:rPr>
+            <w:color w:val="0000EE"/>
+            <w:u w:val="single"/>
+          </w:rPr>
+          <w:t>得4:11</w:t>
+        </w:r>
+      </w:hyperlink>
+      <w:r>
+        <w:rPr>
+          <w:lang w:val="zh_TW" w:bidi="zh_TW"/>
+        </w:rPr>
+        <w:t>）。在</w:t>
+      </w:r>
+      <w:hyperlink r:id="rId46">
+        <w:r>
+          <w:rPr>
+            <w:lang w:val="zh_TW" w:bidi="zh_TW"/>
+          </w:rPr>
+          <w:rPr>
+            <w:color w:val="0000EE"/>
+            <w:u w:val="single"/>
+          </w:rPr>
+          <w:t>耶利米書三十一章15節</w:t>
+        </w:r>
+      </w:hyperlink>
+      <w:r>
+        <w:rPr>
+          <w:lang w:val="zh_TW" w:bidi="zh_TW"/>
+        </w:rPr>
+        <w:t>，經文描繪拉結因兒女被擄而哭泣。後來，馬太福音引用了這節經文來描述希律屠殺男嬰的事件（</w:t>
+      </w:r>
+      <w:hyperlink r:id="rId47">
+        <w:r>
+          <w:rPr>
+            <w:lang w:val="zh_TW" w:bidi="zh_TW"/>
+          </w:rPr>
+          <w:rPr>
+            <w:color w:val="0000EE"/>
+            <w:u w:val="single"/>
+          </w:rPr>
+          <w:t>太2:18</w:t>
+        </w:r>
+      </w:hyperlink>
+      <w:r>
+        <w:rPr>
+          <w:lang w:val="zh_TW" w:bidi="zh_TW"/>
+        </w:rPr>
+        <w:t>）。</w:t>
+      </w:r>
+    </w:p>
+    <w:p>
+      <w:pPr/>
+      <w:r>
+        <w:rPr>
+          <w:lang w:val="zh_TW" w:bidi="zh_TW"/>
+        </w:rPr>
+      </w:r>
+      <w:r>
+        <w:rPr>
+          <w:i/>
+          <w:lang w:val="zh_TW" w:bidi="zh_TW"/>
+        </w:rPr>
+        <w:t>見</w:t>
+      </w:r>
+      <w:r>
+        <w:rPr>
+          <w:lang w:val="zh_TW" w:bidi="zh_TW"/>
+        </w:rPr>
+        <w:t xml:space="preserve"> </w:t>
+      </w:r>
+      <w:r>
+        <w:rPr>
+          <w:lang w:val="zh_TW" w:bidi="zh_TW"/>
+        </w:rPr>
+        <w:t>雅各 #1</w:t>
+      </w:r>
+      <w:r>
+        <w:rPr>
+          <w:lang w:val="zh_TW" w:bidi="zh_TW"/>
+        </w:rPr>
+        <w:t>。</w:t>
+      </w:r>
+      <w:r>
+        <w:rPr>
+          <w:lang w:val="zh_TW" w:bidi="zh_TW"/>
+        </w:rPr>
+      </w:r>
+      <w:r>
+        <w:rPr>
+          <w:lang w:val="zh_TW" w:bidi="zh_TW"/>
+        </w:rPr>
+      </w:r>
+    </w:p>
+    <w:p>
+      <w:pPr/>
+      <w:r>
+        <w:rPr>
+          <w:lang w:val="zh_TW" w:bidi="zh_TW"/>
+        </w:rPr>
+      </w:r>
+    </w:p>
+    <w:p>
+      <w:pPr>
+        <w:pStyle w:val="Heading2"/>
+      </w:pPr>
+      <w:r>
+        <w:rPr>
+          <w:lang w:val="zh_TW" w:bidi="zh_TW"/>
+        </w:rPr>
+        <w:t>拉結的墓</w:t>
+      </w:r>
+      <w:r>
+        <w:rPr>
+          <w:lang w:val="zh_TW" w:bidi="zh_TW"/>
+        </w:rPr>
+      </w:r>
+    </w:p>
+    <w:p>
+      <w:pPr/>
+      <w:r>
+        <w:rPr>
+          <w:lang w:val="zh_TW" w:bidi="zh_TW"/>
+        </w:rPr>
+      </w:r>
+      <w:r>
+        <w:rPr>
+          <w:lang w:val="zh_TW" w:bidi="zh_TW"/>
+        </w:rPr>
+        <w:t>雅各在拉結的墳墓所在地立了一個碑（</w:t>
+      </w:r>
+      <w:hyperlink r:id="rId48">
+        <w:r>
+          <w:rPr>
+            <w:lang w:val="zh_TW" w:bidi="zh_TW"/>
+          </w:rPr>
+          <w:rPr>
+            <w:color w:val="0000EE"/>
+            <w:u w:val="single"/>
+          </w:rPr>
+          <w:t>創5:19–20</w:t>
+        </w:r>
+      </w:hyperlink>
+      <w:r>
+        <w:rPr>
+          <w:lang w:val="zh_TW" w:bidi="zh_TW"/>
+        </w:rPr>
+        <w:t>）。直到撒母耳的時代，這個碑仍然存在（</w:t>
+      </w:r>
+      <w:hyperlink r:id="rId44">
+        <w:r>
+          <w:rPr>
+            <w:lang w:val="zh_TW" w:bidi="zh_TW"/>
+          </w:rPr>
+          <w:rPr>
+            <w:color w:val="0000EE"/>
+            <w:u w:val="single"/>
+          </w:rPr>
+          <w:t>撒上10:2</w:t>
+        </w:r>
+      </w:hyperlink>
+      <w:r>
+        <w:rPr>
+          <w:lang w:val="zh_TW" w:bidi="zh_TW"/>
+        </w:rPr>
+        <w:t>）。</w:t>
+      </w:r>
+    </w:p>
+    <w:p>
+      <w:pPr/>
+      <w:r>
+        <w:rPr>
+          <w:lang w:val="zh_TW" w:bidi="zh_TW"/>
+        </w:rPr>
+      </w:r>
+      <w:r>
+        <w:rPr>
+          <w:lang w:val="zh_TW" w:bidi="zh_TW"/>
+        </w:rPr>
+        <w:t>由於流傳至今的兩種傳統說法，拉結墓的原址仍有爭議：</w:t>
+      </w:r>
+    </w:p>
+    <w:p>
+      <w:pPr>
+        <w:pStyle w:val="ListNumber"/>
+        <w:numPr>
+          <w:ilvl w:val="0"/>
+          <w:numId w:val="15"/>
+        </w:numPr>
+        <w:spacing w:line="240" w:lineRule="auto"/>
+        <w:ind w:left="720"/>
+      </w:pPr>
+      <w:r>
+        <w:rPr>
+          <w:lang w:val="zh_TW" w:bidi="zh_TW"/>
+        </w:rPr>
+      </w:r>
+      <w:r>
+        <w:rPr>
+          <w:lang w:val="zh_TW" w:bidi="zh_TW"/>
+        </w:rPr>
+        <w:t>較早的傳統認為，拉結的墓位於耶路撒冷南面的伯利恆附近（</w:t>
+      </w:r>
+      <w:hyperlink r:id="rId49">
+        <w:r>
+          <w:rPr>
+            <w:lang w:val="zh_TW" w:bidi="zh_TW"/>
+          </w:rPr>
+          <w:rPr>
+            <w:color w:val="0000EE"/>
+            <w:u w:val="single"/>
+          </w:rPr>
+          <w:t>創35:19</w:t>
+        </w:r>
+      </w:hyperlink>
+      <w:r>
+        <w:rPr>
+          <w:lang w:val="zh_TW" w:bidi="zh_TW"/>
+        </w:rPr>
+        <w:t>，</w:t>
+      </w:r>
+      <w:hyperlink r:id="rId50">
+        <w:r>
+          <w:rPr>
+            <w:lang w:val="zh_TW" w:bidi="zh_TW"/>
+          </w:rPr>
+          <w:rPr>
+            <w:color w:val="0000EE"/>
+            <w:u w:val="single"/>
+          </w:rPr>
+          <w:t>48:7</w:t>
+        </w:r>
+      </w:hyperlink>
+      <w:r>
+        <w:rPr>
+          <w:lang w:val="zh_TW" w:bidi="zh_TW"/>
+        </w:rPr>
+        <w:t>；</w:t>
+      </w:r>
+      <w:hyperlink r:id="rId47">
+        <w:r>
+          <w:rPr>
+            <w:lang w:val="zh_TW" w:bidi="zh_TW"/>
+          </w:rPr>
+          <w:rPr>
+            <w:color w:val="0000EE"/>
+            <w:u w:val="single"/>
+          </w:rPr>
+          <w:t>太2:18</w:t>
+        </w:r>
+      </w:hyperlink>
+      <w:r>
+        <w:rPr>
+          <w:lang w:val="zh_TW" w:bidi="zh_TW"/>
+        </w:rPr>
+        <w:t>）。約瑟夫（Josephus）、優西比烏（Eusebius）、耶柔米（Jerome）、俄利根（Origen）和塔木德學者（Talmudists）都支持這種看法。</w:t>
+      </w:r>
+    </w:p>
+    <w:p>
+      <w:pPr>
+        <w:pStyle w:val="ListNumber"/>
+        <w:spacing w:line="240" w:lineRule="auto"/>
+        <w:ind w:left="720"/>
+      </w:pPr>
+      <w:r>
+        <w:rPr>
+          <w:lang w:val="zh_TW" w:bidi="zh_TW"/>
+        </w:rPr>
+      </w:r>
+      <w:r>
+        <w:rPr>
+          <w:lang w:val="zh_TW" w:bidi="zh_TW"/>
+        </w:rPr>
+        <w:t>第二個地點是以法他（</w:t>
+      </w:r>
+      <w:hyperlink r:id="rId49">
+        <w:r>
+          <w:rPr>
+            <w:lang w:val="zh_TW" w:bidi="zh_TW"/>
+          </w:rPr>
+          <w:rPr>
+            <w:color w:val="0000EE"/>
+            <w:u w:val="single"/>
+          </w:rPr>
+          <w:t>創35:19</w:t>
+        </w:r>
+      </w:hyperlink>
+      <w:r>
+        <w:rPr>
+          <w:lang w:val="zh_TW" w:bidi="zh_TW"/>
+        </w:rPr>
+        <w:t>）。這地方位於便雅憫北部邊界，距離耶路撒冷以北16.1公里（10英里）（</w:t>
+      </w:r>
+      <w:hyperlink r:id="rId44">
+        <w:r>
+          <w:rPr>
+            <w:lang w:val="zh_TW" w:bidi="zh_TW"/>
+          </w:rPr>
+          <w:rPr>
+            <w:color w:val="0000EE"/>
+            <w:u w:val="single"/>
+          </w:rPr>
+          <w:t>撒上10:2</w:t>
+        </w:r>
+      </w:hyperlink>
+      <w:r>
+        <w:rPr>
+          <w:lang w:val="zh_TW" w:bidi="zh_TW"/>
+        </w:rPr>
+        <w:t>；</w:t>
+      </w:r>
+      <w:hyperlink r:id="rId46">
+        <w:r>
+          <w:rPr>
+            <w:lang w:val="zh_TW" w:bidi="zh_TW"/>
+          </w:rPr>
+          <w:rPr>
+            <w:color w:val="0000EE"/>
+            <w:u w:val="single"/>
+          </w:rPr>
+          <w:t>耶31:15</w:t>
+        </w:r>
+      </w:hyperlink>
+      <w:r>
+        <w:rPr>
+          <w:lang w:val="zh_TW" w:bidi="zh_TW"/>
+        </w:rPr>
+        <w:t>），靠近古代的伯特利。</w:t>
+      </w:r>
+    </w:p>
+    <w:p>
+      <w:pPr/>
+      <w:r>
+        <w:rPr>
+          <w:lang w:val="zh_TW" w:bidi="zh_TW"/>
+        </w:rPr>
+      </w:r>
+      <w:r>
+        <w:rPr>
+          <w:lang w:val="zh_TW" w:bidi="zh_TW"/>
+        </w:rPr>
+        <w:t>拉結的墓是聖經中最早提到的「墓葬紀念碑」（sepulchral monument；為紀念死者而設立的大型雕像）。拉結的墓的圖畫是世界各地猶太人家庭常見的裝飾品。</w:t>
+      </w:r>
+      <w:r>
+        <w:rPr>
+          <w:lang w:val="zh_TW" w:bidi="zh_TW"/>
+        </w:rPr>
+      </w:r>
+      <w:r>
+        <w:rPr>
+          <w:lang w:val="zh_TW" w:bidi="zh_TW"/>
+        </w:rPr>
+      </w:r>
+    </w:p>
+    <w:p>
+      <w:pPr/>
+      <w:r>
+        <w:rPr>
+          <w:lang w:val="zh_TW" w:bidi="zh_TW"/>
+        </w:rPr>
+      </w:r>
+    </w:p>
+    <w:p>
+      <w:pPr>
+        <w:pStyle w:val="Heading2"/>
+      </w:pPr>
+      <w:r>
+        <w:rPr>
+          <w:lang w:val="zh_TW" w:bidi="zh_TW"/>
+        </w:rPr>
+        <w:t>拉瑪</w:t>
+      </w:r>
+      <w:r>
+        <w:rPr>
+          <w:lang w:val="zh_TW" w:bidi="zh_TW"/>
+        </w:rPr>
+      </w:r>
+    </w:p>
+    <w:p>
+      <w:pPr>
+        <w:pStyle w:val="Heading2"/>
+      </w:pPr>
+      <w:r>
+        <w:rPr>
+          <w:lang w:val="zh_TW" w:bidi="zh_TW"/>
+        </w:rPr>
+        <w:t>拉瑪</w:t>
+      </w:r>
+    </w:p>
+    <w:p>
+      <w:pPr/>
+      <w:r>
+        <w:rPr>
+          <w:lang w:val="zh_TW" w:bidi="zh_TW"/>
+        </w:rPr>
+      </w:r>
+      <w:r>
+        <w:rPr>
+          <w:lang w:val="zh_TW" w:bidi="zh_TW"/>
+        </w:rPr>
+        <w:t>古實的五個兒子之一，且是含的後裔，是示巴和底但的父親（</w:t>
+      </w:r>
+      <w:hyperlink r:id="rId51">
+        <w:r>
+          <w:rPr>
+            <w:lang w:val="zh_TW" w:bidi="zh_TW"/>
+          </w:rPr>
+          <w:rPr>
+            <w:color w:val="0000EE"/>
+            <w:u w:val="single"/>
+          </w:rPr>
+          <w:t>創10:7</w:t>
+        </w:r>
+      </w:hyperlink>
+      <w:r>
+        <w:rPr>
+          <w:lang w:val="zh_TW" w:bidi="zh_TW"/>
+        </w:rPr>
+        <w:t>；</w:t>
+      </w:r>
+      <w:hyperlink r:id="rId52">
+        <w:r>
+          <w:rPr>
+            <w:lang w:val="zh_TW" w:bidi="zh_TW"/>
+          </w:rPr>
+          <w:rPr>
+            <w:color w:val="0000EE"/>
+            <w:u w:val="single"/>
+          </w:rPr>
+          <w:t>代上1:9</w:t>
+        </w:r>
+      </w:hyperlink>
+      <w:r>
+        <w:rPr>
+          <w:lang w:val="zh_TW" w:bidi="zh_TW"/>
+        </w:rPr>
+        <w:t>）。</w:t>
+      </w:r>
+      <w:hyperlink r:id="rId53">
+        <w:r>
+          <w:rPr>
+            <w:lang w:val="zh_TW" w:bidi="zh_TW"/>
+          </w:rPr>
+          <w:rPr>
+            <w:color w:val="0000EE"/>
+            <w:u w:val="single"/>
+          </w:rPr>
+          <w:t>以西結書二十七章22節</w:t>
+        </w:r>
+      </w:hyperlink>
+      <w:r>
+        <w:rPr>
+          <w:lang w:val="zh_TW" w:bidi="zh_TW"/>
+        </w:rPr>
+        <w:t>提到示巴人和拉瑪人與泰爾的商人交易香料和寶石。拉瑪的名字後來被用來作為一個城鎮的名稱，或許就是阿拉伯西南部的麥因（Ma'in） 。</w:t>
+      </w:r>
+      <w:r>
+        <w:rPr>
+          <w:lang w:val="zh_TW" w:bidi="zh_TW"/>
+        </w:rPr>
+      </w:r>
+      <w:r>
+        <w:rPr>
+          <w:lang w:val="zh_TW" w:bidi="zh_TW"/>
+        </w:rPr>
+      </w:r>
+    </w:p>
+    <w:p>
+      <w:pPr/>
+      <w:r>
+        <w:rPr>
+          <w:lang w:val="zh_TW" w:bidi="zh_TW"/>
+        </w:rPr>
+      </w:r>
+    </w:p>
+    <w:p>
+      <w:pPr>
+        <w:pStyle w:val="Heading2"/>
+      </w:pPr>
+      <w:r>
+        <w:rPr>
+          <w:lang w:val="zh_TW" w:bidi="zh_TW"/>
+        </w:rPr>
+        <w:t>拉瑪</w:t>
+      </w:r>
+      <w:r>
+        <w:rPr>
+          <w:lang w:val="zh_TW" w:bidi="zh_TW"/>
+        </w:rPr>
+      </w:r>
+    </w:p>
+    <w:p>
+      <w:pPr>
+        <w:pStyle w:val="ListNumber"/>
+        <w:numPr>
+          <w:ilvl w:val="0"/>
+          <w:numId w:val="16"/>
+        </w:numPr>
+        <w:spacing w:line="240" w:lineRule="auto"/>
+        <w:ind w:left="720"/>
+      </w:pPr>
+      <w:r>
+        <w:rPr>
+          <w:lang w:val="zh_TW" w:bidi="zh_TW"/>
+        </w:rPr>
+      </w:r>
+      <w:r>
+        <w:rPr>
+          <w:lang w:val="zh_TW" w:bidi="zh_TW"/>
+        </w:rPr>
+        <w:t>這是分給便雅憫支派為業的一座城，在城的名單中列於基遍和比錄之間（</w:t>
+      </w:r>
+      <w:hyperlink r:id="rId54">
+        <w:r>
+          <w:rPr>
+            <w:lang w:val="zh_TW" w:bidi="zh_TW"/>
+          </w:rPr>
+          <w:rPr>
+            <w:color w:val="0000EE"/>
+            <w:u w:val="single"/>
+          </w:rPr>
+          <w:t>書18:25</w:t>
+        </w:r>
+      </w:hyperlink>
+      <w:r>
+        <w:rPr>
+          <w:lang w:val="zh_TW" w:bidi="zh_TW"/>
+        </w:rPr>
+        <w:t>）。雅各的妻子拉結葬在這城附近（</w:t>
+      </w:r>
+      <w:hyperlink r:id="rId47">
+        <w:r>
+          <w:rPr>
+            <w:lang w:val="zh_TW" w:bidi="zh_TW"/>
+          </w:rPr>
+          <w:rPr>
+            <w:color w:val="0000EE"/>
+            <w:u w:val="single"/>
+          </w:rPr>
+          <w:t>太2:18</w:t>
+        </w:r>
+      </w:hyperlink>
+      <w:r>
+        <w:rPr>
+          <w:lang w:val="zh_TW" w:bidi="zh_TW"/>
+        </w:rPr>
+        <w:t>；參</w:t>
+      </w:r>
+      <w:hyperlink r:id="rId55">
+        <w:r>
+          <w:rPr>
+            <w:lang w:val="zh_TW" w:bidi="zh_TW"/>
+          </w:rPr>
+          <w:rPr>
+            <w:color w:val="0000EE"/>
+            <w:u w:val="single"/>
+          </w:rPr>
+          <w:t>創35:16–21</w:t>
+        </w:r>
+      </w:hyperlink>
+      <w:r>
+        <w:rPr>
+          <w:lang w:val="zh_TW" w:bidi="zh_TW"/>
+        </w:rPr>
+        <w:t>；</w:t>
+      </w:r>
+      <w:hyperlink r:id="rId46">
+        <w:r>
+          <w:rPr>
+            <w:lang w:val="zh_TW" w:bidi="zh_TW"/>
+          </w:rPr>
+          <w:rPr>
+            <w:color w:val="0000EE"/>
+            <w:u w:val="single"/>
+          </w:rPr>
+          <w:t>耶31:15</w:t>
+        </w:r>
+      </w:hyperlink>
+      <w:r>
+        <w:rPr>
+          <w:lang w:val="zh_TW" w:bidi="zh_TW"/>
+        </w:rPr>
+        <w:t>）。拉瑪靠近伯特利，也是底波拉審判以色列的地方（</w:t>
+      </w:r>
+      <w:hyperlink r:id="rId56">
+        <w:r>
+          <w:rPr>
+            <w:lang w:val="zh_TW" w:bidi="zh_TW"/>
+          </w:rPr>
+          <w:rPr>
+            <w:color w:val="0000EE"/>
+            <w:u w:val="single"/>
+          </w:rPr>
+          <w:t>士4:5</w:t>
+        </w:r>
+      </w:hyperlink>
+      <w:r>
+        <w:rPr>
+          <w:lang w:val="zh_TW" w:bidi="zh_TW"/>
+        </w:rPr>
+        <w:t>）。一個利未人和他的妾從伯利恆向北行走時，也曾在這城暫時停留（</w:t>
+      </w:r>
+      <w:hyperlink r:id="rId57">
+        <w:r>
+          <w:rPr>
+            <w:lang w:val="zh_TW" w:bidi="zh_TW"/>
+          </w:rPr>
+          <w:rPr>
+            <w:color w:val="0000EE"/>
+            <w:u w:val="single"/>
+          </w:rPr>
+          <w:t>士19:13</w:t>
+        </w:r>
+      </w:hyperlink>
+      <w:r>
+        <w:rPr>
+          <w:lang w:val="zh_TW" w:bidi="zh_TW"/>
+        </w:rPr>
+        <w:t>）。</w:t>
+        <w:br/>
+      </w:r>
+      <w:r>
+        <w:rPr>
+          <w:lang w:val="zh_TW" w:bidi="zh_TW"/>
+        </w:rPr>
+        <w:t>在南北分裂王國時期（公元前930至722年），以色列王巴沙加強了拉瑪的防禦。巴沙利用拉瑪來阻止猶大王亞撒的軍隊進入以色列。約在公元前885年，亞蘭王便‧哈達一世（Ben-hadad I）發動攻擊後，巴沙離開拉瑪，急忙率軍北上迎戰。亞撒拆毀拉瑪的防禦工事，並把拆下來的材料用來建造迦巴和米斯巴兩座城（</w:t>
+      </w:r>
+      <w:hyperlink r:id="rId58">
+        <w:r>
+          <w:rPr>
+            <w:lang w:val="zh_TW" w:bidi="zh_TW"/>
+          </w:rPr>
+          <w:rPr>
+            <w:color w:val="0000EE"/>
+            <w:u w:val="single"/>
+          </w:rPr>
+          <w:t>王上15:17–22</w:t>
+        </w:r>
+      </w:hyperlink>
+      <w:r>
+        <w:rPr>
+          <w:lang w:val="zh_TW" w:bidi="zh_TW"/>
+        </w:rPr>
+        <w:t>；</w:t>
+      </w:r>
+      <w:hyperlink r:id="rId59">
+        <w:r>
+          <w:rPr>
+            <w:lang w:val="zh_TW" w:bidi="zh_TW"/>
+          </w:rPr>
+          <w:rPr>
+            <w:color w:val="0000EE"/>
+            <w:u w:val="single"/>
+          </w:rPr>
+          <w:t>代下16:1–6</w:t>
+        </w:r>
+      </w:hyperlink>
+      <w:r>
+        <w:rPr>
+          <w:lang w:val="zh_TW" w:bidi="zh_TW"/>
+        </w:rPr>
+        <w:t>）。</w:t>
+        <w:br/>
+      </w:r>
+      <w:r>
+        <w:rPr>
+          <w:lang w:val="zh_TW" w:bidi="zh_TW"/>
+        </w:rPr>
+        <w:t>公元前701年，亞述王西拿基立率領軍隊，經過迦巴、拉瑪和基比亞，向猶大王希西家和耶路撒冷進軍（</w:t>
+      </w:r>
+      <w:hyperlink r:id="rId60">
+        <w:r>
+          <w:rPr>
+            <w:lang w:val="zh_TW" w:bidi="zh_TW"/>
+          </w:rPr>
+          <w:rPr>
+            <w:color w:val="0000EE"/>
+            <w:u w:val="single"/>
+          </w:rPr>
+          <w:t>賽10:29</w:t>
+        </w:r>
+      </w:hyperlink>
+      <w:r>
+        <w:rPr>
+          <w:lang w:val="zh_TW" w:bidi="zh_TW"/>
+        </w:rPr>
+        <w:t>）。後來，尼布甲尼撒王把拉瑪作為安置被擄往巴比倫之猶太人的地方。護衛長尼布撒拉旦在那裡把耶利米從被擄的人當中釋放出來（</w:t>
+      </w:r>
+      <w:hyperlink r:id="rId61">
+        <w:r>
+          <w:rPr>
+            <w:lang w:val="zh_TW" w:bidi="zh_TW"/>
+          </w:rPr>
+          <w:rPr>
+            <w:color w:val="0000EE"/>
+            <w:u w:val="single"/>
+          </w:rPr>
+          <w:t>耶40:1</w:t>
+        </w:r>
+      </w:hyperlink>
+      <w:r>
+        <w:rPr>
+          <w:lang w:val="zh_TW" w:bidi="zh_TW"/>
+        </w:rPr>
+        <w:t>）。</w:t>
+        <w:br/>
+      </w:r>
+      <w:r>
+        <w:rPr>
+          <w:lang w:val="zh_TW" w:bidi="zh_TW"/>
+        </w:rPr>
+        <w:t>從巴比倫被擄歸回之後，住在拉瑪的人跟隨所羅巴伯歸回，並重建這座城（</w:t>
+      </w:r>
+      <w:hyperlink r:id="rId62">
+        <w:r>
+          <w:rPr>
+            <w:lang w:val="zh_TW" w:bidi="zh_TW"/>
+          </w:rPr>
+          <w:rPr>
+            <w:color w:val="0000EE"/>
+            <w:u w:val="single"/>
+          </w:rPr>
+          <w:t>拉2:26</w:t>
+        </w:r>
+      </w:hyperlink>
+      <w:r>
+        <w:rPr>
+          <w:lang w:val="zh_TW" w:bidi="zh_TW"/>
+        </w:rPr>
+        <w:t>；</w:t>
+      </w:r>
+      <w:hyperlink r:id="rId63">
+        <w:r>
+          <w:rPr>
+            <w:lang w:val="zh_TW" w:bidi="zh_TW"/>
+          </w:rPr>
+          <w:rPr>
+            <w:color w:val="0000EE"/>
+            <w:u w:val="single"/>
+          </w:rPr>
+          <w:t>尼7:30</w:t>
+        </w:r>
+      </w:hyperlink>
+      <w:r>
+        <w:rPr>
+          <w:lang w:val="zh_TW" w:bidi="zh_TW"/>
+        </w:rPr>
+        <w:t>）。有些人認為，被擄歸回之後，拉瑪是便雅憫境內另一座城，位置較偏西，靠近沿海平原（</w:t>
+      </w:r>
+      <w:hyperlink r:id="rId64">
+        <w:r>
+          <w:rPr>
+            <w:lang w:val="zh_TW" w:bidi="zh_TW"/>
+          </w:rPr>
+          <w:rPr>
+            <w:color w:val="0000EE"/>
+            <w:u w:val="single"/>
+          </w:rPr>
+          <w:t>尼11:33</w:t>
+        </w:r>
+      </w:hyperlink>
+      <w:r>
+        <w:rPr>
+          <w:lang w:val="zh_TW" w:bidi="zh_TW"/>
+        </w:rPr>
+        <w:t>）。拉瑪的遺址一般認為就是今日位於耶路撒冷以北8公里（5英里）的厄蘭（er-Ram）村。</w:t>
+      </w:r>
+    </w:p>
+    <w:p>
+      <w:pPr>
+        <w:pStyle w:val="ListNumber"/>
+        <w:spacing w:line="240" w:lineRule="auto"/>
+        <w:ind w:left="720"/>
+      </w:pPr>
+      <w:r>
+        <w:rPr>
+          <w:lang w:val="zh_TW" w:bidi="zh_TW"/>
+        </w:rPr>
+      </w:r>
+      <w:r>
+        <w:rPr>
+          <w:lang w:val="zh_TW" w:bidi="zh_TW"/>
+        </w:rPr>
+        <w:t>這是位於南地的一座城，是西緬支派在猶大地業內南部邊界的城之一（</w:t>
+      </w:r>
+      <w:hyperlink r:id="rId65">
+        <w:r>
+          <w:rPr>
+            <w:lang w:val="zh_TW" w:bidi="zh_TW"/>
+          </w:rPr>
+          <w:rPr>
+            <w:color w:val="0000EE"/>
+            <w:u w:val="single"/>
+          </w:rPr>
+          <w:t>書19:8</w:t>
+        </w:r>
+      </w:hyperlink>
+      <w:r>
+        <w:rPr>
+          <w:lang w:val="zh_TW" w:bidi="zh_TW"/>
+        </w:rPr>
+        <w:t>）。這城又稱南地拉末（</w:t>
+      </w:r>
+      <w:hyperlink r:id="rId66">
+        <w:r>
+          <w:rPr>
+            <w:lang w:val="zh_TW" w:bidi="zh_TW"/>
+          </w:rPr>
+          <w:rPr>
+            <w:color w:val="0000EE"/>
+            <w:u w:val="single"/>
+          </w:rPr>
+          <w:t>撒上30:27</w:t>
+        </w:r>
+      </w:hyperlink>
+      <w:r>
+        <w:rPr>
+          <w:lang w:val="zh_TW" w:bidi="zh_TW"/>
+        </w:rPr>
+        <w:t>）和巴拉‧比珥（</w:t>
+      </w:r>
+      <w:hyperlink r:id="rId65">
+        <w:r>
+          <w:rPr>
+            <w:lang w:val="zh_TW" w:bidi="zh_TW"/>
+          </w:rPr>
+          <w:rPr>
+            <w:color w:val="0000EE"/>
+            <w:u w:val="single"/>
+          </w:rPr>
+          <w:t>書19:8</w:t>
+        </w:r>
+      </w:hyperlink>
+      <w:r>
+        <w:rPr>
+          <w:lang w:val="zh_TW" w:bidi="zh_TW"/>
+        </w:rPr>
+        <w:t>；參</w:t>
+      </w:r>
+      <w:hyperlink r:id="rId67">
+        <w:r>
+          <w:rPr>
+            <w:lang w:val="zh_TW" w:bidi="zh_TW"/>
+          </w:rPr>
+          <w:rPr>
+            <w:color w:val="0000EE"/>
+            <w:u w:val="single"/>
+          </w:rPr>
+          <w:t>代上4:33</w:t>
+        </w:r>
+      </w:hyperlink>
+      <w:r>
+        <w:rPr>
+          <w:lang w:val="zh_TW" w:bidi="zh_TW"/>
+        </w:rPr>
+        <w:t>）。</w:t>
+        <w:br/>
+      </w:r>
+      <w:r>
+        <w:rPr>
+          <w:i/>
+          <w:lang w:val="zh_TW" w:bidi="zh_TW"/>
+        </w:rPr>
+        <w:t>見</w:t>
+      </w:r>
+      <w:r>
+        <w:rPr>
+          <w:lang w:val="zh_TW" w:bidi="zh_TW"/>
+        </w:rPr>
+        <w:t xml:space="preserve"> </w:t>
+      </w:r>
+      <w:r>
+        <w:rPr>
+          <w:lang w:val="zh_TW" w:bidi="zh_TW"/>
+        </w:rPr>
+        <w:t>巴拉‧比珥</w:t>
+      </w:r>
+      <w:r>
+        <w:rPr>
+          <w:lang w:val="zh_TW" w:bidi="zh_TW"/>
+        </w:rPr>
+        <w:t>。</w:t>
+      </w:r>
+    </w:p>
+    <w:p>
+      <w:pPr>
+        <w:pStyle w:val="ListNumber"/>
+        <w:spacing w:line="240" w:lineRule="auto"/>
+        <w:ind w:left="720"/>
+      </w:pPr>
+      <w:r>
+        <w:rPr>
+          <w:lang w:val="zh_TW" w:bidi="zh_TW"/>
+        </w:rPr>
+      </w:r>
+      <w:r>
+        <w:rPr>
+          <w:lang w:val="zh_TW" w:bidi="zh_TW"/>
+        </w:rPr>
+        <w:t>亞設支派邊界上的一座城，在城的名單中列於西頓和泰爾之間（</w:t>
+      </w:r>
+      <w:hyperlink r:id="rId68">
+        <w:r>
+          <w:rPr>
+            <w:lang w:val="zh_TW" w:bidi="zh_TW"/>
+          </w:rPr>
+          <w:rPr>
+            <w:color w:val="0000EE"/>
+            <w:u w:val="single"/>
+          </w:rPr>
+          <w:t>書19:29</w:t>
+        </w:r>
+      </w:hyperlink>
+      <w:r>
+        <w:rPr>
+          <w:lang w:val="zh_TW" w:bidi="zh_TW"/>
+        </w:rPr>
+        <w:t>）。</w:t>
+      </w:r>
+    </w:p>
+    <w:p>
+      <w:pPr>
+        <w:pStyle w:val="ListNumber"/>
+        <w:spacing w:line="240" w:lineRule="auto"/>
+        <w:ind w:left="720"/>
+      </w:pPr>
+      <w:r>
+        <w:rPr>
+          <w:lang w:val="zh_TW" w:bidi="zh_TW"/>
+        </w:rPr>
+      </w:r>
+      <w:r>
+        <w:rPr>
+          <w:lang w:val="zh_TW" w:bidi="zh_TW"/>
+        </w:rPr>
+        <w:t>分給拿弗他利支派的19座堅固城之一，在城的名單中列於亞大瑪和夏瑣之間（</w:t>
+      </w:r>
+      <w:hyperlink r:id="rId69">
+        <w:r>
+          <w:rPr>
+            <w:lang w:val="zh_TW" w:bidi="zh_TW"/>
+          </w:rPr>
+          <w:rPr>
+            <w:color w:val="0000EE"/>
+            <w:u w:val="single"/>
+          </w:rPr>
+          <w:t>書19:36</w:t>
+        </w:r>
+      </w:hyperlink>
+      <w:r>
+        <w:rPr>
+          <w:lang w:val="zh_TW" w:bidi="zh_TW"/>
+        </w:rPr>
+        <w:t>）。一般認為這城就是今日的厄拉梅（er-Rameh），位於加利利海西北約17.7公里（11英里）。</w:t>
+      </w:r>
+    </w:p>
+    <w:p>
+      <w:pPr>
+        <w:pStyle w:val="ListNumber"/>
+        <w:spacing w:line="240" w:lineRule="auto"/>
+        <w:ind w:left="720"/>
+      </w:pPr>
+      <w:r>
+        <w:rPr>
+          <w:lang w:val="zh_TW" w:bidi="zh_TW"/>
+        </w:rPr>
+      </w:r>
+      <w:r>
+        <w:rPr>
+          <w:lang w:val="zh_TW" w:bidi="zh_TW"/>
+        </w:rPr>
+        <w:t>以利加拿和哈拿的家鄉，也是撒母耳出生的地方（</w:t>
+      </w:r>
+      <w:hyperlink r:id="rId70">
+        <w:r>
+          <w:rPr>
+            <w:lang w:val="zh_TW" w:bidi="zh_TW"/>
+          </w:rPr>
+          <w:rPr>
+            <w:color w:val="0000EE"/>
+            <w:u w:val="single"/>
+          </w:rPr>
+          <w:t>撒上1:19</w:t>
+        </w:r>
+      </w:hyperlink>
+      <w:r>
+        <w:rPr>
+          <w:lang w:val="zh_TW" w:bidi="zh_TW"/>
+        </w:rPr>
+        <w:t>，</w:t>
+      </w:r>
+      <w:hyperlink r:id="rId71">
+        <w:r>
+          <w:rPr>
+            <w:lang w:val="zh_TW" w:bidi="zh_TW"/>
+          </w:rPr>
+          <w:rPr>
+            <w:color w:val="0000EE"/>
+            <w:u w:val="single"/>
+          </w:rPr>
+          <w:t>2:11</w:t>
+        </w:r>
+      </w:hyperlink>
+      <w:r>
+        <w:rPr>
+          <w:lang w:val="zh_TW" w:bidi="zh_TW"/>
+        </w:rPr>
+        <w:t>）。後來，這城也成為撒母耳的住處（</w:t>
+      </w:r>
+      <w:hyperlink r:id="rId72">
+        <w:r>
+          <w:rPr>
+            <w:lang w:val="zh_TW" w:bidi="zh_TW"/>
+          </w:rPr>
+          <w:rPr>
+            <w:color w:val="0000EE"/>
+            <w:u w:val="single"/>
+          </w:rPr>
+          <w:t>撒上7:17</w:t>
+        </w:r>
+      </w:hyperlink>
+      <w:r>
+        <w:rPr>
+          <w:lang w:val="zh_TW" w:bidi="zh_TW"/>
+        </w:rPr>
+        <w:t>，</w:t>
+      </w:r>
+      <w:hyperlink r:id="rId73">
+        <w:r>
+          <w:rPr>
+            <w:lang w:val="zh_TW" w:bidi="zh_TW"/>
+          </w:rPr>
+          <w:rPr>
+            <w:color w:val="0000EE"/>
+            <w:u w:val="single"/>
+          </w:rPr>
+          <w:t>16:13</w:t>
+        </w:r>
+      </w:hyperlink>
+      <w:r>
+        <w:rPr>
+          <w:lang w:val="zh_TW" w:bidi="zh_TW"/>
+        </w:rPr>
+        <w:t>）。撒母耳在拉瑪、伯特利、吉甲和米斯巴治理以色列（</w:t>
+      </w:r>
+      <w:hyperlink r:id="rId72">
+        <w:r>
+          <w:rPr>
+            <w:lang w:val="zh_TW" w:bidi="zh_TW"/>
+          </w:rPr>
+          <w:rPr>
+            <w:color w:val="0000EE"/>
+            <w:u w:val="single"/>
+          </w:rPr>
+          <w:t>撒上7:17</w:t>
+        </w:r>
+      </w:hyperlink>
+      <w:r>
+        <w:rPr>
+          <w:lang w:val="zh_TW" w:bidi="zh_TW"/>
+        </w:rPr>
+        <w:t>）。掃羅首次在這城遇見撒母耳（</w:t>
+      </w:r>
+      <w:hyperlink r:id="rId74">
+        <w:r>
+          <w:rPr>
+            <w:lang w:val="zh_TW" w:bidi="zh_TW"/>
+          </w:rPr>
+          <w:rPr>
+            <w:color w:val="0000EE"/>
+            <w:u w:val="single"/>
+          </w:rPr>
+          <w:t>撒上9:6–10</w:t>
+        </w:r>
+      </w:hyperlink>
+      <w:r>
+        <w:rPr>
+          <w:lang w:val="zh_TW" w:bidi="zh_TW"/>
+        </w:rPr>
+        <w:t>）。以色列的長老也是在這裡請求撒母耳為他們立王（</w:t>
+      </w:r>
+      <w:hyperlink r:id="rId75">
+        <w:r>
+          <w:rPr>
+            <w:lang w:val="zh_TW" w:bidi="zh_TW"/>
+          </w:rPr>
+          <w:rPr>
+            <w:color w:val="0000EE"/>
+            <w:u w:val="single"/>
+          </w:rPr>
+          <w:t>撒上8:4</w:t>
+        </w:r>
+      </w:hyperlink>
+      <w:r>
+        <w:rPr>
+          <w:lang w:val="zh_TW" w:bidi="zh_TW"/>
+        </w:rPr>
+        <w:t>）。後來，大衛為躲避掃羅王而逃到這裡（</w:t>
+      </w:r>
+      <w:hyperlink r:id="rId76">
+        <w:r>
+          <w:rPr>
+            <w:lang w:val="zh_TW" w:bidi="zh_TW"/>
+          </w:rPr>
+          <w:rPr>
+            <w:color w:val="0000EE"/>
+            <w:u w:val="single"/>
+          </w:rPr>
+          <w:t>撒上19:18–20:1</w:t>
+        </w:r>
+      </w:hyperlink>
+      <w:r>
+        <w:rPr>
+          <w:lang w:val="zh_TW" w:bidi="zh_TW"/>
+        </w:rPr>
+        <w:t>）。撒母耳死後葬在拉瑪（</w:t>
+      </w:r>
+      <w:hyperlink r:id="rId77">
+        <w:r>
+          <w:rPr>
+            <w:lang w:val="zh_TW" w:bidi="zh_TW"/>
+          </w:rPr>
+          <w:rPr>
+            <w:color w:val="0000EE"/>
+            <w:u w:val="single"/>
+          </w:rPr>
+          <w:t>撒上25:1，</w:t>
+        </w:r>
+      </w:hyperlink>
+      <w:hyperlink r:id="rId78">
+        <w:r>
+          <w:rPr>
+            <w:lang w:val="zh_TW" w:bidi="zh_TW"/>
+          </w:rPr>
+          <w:rPr>
+            <w:color w:val="0000EE"/>
+            <w:u w:val="single"/>
+          </w:rPr>
+          <w:t>28:3</w:t>
+        </w:r>
+      </w:hyperlink>
+      <w:r>
+        <w:rPr>
+          <w:lang w:val="zh_TW" w:bidi="zh_TW"/>
+        </w:rPr>
+        <w:t>）。</w:t>
+      </w:r>
+      <w:hyperlink r:id="rId79">
+        <w:r>
+          <w:rPr>
+            <w:lang w:val="zh_TW" w:bidi="zh_TW"/>
+          </w:rPr>
+          <w:rPr>
+            <w:color w:val="0000EE"/>
+            <w:u w:val="single"/>
+          </w:rPr>
+          <w:t>撒母耳記上一章1節</w:t>
+        </w:r>
+      </w:hyperlink>
+      <w:r>
+        <w:rPr>
+          <w:lang w:val="zh_TW" w:bidi="zh_TW"/>
+        </w:rPr>
+        <w:t>又稱這城為拉瑪‧瑣非。</w:t>
+      </w:r>
+    </w:p>
+    <w:p>
+      <w:pPr>
+        <w:pStyle w:val="ListNumber"/>
+        <w:spacing w:line="240" w:lineRule="auto"/>
+        <w:ind w:left="720"/>
+      </w:pPr>
+      <w:r>
+        <w:rPr>
+          <w:lang w:val="zh_TW" w:bidi="zh_TW"/>
+        </w:rPr>
+      </w:r>
+      <w:r>
+        <w:rPr>
+          <w:lang w:val="zh_TW" w:bidi="zh_TW"/>
+        </w:rPr>
+        <w:t>基列的拉末的簡稱（</w:t>
+      </w:r>
+      <w:hyperlink r:id="rId80">
+        <w:r>
+          <w:rPr>
+            <w:lang w:val="zh_TW" w:bidi="zh_TW"/>
+          </w:rPr>
+          <w:rPr>
+            <w:color w:val="0000EE"/>
+            <w:u w:val="single"/>
+          </w:rPr>
+          <w:t>王下8:29</w:t>
+        </w:r>
+      </w:hyperlink>
+      <w:r>
+        <w:rPr>
+          <w:lang w:val="zh_TW" w:bidi="zh_TW"/>
+        </w:rPr>
+        <w:t>；</w:t>
+      </w:r>
+      <w:hyperlink r:id="rId81">
+        <w:r>
+          <w:rPr>
+            <w:lang w:val="zh_TW" w:bidi="zh_TW"/>
+          </w:rPr>
+          <w:rPr>
+            <w:color w:val="0000EE"/>
+            <w:u w:val="single"/>
+          </w:rPr>
+          <w:t>代下22:6</w:t>
+        </w:r>
+      </w:hyperlink>
+      <w:r>
+        <w:rPr>
+          <w:lang w:val="zh_TW" w:bidi="zh_TW"/>
+        </w:rPr>
+        <w:t>）。</w:t>
+        <w:br/>
+      </w:r>
+      <w:r>
+        <w:rPr>
+          <w:i/>
+          <w:lang w:val="zh_TW" w:bidi="zh_TW"/>
+        </w:rPr>
+        <w:t>見</w:t>
+      </w:r>
+      <w:r>
+        <w:rPr>
+          <w:lang w:val="zh_TW" w:bidi="zh_TW"/>
+        </w:rPr>
+        <w:t xml:space="preserve"> </w:t>
+      </w:r>
+      <w:r>
+        <w:rPr>
+          <w:lang w:val="zh_TW" w:bidi="zh_TW"/>
+        </w:rPr>
+        <w:t>基列的拉末</w:t>
+      </w:r>
+      <w:r>
+        <w:rPr>
+          <w:lang w:val="zh_TW" w:bidi="zh_TW"/>
+        </w:rPr>
+        <w:t>。</w:t>
+      </w:r>
+      <w:r>
+        <w:rPr>
+          <w:lang w:val="zh_TW" w:bidi="zh_TW"/>
+        </w:rPr>
+      </w:r>
+      <w:r>
+        <w:rPr>
+          <w:lang w:val="zh_TW" w:bidi="zh_TW"/>
+        </w:rPr>
+      </w:r>
+    </w:p>
+    <w:p>
+      <w:pPr/>
+      <w:r>
+        <w:rPr>
+          <w:lang w:val="zh_TW" w:bidi="zh_TW"/>
+        </w:rPr>
+      </w:r>
+    </w:p>
+    <w:p>
+      <w:pPr>
+        <w:pStyle w:val="Heading2"/>
+      </w:pPr>
+      <w:r>
+        <w:rPr>
+          <w:lang w:val="zh_TW" w:bidi="zh_TW"/>
+        </w:rPr>
+        <w:t>拉麥</w:t>
+      </w:r>
+      <w:r>
+        <w:rPr>
+          <w:lang w:val="zh_TW" w:bidi="zh_TW"/>
+        </w:rPr>
+      </w:r>
+    </w:p>
+    <w:p>
+      <w:pPr>
+        <w:pStyle w:val="ListNumber"/>
+        <w:numPr>
+          <w:ilvl w:val="0"/>
+          <w:numId w:val="17"/>
+        </w:numPr>
+        <w:spacing w:line="240" w:lineRule="auto"/>
+        <w:ind w:left="720"/>
+      </w:pPr>
+      <w:r>
+        <w:rPr>
+          <w:lang w:val="zh_TW" w:bidi="zh_TW"/>
+        </w:rPr>
+      </w:r>
+      <w:r>
+        <w:rPr>
+          <w:lang w:val="zh_TW" w:bidi="zh_TW"/>
+        </w:rPr>
+        <w:t>瑪土撒利的兒子，該隱的後裔，亞大和洗拉的丈夫。</w:t>
+        <w:br/>
+      </w:r>
+      <w:r>
+        <w:rPr>
+          <w:lang w:val="zh_TW" w:bidi="zh_TW"/>
+        </w:rPr>
+        <w:t>拉麥與亞大所生的兒子是：</w:t>
       </w:r>
     </w:p>
     <w:p>
       <w:pPr>
         <w:pStyle w:val="ListBullet"/>
         <w:spacing w:line="240" w:lineRule="auto"/>
-        <w:ind w:left="720"/>
-      </w:pPr>
-      <w:r>
-        <w:rPr>
-          <w:lang w:val="zh_TW" w:bidi="zh_TW"/>
-        </w:rPr>
-      </w:r>
-      <w:r>
-        <w:rPr>
-          <w:lang w:val="zh_TW" w:bidi="zh_TW"/>
-        </w:rPr>
-        <w:t>指示營隊前行</w:t>
+        <w:ind w:left="1440"/>
+      </w:pPr>
+      <w:r>
+        <w:rPr>
+          <w:lang w:val="zh_TW" w:bidi="zh_TW"/>
+        </w:rPr>
+      </w:r>
+      <w:r>
+        <w:rPr>
+          <w:lang w:val="zh_TW" w:bidi="zh_TW"/>
+        </w:rPr>
+        <w:t>雅八，「住帳棚、牧養牲畜之人的祖師」</w:t>
       </w:r>
     </w:p>
     <w:p>
       <w:pPr>
         <w:pStyle w:val="ListBullet"/>
         <w:spacing w:line="240" w:lineRule="auto"/>
-        <w:ind w:left="720"/>
-      </w:pPr>
-      <w:r>
-        <w:rPr>
-          <w:lang w:val="zh_TW" w:bidi="zh_TW"/>
-        </w:rPr>
-      </w:r>
-      <w:r>
-        <w:rPr>
-          <w:lang w:val="zh_TW" w:bidi="zh_TW"/>
-        </w:rPr>
-        <w:t>發出戰鬥開始的信號</w:t>
+        <w:ind w:left="1440"/>
+      </w:pPr>
+      <w:r>
+        <w:rPr>
+          <w:lang w:val="zh_TW" w:bidi="zh_TW"/>
+        </w:rPr>
+      </w:r>
+      <w:r>
+        <w:rPr>
+          <w:lang w:val="zh_TW" w:bidi="zh_TW"/>
+        </w:rPr>
+        <w:t>猶八，「一切彈琴吹簫之人的祖師」</w:t>
       </w:r>
     </w:p>
     <w:p>
@@ -1261,330 +2900,54 @@
         <w:rPr>
           <w:lang w:val="zh_TW" w:bidi="zh_TW"/>
         </w:rPr>
-        <w:t>哈瑣茲羅特在聖殿崇拜中變得非常重要。在每日的聖殿儀式中至少會使用兩個號角。在特殊的宗教慶典中，他們可能會使用更多的號角（</w:t>
-      </w:r>
-      <w:hyperlink r:id="rId35">
-        <w:r>
-          <w:rPr>
-            <w:lang w:val="zh_TW" w:bidi="zh_TW"/>
-          </w:rPr>
-          <w:rPr>
-            <w:color w:val="0000EE"/>
-            <w:u w:val="single"/>
-          </w:rPr>
-          <w:t>代上15:28</w:t>
-        </w:r>
-      </w:hyperlink>
-      <w:r>
-        <w:rPr>
-          <w:lang w:val="zh_TW" w:bidi="zh_TW"/>
-        </w:rPr>
-        <w:t>；</w:t>
-      </w:r>
-      <w:hyperlink r:id="rId36">
-        <w:r>
-          <w:rPr>
-            <w:lang w:val="zh_TW" w:bidi="zh_TW"/>
-          </w:rPr>
-          <w:rPr>
-            <w:color w:val="0000EE"/>
-            <w:u w:val="single"/>
-          </w:rPr>
-          <w:t>代下15:14</w:t>
-        </w:r>
-      </w:hyperlink>
-      <w:r>
-        <w:rPr>
-          <w:lang w:val="zh_TW" w:bidi="zh_TW"/>
-        </w:rPr>
-        <w:t>；</w:t>
-      </w:r>
-      <w:hyperlink r:id="rId37">
-        <w:r>
-          <w:rPr>
-            <w:lang w:val="zh_TW" w:bidi="zh_TW"/>
-          </w:rPr>
-          <w:rPr>
-            <w:color w:val="0000EE"/>
-            <w:u w:val="single"/>
-          </w:rPr>
-          <w:t>詩98:6</w:t>
-        </w:r>
-      </w:hyperlink>
-      <w:r>
-        <w:rPr>
-          <w:lang w:val="zh_TW" w:bidi="zh_TW"/>
-        </w:rPr>
-        <w:t>；</w:t>
-      </w:r>
-      <w:hyperlink r:id="rId28">
-        <w:r>
-          <w:rPr>
-            <w:lang w:val="zh_TW" w:bidi="zh_TW"/>
-          </w:rPr>
-          <w:rPr>
-            <w:color w:val="0000EE"/>
-            <w:u w:val="single"/>
-          </w:rPr>
-          <w:t>但3:5–15</w:t>
-        </w:r>
-      </w:hyperlink>
-      <w:r>
-        <w:rPr>
-          <w:lang w:val="zh_TW" w:bidi="zh_TW"/>
-        </w:rPr>
-        <w:t>；</w:t>
-      </w:r>
-      <w:hyperlink r:id="rId38">
-        <w:r>
-          <w:rPr>
-            <w:lang w:val="zh_TW" w:bidi="zh_TW"/>
-          </w:rPr>
-          <w:rPr>
-            <w:color w:val="0000EE"/>
-            <w:u w:val="single"/>
-          </w:rPr>
-          <w:t>何5:8</w:t>
-        </w:r>
-      </w:hyperlink>
-      <w:r>
-        <w:rPr>
-          <w:lang w:val="zh_TW" w:bidi="zh_TW"/>
-        </w:rPr>
-        <w:t>）。</w:t>
-      </w:r>
-    </w:p>
-    <w:p>
-      <w:pPr>
-        <w:pStyle w:val="Heading4"/>
-      </w:pPr>
-      <w:r>
-        <w:rPr>
-          <w:lang w:val="zh_TW" w:bidi="zh_TW"/>
-        </w:rPr>
-        <w:t>瑪什羅奇他（Mashroqita）</w:t>
-      </w:r>
-    </w:p>
-    <w:p>
-      <w:pPr/>
-      <w:r>
-        <w:rPr>
-          <w:lang w:val="zh_TW" w:bidi="zh_TW"/>
-        </w:rPr>
-      </w:r>
-      <w:r>
-        <w:rPr>
-          <w:lang w:val="zh_TW" w:bidi="zh_TW"/>
-        </w:rPr>
-        <w:t>瑪什羅奇他這種樂器，曾在尼布甲尼撒王的宮殿中演奏 （</w:t>
-      </w:r>
-      <w:hyperlink r:id="rId17">
-        <w:r>
-          <w:rPr>
-            <w:lang w:val="zh_TW" w:bidi="zh_TW"/>
-          </w:rPr>
-          <w:rPr>
-            <w:color w:val="0000EE"/>
-            <w:u w:val="single"/>
-          </w:rPr>
-          <w:t>但3:5</w:t>
-        </w:r>
-      </w:hyperlink>
-      <w:r>
-        <w:rPr>
-          <w:lang w:val="zh_TW" w:bidi="zh_TW"/>
-        </w:rPr>
-        <w:t>、</w:t>
-      </w:r>
-      <w:hyperlink r:id="rId17">
-        <w:r>
-          <w:rPr>
-            <w:lang w:val="zh_TW" w:bidi="zh_TW"/>
-          </w:rPr>
-          <w:rPr>
-            <w:color w:val="0000EE"/>
-            <w:u w:val="single"/>
-          </w:rPr>
-          <w:t>7</w:t>
-        </w:r>
-      </w:hyperlink>
-      <w:r>
-        <w:rPr>
-          <w:lang w:val="zh_TW" w:bidi="zh_TW"/>
-        </w:rPr>
-        <w:t>、</w:t>
-      </w:r>
-      <w:hyperlink r:id="rId17">
-        <w:r>
-          <w:rPr>
-            <w:lang w:val="zh_TW" w:bidi="zh_TW"/>
-          </w:rPr>
-          <w:rPr>
-            <w:color w:val="0000EE"/>
-            <w:u w:val="single"/>
-          </w:rPr>
-          <w:t>10</w:t>
-        </w:r>
-      </w:hyperlink>
-      <w:r>
-        <w:rPr>
-          <w:lang w:val="zh_TW" w:bidi="zh_TW"/>
-        </w:rPr>
-        <w:t>、</w:t>
-      </w:r>
-      <w:hyperlink r:id="rId17">
-        <w:r>
-          <w:rPr>
-            <w:lang w:val="zh_TW" w:bidi="zh_TW"/>
-          </w:rPr>
-          <w:rPr>
-            <w:color w:val="0000EE"/>
-            <w:u w:val="single"/>
-          </w:rPr>
-          <w:t>15</w:t>
-        </w:r>
-      </w:hyperlink>
-      <w:r>
-        <w:rPr>
-          <w:lang w:val="zh_TW" w:bidi="zh_TW"/>
-        </w:rPr>
-        <w:t>）。學者認為它類似於希臘潘神的蘆笛（syrinx），由不同長度的中空管組合而成，吹向頂端即可發出不同音高。</w:t>
-      </w:r>
-    </w:p>
-    <w:p>
-      <w:pPr>
-        <w:pStyle w:val="Heading4"/>
-      </w:pPr>
-      <w:r>
-        <w:rPr>
-          <w:lang w:val="zh_TW" w:bidi="zh_TW"/>
-        </w:rPr>
-        <w:t>朔法爾（Shophar）</w:t>
-      </w:r>
-    </w:p>
-    <w:p>
-      <w:pPr/>
-      <w:r>
-        <w:rPr>
-          <w:lang w:val="zh_TW" w:bidi="zh_TW"/>
-        </w:rPr>
-      </w:r>
-      <w:r>
-        <w:rPr>
-          <w:lang w:val="zh_TW" w:bidi="zh_TW"/>
-        </w:rPr>
-        <w:t>朔法爾是一種號角樂器（類似小號），在古代以色列被使用。今日猶太宗教儀式仍使用。聖經提及這種樂器72次，是最常提到的希伯來樂器。</w:t>
-      </w:r>
-    </w:p>
-    <w:p>
-      <w:pPr/>
-      <w:r>
-        <w:rPr>
-          <w:lang w:val="zh_TW" w:bidi="zh_TW"/>
-        </w:rPr>
-      </w:r>
-      <w:r>
-        <w:rPr>
-          <w:lang w:val="zh_TW" w:bidi="zh_TW"/>
-        </w:rPr>
-        <w:t>早期的朔法爾像公羊的角一樣彎曲，後來的版本較直，在角的寬端附近有一個彎曲。朔法爾只能發出兩到三種不同的聲音。由於這種有限的音域，有些人不認為它是真正的樂器，人們主要用它來傳遞信號和信息。</w:t>
-      </w:r>
-    </w:p>
-    <w:p>
-      <w:pPr/>
-      <w:r>
-        <w:rPr>
-          <w:lang w:val="zh_TW" w:bidi="zh_TW"/>
-        </w:rPr>
-      </w:r>
-      <w:r>
-        <w:rPr>
-          <w:lang w:val="zh_TW" w:bidi="zh_TW"/>
-        </w:rPr>
-        <w:t>人們在許多宗教儀式中使用朔法爾，包括：</w:t>
+        <w:t>他與洗拉所生的兒女是：</w:t>
       </w:r>
     </w:p>
     <w:p>
       <w:pPr>
         <w:pStyle w:val="ListBullet"/>
         <w:spacing w:line="240" w:lineRule="auto"/>
-        <w:ind w:left="720"/>
-      </w:pPr>
-      <w:r>
-        <w:rPr>
-          <w:lang w:val="zh_TW" w:bidi="zh_TW"/>
-        </w:rPr>
-      </w:r>
-      <w:r>
-        <w:rPr>
-          <w:lang w:val="zh_TW" w:bidi="zh_TW"/>
-        </w:rPr>
-        <w:t>搬運約櫃時（</w:t>
-      </w:r>
-      <w:hyperlink r:id="rId39">
-        <w:r>
-          <w:rPr>
-            <w:lang w:val="zh_TW" w:bidi="zh_TW"/>
-          </w:rPr>
-          <w:rPr>
-            <w:color w:val="0000EE"/>
-            <w:u w:val="single"/>
-          </w:rPr>
-          <w:t>撒下6:15</w:t>
-        </w:r>
-      </w:hyperlink>
-      <w:r>
-        <w:rPr>
-          <w:lang w:val="zh_TW" w:bidi="zh_TW"/>
-        </w:rPr>
-        <w:t>；</w:t>
-      </w:r>
-      <w:hyperlink r:id="rId35">
-        <w:r>
-          <w:rPr>
-            <w:lang w:val="zh_TW" w:bidi="zh_TW"/>
-          </w:rPr>
-          <w:rPr>
-            <w:color w:val="0000EE"/>
-            <w:u w:val="single"/>
-          </w:rPr>
-          <w:t>代上15:28</w:t>
-        </w:r>
-      </w:hyperlink>
-      <w:r>
-        <w:rPr>
-          <w:lang w:val="zh_TW" w:bidi="zh_TW"/>
-        </w:rPr>
-        <w:t>）</w:t>
+        <w:ind w:left="1440"/>
+      </w:pPr>
+      <w:r>
+        <w:rPr>
+          <w:lang w:val="zh_TW" w:bidi="zh_TW"/>
+        </w:rPr>
+      </w:r>
+      <w:r>
+        <w:rPr>
+          <w:lang w:val="zh_TW" w:bidi="zh_TW"/>
+        </w:rPr>
+        <w:t>土八‧該隱，「打造各樣銅鐵利器的」</w:t>
       </w:r>
     </w:p>
     <w:p>
       <w:pPr>
         <w:pStyle w:val="ListBullet"/>
         <w:spacing w:line="240" w:lineRule="auto"/>
-        <w:ind w:left="720"/>
-      </w:pPr>
-      <w:r>
-        <w:rPr>
-          <w:lang w:val="zh_TW" w:bidi="zh_TW"/>
-        </w:rPr>
-      </w:r>
-      <w:r>
-        <w:rPr>
-          <w:lang w:val="zh_TW" w:bidi="zh_TW"/>
-        </w:rPr>
-        <w:t>亞撒王更新神與子民之間的協議時（</w:t>
-      </w:r>
-      <w:hyperlink r:id="rId36">
-        <w:r>
-          <w:rPr>
-            <w:lang w:val="zh_TW" w:bidi="zh_TW"/>
-          </w:rPr>
-          <w:rPr>
-            <w:color w:val="0000EE"/>
-            <w:u w:val="single"/>
-          </w:rPr>
-          <w:t>代下15:14</w:t>
+        <w:ind w:left="1440"/>
+      </w:pPr>
+      <w:r>
+        <w:rPr>
+          <w:lang w:val="zh_TW" w:bidi="zh_TW"/>
+        </w:rPr>
+      </w:r>
+      <w:r>
+        <w:rPr>
+          <w:lang w:val="zh_TW" w:bidi="zh_TW"/>
+        </w:rPr>
+        <w:t>拿瑪（</w:t>
+      </w:r>
+      <w:hyperlink r:id="rId82">
+        <w:r>
+          <w:rPr>
+            <w:lang w:val="zh_TW" w:bidi="zh_TW"/>
+          </w:rPr>
+          <w:rPr>
+            <w:color w:val="0000EE"/>
+            <w:u w:val="single"/>
+          </w:rPr>
+          <w:t>創4:18–22</w:t>
         </w:r>
       </w:hyperlink>
       <w:r>
@@ -1595,8 +2958,80 @@
       </w:r>
     </w:p>
     <w:p>
-      <w:pPr>
-        <w:pStyle w:val="ListBullet"/>
+      <w:pPr/>
+      <w:r>
+        <w:rPr>
+          <w:lang w:val="zh_TW" w:bidi="zh_TW"/>
+        </w:rPr>
+      </w:r>
+      <w:r>
+        <w:rPr>
+          <w:lang w:val="zh_TW" w:bidi="zh_TW"/>
+        </w:rPr>
+        <w:t>創世記較早的章節記載，拉麥的兒女象徵畜牧、音樂與金屬工藝的起源。拉麥的歌（</w:t>
+      </w:r>
+      <w:hyperlink r:id="rId83">
+        <w:r>
+          <w:rPr>
+            <w:lang w:val="zh_TW" w:bidi="zh_TW"/>
+          </w:rPr>
+          <w:rPr>
+            <w:color w:val="0000EE"/>
+            <w:u w:val="single"/>
+          </w:rPr>
+          <w:t>創4:23–24</w:t>
+        </w:r>
+      </w:hyperlink>
+      <w:r>
+        <w:rPr>
+          <w:lang w:val="zh_TW" w:bidi="zh_TW"/>
+        </w:rPr>
+        <w:t>）是希伯來詩歌的早期例子。在這首歌裡，拉麥誇口自己殺了一個傷害他的人，把自己的報復與該隱殺亞伯相比（</w:t>
+      </w:r>
+      <w:hyperlink r:id="rId84">
+        <w:r>
+          <w:rPr>
+            <w:lang w:val="zh_TW" w:bidi="zh_TW"/>
+          </w:rPr>
+          <w:rPr>
+            <w:color w:val="0000EE"/>
+            <w:u w:val="single"/>
+          </w:rPr>
+          <w:t>創4:8–12</w:t>
+        </w:r>
+      </w:hyperlink>
+      <w:r>
+        <w:rPr>
+          <w:lang w:val="zh_TW" w:bidi="zh_TW"/>
+        </w:rPr>
+        <w:t>）。他說：「若殺該隱，遭報七倍，殺拉麥，必遭報七十七倍。」這首歌顯示，隨著文明發展，驕傲與暴力也隨之增長，這與耶穌關於饒恕的教導形成強烈對比──耶穌教導門徒要饒恕「七十個七次」（</w:t>
+      </w:r>
+      <w:hyperlink r:id="rId85">
+        <w:r>
+          <w:rPr>
+            <w:lang w:val="zh_TW" w:bidi="zh_TW"/>
+          </w:rPr>
+          <w:rPr>
+            <w:color w:val="0000EE"/>
+            <w:u w:val="single"/>
+          </w:rPr>
+          <w:t>太18:22</w:t>
+        </w:r>
+      </w:hyperlink>
+      <w:r>
+        <w:rPr>
+          <w:lang w:val="zh_TW" w:bidi="zh_TW"/>
+        </w:rPr>
+        <w:t>）。</w:t>
+      </w:r>
+    </w:p>
+    <w:p>
+      <w:pPr>
+        <w:pStyle w:val="ListNumber"/>
+        <w:numPr>
+          <w:ilvl w:val="0"/>
+          <w:numId w:val="18"/>
+        </w:numPr>
         <w:spacing w:line="240" w:lineRule="auto"/>
         <w:ind w:left="720"/>
       </w:pPr>
@@ -1609,79 +3044,127 @@
         <w:rPr>
           <w:lang w:val="zh_TW" w:bidi="zh_TW"/>
         </w:rPr>
-        <w:t>人們感謝神時（</w:t>
-      </w:r>
-      <w:hyperlink r:id="rId37">
-        <w:r>
-          <w:rPr>
-            <w:lang w:val="zh_TW" w:bidi="zh_TW"/>
-          </w:rPr>
-          <w:rPr>
-            <w:color w:val="0000EE"/>
-            <w:u w:val="single"/>
-          </w:rPr>
-          <w:t>詩98:6</w:t>
-        </w:r>
-      </w:hyperlink>
-      <w:r>
-        <w:rPr>
-          <w:lang w:val="zh_TW" w:bidi="zh_TW"/>
-        </w:rPr>
-        <w:t>，</w:t>
-      </w:r>
-      <w:hyperlink r:id="rId40">
-        <w:r>
-          <w:rPr>
-            <w:lang w:val="zh_TW" w:bidi="zh_TW"/>
-          </w:rPr>
-          <w:rPr>
-            <w:color w:val="0000EE"/>
-            <w:u w:val="single"/>
-          </w:rPr>
-          <w:t>150:3</w:t>
-        </w:r>
-      </w:hyperlink>
-      <w:r>
-        <w:rPr>
-          <w:lang w:val="zh_TW" w:bidi="zh_TW"/>
-        </w:rPr>
-        <w:t>）</w:t>
-      </w:r>
-    </w:p>
-    <w:p>
-      <w:pPr>
-        <w:pStyle w:val="ListBullet"/>
-        <w:spacing w:line="240" w:lineRule="auto"/>
-        <w:ind w:left="720"/>
-      </w:pPr>
-      <w:r>
-        <w:rPr>
-          <w:lang w:val="zh_TW" w:bidi="zh_TW"/>
-        </w:rPr>
-      </w:r>
-      <w:r>
-        <w:rPr>
-          <w:lang w:val="zh_TW" w:bidi="zh_TW"/>
-        </w:rPr>
-        <w:t>每個新月開始時</w:t>
-      </w:r>
-    </w:p>
-    <w:p>
-      <w:pPr>
-        <w:pStyle w:val="ListBullet"/>
-        <w:spacing w:line="240" w:lineRule="auto"/>
-        <w:ind w:left="720"/>
-      </w:pPr>
-      <w:r>
-        <w:rPr>
-          <w:lang w:val="zh_TW" w:bidi="zh_TW"/>
-        </w:rPr>
-      </w:r>
-      <w:r>
-        <w:rPr>
-          <w:lang w:val="zh_TW" w:bidi="zh_TW"/>
-        </w:rPr>
-        <w:t>禧年開始時（每50年一次的特殊年份）</w:t>
+        <w:t>瑪土撒拉的兒子，挪亞的父親（</w:t>
+      </w:r>
+      <w:hyperlink r:id="rId86">
+        <w:r>
+          <w:rPr>
+            <w:lang w:val="zh_TW" w:bidi="zh_TW"/>
+          </w:rPr>
+          <w:rPr>
+            <w:color w:val="0000EE"/>
+            <w:u w:val="single"/>
+          </w:rPr>
+          <w:t>創5:25–31</w:t>
+        </w:r>
+      </w:hyperlink>
+      <w:r>
+        <w:rPr>
+          <w:lang w:val="zh_TW" w:bidi="zh_TW"/>
+        </w:rPr>
+        <w:t>；</w:t>
+      </w:r>
+      <w:hyperlink r:id="rId87">
+        <w:r>
+          <w:rPr>
+            <w:lang w:val="zh_TW" w:bidi="zh_TW"/>
+          </w:rPr>
+          <w:rPr>
+            <w:color w:val="0000EE"/>
+            <w:u w:val="single"/>
+          </w:rPr>
+          <w:t>代上1:3</w:t>
+        </w:r>
+      </w:hyperlink>
+      <w:r>
+        <w:rPr>
+          <w:lang w:val="zh_TW" w:bidi="zh_TW"/>
+        </w:rPr>
+        <w:t>）。挪亞出生時，拉麥盼望這孩子能使人類從降在亞當身上的咒詛中得著安慰（</w:t>
+      </w:r>
+      <w:hyperlink r:id="rId88">
+        <w:r>
+          <w:rPr>
+            <w:lang w:val="zh_TW" w:bidi="zh_TW"/>
+          </w:rPr>
+          <w:rPr>
+            <w:color w:val="0000EE"/>
+            <w:u w:val="single"/>
+          </w:rPr>
+          <w:t>創5:29</w:t>
+        </w:r>
+      </w:hyperlink>
+      <w:r>
+        <w:rPr>
+          <w:lang w:val="zh_TW" w:bidi="zh_TW"/>
+        </w:rPr>
+        <w:t>；參</w:t>
+      </w:r>
+      <w:hyperlink r:id="rId89">
+        <w:r>
+          <w:rPr>
+            <w:lang w:val="zh_TW" w:bidi="zh_TW"/>
+          </w:rPr>
+          <w:rPr>
+            <w:color w:val="0000EE"/>
+            <w:u w:val="single"/>
+          </w:rPr>
+          <w:t>創3:17</w:t>
+        </w:r>
+      </w:hyperlink>
+      <w:r>
+        <w:rPr>
+          <w:lang w:val="zh_TW" w:bidi="zh_TW"/>
+        </w:rPr>
+        <w:t>）。他活到777歲，是洪水發生前壽命最長的人之一。死海古卷記載拉麥與他父親瑪土撒拉之間的長篇對話。記載於</w:t>
+      </w:r>
+      <w:hyperlink r:id="rId90">
+        <w:r>
+          <w:rPr>
+            <w:lang w:val="zh_TW" w:bidi="zh_TW"/>
+          </w:rPr>
+          <w:rPr>
+            <w:color w:val="0000EE"/>
+            <w:u w:val="single"/>
+          </w:rPr>
+          <w:t>路加福音三章36節</w:t>
+        </w:r>
+      </w:hyperlink>
+      <w:r>
+        <w:rPr>
+          <w:lang w:val="zh_TW" w:bidi="zh_TW"/>
+        </w:rPr>
+        <w:t>的家譜將拉麥列為耶穌的先祖。</w:t>
+        <w:br/>
+      </w:r>
+      <w:r>
+        <w:rPr>
+          <w:i/>
+          <w:lang w:val="zh_TW" w:bidi="zh_TW"/>
+        </w:rPr>
+        <w:t>另見</w:t>
+      </w:r>
+      <w:r>
+        <w:rPr>
+          <w:lang w:val="zh_TW" w:bidi="zh_TW"/>
+        </w:rPr>
+        <w:t>耶穌基督的家譜</w:t>
+      </w:r>
+      <w:r>
+        <w:rPr>
+          <w:lang w:val="zh_TW" w:bidi="zh_TW"/>
+        </w:rPr>
+        <w:t>。</w:t>
+      </w:r>
+      <w:r>
+        <w:rPr>
+          <w:lang w:val="zh_TW" w:bidi="zh_TW"/>
+        </w:rPr>
+      </w:r>
+      <w:r>
+        <w:rPr>
+          <w:lang w:val="zh_TW" w:bidi="zh_TW"/>
+        </w:rPr>
       </w:r>
     </w:p>
     <w:p>
@@ -1691,130 +3174,21 @@
           <w:lang w:val="zh_TW" w:bidi="zh_TW"/>
         </w:rPr>
       </w:r>
-      <w:r>
-        <w:rPr>
-          <w:lang w:val="zh_TW" w:bidi="zh_TW"/>
-        </w:rPr>
-        <w:t>人們也將朔法爾用於王室的重大事件：</w:t>
-      </w:r>
-    </w:p>
-    <w:p>
-      <w:pPr>
-        <w:pStyle w:val="ListBullet"/>
-        <w:spacing w:line="240" w:lineRule="auto"/>
-        <w:ind w:left="720"/>
-      </w:pPr>
-      <w:r>
-        <w:rPr>
-          <w:lang w:val="zh_TW" w:bidi="zh_TW"/>
-        </w:rPr>
-      </w:r>
-      <w:r>
-        <w:rPr>
-          <w:lang w:val="zh_TW" w:bidi="zh_TW"/>
-        </w:rPr>
-        <w:t>押沙龍宣稱自己為王時 （</w:t>
-      </w:r>
-      <w:hyperlink r:id="rId41">
-        <w:r>
-          <w:rPr>
-            <w:lang w:val="zh_TW" w:bidi="zh_TW"/>
-          </w:rPr>
-          <w:rPr>
-            <w:color w:val="0000EE"/>
-            <w:u w:val="single"/>
-          </w:rPr>
-          <w:t>撒下15:10</w:t>
-        </w:r>
-      </w:hyperlink>
-      <w:r>
-        <w:rPr>
-          <w:lang w:val="zh_TW" w:bidi="zh_TW"/>
-        </w:rPr>
-        <w:t>）</w:t>
-      </w:r>
-    </w:p>
-    <w:p>
-      <w:pPr>
-        <w:pStyle w:val="ListBullet"/>
-        <w:spacing w:line="240" w:lineRule="auto"/>
-        <w:ind w:left="720"/>
-      </w:pPr>
-      <w:r>
-        <w:rPr>
-          <w:lang w:val="zh_TW" w:bidi="zh_TW"/>
-        </w:rPr>
-      </w:r>
-      <w:r>
-        <w:rPr>
-          <w:lang w:val="zh_TW" w:bidi="zh_TW"/>
-        </w:rPr>
-        <w:t>所羅門被選為王時（</w:t>
-      </w:r>
-      <w:hyperlink r:id="rId42">
-        <w:r>
-          <w:rPr>
-            <w:lang w:val="zh_TW" w:bidi="zh_TW"/>
-          </w:rPr>
-          <w:rPr>
-            <w:color w:val="0000EE"/>
-            <w:u w:val="single"/>
-          </w:rPr>
-          <w:t>王上1:34</w:t>
-        </w:r>
-      </w:hyperlink>
-      <w:r>
-        <w:rPr>
-          <w:lang w:val="zh_TW" w:bidi="zh_TW"/>
-        </w:rPr>
-        <w:t>）</w:t>
-      </w:r>
-    </w:p>
-    <w:p>
-      <w:pPr>
-        <w:pStyle w:val="ListBullet"/>
-        <w:spacing w:line="240" w:lineRule="auto"/>
-        <w:ind w:left="720"/>
-      </w:pPr>
-      <w:r>
-        <w:rPr>
-          <w:lang w:val="zh_TW" w:bidi="zh_TW"/>
-        </w:rPr>
-      </w:r>
-      <w:r>
-        <w:rPr>
-          <w:lang w:val="zh_TW" w:bidi="zh_TW"/>
-        </w:rPr>
-        <w:t>耶戶作王時（</w:t>
-      </w:r>
-      <w:hyperlink r:id="rId43">
-        <w:r>
-          <w:rPr>
-            <w:lang w:val="zh_TW" w:bidi="zh_TW"/>
-          </w:rPr>
-          <w:rPr>
-            <w:color w:val="0000EE"/>
-            <w:u w:val="single"/>
-          </w:rPr>
-          <w:t>王下9:13</w:t>
-        </w:r>
-      </w:hyperlink>
-      <w:r>
-        <w:rPr>
-          <w:lang w:val="zh_TW" w:bidi="zh_TW"/>
-        </w:rPr>
-        <w:t>）</w:t>
-      </w:r>
-    </w:p>
-    <w:p>
-      <w:pPr>
-        <w:pStyle w:val="Heading4"/>
-      </w:pPr>
-      <w:r>
-        <w:rPr>
-          <w:lang w:val="zh_TW" w:bidi="zh_TW"/>
-        </w:rPr>
-        <w:t>蘇波尼亞（Sumponia）</w:t>
+    </w:p>
+    <w:p>
+      <w:pPr>
+        <w:pStyle w:val="Heading2"/>
+      </w:pPr>
+      <w:r>
+        <w:rPr>
+          <w:lang w:val="zh_TW" w:bidi="zh_TW"/>
+        </w:rPr>
+        <w:t>拉沙</w:t>
+      </w:r>
+      <w:r>
+        <w:rPr>
+          <w:lang w:val="zh_TW" w:bidi="zh_TW"/>
+        </w:rPr>
       </w:r>
     </w:p>
     <w:p>
@@ -1828,25 +3202,35 @@
         <w:rPr>
           <w:lang w:val="zh_TW" w:bidi="zh_TW"/>
         </w:rPr>
-        <w:t>蘇波尼亞是在</w:t>
-      </w:r>
-      <w:hyperlink r:id="rId44">
-        <w:r>
-          <w:rPr>
-            <w:lang w:val="zh_TW" w:bidi="zh_TW"/>
-          </w:rPr>
-          <w:rPr>
-            <w:color w:val="0000EE"/>
-            <w:u w:val="single"/>
-          </w:rPr>
-          <w:t>但以理書三章</w:t>
-        </w:r>
-      </w:hyperlink>
-      <w:r>
-        <w:rPr>
-          <w:lang w:val="zh_TW" w:bidi="zh_TW"/>
-        </w:rPr>
-        <w:t>中找到的詞語，但學者不確定其確切含義。一些聖經教師認為蘇波尼亞指的是風笛，有英文譯本就是如此翻譯。然而，研究古代樂器的專家卻強烈反對此說，他們認為尼布甲尼撒王的時代並沒有風笛。</w:t>
+        <w:t>一個地名，除此之外沒有其它資訊。在一段古老的記載中，它被用來指示迦南人所居之地的南界（</w:t>
+      </w:r>
+      <w:hyperlink r:id="rId91">
+        <w:r>
+          <w:rPr>
+            <w:lang w:val="zh_TW" w:bidi="zh_TW"/>
+          </w:rPr>
+          <w:rPr>
+            <w:color w:val="0000EE"/>
+            <w:u w:val="single"/>
+          </w:rPr>
+          <w:t>創10:19</w:t>
+        </w:r>
+      </w:hyperlink>
+      <w:r>
+        <w:rPr>
+          <w:lang w:val="zh_TW" w:bidi="zh_TW"/>
+        </w:rPr>
+        <w:t>）。該處經文將拉沙與死海南端附近的其它城邑並列。</w:t>
+      </w:r>
+      <w:r>
+        <w:rPr>
+          <w:lang w:val="zh_TW" w:bidi="zh_TW"/>
+        </w:rPr>
+      </w:r>
+      <w:r>
+        <w:rPr>
+          <w:lang w:val="zh_TW" w:bidi="zh_TW"/>
+        </w:rPr>
       </w:r>
     </w:p>
     <w:p>
@@ -1856,40 +3240,21 @@
           <w:lang w:val="zh_TW" w:bidi="zh_TW"/>
         </w:rPr>
       </w:r>
-      <w:r>
-        <w:rPr>
-          <w:lang w:val="zh_TW" w:bidi="zh_TW"/>
-        </w:rPr>
-        <w:t>其他學者認為蘇波尼亞可能不是樂器，而可能是描述多種樂器合奏的音樂。這個解釋有其道理，因為這個詞來自希臘文單詞辛弗尼亞（symphonia），意思是「一起發聲」。在</w:t>
-      </w:r>
-      <w:hyperlink r:id="rId45">
-        <w:r>
-          <w:rPr>
-            <w:lang w:val="zh_TW" w:bidi="zh_TW"/>
-          </w:rPr>
-          <w:rPr>
-            <w:color w:val="0000EE"/>
-            <w:u w:val="single"/>
-          </w:rPr>
-          <w:t>路加福音十五章25節</w:t>
-        </w:r>
-      </w:hyperlink>
-      <w:r>
-        <w:rPr>
-          <w:lang w:val="zh_TW" w:bidi="zh_TW"/>
-        </w:rPr>
-        <w:t>中，它被翻譯為「作樂……的聲音」。</w:t>
-      </w:r>
-    </w:p>
-    <w:p>
-      <w:pPr>
-        <w:pStyle w:val="Heading4"/>
-      </w:pPr>
-      <w:r>
-        <w:rPr>
-          <w:lang w:val="zh_TW" w:bidi="zh_TW"/>
-        </w:rPr>
-        <w:t>烏加布（Ugab）</w:t>
+    </w:p>
+    <w:p>
+      <w:pPr>
+        <w:pStyle w:val="Heading2"/>
+      </w:pPr>
+      <w:r>
+        <w:rPr>
+          <w:lang w:val="zh_TW" w:bidi="zh_TW"/>
+        </w:rPr>
+        <w:t>拉吳</w:t>
+      </w:r>
+      <w:r>
+        <w:rPr>
+          <w:lang w:val="zh_TW" w:bidi="zh_TW"/>
+        </w:rPr>
       </w:r>
     </w:p>
     <w:p>
@@ -1903,18 +3268,18 @@
         <w:rPr>
           <w:lang w:val="zh_TW" w:bidi="zh_TW"/>
         </w:rPr>
-        <w:t>烏加布是古老的樂器，類似長笛。聖經提到烏加布四次（</w:t>
-      </w:r>
-      <w:hyperlink r:id="rId46">
-        <w:r>
-          <w:rPr>
-            <w:lang w:val="zh_TW" w:bidi="zh_TW"/>
-          </w:rPr>
-          <w:rPr>
-            <w:color w:val="0000EE"/>
-            <w:u w:val="single"/>
-          </w:rPr>
-          <w:t>創4:21</w:t>
+        <w:t>法勒的兒子，西鹿的父親。他是閃的後裔（</w:t>
+      </w:r>
+      <w:hyperlink r:id="rId92">
+        <w:r>
+          <w:rPr>
+            <w:lang w:val="zh_TW" w:bidi="zh_TW"/>
+          </w:rPr>
+          <w:rPr>
+            <w:color w:val="0000EE"/>
+            <w:u w:val="single"/>
+          </w:rPr>
+          <w:t>創11:18–21</w:t>
         </w:r>
       </w:hyperlink>
       <w:r>
@@ -1923,88 +3288,41 @@
         </w:rPr>
         <w:t>；</w:t>
       </w:r>
-      <w:hyperlink r:id="rId47">
-        <w:r>
-          <w:rPr>
-            <w:lang w:val="zh_TW" w:bidi="zh_TW"/>
-          </w:rPr>
-          <w:rPr>
-            <w:color w:val="0000EE"/>
-            <w:u w:val="single"/>
-          </w:rPr>
-          <w:t>伯21:12</w:t>
-        </w:r>
-      </w:hyperlink>
-      <w:r>
-        <w:rPr>
-          <w:lang w:val="zh_TW" w:bidi="zh_TW"/>
-        </w:rPr>
-        <w:t>，</w:t>
-      </w:r>
-      <w:hyperlink r:id="rId48">
-        <w:r>
-          <w:rPr>
-            <w:lang w:val="zh_TW" w:bidi="zh_TW"/>
-          </w:rPr>
-          <w:rPr>
-            <w:color w:val="0000EE"/>
-            <w:u w:val="single"/>
-          </w:rPr>
-          <w:t>30:31</w:t>
-        </w:r>
-      </w:hyperlink>
-      <w:r>
-        <w:rPr>
-          <w:lang w:val="zh_TW" w:bidi="zh_TW"/>
-        </w:rPr>
-        <w:t>；</w:t>
-      </w:r>
-      <w:hyperlink r:id="rId13">
-        <w:r>
-          <w:rPr>
-            <w:lang w:val="zh_TW" w:bidi="zh_TW"/>
-          </w:rPr>
-          <w:rPr>
-            <w:color w:val="0000EE"/>
-            <w:u w:val="single"/>
-          </w:rPr>
-          <w:t>詩150:4</w:t>
-        </w:r>
-      </w:hyperlink>
-      <w:r>
-        <w:rPr>
-          <w:lang w:val="zh_TW" w:bidi="zh_TW"/>
-        </w:rPr>
-        <w:t>）。通常提到烏加布時，是與宗教活動無關。只有在</w:t>
-      </w:r>
-      <w:hyperlink r:id="rId49">
-        <w:r>
-          <w:rPr>
-            <w:lang w:val="zh_TW" w:bidi="zh_TW"/>
-          </w:rPr>
-          <w:rPr>
-            <w:color w:val="0000EE"/>
-            <w:u w:val="single"/>
-          </w:rPr>
-          <w:t>詩篇一五〇篇</w:t>
-        </w:r>
-      </w:hyperlink>
-      <w:r>
-        <w:rPr>
-          <w:lang w:val="zh_TW" w:bidi="zh_TW"/>
-        </w:rPr>
-        <w:t>中，它被用於敬拜。有英文譯本將其誤譯為「風琴」。</w:t>
-      </w:r>
-    </w:p>
-    <w:p>
-      <w:pPr>
-        <w:pStyle w:val="Heading3"/>
-      </w:pPr>
-      <w:r>
-        <w:rPr>
-          <w:lang w:val="zh_TW" w:bidi="zh_TW"/>
-        </w:rPr>
-        <w:t>敲擊樂器</w:t>
+      <w:hyperlink r:id="rId93">
+        <w:r>
+          <w:rPr>
+            <w:lang w:val="zh_TW" w:bidi="zh_TW"/>
+          </w:rPr>
+          <w:rPr>
+            <w:color w:val="0000EE"/>
+            <w:u w:val="single"/>
+          </w:rPr>
+          <w:t>代上1:25</w:t>
+        </w:r>
+      </w:hyperlink>
+      <w:r>
+        <w:rPr>
+          <w:lang w:val="zh_TW" w:bidi="zh_TW"/>
+        </w:rPr>
+        <w:t>）。他在</w:t>
+      </w:r>
+      <w:hyperlink r:id="rId94">
+        <w:r>
+          <w:rPr>
+            <w:lang w:val="zh_TW" w:bidi="zh_TW"/>
+          </w:rPr>
+          <w:rPr>
+            <w:color w:val="0000EE"/>
+            <w:u w:val="single"/>
+          </w:rPr>
+          <w:t>路加福音三章35節</w:t>
+        </w:r>
+      </w:hyperlink>
+      <w:r>
+        <w:rPr>
+          <w:lang w:val="zh_TW" w:bidi="zh_TW"/>
+        </w:rPr>
+        <w:t>中被列為耶穌的祖先之一。</w:t>
       </w:r>
     </w:p>
     <w:p>
@@ -2016,906 +3334,16 @@
       </w:r>
       <w:r>
         <w:rPr>
-          <w:lang w:val="zh_TW" w:bidi="zh_TW"/>
-        </w:rPr>
-        <w:t>敲擊樂器（敲擊或搖動時發出聲音的樂器），最常出現在猶太百姓早期歷史的記載中。隨著時間推移，人們不再在聖殿敬拜中使用這些樂器，可能是因為其它宗教也會使用類似樂器來敬拜假神。</w:t>
-      </w:r>
-    </w:p>
-    <w:p>
-      <w:pPr>
-        <w:pStyle w:val="Heading4"/>
-      </w:pPr>
-      <w:r>
-        <w:rPr>
-          <w:lang w:val="zh_TW" w:bidi="zh_TW"/>
-        </w:rPr>
-        <w:t>米納亞念（Mena Anim）</w:t>
-      </w:r>
-    </w:p>
-    <w:p>
-      <w:pPr/>
-      <w:r>
-        <w:rPr>
-          <w:lang w:val="zh_TW" w:bidi="zh_TW"/>
-        </w:rPr>
-      </w:r>
-      <w:r>
-        <w:rPr>
-          <w:lang w:val="zh_TW" w:bidi="zh_TW"/>
-        </w:rPr>
-        <w:t>米納亞念是響亮的金屬搖鈴，其框架懸掛金屬環，搖動時就會發出聲音。米納亞念很可能類似於西斯特爾叉鈴（sistrum，古埃及用於宗教儀式的神聖搖鈴）米納亞念出現在</w:t>
-      </w:r>
-      <w:hyperlink r:id="rId21">
-        <w:r>
-          <w:rPr>
-            <w:lang w:val="zh_TW" w:bidi="zh_TW"/>
-          </w:rPr>
-          <w:rPr>
-            <w:color w:val="0000EE"/>
-            <w:u w:val="single"/>
-          </w:rPr>
-          <w:t>撒母耳記下六章5節</w:t>
-        </w:r>
-      </w:hyperlink>
-      <w:r>
-        <w:rPr>
-          <w:lang w:val="zh_TW" w:bidi="zh_TW"/>
-        </w:rPr>
-        <w:t>中。有英文譯本將其翻譯為「響板」（castanet），亦有英文譯本錯誤將其翻譯為「號角」（cornet）。</w:t>
-      </w:r>
-    </w:p>
-    <w:p>
-      <w:pPr>
-        <w:pStyle w:val="Heading4"/>
-      </w:pPr>
-      <w:r>
-        <w:rPr>
-          <w:lang w:val="zh_TW" w:bidi="zh_TW"/>
-        </w:rPr>
-        <w:t>帕莫尼姆（Pamonim）</w:t>
-      </w:r>
-    </w:p>
-    <w:p>
-      <w:pPr/>
-      <w:r>
-        <w:rPr>
-          <w:lang w:val="zh_TW" w:bidi="zh_TW"/>
-        </w:rPr>
-      </w:r>
-      <w:r>
-        <w:rPr>
-          <w:lang w:val="zh_TW" w:bidi="zh_TW"/>
-        </w:rPr>
-        <w:t>帕莫尼姆是祭司袍子上的小鈴鐺（</w:t>
-      </w:r>
-      <w:hyperlink r:id="rId50">
-        <w:r>
-          <w:rPr>
-            <w:lang w:val="zh_TW" w:bidi="zh_TW"/>
-          </w:rPr>
-          <w:rPr>
-            <w:color w:val="0000EE"/>
-            <w:u w:val="single"/>
-          </w:rPr>
-          <w:t>出28:33–34</w:t>
-        </w:r>
-      </w:hyperlink>
-      <w:r>
-        <w:rPr>
-          <w:lang w:val="zh_TW" w:bidi="zh_TW"/>
-        </w:rPr>
-        <w:t>，</w:t>
-      </w:r>
-      <w:hyperlink r:id="rId51">
-        <w:r>
-          <w:rPr>
-            <w:lang w:val="zh_TW" w:bidi="zh_TW"/>
-          </w:rPr>
-          <w:rPr>
-            <w:color w:val="0000EE"/>
-            <w:u w:val="single"/>
-          </w:rPr>
-          <w:t>39:25–26</w:t>
-        </w:r>
-      </w:hyperlink>
-      <w:r>
-        <w:rPr>
-          <w:lang w:val="zh_TW" w:bidi="zh_TW"/>
-        </w:rPr>
-        <w:t>）。當大祭司行走時，鈴鐺會發出柔和的聲音，幫助人們知道大祭司進入至聖所敬拜神時的位置。</w:t>
-      </w:r>
-    </w:p>
-    <w:p>
-      <w:pPr>
-        <w:pStyle w:val="Heading4"/>
-      </w:pPr>
-      <w:r>
-        <w:rPr>
-          <w:lang w:val="zh_TW" w:bidi="zh_TW"/>
-        </w:rPr>
-        <w:t>沙利希姆（Shalishim）</w:t>
-      </w:r>
-    </w:p>
-    <w:p>
-      <w:pPr/>
-      <w:r>
-        <w:rPr>
-          <w:lang w:val="zh_TW" w:bidi="zh_TW"/>
-        </w:rPr>
-      </w:r>
-      <w:r>
-        <w:rPr>
-          <w:lang w:val="zh_TW" w:bidi="zh_TW"/>
-        </w:rPr>
-        <w:t>沙利希姆是聖經提到的搖鈴。有些聖經譯本將這個詞翻譯為「西斯特爾叉鈴」（sistrum，古埃及的神聖響板）或「提布瑞爾」（timbrel，鈴鼓）。學者不確定沙利希姆是否樂器。沙利希姆出現在</w:t>
-      </w:r>
-      <w:hyperlink r:id="rId52">
-        <w:r>
-          <w:rPr>
-            <w:lang w:val="zh_TW" w:bidi="zh_TW"/>
-          </w:rPr>
-          <w:rPr>
-            <w:color w:val="0000EE"/>
-            <w:u w:val="single"/>
-          </w:rPr>
-          <w:t>撒母耳記上十八章6節</w:t>
-        </w:r>
-      </w:hyperlink>
-      <w:r>
-        <w:rPr>
-          <w:lang w:val="zh_TW" w:bidi="zh_TW"/>
-        </w:rPr>
-        <w:t>中。在這個故事中，人們演奏這樂器，慶祝掃羅王和大衛從與非利士人爭戰凱旋歸來。</w:t>
-      </w:r>
-    </w:p>
-    <w:p>
-      <w:pPr>
-        <w:pStyle w:val="Heading4"/>
-      </w:pPr>
-      <w:r>
-        <w:rPr>
-          <w:lang w:val="zh_TW" w:bidi="zh_TW"/>
-        </w:rPr>
-        <w:t>托夫（Toph）</w:t>
-      </w:r>
-    </w:p>
-    <w:p>
-      <w:pPr/>
-      <w:r>
-        <w:rPr>
-          <w:lang w:val="zh_TW" w:bidi="zh_TW"/>
-        </w:rPr>
-      </w:r>
-      <w:r>
-        <w:rPr>
-          <w:lang w:val="zh_TW" w:bidi="zh_TW"/>
-        </w:rPr>
-        <w:t>托夫（也稱為tof）是古代以色列使用的一種手鼓。通常由女性演奏，但一些聖經段落表明男性也會演奏（</w:t>
-      </w:r>
-      <w:hyperlink r:id="rId20">
-        <w:r>
-          <w:rPr>
-            <w:lang w:val="zh_TW" w:bidi="zh_TW"/>
-          </w:rPr>
-          <w:rPr>
-            <w:color w:val="0000EE"/>
-            <w:u w:val="single"/>
-          </w:rPr>
-          <w:t>撒上10:5</w:t>
-        </w:r>
-      </w:hyperlink>
-      <w:r>
-        <w:rPr>
-          <w:lang w:val="zh_TW" w:bidi="zh_TW"/>
-        </w:rPr>
-        <w:t>；</w:t>
-      </w:r>
-      <w:hyperlink r:id="rId21">
-        <w:r>
-          <w:rPr>
-            <w:lang w:val="zh_TW" w:bidi="zh_TW"/>
-          </w:rPr>
-          <w:rPr>
-            <w:color w:val="0000EE"/>
-            <w:u w:val="single"/>
-          </w:rPr>
-          <w:t>撒下6:5</w:t>
-        </w:r>
-      </w:hyperlink>
-      <w:r>
-        <w:rPr>
-          <w:lang w:val="zh_TW" w:bidi="zh_TW"/>
-        </w:rPr>
-        <w:t>；</w:t>
-      </w:r>
-      <w:hyperlink r:id="rId53">
-        <w:r>
-          <w:rPr>
-            <w:lang w:val="zh_TW" w:bidi="zh_TW"/>
-          </w:rPr>
-          <w:rPr>
-            <w:color w:val="0000EE"/>
-            <w:u w:val="single"/>
-          </w:rPr>
-          <w:t>代上13:8</w:t>
-        </w:r>
-      </w:hyperlink>
-      <w:r>
-        <w:rPr>
-          <w:lang w:val="zh_TW" w:bidi="zh_TW"/>
-        </w:rPr>
-        <w:t>）。有英文譯本中將其稱為「小鼓」（tabret）。</w:t>
-      </w:r>
-    </w:p>
-    <w:p>
-      <w:pPr/>
-      <w:r>
-        <w:rPr>
-          <w:lang w:val="zh_TW" w:bidi="zh_TW"/>
-        </w:rPr>
-      </w:r>
-      <w:r>
-        <w:rPr>
-          <w:lang w:val="zh_TW" w:bidi="zh_TW"/>
-        </w:rPr>
-        <w:t>托夫在聖經出現了15次。它是由木頭或金屬製成的圓形框架，在其上拉緊動物皮（來自公羊或野山羊），人們用手擊打它來演奏。我們不確定托夫是只有一面蒙皮，還是兩面都蒙皮。一些學者認為它像鈴鼓（tambourine）或小手鼓（timbrel）。然而，沒有證據顯示托夫有像鈴鼓那樣，發出叮噹聲的金屬片。</w:t>
-      </w:r>
-    </w:p>
-    <w:p>
-      <w:pPr/>
-      <w:r>
-        <w:rPr>
-          <w:lang w:val="zh_TW" w:bidi="zh_TW"/>
-        </w:rPr>
-      </w:r>
-      <w:r>
-        <w:rPr>
-          <w:lang w:val="zh_TW" w:bidi="zh_TW"/>
-        </w:rPr>
-        <w:t>人們在慶祝活動中演奏托夫，發出響亮的聲音（</w:t>
-      </w:r>
-      <w:hyperlink r:id="rId54">
-        <w:r>
-          <w:rPr>
-            <w:lang w:val="zh_TW" w:bidi="zh_TW"/>
-          </w:rPr>
-          <w:rPr>
-            <w:color w:val="0000EE"/>
-            <w:u w:val="single"/>
-          </w:rPr>
-          <w:t>出15:20</w:t>
-        </w:r>
-      </w:hyperlink>
-      <w:r>
-        <w:rPr>
-          <w:lang w:val="zh_TW" w:bidi="zh_TW"/>
-        </w:rPr>
-        <w:t>；</w:t>
-      </w:r>
-      <w:hyperlink r:id="rId19">
-        <w:r>
-          <w:rPr>
-            <w:lang w:val="zh_TW" w:bidi="zh_TW"/>
-          </w:rPr>
-          <w:rPr>
-            <w:color w:val="0000EE"/>
-            <w:u w:val="single"/>
-          </w:rPr>
-          <w:t>詩81:2</w:t>
-        </w:r>
-      </w:hyperlink>
-      <w:r>
-        <w:rPr>
-          <w:lang w:val="zh_TW" w:bidi="zh_TW"/>
-        </w:rPr>
-        <w:t>）。</w:t>
-      </w:r>
-    </w:p>
-    <w:p>
-      <w:pPr>
-        <w:pStyle w:val="Heading4"/>
-      </w:pPr>
-      <w:r>
-        <w:rPr>
-          <w:lang w:val="zh_TW" w:bidi="zh_TW"/>
-        </w:rPr>
-        <w:t>澤爾澤林（Zelzelim）</w:t>
-      </w:r>
-    </w:p>
-    <w:p>
-      <w:pPr/>
-      <w:r>
-        <w:rPr>
-          <w:lang w:val="zh_TW" w:bidi="zh_TW"/>
-        </w:rPr>
-      </w:r>
-      <w:r>
-        <w:rPr>
-          <w:lang w:val="zh_TW" w:bidi="zh_TW"/>
-        </w:rPr>
-        <w:t>澤爾澤林（Zelzelim）和梅齊爾泰音（Meziltayim）是古代以色列使用的鈸。這些詞來自希伯來詞扎拉（zala），意思是「發出響亮的聲音」。聖經通常同時使用這兩個詞（表明兩個物品是成對使用的）。這告訴我們鈸總是成對使用的。</w:t>
-      </w:r>
-    </w:p>
-    <w:p>
-      <w:pPr/>
-      <w:r>
-        <w:rPr>
-          <w:lang w:val="zh_TW" w:bidi="zh_TW"/>
-        </w:rPr>
-      </w:r>
-      <w:r>
-        <w:rPr>
-          <w:lang w:val="zh_TW" w:bidi="zh_TW"/>
-        </w:rPr>
-        <w:t>一些聖經譯本將這些詞錯譯為「響板」（castanets，發出咔嗒聲的木質或金屬塊）。</w:t>
-      </w:r>
-    </w:p>
-    <w:p>
-      <w:pPr/>
-      <w:r>
-        <w:rPr>
-          <w:lang w:val="zh_TW" w:bidi="zh_TW"/>
-        </w:rPr>
-      </w:r>
-      <w:r>
-        <w:rPr>
-          <w:lang w:val="zh_TW" w:bidi="zh_TW"/>
-        </w:rPr>
-        <w:t>人們用金屬製作這些鈸。它們成對出現，一個人會同時演奏兩面鈸。這是唯一可以在聖殿崇拜中使用的敲擊樂器。金屬鈸在許多古代文化中都很常見。</w:t>
-      </w:r>
-    </w:p>
-    <w:p>
-      <w:pPr/>
-      <w:r>
-        <w:rPr>
-          <w:lang w:val="zh_TW" w:bidi="zh_TW"/>
-        </w:rPr>
-      </w:r>
-      <w:r>
-        <w:rPr>
-          <w:lang w:val="zh_TW" w:bidi="zh_TW"/>
-        </w:rPr>
-        <w:t>鈸首次出現在聖經，是人們將約櫃移至耶路撒冷時（</w:t>
-      </w:r>
-      <w:hyperlink r:id="rId21">
-        <w:r>
-          <w:rPr>
-            <w:lang w:val="zh_TW" w:bidi="zh_TW"/>
-          </w:rPr>
-          <w:rPr>
-            <w:color w:val="0000EE"/>
-            <w:u w:val="single"/>
-          </w:rPr>
-          <w:t>撒下6:5</w:t>
-        </w:r>
-      </w:hyperlink>
-      <w:r>
-        <w:rPr>
-          <w:lang w:val="zh_TW" w:bidi="zh_TW"/>
-        </w:rPr>
-        <w:t>；</w:t>
-      </w:r>
-      <w:hyperlink r:id="rId53">
-        <w:r>
-          <w:rPr>
-            <w:lang w:val="zh_TW" w:bidi="zh_TW"/>
-          </w:rPr>
-          <w:rPr>
-            <w:color w:val="0000EE"/>
-            <w:u w:val="single"/>
-          </w:rPr>
-          <w:t>代上13:8</w:t>
-        </w:r>
-      </w:hyperlink>
-      <w:r>
-        <w:rPr>
-          <w:lang w:val="zh_TW" w:bidi="zh_TW"/>
-        </w:rPr>
-        <w:t>）。後來，利未人歌唱的首領（來自利未支派的樂師）在聖殿裡演奏鈸（</w:t>
-      </w:r>
-      <w:hyperlink r:id="rId55">
-        <w:r>
-          <w:rPr>
-            <w:lang w:val="zh_TW" w:bidi="zh_TW"/>
-          </w:rPr>
-          <w:rPr>
-            <w:color w:val="0000EE"/>
-            <w:u w:val="single"/>
-          </w:rPr>
-          <w:t>代上15:19</w:t>
-        </w:r>
-      </w:hyperlink>
-      <w:r>
-        <w:rPr>
-          <w:lang w:val="zh_TW" w:bidi="zh_TW"/>
-        </w:rPr>
-        <w:t>）。</w:t>
-      </w:r>
-    </w:p>
-    <w:p>
-      <w:pPr/>
-      <w:r>
-        <w:rPr>
-          <w:lang w:val="zh_TW" w:bidi="zh_TW"/>
-        </w:rPr>
-      </w:r>
-      <w:r>
-        <w:rPr>
-          <w:lang w:val="zh_TW" w:bidi="zh_TW"/>
-        </w:rPr>
-        <w:t>這些鈸在敬拜中有特殊的用途，它們不是用來奏出旋律，而是用來：</w:t>
-      </w:r>
-    </w:p>
-    <w:p>
-      <w:pPr>
-        <w:pStyle w:val="ListBullet"/>
-        <w:spacing w:line="240" w:lineRule="auto"/>
-        <w:ind w:left="720"/>
-      </w:pPr>
-      <w:r>
-        <w:rPr>
-          <w:lang w:val="zh_TW" w:bidi="zh_TW"/>
-        </w:rPr>
-      </w:r>
-      <w:r>
-        <w:rPr>
-          <w:lang w:val="zh_TW" w:bidi="zh_TW"/>
-        </w:rPr>
-        <w:t>發出信號告訴人們何時應該開始唱歌</w:t>
-      </w:r>
-    </w:p>
-    <w:p>
-      <w:pPr>
-        <w:pStyle w:val="ListBullet"/>
-        <w:spacing w:line="240" w:lineRule="auto"/>
-        <w:ind w:left="720"/>
-      </w:pPr>
-      <w:r>
-        <w:rPr>
-          <w:lang w:val="zh_TW" w:bidi="zh_TW"/>
-        </w:rPr>
-      </w:r>
-      <w:r>
-        <w:rPr>
-          <w:lang w:val="zh_TW" w:bidi="zh_TW"/>
-        </w:rPr>
-        <w:t>標記詩歌中不同的段落</w:t>
-      </w:r>
-    </w:p>
-    <w:p>
-      <w:pPr/>
-      <w:r>
-        <w:rPr>
-          <w:lang w:val="zh_TW" w:bidi="zh_TW"/>
-        </w:rPr>
-      </w:r>
-      <w:hyperlink r:id="rId49">
-        <w:r>
-          <w:rPr>
-            <w:lang w:val="zh_TW" w:bidi="zh_TW"/>
-          </w:rPr>
-          <w:rPr>
-            <w:color w:val="0000EE"/>
-            <w:u w:val="single"/>
-          </w:rPr>
-          <w:t>詩篇一五〇篇</w:t>
-        </w:r>
-      </w:hyperlink>
-      <w:r>
-        <w:rPr>
-          <w:lang w:val="zh_TW" w:bidi="zh_TW"/>
-        </w:rPr>
-        <w:t>提到兩種不同的鈸，我們不確定這些鈸有什麼不同，可能是大小不同或由不同材料製成。</w:t>
-      </w:r>
-      <w:r>
-        <w:rPr>
-          <w:lang w:val="zh_TW" w:bidi="zh_TW"/>
-        </w:rPr>
-      </w:r>
-      <w:r>
-        <w:rPr>
-          <w:lang w:val="zh_TW" w:bidi="zh_TW"/>
-        </w:rPr>
-      </w:r>
-    </w:p>
-    <w:p>
-      <w:pPr/>
-      <w:r>
-        <w:rPr>
-          <w:lang w:val="zh_TW" w:bidi="zh_TW"/>
-        </w:rPr>
-      </w:r>
-    </w:p>
-    <w:p>
-      <w:pPr>
-        <w:pStyle w:val="Heading2"/>
-      </w:pPr>
-      <w:r>
-        <w:rPr>
-          <w:lang w:val="zh_TW" w:bidi="zh_TW"/>
-        </w:rPr>
-        <w:t>樂園</w:t>
-      </w:r>
-      <w:r>
-        <w:rPr>
-          <w:lang w:val="zh_TW" w:bidi="zh_TW"/>
-        </w:rPr>
-      </w:r>
-    </w:p>
-    <w:p>
-      <w:pPr/>
-      <w:r>
-        <w:rPr>
-          <w:lang w:val="zh_TW" w:bidi="zh_TW"/>
-        </w:rPr>
-      </w:r>
-      <w:r>
-        <w:rPr>
-          <w:lang w:val="zh_TW" w:bidi="zh_TW"/>
-        </w:rPr>
-        <w:t>這個詞源自波斯文，意思是「神的園子」。以色列人原本使用另一個字詞來指「園子」，既用於日常的園林，也用於神在伊甸的園子（</w:t>
-      </w:r>
-      <w:hyperlink r:id="rId56">
-        <w:r>
-          <w:rPr>
-            <w:lang w:val="zh_TW" w:bidi="zh_TW"/>
-          </w:rPr>
-          <w:rPr>
-            <w:color w:val="0000EE"/>
-            <w:u w:val="single"/>
-          </w:rPr>
-          <w:t>創2–3章</w:t>
-        </w:r>
-      </w:hyperlink>
-      <w:r>
-        <w:rPr>
-          <w:lang w:val="zh_TW" w:bidi="zh_TW"/>
-        </w:rPr>
-        <w:t>；</w:t>
-      </w:r>
-      <w:hyperlink r:id="rId57">
-        <w:r>
-          <w:rPr>
-            <w:lang w:val="zh_TW" w:bidi="zh_TW"/>
-          </w:rPr>
-          <w:rPr>
-            <w:color w:val="0000EE"/>
-            <w:u w:val="single"/>
-          </w:rPr>
-          <w:t>賽51:3</w:t>
-        </w:r>
-      </w:hyperlink>
-      <w:r>
-        <w:rPr>
-          <w:lang w:val="zh_TW" w:bidi="zh_TW"/>
-        </w:rPr>
-        <w:t>；</w:t>
-      </w:r>
-      <w:hyperlink r:id="rId58">
-        <w:r>
-          <w:rPr>
-            <w:lang w:val="zh_TW" w:bidi="zh_TW"/>
-          </w:rPr>
-          <w:rPr>
-            <w:color w:val="0000EE"/>
-            <w:u w:val="single"/>
-          </w:rPr>
-          <w:t>結28:13</w:t>
-        </w:r>
-      </w:hyperlink>
-      <w:r>
-        <w:rPr>
-          <w:lang w:val="zh_TW" w:bidi="zh_TW"/>
-        </w:rPr>
-        <w:t>）。在以列色人歷史的後期，他們借用了這個波斯文詞語，最後就成為「樂園」這個字詞。這個字詞在舊約聖經中出現三次，用來指公園或果園（</w:t>
-      </w:r>
-      <w:hyperlink r:id="rId59">
-        <w:r>
-          <w:rPr>
-            <w:lang w:val="zh_TW" w:bidi="zh_TW"/>
-          </w:rPr>
-          <w:rPr>
-            <w:color w:val="0000EE"/>
-            <w:u w:val="single"/>
-          </w:rPr>
-          <w:t>尼2:8</w:t>
-        </w:r>
-      </w:hyperlink>
-      <w:r>
-        <w:rPr>
-          <w:lang w:val="zh_TW" w:bidi="zh_TW"/>
-        </w:rPr>
-        <w:t>；</w:t>
-      </w:r>
-      <w:hyperlink r:id="rId60">
-        <w:r>
-          <w:rPr>
-            <w:lang w:val="zh_TW" w:bidi="zh_TW"/>
-          </w:rPr>
-          <w:rPr>
-            <w:color w:val="0000EE"/>
-            <w:u w:val="single"/>
-          </w:rPr>
-          <w:t>傳2:5</w:t>
-        </w:r>
-      </w:hyperlink>
-      <w:r>
-        <w:rPr>
-          <w:lang w:val="zh_TW" w:bidi="zh_TW"/>
-        </w:rPr>
-        <w:t>；</w:t>
-      </w:r>
-      <w:hyperlink r:id="rId61">
-        <w:r>
-          <w:rPr>
-            <w:lang w:val="zh_TW" w:bidi="zh_TW"/>
-          </w:rPr>
-          <w:rPr>
-            <w:color w:val="0000EE"/>
-            <w:u w:val="single"/>
-          </w:rPr>
-          <w:t>歌4:13</w:t>
-        </w:r>
-      </w:hyperlink>
-      <w:r>
-        <w:rPr>
-          <w:lang w:val="zh_TW" w:bidi="zh_TW"/>
-        </w:rPr>
-        <w:t>）。當舊約聖經譯成希臘文時，譯者使用了這個詞的希臘文形式。說希臘文的猶太人稱</w:t>
-      </w:r>
-      <w:hyperlink r:id="rId62">
-        <w:r>
-          <w:rPr>
-            <w:lang w:val="zh_TW" w:bidi="zh_TW"/>
-          </w:rPr>
-          <w:rPr>
-            <w:color w:val="0000EE"/>
-            <w:u w:val="single"/>
-          </w:rPr>
-          <w:t>創世記二章</w:t>
-        </w:r>
-      </w:hyperlink>
-      <w:r>
-        <w:rPr>
-          <w:lang w:val="zh_TW" w:bidi="zh_TW"/>
-        </w:rPr>
-        <w:t>中的那座園子為</w:t>
-      </w:r>
-      <w:r>
-        <w:rPr>
           <w:i/>
           <w:lang w:val="zh_TW" w:bidi="zh_TW"/>
         </w:rPr>
-        <w:t>paradeisos</w:t>
-      </w:r>
-      <w:r>
-        <w:rPr>
-          <w:lang w:val="zh_TW" w:bidi="zh_TW"/>
-        </w:rPr>
-        <w:t>。</w:t>
-      </w:r>
-    </w:p>
-    <w:p>
-      <w:pPr>
-        <w:pStyle w:val="Heading3"/>
-      </w:pPr>
-      <w:r>
-        <w:rPr>
-          <w:lang w:val="zh_TW" w:bidi="zh_TW"/>
-        </w:rPr>
-        <w:t>舊約聖經中的樂園</w:t>
-      </w:r>
-    </w:p>
-    <w:p>
-      <w:pPr/>
-      <w:r>
-        <w:rPr>
-          <w:lang w:val="zh_TW" w:bidi="zh_TW"/>
-        </w:rPr>
-      </w:r>
-      <w:r>
-        <w:rPr>
-          <w:lang w:val="zh_TW" w:bidi="zh_TW"/>
-        </w:rPr>
-        <w:t>原本的波斯文字詞意為被圍起或有圍牆的園子，特指波斯王的御園。希臘人也以同樣的方式理解這個字詞。這與以色列人的觀念十分相合——那是神行走其間的園子（</w:t>
-      </w:r>
-      <w:hyperlink r:id="rId63">
-        <w:r>
-          <w:rPr>
-            <w:lang w:val="zh_TW" w:bidi="zh_TW"/>
-          </w:rPr>
-          <w:rPr>
-            <w:color w:val="0000EE"/>
-            <w:u w:val="single"/>
-          </w:rPr>
-          <w:t>創3:8</w:t>
-        </w:r>
-      </w:hyperlink>
-      <w:r>
-        <w:rPr>
-          <w:lang w:val="zh_TW" w:bidi="zh_TW"/>
-        </w:rPr>
-        <w:t>），也是人被逐出後無法再進入的地方（</w:t>
-      </w:r>
-      <w:hyperlink r:id="rId64">
-        <w:r>
-          <w:rPr>
-            <w:lang w:val="zh_TW" w:bidi="zh_TW"/>
-          </w:rPr>
-          <w:rPr>
-            <w:color w:val="0000EE"/>
-            <w:u w:val="single"/>
-          </w:rPr>
-          <w:t>創3:24</w:t>
-        </w:r>
-      </w:hyperlink>
-      <w:r>
-        <w:rPr>
-          <w:lang w:val="zh_TW" w:bidi="zh_TW"/>
-        </w:rPr>
-        <w:t>）。創世記中樂園的主要特徵是其中的果樹與河流。</w:t>
-      </w:r>
-    </w:p>
-    <w:p>
-      <w:pPr>
-        <w:pStyle w:val="Heading3"/>
-      </w:pPr>
-      <w:r>
-        <w:rPr>
-          <w:lang w:val="zh_TW" w:bidi="zh_TW"/>
-        </w:rPr>
-        <w:t>新約聖經中的樂園</w:t>
-      </w:r>
-    </w:p>
-    <w:p>
-      <w:pPr/>
-      <w:r>
-        <w:rPr>
-          <w:lang w:val="zh_TW" w:bidi="zh_TW"/>
-        </w:rPr>
-      </w:r>
-      <w:r>
-        <w:rPr>
-          <w:lang w:val="zh_TW" w:bidi="zh_TW"/>
-        </w:rPr>
-        <w:t>到了新約聖經時代，人們對神的園子的觀念已有多方面的變化，這與各文化中的神話演變相似。就像希臘與羅馬故事中的「黃金時代」，樂園起初被視為遙遠的過去。然而，猶太人開始相信它依然存在於某個未知之處，類似希臘神話中的「極樂世界（Elysian Fields）」，那是一個義人死後居住的地方。後來，他們對樂園的榮美描寫越來越詳盡，並相信它將在末日重新出現。</w:t>
-      </w:r>
-    </w:p>
-    <w:p>
-      <w:pPr/>
-      <w:r>
-        <w:rPr>
-          <w:lang w:val="zh_TW" w:bidi="zh_TW"/>
-        </w:rPr>
-      </w:r>
-      <w:r>
-        <w:rPr>
-          <w:lang w:val="zh_TW" w:bidi="zh_TW"/>
-        </w:rPr>
-        <w:t>樂園的概念結合了多種文化中的神話，它們都描繪一個永遠完美的世界，其中沒有死亡，也沒有邪惡。新約聖經肯定這些信念背後的真理——樂園是真實存在、屬天的地方。保羅在活著的時候曾被奧祕地「被提到」樂園裡（</w:t>
-      </w:r>
-      <w:hyperlink r:id="rId65">
-        <w:r>
-          <w:rPr>
-            <w:lang w:val="zh_TW" w:bidi="zh_TW"/>
-          </w:rPr>
-          <w:rPr>
-            <w:color w:val="0000EE"/>
-            <w:u w:val="single"/>
-          </w:rPr>
-          <w:t>林後12:4</w:t>
-        </w:r>
-      </w:hyperlink>
-      <w:r>
-        <w:rPr>
-          <w:lang w:val="zh_TW" w:bidi="zh_TW"/>
-        </w:rPr>
-        <w:t>）。耶穌也曾應許那個在十字架上悔改的強盜，說他死後要與主同在樂園裡（</w:t>
-      </w:r>
-      <w:hyperlink r:id="rId66">
-        <w:r>
-          <w:rPr>
-            <w:lang w:val="zh_TW" w:bidi="zh_TW"/>
-          </w:rPr>
-          <w:rPr>
-            <w:color w:val="0000EE"/>
-            <w:u w:val="single"/>
-          </w:rPr>
-          <w:t>路23:43</w:t>
-        </w:r>
-      </w:hyperlink>
-      <w:r>
-        <w:rPr>
-          <w:lang w:val="zh_TW" w:bidi="zh_TW"/>
-        </w:rPr>
-        <w:t>）。新約聖經第三次、也是最後一次提到樂園的地方（</w:t>
-      </w:r>
-      <w:hyperlink r:id="rId67">
-        <w:r>
-          <w:rPr>
-            <w:lang w:val="zh_TW" w:bidi="zh_TW"/>
-          </w:rPr>
-          <w:rPr>
-            <w:color w:val="0000EE"/>
-            <w:u w:val="single"/>
-          </w:rPr>
-          <w:t>啟2:7</w:t>
-        </w:r>
-      </w:hyperlink>
-      <w:r>
-        <w:rPr>
-          <w:lang w:val="zh_TW" w:bidi="zh_TW"/>
-        </w:rPr>
-        <w:t>），其中再次出現了神的應許，說明樂園是生命樹所在之處。這樂園連結了</w:t>
-      </w:r>
-      <w:hyperlink r:id="rId62">
-        <w:r>
-          <w:rPr>
-            <w:lang w:val="zh_TW" w:bidi="zh_TW"/>
-          </w:rPr>
-          <w:rPr>
-            <w:color w:val="0000EE"/>
-            <w:u w:val="single"/>
-          </w:rPr>
-          <w:t>創世記二章</w:t>
-        </w:r>
-      </w:hyperlink>
-      <w:r>
-        <w:rPr>
-          <w:lang w:val="zh_TW" w:bidi="zh_TW"/>
-        </w:rPr>
-        <w:t>起初世界與</w:t>
-      </w:r>
-      <w:hyperlink r:id="rId68">
-        <w:r>
-          <w:rPr>
-            <w:lang w:val="zh_TW" w:bidi="zh_TW"/>
-          </w:rPr>
-          <w:rPr>
-            <w:color w:val="0000EE"/>
-            <w:u w:val="single"/>
-          </w:rPr>
-          <w:t>啟示錄二十二章</w:t>
-        </w:r>
-      </w:hyperlink>
-      <w:r>
-        <w:rPr>
-          <w:lang w:val="zh_TW" w:bidi="zh_TW"/>
-        </w:rPr>
-        <w:t>的末後世界，其中有生命樹、有河流、有圍牆保護，也有君王同在。</w:t>
-      </w:r>
-    </w:p>
-    <w:p>
-      <w:pPr/>
-      <w:r>
-        <w:rPr>
-          <w:lang w:val="zh_TW" w:bidi="zh_TW"/>
-        </w:rPr>
-      </w:r>
-      <w:r>
-        <w:rPr>
-          <w:i/>
-          <w:lang w:val="zh_TW" w:bidi="zh_TW"/>
-        </w:rPr>
-        <w:t>另見</w:t>
-      </w:r>
-      <w:r>
-        <w:rPr>
-          <w:lang w:val="zh_TW" w:bidi="zh_TW"/>
-        </w:rPr>
-        <w:t>天（天堂）</w:t>
-      </w:r>
-      <w:r>
-        <w:rPr>
-          <w:lang w:val="zh_TW" w:bidi="zh_TW"/>
-        </w:rPr>
-        <w:t>；</w:t>
-      </w:r>
-      <w:r>
-        <w:rPr>
-          <w:lang w:val="zh_TW" w:bidi="zh_TW"/>
-        </w:rPr>
-        <w:t>新天新地</w:t>
+        <w:t>見</w:t>
+      </w:r>
+      <w:r>
+        <w:rPr>
+          <w:lang w:val="zh_TW" w:bidi="zh_TW"/>
+        </w:rPr>
+        <w:t>耶穌基督的家譜</w:t>
       </w:r>
       <w:r>
         <w:rPr>
@@ -4823,6 +5251,36 @@
   </w:num>
   <w:num w:numId="13" w16cid:durableId="592781308">
     <w:abstractNumId w:val="11"/>
+  </w:num>
+  <w:num w:numId="14">
+    <w:abstractNumId w:val="3"/>
+    <w:lvlOverride w:ilvl="0">
+      <w:startOverride w:val="1"/>
+    </w:lvlOverride>
+  </w:num>
+  <w:num w:numId="15">
+    <w:abstractNumId w:val="3"/>
+    <w:lvlOverride w:ilvl="0">
+      <w:startOverride w:val="1"/>
+    </w:lvlOverride>
+  </w:num>
+  <w:num w:numId="16">
+    <w:abstractNumId w:val="3"/>
+    <w:lvlOverride w:ilvl="0">
+      <w:startOverride w:val="1"/>
+    </w:lvlOverride>
+  </w:num>
+  <w:num w:numId="17">
+    <w:abstractNumId w:val="3"/>
+    <w:lvlOverride w:ilvl="0">
+      <w:startOverride w:val="1"/>
+    </w:lvlOverride>
+  </w:num>
+  <w:num w:numId="18">
+    <w:abstractNumId w:val="3"/>
+    <w:lvlOverride w:ilvl="0">
+      <w:startOverride w:val="1"/>
+    </w:lvlOverride>
   </w:num>
   <w:numIdMacAtCleanup w:val="10"/>
 </w:numbering>

--- a/zht/docx/087.content.docx
+++ b/zht/docx/087.content.docx
@@ -233,126 +233,84 @@
         </w:rPr>
         <w:t>拉班是彼土利的兒子（</w:t>
       </w:r>
-      <w:hyperlink r:id="rId13">
-        <w:r>
-          <w:rPr>
-            <w:lang w:val="zh_TW" w:bidi="zh_TW"/>
-          </w:rPr>
-          <w:rPr>
-            <w:color w:val="0000EE"/>
-            <w:u w:val="single"/>
-          </w:rPr>
-          <w:t>創24:24</w:t>
-        </w:r>
-      </w:hyperlink>
+      <w:r>
+        <w:rPr>
+          <w:lang w:val="zh_TW" w:bidi="zh_TW"/>
+        </w:rPr>
+        <w:t>創24:24</w:t>
+      </w:r>
       <w:r>
         <w:rPr>
           <w:lang w:val="zh_TW" w:bidi="zh_TW"/>
         </w:rPr>
         <w:t>、</w:t>
       </w:r>
-      <w:hyperlink r:id="rId13">
-        <w:r>
-          <w:rPr>
-            <w:lang w:val="zh_TW" w:bidi="zh_TW"/>
-          </w:rPr>
-          <w:rPr>
-            <w:color w:val="0000EE"/>
-            <w:u w:val="single"/>
-          </w:rPr>
-          <w:t>29</w:t>
-        </w:r>
-      </w:hyperlink>
+      <w:r>
+        <w:rPr>
+          <w:lang w:val="zh_TW" w:bidi="zh_TW"/>
+        </w:rPr>
+        <w:t>29</w:t>
+      </w:r>
       <w:r>
         <w:rPr>
           <w:lang w:val="zh_TW" w:bidi="zh_TW"/>
         </w:rPr>
         <w:t>）、利百加的哥哥（</w:t>
       </w:r>
-      <w:hyperlink r:id="rId14">
-        <w:r>
-          <w:rPr>
-            <w:lang w:val="zh_TW" w:bidi="zh_TW"/>
-          </w:rPr>
-          <w:rPr>
-            <w:color w:val="0000EE"/>
-            <w:u w:val="single"/>
-          </w:rPr>
-          <w:t>15</w:t>
-        </w:r>
-      </w:hyperlink>
+      <w:r>
+        <w:rPr>
+          <w:lang w:val="zh_TW" w:bidi="zh_TW"/>
+        </w:rPr>
+        <w:t>15</w:t>
+      </w:r>
       <w:r>
         <w:rPr>
           <w:lang w:val="zh_TW" w:bidi="zh_TW"/>
         </w:rPr>
         <w:t>、</w:t>
       </w:r>
-      <w:hyperlink r:id="rId14">
-        <w:r>
-          <w:rPr>
-            <w:lang w:val="zh_TW" w:bidi="zh_TW"/>
-          </w:rPr>
-          <w:rPr>
-            <w:color w:val="0000EE"/>
-            <w:u w:val="single"/>
-          </w:rPr>
-          <w:t>29</w:t>
-        </w:r>
-      </w:hyperlink>
+      <w:r>
+        <w:rPr>
+          <w:lang w:val="zh_TW" w:bidi="zh_TW"/>
+        </w:rPr>
+        <w:t>29</w:t>
+      </w:r>
       <w:r>
         <w:rPr>
           <w:lang w:val="zh_TW" w:bidi="zh_TW"/>
         </w:rPr>
         <w:t>節）、利亞和拉結的父親（</w:t>
       </w:r>
-      <w:hyperlink r:id="rId15">
-        <w:r>
-          <w:rPr>
-            <w:lang w:val="zh_TW" w:bidi="zh_TW"/>
-          </w:rPr>
-          <w:rPr>
-            <w:color w:val="0000EE"/>
-            <w:u w:val="single"/>
-          </w:rPr>
-          <w:t>29:16</w:t>
-        </w:r>
-      </w:hyperlink>
+      <w:r>
+        <w:rPr>
+          <w:lang w:val="zh_TW" w:bidi="zh_TW"/>
+        </w:rPr>
+        <w:t>29:16</w:t>
+      </w:r>
       <w:r>
         <w:rPr>
           <w:lang w:val="zh_TW" w:bidi="zh_TW"/>
         </w:rPr>
         <w:t>），也是雅各的舅舅和岳父。拉班的先祖原本住在吾珥，但他的父親彼土利被稱為巴旦‧亞蘭地的亞蘭人，拉班也被稱為亞蘭人（有英文譯本譯為Syrian，</w:t>
       </w:r>
-      <w:hyperlink r:id="rId16">
-        <w:r>
-          <w:rPr>
-            <w:lang w:val="zh_TW" w:bidi="zh_TW"/>
-          </w:rPr>
-          <w:rPr>
-            <w:color w:val="0000EE"/>
-            <w:u w:val="single"/>
-          </w:rPr>
-          <w:t>25:20</w:t>
-        </w:r>
-      </w:hyperlink>
+      <w:r>
+        <w:rPr>
+          <w:lang w:val="zh_TW" w:bidi="zh_TW"/>
+        </w:rPr>
+        <w:t>25:20</w:t>
+      </w:r>
       <w:r>
         <w:rPr>
           <w:lang w:val="zh_TW" w:bidi="zh_TW"/>
         </w:rPr>
         <w:t>，參</w:t>
       </w:r>
-      <w:hyperlink r:id="rId17">
-        <w:r>
-          <w:rPr>
-            <w:lang w:val="zh_TW" w:bidi="zh_TW"/>
-          </w:rPr>
-          <w:rPr>
-            <w:color w:val="0000EE"/>
-            <w:u w:val="single"/>
-          </w:rPr>
-          <w:t>28:5</w:t>
-        </w:r>
-      </w:hyperlink>
+      <w:r>
+        <w:rPr>
+          <w:lang w:val="zh_TW" w:bidi="zh_TW"/>
+        </w:rPr>
+        <w:t>28:5</w:t>
+      </w:r>
       <w:r>
         <w:rPr>
           <w:lang w:val="zh_TW" w:bidi="zh_TW"/>
@@ -373,72 +331,48 @@
         </w:rPr>
         <w:t>當以撒年紀漸長時，亞伯拉罕差遣僕人以利以謝回到哈蘭，為以撒物色妻子。拉班熱情地接待以利以謝，並為他和他的駱駝預備住宿與所需（</w:t>
       </w:r>
-      <w:hyperlink r:id="rId18">
-        <w:r>
-          <w:rPr>
-            <w:lang w:val="zh_TW" w:bidi="zh_TW"/>
-          </w:rPr>
-          <w:rPr>
-            <w:color w:val="0000EE"/>
-            <w:u w:val="single"/>
-          </w:rPr>
-          <w:t>創24:29–33</w:t>
-        </w:r>
-      </w:hyperlink>
+      <w:r>
+        <w:rPr>
+          <w:lang w:val="zh_TW" w:bidi="zh_TW"/>
+        </w:rPr>
+        <w:t>創24:29–33</w:t>
+      </w:r>
       <w:r>
         <w:rPr>
           <w:lang w:val="zh_TW" w:bidi="zh_TW"/>
         </w:rPr>
         <w:t>、</w:t>
       </w:r>
-      <w:hyperlink r:id="rId18">
-        <w:r>
-          <w:rPr>
-            <w:lang w:val="zh_TW" w:bidi="zh_TW"/>
-          </w:rPr>
-          <w:rPr>
-            <w:color w:val="0000EE"/>
-            <w:u w:val="single"/>
-          </w:rPr>
-          <w:t>54</w:t>
-        </w:r>
-      </w:hyperlink>
+      <w:r>
+        <w:rPr>
+          <w:lang w:val="zh_TW" w:bidi="zh_TW"/>
+        </w:rPr>
+        <w:t>54</w:t>
+      </w:r>
       <w:r>
         <w:rPr>
           <w:lang w:val="zh_TW" w:bidi="zh_TW"/>
         </w:rPr>
         <w:t>）。拉班是家中的主人，故是由他決定是否將利百加嫁給以撒（</w:t>
       </w:r>
-      <w:hyperlink r:id="rId19">
-        <w:r>
-          <w:rPr>
-            <w:lang w:val="zh_TW" w:bidi="zh_TW"/>
-          </w:rPr>
-          <w:rPr>
-            <w:color w:val="0000EE"/>
-            <w:u w:val="single"/>
-          </w:rPr>
-          <w:t>50–51</w:t>
-        </w:r>
-      </w:hyperlink>
+      <w:r>
+        <w:rPr>
+          <w:lang w:val="zh_TW" w:bidi="zh_TW"/>
+        </w:rPr>
+        <w:t>50–51</w:t>
+      </w:r>
       <w:r>
         <w:rPr>
           <w:lang w:val="zh_TW" w:bidi="zh_TW"/>
         </w:rPr>
         <w:t>節），因此，以利以謝也將貴重的禮物獻給拉班與他母親（</w:t>
       </w:r>
-      <w:hyperlink r:id="rId20">
-        <w:r>
-          <w:rPr>
-            <w:lang w:val="zh_TW" w:bidi="zh_TW"/>
-          </w:rPr>
-          <w:rPr>
-            <w:color w:val="0000EE"/>
-            <w:u w:val="single"/>
-          </w:rPr>
-          <w:t>53</w:t>
-        </w:r>
-      </w:hyperlink>
+      <w:r>
+        <w:rPr>
+          <w:lang w:val="zh_TW" w:bidi="zh_TW"/>
+        </w:rPr>
+        <w:t>53</w:t>
+      </w:r>
       <w:r>
         <w:rPr>
           <w:lang w:val="zh_TW" w:bidi="zh_TW"/>
@@ -459,36 +393,24 @@
         </w:rPr>
         <w:t>拉班在他外甥雅各物色妻子的故事中佔有重要地位。在利百加與雅各設計欺哄以撒之後，利百加擔心以掃會殺死雅各，便勸他逃往她哥哥拉班那裡（</w:t>
       </w:r>
-      <w:hyperlink r:id="rId21">
-        <w:r>
-          <w:rPr>
-            <w:lang w:val="zh_TW" w:bidi="zh_TW"/>
-          </w:rPr>
-          <w:rPr>
-            <w:color w:val="0000EE"/>
-            <w:u w:val="single"/>
-          </w:rPr>
-          <w:t>創27:43</w:t>
-        </w:r>
-      </w:hyperlink>
+      <w:r>
+        <w:rPr>
+          <w:lang w:val="zh_TW" w:bidi="zh_TW"/>
+        </w:rPr>
+        <w:t>創27:43</w:t>
+      </w:r>
       <w:r>
         <w:rPr>
           <w:lang w:val="zh_TW" w:bidi="zh_TW"/>
         </w:rPr>
         <w:t>）；同時，她也說服以撒讓雅各前往哈蘭，從親族中娶妻。當雅各抵達哈蘭地區時，遇見拉班的小女兒拉結，並受到熱情款待（</w:t>
       </w:r>
-      <w:hyperlink r:id="rId22">
-        <w:r>
-          <w:rPr>
-            <w:lang w:val="zh_TW" w:bidi="zh_TW"/>
-          </w:rPr>
-          <w:rPr>
-            <w:color w:val="0000EE"/>
-            <w:u w:val="single"/>
-          </w:rPr>
-          <w:t>創29:13</w:t>
-        </w:r>
-      </w:hyperlink>
+      <w:r>
+        <w:rPr>
+          <w:lang w:val="zh_TW" w:bidi="zh_TW"/>
+        </w:rPr>
+        <w:t>創29:13</w:t>
+      </w:r>
       <w:r>
         <w:rPr>
           <w:lang w:val="zh_TW" w:bidi="zh_TW"/>
@@ -509,36 +431,24 @@
         </w:rPr>
         <w:t>雅各與拉班兩人都善於盤算，並且在工資問題上有多次激烈爭執。雅各曾提出，他的工資可以是羊群中特定的一部分。拉班同意後，耶和華賜福給雅各，使他的羊群大大增多，這使拉班心生不滿。雅各指出，拉班曾十次更改他的工價（</w:t>
       </w:r>
-      <w:hyperlink r:id="rId23">
-        <w:r>
-          <w:rPr>
-            <w:lang w:val="zh_TW" w:bidi="zh_TW"/>
-          </w:rPr>
-          <w:rPr>
-            <w:color w:val="0000EE"/>
-            <w:u w:val="single"/>
-          </w:rPr>
-          <w:t>創31:7</w:t>
-        </w:r>
-      </w:hyperlink>
+      <w:r>
+        <w:rPr>
+          <w:lang w:val="zh_TW" w:bidi="zh_TW"/>
+        </w:rPr>
+        <w:t>創31:7</w:t>
+      </w:r>
       <w:r>
         <w:rPr>
           <w:lang w:val="zh_TW" w:bidi="zh_TW"/>
         </w:rPr>
         <w:t>、</w:t>
       </w:r>
-      <w:hyperlink r:id="rId23">
-        <w:r>
-          <w:rPr>
-            <w:lang w:val="zh_TW" w:bidi="zh_TW"/>
-          </w:rPr>
-          <w:rPr>
-            <w:color w:val="0000EE"/>
-            <w:u w:val="single"/>
-          </w:rPr>
-          <w:t>41</w:t>
-        </w:r>
-      </w:hyperlink>
+      <w:r>
+        <w:rPr>
+          <w:lang w:val="zh_TW" w:bidi="zh_TW"/>
+        </w:rPr>
+        <w:t>41</w:t>
+      </w:r>
       <w:r>
         <w:rPr>
           <w:lang w:val="zh_TW" w:bidi="zh_TW"/>
@@ -573,18 +483,12 @@
         </w:rPr>
         <w:t>最後，拉班與雅各立下和平之約，二人堆起一堆石頭作為彼此之間的見證（</w:t>
       </w:r>
-      <w:hyperlink r:id="rId24">
-        <w:r>
-          <w:rPr>
-            <w:lang w:val="zh_TW" w:bidi="zh_TW"/>
-          </w:rPr>
-          <w:rPr>
-            <w:color w:val="0000EE"/>
-            <w:u w:val="single"/>
-          </w:rPr>
-          <w:t>創31:46–50</w:t>
-        </w:r>
-      </w:hyperlink>
+      <w:r>
+        <w:rPr>
+          <w:lang w:val="zh_TW" w:bidi="zh_TW"/>
+        </w:rPr>
+        <w:t>創31:46–50</w:t>
+      </w:r>
       <w:r>
         <w:rPr>
           <w:lang w:val="zh_TW" w:bidi="zh_TW"/>
@@ -680,18 +584,12 @@
         </w:rPr>
         <w:t>根據</w:t>
       </w:r>
-      <w:hyperlink r:id="rId25">
-        <w:r>
-          <w:rPr>
-            <w:lang w:val="zh_TW" w:bidi="zh_TW"/>
-          </w:rPr>
-          <w:rPr>
-            <w:color w:val="0000EE"/>
-            <w:u w:val="single"/>
-          </w:rPr>
-          <w:t>馬太福音二十三章7節</w:t>
-        </w:r>
-      </w:hyperlink>
+      <w:r>
+        <w:rPr>
+          <w:lang w:val="zh_TW" w:bidi="zh_TW"/>
+        </w:rPr>
+        <w:t>馬太福音二十三章7節</w:t>
+      </w:r>
       <w:r>
         <w:rPr>
           <w:lang w:val="zh_TW" w:bidi="zh_TW"/>
@@ -710,18 +608,12 @@
           <w:lang w:val="zh_TW" w:bidi="zh_TW"/>
         </w:rPr>
       </w:r>
-      <w:hyperlink r:id="rId26">
-        <w:r>
-          <w:rPr>
-            <w:lang w:val="zh_TW" w:bidi="zh_TW"/>
-          </w:rPr>
-          <w:rPr>
-            <w:color w:val="0000EE"/>
-            <w:u w:val="single"/>
-          </w:rPr>
-          <w:t>約翰福音一章49節</w:t>
-        </w:r>
-      </w:hyperlink>
+      <w:r>
+        <w:rPr>
+          <w:lang w:val="zh_TW" w:bidi="zh_TW"/>
+        </w:rPr>
+        <w:t>約翰福音一章49節</w:t>
+      </w:r>
       <w:r>
         <w:rPr>
           <w:lang w:val="zh_TW" w:bidi="zh_TW"/>
@@ -740,18 +632,12 @@
           <w:lang w:val="zh_TW" w:bidi="zh_TW"/>
         </w:rPr>
       </w:r>
-      <w:hyperlink r:id="rId27">
-        <w:r>
-          <w:rPr>
-            <w:lang w:val="zh_TW" w:bidi="zh_TW"/>
-          </w:rPr>
-          <w:rPr>
-            <w:color w:val="0000EE"/>
-            <w:u w:val="single"/>
-          </w:rPr>
-          <w:t>約翰福音一章38節</w:t>
-        </w:r>
-      </w:hyperlink>
+      <w:r>
+        <w:rPr>
+          <w:lang w:val="zh_TW" w:bidi="zh_TW"/>
+        </w:rPr>
+        <w:t>約翰福音一章38節</w:t>
+      </w:r>
       <w:r>
         <w:rPr>
           <w:lang w:val="zh_TW" w:bidi="zh_TW"/>
@@ -770,18 +656,12 @@
           <w:lang w:val="zh_TW" w:bidi="zh_TW"/>
         </w:rPr>
       </w:r>
-      <w:hyperlink r:id="rId28">
-        <w:r>
-          <w:rPr>
-            <w:lang w:val="zh_TW" w:bidi="zh_TW"/>
-          </w:rPr>
-          <w:rPr>
-            <w:color w:val="0000EE"/>
-            <w:u w:val="single"/>
-          </w:rPr>
-          <w:t>約翰福音三章2節</w:t>
-        </w:r>
-      </w:hyperlink>
+      <w:r>
+        <w:rPr>
+          <w:lang w:val="zh_TW" w:bidi="zh_TW"/>
+        </w:rPr>
+        <w:t>約翰福音三章2節</w:t>
+      </w:r>
       <w:r>
         <w:rPr>
           <w:lang w:val="zh_TW" w:bidi="zh_TW"/>
@@ -800,36 +680,24 @@
           <w:lang w:val="zh_TW" w:bidi="zh_TW"/>
         </w:rPr>
       </w:r>
-      <w:hyperlink r:id="rId29">
-        <w:r>
-          <w:rPr>
-            <w:lang w:val="zh_TW" w:bidi="zh_TW"/>
-          </w:rPr>
-          <w:rPr>
-            <w:color w:val="0000EE"/>
-            <w:u w:val="single"/>
-          </w:rPr>
-          <w:t>約翰福音九章2節</w:t>
-        </w:r>
-      </w:hyperlink>
+      <w:r>
+        <w:rPr>
+          <w:lang w:val="zh_TW" w:bidi="zh_TW"/>
+        </w:rPr>
+        <w:t>約翰福音九章2節</w:t>
+      </w:r>
       <w:r>
         <w:rPr>
           <w:lang w:val="zh_TW" w:bidi="zh_TW"/>
         </w:rPr>
         <w:t>，</w:t>
       </w:r>
-      <w:hyperlink r:id="rId30">
-        <w:r>
-          <w:rPr>
-            <w:lang w:val="zh_TW" w:bidi="zh_TW"/>
-          </w:rPr>
-          <w:rPr>
-            <w:color w:val="0000EE"/>
-            <w:u w:val="single"/>
-          </w:rPr>
-          <w:t>十一章8節</w:t>
-        </w:r>
-      </w:hyperlink>
+      <w:r>
+        <w:rPr>
+          <w:lang w:val="zh_TW" w:bidi="zh_TW"/>
+        </w:rPr>
+        <w:t>十一章8節</w:t>
+      </w:r>
       <w:r>
         <w:rPr>
           <w:lang w:val="zh_TW" w:bidi="zh_TW"/>
@@ -848,18 +716,12 @@
           <w:lang w:val="zh_TW" w:bidi="zh_TW"/>
         </w:rPr>
       </w:r>
-      <w:hyperlink r:id="rId31">
-        <w:r>
-          <w:rPr>
-            <w:lang w:val="zh_TW" w:bidi="zh_TW"/>
-          </w:rPr>
-          <w:rPr>
-            <w:color w:val="0000EE"/>
-            <w:u w:val="single"/>
-          </w:rPr>
-          <w:t>約翰福音六章25節</w:t>
-        </w:r>
-      </w:hyperlink>
+      <w:r>
+        <w:rPr>
+          <w:lang w:val="zh_TW" w:bidi="zh_TW"/>
+        </w:rPr>
+        <w:t>約翰福音六章25節</w:t>
+      </w:r>
       <w:r>
         <w:rPr>
           <w:lang w:val="zh_TW" w:bidi="zh_TW"/>
@@ -880,72 +742,48 @@
         </w:rPr>
         <w:t>抹大拉的馬利亞和盲人巴底買都使用較長的形式「拉波尼」來直接稱呼耶穌（</w:t>
       </w:r>
-      <w:hyperlink r:id="rId32">
-        <w:r>
-          <w:rPr>
-            <w:lang w:val="zh_TW" w:bidi="zh_TW"/>
-          </w:rPr>
-          <w:rPr>
-            <w:color w:val="0000EE"/>
-            <w:u w:val="single"/>
-          </w:rPr>
-          <w:t>馬可福音10:51</w:t>
-        </w:r>
-      </w:hyperlink>
+      <w:r>
+        <w:rPr>
+          <w:lang w:val="zh_TW" w:bidi="zh_TW"/>
+        </w:rPr>
+        <w:t>馬可福音10:51</w:t>
+      </w:r>
       <w:r>
         <w:rPr>
           <w:lang w:val="zh_TW" w:bidi="zh_TW"/>
         </w:rPr>
         <w:t>；</w:t>
       </w:r>
-      <w:hyperlink r:id="rId33">
-        <w:r>
-          <w:rPr>
-            <w:lang w:val="zh_TW" w:bidi="zh_TW"/>
-          </w:rPr>
-          <w:rPr>
-            <w:color w:val="0000EE"/>
-            <w:u w:val="single"/>
-          </w:rPr>
-          <w:t>約翰福音20:16</w:t>
-        </w:r>
-      </w:hyperlink>
+      <w:r>
+        <w:rPr>
+          <w:lang w:val="zh_TW" w:bidi="zh_TW"/>
+        </w:rPr>
+        <w:t>約翰福音20:16</w:t>
+      </w:r>
       <w:r>
         <w:rPr>
           <w:lang w:val="zh_TW" w:bidi="zh_TW"/>
         </w:rPr>
         <w:t>）。這比使用較短的稱呼「拉比」更表現出深刻的尊敬。在約翰福音書寫成的時候，「拉比」這個稱呼的意思是「老師」。約翰在</w:t>
       </w:r>
-      <w:hyperlink r:id="rId27">
-        <w:r>
-          <w:rPr>
-            <w:lang w:val="zh_TW" w:bidi="zh_TW"/>
-          </w:rPr>
-          <w:rPr>
-            <w:color w:val="0000EE"/>
-            <w:u w:val="single"/>
-          </w:rPr>
-          <w:t>一章38節</w:t>
-        </w:r>
-      </w:hyperlink>
+      <w:r>
+        <w:rPr>
+          <w:lang w:val="zh_TW" w:bidi="zh_TW"/>
+        </w:rPr>
+        <w:t>一章38節</w:t>
+      </w:r>
       <w:r>
         <w:rPr>
           <w:lang w:val="zh_TW" w:bidi="zh_TW"/>
         </w:rPr>
         <w:t>中明確指出這一點，並在</w:t>
       </w:r>
-      <w:hyperlink r:id="rId28">
-        <w:r>
-          <w:rPr>
-            <w:lang w:val="zh_TW" w:bidi="zh_TW"/>
-          </w:rPr>
-          <w:rPr>
-            <w:color w:val="0000EE"/>
-            <w:u w:val="single"/>
-          </w:rPr>
-          <w:t>三章2節</w:t>
-        </w:r>
-      </w:hyperlink>
+      <w:r>
+        <w:rPr>
+          <w:lang w:val="zh_TW" w:bidi="zh_TW"/>
+        </w:rPr>
+        <w:t>三章2節</w:t>
+      </w:r>
       <w:r>
         <w:rPr>
           <w:lang w:val="zh_TW" w:bidi="zh_TW"/>
@@ -966,18 +804,12 @@
         </w:rPr>
         <w:t>耶穌譴責文士和法利賽人因這個稱呼而驕傲，他們堅持人們在公共場合稱呼他們「拉比」（</w:t>
       </w:r>
-      <w:hyperlink r:id="rId34">
-        <w:r>
-          <w:rPr>
-            <w:lang w:val="zh_TW" w:bidi="zh_TW"/>
-          </w:rPr>
-          <w:rPr>
-            <w:color w:val="0000EE"/>
-            <w:u w:val="single"/>
-          </w:rPr>
-          <w:t>馬太福音23:7–8</w:t>
-        </w:r>
-      </w:hyperlink>
+      <w:r>
+        <w:rPr>
+          <w:lang w:val="zh_TW" w:bidi="zh_TW"/>
+        </w:rPr>
+        <w:t>馬太福音23:7–8</w:t>
+      </w:r>
       <w:r>
         <w:rPr>
           <w:lang w:val="zh_TW" w:bidi="zh_TW"/>
@@ -1057,36 +889,24 @@
         </w:rPr>
         <w:t>的變體，意思是「我偉大的那一位」或「我至上的那一位」。這個稱謂是用來稱呼老師的。拉波尼僅用於</w:t>
       </w:r>
-      <w:hyperlink r:id="rId32">
-        <w:r>
-          <w:rPr>
-            <w:lang w:val="zh_TW" w:bidi="zh_TW"/>
-          </w:rPr>
-          <w:rPr>
-            <w:color w:val="0000EE"/>
-            <w:u w:val="single"/>
-          </w:rPr>
-          <w:t>馬可福音十章51節</w:t>
-        </w:r>
-      </w:hyperlink>
+      <w:r>
+        <w:rPr>
+          <w:lang w:val="zh_TW" w:bidi="zh_TW"/>
+        </w:rPr>
+        <w:t>馬可福音十章51節</w:t>
+      </w:r>
       <w:r>
         <w:rPr>
           <w:lang w:val="zh_TW" w:bidi="zh_TW"/>
         </w:rPr>
         <w:t>和</w:t>
       </w:r>
-      <w:hyperlink r:id="rId33">
-        <w:r>
-          <w:rPr>
-            <w:lang w:val="zh_TW" w:bidi="zh_TW"/>
-          </w:rPr>
-          <w:rPr>
-            <w:color w:val="0000EE"/>
-            <w:u w:val="single"/>
-          </w:rPr>
-          <w:t>約翰福音二十章16節</w:t>
-        </w:r>
-      </w:hyperlink>
+      <w:r>
+        <w:rPr>
+          <w:lang w:val="zh_TW" w:bidi="zh_TW"/>
+        </w:rPr>
+        <w:t>約翰福音二十章16節</w:t>
+      </w:r>
       <w:r>
         <w:rPr>
           <w:lang w:val="zh_TW" w:bidi="zh_TW"/>
@@ -1168,36 +988,24 @@
         </w:rPr>
         <w:t>便雅憫的第五個兒子（</w:t>
       </w:r>
-      <w:hyperlink r:id="rId35">
-        <w:r>
-          <w:rPr>
-            <w:lang w:val="zh_TW" w:bidi="zh_TW"/>
-          </w:rPr>
-          <w:rPr>
-            <w:color w:val="0000EE"/>
-            <w:u w:val="single"/>
-          </w:rPr>
-          <w:t>代上8:2</w:t>
-        </w:r>
-      </w:hyperlink>
+      <w:r>
+        <w:rPr>
+          <w:lang w:val="zh_TW" w:bidi="zh_TW"/>
+        </w:rPr>
+        <w:t>代上8:2</w:t>
+      </w:r>
       <w:r>
         <w:rPr>
           <w:lang w:val="zh_TW" w:bidi="zh_TW"/>
         </w:rPr>
         <w:t>）。在</w:t>
       </w:r>
-      <w:hyperlink r:id="rId36">
-        <w:r>
-          <w:rPr>
-            <w:lang w:val="zh_TW" w:bidi="zh_TW"/>
-          </w:rPr>
-          <w:rPr>
-            <w:color w:val="0000EE"/>
-            <w:u w:val="single"/>
-          </w:rPr>
-          <w:t>創世記四十六章21節</w:t>
-        </w:r>
-      </w:hyperlink>
+      <w:r>
+        <w:rPr>
+          <w:lang w:val="zh_TW" w:bidi="zh_TW"/>
+        </w:rPr>
+        <w:t>創世記四十六章21節</w:t>
+      </w:r>
       <w:r>
         <w:rPr>
           <w:lang w:val="zh_TW" w:bidi="zh_TW"/>
@@ -1222,18 +1030,12 @@
         </w:rPr>
         <w:t xml:space="preserve"> 某英文譯本將拉法（Raphah）拼寫成Rapha。拉法是利法雅的別名，為比尼亞的兒子，見於</w:t>
       </w:r>
-      <w:hyperlink r:id="rId37">
-        <w:r>
-          <w:rPr>
-            <w:lang w:val="zh_TW" w:bidi="zh_TW"/>
-          </w:rPr>
-          <w:rPr>
-            <w:color w:val="0000EE"/>
-            <w:u w:val="single"/>
-          </w:rPr>
-          <w:t>歷代志上八章37節</w:t>
-        </w:r>
-      </w:hyperlink>
+      <w:r>
+        <w:rPr>
+          <w:lang w:val="zh_TW" w:bidi="zh_TW"/>
+        </w:rPr>
+        <w:t>歷代志上八章37節</w:t>
+      </w:r>
       <w:r>
         <w:rPr>
           <w:lang w:val="zh_TW" w:bidi="zh_TW"/>
@@ -1307,36 +1109,24 @@
         </w:rPr>
         <w:t>這是某英文譯本對庇耳‧拉海‧萊（Beer-lahai-roi）的拼寫形式。這個名稱指的是一口井，記載於</w:t>
       </w:r>
-      <w:hyperlink r:id="rId38">
-        <w:r>
-          <w:rPr>
-            <w:lang w:val="zh_TW" w:bidi="zh_TW"/>
-          </w:rPr>
-          <w:rPr>
-            <w:color w:val="0000EE"/>
-            <w:u w:val="single"/>
-          </w:rPr>
-          <w:t>創世記二十四章62節</w:t>
-        </w:r>
-      </w:hyperlink>
+      <w:r>
+        <w:rPr>
+          <w:lang w:val="zh_TW" w:bidi="zh_TW"/>
+        </w:rPr>
+        <w:t>創世記二十四章62節</w:t>
+      </w:r>
       <w:r>
         <w:rPr>
           <w:lang w:val="zh_TW" w:bidi="zh_TW"/>
         </w:rPr>
         <w:t>和</w:t>
       </w:r>
-      <w:hyperlink r:id="rId39">
-        <w:r>
-          <w:rPr>
-            <w:lang w:val="zh_TW" w:bidi="zh_TW"/>
-          </w:rPr>
-          <w:rPr>
-            <w:color w:val="0000EE"/>
-            <w:u w:val="single"/>
-          </w:rPr>
-          <w:t>二十五章11節</w:t>
-        </w:r>
-      </w:hyperlink>
+      <w:r>
+        <w:rPr>
+          <w:lang w:val="zh_TW" w:bidi="zh_TW"/>
+        </w:rPr>
+        <w:t>二十五章11節</w:t>
+      </w:r>
       <w:r>
         <w:rPr>
           <w:lang w:val="zh_TW" w:bidi="zh_TW"/>
@@ -1418,54 +1208,36 @@
         </w:rPr>
         <w:t>拉班美麗的小女兒，也是雅各最愛的妻子。雅各來到巴旦‧亞蘭的哈蘭時，首次遇見拉結。當時她正在牧放父親的羊群，雅各替她把井口的石頭挪開，好給羊群喝水（</w:t>
       </w:r>
-      <w:hyperlink r:id="rId40">
-        <w:r>
-          <w:rPr>
-            <w:lang w:val="zh_TW" w:bidi="zh_TW"/>
-          </w:rPr>
-          <w:rPr>
-            <w:color w:val="0000EE"/>
-            <w:u w:val="single"/>
-          </w:rPr>
-          <w:t>創29:10</w:t>
-        </w:r>
-      </w:hyperlink>
+      <w:r>
+        <w:rPr>
+          <w:lang w:val="zh_TW" w:bidi="zh_TW"/>
+        </w:rPr>
+        <w:t>創29:10</w:t>
+      </w:r>
       <w:r>
         <w:rPr>
           <w:lang w:val="zh_TW" w:bidi="zh_TW"/>
         </w:rPr>
         <w:t>）。雅各深愛拉結，因此同意為拉班服事七年，以換取娶她為妻的機會。因著對拉結的愛，這七年在他看來不過像幾天一樣。然而，詭詐的拉班違背了原先的約定。他先把大女兒利亞嫁給雅各，然後才把拉結給他為妻。拉結與利亞不同，婚後多年一直沒有生育（</w:t>
       </w:r>
-      <w:hyperlink r:id="rId41">
-        <w:r>
-          <w:rPr>
-            <w:lang w:val="zh_TW" w:bidi="zh_TW"/>
-          </w:rPr>
-          <w:rPr>
-            <w:color w:val="0000EE"/>
-            <w:u w:val="single"/>
-          </w:rPr>
-          <w:t>創30:1</w:t>
-        </w:r>
-      </w:hyperlink>
+      <w:r>
+        <w:rPr>
+          <w:lang w:val="zh_TW" w:bidi="zh_TW"/>
+        </w:rPr>
+        <w:t>創30:1</w:t>
+      </w:r>
       <w:r>
         <w:rPr>
           <w:lang w:val="zh_TW" w:bidi="zh_TW"/>
         </w:rPr>
         <w:t>）。因此，她把使女辟拉給雅各，好藉著她得子。按照當時的習俗，她藉著辟拉得了兩個兒子，就是但和拿弗他利。後來，拉結自己也懷孕，生下約瑟（</w:t>
       </w:r>
-      <w:hyperlink r:id="rId42">
-        <w:r>
-          <w:rPr>
-            <w:lang w:val="zh_TW" w:bidi="zh_TW"/>
-          </w:rPr>
-          <w:rPr>
-            <w:color w:val="0000EE"/>
-            <w:u w:val="single"/>
-          </w:rPr>
-          <w:t>創30:22–25</w:t>
-        </w:r>
-      </w:hyperlink>
+      <w:r>
+        <w:rPr>
+          <w:lang w:val="zh_TW" w:bidi="zh_TW"/>
+        </w:rPr>
+        <w:t>創30:22–25</w:t>
+      </w:r>
       <w:r>
         <w:rPr>
           <w:lang w:val="zh_TW" w:bidi="zh_TW"/>
@@ -1486,108 +1258,72 @@
         </w:rPr>
         <w:t>在伯特利與伯利恆之間的路上，拉結生便雅憫時難產去世（</w:t>
       </w:r>
-      <w:hyperlink r:id="rId43">
-        <w:r>
-          <w:rPr>
-            <w:lang w:val="zh_TW" w:bidi="zh_TW"/>
-          </w:rPr>
-          <w:rPr>
-            <w:color w:val="0000EE"/>
-            <w:u w:val="single"/>
-          </w:rPr>
-          <w:t>創35:16</w:t>
-        </w:r>
-      </w:hyperlink>
+      <w:r>
+        <w:rPr>
+          <w:lang w:val="zh_TW" w:bidi="zh_TW"/>
+        </w:rPr>
+        <w:t>創35:16</w:t>
+      </w:r>
       <w:r>
         <w:rPr>
           <w:lang w:val="zh_TW" w:bidi="zh_TW"/>
         </w:rPr>
         <w:t>、</w:t>
       </w:r>
-      <w:hyperlink r:id="rId43">
-        <w:r>
-          <w:rPr>
-            <w:lang w:val="zh_TW" w:bidi="zh_TW"/>
-          </w:rPr>
-          <w:rPr>
-            <w:color w:val="0000EE"/>
-            <w:u w:val="single"/>
-          </w:rPr>
-          <w:t>19</w:t>
-        </w:r>
-      </w:hyperlink>
+      <w:r>
+        <w:rPr>
+          <w:lang w:val="zh_TW" w:bidi="zh_TW"/>
+        </w:rPr>
+        <w:t>19</w:t>
+      </w:r>
       <w:r>
         <w:rPr>
           <w:lang w:val="zh_TW" w:bidi="zh_TW"/>
         </w:rPr>
         <w:t>）。雅各在她的墳上立了一根柱子；直到掃羅的時代，那仍是一處人所熟知的地標（</w:t>
       </w:r>
-      <w:hyperlink r:id="rId44">
-        <w:r>
-          <w:rPr>
-            <w:lang w:val="zh_TW" w:bidi="zh_TW"/>
-          </w:rPr>
-          <w:rPr>
-            <w:color w:val="0000EE"/>
-            <w:u w:val="single"/>
-          </w:rPr>
-          <w:t>撒上10:2</w:t>
-        </w:r>
-      </w:hyperlink>
+      <w:r>
+        <w:rPr>
+          <w:lang w:val="zh_TW" w:bidi="zh_TW"/>
+        </w:rPr>
+        <w:t>撒上10:2</w:t>
+      </w:r>
       <w:r>
         <w:rPr>
           <w:lang w:val="zh_TW" w:bidi="zh_TW"/>
         </w:rPr>
         <w:t>）。拉結和利亞都被視為建立以色列家的重要人物 （</w:t>
       </w:r>
-      <w:hyperlink r:id="rId45">
-        <w:r>
-          <w:rPr>
-            <w:lang w:val="zh_TW" w:bidi="zh_TW"/>
-          </w:rPr>
-          <w:rPr>
-            <w:color w:val="0000EE"/>
-            <w:u w:val="single"/>
-          </w:rPr>
-          <w:t>得4:11</w:t>
-        </w:r>
-      </w:hyperlink>
+      <w:r>
+        <w:rPr>
+          <w:lang w:val="zh_TW" w:bidi="zh_TW"/>
+        </w:rPr>
+        <w:t>得4:11</w:t>
+      </w:r>
       <w:r>
         <w:rPr>
           <w:lang w:val="zh_TW" w:bidi="zh_TW"/>
         </w:rPr>
         <w:t>）。在</w:t>
       </w:r>
-      <w:hyperlink r:id="rId46">
-        <w:r>
-          <w:rPr>
-            <w:lang w:val="zh_TW" w:bidi="zh_TW"/>
-          </w:rPr>
-          <w:rPr>
-            <w:color w:val="0000EE"/>
-            <w:u w:val="single"/>
-          </w:rPr>
-          <w:t>耶利米書三十一章15節</w:t>
-        </w:r>
-      </w:hyperlink>
+      <w:r>
+        <w:rPr>
+          <w:lang w:val="zh_TW" w:bidi="zh_TW"/>
+        </w:rPr>
+        <w:t>耶利米書三十一章15節</w:t>
+      </w:r>
       <w:r>
         <w:rPr>
           <w:lang w:val="zh_TW" w:bidi="zh_TW"/>
         </w:rPr>
         <w:t>，經文描繪拉結因兒女被擄而哭泣。後來，馬太福音引用了這節經文來描述希律屠殺男嬰的事件（</w:t>
       </w:r>
-      <w:hyperlink r:id="rId47">
-        <w:r>
-          <w:rPr>
-            <w:lang w:val="zh_TW" w:bidi="zh_TW"/>
-          </w:rPr>
-          <w:rPr>
-            <w:color w:val="0000EE"/>
-            <w:u w:val="single"/>
-          </w:rPr>
-          <w:t>太2:18</w:t>
-        </w:r>
-      </w:hyperlink>
+      <w:r>
+        <w:rPr>
+          <w:lang w:val="zh_TW" w:bidi="zh_TW"/>
+        </w:rPr>
+        <w:t>太2:18</w:t>
+      </w:r>
       <w:r>
         <w:rPr>
           <w:lang w:val="zh_TW" w:bidi="zh_TW"/>
@@ -1675,36 +1411,24 @@
         </w:rPr>
         <w:t>雅各在拉結的墳墓所在地立了一個碑（</w:t>
       </w:r>
-      <w:hyperlink r:id="rId48">
-        <w:r>
-          <w:rPr>
-            <w:lang w:val="zh_TW" w:bidi="zh_TW"/>
-          </w:rPr>
-          <w:rPr>
-            <w:color w:val="0000EE"/>
-            <w:u w:val="single"/>
-          </w:rPr>
-          <w:t>創5:19–20</w:t>
-        </w:r>
-      </w:hyperlink>
+      <w:r>
+        <w:rPr>
+          <w:lang w:val="zh_TW" w:bidi="zh_TW"/>
+        </w:rPr>
+        <w:t>創5:19–20</w:t>
+      </w:r>
       <w:r>
         <w:rPr>
           <w:lang w:val="zh_TW" w:bidi="zh_TW"/>
         </w:rPr>
         <w:t>）。直到撒母耳的時代，這個碑仍然存在（</w:t>
       </w:r>
-      <w:hyperlink r:id="rId44">
-        <w:r>
-          <w:rPr>
-            <w:lang w:val="zh_TW" w:bidi="zh_TW"/>
-          </w:rPr>
-          <w:rPr>
-            <w:color w:val="0000EE"/>
-            <w:u w:val="single"/>
-          </w:rPr>
-          <w:t>撒上10:2</w:t>
-        </w:r>
-      </w:hyperlink>
+      <w:r>
+        <w:rPr>
+          <w:lang w:val="zh_TW" w:bidi="zh_TW"/>
+        </w:rPr>
+        <w:t>撒上10:2</w:t>
+      </w:r>
       <w:r>
         <w:rPr>
           <w:lang w:val="zh_TW" w:bidi="zh_TW"/>
@@ -1747,54 +1471,36 @@
         </w:rPr>
         <w:t>較早的傳統認為，拉結的墓位於耶路撒冷南面的伯利恆附近（</w:t>
       </w:r>
-      <w:hyperlink r:id="rId49">
-        <w:r>
-          <w:rPr>
-            <w:lang w:val="zh_TW" w:bidi="zh_TW"/>
-          </w:rPr>
-          <w:rPr>
-            <w:color w:val="0000EE"/>
-            <w:u w:val="single"/>
-          </w:rPr>
-          <w:t>創35:19</w:t>
-        </w:r>
-      </w:hyperlink>
+      <w:r>
+        <w:rPr>
+          <w:lang w:val="zh_TW" w:bidi="zh_TW"/>
+        </w:rPr>
+        <w:t>創35:19</w:t>
+      </w:r>
       <w:r>
         <w:rPr>
           <w:lang w:val="zh_TW" w:bidi="zh_TW"/>
         </w:rPr>
         <w:t>，</w:t>
       </w:r>
-      <w:hyperlink r:id="rId50">
-        <w:r>
-          <w:rPr>
-            <w:lang w:val="zh_TW" w:bidi="zh_TW"/>
-          </w:rPr>
-          <w:rPr>
-            <w:color w:val="0000EE"/>
-            <w:u w:val="single"/>
-          </w:rPr>
-          <w:t>48:7</w:t>
-        </w:r>
-      </w:hyperlink>
+      <w:r>
+        <w:rPr>
+          <w:lang w:val="zh_TW" w:bidi="zh_TW"/>
+        </w:rPr>
+        <w:t>48:7</w:t>
+      </w:r>
       <w:r>
         <w:rPr>
           <w:lang w:val="zh_TW" w:bidi="zh_TW"/>
         </w:rPr>
         <w:t>；</w:t>
       </w:r>
-      <w:hyperlink r:id="rId47">
-        <w:r>
-          <w:rPr>
-            <w:lang w:val="zh_TW" w:bidi="zh_TW"/>
-          </w:rPr>
-          <w:rPr>
-            <w:color w:val="0000EE"/>
-            <w:u w:val="single"/>
-          </w:rPr>
-          <w:t>太2:18</w:t>
-        </w:r>
-      </w:hyperlink>
+      <w:r>
+        <w:rPr>
+          <w:lang w:val="zh_TW" w:bidi="zh_TW"/>
+        </w:rPr>
+        <w:t>太2:18</w:t>
+      </w:r>
       <w:r>
         <w:rPr>
           <w:lang w:val="zh_TW" w:bidi="zh_TW"/>
@@ -1819,54 +1525,36 @@
         </w:rPr>
         <w:t>第二個地點是以法他（</w:t>
       </w:r>
-      <w:hyperlink r:id="rId49">
-        <w:r>
-          <w:rPr>
-            <w:lang w:val="zh_TW" w:bidi="zh_TW"/>
-          </w:rPr>
-          <w:rPr>
-            <w:color w:val="0000EE"/>
-            <w:u w:val="single"/>
-          </w:rPr>
-          <w:t>創35:19</w:t>
-        </w:r>
-      </w:hyperlink>
+      <w:r>
+        <w:rPr>
+          <w:lang w:val="zh_TW" w:bidi="zh_TW"/>
+        </w:rPr>
+        <w:t>創35:19</w:t>
+      </w:r>
       <w:r>
         <w:rPr>
           <w:lang w:val="zh_TW" w:bidi="zh_TW"/>
         </w:rPr>
         <w:t>）。這地方位於便雅憫北部邊界，距離耶路撒冷以北16.1公里（10英里）（</w:t>
       </w:r>
-      <w:hyperlink r:id="rId44">
-        <w:r>
-          <w:rPr>
-            <w:lang w:val="zh_TW" w:bidi="zh_TW"/>
-          </w:rPr>
-          <w:rPr>
-            <w:color w:val="0000EE"/>
-            <w:u w:val="single"/>
-          </w:rPr>
-          <w:t>撒上10:2</w:t>
-        </w:r>
-      </w:hyperlink>
+      <w:r>
+        <w:rPr>
+          <w:lang w:val="zh_TW" w:bidi="zh_TW"/>
+        </w:rPr>
+        <w:t>撒上10:2</w:t>
+      </w:r>
       <w:r>
         <w:rPr>
           <w:lang w:val="zh_TW" w:bidi="zh_TW"/>
         </w:rPr>
         <w:t>；</w:t>
       </w:r>
-      <w:hyperlink r:id="rId46">
-        <w:r>
-          <w:rPr>
-            <w:lang w:val="zh_TW" w:bidi="zh_TW"/>
-          </w:rPr>
-          <w:rPr>
-            <w:color w:val="0000EE"/>
-            <w:u w:val="single"/>
-          </w:rPr>
-          <w:t>耶31:15</w:t>
-        </w:r>
-      </w:hyperlink>
+      <w:r>
+        <w:rPr>
+          <w:lang w:val="zh_TW" w:bidi="zh_TW"/>
+        </w:rPr>
+        <w:t>耶31:15</w:t>
+      </w:r>
       <w:r>
         <w:rPr>
           <w:lang w:val="zh_TW" w:bidi="zh_TW"/>
@@ -1946,54 +1634,36 @@
         </w:rPr>
         <w:t>古實的五個兒子之一，且是含的後裔，是示巴和底但的父親（</w:t>
       </w:r>
-      <w:hyperlink r:id="rId51">
-        <w:r>
-          <w:rPr>
-            <w:lang w:val="zh_TW" w:bidi="zh_TW"/>
-          </w:rPr>
-          <w:rPr>
-            <w:color w:val="0000EE"/>
-            <w:u w:val="single"/>
-          </w:rPr>
-          <w:t>創10:7</w:t>
-        </w:r>
-      </w:hyperlink>
+      <w:r>
+        <w:rPr>
+          <w:lang w:val="zh_TW" w:bidi="zh_TW"/>
+        </w:rPr>
+        <w:t>創10:7</w:t>
+      </w:r>
       <w:r>
         <w:rPr>
           <w:lang w:val="zh_TW" w:bidi="zh_TW"/>
         </w:rPr>
         <w:t>；</w:t>
       </w:r>
-      <w:hyperlink r:id="rId52">
-        <w:r>
-          <w:rPr>
-            <w:lang w:val="zh_TW" w:bidi="zh_TW"/>
-          </w:rPr>
-          <w:rPr>
-            <w:color w:val="0000EE"/>
-            <w:u w:val="single"/>
-          </w:rPr>
-          <w:t>代上1:9</w:t>
-        </w:r>
-      </w:hyperlink>
+      <w:r>
+        <w:rPr>
+          <w:lang w:val="zh_TW" w:bidi="zh_TW"/>
+        </w:rPr>
+        <w:t>代上1:9</w:t>
+      </w:r>
       <w:r>
         <w:rPr>
           <w:lang w:val="zh_TW" w:bidi="zh_TW"/>
         </w:rPr>
         <w:t>）。</w:t>
       </w:r>
-      <w:hyperlink r:id="rId53">
-        <w:r>
-          <w:rPr>
-            <w:lang w:val="zh_TW" w:bidi="zh_TW"/>
-          </w:rPr>
-          <w:rPr>
-            <w:color w:val="0000EE"/>
-            <w:u w:val="single"/>
-          </w:rPr>
-          <w:t>以西結書二十七章22節</w:t>
-        </w:r>
-      </w:hyperlink>
+      <w:r>
+        <w:rPr>
+          <w:lang w:val="zh_TW" w:bidi="zh_TW"/>
+        </w:rPr>
+        <w:t>以西結書二十七章22節</w:t>
+      </w:r>
       <w:r>
         <w:rPr>
           <w:lang w:val="zh_TW" w:bidi="zh_TW"/>
@@ -2056,108 +1726,72 @@
         </w:rPr>
         <w:t>這是分給便雅憫支派為業的一座城，在城的名單中列於基遍和比錄之間（</w:t>
       </w:r>
-      <w:hyperlink r:id="rId54">
-        <w:r>
-          <w:rPr>
-            <w:lang w:val="zh_TW" w:bidi="zh_TW"/>
-          </w:rPr>
-          <w:rPr>
-            <w:color w:val="0000EE"/>
-            <w:u w:val="single"/>
-          </w:rPr>
-          <w:t>書18:25</w:t>
-        </w:r>
-      </w:hyperlink>
+      <w:r>
+        <w:rPr>
+          <w:lang w:val="zh_TW" w:bidi="zh_TW"/>
+        </w:rPr>
+        <w:t>書18:25</w:t>
+      </w:r>
       <w:r>
         <w:rPr>
           <w:lang w:val="zh_TW" w:bidi="zh_TW"/>
         </w:rPr>
         <w:t>）。雅各的妻子拉結葬在這城附近（</w:t>
       </w:r>
-      <w:hyperlink r:id="rId47">
-        <w:r>
-          <w:rPr>
-            <w:lang w:val="zh_TW" w:bidi="zh_TW"/>
-          </w:rPr>
-          <w:rPr>
-            <w:color w:val="0000EE"/>
-            <w:u w:val="single"/>
-          </w:rPr>
-          <w:t>太2:18</w:t>
-        </w:r>
-      </w:hyperlink>
+      <w:r>
+        <w:rPr>
+          <w:lang w:val="zh_TW" w:bidi="zh_TW"/>
+        </w:rPr>
+        <w:t>太2:18</w:t>
+      </w:r>
       <w:r>
         <w:rPr>
           <w:lang w:val="zh_TW" w:bidi="zh_TW"/>
         </w:rPr>
         <w:t>；參</w:t>
       </w:r>
-      <w:hyperlink r:id="rId55">
-        <w:r>
-          <w:rPr>
-            <w:lang w:val="zh_TW" w:bidi="zh_TW"/>
-          </w:rPr>
-          <w:rPr>
-            <w:color w:val="0000EE"/>
-            <w:u w:val="single"/>
-          </w:rPr>
-          <w:t>創35:16–21</w:t>
-        </w:r>
-      </w:hyperlink>
+      <w:r>
+        <w:rPr>
+          <w:lang w:val="zh_TW" w:bidi="zh_TW"/>
+        </w:rPr>
+        <w:t>創35:16–21</w:t>
+      </w:r>
       <w:r>
         <w:rPr>
           <w:lang w:val="zh_TW" w:bidi="zh_TW"/>
         </w:rPr>
         <w:t>；</w:t>
       </w:r>
-      <w:hyperlink r:id="rId46">
-        <w:r>
-          <w:rPr>
-            <w:lang w:val="zh_TW" w:bidi="zh_TW"/>
-          </w:rPr>
-          <w:rPr>
-            <w:color w:val="0000EE"/>
-            <w:u w:val="single"/>
-          </w:rPr>
-          <w:t>耶31:15</w:t>
-        </w:r>
-      </w:hyperlink>
+      <w:r>
+        <w:rPr>
+          <w:lang w:val="zh_TW" w:bidi="zh_TW"/>
+        </w:rPr>
+        <w:t>耶31:15</w:t>
+      </w:r>
       <w:r>
         <w:rPr>
           <w:lang w:val="zh_TW" w:bidi="zh_TW"/>
         </w:rPr>
         <w:t>）。拉瑪靠近伯特利，也是底波拉審判以色列的地方（</w:t>
       </w:r>
-      <w:hyperlink r:id="rId56">
-        <w:r>
-          <w:rPr>
-            <w:lang w:val="zh_TW" w:bidi="zh_TW"/>
-          </w:rPr>
-          <w:rPr>
-            <w:color w:val="0000EE"/>
-            <w:u w:val="single"/>
-          </w:rPr>
-          <w:t>士4:5</w:t>
-        </w:r>
-      </w:hyperlink>
+      <w:r>
+        <w:rPr>
+          <w:lang w:val="zh_TW" w:bidi="zh_TW"/>
+        </w:rPr>
+        <w:t>士4:5</w:t>
+      </w:r>
       <w:r>
         <w:rPr>
           <w:lang w:val="zh_TW" w:bidi="zh_TW"/>
         </w:rPr>
         <w:t>）。一個利未人和他的妾從伯利恆向北行走時，也曾在這城暫時停留（</w:t>
       </w:r>
-      <w:hyperlink r:id="rId57">
-        <w:r>
-          <w:rPr>
-            <w:lang w:val="zh_TW" w:bidi="zh_TW"/>
-          </w:rPr>
-          <w:rPr>
-            <w:color w:val="0000EE"/>
-            <w:u w:val="single"/>
-          </w:rPr>
-          <w:t>士19:13</w:t>
-        </w:r>
-      </w:hyperlink>
+      <w:r>
+        <w:rPr>
+          <w:lang w:val="zh_TW" w:bidi="zh_TW"/>
+        </w:rPr>
+        <w:t>士19:13</w:t>
+      </w:r>
       <w:r>
         <w:rPr>
           <w:lang w:val="zh_TW" w:bidi="zh_TW"/>
@@ -2171,36 +1805,24 @@
         </w:rPr>
         <w:t>在南北分裂王國時期（公元前930至722年），以色列王巴沙加強了拉瑪的防禦。巴沙利用拉瑪來阻止猶大王亞撒的軍隊進入以色列。約在公元前885年，亞蘭王便‧哈達一世（Ben-hadad I）發動攻擊後，巴沙離開拉瑪，急忙率軍北上迎戰。亞撒拆毀拉瑪的防禦工事，並把拆下來的材料用來建造迦巴和米斯巴兩座城（</w:t>
       </w:r>
-      <w:hyperlink r:id="rId58">
-        <w:r>
-          <w:rPr>
-            <w:lang w:val="zh_TW" w:bidi="zh_TW"/>
-          </w:rPr>
-          <w:rPr>
-            <w:color w:val="0000EE"/>
-            <w:u w:val="single"/>
-          </w:rPr>
-          <w:t>王上15:17–22</w:t>
-        </w:r>
-      </w:hyperlink>
+      <w:r>
+        <w:rPr>
+          <w:lang w:val="zh_TW" w:bidi="zh_TW"/>
+        </w:rPr>
+        <w:t>王上15:17–22</w:t>
+      </w:r>
       <w:r>
         <w:rPr>
           <w:lang w:val="zh_TW" w:bidi="zh_TW"/>
         </w:rPr>
         <w:t>；</w:t>
       </w:r>
-      <w:hyperlink r:id="rId59">
-        <w:r>
-          <w:rPr>
-            <w:lang w:val="zh_TW" w:bidi="zh_TW"/>
-          </w:rPr>
-          <w:rPr>
-            <w:color w:val="0000EE"/>
-            <w:u w:val="single"/>
-          </w:rPr>
-          <w:t>代下16:1–6</w:t>
-        </w:r>
-      </w:hyperlink>
+      <w:r>
+        <w:rPr>
+          <w:lang w:val="zh_TW" w:bidi="zh_TW"/>
+        </w:rPr>
+        <w:t>代下16:1–6</w:t>
+      </w:r>
       <w:r>
         <w:rPr>
           <w:lang w:val="zh_TW" w:bidi="zh_TW"/>
@@ -2214,36 +1836,24 @@
         </w:rPr>
         <w:t>公元前701年，亞述王西拿基立率領軍隊，經過迦巴、拉瑪和基比亞，向猶大王希西家和耶路撒冷進軍（</w:t>
       </w:r>
-      <w:hyperlink r:id="rId60">
-        <w:r>
-          <w:rPr>
-            <w:lang w:val="zh_TW" w:bidi="zh_TW"/>
-          </w:rPr>
-          <w:rPr>
-            <w:color w:val="0000EE"/>
-            <w:u w:val="single"/>
-          </w:rPr>
-          <w:t>賽10:29</w:t>
-        </w:r>
-      </w:hyperlink>
+      <w:r>
+        <w:rPr>
+          <w:lang w:val="zh_TW" w:bidi="zh_TW"/>
+        </w:rPr>
+        <w:t>賽10:29</w:t>
+      </w:r>
       <w:r>
         <w:rPr>
           <w:lang w:val="zh_TW" w:bidi="zh_TW"/>
         </w:rPr>
         <w:t>）。後來，尼布甲尼撒王把拉瑪作為安置被擄往巴比倫之猶太人的地方。護衛長尼布撒拉旦在那裡把耶利米從被擄的人當中釋放出來（</w:t>
       </w:r>
-      <w:hyperlink r:id="rId61">
-        <w:r>
-          <w:rPr>
-            <w:lang w:val="zh_TW" w:bidi="zh_TW"/>
-          </w:rPr>
-          <w:rPr>
-            <w:color w:val="0000EE"/>
-            <w:u w:val="single"/>
-          </w:rPr>
-          <w:t>耶40:1</w:t>
-        </w:r>
-      </w:hyperlink>
+      <w:r>
+        <w:rPr>
+          <w:lang w:val="zh_TW" w:bidi="zh_TW"/>
+        </w:rPr>
+        <w:t>耶40:1</w:t>
+      </w:r>
       <w:r>
         <w:rPr>
           <w:lang w:val="zh_TW" w:bidi="zh_TW"/>
@@ -2257,54 +1867,36 @@
         </w:rPr>
         <w:t>從巴比倫被擄歸回之後，住在拉瑪的人跟隨所羅巴伯歸回，並重建這座城（</w:t>
       </w:r>
-      <w:hyperlink r:id="rId62">
-        <w:r>
-          <w:rPr>
-            <w:lang w:val="zh_TW" w:bidi="zh_TW"/>
-          </w:rPr>
-          <w:rPr>
-            <w:color w:val="0000EE"/>
-            <w:u w:val="single"/>
-          </w:rPr>
-          <w:t>拉2:26</w:t>
-        </w:r>
-      </w:hyperlink>
+      <w:r>
+        <w:rPr>
+          <w:lang w:val="zh_TW" w:bidi="zh_TW"/>
+        </w:rPr>
+        <w:t>拉2:26</w:t>
+      </w:r>
       <w:r>
         <w:rPr>
           <w:lang w:val="zh_TW" w:bidi="zh_TW"/>
         </w:rPr>
         <w:t>；</w:t>
       </w:r>
-      <w:hyperlink r:id="rId63">
-        <w:r>
-          <w:rPr>
-            <w:lang w:val="zh_TW" w:bidi="zh_TW"/>
-          </w:rPr>
-          <w:rPr>
-            <w:color w:val="0000EE"/>
-            <w:u w:val="single"/>
-          </w:rPr>
-          <w:t>尼7:30</w:t>
-        </w:r>
-      </w:hyperlink>
+      <w:r>
+        <w:rPr>
+          <w:lang w:val="zh_TW" w:bidi="zh_TW"/>
+        </w:rPr>
+        <w:t>尼7:30</w:t>
+      </w:r>
       <w:r>
         <w:rPr>
           <w:lang w:val="zh_TW" w:bidi="zh_TW"/>
         </w:rPr>
         <w:t>）。有些人認為，被擄歸回之後，拉瑪是便雅憫境內另一座城，位置較偏西，靠近沿海平原（</w:t>
       </w:r>
-      <w:hyperlink r:id="rId64">
-        <w:r>
-          <w:rPr>
-            <w:lang w:val="zh_TW" w:bidi="zh_TW"/>
-          </w:rPr>
-          <w:rPr>
-            <w:color w:val="0000EE"/>
-            <w:u w:val="single"/>
-          </w:rPr>
-          <w:t>尼11:33</w:t>
-        </w:r>
-      </w:hyperlink>
+      <w:r>
+        <w:rPr>
+          <w:lang w:val="zh_TW" w:bidi="zh_TW"/>
+        </w:rPr>
+        <w:t>尼11:33</w:t>
+      </w:r>
       <w:r>
         <w:rPr>
           <w:lang w:val="zh_TW" w:bidi="zh_TW"/>
@@ -2329,72 +1921,48 @@
         </w:rPr>
         <w:t>這是位於南地的一座城，是西緬支派在猶大地業內南部邊界的城之一（</w:t>
       </w:r>
-      <w:hyperlink r:id="rId65">
-        <w:r>
-          <w:rPr>
-            <w:lang w:val="zh_TW" w:bidi="zh_TW"/>
-          </w:rPr>
-          <w:rPr>
-            <w:color w:val="0000EE"/>
-            <w:u w:val="single"/>
-          </w:rPr>
-          <w:t>書19:8</w:t>
-        </w:r>
-      </w:hyperlink>
+      <w:r>
+        <w:rPr>
+          <w:lang w:val="zh_TW" w:bidi="zh_TW"/>
+        </w:rPr>
+        <w:t>書19:8</w:t>
+      </w:r>
       <w:r>
         <w:rPr>
           <w:lang w:val="zh_TW" w:bidi="zh_TW"/>
         </w:rPr>
         <w:t>）。這城又稱南地拉末（</w:t>
       </w:r>
-      <w:hyperlink r:id="rId66">
-        <w:r>
-          <w:rPr>
-            <w:lang w:val="zh_TW" w:bidi="zh_TW"/>
-          </w:rPr>
-          <w:rPr>
-            <w:color w:val="0000EE"/>
-            <w:u w:val="single"/>
-          </w:rPr>
-          <w:t>撒上30:27</w:t>
-        </w:r>
-      </w:hyperlink>
+      <w:r>
+        <w:rPr>
+          <w:lang w:val="zh_TW" w:bidi="zh_TW"/>
+        </w:rPr>
+        <w:t>撒上30:27</w:t>
+      </w:r>
       <w:r>
         <w:rPr>
           <w:lang w:val="zh_TW" w:bidi="zh_TW"/>
         </w:rPr>
         <w:t>）和巴拉‧比珥（</w:t>
       </w:r>
-      <w:hyperlink r:id="rId65">
-        <w:r>
-          <w:rPr>
-            <w:lang w:val="zh_TW" w:bidi="zh_TW"/>
-          </w:rPr>
-          <w:rPr>
-            <w:color w:val="0000EE"/>
-            <w:u w:val="single"/>
-          </w:rPr>
-          <w:t>書19:8</w:t>
-        </w:r>
-      </w:hyperlink>
+      <w:r>
+        <w:rPr>
+          <w:lang w:val="zh_TW" w:bidi="zh_TW"/>
+        </w:rPr>
+        <w:t>書19:8</w:t>
+      </w:r>
       <w:r>
         <w:rPr>
           <w:lang w:val="zh_TW" w:bidi="zh_TW"/>
         </w:rPr>
         <w:t>；參</w:t>
       </w:r>
-      <w:hyperlink r:id="rId67">
-        <w:r>
-          <w:rPr>
-            <w:lang w:val="zh_TW" w:bidi="zh_TW"/>
-          </w:rPr>
-          <w:rPr>
-            <w:color w:val="0000EE"/>
-            <w:u w:val="single"/>
-          </w:rPr>
-          <w:t>代上4:33</w:t>
-        </w:r>
-      </w:hyperlink>
+      <w:r>
+        <w:rPr>
+          <w:lang w:val="zh_TW" w:bidi="zh_TW"/>
+        </w:rPr>
+        <w:t>代上4:33</w:t>
+      </w:r>
       <w:r>
         <w:rPr>
           <w:lang w:val="zh_TW" w:bidi="zh_TW"/>
@@ -2445,18 +2013,12 @@
         </w:rPr>
         <w:t>亞設支派邊界上的一座城，在城的名單中列於西頓和泰爾之間（</w:t>
       </w:r>
-      <w:hyperlink r:id="rId68">
-        <w:r>
-          <w:rPr>
-            <w:lang w:val="zh_TW" w:bidi="zh_TW"/>
-          </w:rPr>
-          <w:rPr>
-            <w:color w:val="0000EE"/>
-            <w:u w:val="single"/>
-          </w:rPr>
-          <w:t>書19:29</w:t>
-        </w:r>
-      </w:hyperlink>
+      <w:r>
+        <w:rPr>
+          <w:lang w:val="zh_TW" w:bidi="zh_TW"/>
+        </w:rPr>
+        <w:t>書19:29</w:t>
+      </w:r>
       <w:r>
         <w:rPr>
           <w:lang w:val="zh_TW" w:bidi="zh_TW"/>
@@ -2481,18 +2043,12 @@
         </w:rPr>
         <w:t>分給拿弗他利支派的19座堅固城之一，在城的名單中列於亞大瑪和夏瑣之間（</w:t>
       </w:r>
-      <w:hyperlink r:id="rId69">
-        <w:r>
-          <w:rPr>
-            <w:lang w:val="zh_TW" w:bidi="zh_TW"/>
-          </w:rPr>
-          <w:rPr>
-            <w:color w:val="0000EE"/>
-            <w:u w:val="single"/>
-          </w:rPr>
-          <w:t>書19:36</w:t>
-        </w:r>
-      </w:hyperlink>
+      <w:r>
+        <w:rPr>
+          <w:lang w:val="zh_TW" w:bidi="zh_TW"/>
+        </w:rPr>
+        <w:t>書19:36</w:t>
+      </w:r>
       <w:r>
         <w:rPr>
           <w:lang w:val="zh_TW" w:bidi="zh_TW"/>
@@ -2517,192 +2073,126 @@
         </w:rPr>
         <w:t>以利加拿和哈拿的家鄉，也是撒母耳出生的地方（</w:t>
       </w:r>
-      <w:hyperlink r:id="rId70">
-        <w:r>
-          <w:rPr>
-            <w:lang w:val="zh_TW" w:bidi="zh_TW"/>
-          </w:rPr>
-          <w:rPr>
-            <w:color w:val="0000EE"/>
-            <w:u w:val="single"/>
-          </w:rPr>
-          <w:t>撒上1:19</w:t>
-        </w:r>
-      </w:hyperlink>
+      <w:r>
+        <w:rPr>
+          <w:lang w:val="zh_TW" w:bidi="zh_TW"/>
+        </w:rPr>
+        <w:t>撒上1:19</w:t>
+      </w:r>
       <w:r>
         <w:rPr>
           <w:lang w:val="zh_TW" w:bidi="zh_TW"/>
         </w:rPr>
         <w:t>，</w:t>
       </w:r>
-      <w:hyperlink r:id="rId71">
-        <w:r>
-          <w:rPr>
-            <w:lang w:val="zh_TW" w:bidi="zh_TW"/>
-          </w:rPr>
-          <w:rPr>
-            <w:color w:val="0000EE"/>
-            <w:u w:val="single"/>
-          </w:rPr>
-          <w:t>2:11</w:t>
-        </w:r>
-      </w:hyperlink>
+      <w:r>
+        <w:rPr>
+          <w:lang w:val="zh_TW" w:bidi="zh_TW"/>
+        </w:rPr>
+        <w:t>2:11</w:t>
+      </w:r>
       <w:r>
         <w:rPr>
           <w:lang w:val="zh_TW" w:bidi="zh_TW"/>
         </w:rPr>
         <w:t>）。後來，這城也成為撒母耳的住處（</w:t>
       </w:r>
-      <w:hyperlink r:id="rId72">
-        <w:r>
-          <w:rPr>
-            <w:lang w:val="zh_TW" w:bidi="zh_TW"/>
-          </w:rPr>
-          <w:rPr>
-            <w:color w:val="0000EE"/>
-            <w:u w:val="single"/>
-          </w:rPr>
-          <w:t>撒上7:17</w:t>
-        </w:r>
-      </w:hyperlink>
+      <w:r>
+        <w:rPr>
+          <w:lang w:val="zh_TW" w:bidi="zh_TW"/>
+        </w:rPr>
+        <w:t>撒上7:17</w:t>
+      </w:r>
       <w:r>
         <w:rPr>
           <w:lang w:val="zh_TW" w:bidi="zh_TW"/>
         </w:rPr>
         <w:t>，</w:t>
       </w:r>
-      <w:hyperlink r:id="rId73">
-        <w:r>
-          <w:rPr>
-            <w:lang w:val="zh_TW" w:bidi="zh_TW"/>
-          </w:rPr>
-          <w:rPr>
-            <w:color w:val="0000EE"/>
-            <w:u w:val="single"/>
-          </w:rPr>
-          <w:t>16:13</w:t>
-        </w:r>
-      </w:hyperlink>
+      <w:r>
+        <w:rPr>
+          <w:lang w:val="zh_TW" w:bidi="zh_TW"/>
+        </w:rPr>
+        <w:t>16:13</w:t>
+      </w:r>
       <w:r>
         <w:rPr>
           <w:lang w:val="zh_TW" w:bidi="zh_TW"/>
         </w:rPr>
         <w:t>）。撒母耳在拉瑪、伯特利、吉甲和米斯巴治理以色列（</w:t>
       </w:r>
-      <w:hyperlink r:id="rId72">
-        <w:r>
-          <w:rPr>
-            <w:lang w:val="zh_TW" w:bidi="zh_TW"/>
-          </w:rPr>
-          <w:rPr>
-            <w:color w:val="0000EE"/>
-            <w:u w:val="single"/>
-          </w:rPr>
-          <w:t>撒上7:17</w:t>
-        </w:r>
-      </w:hyperlink>
+      <w:r>
+        <w:rPr>
+          <w:lang w:val="zh_TW" w:bidi="zh_TW"/>
+        </w:rPr>
+        <w:t>撒上7:17</w:t>
+      </w:r>
       <w:r>
         <w:rPr>
           <w:lang w:val="zh_TW" w:bidi="zh_TW"/>
         </w:rPr>
         <w:t>）。掃羅首次在這城遇見撒母耳（</w:t>
       </w:r>
-      <w:hyperlink r:id="rId74">
-        <w:r>
-          <w:rPr>
-            <w:lang w:val="zh_TW" w:bidi="zh_TW"/>
-          </w:rPr>
-          <w:rPr>
-            <w:color w:val="0000EE"/>
-            <w:u w:val="single"/>
-          </w:rPr>
-          <w:t>撒上9:6–10</w:t>
-        </w:r>
-      </w:hyperlink>
+      <w:r>
+        <w:rPr>
+          <w:lang w:val="zh_TW" w:bidi="zh_TW"/>
+        </w:rPr>
+        <w:t>撒上9:6–10</w:t>
+      </w:r>
       <w:r>
         <w:rPr>
           <w:lang w:val="zh_TW" w:bidi="zh_TW"/>
         </w:rPr>
         <w:t>）。以色列的長老也是在這裡請求撒母耳為他們立王（</w:t>
       </w:r>
-      <w:hyperlink r:id="rId75">
-        <w:r>
-          <w:rPr>
-            <w:lang w:val="zh_TW" w:bidi="zh_TW"/>
-          </w:rPr>
-          <w:rPr>
-            <w:color w:val="0000EE"/>
-            <w:u w:val="single"/>
-          </w:rPr>
-          <w:t>撒上8:4</w:t>
-        </w:r>
-      </w:hyperlink>
+      <w:r>
+        <w:rPr>
+          <w:lang w:val="zh_TW" w:bidi="zh_TW"/>
+        </w:rPr>
+        <w:t>撒上8:4</w:t>
+      </w:r>
       <w:r>
         <w:rPr>
           <w:lang w:val="zh_TW" w:bidi="zh_TW"/>
         </w:rPr>
         <w:t>）。後來，大衛為躲避掃羅王而逃到這裡（</w:t>
       </w:r>
-      <w:hyperlink r:id="rId76">
-        <w:r>
-          <w:rPr>
-            <w:lang w:val="zh_TW" w:bidi="zh_TW"/>
-          </w:rPr>
-          <w:rPr>
-            <w:color w:val="0000EE"/>
-            <w:u w:val="single"/>
-          </w:rPr>
-          <w:t>撒上19:18–20:1</w:t>
-        </w:r>
-      </w:hyperlink>
+      <w:r>
+        <w:rPr>
+          <w:lang w:val="zh_TW" w:bidi="zh_TW"/>
+        </w:rPr>
+        <w:t>撒上19:18–20:1</w:t>
+      </w:r>
       <w:r>
         <w:rPr>
           <w:lang w:val="zh_TW" w:bidi="zh_TW"/>
         </w:rPr>
         <w:t>）。撒母耳死後葬在拉瑪（</w:t>
       </w:r>
-      <w:hyperlink r:id="rId77">
-        <w:r>
-          <w:rPr>
-            <w:lang w:val="zh_TW" w:bidi="zh_TW"/>
-          </w:rPr>
-          <w:rPr>
-            <w:color w:val="0000EE"/>
-            <w:u w:val="single"/>
-          </w:rPr>
-          <w:t>撒上25:1，</w:t>
-        </w:r>
-      </w:hyperlink>
-      <w:hyperlink r:id="rId78">
-        <w:r>
-          <w:rPr>
-            <w:lang w:val="zh_TW" w:bidi="zh_TW"/>
-          </w:rPr>
-          <w:rPr>
-            <w:color w:val="0000EE"/>
-            <w:u w:val="single"/>
-          </w:rPr>
-          <w:t>28:3</w:t>
-        </w:r>
-      </w:hyperlink>
+      <w:r>
+        <w:rPr>
+          <w:lang w:val="zh_TW" w:bidi="zh_TW"/>
+        </w:rPr>
+        <w:t>撒上25:1，</w:t>
+      </w:r>
+      <w:r>
+        <w:rPr>
+          <w:lang w:val="zh_TW" w:bidi="zh_TW"/>
+        </w:rPr>
+        <w:t>28:3</w:t>
+      </w:r>
       <w:r>
         <w:rPr>
           <w:lang w:val="zh_TW" w:bidi="zh_TW"/>
         </w:rPr>
         <w:t>）。</w:t>
       </w:r>
-      <w:hyperlink r:id="rId79">
-        <w:r>
-          <w:rPr>
-            <w:lang w:val="zh_TW" w:bidi="zh_TW"/>
-          </w:rPr>
-          <w:rPr>
-            <w:color w:val="0000EE"/>
-            <w:u w:val="single"/>
-          </w:rPr>
-          <w:t>撒母耳記上一章1節</w:t>
-        </w:r>
-      </w:hyperlink>
+      <w:r>
+        <w:rPr>
+          <w:lang w:val="zh_TW" w:bidi="zh_TW"/>
+        </w:rPr>
+        <w:t>撒母耳記上一章1節</w:t>
+      </w:r>
       <w:r>
         <w:rPr>
           <w:lang w:val="zh_TW" w:bidi="zh_TW"/>
@@ -2727,36 +2217,24 @@
         </w:rPr>
         <w:t>基列的拉末的簡稱（</w:t>
       </w:r>
-      <w:hyperlink r:id="rId80">
-        <w:r>
-          <w:rPr>
-            <w:lang w:val="zh_TW" w:bidi="zh_TW"/>
-          </w:rPr>
-          <w:rPr>
-            <w:color w:val="0000EE"/>
-            <w:u w:val="single"/>
-          </w:rPr>
-          <w:t>王下8:29</w:t>
-        </w:r>
-      </w:hyperlink>
+      <w:r>
+        <w:rPr>
+          <w:lang w:val="zh_TW" w:bidi="zh_TW"/>
+        </w:rPr>
+        <w:t>王下8:29</w:t>
+      </w:r>
       <w:r>
         <w:rPr>
           <w:lang w:val="zh_TW" w:bidi="zh_TW"/>
         </w:rPr>
         <w:t>；</w:t>
       </w:r>
-      <w:hyperlink r:id="rId81">
-        <w:r>
-          <w:rPr>
-            <w:lang w:val="zh_TW" w:bidi="zh_TW"/>
-          </w:rPr>
-          <w:rPr>
-            <w:color w:val="0000EE"/>
-            <w:u w:val="single"/>
-          </w:rPr>
-          <w:t>代下22:6</w:t>
-        </w:r>
-      </w:hyperlink>
+      <w:r>
+        <w:rPr>
+          <w:lang w:val="zh_TW" w:bidi="zh_TW"/>
+        </w:rPr>
+        <w:t>代下22:6</w:t>
+      </w:r>
       <w:r>
         <w:rPr>
           <w:lang w:val="zh_TW" w:bidi="zh_TW"/>
@@ -2938,18 +2416,12 @@
         </w:rPr>
         <w:t>拿瑪（</w:t>
       </w:r>
-      <w:hyperlink r:id="rId82">
-        <w:r>
-          <w:rPr>
-            <w:lang w:val="zh_TW" w:bidi="zh_TW"/>
-          </w:rPr>
-          <w:rPr>
-            <w:color w:val="0000EE"/>
-            <w:u w:val="single"/>
-          </w:rPr>
-          <w:t>創4:18–22</w:t>
-        </w:r>
-      </w:hyperlink>
+      <w:r>
+        <w:rPr>
+          <w:lang w:val="zh_TW" w:bidi="zh_TW"/>
+        </w:rPr>
+        <w:t>創4:18–22</w:t>
+      </w:r>
       <w:r>
         <w:rPr>
           <w:lang w:val="zh_TW" w:bidi="zh_TW"/>
@@ -2970,54 +2442,36 @@
         </w:rPr>
         <w:t>創世記較早的章節記載，拉麥的兒女象徵畜牧、音樂與金屬工藝的起源。拉麥的歌（</w:t>
       </w:r>
-      <w:hyperlink r:id="rId83">
-        <w:r>
-          <w:rPr>
-            <w:lang w:val="zh_TW" w:bidi="zh_TW"/>
-          </w:rPr>
-          <w:rPr>
-            <w:color w:val="0000EE"/>
-            <w:u w:val="single"/>
-          </w:rPr>
-          <w:t>創4:23–24</w:t>
-        </w:r>
-      </w:hyperlink>
+      <w:r>
+        <w:rPr>
+          <w:lang w:val="zh_TW" w:bidi="zh_TW"/>
+        </w:rPr>
+        <w:t>創4:23–24</w:t>
+      </w:r>
       <w:r>
         <w:rPr>
           <w:lang w:val="zh_TW" w:bidi="zh_TW"/>
         </w:rPr>
         <w:t>）是希伯來詩歌的早期例子。在這首歌裡，拉麥誇口自己殺了一個傷害他的人，把自己的報復與該隱殺亞伯相比（</w:t>
       </w:r>
-      <w:hyperlink r:id="rId84">
-        <w:r>
-          <w:rPr>
-            <w:lang w:val="zh_TW" w:bidi="zh_TW"/>
-          </w:rPr>
-          <w:rPr>
-            <w:color w:val="0000EE"/>
-            <w:u w:val="single"/>
-          </w:rPr>
-          <w:t>創4:8–12</w:t>
-        </w:r>
-      </w:hyperlink>
+      <w:r>
+        <w:rPr>
+          <w:lang w:val="zh_TW" w:bidi="zh_TW"/>
+        </w:rPr>
+        <w:t>創4:8–12</w:t>
+      </w:r>
       <w:r>
         <w:rPr>
           <w:lang w:val="zh_TW" w:bidi="zh_TW"/>
         </w:rPr>
         <w:t>）。他說：「若殺該隱，遭報七倍，殺拉麥，必遭報七十七倍。」這首歌顯示，隨著文明發展，驕傲與暴力也隨之增長，這與耶穌關於饒恕的教導形成強烈對比──耶穌教導門徒要饒恕「七十個七次」（</w:t>
       </w:r>
-      <w:hyperlink r:id="rId85">
-        <w:r>
-          <w:rPr>
-            <w:lang w:val="zh_TW" w:bidi="zh_TW"/>
-          </w:rPr>
-          <w:rPr>
-            <w:color w:val="0000EE"/>
-            <w:u w:val="single"/>
-          </w:rPr>
-          <w:t>太18:22</w:t>
-        </w:r>
-      </w:hyperlink>
+      <w:r>
+        <w:rPr>
+          <w:lang w:val="zh_TW" w:bidi="zh_TW"/>
+        </w:rPr>
+        <w:t>太18:22</w:t>
+      </w:r>
       <w:r>
         <w:rPr>
           <w:lang w:val="zh_TW" w:bidi="zh_TW"/>
@@ -3046,90 +2500,60 @@
         </w:rPr>
         <w:t>瑪土撒拉的兒子，挪亞的父親（</w:t>
       </w:r>
-      <w:hyperlink r:id="rId86">
-        <w:r>
-          <w:rPr>
-            <w:lang w:val="zh_TW" w:bidi="zh_TW"/>
-          </w:rPr>
-          <w:rPr>
-            <w:color w:val="0000EE"/>
-            <w:u w:val="single"/>
-          </w:rPr>
-          <w:t>創5:25–31</w:t>
-        </w:r>
-      </w:hyperlink>
+      <w:r>
+        <w:rPr>
+          <w:lang w:val="zh_TW" w:bidi="zh_TW"/>
+        </w:rPr>
+        <w:t>創5:25–31</w:t>
+      </w:r>
       <w:r>
         <w:rPr>
           <w:lang w:val="zh_TW" w:bidi="zh_TW"/>
         </w:rPr>
         <w:t>；</w:t>
       </w:r>
-      <w:hyperlink r:id="rId87">
-        <w:r>
-          <w:rPr>
-            <w:lang w:val="zh_TW" w:bidi="zh_TW"/>
-          </w:rPr>
-          <w:rPr>
-            <w:color w:val="0000EE"/>
-            <w:u w:val="single"/>
-          </w:rPr>
-          <w:t>代上1:3</w:t>
-        </w:r>
-      </w:hyperlink>
+      <w:r>
+        <w:rPr>
+          <w:lang w:val="zh_TW" w:bidi="zh_TW"/>
+        </w:rPr>
+        <w:t>代上1:3</w:t>
+      </w:r>
       <w:r>
         <w:rPr>
           <w:lang w:val="zh_TW" w:bidi="zh_TW"/>
         </w:rPr>
         <w:t>）。挪亞出生時，拉麥盼望這孩子能使人類從降在亞當身上的咒詛中得著安慰（</w:t>
       </w:r>
-      <w:hyperlink r:id="rId88">
-        <w:r>
-          <w:rPr>
-            <w:lang w:val="zh_TW" w:bidi="zh_TW"/>
-          </w:rPr>
-          <w:rPr>
-            <w:color w:val="0000EE"/>
-            <w:u w:val="single"/>
-          </w:rPr>
-          <w:t>創5:29</w:t>
-        </w:r>
-      </w:hyperlink>
+      <w:r>
+        <w:rPr>
+          <w:lang w:val="zh_TW" w:bidi="zh_TW"/>
+        </w:rPr>
+        <w:t>創5:29</w:t>
+      </w:r>
       <w:r>
         <w:rPr>
           <w:lang w:val="zh_TW" w:bidi="zh_TW"/>
         </w:rPr>
         <w:t>；參</w:t>
       </w:r>
-      <w:hyperlink r:id="rId89">
-        <w:r>
-          <w:rPr>
-            <w:lang w:val="zh_TW" w:bidi="zh_TW"/>
-          </w:rPr>
-          <w:rPr>
-            <w:color w:val="0000EE"/>
-            <w:u w:val="single"/>
-          </w:rPr>
-          <w:t>創3:17</w:t>
-        </w:r>
-      </w:hyperlink>
+      <w:r>
+        <w:rPr>
+          <w:lang w:val="zh_TW" w:bidi="zh_TW"/>
+        </w:rPr>
+        <w:t>創3:17</w:t>
+      </w:r>
       <w:r>
         <w:rPr>
           <w:lang w:val="zh_TW" w:bidi="zh_TW"/>
         </w:rPr>
         <w:t>）。他活到777歲，是洪水發生前壽命最長的人之一。死海古卷記載拉麥與他父親瑪土撒拉之間的長篇對話。記載於</w:t>
       </w:r>
-      <w:hyperlink r:id="rId90">
-        <w:r>
-          <w:rPr>
-            <w:lang w:val="zh_TW" w:bidi="zh_TW"/>
-          </w:rPr>
-          <w:rPr>
-            <w:color w:val="0000EE"/>
-            <w:u w:val="single"/>
-          </w:rPr>
-          <w:t>路加福音三章36節</w:t>
-        </w:r>
-      </w:hyperlink>
+      <w:r>
+        <w:rPr>
+          <w:lang w:val="zh_TW" w:bidi="zh_TW"/>
+        </w:rPr>
+        <w:t>路加福音三章36節</w:t>
+      </w:r>
       <w:r>
         <w:rPr>
           <w:lang w:val="zh_TW" w:bidi="zh_TW"/>
@@ -3204,18 +2628,12 @@
         </w:rPr>
         <w:t>一個地名，除此之外沒有其它資訊。在一段古老的記載中，它被用來指示迦南人所居之地的南界（</w:t>
       </w:r>
-      <w:hyperlink r:id="rId91">
-        <w:r>
-          <w:rPr>
-            <w:lang w:val="zh_TW" w:bidi="zh_TW"/>
-          </w:rPr>
-          <w:rPr>
-            <w:color w:val="0000EE"/>
-            <w:u w:val="single"/>
-          </w:rPr>
-          <w:t>創10:19</w:t>
-        </w:r>
-      </w:hyperlink>
+      <w:r>
+        <w:rPr>
+          <w:lang w:val="zh_TW" w:bidi="zh_TW"/>
+        </w:rPr>
+        <w:t>創10:19</w:t>
+      </w:r>
       <w:r>
         <w:rPr>
           <w:lang w:val="zh_TW" w:bidi="zh_TW"/>
@@ -3270,54 +2688,36 @@
         </w:rPr>
         <w:t>法勒的兒子，西鹿的父親。他是閃的後裔（</w:t>
       </w:r>
-      <w:hyperlink r:id="rId92">
-        <w:r>
-          <w:rPr>
-            <w:lang w:val="zh_TW" w:bidi="zh_TW"/>
-          </w:rPr>
-          <w:rPr>
-            <w:color w:val="0000EE"/>
-            <w:u w:val="single"/>
-          </w:rPr>
-          <w:t>創11:18–21</w:t>
-        </w:r>
-      </w:hyperlink>
+      <w:r>
+        <w:rPr>
+          <w:lang w:val="zh_TW" w:bidi="zh_TW"/>
+        </w:rPr>
+        <w:t>創11:18–21</w:t>
+      </w:r>
       <w:r>
         <w:rPr>
           <w:lang w:val="zh_TW" w:bidi="zh_TW"/>
         </w:rPr>
         <w:t>；</w:t>
       </w:r>
-      <w:hyperlink r:id="rId93">
-        <w:r>
-          <w:rPr>
-            <w:lang w:val="zh_TW" w:bidi="zh_TW"/>
-          </w:rPr>
-          <w:rPr>
-            <w:color w:val="0000EE"/>
-            <w:u w:val="single"/>
-          </w:rPr>
-          <w:t>代上1:25</w:t>
-        </w:r>
-      </w:hyperlink>
+      <w:r>
+        <w:rPr>
+          <w:lang w:val="zh_TW" w:bidi="zh_TW"/>
+        </w:rPr>
+        <w:t>代上1:25</w:t>
+      </w:r>
       <w:r>
         <w:rPr>
           <w:lang w:val="zh_TW" w:bidi="zh_TW"/>
         </w:rPr>
         <w:t>）。他在</w:t>
       </w:r>
-      <w:hyperlink r:id="rId94">
-        <w:r>
-          <w:rPr>
-            <w:lang w:val="zh_TW" w:bidi="zh_TW"/>
-          </w:rPr>
-          <w:rPr>
-            <w:color w:val="0000EE"/>
-            <w:u w:val="single"/>
-          </w:rPr>
-          <w:t>路加福音三章35節</w:t>
-        </w:r>
-      </w:hyperlink>
+      <w:r>
+        <w:rPr>
+          <w:lang w:val="zh_TW" w:bidi="zh_TW"/>
+        </w:rPr>
+        <w:t>路加福音三章35節</w:t>
+      </w:r>
       <w:r>
         <w:rPr>
           <w:lang w:val="zh_TW" w:bidi="zh_TW"/>
